--- a/output/e4d0e0712aeb4be1/book_ru.docx
+++ b/output/e4d0e0712aeb4be1/book_ru.docx
@@ -325,7 +325,7 @@
         <w:jc w:val="both"/>
       </w:pPr>
       <w:r>
-        <w:t>Систематические факторы, включая дефицит витаминов и расстройства метаболизма, также были вовлечены в развитие MPS [25]. Например, дефицит витамина D стал значительным фактором риска. Этот дефицит может нарушить мышечную функцию и способствовать устойчивости МТРП [27]. Аналогичным образом, гипотиреоидизм связан с обобщенной мышечной слабостью и усталостью, которые предрасполагают людей к развитию МТРП, уменьшая способность мышц восстанавливаться от ежедневного стресса [28].</w:t>
+        <w:t>Систематические факторы, включая дефицит витаминов и расстройства метаболизма, также были вовлечены в развитие MPS [25]. Например, дефицит витамина стал значительным фактором риска. Этот дефицит может нарушить мышечную функцию и способствовать устойчивости МТРП [27]. Аналогичным образом, гипотиреоидизм связан с обобщенной мышечной слабостью и усталостью, которые предрасполагают людей к развитию МТРП, уменьшая способность мышц восстанавливаться от ежедневного стресса [28].</w:t>
       </w:r>
     </w:p>
     <w:p>
@@ -732,23 +732,12 @@
         <w:jc w:val="both"/>
       </w:pPr>
       <w:r>
-        <w:t>Диагностика MPS остается сложной из-за отсутствия широко принятых, объективных и стандартизированных критериев. Диагноз обычно основывается на субъективных клинических критериях, включая боль, о которой сообщается пациентом, исключение других патологий и клиническую пальпацию МТРП Механистическая гипотеза Центральный или периферический механизм Ключевые особенности Предложенный патофизиологический процесс</w:t>
+        <w:t>Диагностика MPS остается сложной из-за отсутствия широко принятых, объективных и стандартизированных критериев. Диагноз обычно основывается на субъективных клинических критериях, включая боль, о которой сообщается пациентом, исключение других патологий и клиническую пальпацию МТРП Механистическая гипотеза Центральный или периферический механизм Ключевые особенности Предложенный патофизиологический процесс [82]. Однако эти критерии не стандартизированы, что приводит к изменчивости в диагностике МПС среди клиников.</w:t>
       </w:r>
     </w:p>
     <w:p>
       <w:r>
         <w:br w:type="page"/>
-      </w:r>
-    </w:p>
-    <w:p>
-      <w:pPr>
-        <w:widowControl/>
-        <w:spacing w:after="160" w:before="0" w:line="276" w:lineRule="auto"/>
-        <w:ind w:firstLine="0"/>
-        <w:jc w:val="both"/>
-      </w:pPr>
-      <w:r>
-        <w:t>[82]. Однако эти критерии не стандартизированы, что приводит к изменчивости в диагностике МПС среди клиников.</w:t>
       </w:r>
     </w:p>
     <w:p>
@@ -858,7 +847,7 @@
         <w:jc w:val="both"/>
       </w:pPr>
       <w:r>
-        <w:t>Модальность Диагностическая стратегия Основные преимущества Основные недостатки Рисунок 2 Открытый в фиг. Viewer PowerPoint соотношение ответа на боль с алгометрией чтения может быть более болезненным, чем пальпация и менее специфичным; отсутствует подробное описание МТРП УЗИ [103- 105] Выявляет гипоэхоические области, напряженные полосы и сниженную амплитуду вибрации в мышечной ткани Идентифицирует немыслимые триггерные точки; визуализирует структурные изменения в мышечной ткани диагностики точность носа не полностью подтверждена; требует обучения оператора Вибрационные меры жесткость Неинвазивная Ограниченная клиническая доступность; 6 Дифференциальная диагностика</w:t>
+        <w:t>Модальность Стратегия диагностики Основные преимущества Основные недостатки Рисунок 2 Открытый в просмотре фиг. Флошовый диаграмм PowerPoint, изображающий предлагаемый диагностический путь оценки для пациентов с подозрением на миофаз. CWP, хроническая широко распространенная боль; EMG, электромиография; MPS, миофазциальный болевой синдром; MRE, магнитно-резонансная эластография; МРТ, магнитно-резонансная визуализация; MTrP, миофазциальная точка триггера; QST, количественное сенсорное тестирование.</w:t>
       </w:r>
     </w:p>
     <w:p>
@@ -869,12 +858,7 @@
         <w:jc w:val="both"/>
       </w:pPr>
       <w:r>
-        <w:t>Диагностика МПС также сложна, поскольку ее клиническая характеристика может перекрываться с несколькими другими хроническими болевыми состояниями, включая фибромиалгию, невропатические болевые состояния и расстройства суставов.</w:t>
-      </w:r>
-    </w:p>
-    <w:p>
-      <w:r>
-        <w:br w:type="page"/>
+        <w:t>соотношение ответа на боль с алгометрией чтения может быть более болезненным, чем пальпация и менее специфичным; отсутствует подробное описание МТРП УЗИ [103- 105] Выявляет гипоэхоические области, напряженные полосы и сниженную амплитуду вибрации в мышечной ткани Идентифицирует немыслимые триггерные точки; визуализирует структурные изменения в мышечной ткани диагностики точность носа не полностью подтверждена; требует обучения оператора Вибрационные меры жесткость Неинвазивная Ограниченная клиническая доступность; 6 Дифференциальная диагностика</w:t>
       </w:r>
     </w:p>
     <w:p>
@@ -885,7 +869,12 @@
         <w:jc w:val="both"/>
       </w:pPr>
       <w:r>
-        <w:t>Диагностическая схема, описывающая предлагаемый диагностический путь оценки для пациентов с подозрением на синдром миофасциальной боли. CWP, хроническая широко распространенная боль; EMG, электромиография; MPS, миофасциальный синдром боли; MRE, магнитно-резонансная эластография; МРТ, магнитно-резонансная визуализация; MTrP, точка триггера миофасциальной боли; QST, количественные сенсорные тесты.</w:t>
+        <w:t>Диагностика МПС также сложна, поскольку ее клиническая характеристика может перекрываться с несколькими другими хроническими болевыми состояниями, включая фибромиалгию, невропатические болевые состояния и расстройства суставов.</w:t>
+      </w:r>
+    </w:p>
+    <w:p>
+      <w:r>
+        <w:br w:type="page"/>
       </w:r>
     </w:p>
     <w:p>
@@ -1194,7 +1183,23 @@
         <w:jc w:val="left"/>
       </w:pPr>
       <w:r>
-        <w:t>7.1.2 Антидепрессанты 7.1.2.1 Трициклические антидепрессанты</w:t>
+        <w:t>7.1.2 Антидепрессанты 7.1.2.1 Трициклические антидепрессанты (ТДК) Амитриптилин и нотриптилин - трициклические антидепрессанты</w:t>
+      </w:r>
+    </w:p>
+    <w:p>
+      <w:r>
+        <w:br w:type="page"/>
+      </w:r>
+    </w:p>
+    <w:p>
+      <w:pPr>
+        <w:pStyle w:val="Heading3"/>
+        <w:keepNext/>
+        <w:spacing w:before="200" w:after="120"/>
+        <w:jc w:val="left"/>
+      </w:pPr>
+      <w:r>
+        <w:t>7.1.2.2 Серотонергические модуляторы</w:t>
       </w:r>
     </w:p>
     <w:p>
@@ -1205,23 +1210,7 @@
         <w:jc w:val="both"/>
       </w:pPr>
       <w:r>
-        <w:t>Амитриптилин и нотриптилин - трициклические антидепрессанты (ТЦА), обычно используемые в лечении хронической боли для их анальгетических эффектов, достигаемых путем ингибирования повторного восприятия норепинефрина и серотонина, что улучшает нисходящие пути модуляции боли [152, 153]. В одном исследовании показано значительное улучшение миофасциальной нежности и интенсивности головных болей при приеме амитриптилина по сравнению с плацебо у пациентов с хроническими головными болями типа напряжения [154]. В другом клиническом исследовании на MPS и TMJD было обнаружено значительное снижение боли на 6 недель и 1 год при применении амитриптилина, хотя эффект со временем уменьшился, и улучшения в показателях депрессии не наблюдалось [155]. В наблюдаемом исследовании сообщалось о клинически значимых снижениях боли как при амитриптилине, так и при нотриптилине у пациентов с масткатарической миофазальной болью, при этом нотриптилин показал незначительно большую эффективность [156]. В то время как амитриптилин и нотриптилин показали краткосрочные и среднесрочные преимущества в уменьшении боли у пациентов с MPS, для определения их долгосрочной эффективности недостаточно доказательств.</w:t>
-      </w:r>
-    </w:p>
-    <w:p>
-      <w:r>
-        <w:br w:type="page"/>
-      </w:r>
-    </w:p>
-    <w:p>
-      <w:pPr>
-        <w:pStyle w:val="Heading3"/>
-        <w:keepNext/>
-        <w:spacing w:before="200" w:after="120"/>
-        <w:jc w:val="left"/>
-      </w:pPr>
-      <w:r>
-        <w:t>7.1.2.2 Серотонергические модуляторы</w:t>
+        <w:t>Циталопрам, селективный ингибитор восприятия серотонина (SSRI), увеличивает доступность серотонина, блокируя его восприятие, потенциально модулируя восприятие боли посредством его воздействия на нейротрансмиссию в центральной нервной системе [157, 158]. Тем не менее, исследование РКТ у пациентов с хроническими головными болями напряженного типа не обнаружило существенных различий между циталопрамом и плацебо в снижении миофасциальной нежности, интенсивности головных болей или ППТ [154].</w:t>
       </w:r>
     </w:p>
     <w:p>
@@ -1232,7 +1221,7 @@
         <w:jc w:val="both"/>
       </w:pPr>
       <w:r>
-        <w:t>Циталопрам, селективный ингибитор восприятия серотонина (SSRI), увеличивает доступность серотонина, блокируя его восприятие, потенциально модулируя восприятие боли посредством его воздействия на нейротрансмиссию в центральной нервной системе [157, 158]. Тем не менее, исследование РКТ у пациентов с хроническими головными болями напряженного типа не обнаружило существенных различий между циталопрамом и плацебо в снижении миофасциальной нежности, интенсивности головных болей или ППТ [154].</w:t>
+        <w:t>Суматриптан, агонист рецепторов 5-HT1B/1D, используемый для его вазоконстриктивных и болеутоляющих эффектов [159], показал ограниченную эффективность в кроссоверном пилотном исследовании на MPS мышц временной клетки, без существенных различий по сравнению с плацебо [160].</w:t>
       </w:r>
     </w:p>
     <w:p>
@@ -1243,7 +1232,7 @@
         <w:jc w:val="both"/>
       </w:pPr>
       <w:r>
-        <w:t>Суматриптан, агонист рецепторов 5-HT1B/1D, используемый для его вазоконстриктивных и болеутоляющих эффектов [159], показал ограниченную эффективность в кроссоверном пилотном исследовании на MPS мышц временной клетки, без существенных различий по сравнению с плацебо [160].</w:t>
+        <w:t>Тропицетрон, традиционно используемый для лечения каймотерапевтически вызванных тошноты, продемонстрировал потенциальные анальгетические эффекты при мышечно-скелетной боли, ингибируя высвобождение вещества Р и нейропептидов от ноцицепторов [161]. В результате исследования было установлено, что местные инъекции тропицетрона в точке триггера значительно снижают интенсивность боли по сравнению с исходным показателем в 7 дней после инъекции [161].</w:t>
       </w:r>
     </w:p>
     <w:p>
@@ -1254,7 +1243,18 @@
         <w:jc w:val="both"/>
       </w:pPr>
       <w:r>
-        <w:t>Тропицетрон, традиционно используемый для лечения каймотерапевтически вызванных тошноты, продемонстрировал потенциальные анальгетические эффекты при мышечно-скелетной боли, ингибируя высвобождение вещества Р и нейропептидов от ноцицепторов [161]. В результате исследования было установлено, что местные инъекции тропицетрона в точке триггера значительно снижают интенсивность боли по сравнению с исходным показателем в 7 дней после инъекции [161].</w:t>
+        <w:t>Нет достаточных доказательств для определения эффективности циталопрама, суматриптана или тропицетрона при лечении МПП, поскольку ограниченные РТК не показывают значительного улучшения результатов по сравнению с плацебо.</w:t>
+      </w:r>
+    </w:p>
+    <w:p>
+      <w:pPr>
+        <w:pStyle w:val="Heading3"/>
+        <w:keepNext/>
+        <w:spacing w:before="200" w:after="120"/>
+        <w:jc w:val="left"/>
+      </w:pPr>
+      <w:r>
+        <w:t>7.1.3 Антиконвулсанты 7.1.3.1 Габапентин</w:t>
       </w:r>
     </w:p>
     <w:p>
@@ -1265,51 +1265,18 @@
         <w:jc w:val="both"/>
       </w:pPr>
       <w:r>
-        <w:t>Нет достаточных доказательств для определения эффективности циталопрама, суматриптана или тропицетрона при лечении МПП, поскольку ограниченные РТК не показывают значительного улучшения результатов по сравнению с плацебо.</w:t>
-      </w:r>
-    </w:p>
-    <w:p>
-      <w:pPr>
-        <w:pStyle w:val="Heading3"/>
-        <w:keepNext/>
-        <w:spacing w:before="200" w:after="120"/>
-        <w:jc w:val="left"/>
-      </w:pPr>
-      <w:r>
-        <w:t>7.1.3 Антиконвулсанты 7.1.3.1 Габапентин</w:t>
-      </w:r>
-    </w:p>
-    <w:p>
-      <w:pPr>
-        <w:widowControl/>
-        <w:spacing w:after="160" w:before="0" w:line="276" w:lineRule="auto"/>
-        <w:ind w:firstLine="0"/>
-        <w:jc w:val="both"/>
-      </w:pPr>
-      <w:r>
         <w:t>Габапентин, обычно назначаемый для невропатической боли, снижает нервную возбудимость путем привязки к α2-δ1 подразделу кальциевых каналов с напряжением [162]. В то время как никакие РКТ не оценивали габапентин специально для MPS, наблюдаемые данные от открытых исследований предполагают некоторые улучшения боли внутри группы [163]. Однако, по сравнению с ТКА, габапентин был менее эффективным, и у меньшего числа пациентов наблюдалось значительное облегчение боли [164].</w:t>
       </w:r>
     </w:p>
     <w:p>
       <w:pPr>
-        <w:pStyle w:val="Heading3"/>
-        <w:keepNext/>
-        <w:spacing w:before="200" w:after="120"/>
-        <w:jc w:val="left"/>
-      </w:pPr>
-      <w:r>
-        <w:t>7.1.4 Анальгетики 7.1.4.1 Нестероидные противовоспалительные препараты (НСАИ)</w:t>
-      </w:r>
-    </w:p>
-    <w:p>
-      <w:pPr>
-        <w:widowControl/>
-        <w:spacing w:after="160" w:before="0" w:line="276" w:lineRule="auto"/>
-        <w:ind w:firstLine="0"/>
-        <w:jc w:val="both"/>
-      </w:pPr>
-      <w:r>
-        <w:t>Флурбипрофен, неселективный ингибитор циклооксигеназы (COX), оказывает противовоспалительные и анальгетические эффекты [165]. В одном исследовании у пациентов с МПС было установлено, что пероральный флорбипрофен значительно улучшил тяжесть боли, нежность, РОМ и качество жизни в группе лечения; однако, эти результаты не были превосходными, чем те, которые были достигнуты при сухой иглой (ДН) или лидокаинных инъекциях [166].</w:t>
+        <w:pStyle w:val="Heading2"/>
+        <w:keepNext/>
+        <w:spacing w:before="280" w:after="160"/>
+        <w:jc w:val="left"/>
+      </w:pPr>
+      <w:r>
+        <w:t>7.1.4 Анальгетики 7.1.4.1 Нестероидные противовоспалительные препараты (НСАИ) Флорбипрофен, неселективный ингибитор циклооксигеназы (COX), оказывает противовоспалительные и анальгетические эффекты [165]. В одном исследовании у пациентов с МПС было установлено, что пероральный флорбипрофен значительно улучшил тяжесть боли, нежность, РОМ и качество жизни в группе лечения; однако, эти результаты не были превосходными, чем те, которые были достигнуты при сухой иглой (ДН) или лидокаинных инъекциях [166].</w:t>
       </w:r>
     </w:p>
     <w:p>
@@ -1922,7 +1889,7 @@
         <w:jc w:val="both"/>
       </w:pPr>
       <w:r>
-        <w:t>J.Р.S. была поддержана стипендией Канады для выпускников из канадских институтов исследований здравоохранения (CIHR) и стипендией Онтарио для выпускников.</w:t>
+        <w:t>J. Р. S. была поддержана стипендией Канады для выпускников из канадских институтов исследований здравоохранения (CIHR) и стипендией Онтарио для выпускников.</w:t>
       </w:r>
     </w:p>
     <w:p>
@@ -2064,6 +2031,17 @@
     </w:p>
     <w:p>
       <w:pPr>
+        <w:pStyle w:val="Heading2"/>
+        <w:keepNext/>
+        <w:spacing w:before="280" w:after="160"/>
+        <w:jc w:val="left"/>
+      </w:pPr>
+      <w:r>
+        <w:t>Ученый Google</w:t>
+      </w:r>
+    </w:p>
+    <w:p>
+      <w:pPr>
         <w:widowControl/>
         <w:spacing w:after="160" w:before="0" w:line="276" w:lineRule="auto"/>
         <w:ind w:firstLine="0"/>
@@ -2075,6 +2053,17 @@
     </w:p>
     <w:p>
       <w:pPr>
+        <w:pStyle w:val="Heading2"/>
+        <w:keepNext/>
+        <w:spacing w:before="280" w:after="160"/>
+        <w:jc w:val="left"/>
+      </w:pPr>
+      <w:r>
+        <w:t>PubMed Web of Science® Google Scholar</w:t>
+      </w:r>
+    </w:p>
+    <w:p>
+      <w:pPr>
         <w:pStyle w:val="Heading1"/>
         <w:keepNext/>
         <w:spacing w:before="360" w:after="240"/>
@@ -2082,6 +2071,17 @@
       </w:pPr>
       <w:r>
         <w:t>4 Р. Д. Гервин, Диагностика миофасциального синдрома боли, Физическая медицина и реабилитационные клиники Северной Америки</w:t>
+      </w:r>
+    </w:p>
+    <w:p>
+      <w:pPr>
+        <w:pStyle w:val="Heading2"/>
+        <w:keepNext/>
+        <w:spacing w:before="280" w:after="160"/>
+        <w:jc w:val="left"/>
+      </w:pPr>
+      <w:r>
+        <w:t>PubMed Web of Science® Google Scholar</w:t>
       </w:r>
     </w:p>
     <w:p>
@@ -2097,6 +2097,17 @@
     </w:p>
     <w:p>
       <w:pPr>
+        <w:pStyle w:val="Heading2"/>
+        <w:keepNext/>
+        <w:spacing w:before="280" w:after="160"/>
+        <w:jc w:val="left"/>
+      </w:pPr>
+      <w:r>
+        <w:t>PubMed Web of Science® Google Scholar</w:t>
+      </w:r>
+    </w:p>
+    <w:p>
+      <w:pPr>
         <w:widowControl/>
         <w:spacing w:after="160" w:before="0" w:line="276" w:lineRule="auto"/>
         <w:ind w:firstLine="0"/>
@@ -2108,6 +2119,17 @@
     </w:p>
     <w:p>
       <w:pPr>
+        <w:pStyle w:val="Heading2"/>
+        <w:keepNext/>
+        <w:spacing w:before="280" w:after="160"/>
+        <w:jc w:val="left"/>
+      </w:pPr>
+      <w:r>
+        <w:t>PubMed Web of Science® Google Scholar</w:t>
+      </w:r>
+    </w:p>
+    <w:p>
+      <w:pPr>
         <w:widowControl/>
         <w:spacing w:after="160" w:before="0" w:line="276" w:lineRule="auto"/>
         <w:ind w:firstLine="0"/>
@@ -2119,6 +2141,17 @@
     </w:p>
     <w:p>
       <w:pPr>
+        <w:pStyle w:val="Heading2"/>
+        <w:keepNext/>
+        <w:spacing w:before="280" w:after="160"/>
+        <w:jc w:val="left"/>
+      </w:pPr>
+      <w:r>
+        <w:t>Ученый Google</w:t>
+      </w:r>
+    </w:p>
+    <w:p>
+      <w:pPr>
         <w:widowControl/>
         <w:spacing w:after="160" w:before="0" w:line="276" w:lineRule="auto"/>
         <w:ind w:firstLine="0"/>
@@ -2130,6 +2163,17 @@
     </w:p>
     <w:p>
       <w:pPr>
+        <w:pStyle w:val="Heading2"/>
+        <w:keepNext/>
+        <w:spacing w:before="280" w:after="160"/>
+        <w:jc w:val="left"/>
+      </w:pPr>
+      <w:r>
+        <w:t>CAS PubMed Web of Science® Google Scholar</w:t>
+      </w:r>
+    </w:p>
+    <w:p>
+      <w:pPr>
         <w:widowControl/>
         <w:spacing w:after="160" w:before="0" w:line="276" w:lineRule="auto"/>
         <w:ind w:firstLine="0"/>
@@ -2146,6 +2190,17 @@
     </w:p>
     <w:p>
       <w:pPr>
+        <w:pStyle w:val="Heading2"/>
+        <w:keepNext/>
+        <w:spacing w:before="280" w:after="160"/>
+        <w:jc w:val="left"/>
+      </w:pPr>
+      <w:r>
+        <w:t>CAS PubMed Web of Science® Google Scholar</w:t>
+      </w:r>
+    </w:p>
+    <w:p>
+      <w:pPr>
         <w:widowControl/>
         <w:spacing w:after="160" w:before="0" w:line="276" w:lineRule="auto"/>
         <w:ind w:firstLine="0"/>
@@ -2157,6 +2212,17 @@
     </w:p>
     <w:p>
       <w:pPr>
+        <w:pStyle w:val="Heading2"/>
+        <w:keepNext/>
+        <w:spacing w:before="280" w:after="160"/>
+        <w:jc w:val="left"/>
+      </w:pPr>
+      <w:r>
+        <w:t>CAS PubMed Web of Science® Google Scholar</w:t>
+      </w:r>
+    </w:p>
+    <w:p>
+      <w:pPr>
         <w:spacing w:before="120" w:after="120"/>
         <w:jc w:val="center"/>
       </w:pPr>
@@ -2169,6 +2235,17 @@
     </w:p>
     <w:p>
       <w:pPr>
+        <w:pStyle w:val="Heading2"/>
+        <w:keepNext/>
+        <w:spacing w:before="280" w:after="160"/>
+        <w:jc w:val="left"/>
+      </w:pPr>
+      <w:r>
+        <w:t>CAS PubMed Web of Science® Google Scholar</w:t>
+      </w:r>
+    </w:p>
+    <w:p>
+      <w:pPr>
         <w:widowControl/>
         <w:spacing w:after="160" w:before="0" w:line="276" w:lineRule="auto"/>
         <w:ind w:firstLine="0"/>
@@ -2180,6 +2257,17 @@
     </w:p>
     <w:p>
       <w:pPr>
+        <w:pStyle w:val="Heading2"/>
+        <w:keepNext/>
+        <w:spacing w:before="280" w:after="160"/>
+        <w:jc w:val="left"/>
+      </w:pPr>
+      <w:r>
+        <w:t>Ученый Google</w:t>
+      </w:r>
+    </w:p>
+    <w:p>
+      <w:pPr>
         <w:spacing w:before="120" w:after="120"/>
         <w:jc w:val="center"/>
       </w:pPr>
@@ -2192,6 +2280,17 @@
     </w:p>
     <w:p>
       <w:pPr>
+        <w:pStyle w:val="Heading2"/>
+        <w:keepNext/>
+        <w:spacing w:before="280" w:after="160"/>
+        <w:jc w:val="left"/>
+      </w:pPr>
+      <w:r>
+        <w:t>CAS PubMed Web of Science® Google Scholar</w:t>
+      </w:r>
+    </w:p>
+    <w:p>
+      <w:pPr>
         <w:widowControl/>
         <w:spacing w:after="160" w:before="0" w:line="276" w:lineRule="auto"/>
         <w:ind w:firstLine="0"/>
@@ -2203,6 +2302,17 @@
     </w:p>
     <w:p>
       <w:pPr>
+        <w:pStyle w:val="Heading2"/>
+        <w:keepNext/>
+        <w:spacing w:before="280" w:after="160"/>
+        <w:jc w:val="left"/>
+      </w:pPr>
+      <w:r>
+        <w:t>PubMed Web of Science® Google Scholar</w:t>
+      </w:r>
+    </w:p>
+    <w:p>
+      <w:pPr>
         <w:widowControl/>
         <w:spacing w:after="160" w:before="0" w:line="276" w:lineRule="auto"/>
         <w:ind w:firstLine="0"/>
@@ -2214,6 +2324,17 @@
     </w:p>
     <w:p>
       <w:pPr>
+        <w:pStyle w:val="Heading2"/>
+        <w:keepNext/>
+        <w:spacing w:before="280" w:after="160"/>
+        <w:jc w:val="left"/>
+      </w:pPr>
+      <w:r>
+        <w:t>PubMed Web of Science® Google Scholar</w:t>
+      </w:r>
+    </w:p>
+    <w:p>
+      <w:pPr>
         <w:widowControl/>
         <w:spacing w:after="160" w:before="0" w:line="276" w:lineRule="auto"/>
         <w:ind w:firstLine="0"/>
@@ -2224,6 +2345,17 @@
       </w:r>
     </w:p>
     <w:p>
+      <w:pPr>
+        <w:pStyle w:val="Heading2"/>
+        <w:keepNext/>
+        <w:spacing w:before="280" w:after="160"/>
+        <w:jc w:val="left"/>
+      </w:pPr>
+      <w:r>
+        <w:t>PubMed Web of Science® Google Scholar</w:t>
+      </w:r>
+    </w:p>
+    <w:p>
       <w:r>
         <w:br w:type="page"/>
       </w:r>
@@ -2241,6 +2373,17 @@
     </w:p>
     <w:p>
       <w:pPr>
+        <w:pStyle w:val="Heading2"/>
+        <w:keepNext/>
+        <w:spacing w:before="280" w:after="160"/>
+        <w:jc w:val="left"/>
+      </w:pPr>
+      <w:r>
+        <w:t>Ученый Google</w:t>
+      </w:r>
+    </w:p>
+    <w:p>
+      <w:pPr>
         <w:pStyle w:val="Heading1"/>
         <w:keepNext/>
         <w:spacing w:before="360" w:after="240"/>
@@ -2248,6 +2391,17 @@
       </w:pPr>
       <w:r>
         <w:t>18 Р. Беннет, Миофазциальные болевые синдромы и их оценка, Лучшая практика и исследования клиническая ревматология 21, No 3</w:t>
+      </w:r>
+    </w:p>
+    <w:p>
+      <w:pPr>
+        <w:pStyle w:val="Heading2"/>
+        <w:keepNext/>
+        <w:spacing w:before="280" w:after="160"/>
+        <w:jc w:val="left"/>
+      </w:pPr>
+      <w:r>
+        <w:t>PubMed Web of Science® Google Scholar</w:t>
       </w:r>
     </w:p>
     <w:p>
@@ -2263,6 +2417,17 @@
     </w:p>
     <w:p>
       <w:pPr>
+        <w:pStyle w:val="Heading2"/>
+        <w:keepNext/>
+        <w:spacing w:before="280" w:after="160"/>
+        <w:jc w:val="left"/>
+      </w:pPr>
+      <w:r>
+        <w:t>Ученый Google</w:t>
+      </w:r>
+    </w:p>
+    <w:p>
+      <w:pPr>
         <w:widowControl/>
         <w:spacing w:after="160" w:before="0" w:line="276" w:lineRule="auto"/>
         <w:ind w:firstLine="0"/>
@@ -2274,6 +2439,17 @@
     </w:p>
     <w:p>
       <w:pPr>
+        <w:pStyle w:val="Heading2"/>
+        <w:keepNext/>
+        <w:spacing w:before="280" w:after="160"/>
+        <w:jc w:val="left"/>
+      </w:pPr>
+      <w:r>
+        <w:t>PubMed Web of Science® Google Scholar</w:t>
+      </w:r>
+    </w:p>
+    <w:p>
+      <w:pPr>
         <w:pStyle w:val="Heading1"/>
         <w:keepNext/>
         <w:spacing w:before="360" w:after="240"/>
@@ -2281,6 +2457,17 @@
       </w:pPr>
       <w:r>
         <w:t>21 Дж. Эдвардс, Важность позурных привычек в устойчивом устранении боли в миофазциальной триггерной точке, Иглоукалывание в</w:t>
+      </w:r>
+    </w:p>
+    <w:p>
+      <w:pPr>
+        <w:pStyle w:val="Heading2"/>
+        <w:keepNext/>
+        <w:spacing w:before="280" w:after="160"/>
+        <w:jc w:val="left"/>
+      </w:pPr>
+      <w:r>
+        <w:t>PubMed Google Scholar</w:t>
       </w:r>
     </w:p>
     <w:p>
@@ -2296,6 +2483,17 @@
     </w:p>
     <w:p>
       <w:pPr>
+        <w:pStyle w:val="Heading2"/>
+        <w:keepNext/>
+        <w:spacing w:before="280" w:after="160"/>
+        <w:jc w:val="left"/>
+      </w:pPr>
+      <w:r>
+        <w:t>PubMed Web of Science® Google Scholar</w:t>
+      </w:r>
+    </w:p>
+    <w:p>
+      <w:pPr>
         <w:widowControl/>
         <w:spacing w:after="160" w:before="0" w:line="276" w:lineRule="auto"/>
         <w:ind w:firstLine="0"/>
@@ -2307,6 +2505,17 @@
     </w:p>
     <w:p>
       <w:pPr>
+        <w:pStyle w:val="Heading2"/>
+        <w:keepNext/>
+        <w:spacing w:before="280" w:after="160"/>
+        <w:jc w:val="left"/>
+      </w:pPr>
+      <w:r>
+        <w:t>CAS PubMed Web of Science® Google Scholar</w:t>
+      </w:r>
+    </w:p>
+    <w:p>
+      <w:pPr>
         <w:widowControl/>
         <w:spacing w:after="160" w:before="0" w:line="276" w:lineRule="auto"/>
         <w:ind w:firstLine="0"/>
@@ -2317,6 +2526,17 @@
       </w:r>
     </w:p>
     <w:p>
+      <w:pPr>
+        <w:pStyle w:val="Heading2"/>
+        <w:keepNext/>
+        <w:spacing w:before="280" w:after="160"/>
+        <w:jc w:val="left"/>
+      </w:pPr>
+      <w:r>
+        <w:t>Ученый Google</w:t>
+      </w:r>
+    </w:p>
+    <w:p>
       <w:r>
         <w:br w:type="page"/>
       </w:r>
@@ -2330,6 +2550,17 @@
       </w:pPr>
       <w:r>
         <w:t>25 Р. Д. Гервин, Управление миофазциальными болевыми синдромами, Журнал мышечно-скелетной боли 1, No 34 (1993): 8394.</w:t>
+      </w:r>
+    </w:p>
+    <w:p>
+      <w:pPr>
+        <w:pStyle w:val="Heading2"/>
+        <w:keepNext/>
+        <w:spacing w:before="280" w:after="160"/>
+        <w:jc w:val="left"/>
+      </w:pPr>
+      <w:r>
+        <w:t>Ученый Google</w:t>
       </w:r>
     </w:p>
     <w:p>
@@ -2340,7 +2571,18 @@
         <w:jc w:val="both"/>
       </w:pPr>
       <w:r>
-        <w:t>26 П. Чаннаронг и С. Фонгамвонг, Факторы распространенности и риска дефицита витамина D среди пациентов с хроническим миофазциальным синдромом боли: кросс-секционное исследование, BMC Nutrition 9, no. 1 (2023): 129.</w:t>
+        <w:t>26 П. Чаннаронг и С. Фонгамвонг, Факторы распространенности и риска дефицита витамина среди пациентов с хроническим миофазциальным синдромом боли: кросс-секционное исследование, BMC Nutrition 9, no. 1 (2023): 129.</w:t>
+      </w:r>
+    </w:p>
+    <w:p>
+      <w:pPr>
+        <w:pStyle w:val="Heading2"/>
+        <w:keepNext/>
+        <w:spacing w:before="280" w:after="160"/>
+        <w:jc w:val="left"/>
+      </w:pPr>
+      <w:r>
+        <w:t>PubMed Web of Science® Google Scholar</w:t>
       </w:r>
     </w:p>
     <w:p>
@@ -2356,6 +2598,17 @@
     </w:p>
     <w:p>
       <w:pPr>
+        <w:pStyle w:val="Heading2"/>
+        <w:keepNext/>
+        <w:spacing w:before="280" w:after="160"/>
+        <w:jc w:val="left"/>
+      </w:pPr>
+      <w:r>
+        <w:t>PubMed Google Scholar</w:t>
+      </w:r>
+    </w:p>
+    <w:p>
+      <w:pPr>
         <w:widowControl/>
         <w:spacing w:after="160" w:before="0" w:line="276" w:lineRule="auto"/>
         <w:ind w:firstLine="0"/>
@@ -2367,6 +2620,17 @@
     </w:p>
     <w:p>
       <w:pPr>
+        <w:pStyle w:val="Heading2"/>
+        <w:keepNext/>
+        <w:spacing w:before="280" w:after="160"/>
+        <w:jc w:val="left"/>
+      </w:pPr>
+      <w:r>
+        <w:t>Ученый Google</w:t>
+      </w:r>
+    </w:p>
+    <w:p>
+      <w:pPr>
         <w:widowControl/>
         <w:spacing w:after="160" w:before="0" w:line="276" w:lineRule="auto"/>
         <w:ind w:firstLine="0"/>
@@ -2378,6 +2642,17 @@
     </w:p>
     <w:p>
       <w:pPr>
+        <w:pStyle w:val="Heading2"/>
+        <w:keepNext/>
+        <w:spacing w:before="280" w:after="160"/>
+        <w:jc w:val="left"/>
+      </w:pPr>
+      <w:r>
+        <w:t>Ученый Google</w:t>
+      </w:r>
+    </w:p>
+    <w:p>
+      <w:pPr>
         <w:widowControl/>
         <w:spacing w:after="160" w:before="0" w:line="276" w:lineRule="auto"/>
         <w:ind w:firstLine="0"/>
@@ -2389,6 +2664,17 @@
     </w:p>
     <w:p>
       <w:pPr>
+        <w:pStyle w:val="Heading2"/>
+        <w:keepNext/>
+        <w:spacing w:before="280" w:after="160"/>
+        <w:jc w:val="left"/>
+      </w:pPr>
+      <w:r>
+        <w:t>Ученый Google</w:t>
+      </w:r>
+    </w:p>
+    <w:p>
+      <w:pPr>
         <w:widowControl/>
         <w:spacing w:after="160" w:before="0" w:line="276" w:lineRule="auto"/>
         <w:ind w:firstLine="0"/>
@@ -2400,6 +2686,17 @@
     </w:p>
     <w:p>
       <w:pPr>
+        <w:pStyle w:val="Heading2"/>
+        <w:keepNext/>
+        <w:spacing w:before="280" w:after="160"/>
+        <w:jc w:val="left"/>
+      </w:pPr>
+      <w:r>
+        <w:t>PubMed Web of Science® Google Scholar</w:t>
+      </w:r>
+    </w:p>
+    <w:p>
+      <w:pPr>
         <w:widowControl/>
         <w:spacing w:after="160" w:before="0" w:line="276" w:lineRule="auto"/>
         <w:ind w:firstLine="0"/>
@@ -2410,6 +2707,17 @@
       </w:r>
     </w:p>
     <w:p>
+      <w:pPr>
+        <w:pStyle w:val="Heading2"/>
+        <w:keepNext/>
+        <w:spacing w:before="280" w:after="160"/>
+        <w:jc w:val="left"/>
+      </w:pPr>
+      <w:r>
+        <w:t>PubMed Google Scholar</w:t>
+      </w:r>
+    </w:p>
+    <w:p>
       <w:r>
         <w:br w:type="page"/>
       </w:r>
@@ -2427,6 +2735,17 @@
     </w:p>
     <w:p>
       <w:pPr>
+        <w:pStyle w:val="Heading2"/>
+        <w:keepNext/>
+        <w:spacing w:before="280" w:after="160"/>
+        <w:jc w:val="left"/>
+      </w:pPr>
+      <w:r>
+        <w:t>CAS PubMed Web of Science® Google Scholar</w:t>
+      </w:r>
+    </w:p>
+    <w:p>
+      <w:pPr>
         <w:widowControl/>
         <w:spacing w:after="160" w:before="0" w:line="276" w:lineRule="auto"/>
         <w:ind w:firstLine="0"/>
@@ -2438,6 +2757,17 @@
     </w:p>
     <w:p>
       <w:pPr>
+        <w:pStyle w:val="Heading2"/>
+        <w:keepNext/>
+        <w:spacing w:before="280" w:after="160"/>
+        <w:jc w:val="left"/>
+      </w:pPr>
+      <w:r>
+        <w:t>CAS PubMed Web of Science® Google Scholar</w:t>
+      </w:r>
+    </w:p>
+    <w:p>
+      <w:pPr>
         <w:widowControl/>
         <w:spacing w:after="160" w:before="0" w:line="276" w:lineRule="auto"/>
         <w:ind w:firstLine="0"/>
@@ -2449,6 +2779,17 @@
     </w:p>
     <w:p>
       <w:pPr>
+        <w:pStyle w:val="Heading2"/>
+        <w:keepNext/>
+        <w:spacing w:before="280" w:after="160"/>
+        <w:jc w:val="left"/>
+      </w:pPr>
+      <w:r>
+        <w:t>CAS PubMed Web of Science® Google Scholar</w:t>
+      </w:r>
+    </w:p>
+    <w:p>
+      <w:pPr>
         <w:widowControl/>
         <w:spacing w:after="160" w:before="0" w:line="276" w:lineRule="auto"/>
         <w:ind w:firstLine="0"/>
@@ -2460,6 +2801,17 @@
     </w:p>
     <w:p>
       <w:pPr>
+        <w:pStyle w:val="Heading2"/>
+        <w:keepNext/>
+        <w:spacing w:before="280" w:after="160"/>
+        <w:jc w:val="left"/>
+      </w:pPr>
+      <w:r>
+        <w:t>Ученый Google</w:t>
+      </w:r>
+    </w:p>
+    <w:p>
+      <w:pPr>
         <w:pStyle w:val="Heading1"/>
         <w:keepNext/>
         <w:spacing w:before="360" w:after="240"/>
@@ -2467,6 +2819,17 @@
       </w:pPr>
       <w:r>
         <w:t>37 А. Окифуджи и Б. Д. Хейр, Объединение между хронической болью и ожирением, Журнал исследований боли 8 (2015): 399408.</w:t>
+      </w:r>
+    </w:p>
+    <w:p>
+      <w:pPr>
+        <w:pStyle w:val="Heading2"/>
+        <w:keepNext/>
+        <w:spacing w:before="280" w:after="160"/>
+        <w:jc w:val="left"/>
+      </w:pPr>
+      <w:r>
+        <w:t>PubMed Web of Science® Google Scholar</w:t>
       </w:r>
     </w:p>
     <w:p>
@@ -2483,6 +2846,17 @@
     </w:p>
     <w:p>
       <w:pPr>
+        <w:pStyle w:val="Heading2"/>
+        <w:keepNext/>
+        <w:spacing w:before="280" w:after="160"/>
+        <w:jc w:val="left"/>
+      </w:pPr>
+      <w:r>
+        <w:t>PubMed Web of Science® Google Scholar</w:t>
+      </w:r>
+    </w:p>
+    <w:p>
+      <w:pPr>
         <w:widowControl/>
         <w:spacing w:after="160" w:before="0" w:line="276" w:lineRule="auto"/>
         <w:ind w:firstLine="0"/>
@@ -2494,6 +2868,17 @@
     </w:p>
     <w:p>
       <w:pPr>
+        <w:pStyle w:val="Heading2"/>
+        <w:keepNext/>
+        <w:spacing w:before="280" w:after="160"/>
+        <w:jc w:val="left"/>
+      </w:pPr>
+      <w:r>
+        <w:t>PubMed Web of Science® Google Scholar</w:t>
+      </w:r>
+    </w:p>
+    <w:p>
+      <w:pPr>
         <w:widowControl/>
         <w:spacing w:after="160" w:before="0" w:line="276" w:lineRule="auto"/>
         <w:ind w:firstLine="0"/>
@@ -2504,6 +2889,17 @@
       </w:r>
     </w:p>
     <w:p>
+      <w:pPr>
+        <w:pStyle w:val="Heading2"/>
+        <w:keepNext/>
+        <w:spacing w:before="280" w:after="160"/>
+        <w:jc w:val="left"/>
+      </w:pPr>
+      <w:r>
+        <w:t>CAS PubMed Web of Science® Google Scholar</w:t>
+      </w:r>
+    </w:p>
+    <w:p>
       <w:r>
         <w:br w:type="page"/>
       </w:r>
@@ -2517,6 +2913,83 @@
       </w:pPr>
       <w:r>
         <w:t>41 М. С. Джафри, Механизмы миофазциальной боли, Международные научные исследования 2014, No 1 (2014): 523924.</w:t>
+      </w:r>
+    </w:p>
+    <w:p>
+      <w:pPr>
+        <w:pStyle w:val="Heading2"/>
+        <w:keepNext/>
+        <w:spacing w:before="280" w:after="160"/>
+        <w:jc w:val="left"/>
+      </w:pPr>
+      <w:r>
+        <w:t>PubMed Google Scholar</w:t>
+      </w:r>
+    </w:p>
+    <w:p>
+      <w:pPr>
+        <w:pStyle w:val="Heading1"/>
+        <w:keepNext/>
+        <w:spacing w:before="360" w:after="240"/>
+        <w:jc w:val="left"/>
+      </w:pPr>
+      <w:r>
+        <w:t>42 В. С. Лин, С. С. Шен, С. Дж. Цай и А. С. Ян, Повышенный риск синдрома миофазциальной боли среди пациентов с бессонницей,</w:t>
+      </w:r>
+    </w:p>
+    <w:p>
+      <w:pPr>
+        <w:pStyle w:val="Heading2"/>
+        <w:keepNext/>
+        <w:spacing w:before="280" w:after="160"/>
+        <w:jc w:val="left"/>
+      </w:pPr>
+      <w:r>
+        <w:t>PubMed Web of Science® Google Scholar</w:t>
+      </w:r>
+    </w:p>
+    <w:p>
+      <w:pPr>
+        <w:pStyle w:val="Heading1"/>
+        <w:keepNext/>
+        <w:spacing w:before="360" w:after="240"/>
+        <w:jc w:val="left"/>
+      </w:pPr>
+      <w:r>
+        <w:t>43 J. Kellgren, Обсуждения о ссылающейся боли, возникающей из мышц, Клиническая наука 3, No 176 (1938): 19371938.</w:t>
+      </w:r>
+    </w:p>
+    <w:p>
+      <w:pPr>
+        <w:pStyle w:val="Heading2"/>
+        <w:keepNext/>
+        <w:spacing w:before="280" w:after="160"/>
+        <w:jc w:val="left"/>
+      </w:pPr>
+      <w:r>
+        <w:t>Ученый Google</w:t>
+      </w:r>
+    </w:p>
+    <w:p>
+      <w:pPr>
+        <w:pStyle w:val="Heading1"/>
+        <w:keepNext/>
+        <w:spacing w:before="360" w:after="240"/>
+        <w:jc w:val="left"/>
+      </w:pPr>
+      <w:r>
+        <w:t>44 J. Hockaday и С. Whitty, Patterns of Referred Pain in the Normal Subject, Brain 90, no. 3 (1967): 481496.</w:t>
+      </w:r>
+    </w:p>
+    <w:p>
+      <w:pPr>
+        <w:pStyle w:val="Heading2"/>
+        <w:keepNext/>
+        <w:spacing w:before="280" w:after="160"/>
+        <w:jc w:val="left"/>
+      </w:pPr>
+      <w:r>
+        <w:t>CAS PubMed Web of Science® Google Scholar</w:t>
       </w:r>
     </w:p>
     <w:p>
@@ -2527,7 +3000,18 @@
         <w:jc w:val="both"/>
       </w:pPr>
       <w:r>
-        <w:t>42 В.С. Лин, С.С. Шен, С.Дж. Цай и А.С. Ян, Повышенный риск синдрома миофазциальной боли среди пациентов с бессонницей, Медицинская помощь боли, No 18 (2017): 15571565.</w:t>
+        <w:t>45 U. Hoheisel, S. Mense, D. G. Simons, и Х.-М. Yu, Появление новых рецептивных полей в крысовых горных нейронах после вредной стимуляции скелетных мышц: модель для передачи мышечной боли?, Нейронаучные письма 153, No 1 (1993): 912.</w:t>
+      </w:r>
+    </w:p>
+    <w:p>
+      <w:pPr>
+        <w:pStyle w:val="Heading2"/>
+        <w:keepNext/>
+        <w:spacing w:before="280" w:after="160"/>
+        <w:jc w:val="left"/>
+      </w:pPr>
+      <w:r>
+        <w:t>CAS PubMed Web of Science® Google Scholar</w:t>
       </w:r>
     </w:p>
     <w:p>
@@ -2538,18 +3022,18 @@
         <w:jc w:val="left"/>
       </w:pPr>
       <w:r>
-        <w:t>43 J. Kellgren, Обсуждения о ссылающейся боли, возникающей из мышц, Клиническая наука 3, No 176 (1938): 19371938.</w:t>
-      </w:r>
-    </w:p>
-    <w:p>
-      <w:pPr>
-        <w:pStyle w:val="Heading1"/>
-        <w:keepNext/>
-        <w:spacing w:before="360" w:after="240"/>
-        <w:jc w:val="left"/>
-      </w:pPr>
-      <w:r>
-        <w:t>44 J. Hockaday и С. Whitty, Patterns of Referred Pain in the Normal Subject, Brain 90, no. 3 (1967): 481496.</w:t>
+        <w:t>46 S. Mense, Ноцицепция от скелетных мышц в связи с клинической мышечной болью, Боль 54, No 3 (1993): 241289.</w:t>
+      </w:r>
+    </w:p>
+    <w:p>
+      <w:pPr>
+        <w:pStyle w:val="Heading2"/>
+        <w:keepNext/>
+        <w:spacing w:before="280" w:after="160"/>
+        <w:jc w:val="left"/>
+      </w:pPr>
+      <w:r>
+        <w:t>CAS PubMed Web of Science® Google Scholar</w:t>
       </w:r>
     </w:p>
     <w:p>
@@ -2560,18 +3044,18 @@
         <w:jc w:val="both"/>
       </w:pPr>
       <w:r>
-        <w:t>45 U. Hoheisel, S. Mense, D. G. Simons, и Х.-М. Yu, Появление новых рецептивных полей в крысовых горных нейронах после вредной стимуляции скелетных мышц: модель для передачи мышечной боли?, Нейронаучные письма 153, No 1 (1993): 912.</w:t>
-      </w:r>
-    </w:p>
-    <w:p>
-      <w:pPr>
-        <w:pStyle w:val="Heading1"/>
-        <w:keepNext/>
-        <w:spacing w:before="360" w:after="240"/>
-        <w:jc w:val="left"/>
-      </w:pPr>
-      <w:r>
-        <w:t>46 S. Mense, Ноцицепция от скелетных мышц в связи с клинической мышечной болью, Боль 54, No 3 (1993): 241289.</w:t>
+        <w:t>47 S. Mense, D. G. Simons, U. Hoheisel, и В. Quenzer, Лезии мышечной скелетной мышцы после местного блока ацетилхолинестеразы и нейромышечной стимуляции, Журнал прикладной физиологии 94, No 6 (2003): 24942501.</w:t>
+      </w:r>
+    </w:p>
+    <w:p>
+      <w:pPr>
+        <w:pStyle w:val="Heading2"/>
+        <w:keepNext/>
+        <w:spacing w:before="280" w:after="160"/>
+        <w:jc w:val="left"/>
+      </w:pPr>
+      <w:r>
+        <w:t>CAS PubMed Web of Science® Google Scholar</w:t>
       </w:r>
     </w:p>
     <w:p>
@@ -2582,7 +3066,23 @@
         <w:jc w:val="both"/>
       </w:pPr>
       <w:r>
-        <w:t>47 S. Mense, D. G. Simons, U. Hoheisel, и В. Quenzer, Лезии мышечной скелетной мышцы после местного блока ацетилхолинестеразы и нейромышечной стимуляции, Журнал прикладной физиологии 94, No 6 (2003): 24942501.</w:t>
+        <w:t>48 G. Hägg, Новое объяснение повреждения мышц в результате статических нагрузок в шее и плече, Arbete Manniska Miljo 4 (1988): 260262.</w:t>
+      </w:r>
+    </w:p>
+    <w:p>
+      <w:pPr>
+        <w:pStyle w:val="Heading2"/>
+        <w:keepNext/>
+        <w:spacing w:before="280" w:after="160"/>
+        <w:jc w:val="left"/>
+      </w:pPr>
+      <w:r>
+        <w:t>Ученый Google</w:t>
+      </w:r>
+    </w:p>
+    <w:p>
+      <w:r>
+        <w:br w:type="page"/>
       </w:r>
     </w:p>
     <w:p>
@@ -2593,12 +3093,18 @@
         <w:jc w:val="both"/>
       </w:pPr>
       <w:r>
-        <w:t>48 G. Hägg, Новое объяснение повреждения мышц в результате статических нагрузок в шее и плече, Arbete Manniska Miljo 4 (1988): 260262.</w:t>
-      </w:r>
-    </w:p>
-    <w:p>
-      <w:r>
-        <w:br w:type="page"/>
+        <w:t>49 Э. Хеннеман, Г. Сомен и Д. О. Карпентер, Возбудимость и неминуемость мотоневронов разных размеров, Журнал нейрофизиологии 28, No 3 (1965): 599620.</w:t>
+      </w:r>
+    </w:p>
+    <w:p>
+      <w:pPr>
+        <w:pStyle w:val="Heading2"/>
+        <w:keepNext/>
+        <w:spacing w:before="280" w:after="160"/>
+        <w:jc w:val="left"/>
+      </w:pPr>
+      <w:r>
+        <w:t>CAS PubMed Web of Science® Google Scholar</w:t>
       </w:r>
     </w:p>
     <w:p>
@@ -2609,7 +3115,40 @@
         <w:jc w:val="both"/>
       </w:pPr>
       <w:r>
-        <w:t>49 Э. Хеннеман, Г. Сомен и Д. О. Карпентер, Возбудимость и неминуемость мотоневронов разных размеров, Журнал нейрофизиологии 28, No 3 (1965): 599620.</w:t>
+        <w:t>50 Р. Армстронг, Первоначальные события в болезни мышц, вызванной физическими упражнениями, Медицина и наука в спорте и физических упражнениях 22, No 4 (1990): 429435.</w:t>
+      </w:r>
+    </w:p>
+    <w:p>
+      <w:pPr>
+        <w:pStyle w:val="Heading2"/>
+        <w:keepNext/>
+        <w:spacing w:before="280" w:after="160"/>
+        <w:jc w:val="left"/>
+      </w:pPr>
+      <w:r>
+        <w:t>CAS PubMed Web of Science® Google Scholar</w:t>
+      </w:r>
+    </w:p>
+    <w:p>
+      <w:pPr>
+        <w:pStyle w:val="Heading1"/>
+        <w:keepNext/>
+        <w:spacing w:before="360" w:after="240"/>
+        <w:jc w:val="left"/>
+      </w:pPr>
+      <w:r>
+        <w:t>51 Г. Хэгг, "Ипотеза пепельницы". Хроническая миалгия, связанная с работой (Гевле Университетская пресса, 2003), 127132.</w:t>
+      </w:r>
+    </w:p>
+    <w:p>
+      <w:pPr>
+        <w:pStyle w:val="Heading2"/>
+        <w:keepNext/>
+        <w:spacing w:before="280" w:after="160"/>
+        <w:jc w:val="left"/>
+      </w:pPr>
+      <w:r>
+        <w:t>Ученый Google</w:t>
       </w:r>
     </w:p>
     <w:p>
@@ -2620,7 +3159,18 @@
         <w:jc w:val="both"/>
       </w:pPr>
       <w:r>
-        <w:t>50 Р. Армстронг, Первоначальные события в болезни мышц, вызванной физическими упражнениями, Медицина и наука в спорте и физических упражнениях 22, No 4 (1990): 429435.</w:t>
+        <w:t>52 Г. Гейг, Статические рабочие нагрузки и профессиональная миалгия - новая модель объяснения, В электромиографической кинезиологии, редактированная П. А. Андерсоном, Д. Дж. Хобартом и Дж. В. Даноффом (Эльсевье, 1991), 141143.</w:t>
+      </w:r>
+    </w:p>
+    <w:p>
+      <w:pPr>
+        <w:pStyle w:val="Heading2"/>
+        <w:keepNext/>
+        <w:spacing w:before="280" w:after="160"/>
+        <w:jc w:val="left"/>
+      </w:pPr>
+      <w:r>
+        <w:t>Web of Science® Google Scholar</w:t>
       </w:r>
     </w:p>
     <w:p>
@@ -2631,7 +3181,40 @@
         <w:jc w:val="left"/>
       </w:pPr>
       <w:r>
-        <w:t>51 Г. Хэгг, "Ипотеза пепельницы". Хроническая миалгия, связанная с работой (Гевле Университетская пресса, 2003), 127132.</w:t>
+        <w:t>53 J. Lexell, J. Jarvis, D. Downham, и S. Salmons, Стимуляционные повреждения у кроликов быстро зажигающие скелетные мышцы:</w:t>
+      </w:r>
+    </w:p>
+    <w:p>
+      <w:pPr>
+        <w:pStyle w:val="Heading2"/>
+        <w:keepNext/>
+        <w:spacing w:before="280" w:after="160"/>
+        <w:jc w:val="left"/>
+      </w:pPr>
+      <w:r>
+        <w:t>CAS PubMed Web of Science® Google Scholar</w:t>
+      </w:r>
+    </w:p>
+    <w:p>
+      <w:pPr>
+        <w:pStyle w:val="Heading1"/>
+        <w:keepNext/>
+        <w:spacing w:before="360" w:after="240"/>
+        <w:jc w:val="left"/>
+      </w:pPr>
+      <w:r>
+        <w:t>54 H. Gissel, Accumulation and Cell Damage in Skeletal Muscle During Low Frequency Stimulation, European Journal of Applied</w:t>
+      </w:r>
+    </w:p>
+    <w:p>
+      <w:pPr>
+        <w:pStyle w:val="Heading2"/>
+        <w:keepNext/>
+        <w:spacing w:before="280" w:after="160"/>
+        <w:jc w:val="left"/>
+      </w:pPr>
+      <w:r>
+        <w:t>CAS PubMed Web of Science® Google Scholar</w:t>
       </w:r>
     </w:p>
     <w:p>
@@ -2642,29 +3225,18 @@
         <w:jc w:val="both"/>
       </w:pPr>
       <w:r>
-        <w:t>52 Г.Гейг, Статические рабочие нагрузки и профессиональная миалгия - новая модель объяснения, В электромиографической кинезиологии, редактированная П. А. Андерсоном, Д. Дж. Хобартом и Дж. В. Даноффом (Эльсевье, 1991), 141143.</w:t>
-      </w:r>
-    </w:p>
-    <w:p>
-      <w:pPr>
-        <w:pStyle w:val="Heading1"/>
-        <w:keepNext/>
-        <w:spacing w:before="360" w:after="240"/>
-        <w:jc w:val="left"/>
-      </w:pPr>
-      <w:r>
-        <w:t>53 J. Lexell, J. Jarvis, D. Downham, и S. Salmons, Стимуляционные повреждения у кроликов быстро зажигающие скелетные мышцы:</w:t>
-      </w:r>
-    </w:p>
-    <w:p>
-      <w:pPr>
-        <w:pStyle w:val="Heading1"/>
-        <w:keepNext/>
-        <w:spacing w:before="360" w:after="240"/>
-        <w:jc w:val="left"/>
-      </w:pPr>
-      <w:r>
-        <w:t>54 H. Gissel, Accumulation and Cell Damage in Skeletal Muscle During Low Frequency Stimulation, European Journal of Applied</w:t>
+        <w:t>55 Х. Гиссель и Т. Клаусен, Экситационный Ca2+ инфлюкс в мышцах Солей и ЭДЛ: механизмы и воздействие на клеточную целостность, Американский журнал физиологии. Регуляторная, интегративная и сравнительная физиология 279, No 3 (2000): R917R924.</w:t>
+      </w:r>
+    </w:p>
+    <w:p>
+      <w:pPr>
+        <w:pStyle w:val="Heading2"/>
+        <w:keepNext/>
+        <w:spacing w:before="280" w:after="160"/>
+        <w:jc w:val="left"/>
+      </w:pPr>
+      <w:r>
+        <w:t>CAS PubMed Web of Science® Google Scholar</w:t>
       </w:r>
     </w:p>
     <w:p>
@@ -2675,7 +3247,23 @@
         <w:jc w:val="both"/>
       </w:pPr>
       <w:r>
-        <w:t>55 Х. Гиссель и Т. Клаусен, Экситационный Ca2+ инфлюкс в мышцах Солей и ЭДЛ: механизмы и воздействие на клеточную целостность, Американский журнал физиологии. Регуляторная, интегративная и сравнительная физиология 279, No 3 (2000): R917R924.</w:t>
+        <w:t>56 М. А. Февбраио и Б. К. Педерсен, Производство и высвобождение миокина, вызванного сокращением: является ли скелетная мышца эндокринным органом?, Оценки физических упражнений и спортивных наук 33, No 3 (2005): 114 119.</w:t>
+      </w:r>
+    </w:p>
+    <w:p>
+      <w:pPr>
+        <w:pStyle w:val="Heading2"/>
+        <w:keepNext/>
+        <w:spacing w:before="280" w:after="160"/>
+        <w:jc w:val="left"/>
+      </w:pPr>
+      <w:r>
+        <w:t>PubMed Web of Science® Google Scholar</w:t>
+      </w:r>
+    </w:p>
+    <w:p>
+      <w:r>
+        <w:br w:type="page"/>
       </w:r>
     </w:p>
     <w:p>
@@ -2686,12 +3274,18 @@
         <w:jc w:val="both"/>
       </w:pPr>
       <w:r>
-        <w:t>56 М. А. Февбраио и Б. К. Педерсен, Производство и высвобождение миокина, вызванного сокращением: является ли скелетная мышца эндокринным органом?, Оценки физических упражнений и спортивных наук 33, No 3 (2005): 114 119.</w:t>
-      </w:r>
-    </w:p>
-    <w:p>
-      <w:r>
-        <w:br w:type="page"/>
+        <w:t>57 Б. К. Педерсен и М. Февбраио, Интерлейкин-6А возможная связь между скелетными мышцами, адипозными тканями, печеними и мозгом, Мозг, поведение и иммунитет 19, No 5 (2005): 371376.</w:t>
+      </w:r>
+    </w:p>
+    <w:p>
+      <w:pPr>
+        <w:pStyle w:val="Heading2"/>
+        <w:keepNext/>
+        <w:spacing w:before="280" w:after="160"/>
+        <w:jc w:val="left"/>
+      </w:pPr>
+      <w:r>
+        <w:t>CAS PubMed Web of Science® Google Scholar</w:t>
       </w:r>
     </w:p>
     <w:p>
@@ -2702,7 +3296,18 @@
         <w:jc w:val="both"/>
       </w:pPr>
       <w:r>
-        <w:t>57 Б. К. Педерсен и М. Февбраио, Интерлейкин-6А возможная связь между скелетными мышцами, адипозными тканями, печеними и мозгом, Мозг, поведение и иммунитет 19, No 5 (2005): 371376.</w:t>
+        <w:t>58 С.-М. Чен, Дж.-Т. Чен, Т.-С. Куан, Дж. Хонг и Ц.-З. Хонг, Снижение порогов боли давления латентных миофазциальных триггерных точек в средних протяженных пальцах сразу после непрерывной фортепианной практики, Журнал мышечно-скелетной боли 8, No 3 (2000): 8392.</w:t>
+      </w:r>
+    </w:p>
+    <w:p>
+      <w:pPr>
+        <w:pStyle w:val="Heading2"/>
+        <w:keepNext/>
+        <w:spacing w:before="280" w:after="160"/>
+        <w:jc w:val="left"/>
+      </w:pPr>
+      <w:r>
+        <w:t>Web of Science® Google Scholar</w:t>
       </w:r>
     </w:p>
     <w:p>
@@ -2713,7 +3318,18 @@
         <w:jc w:val="both"/>
       </w:pPr>
       <w:r>
-        <w:t>58 С.-М. Чен, Дж.-Т. Чен, Т.-С. Куан, Дж. Хонг и Ц.-З. Хонг, Снижение порогов боли давления латентных миофазциальных триггерных точек в средних протяженных пальцах сразу после непрерывной фортепианной практики, Журнал мышечно-скелетной боли 8, No 3 (2000): 8392.</w:t>
+        <w:t>59 Д. Трейстер, В. Маррас, Д. Бурр, Дж. Шиди и Д. Харт, Развитие миофазциального триггерного пункта от визуальных и постуальных стрессоров во время компьютерной работы, Журнал электромиографии и кинезиологии 16, No 2 (2006): 115124.</w:t>
+      </w:r>
+    </w:p>
+    <w:p>
+      <w:pPr>
+        <w:pStyle w:val="Heading2"/>
+        <w:keepNext/>
+        <w:spacing w:before="280" w:after="160"/>
+        <w:jc w:val="left"/>
+      </w:pPr>
+      <w:r>
+        <w:t>CAS PubMed Web of Science® Google Scholar</w:t>
       </w:r>
     </w:p>
     <w:p>
@@ -2724,7 +3340,18 @@
         <w:jc w:val="both"/>
       </w:pPr>
       <w:r>
-        <w:t>59 Д. Трейстер, В. Маррас, Д. Бурр, Дж. Шиди и Д. Харт, Развитие миофазциального триггерного пункта от визуальных и постуальных стрессоров во время компьютерной работы, Журнал электромиографии и кинезиологии 16, No 2 (2006): 115124.</w:t>
+        <w:t>60 J. Andersen, А. Kærgaard и К. Rasmussen, Большая миофазка в различных профессиональных группах с монотонной повторяющейся работой, Журнал мышечно-скелетной боли 3, No. Дополнение 1 (1995): 57.</w:t>
+      </w:r>
+    </w:p>
+    <w:p>
+      <w:pPr>
+        <w:pStyle w:val="Heading2"/>
+        <w:keepNext/>
+        <w:spacing w:before="280" w:after="160"/>
+        <w:jc w:val="left"/>
+      </w:pPr>
+      <w:r>
+        <w:t>Ученый Google</w:t>
       </w:r>
     </w:p>
     <w:p>
@@ -2735,7 +3362,18 @@
         <w:jc w:val="both"/>
       </w:pPr>
       <w:r>
-        <w:t>60 J. Andersen, А. Kærgaard и К. Rasmussen, Большая миофазка в различных профессиональных группах с монотонной повторяющейся работой, Журнал мышечно-скелетной боли 3, No. Дополнение 1 (1995): 57.</w:t>
+        <w:t>61 С. Couppé, А. Midttun, J. Hilden, U. Jørgensen, Р. Oxholm, и А. Fuglsang-Frederiksen, Spontaneous Needle Electromyographic Activity in Myofascial Trigger Points in the Infraspinatus Muscle: А Blinded Assessment, Journal of Musculoskeletal Pain 9, no. 3 (2001): 716.</w:t>
+      </w:r>
+    </w:p>
+    <w:p>
+      <w:pPr>
+        <w:pStyle w:val="Heading2"/>
+        <w:keepNext/>
+        <w:spacing w:before="280" w:after="160"/>
+        <w:jc w:val="left"/>
+      </w:pPr>
+      <w:r>
+        <w:t>Web of Science® Google Scholar</w:t>
       </w:r>
     </w:p>
     <w:p>
@@ -2746,7 +3384,18 @@
         <w:jc w:val="both"/>
       </w:pPr>
       <w:r>
-        <w:t>61 С. Couppé, А. Midttun, J. Hilden, U. Jørgensen, Р. Oxholm, и А. Fuglsang-Frederiksen, Spontaneous Needle Electromyographic Activity in Myofascial Trigger Points in the Infraspinatus Muscle: А Blinded Assessment, Journal of Musculoskeletal Pain 9, no. 3 (2001): 716.</w:t>
+        <w:t>62 С. З. Хонг и Д. Г. Симонс, Патофизиологические и электрофизиологические механизмы миофазных триггерных точек, Архивы физической медицины и реабилитации 79, No 7 (1998): 863 872.</w:t>
+      </w:r>
+    </w:p>
+    <w:p>
+      <w:pPr>
+        <w:pStyle w:val="Heading2"/>
+        <w:keepNext/>
+        <w:spacing w:before="280" w:after="160"/>
+        <w:jc w:val="left"/>
+      </w:pPr>
+      <w:r>
+        <w:t>CAS PubMed Web of Science® Google Scholar</w:t>
       </w:r>
     </w:p>
     <w:p>
@@ -2757,7 +3406,45 @@
         <w:jc w:val="both"/>
       </w:pPr>
       <w:r>
-        <w:t>62 С. З. Хонг и Д. Г. Симонс, Патофизиологические и электрофизиологические механизмы миофазных триггерных точек, Архивы физической медицины и реабилитации 79, No 7 (1998): 863 872.</w:t>
+        <w:t>63 Д. Р. Хаббард и Г. М. Беркофф, Миофазциальные триггерные точки показывают спонтанную активность иглы EMG, позвоночник 18, No 13 (1993): 18031807.</w:t>
+      </w:r>
+    </w:p>
+    <w:p>
+      <w:pPr>
+        <w:pStyle w:val="Heading2"/>
+        <w:keepNext/>
+        <w:spacing w:before="280" w:after="160"/>
+        <w:jc w:val="left"/>
+      </w:pPr>
+      <w:r>
+        <w:t>CAS PubMed Web of Science® Google Scholar</w:t>
+      </w:r>
+    </w:p>
+    <w:p>
+      <w:pPr>
+        <w:pStyle w:val="Heading1"/>
+        <w:keepNext/>
+        <w:spacing w:before="360" w:after="240"/>
+        <w:jc w:val="left"/>
+      </w:pPr>
+      <w:r>
+        <w:t>64 М. Гаутам, С. Бенсон и К. Слука, Повышенный ответ мышечных сенсорных нейронов на снижение рН после мышечного воспаления,</w:t>
+      </w:r>
+    </w:p>
+    <w:p>
+      <w:r>
+        <w:br w:type="page"/>
+      </w:r>
+    </w:p>
+    <w:p>
+      <w:pPr>
+        <w:pStyle w:val="Heading2"/>
+        <w:keepNext/>
+        <w:spacing w:before="280" w:after="160"/>
+        <w:jc w:val="left"/>
+      </w:pPr>
+      <w:r>
+        <w:t>CAS PubMed Web of Science® Google Scholar</w:t>
       </w:r>
     </w:p>
     <w:p>
@@ -2768,23 +3455,18 @@
         <w:jc w:val="both"/>
       </w:pPr>
       <w:r>
-        <w:t>63 Д. Р. Хаббард и Г. М. Беркофф, Миофазциальные триггерные точки показывают спонтанную активность иглы EMG, позвоночник 18, No 13 (1993): 18031807.</w:t>
-      </w:r>
-    </w:p>
-    <w:p>
-      <w:pPr>
-        <w:pStyle w:val="Heading1"/>
-        <w:keepNext/>
-        <w:spacing w:before="360" w:after="240"/>
-        <w:jc w:val="left"/>
-      </w:pPr>
-      <w:r>
-        <w:t>64 М. Гаутам, С. Бенсон и К. Слука, Повышенный ответ мышечных сенсорных нейронов на снижение рН после мышечного воспаления,</w:t>
-      </w:r>
-    </w:p>
-    <w:p>
-      <w:r>
-        <w:br w:type="page"/>
+        <w:t>65 Д. Г. Симонс, Ц. З. Хонг и Л. С. Симонс, Потенциалы конечных пластин являются общими для средневолокновых миофациальных триггерных точек, Американский журнал физической медицины и реабилитации 81, No 3 (2002): 212222.</w:t>
+      </w:r>
+    </w:p>
+    <w:p>
+      <w:pPr>
+        <w:pStyle w:val="Heading2"/>
+        <w:keepNext/>
+        <w:spacing w:before="280" w:after="160"/>
+        <w:jc w:val="left"/>
+      </w:pPr>
+      <w:r>
+        <w:t>PubMed Web of Science® Google Scholar</w:t>
       </w:r>
     </w:p>
     <w:p>
@@ -2795,7 +3477,18 @@
         <w:jc w:val="both"/>
       </w:pPr>
       <w:r>
-        <w:t>65 Д. Г. Симонс, Ц. З. Хонг и Л. С. Симонс, Потенциалы конечных пластин являются общими для средневолокновых миофациальных триггерных точек, Американский журнал физической медицины и реабилитации 81, No 3 (2002): 212222.</w:t>
+        <w:t>66 Д. Г. Симонс, Обзор энгиматических МТРП как общей причины энгиматической мышечно-скелетной боли и дисфункции, Журнал электромиографии и кинезиологии 14, No 1 (2004): 95107.</w:t>
+      </w:r>
+    </w:p>
+    <w:p>
+      <w:pPr>
+        <w:pStyle w:val="Heading2"/>
+        <w:keepNext/>
+        <w:spacing w:before="280" w:after="160"/>
+        <w:jc w:val="left"/>
+      </w:pPr>
+      <w:r>
+        <w:t>PubMed Web of Science® Google Scholar</w:t>
       </w:r>
     </w:p>
     <w:p>
@@ -2806,7 +3499,40 @@
         <w:jc w:val="both"/>
       </w:pPr>
       <w:r>
-        <w:t>66 Д. Г. Симонс, Обзор энгиматических МТРП как общей причины энгиматической мышечно-скелетной боли и дисфункции, Журнал электромиографии и кинезиологии 14, No 1 (2004): 95107.</w:t>
+        <w:t>67 Ю. Морикава, К. Такамото, Х. Нишимару, Х. Нишичо и др., Компрессия в миофазциальном триггерном пункте на хроническом боли в шее обеспечивает облегчение боли через префронтальную коре и автономную нервную систему: пилотное исследование, Границы в нейронауке 11 (2017): 186.</w:t>
+      </w:r>
+    </w:p>
+    <w:p>
+      <w:pPr>
+        <w:pStyle w:val="Heading2"/>
+        <w:keepNext/>
+        <w:spacing w:before="280" w:after="160"/>
+        <w:jc w:val="left"/>
+      </w:pPr>
+      <w:r>
+        <w:t>PubMed Web of Science® Google Scholar</w:t>
+      </w:r>
+    </w:p>
+    <w:p>
+      <w:pPr>
+        <w:pStyle w:val="Heading1"/>
+        <w:keepNext/>
+        <w:spacing w:before="360" w:after="240"/>
+        <w:jc w:val="left"/>
+      </w:pPr>
+      <w:r>
+        <w:t>68 J. L. Weller, D. Comeau и J. А. Otis, Миофазциальная боль (Thieme Medical Publishers, 2018), 640 643.</w:t>
+      </w:r>
+    </w:p>
+    <w:p>
+      <w:pPr>
+        <w:pStyle w:val="Heading2"/>
+        <w:keepNext/>
+        <w:spacing w:before="280" w:after="160"/>
+        <w:jc w:val="left"/>
+      </w:pPr>
+      <w:r>
+        <w:t>Ученый Google</w:t>
       </w:r>
     </w:p>
     <w:p>
@@ -2817,18 +3543,18 @@
         <w:jc w:val="both"/>
       </w:pPr>
       <w:r>
-        <w:t>67 Ю. Морикава, К. Такамото, Х. Нишимару, Х. Нишичо и др., Компрессия в миофазциальном триггерном пункте на хроническом боли в шее обеспечивает облегчение боли через префронтальную коре и автономную нервную систему: пилотное исследование, Границы в нейронауке 11 (2017): 186.</w:t>
-      </w:r>
-    </w:p>
-    <w:p>
-      <w:pPr>
-        <w:pStyle w:val="Heading1"/>
-        <w:keepNext/>
-        <w:spacing w:before="360" w:after="240"/>
-        <w:jc w:val="left"/>
-      </w:pPr>
-      <w:r>
-        <w:t>68 J. L. Weller, D. Comeau и J. А. Otis, Миофазциальная боль (Thieme Medical Publishers, 2018), 640 643.</w:t>
+        <w:t>69 J. Р. Shah, J. V. Danoff, М. J. Desai, et al., Биохимические вещества, связанные с болью и воспалением, повышаются в местах, близких и удаленных от активных миофазциальных триггерных точек, Архивы физической медицины и реабилитации 89, No 1 (2008): 1623.</w:t>
+      </w:r>
+    </w:p>
+    <w:p>
+      <w:pPr>
+        <w:pStyle w:val="Heading2"/>
+        <w:keepNext/>
+        <w:spacing w:before="280" w:after="160"/>
+        <w:jc w:val="left"/>
+      </w:pPr>
+      <w:r>
+        <w:t>PubMed Web of Science® Google Scholar</w:t>
       </w:r>
     </w:p>
     <w:p>
@@ -2839,7 +3565,18 @@
         <w:jc w:val="both"/>
       </w:pPr>
       <w:r>
-        <w:t>69 J. Р. Shah, J. V. Danoff, М. J. Desai, et al., Биохимические вещества, связанные с болью и воспалением, повышаются в местах, близких и удаленных от активных миофазциальных триггерных точек, Архивы физической медицины и реабилитации 89, No 1 (2008): 1623.</w:t>
+        <w:t>70 С. Фернандес-Де-Лас-Пеньяс и Д. Домерхольт, Миофазциальные триггерные точки: периферийный или центральный феномен?, Текущие ревматологические отчеты 16 (2014): 16.</w:t>
+      </w:r>
+    </w:p>
+    <w:p>
+      <w:pPr>
+        <w:pStyle w:val="Heading2"/>
+        <w:keepNext/>
+        <w:spacing w:before="280" w:after="160"/>
+        <w:jc w:val="left"/>
+      </w:pPr>
+      <w:r>
+        <w:t>Ученый Google</w:t>
       </w:r>
     </w:p>
     <w:p>
@@ -2850,7 +3587,23 @@
         <w:jc w:val="both"/>
       </w:pPr>
       <w:r>
-        <w:t>70 С. Фернандес-Де-Лас-Пеньяс и Д. Домерхольт, Миофазциальные триггерные точки: периферийный или центральный феномен?, Текущие ревматологические отчеты 16 (2014): 16.</w:t>
+        <w:t>71 Ф. Мэнг, Х.-Ю. Ге, Ю. Х. Ван и С.-В. Юе, Афферентные волокна вовлечены в патологию центральных изменений в спинно-спинном роге, связанных с миофазциальными триггерными точками у крыс, Экспериментальные исследования мозга 233 (2015): 31333143.</w:t>
+      </w:r>
+    </w:p>
+    <w:p>
+      <w:pPr>
+        <w:pStyle w:val="Heading2"/>
+        <w:keepNext/>
+        <w:spacing w:before="280" w:after="160"/>
+        <w:jc w:val="left"/>
+      </w:pPr>
+      <w:r>
+        <w:t>CAS PubMed Web of Science® Google Scholar</w:t>
+      </w:r>
+    </w:p>
+    <w:p>
+      <w:r>
+        <w:br w:type="page"/>
       </w:r>
     </w:p>
     <w:p>
@@ -2861,12 +3614,40 @@
         <w:jc w:val="both"/>
       </w:pPr>
       <w:r>
-        <w:t>71 Ф. Мэнг, Х.-Ю. Ге, Ю. Х. Ван и С.-В. Юе, Афферентные волокна вовлечены в патологию центральных изменений в спинно-спинном роге, связанных с миофазциальными триггерными точками у крыс, Экспериментальные исследования мозга 233 (2015): 31333143.</w:t>
-      </w:r>
-    </w:p>
-    <w:p>
-      <w:r>
-        <w:br w:type="page"/>
+        <w:t>72 Д. Б. Райхлинг и Д. Д. Левин, Критическая роль пластичности ноцицепторов в хронической боли, Тенденции в нейронауке 32, No 12 (2009): 611618.</w:t>
+      </w:r>
+    </w:p>
+    <w:p>
+      <w:pPr>
+        <w:pStyle w:val="Heading2"/>
+        <w:keepNext/>
+        <w:spacing w:before="280" w:after="160"/>
+        <w:jc w:val="left"/>
+      </w:pPr>
+      <w:r>
+        <w:t>CAS PubMed Web of Science® Google Scholar</w:t>
+      </w:r>
+    </w:p>
+    <w:p>
+      <w:pPr>
+        <w:pStyle w:val="Heading1"/>
+        <w:keepNext/>
+        <w:spacing w:before="360" w:after="240"/>
+        <w:jc w:val="left"/>
+      </w:pPr>
+      <w:r>
+        <w:t>73 Ц.-З. Хонг, Новые тенденции в синдроме миофасциальной боли, Чжунхуа И Сю За Цзи= Китайский медицинский журнал; Свободное</w:t>
+      </w:r>
+    </w:p>
+    <w:p>
+      <w:pPr>
+        <w:pStyle w:val="Heading2"/>
+        <w:keepNext/>
+        <w:spacing w:before="280" w:after="160"/>
+        <w:jc w:val="left"/>
+      </w:pPr>
+      <w:r>
+        <w:t>PubMed Google Scholar</w:t>
       </w:r>
     </w:p>
     <w:p>
@@ -2877,18 +3658,18 @@
         <w:jc w:val="both"/>
       </w:pPr>
       <w:r>
-        <w:t>72 Д. Б. Райхлинг и Д. Д. Левин, Критическая роль пластичности ноцицепторов в хронической боли, Тенденции в нейронауке 32, No 12 (2009): 611618.</w:t>
-      </w:r>
-    </w:p>
-    <w:p>
-      <w:pPr>
-        <w:pStyle w:val="Heading1"/>
-        <w:keepNext/>
-        <w:spacing w:before="360" w:after="240"/>
-        <w:jc w:val="left"/>
-      </w:pPr>
-      <w:r>
-        <w:t>73 Ц.-З. Хонг, Новые тенденции в синдроме миофасциальной боли, Чжунхуа И Сю За Цзи= Китайский медицинский журнал; Свободное</w:t>
+        <w:t>74 М. Дж. Хокинг, Исследование гипотезы центральной модуляции: являются ли древние механизмы памяти основой патофизиологии триггерных точек?, Отчеты о текущей боли и головной боли 17, No 7 (2013): 347.</w:t>
+      </w:r>
+    </w:p>
+    <w:p>
+      <w:pPr>
+        <w:pStyle w:val="Heading2"/>
+        <w:keepNext/>
+        <w:spacing w:before="280" w:after="160"/>
+        <w:jc w:val="left"/>
+      </w:pPr>
+      <w:r>
+        <w:t>PubMed Google Scholar</w:t>
       </w:r>
     </w:p>
     <w:p>
@@ -2899,7 +3680,41 @@
         <w:jc w:val="both"/>
       </w:pPr>
       <w:r>
-        <w:t>74 М. Дж. Хокинг, Исследование гипотезы центральной модуляции: являются ли древние механизмы памяти основой патофизиологии триггерных точек?, Отчеты о текущей боли и головной боли 17, No 7 (2013): 347.</w:t>
+        <w:t>75 J. Р. Shah, Т. М. Phillips, J. V. Danoff и L. H. Gerber, An In vivo микроаналитическая техника для измерения местной биохимической среды человеческих скелетных мышц, Journal of Applied Physiology 99, No. 5 (2005): 19771984.</w:t>
+      </w:r>
+    </w:p>
+    <w:p>
+      <w:pPr>
+        <w:pStyle w:val="Heading2"/>
+        <w:keepNext/>
+        <w:spacing w:before="280" w:after="160"/>
+        <w:jc w:val="left"/>
+      </w:pPr>
+      <w:r>
+        <w:t>CAS PubMed Web of Science® Google Scholar</w:t>
+      </w:r>
+    </w:p>
+    <w:p>
+      <w:pPr>
+        <w:spacing w:before="60" w:after="60"/>
+        <w:ind w:left="720"/>
+      </w:pPr>
+      <w:r>
+        <w:rPr>
+          <w:sz w:val="18"/>
+        </w:rPr>
+        <w:t>76 С. Мунсе, Патогенез мышечной боли, Отчеты о текущей боли и головной боли 7 (2003): 419 425.</w:t>
+      </w:r>
+    </w:p>
+    <w:p>
+      <w:pPr>
+        <w:pStyle w:val="Heading2"/>
+        <w:keepNext/>
+        <w:spacing w:before="280" w:after="160"/>
+        <w:jc w:val="left"/>
+      </w:pPr>
+      <w:r>
+        <w:t>PubMed Google Scholar</w:t>
       </w:r>
     </w:p>
     <w:p>
@@ -2910,19 +3725,18 @@
         <w:jc w:val="both"/>
       </w:pPr>
       <w:r>
-        <w:t>75 J. Р. Shah, Т. М. Phillips, J. V. Danoff и L. H. Gerber, An In vivo микроаналитическая техника для измерения местной биохимической среды человеческих скелетных мышц, Journal of Applied Physiology 99, No. 5 (2005): 19771984.</w:t>
-      </w:r>
-    </w:p>
-    <w:p>
-      <w:pPr>
-        <w:spacing w:before="60" w:after="60"/>
-        <w:ind w:left="720"/>
-      </w:pPr>
-      <w:r>
-        <w:rPr>
-          <w:sz w:val="18"/>
-        </w:rPr>
-        <w:t>76 С. Мунсе, Патогенез мышечной боли, Отчеты о текущей боли и головной боли 7 (2003): 419 425.</w:t>
+        <w:t>77 J. Z. Srbely, J. Р. Dickey, D. Lee и М. Lowerison, Сухая стимуляция иглы миофазциальных триггерных точек вызывает сегментальные антиноцицептивные эффекты, Журнал реабилитационной медицины 42, No 5 (2010): 463468.</w:t>
+      </w:r>
+    </w:p>
+    <w:p>
+      <w:pPr>
+        <w:pStyle w:val="Heading2"/>
+        <w:keepNext/>
+        <w:spacing w:before="280" w:after="160"/>
+        <w:jc w:val="left"/>
+      </w:pPr>
+      <w:r>
+        <w:t>PubMed Web of Science® Google Scholar</w:t>
       </w:r>
     </w:p>
     <w:p>
@@ -2933,7 +3747,18 @@
         <w:jc w:val="both"/>
       </w:pPr>
       <w:r>
-        <w:t>77 J. Z. Srbely, J. Р. Dickey, D. Lee и М. Lowerison, Сухая стимуляция иглы миофазциальных триггерных точек вызывает сегментальные антиноцицептивные эффекты, Журнал реабилитационной медицины 42, No 5 (2010): 463468.</w:t>
+        <w:t>78 А. Стекко, М. Гези, С. Стекко и Р. Стерн, Фациальные компоненты синдрома миофациальной боли, Отчеты о текущей боли и головной боли 17 (2013): 110.</w:t>
+      </w:r>
+    </w:p>
+    <w:p>
+      <w:pPr>
+        <w:pStyle w:val="Heading2"/>
+        <w:keepNext/>
+        <w:spacing w:before="280" w:after="160"/>
+        <w:jc w:val="left"/>
+      </w:pPr>
+      <w:r>
+        <w:t>Web of Science® Google Scholar</w:t>
       </w:r>
     </w:p>
     <w:p>
@@ -2944,7 +3769,23 @@
         <w:jc w:val="both"/>
       </w:pPr>
       <w:r>
-        <w:t>78 А. Стекко, М. Гези, С. Стекко и Р. Стерн, Фациальные компоненты синдрома миофациальной боли, Отчеты о текущей боли и головной боли 17 (2013): 110.</w:t>
+        <w:t>79 Ф. Деверо, Б. О'Рурк, П. Джей. Байрн, Д. Байрн и С. Кинселла, Эффекты освобождения миофазциальной триггерной точкой на производство энергии и силы в кинетической цепочке нижних конечностей, Журнал исследований силы и кондиционирования 33, No 9 (2019): 24532463.</w:t>
+      </w:r>
+    </w:p>
+    <w:p>
+      <w:pPr>
+        <w:pStyle w:val="Heading2"/>
+        <w:keepNext/>
+        <w:spacing w:before="280" w:after="160"/>
+        <w:jc w:val="left"/>
+      </w:pPr>
+      <w:r>
+        <w:t>PubMed Web of Science® Google Scholar</w:t>
+      </w:r>
+    </w:p>
+    <w:p>
+      <w:r>
+        <w:br w:type="page"/>
       </w:r>
     </w:p>
     <w:p>
@@ -2955,12 +3796,40 @@
         <w:jc w:val="both"/>
       </w:pPr>
       <w:r>
-        <w:t>79 Ф. Деверо, Б. О'Рурк, П. Джей. Байрн, Д. Байрн и С. Кинселла, Эффекты освобождения миофазциальной триггерной точкой на производство энергии и силы в кинетической цепочке нижних конечностей, Журнал исследований силы и кондиционирования 33, No 9 (2019): 24532463.</w:t>
-      </w:r>
-    </w:p>
-    <w:p>
-      <w:r>
-        <w:br w:type="page"/>
+        <w:t>80 С. Дейзинг, Б. Вейнкауф, Дж. Бланк, О. Обрея, М. Шмельц и Р. Руквид, NGF- Эвоцированная чувствительность мышечных фассийных ноцицепторов у людей, Боль 153, No. 8 (2012): 16731679.</w:t>
+      </w:r>
+    </w:p>
+    <w:p>
+      <w:pPr>
+        <w:pStyle w:val="Heading2"/>
+        <w:keepNext/>
+        <w:spacing w:before="280" w:after="160"/>
+        <w:jc w:val="left"/>
+      </w:pPr>
+      <w:r>
+        <w:t>CAS PubMed Web of Science® Google Scholar</w:t>
+      </w:r>
+    </w:p>
+    <w:p>
+      <w:pPr>
+        <w:pStyle w:val="Heading1"/>
+        <w:keepNext/>
+        <w:spacing w:before="360" w:after="240"/>
+        <w:jc w:val="left"/>
+      </w:pPr>
+      <w:r>
+        <w:t>81 F. С. Duarte, М. Hurtig, А. Clark, J. Simpson и J. Z. Srbely, Объединение между естественным возникновением остеоартрита</w:t>
+      </w:r>
+    </w:p>
+    <w:p>
+      <w:pPr>
+        <w:pStyle w:val="Heading2"/>
+        <w:keepNext/>
+        <w:spacing w:before="280" w:after="160"/>
+        <w:jc w:val="left"/>
+      </w:pPr>
+      <w:r>
+        <w:t>PubMed Web of Science® Google Scholar</w:t>
       </w:r>
     </w:p>
     <w:p>
@@ -2971,18 +3840,18 @@
         <w:jc w:val="both"/>
       </w:pPr>
       <w:r>
-        <w:t>80 С. Дейзинг, Б. Вейнкауф, Дж. Бланк, О. Обрея, М. Шмельц и Р. Руквид, NGF- Эвоцированная чувствительность мышечных фассийных ноцицепторов у людей, Боль 153, No. 8 (2012): 16731679.</w:t>
-      </w:r>
-    </w:p>
-    <w:p>
-      <w:pPr>
-        <w:pStyle w:val="Heading1"/>
-        <w:keepNext/>
-        <w:spacing w:before="360" w:after="240"/>
-        <w:jc w:val="left"/>
-      </w:pPr>
-      <w:r>
-        <w:t>81 F. С. Duarte, М. Hurtig, А. Clark, J. Simpson и J. Z. Srbely, Объединение между естественным возникновением остеоартрита</w:t>
+        <w:t>82 W. Е. Rivers, D. Garrigues, J. Graciosa, и R. N. Harden, Знаки и симптомы миофазсовой боли: Международное исследование поставщиков услуг по лечению боли и предложенный предварительный набор диагностических критериев, Медицинство боли 16, No 9 (2015): 17941805.</w:t>
+      </w:r>
+    </w:p>
+    <w:p>
+      <w:pPr>
+        <w:pStyle w:val="Heading2"/>
+        <w:keepNext/>
+        <w:spacing w:before="280" w:after="160"/>
+        <w:jc w:val="left"/>
+      </w:pPr>
+      <w:r>
+        <w:t>PubMed Web of Science® Google Scholar</w:t>
       </w:r>
     </w:p>
     <w:p>
@@ -2993,7 +3862,18 @@
         <w:jc w:val="both"/>
       </w:pPr>
       <w:r>
-        <w:t>82 W. Е. Rivers, D. Garrigues, J. Graciosa, и R. N. Harden, Знаки и симптомы миофазсовой боли: Международное исследование поставщиков услуг по лечению боли и предложенный предварительный набор диагностических критериев, Медицинство боли 16, No 9 (2015): 17941805.</w:t>
+        <w:t>83 Д. Г. Симонс, Симптоматология и клиническая патофизиология миофазциальной боли, Der Schmerz 5, no. Дополнение 1 (1991): S29S37.</w:t>
+      </w:r>
+    </w:p>
+    <w:p>
+      <w:pPr>
+        <w:pStyle w:val="Heading2"/>
+        <w:keepNext/>
+        <w:spacing w:before="280" w:after="160"/>
+        <w:jc w:val="left"/>
+      </w:pPr>
+      <w:r>
+        <w:t>CAS PubMed Google Scholar</w:t>
       </w:r>
     </w:p>
     <w:p>
@@ -3004,7 +3884,18 @@
         <w:jc w:val="both"/>
       </w:pPr>
       <w:r>
-        <w:t>83 Д. Г. Симонс, Симптоматология и клиническая патофизиология миофазциальной боли, Der Schmerz 5, no. Дополнение 1 (1991): S29S37.</w:t>
+        <w:t>84 Х. Li, R. Wang, Х. Xing и К. Ян (Ян (Yang)), Акупунктура для синдрома миофасциальной боли: сетевой метаанализ 33 рандомизированных контролируемых испытаний, Врач боли 20, No. 6 (2017): E883.</w:t>
+      </w:r>
+    </w:p>
+    <w:p>
+      <w:pPr>
+        <w:pStyle w:val="Heading2"/>
+        <w:keepNext/>
+        <w:spacing w:before="280" w:after="160"/>
+        <w:jc w:val="left"/>
+      </w:pPr>
+      <w:r>
+        <w:t>CAS PubMed Web of Science® Google Scholar</w:t>
       </w:r>
     </w:p>
     <w:p>
@@ -3015,7 +3906,40 @@
         <w:jc w:val="both"/>
       </w:pPr>
       <w:r>
-        <w:t>84 Х. Li, R. Wang, Х. Xing и К. Ян (Ян (Yang)), Акупунктура для синдрома миофасциальной боли: сетевой метаанализ 33 рандомизированных контролируемых испытаний, Врач боли 20, No. 6 (2017): E883.</w:t>
+        <w:t>85 А. Т. Ратбоун, Л. Гроссман-Римон и Д. А. Кумбхаре, Интерратерное соглашение о ручной пальпации для идентификации миофазциальных триггерных точек: систематический обзор и метаанализ, Клинический журнал боли 33, No 8 (2017): 715729.</w:t>
+      </w:r>
+    </w:p>
+    <w:p>
+      <w:pPr>
+        <w:pStyle w:val="Heading2"/>
+        <w:keepNext/>
+        <w:spacing w:before="280" w:after="160"/>
+        <w:jc w:val="left"/>
+      </w:pPr>
+      <w:r>
+        <w:t>PubMed Web of Science® Google Scholar</w:t>
+      </w:r>
+    </w:p>
+    <w:p>
+      <w:pPr>
+        <w:pStyle w:val="Heading1"/>
+        <w:keepNext/>
+        <w:spacing w:before="360" w:after="240"/>
+        <w:jc w:val="left"/>
+      </w:pPr>
+      <w:r>
+        <w:t>86 А. Т. Л. Ратбон и Д. А. Кумбхаре, Re: Признаки и симптомы миофазсовой боли: Международное исследование поставщиков услуг</w:t>
+      </w:r>
+    </w:p>
+    <w:p>
+      <w:pPr>
+        <w:pStyle w:val="Heading2"/>
+        <w:keepNext/>
+        <w:spacing w:before="280" w:after="160"/>
+        <w:jc w:val="left"/>
+      </w:pPr>
+      <w:r>
+        <w:t>PubMed Web of Science® Google Scholar</w:t>
       </w:r>
     </w:p>
     <w:p>
@@ -3026,18 +3950,23 @@
         <w:jc w:val="both"/>
       </w:pPr>
       <w:r>
-        <w:t>85 А. Т. Ратбоун, Л. Гроссман-Римон и Д. А. Кумбхаре, Интерратерное соглашение о ручной пальпации для идентификации миофазциальных триггерных точек: систематический обзор и метаанализ, Клинический журнал боли 33, No 8 (2017): 715729.</w:t>
-      </w:r>
-    </w:p>
-    <w:p>
-      <w:pPr>
-        <w:pStyle w:val="Heading1"/>
-        <w:keepNext/>
-        <w:spacing w:before="360" w:after="240"/>
-        <w:jc w:val="left"/>
-      </w:pPr>
-      <w:r>
-        <w:t>86 А.Т.Л. Ратбон и Д.А. Кумбхаре, Re: Признаки и симптомы миофазсовой боли: Международное исследование поставщиков услуг по</w:t>
+        <w:t>87 Ф. С. Дуарте, Д. В. Вест, Л. Д. Линде, С. Хасан и Д. А. Кумбхаре, Преисследование синдрома миофазциальной боли: к развитию биомаркеров и критериям диагностики на основе механизма, Текущие ревматологические отчеты 23 (2021): 110.</w:t>
+      </w:r>
+    </w:p>
+    <w:p>
+      <w:r>
+        <w:br w:type="page"/>
+      </w:r>
+    </w:p>
+    <w:p>
+      <w:pPr>
+        <w:pStyle w:val="Heading2"/>
+        <w:keepNext/>
+        <w:spacing w:before="280" w:after="160"/>
+        <w:jc w:val="left"/>
+      </w:pPr>
+      <w:r>
+        <w:t>Web of Science® Google Scholar</w:t>
       </w:r>
     </w:p>
     <w:p>
@@ -3048,12 +3977,18 @@
         <w:jc w:val="both"/>
       </w:pPr>
       <w:r>
-        <w:t>87 Ф. С. Дуарте, Д. В. Вест, Л. Д. Линде, С. Хасан и Д. А. Кумбхаре, Преисследование синдрома миофазциальной боли: к развитию биомаркеров и критериям диагностики на основе механизма, Текущие ревматологические отчеты 23 (2021): 110.</w:t>
-      </w:r>
-    </w:p>
-    <w:p>
-      <w:r>
-        <w:br w:type="page"/>
+        <w:t>88 С. Амбит-Квесада, Дж. Л. Ариас-Бурья, К. А. Кортни, Л. Аренд-Нильсен и К. Фернандес-де-Лас-Пенас, Исследование количественного сенсорного тестирования в латентных триггерных точках и упомянутых областях боли, Клинический журнал боли 34, No 5 (2018): 409414.</w:t>
+      </w:r>
+    </w:p>
+    <w:p>
+      <w:pPr>
+        <w:pStyle w:val="Heading2"/>
+        <w:keepNext/>
+        <w:spacing w:before="280" w:after="160"/>
+        <w:jc w:val="left"/>
+      </w:pPr>
+      <w:r>
+        <w:t>PubMed Web of Science® Google Scholar</w:t>
       </w:r>
     </w:p>
     <w:p>
@@ -3064,7 +3999,18 @@
         <w:jc w:val="both"/>
       </w:pPr>
       <w:r>
-        <w:t>88 С. Амбит-Квесада, Дж. Л. Ариас-Бурья, К. А. Кортни, Л. Аренд-Нильсен и К. Фернандес-де-Лас-Пенас, Исследование количественного сенсорного тестирования в латентных триггерных точках и упомянутых областях боли, Клинический журнал боли 34, No 5 (2018): 409414.</w:t>
+        <w:t>89 У. Каумо, А. Деитос, С. Карвальхо и Ф. Фрегни, Раздражительность моторной коры и уровни BDNF в хронической мышечно-скелетной боли согласно структурной патологии, Границы в человеческой нейробиологии 10 (2016): 357.</w:t>
+      </w:r>
+    </w:p>
+    <w:p>
+      <w:pPr>
+        <w:pStyle w:val="Heading2"/>
+        <w:keepNext/>
+        <w:spacing w:before="280" w:after="160"/>
+        <w:jc w:val="left"/>
+      </w:pPr>
+      <w:r>
+        <w:t>PubMed Web of Science® Google Scholar</w:t>
       </w:r>
     </w:p>
     <w:p>
@@ -3075,7 +4021,40 @@
         <w:jc w:val="both"/>
       </w:pPr>
       <w:r>
-        <w:t>89 У. Каумо, А. Деитос, С. Карвальхо и Ф. Фрегни, Раздражительность моторной коры и уровни BDNF в хронической мышечно-скелетной боли согласно структурной патологии, Границы в человеческой нейробиологии 10 (2016): 357.</w:t>
+        <w:t>90 М. Фарелла, А. Мишелотти, М. Стенкс, Р. Ромео, Р. Симино и Ф. Босман, Дагностическая ценность алгеометрии давления в миофазциальной боли мышц ящерицы, Журнал оральной реабилитации 27, No 1 (2000): 914.</w:t>
+      </w:r>
+    </w:p>
+    <w:p>
+      <w:pPr>
+        <w:pStyle w:val="Heading2"/>
+        <w:keepNext/>
+        <w:spacing w:before="280" w:after="160"/>
+        <w:jc w:val="left"/>
+      </w:pPr>
+      <w:r>
+        <w:t>CAS PubMed Web of Science® Google Scholar</w:t>
+      </w:r>
+    </w:p>
+    <w:p>
+      <w:pPr>
+        <w:pStyle w:val="Heading1"/>
+        <w:keepNext/>
+        <w:spacing w:before="360" w:after="240"/>
+        <w:jc w:val="left"/>
+      </w:pPr>
+      <w:r>
+        <w:t>91 М. Н. Джанал, К. Г. Рафаэль, Д. Б. Кук, Д. А. Сиройс, Л. Немеливский и Р. Стауд, Термово-временное совокупление и распад</w:t>
+      </w:r>
+    </w:p>
+    <w:p>
+      <w:pPr>
+        <w:pStyle w:val="Heading2"/>
+        <w:keepNext/>
+        <w:spacing w:before="280" w:after="160"/>
+        <w:jc w:val="left"/>
+      </w:pPr>
+      <w:r>
+        <w:t>PubMed Web of Science® Google Scholar</w:t>
       </w:r>
     </w:p>
     <w:p>
@@ -3086,18 +4065,18 @@
         <w:jc w:val="both"/>
       </w:pPr>
       <w:r>
-        <w:t>90 М. Фарелла, А. Мишелотти, М. Стенкс, Р. Ромео, Р. Симино и Ф. Босман, Дагностическая ценность алгеометрии давления в миофазциальной боли мышц ящерицы, Журнал оральной реабилитации 27, No 1 (2000): 914.</w:t>
-      </w:r>
-    </w:p>
-    <w:p>
-      <w:pPr>
-        <w:pStyle w:val="Heading1"/>
-        <w:keepNext/>
-        <w:spacing w:before="360" w:after="240"/>
-        <w:jc w:val="left"/>
-      </w:pPr>
-      <w:r>
-        <w:t>91 М. Н. Джанал, К. Г. Рафаэль, Д. Б. Кук, Д. А. Сиройс, Л. Немеливский и Р. Стауд, Термово-временное совокупление и распад</w:t>
+        <w:t>92 Д. Л. Кеннеди, Х. И. Кемп, Д. Ридут, Д. Ярницкий и А. С. Райс, Надежность обусловленной модуляции боли: Систематический обзор, Боль 157, No 11 (2016): 24102419.</w:t>
+      </w:r>
+    </w:p>
+    <w:p>
+      <w:pPr>
+        <w:pStyle w:val="Heading2"/>
+        <w:keepNext/>
+        <w:spacing w:before="280" w:after="160"/>
+        <w:jc w:val="left"/>
+      </w:pPr>
+      <w:r>
+        <w:t>PubMed Web of Science® Google Scholar</w:t>
       </w:r>
     </w:p>
     <w:p>
@@ -3108,7 +4087,18 @@
         <w:jc w:val="both"/>
       </w:pPr>
       <w:r>
-        <w:t>92 Д. Л. Кеннеди, Х. И. Кемп, Д. Ридут, Д. Ярницкий и А. С. Райс, Надежность обусловленной модуляции боли: Систематический обзор, Боль 157, No 11 (2016): 24102419.</w:t>
+        <w:t>93 Л. Д. Линде, Д. А. Кумбхаре, М. Джоши и Дж. З. Сербели, Сотношение между скоростью применения алгеометра и порогом давления на боль в оценке чувствительности к миофазциальной триггерной точке, Практика боли 18, No 2 (2018): 224229.</w:t>
+      </w:r>
+    </w:p>
+    <w:p>
+      <w:pPr>
+        <w:pStyle w:val="Heading2"/>
+        <w:keepNext/>
+        <w:spacing w:before="280" w:after="160"/>
+        <w:jc w:val="left"/>
+      </w:pPr>
+      <w:r>
+        <w:t>PubMed Web of Science® Google Scholar</w:t>
       </w:r>
     </w:p>
     <w:p>
@@ -3119,7 +4109,23 @@
         <w:jc w:val="both"/>
       </w:pPr>
       <w:r>
-        <w:t>93 Л. Д. Линде, Д. А. Кумбхаре, М. Джоши и Дж. З. Сербели, Сотношение между скоростью применения алгеометра и порогом давления на боль в оценке чувствительности к миофазциальной триггерной точке, Практика боли 18, No 2 (2018): 224229.</w:t>
+        <w:t>94 О. Майораль дель Мораль, М. Торрес Лакомба, И. Дж. Рассел, О. Санчес Мендез и Б. Санчес Валидность и надежность клинического обследования в диагностике синдрома миофазсовой боли и миофазсовых триггерных точек в мышцах верхнего квартала, Больная медицина 19, No 10 (2018): 20392050.</w:t>
+      </w:r>
+    </w:p>
+    <w:p>
+      <w:pPr>
+        <w:pStyle w:val="Heading2"/>
+        <w:keepNext/>
+        <w:spacing w:before="280" w:after="160"/>
+        <w:jc w:val="left"/>
+      </w:pPr>
+      <w:r>
+        <w:t>PubMed Web of Science® Google Scholar</w:t>
+      </w:r>
+    </w:p>
+    <w:p>
+      <w:r>
+        <w:br w:type="page"/>
       </w:r>
     </w:p>
     <w:p>
@@ -3130,12 +4136,18 @@
         <w:jc w:val="both"/>
       </w:pPr>
       <w:r>
-        <w:t>94 О. Майораль дель Мораль, М. Торрес Лакомба, И. Дж. Рассел, О. Санчес Мендез и Б. Санчес Валидность и надежность клинического обследования в диагностике синдрома миофазсовой боли и миофазсовых триггерных точек в мышцах верхнего квартала, Больная медицина 19, No 10 (2018): 20392050.</w:t>
-      </w:r>
-    </w:p>
-    <w:p>
-      <w:r>
-        <w:br w:type="page"/>
+        <w:t>95 С. Рамасвами и Т. Водехаус, Условное модулирование болиОбширный обзор, Неврофизиологическая клиника 51, No 3 (2021): 197208.</w:t>
+      </w:r>
+    </w:p>
+    <w:p>
+      <w:pPr>
+        <w:pStyle w:val="Heading2"/>
+        <w:keepNext/>
+        <w:spacing w:before="280" w:after="160"/>
+        <w:jc w:val="left"/>
+      </w:pPr>
+      <w:r>
+        <w:t>PubMed Web of Science® Google Scholar</w:t>
       </w:r>
     </w:p>
     <w:p>
@@ -3146,7 +4158,18 @@
         <w:jc w:val="both"/>
       </w:pPr>
       <w:r>
-        <w:t>95 С. Рамасвами и Т. Водехаус, Условное модулирование болиОбширный обзор, Неврофизиологическая клиника 51, No 3 (2021): 197208.</w:t>
+        <w:t>96 Р. Ролке, Р. Барон, С. Майер и др., Квантитативное сенсорное тестирование в немецкой исследовательской сети по невропатической боли (DFNS): Стандартный протокол и референтные значения, Боль 123, No 3 (2006): 231243.</w:t>
+      </w:r>
+    </w:p>
+    <w:p>
+      <w:pPr>
+        <w:pStyle w:val="Heading2"/>
+        <w:keepNext/>
+        <w:spacing w:before="280" w:after="160"/>
+        <w:jc w:val="left"/>
+      </w:pPr>
+      <w:r>
+        <w:t>CAS PubMed Web of Science® Google Scholar</w:t>
       </w:r>
     </w:p>
     <w:p>
@@ -3157,7 +4180,18 @@
         <w:jc w:val="both"/>
       </w:pPr>
       <w:r>
-        <w:t>96 Р. Ролке, Р. Барон, С. Майер и др., Квантитативное сенсорное тестирование в немецкой исследовательской сети по невропатической боли (DFNS): Стандартный протокол и референтные значения, Боль 123, No 3 (2006): 231243.</w:t>
+        <w:t>97 J. Z. Srbely, J. Р. Dickey, L. R. Bent, D. Lee и М. Lowerison, Капсаицин-индуцированная центральная чувствительность вызывает сегментальное увеличение чувствительности к точке вызова у людей, Journal of Pain 11, no. 7 (2010): 636.</w:t>
+      </w:r>
+    </w:p>
+    <w:p>
+      <w:pPr>
+        <w:pStyle w:val="Heading2"/>
+        <w:keepNext/>
+        <w:spacing w:before="280" w:after="160"/>
+        <w:jc w:val="left"/>
+      </w:pPr>
+      <w:r>
+        <w:t>CAS PubMed Web of Science® Google Scholar</w:t>
       </w:r>
     </w:p>
     <w:p>
@@ -3168,7 +4202,18 @@
         <w:jc w:val="both"/>
       </w:pPr>
       <w:r>
-        <w:t>97 J. Z. Srbely, J. Р. Dickey, L. R. Bent, D. Lee и М. Lowerison, Капсаицин-индуцированная центральная чувствительность вызывает сегментальное увеличение чувствительности к точке вызова у людей, Journal of Pain 11, no. 7 (2010): 636.</w:t>
+        <w:t>98 Х. Б. Вайгтер, К. К. Петерсен, Ц. Д. Морч, Ю. Имай и Л. Аренд-Нильсен, Оценка надежности CPM: количественная оценка внутрисубъектной надежности 10 различных протоколов, Скандинавский журнал боли 18, No 4 (2018): 729737.</w:t>
+      </w:r>
+    </w:p>
+    <w:p>
+      <w:pPr>
+        <w:pStyle w:val="Heading2"/>
+        <w:keepNext/>
+        <w:spacing w:before="280" w:after="160"/>
+        <w:jc w:val="left"/>
+      </w:pPr>
+      <w:r>
+        <w:t>PubMed Web of Science® Google Scholar</w:t>
       </w:r>
     </w:p>
     <w:p>
@@ -3179,7 +4224,18 @@
         <w:jc w:val="both"/>
       </w:pPr>
       <w:r>
-        <w:t>98 Х. Б. Вайгтер, К. К. Петерсен, Ц. Д. Морч, Ю. Имай и Л. Аренд-Нильсен, Оценка надежности CPM: количественная оценка внутрисубъектной надежности 10 различных протоколов, Скандинавский журнал боли 18, No 4 (2018): 729737.</w:t>
+        <w:t>99 К. Чен, С. Бенсамун, Дж. Р. Басфорд, Дж. М. Томпсон и К.-Н. Ан, Идентификация и количественная идентификация миофазциальных таутных полос с магнитной резонансной эластографией, Архивы физической медицины и реабилитации 88, No 12 (2007): 16581661.</w:t>
+      </w:r>
+    </w:p>
+    <w:p>
+      <w:pPr>
+        <w:pStyle w:val="Heading2"/>
+        <w:keepNext/>
+        <w:spacing w:before="280" w:after="160"/>
+        <w:jc w:val="left"/>
+      </w:pPr>
+      <w:r>
+        <w:t>PubMed Web of Science® Google Scholar</w:t>
       </w:r>
     </w:p>
     <w:p>
@@ -3190,7 +4246,18 @@
         <w:jc w:val="both"/>
       </w:pPr>
       <w:r>
-        <w:t>99 К. Чен, С. Бенсамун, Дж. Р. Басфорд, Дж. М. Томпсон и К.-Н. Ан, Идентификация и количественная идентификация миофазциальных таутных полос с магнитной резонансной эластографией, Архивы физической медицины и реабилитации 88, No 12 (2007): 16581661.</w:t>
+        <w:t>100 А. В. Дибай-Филхо, Э. С. Гиро, В. Т. Феррера, Э. Е. Брандино, М. М. Ваз и Р. Р. Гиро, Надежность различных методик анализа инфракрасного изображения миофазциальных триггерных точек в верхней трапезиальной мышце, Бразильский журнал физической терапии 19, No 2 (2015): 122128.</w:t>
+      </w:r>
+    </w:p>
+    <w:p>
+      <w:pPr>
+        <w:pStyle w:val="Heading2"/>
+        <w:keepNext/>
+        <w:spacing w:before="280" w:after="160"/>
+        <w:jc w:val="left"/>
+      </w:pPr>
+      <w:r>
+        <w:t>PubMed Web of Science® Google Scholar</w:t>
       </w:r>
     </w:p>
     <w:p>
@@ -3201,7 +4268,45 @@
         <w:jc w:val="both"/>
       </w:pPr>
       <w:r>
-        <w:t>100 А. В. Дибай-Филхо, Э. С. Гиро, В. Т. Феррера, Э. Е. Брандино, М. М. Ваз и Р. Р. Гиро, Надежность различных методик анализа инфракрасного изображения миофазциальных триггерных точек в верхней трапезиальной мышце, Бразильский журнал физической терапии 19, No 2 (2015): 122128.</w:t>
+        <w:t>101 Д. С. Хаддад, М. Л. Бриоши и Э. С. Арита, Термографическая и клиническая корреляция миофазциальных триггерных точек в мастикаторных мышцах, Дэнто Максило рентгенология лица 41, No 8 (2012): 621629.</w:t>
+      </w:r>
+    </w:p>
+    <w:p>
+      <w:pPr>
+        <w:pStyle w:val="Heading2"/>
+        <w:keepNext/>
+        <w:spacing w:before="280" w:after="160"/>
+        <w:jc w:val="left"/>
+      </w:pPr>
+      <w:r>
+        <w:t>CAS PubMed Web of Science® Google Scholar</w:t>
+      </w:r>
+    </w:p>
+    <w:p>
+      <w:pPr>
+        <w:pStyle w:val="Heading1"/>
+        <w:keepNext/>
+        <w:spacing w:before="360" w:after="240"/>
+        <w:jc w:val="left"/>
+      </w:pPr>
+      <w:r>
+        <w:t>102 Ю. Кимура, Х. Ю. Ге, Ю. Чжан, М. Кимура, Х. Сумикура и Л. Аренд-Нильсен, Оценка симпатической реакции сосудистого сосуда</w:t>
+      </w:r>
+    </w:p>
+    <w:p>
+      <w:r>
+        <w:br w:type="page"/>
+      </w:r>
+    </w:p>
+    <w:p>
+      <w:pPr>
+        <w:pStyle w:val="Heading2"/>
+        <w:keepNext/>
+        <w:spacing w:before="280" w:after="160"/>
+        <w:jc w:val="left"/>
+      </w:pPr>
+      <w:r>
+        <w:t>CAS PubMed Web of Science® Google Scholar</w:t>
       </w:r>
     </w:p>
     <w:p>
@@ -3212,23 +4317,18 @@
         <w:jc w:val="both"/>
       </w:pPr>
       <w:r>
-        <w:t>101 Д. С. Хаддад, М. Л. Бриоши и Э. С. Арита, Термографическая и клиническая корреляция миофазциальных триггерных точек в мастикаторных мышцах, Дэнто Максило рентгенология лица 41, No 8 (2012): 621629.</w:t>
-      </w:r>
-    </w:p>
-    <w:p>
-      <w:pPr>
-        <w:pStyle w:val="Heading1"/>
-        <w:keepNext/>
-        <w:spacing w:before="360" w:after="240"/>
-        <w:jc w:val="left"/>
-      </w:pPr>
-      <w:r>
-        <w:t>102 Ю. Кимура, Х. Ю. Ге, Ю. Чжан, М. Кимура, Х. Сумикура и Л. Аренд-Нильсен, Оценка симпатической реакции сосудистого сосуда</w:t>
-      </w:r>
-    </w:p>
-    <w:p>
-      <w:r>
-        <w:br w:type="page"/>
+        <w:t>103 Д. Кумбхаре, С. Шо, Л. Гроссман-Римон и М. Д. Носворти, Квантитативная ультразвуковая оценка синдрома миофазсовой боли, поражающего трапезий: исследование надежности, Журнал ультразвука в медицине 36, No 12 (2017): 25592568.</w:t>
+      </w:r>
+    </w:p>
+    <w:p>
+      <w:pPr>
+        <w:pStyle w:val="Heading2"/>
+        <w:keepNext/>
+        <w:spacing w:before="280" w:after="160"/>
+        <w:jc w:val="left"/>
+      </w:pPr>
+      <w:r>
+        <w:t>PubMed Web of Science® Google Scholar</w:t>
       </w:r>
     </w:p>
     <w:p>
@@ -3239,7 +4339,18 @@
         <w:jc w:val="both"/>
       </w:pPr>
       <w:r>
-        <w:t>103 Д. Кумбхаре, С. Шо, Л. Гроссман-Римон и М. Д. Носворти, Квантитативная ультразвуковая оценка синдрома миофазсовой боли, поражающего трапезий: исследование надежности, Журнал ультразвука в медицине 36, No 12 (2017): 25592568.</w:t>
+        <w:t>104 Д. А. Кумбхаре, С. Ахмед, М. Г. Бехр и М. Д. Носворти, Квантитативный ультразвук с использованием анализа текстуры миофазциального синдрома боли в трапезии, Критические отзывы в биомедицинской инженерии 46, No 1 (2018): 131.</w:t>
+      </w:r>
+    </w:p>
+    <w:p>
+      <w:pPr>
+        <w:pStyle w:val="Heading2"/>
+        <w:keepNext/>
+        <w:spacing w:before="280" w:after="160"/>
+        <w:jc w:val="left"/>
+      </w:pPr>
+      <w:r>
+        <w:t>PubMed Google Scholar</w:t>
       </w:r>
     </w:p>
     <w:p>
@@ -3250,7 +4361,18 @@
         <w:jc w:val="both"/>
       </w:pPr>
       <w:r>
-        <w:t>104 Д. А. Кумбхаре, С. Ахмед, М. Г. Бехр и М. Д. Носворти, Квантитативный ультразвук с использованием анализа текстуры миофазциального синдрома боли в трапезии, Критические отзывы в биомедицинской инженерии 46, No 1 (2018): 131.</w:t>
+        <w:t>105 Д. А. Кумбхаре, А. Х. Эльзибак и М. Д. Носворти, Оценка миофазциальных триггерных точек с использованием ультразвука, Американский журнал физической медицины и реабилитации 95, No 1 (2016): 7280.</w:t>
+      </w:r>
+    </w:p>
+    <w:p>
+      <w:pPr>
+        <w:pStyle w:val="Heading2"/>
+        <w:keepNext/>
+        <w:spacing w:before="280" w:after="160"/>
+        <w:jc w:val="left"/>
+      </w:pPr>
+      <w:r>
+        <w:t>PubMed Web of Science® Google Scholar</w:t>
       </w:r>
     </w:p>
     <w:p>
@@ -3261,7 +4383,18 @@
         <w:jc w:val="both"/>
       </w:pPr>
       <w:r>
-        <w:t>105 Д. А. Кумбхаре, А. Х. Эльзибак и М. Д. Носворти, Оценка миофазциальных триггерных точек с использованием ультразвука, Американский журнал физической медицины и реабилитации 95, No 1 (2016): 7280.</w:t>
+        <w:t>106 Д. Ниддам, С. Х. Ли, Ю. Т. Су и Р. К. Чан, Изменения структуры мозга у пациентов с хронической миофасциальной болью, Европейский журнал боли 21, No 1 (2017): 148158.</w:t>
+      </w:r>
+    </w:p>
+    <w:p>
+      <w:pPr>
+        <w:pStyle w:val="Heading2"/>
+        <w:keepNext/>
+        <w:spacing w:before="280" w:after="160"/>
+        <w:jc w:val="left"/>
+      </w:pPr>
+      <w:r>
+        <w:t>CAS PubMed Web of Science® Google Scholar</w:t>
       </w:r>
     </w:p>
     <w:p>
@@ -3272,7 +4405,18 @@
         <w:jc w:val="both"/>
       </w:pPr>
       <w:r>
-        <w:t>106 Д. Ниддам, С. Х. Ли, Ю. Т. Су и Р. К. Чан, Изменения структуры мозга у пациентов с хронической миофасциальной болью, Европейский журнал боли 21, No 1 (2017): 148158.</w:t>
+        <w:t>107 Н. Солманн, Н. Матония, Д. Вайдлих и др., Квантитативное магнитно-резонансное изображение мышц верхнего трапезаОценка миофазциальных триггерных точек у пациентов с мигрени, Журнал головных болей и боли 20 (2019): 19.</w:t>
+      </w:r>
+    </w:p>
+    <w:p>
+      <w:pPr>
+        <w:pStyle w:val="Heading2"/>
+        <w:keepNext/>
+        <w:spacing w:before="280" w:after="160"/>
+        <w:jc w:val="left"/>
+      </w:pPr>
+      <w:r>
+        <w:t>PubMed Web of Science® Google Scholar</w:t>
       </w:r>
     </w:p>
     <w:p>
@@ -3283,7 +4427,45 @@
         <w:jc w:val="both"/>
       </w:pPr>
       <w:r>
-        <w:t>107 Н. Солманн, Н. Матония, Д. Вайдлих и др., Квантитативное магнитно-резонансное изображение мышц верхнего трапезаОценка миофазциальных триггерных точек у пациентов с мигрени, Журнал головных болей и боли 20 (2019): 19.</w:t>
+        <w:t>108 Ю. Чжан, Х.-Ю. Ге, С.-З. Юе, Ю. Кимура и Л. Аренд-Нильсен, Ослабленный ответ на кровоток кожи на ноцицептивную стимуляцию латентных миофазциальных триггерных точек, Архивы физической медицины и реабилитации 90, No 2 (2009): 325332.</w:t>
+      </w:r>
+    </w:p>
+    <w:p>
+      <w:pPr>
+        <w:pStyle w:val="Heading2"/>
+        <w:keepNext/>
+        <w:spacing w:before="280" w:after="160"/>
+        <w:jc w:val="left"/>
+      </w:pPr>
+      <w:r>
+        <w:t>PubMed Web of Science® Google Scholar</w:t>
+      </w:r>
+    </w:p>
+    <w:p>
+      <w:pPr>
+        <w:pStyle w:val="Heading1"/>
+        <w:keepNext/>
+        <w:spacing w:before="360" w:after="240"/>
+        <w:jc w:val="left"/>
+      </w:pPr>
+      <w:r>
+        <w:t>109 Д. Туро, П. Отто, Дж. П. Шах и др., Ультразвуковая характеристика мышцы верхнего трапеза у пациентов с хронической болью</w:t>
+      </w:r>
+    </w:p>
+    <w:p>
+      <w:pPr>
+        <w:pStyle w:val="Heading2"/>
+        <w:keepNext/>
+        <w:spacing w:before="280" w:after="160"/>
+        <w:jc w:val="left"/>
+      </w:pPr>
+      <w:r>
+        <w:t>PubMed Web of Science® Google Scholar</w:t>
+      </w:r>
+    </w:p>
+    <w:p>
+      <w:r>
+        <w:br w:type="page"/>
       </w:r>
     </w:p>
     <w:p>
@@ -3294,23 +4476,18 @@
         <w:jc w:val="both"/>
       </w:pPr>
       <w:r>
-        <w:t>108 Ю. Чжан, Х.-Ю. Ге, С.-З. Юе, Ю. Кимура и Л. Аренд-Нильсен, Ослабленный ответ на кровоток кожи на ноцицептивную стимуляцию латентных миофазциальных триггерных точек, Архивы физической медицины и реабилитации 90, No 2 (2009): 325332.</w:t>
-      </w:r>
-    </w:p>
-    <w:p>
-      <w:pPr>
-        <w:pStyle w:val="Heading1"/>
-        <w:keepNext/>
-        <w:spacing w:before="360" w:after="240"/>
-        <w:jc w:val="left"/>
-      </w:pPr>
-      <w:r>
-        <w:t>109 Д. Туро, П. Отто, Дж. П. Шах и др., Ультразвуковая характеристика мышцы верхнего трапеза у пациентов с хронической болью</w:t>
-      </w:r>
-    </w:p>
-    <w:p>
-      <w:r>
-        <w:br w:type="page"/>
+        <w:t>110 J. Fernández-Carnero, H.-У. Ge, У. Kimura, С. Fernández-de-Las-Peñas, и L. Arendt-Nielsen, Повышение спонтанной электрической активности в латентной миофасциальной триггерной точке после ноцицептивной стимуляции другой латентной триггерной точки, Клинический журнал боли 26, No 2 (2010): 138143.</w:t>
+      </w:r>
+    </w:p>
+    <w:p>
+      <w:pPr>
+        <w:pStyle w:val="Heading2"/>
+        <w:keepNext/>
+        <w:spacing w:before="280" w:after="160"/>
+        <w:jc w:val="left"/>
+      </w:pPr>
+      <w:r>
+        <w:t>PubMed Web of Science® Google Scholar</w:t>
       </w:r>
     </w:p>
     <w:p>
@@ -3321,7 +4498,18 @@
         <w:jc w:val="both"/>
       </w:pPr>
       <w:r>
-        <w:t>110 J. Fernández-Carnero, H.-У. Ge, У. Kimura, С. Fernández-de-Las-Peñas, и L. Arendt-Nielsen, Повышение спонтанной электрической активности в латентной миофасциальной триггерной точке после ноцицептивной стимуляции другой латентной триггерной точки, Клинический журнал боли 26, No 2 (2010): 138143.</w:t>
+        <w:t>111 L. Li, R. Stoop, R. Clijsen, et al., Критерии, используемые для диагностики миофазциальных триггерных точек в клинических испытаниях на физиотерапию: обновленный систематический обзор, Клинический журнал боли 36, No 12 (2020): 955967.</w:t>
+      </w:r>
+    </w:p>
+    <w:p>
+      <w:pPr>
+        <w:pStyle w:val="Heading2"/>
+        <w:keepNext/>
+        <w:spacing w:before="280" w:after="160"/>
+        <w:jc w:val="left"/>
+      </w:pPr>
+      <w:r>
+        <w:t>CAS PubMed Web of Science® Google Scholar</w:t>
       </w:r>
     </w:p>
     <w:p>
@@ -3332,7 +4520,18 @@
         <w:jc w:val="both"/>
       </w:pPr>
       <w:r>
-        <w:t>111 L. Li, R. Stoop, R. Clijsen, et al., Критерии, используемые для диагностики миофазциальных триггерных точек в клинических испытаниях на физиотерапию: обновленный систематический обзор, Клинический журнал боли 36, No 12 (2020): 955967.</w:t>
+        <w:t>112 С. Бургаизе, Г. Ньютон, Д. Кумбарэ и Дж. Сербели, Сравнение клинических проявлений и патофизиологии синдрома миофасциальной боли и фибромиалгии: последствия для дифференциального диагностики и управления, Журнал канадской ассоциации хиропрактики 62, No 1 (2018): 26.</w:t>
+      </w:r>
+    </w:p>
+    <w:p>
+      <w:pPr>
+        <w:pStyle w:val="Heading2"/>
+        <w:keepNext/>
+        <w:spacing w:before="280" w:after="160"/>
+        <w:jc w:val="left"/>
+      </w:pPr>
+      <w:r>
+        <w:t>PubMed Google Scholar</w:t>
       </w:r>
     </w:p>
     <w:p>
@@ -3343,7 +4542,18 @@
         <w:jc w:val="both"/>
       </w:pPr>
       <w:r>
-        <w:t>112 С. Бургаизе, Г. Ньютон, Д. Кумбарэ и Дж. Сербели, Сравнение клинических проявлений и патофизиологии синдрома миофасциальной боли и фибромиалгии: последствия для дифференциального диагностики и управления, Журнал канадской ассоциации хиропрактики 62, No 1 (2018): 26.</w:t>
+        <w:t>113 J. Fricton, Миофаз. Боль: Механизмы управления, Оральная и максилофаз. Хирургическая клиники Северной Америки 28, No 3 (2016): 289311.</w:t>
+      </w:r>
+    </w:p>
+    <w:p>
+      <w:pPr>
+        <w:pStyle w:val="Heading2"/>
+        <w:keepNext/>
+        <w:spacing w:before="280" w:after="160"/>
+        <w:jc w:val="left"/>
+      </w:pPr>
+      <w:r>
+        <w:t>PubMed Web of Science® Google Scholar</w:t>
       </w:r>
     </w:p>
     <w:p>
@@ -3354,7 +4564,41 @@
         <w:jc w:val="both"/>
       </w:pPr>
       <w:r>
-        <w:t>113 J. Fricton, Миофаз. Боль: Механизмы управления, Оральная и максилофаз. Хирургическая клиники Северной Америки 28, No 3 (2016): 289311.</w:t>
+        <w:t>114 Л. М. Арнольд, Р. М. Беннетт, Л. Дж. Кроффорд и др., ААПТ Диагностические критерии для фибромиалгии, Журнал боли 20, No 6 (2019): 611628.</w:t>
+      </w:r>
+    </w:p>
+    <w:p>
+      <w:pPr>
+        <w:pStyle w:val="Heading2"/>
+        <w:keepNext/>
+        <w:spacing w:before="280" w:after="160"/>
+        <w:jc w:val="left"/>
+      </w:pPr>
+      <w:r>
+        <w:t>PubMed Web of Science® Google Scholar</w:t>
+      </w:r>
+    </w:p>
+    <w:p>
+      <w:pPr>
+        <w:spacing w:before="120" w:after="120"/>
+        <w:jc w:val="center"/>
+      </w:pPr>
+      <w:r>
+        <w:rPr>
+          <w:rFonts w:ascii="Courier New" w:hAnsi="Courier New"/>
+        </w:rPr>
+        <w:t>115 F. Wolfe, D. J. Clauw, М.-А. Fitzcharles, et al., 2016 Ревизии диагностических критериев фибромиалгии 2010/2011 (Elsevier, 2016), 319329.</w:t>
+      </w:r>
+    </w:p>
+    <w:p>
+      <w:pPr>
+        <w:pStyle w:val="Heading2"/>
+        <w:keepNext/>
+        <w:spacing w:before="280" w:after="160"/>
+        <w:jc w:val="left"/>
+      </w:pPr>
+      <w:r>
+        <w:t>Ученый Google</w:t>
       </w:r>
     </w:p>
     <w:p>
@@ -3365,19 +4609,18 @@
         <w:jc w:val="both"/>
       </w:pPr>
       <w:r>
-        <w:t>114 Л. М. Арнольд, Р. М. Беннетт, Л. Дж. Кроффорд и др., ААПТ Диагностические критерии для фибромиалгии, Журнал боли 20, No 6 (2019): 611628.</w:t>
-      </w:r>
-    </w:p>
-    <w:p>
-      <w:pPr>
-        <w:spacing w:before="120" w:after="120"/>
-        <w:jc w:val="center"/>
-      </w:pPr>
-      <w:r>
-        <w:rPr>
-          <w:rFonts w:ascii="Courier New" w:hAnsi="Courier New"/>
-        </w:rPr>
-        <w:t>115 F. Wolfe, D. J. Clauw, М.-А. Fitzcharles, et al., 2016 Ревизии диагностических критериев фибромиалгии 2010/2011 (Elsevier, 2016), 319329.</w:t>
+        <w:t>116 Ф. Вулф, Д. Дж. Клау, М. А. Фицчарлес и др., Американский колледж ревматологии Критерии предварительного диагностического лечения фибромиалгии и измерения тяжести симптомов, Охота и исследования артрита 62, No 5 (2010): 600610.</w:t>
+      </w:r>
+    </w:p>
+    <w:p>
+      <w:pPr>
+        <w:pStyle w:val="Heading2"/>
+        <w:keepNext/>
+        <w:spacing w:before="280" w:after="160"/>
+        <w:jc w:val="left"/>
+      </w:pPr>
+      <w:r>
+        <w:t>PubMed Web of Science® Google Scholar</w:t>
       </w:r>
     </w:p>
     <w:p>
@@ -3388,7 +4631,23 @@
         <w:jc w:val="both"/>
       </w:pPr>
       <w:r>
-        <w:t>116 Ф. Вулф, Д. Дж. Клау, М. А. Фицчарлес и др., Американский колледж ревматологии Критерии предварительного диагностического лечения фибромиалгии и измерения тяжести симптомов, Охота и исследования артрита 62, No 5 (2010): 600610.</w:t>
+        <w:t>117 Р. Sarzi-Puttini, V. Giorgi, D. Marotto и F. Atzeni, Фибромиалгия: обновление клинических характеристик, этиопатогенеза и лечения, Nature Reviews Rheumatology 16, No. 11 (2020): 645660.</w:t>
+      </w:r>
+    </w:p>
+    <w:p>
+      <w:r>
+        <w:br w:type="page"/>
+      </w:r>
+    </w:p>
+    <w:p>
+      <w:pPr>
+        <w:pStyle w:val="Heading2"/>
+        <w:keepNext/>
+        <w:spacing w:before="280" w:after="160"/>
+        <w:jc w:val="left"/>
+      </w:pPr>
+      <w:r>
+        <w:t>PubMed Web of Science® Google Scholar</w:t>
       </w:r>
     </w:p>
     <w:p>
@@ -3399,12 +4658,18 @@
         <w:jc w:val="both"/>
       </w:pPr>
       <w:r>
-        <w:t>117 Р. Sarzi-Puttini, V. Giorgi, D. Marotto и F. Atzeni, Фибромиалгия: обновление клинических характеристик, этиопатогенеза и лечения, Nature Reviews Rheumatology 16, No. 11 (2020): 645660.</w:t>
-      </w:r>
-    </w:p>
-    <w:p>
-      <w:r>
-        <w:br w:type="page"/>
+        <w:t>118 М. Дж. Шнайдер, Тендерные точки-фибромиалгика против триггерных точек-миофазциальный болевой синдром: необходимость четкости в терминологии и дифференциальной диагностике/М. Дж. Шнайдер, 1995.</w:t>
+      </w:r>
+    </w:p>
+    <w:p>
+      <w:pPr>
+        <w:pStyle w:val="Heading2"/>
+        <w:keepNext/>
+        <w:spacing w:before="280" w:after="160"/>
+        <w:jc w:val="left"/>
+      </w:pPr>
+      <w:r>
+        <w:t>Ученый Google</w:t>
       </w:r>
     </w:p>
     <w:p>
@@ -3415,7 +4680,18 @@
         <w:jc w:val="both"/>
       </w:pPr>
       <w:r>
-        <w:t>118 М. Дж. Шнайдер, Тендерные точки-фибромиалгика против триггерных точек-миофазциальный болевой синдром: необходимость четкости в терминологии и дифференциальной диагностике/М. Дж. Шнайдер, 1995.</w:t>
+        <w:t>119 Р. Д. Гервин, Классификация, эпидемиология и естественная история синдрома миофазциальной боли, Отчеты о текущей боли и головной боли 5 (2001): 412420.</w:t>
+      </w:r>
+    </w:p>
+    <w:p>
+      <w:pPr>
+        <w:pStyle w:val="Heading2"/>
+        <w:keepNext/>
+        <w:spacing w:before="280" w:after="160"/>
+        <w:jc w:val="left"/>
+      </w:pPr>
+      <w:r>
+        <w:t>CAS PubMed Google Scholar</w:t>
       </w:r>
     </w:p>
     <w:p>
@@ -3426,7 +4702,18 @@
         <w:jc w:val="both"/>
       </w:pPr>
       <w:r>
-        <w:t>119 Р. Д. Гервин, Классификация, эпидемиология и естественная история синдрома миофазциальной боли, Отчеты о текущей боли и головной боли 5 (2001): 412420.</w:t>
+        <w:t>120 М.-А. Фицчарлес, С. П. Коэн, Д. Дж. Клау, Г. Литтлжон, Ц. Усуи и В. Хаузер, Хроническая первичная мышечная болезнь: новая концепция неструктурной региональной боли, Отчеты о боли 7, No 5 (2022): e1024.</w:t>
+      </w:r>
+    </w:p>
+    <w:p>
+      <w:pPr>
+        <w:pStyle w:val="Heading2"/>
+        <w:keepNext/>
+        <w:spacing w:before="280" w:after="160"/>
+        <w:jc w:val="left"/>
+      </w:pPr>
+      <w:r>
+        <w:t>PubMed Web of Science® Google Scholar</w:t>
       </w:r>
     </w:p>
     <w:p>
@@ -3437,7 +4724,18 @@
         <w:jc w:val="both"/>
       </w:pPr>
       <w:r>
-        <w:t>120 М.-А. Фицчарлес, С. П. Коэн, Д. Дж. Клау, Г. Литтлжон, Ц. Усуи и В. Хаузер, Хроническая первичная мышечная болезнь: новая концепция неструктурной региональной боли, Отчеты о боли 7, No 5 (2022): e1024.</w:t>
+        <w:t>121 Э. Факко и Ф. Секчерелли, Миофазциальная боль имитирующая радикальные синдромы, В передовой хирургии периферического нерва и минимальной инвазивной хирургии позвоночника, редактированная А. Александром, А. Бриколо и Х. МиллисиСпрингером, 2005), 147150.</w:t>
+      </w:r>
+    </w:p>
+    <w:p>
+      <w:pPr>
+        <w:pStyle w:val="Heading2"/>
+        <w:keepNext/>
+        <w:spacing w:before="280" w:after="160"/>
+        <w:jc w:val="left"/>
+      </w:pPr>
+      <w:r>
+        <w:t>Ученый Google</w:t>
       </w:r>
     </w:p>
     <w:p>
@@ -3448,7 +4746,18 @@
         <w:jc w:val="both"/>
       </w:pPr>
       <w:r>
-        <w:t>121 Э. Факко и Ф. Секчерелли, Миофазциальная боль имитирующая радикальные синдромы, В передовой хирургии периферического нерва и минимальной инвазивной хирургии позвоночника, редактированная А. Александром, А. Бриколо и Х. МиллисиСпрингером, 2005), 147150.</w:t>
+        <w:t>122 Д. Г. Симонс и Д. Доммерхолт, Миофазциальные триггерные точки и миофазциальный болевой синдром: критический обзор недавней литературы, Журнал ручной и манипулятивной терапии 14, No 4 (2006): 125E171E.</w:t>
+      </w:r>
+    </w:p>
+    <w:p>
+      <w:pPr>
+        <w:pStyle w:val="Heading2"/>
+        <w:keepNext/>
+        <w:spacing w:before="280" w:after="160"/>
+        <w:jc w:val="left"/>
+      </w:pPr>
+      <w:r>
+        <w:t>Ученый Google</w:t>
       </w:r>
     </w:p>
     <w:p>
@@ -3459,7 +4768,18 @@
         <w:jc w:val="both"/>
       </w:pPr>
       <w:r>
-        <w:t>122 Д. Г. Симонс и Д. Доммерхолт, Миофазциальные триггерные точки и миофазциальный болевой синдром: критический обзор недавней литературы, Журнал ручной и манипулятивной терапии 14, No 4 (2006): 125E171E.</w:t>
+        <w:t>123 J. S. Lipetz, Патофизиология воспалительных, дегенеративных и компрессивных радикулопатий, Физическая медицина и реабилитационные клиники 13, No 3 (2002): 439449.</w:t>
+      </w:r>
+    </w:p>
+    <w:p>
+      <w:pPr>
+        <w:pStyle w:val="Heading2"/>
+        <w:keepNext/>
+        <w:spacing w:before="280" w:after="160"/>
+        <w:jc w:val="left"/>
+      </w:pPr>
+      <w:r>
+        <w:t>PubMed Google Scholar</w:t>
       </w:r>
     </w:p>
     <w:p>
@@ -3470,7 +4790,18 @@
         <w:jc w:val="both"/>
       </w:pPr>
       <w:r>
-        <w:t>123 J. S. Lipetz, Патофизиология воспалительных, дегенеративных и компрессивных радикулопатий, Физическая медицина и реабилитационные клиники 13, No 3 (2002): 439449.</w:t>
+        <w:t>124 П. Марчетини, М. Лацеренца, Э. Маури и С. Марангони, Болезненные периферические нейропатии, Нынешняя нейрофармакология 4, No 3 (2006): 175181.</w:t>
+      </w:r>
+    </w:p>
+    <w:p>
+      <w:pPr>
+        <w:pStyle w:val="Heading2"/>
+        <w:keepNext/>
+        <w:spacing w:before="280" w:after="160"/>
+        <w:jc w:val="left"/>
+      </w:pPr>
+      <w:r>
+        <w:t>CAS PubMed Web of Science® Google Scholar</w:t>
       </w:r>
     </w:p>
     <w:p>
@@ -3481,7 +4812,23 @@
         <w:jc w:val="both"/>
       </w:pPr>
       <w:r>
-        <w:t>124 П. Марчетини, М. Лацеренца, Э. Маури и С. Марангони, Болезненные периферические нейропатии, Нынешняя нейрофармакология 4, No 3 (2006): 175181.</w:t>
+        <w:t>125 Н. Б. Финнерап, Р. Кунер и Т. С. Дженсен, Невропатическая боль: от механизмов к лечению, Физиологические обзоры 101, No 1 (2020): 259301.</w:t>
+      </w:r>
+    </w:p>
+    <w:p>
+      <w:r>
+        <w:br w:type="page"/>
+      </w:r>
+    </w:p>
+    <w:p>
+      <w:pPr>
+        <w:pStyle w:val="Heading2"/>
+        <w:keepNext/>
+        <w:spacing w:before="280" w:after="160"/>
+        <w:jc w:val="left"/>
+      </w:pPr>
+      <w:r>
+        <w:t>PubMed Google Scholar</w:t>
       </w:r>
     </w:p>
     <w:p>
@@ -3492,12 +4839,18 @@
         <w:jc w:val="both"/>
       </w:pPr>
       <w:r>
-        <w:t>125 Н. Б. Финнерап, Р. Кунер и Т. С. Дженсен, Невропатическая боль: от механизмов к лечению, Физиологические обзоры 101, No 1 (2020): 259301.</w:t>
-      </w:r>
-    </w:p>
-    <w:p>
-      <w:r>
-        <w:br w:type="page"/>
+        <w:t>126 Р. А. Мосс и Дж. С. Гаррет, Темпоромандибулярный синдром дисфункции суставов и синдром миофасциальной боли: Критический обзор, Журнал оральной реабилитации 11, No 1 (1984): 328.</w:t>
+      </w:r>
+    </w:p>
+    <w:p>
+      <w:pPr>
+        <w:pStyle w:val="Heading2"/>
+        <w:keepNext/>
+        <w:spacing w:before="280" w:after="160"/>
+        <w:jc w:val="left"/>
+      </w:pPr>
+      <w:r>
+        <w:t>CAS PubMed Web of Science® Google Scholar</w:t>
       </w:r>
     </w:p>
     <w:p>
@@ -3508,7 +4861,18 @@
         <w:jc w:val="both"/>
       </w:pPr>
       <w:r>
-        <w:t>126 Р. А. Мосс и Дж. С. Гаррет, Темпоромандибулярный синдром дисфункции суставов и синдром миофасциальной боли: Критический обзор, Журнал оральной реабилитации 11, No 1 (1984): 328.</w:t>
+        <w:t>127 С. С. Стохлер, Темпоромандибулярные расстройства, связанные с мышцами, Журнал о болевых ощущениях, No 13 No 4 (1999): 273284.</w:t>
+      </w:r>
+    </w:p>
+    <w:p>
+      <w:pPr>
+        <w:pStyle w:val="Heading2"/>
+        <w:keepNext/>
+        <w:spacing w:before="280" w:after="160"/>
+        <w:jc w:val="left"/>
+      </w:pPr>
+      <w:r>
+        <w:t>CAS PubMed Web of Science® Google Scholar</w:t>
       </w:r>
     </w:p>
     <w:p>
@@ -3519,7 +4883,18 @@
         <w:jc w:val="both"/>
       </w:pPr>
       <w:r>
-        <w:t>127 С. С. Стохлер, Темпоромандибулярные расстройства, связанные с мышцами, Журнал о болевых ощущениях, No 13 No 4 (1999): 273284.</w:t>
+        <w:t>128 J. Kuć, К. D. Szarejko и Т. Sierpińska, Оценка орофациального и общего места боли у пациентов с временным мандибулярным расстройством суставовБоль миофациального при ссылке, Границы в неврологии 10 (2019): 546.</w:t>
+      </w:r>
+    </w:p>
+    <w:p>
+      <w:pPr>
+        <w:pStyle w:val="Heading2"/>
+        <w:keepNext/>
+        <w:spacing w:before="280" w:after="160"/>
+        <w:jc w:val="left"/>
+      </w:pPr>
+      <w:r>
+        <w:t>PubMed Web of Science® Google Scholar</w:t>
       </w:r>
     </w:p>
     <w:p>
@@ -3530,7 +4905,18 @@
         <w:jc w:val="both"/>
       </w:pPr>
       <w:r>
-        <w:t>128 J. Kuć, К. D. Szarejko и Т. Sierpińska, Оценка орофациального и общего места боли у пациентов с временным мандибулярным расстройством суставовБоль миофациального при ссылке, Границы в неврологии 10 (2019): 546.</w:t>
+        <w:t>129 J. Dommerholt и D. G. Simons, Миофазциальный синдром боли Триггерные точки, Журнал мышечно-скелетной боли 16, No 3 (2008): 211228.</w:t>
+      </w:r>
+    </w:p>
+    <w:p>
+      <w:pPr>
+        <w:pStyle w:val="Heading2"/>
+        <w:keepNext/>
+        <w:spacing w:before="280" w:after="160"/>
+        <w:jc w:val="left"/>
+      </w:pPr>
+      <w:r>
+        <w:t>Ученый Google</w:t>
       </w:r>
     </w:p>
     <w:p>
@@ -3541,7 +4927,18 @@
         <w:jc w:val="both"/>
       </w:pPr>
       <w:r>
-        <w:t>129 J. Dommerholt и D. G. Simons, Миофазциальный синдром боли Триггерные точки, Журнал мышечно-скелетной боли 16, No 3 (2008): 211228.</w:t>
+        <w:t>130 Б. Леблебичи, З. О. Пекташ, О. Ортанциль, Е. С. Хюркан, С. Багис и М. Н. Акман, Сосуществование фибромиалгии, временно-мандибулярного расстройства и масткататорных миофаз. синдромов боли, Ревматология Международная 27 (2007): 541544.</w:t>
+      </w:r>
+    </w:p>
+    <w:p>
+      <w:pPr>
+        <w:pStyle w:val="Heading2"/>
+        <w:keepNext/>
+        <w:spacing w:before="280" w:after="160"/>
+        <w:jc w:val="left"/>
+      </w:pPr>
+      <w:r>
+        <w:t>PubMed Web of Science® Google Scholar</w:t>
       </w:r>
     </w:p>
     <w:p>
@@ -3552,7 +4949,18 @@
         <w:jc w:val="both"/>
       </w:pPr>
       <w:r>
-        <w:t>130 Б. Леблебичи, З. О. Пекташ, О. Ортанциль, Е. С. Хюркан, С. Багис и М. Н. Акман, Сосуществование фибромиалгии, временно-мандибулярного расстройства и масткататорных миофаз. синдромов боли, Ревматология Международная 27 (2007): 541544.</w:t>
+        <w:t>131 Э. Шиффман, Р. О hrbach, Э. Трюэлоу и др., Диагностические критерии для временно-мандибулярных расстройств (DC/TMD) для клинических и исследовательских применений: Рекомендации Международной сети консорциума RDC/TMD и группы особого интереса к боли в полости рта, Journal of Oral and Facial Pain and Headache 28, No 1 (2014): 6.</w:t>
+      </w:r>
+    </w:p>
+    <w:p>
+      <w:pPr>
+        <w:pStyle w:val="Heading2"/>
+        <w:keepNext/>
+        <w:spacing w:before="280" w:after="160"/>
+        <w:jc w:val="left"/>
+      </w:pPr>
+      <w:r>
+        <w:t>PubMed Web of Science® Google Scholar</w:t>
       </w:r>
     </w:p>
     <w:p>
@@ -3563,7 +4971,23 @@
         <w:jc w:val="both"/>
       </w:pPr>
       <w:r>
-        <w:t>131 Э. Шиффман, Р. О hrbach, Э. Трюэлоу и др., Диагностические критерии для временно-мандибулярных расстройств (DC/TMD) для клинических и исследовательских применений: Рекомендации Международной сети консорциума RDC/TMD и группы особого интереса к боли в полости рта, Journal of Oral and Facial Pain and Headache 28, No 1 (2014): 6.</w:t>
+        <w:t>132 Ф. Денк, Д. Л. Беннет и С. Б. Макмахон, Фактор роста нервов и механизмы боли, Ежегодный обзор нейронауки 40, No 1 (2017): 307325.</w:t>
+      </w:r>
+    </w:p>
+    <w:p>
+      <w:pPr>
+        <w:pStyle w:val="Heading2"/>
+        <w:keepNext/>
+        <w:spacing w:before="280" w:after="160"/>
+        <w:jc w:val="left"/>
+      </w:pPr>
+      <w:r>
+        <w:t>CAS PubMed Google Scholar</w:t>
+      </w:r>
+    </w:p>
+    <w:p>
+      <w:r>
+        <w:br w:type="page"/>
       </w:r>
     </w:p>
     <w:p>
@@ -3574,12 +4998,18 @@
         <w:jc w:val="both"/>
       </w:pPr>
       <w:r>
-        <w:t>132 Ф. Денк, Д. Л. Беннет и С. Б. Макмахон, Фактор роста нервов и механизмы боли, Ежегодный обзор нейронауки 40, No 1 (2017): 307325.</w:t>
-      </w:r>
-    </w:p>
-    <w:p>
-      <w:r>
-        <w:br w:type="page"/>
+        <w:t>133 С. Шабрун, Э. Си, С. Миллард и др., Внутреннемышечное инъекция фактора роста нервов в качестве модели временно-мандибулярного расстройства: природа, ход времени и различия полов, характеризующие опыт боли, Невробиология боли 13 (2023): 100117.</w:t>
+      </w:r>
+    </w:p>
+    <w:p>
+      <w:pPr>
+        <w:pStyle w:val="Heading2"/>
+        <w:keepNext/>
+        <w:spacing w:before="280" w:after="160"/>
+        <w:jc w:val="left"/>
+      </w:pPr>
+      <w:r>
+        <w:t>CAS PubMed Web of Science® Google Scholar</w:t>
       </w:r>
     </w:p>
     <w:p>
@@ -3590,7 +5020,40 @@
         <w:jc w:val="both"/>
       </w:pPr>
       <w:r>
-        <w:t>133 С. Шабрун, Э. Си, С. Миллард и др., Внутреннемышечное инъекция фактора роста нервов в качестве модели временно-мандибулярного расстройства: природа, ход времени и различия полов, характеризующие опыт боли, Невробиология боли 13 (2023): 100117.</w:t>
+        <w:t>134 С. Хокхеле и Т. Госвами, Темпоромандибулярный сустав: расстройства, лечение и биомеханика, Аналы биомедицинского инженерии 37 (2009): 976996.</w:t>
+      </w:r>
+    </w:p>
+    <w:p>
+      <w:pPr>
+        <w:pStyle w:val="Heading2"/>
+        <w:keepNext/>
+        <w:spacing w:before="280" w:after="160"/>
+        <w:jc w:val="left"/>
+      </w:pPr>
+      <w:r>
+        <w:t>PubMed Web of Science® Google Scholar</w:t>
+      </w:r>
+    </w:p>
+    <w:p>
+      <w:pPr>
+        <w:pStyle w:val="Heading1"/>
+        <w:keepNext/>
+        <w:spacing w:before="360" w:after="240"/>
+        <w:jc w:val="left"/>
+      </w:pPr>
+      <w:r>
+        <w:t>135 Дж. А. Джейкобсон, Г. Гириш, Ю. Цзян и Б. Дж. Сабб, Радиографическая оценка артрита: дегенеративные заболевания суставов</w:t>
+      </w:r>
+    </w:p>
+    <w:p>
+      <w:pPr>
+        <w:pStyle w:val="Heading2"/>
+        <w:keepNext/>
+        <w:spacing w:before="280" w:after="160"/>
+        <w:jc w:val="left"/>
+      </w:pPr>
+      <w:r>
+        <w:t>PubMed Web of Science® Google Scholar</w:t>
       </w:r>
     </w:p>
     <w:p>
@@ -3601,7 +5064,18 @@
         <w:jc w:val="both"/>
       </w:pPr>
       <w:r>
-        <w:t>134 С. Хокхеле и Т. Госвами, Темпоромандибулярный сустав: расстройства, лечение и биомеханика, Аналы биомедицинского инженерии 37 (2009): 976996.</w:t>
+        <w:t>136 М. Калладка, А. Янг и Дж. Хан, Боль миофасциальной боли при временно-мандибулярных расстройствах: обновления по этиопатогенезу и управлению, Журнал терапии работы тела и движения 28 (2021): 104113.</w:t>
+      </w:r>
+    </w:p>
+    <w:p>
+      <w:pPr>
+        <w:pStyle w:val="Heading2"/>
+        <w:keepNext/>
+        <w:spacing w:before="280" w:after="160"/>
+        <w:jc w:val="left"/>
+      </w:pPr>
+      <w:r>
+        <w:t>PubMed Web of Science® Google Scholar</w:t>
       </w:r>
     </w:p>
     <w:p>
@@ -3612,7 +5086,18 @@
         <w:jc w:val="left"/>
       </w:pPr>
       <w:r>
-        <w:t>135 Дж. А. Джейкобсон, Г. Гириш, Ю. Цзян и Б. Дж. Сабб, Радиографическая оценка артрита: дегенеративные заболевания суставов</w:t>
+        <w:t>137 С. See и R. Ginzburg, Рлаксаторы скелетных мышц, Фармакотерапия: Журнал человеческой фармакологии и терапии лекарств 28,</w:t>
+      </w:r>
+    </w:p>
+    <w:p>
+      <w:pPr>
+        <w:pStyle w:val="Heading2"/>
+        <w:keepNext/>
+        <w:spacing w:before="280" w:after="160"/>
+        <w:jc w:val="left"/>
+      </w:pPr>
+      <w:r>
+        <w:t>CAS PubMed Web of Science® Google Scholar</w:t>
       </w:r>
     </w:p>
     <w:p>
@@ -3623,18 +5108,18 @@
         <w:jc w:val="both"/>
       </w:pPr>
       <w:r>
-        <w:t>136 М. Калладка, А. Янг и Дж. Хан, Боль миофасциальной боли при временно-мандибулярных расстройствах: обновления по этиопатогенезу и управлению, Журнал терапии работы тела и движения 28 (2021): 104113.</w:t>
-      </w:r>
-    </w:p>
-    <w:p>
-      <w:pPr>
-        <w:pStyle w:val="Heading1"/>
-        <w:keepNext/>
-        <w:spacing w:before="360" w:after="240"/>
-        <w:jc w:val="left"/>
-      </w:pPr>
-      <w:r>
-        <w:t>137 С. See и R. Ginzburg, Рлаксаторы скелетных мышц, Фармакотерапия: Журнал человеческой фармакологии и терапии лекарств 28,</w:t>
+        <w:t>138 Б. Дж. Олдфилд, Б. Глисон, К. Л. Морфорд и др., Долгосрочное использование релаксирующих средств для мышечной боли: систематический обзор, JAMA Network Open 7, No. 9 (2024): e2434835.</w:t>
+      </w:r>
+    </w:p>
+    <w:p>
+      <w:pPr>
+        <w:pStyle w:val="Heading2"/>
+        <w:keepNext/>
+        <w:spacing w:before="280" w:after="160"/>
+        <w:jc w:val="left"/>
+      </w:pPr>
+      <w:r>
+        <w:t>PubMed Google Scholar</w:t>
       </w:r>
     </w:p>
     <w:p>
@@ -3645,7 +5130,18 @@
         <w:jc w:val="both"/>
       </w:pPr>
       <w:r>
-        <w:t>138 Б. Дж. Олдфилд, Б. Глисон, К. Л. Морфорд и др., Долгосрочное использование релаксирующих средств для мышечной боли: систематический обзор, JAMA Network Open 7, No. 9 (2024): e2434835.</w:t>
+        <w:t>139 К. Сингх, И. С. Сенаторов, А. Чемшехкани, П. Ф. Кармокар и Н. Х. Монири, Циклобензаприн - мощный неконкурентный антагонист рецепторов гистамина H1, Журнал фармакологии и экспериментальной терапии 380, No 3 (2022): 202209.</w:t>
+      </w:r>
+    </w:p>
+    <w:p>
+      <w:pPr>
+        <w:pStyle w:val="Heading2"/>
+        <w:keepNext/>
+        <w:spacing w:before="280" w:after="160"/>
+        <w:jc w:val="left"/>
+      </w:pPr>
+      <w:r>
+        <w:t>CAS PubMed Web of Science® Google Scholar</w:t>
       </w:r>
     </w:p>
     <w:p>
@@ -3656,7 +5152,23 @@
         <w:jc w:val="both"/>
       </w:pPr>
       <w:r>
-        <w:t>139 К. Сингх, И. С. Сенаторов, А. Чемшехкани, П. Ф. Кармокар и Н. Х. Монири, Циклобензаприн - мощный неконкурентный антагонист рецепторов гистамина H1, Журнал фармакологии и экспериментальной терапии 380, No 3 (2022): 202209.</w:t>
+        <w:t>140 Ф. М. Лейте, А. Н. Аталах, Р. Эль Диб и др., Циклобензаприн для лечения миофазциальной боли у взрослых, Кокрана база данных системных обзоров, No 3 (2009): CD006830.</w:t>
+      </w:r>
+    </w:p>
+    <w:p>
+      <w:pPr>
+        <w:pStyle w:val="Heading2"/>
+        <w:keepNext/>
+        <w:spacing w:before="280" w:after="160"/>
+        <w:jc w:val="left"/>
+      </w:pPr>
+      <w:r>
+        <w:t>PubMed Web of Science® Google Scholar</w:t>
+      </w:r>
+    </w:p>
+    <w:p>
+      <w:r>
+        <w:br w:type="page"/>
       </w:r>
     </w:p>
     <w:p>
@@ -3667,12 +5179,18 @@
         <w:jc w:val="both"/>
       </w:pPr>
       <w:r>
-        <w:t>140 Ф. М. Лейте, А. Н. Аталах, Р. Эль Диб и др., Циклобензаприн для лечения миофазциальной боли у взрослых, Кокрана база данных системных обзоров, No 3 (2009): CD006830.</w:t>
-      </w:r>
-    </w:p>
-    <w:p>
-      <w:r>
-        <w:br w:type="page"/>
+        <w:t>141 С. R. Herman, Е. L. Schiffman, J. О. Look и D. В. Rindal, Эффективность добавления фармакологического лечения Клоназепамом или циклобензаприном к образованию пациентов и самообслуживанию для лечения боли в щеках при пробуждении: рандомизированное клиническое испытание, Journal of Orofacial Pain 16, no. 1 (2002): 6470.</w:t>
+      </w:r>
+    </w:p>
+    <w:p>
+      <w:pPr>
+        <w:pStyle w:val="Heading2"/>
+        <w:keepNext/>
+        <w:spacing w:before="280" w:after="160"/>
+        <w:jc w:val="left"/>
+      </w:pPr>
+      <w:r>
+        <w:t>PubMed Web of Science® Google Scholar</w:t>
       </w:r>
     </w:p>
     <w:p>
@@ -3683,7 +5201,18 @@
         <w:jc w:val="both"/>
       </w:pPr>
       <w:r>
-        <w:t>141 С. R. Herman, Е. L. Schiffman, J. О. Look и D. В. Rindal, Эффективность добавления фармакологического лечения Клоназепамом или циклобензаприном к образованию пациентов и самообслуживанию для лечения боли в щеках при пробуждении: рандомизированное клиническое испытание, Journal of Orofacial Pain 16, no. 1 (2002): 6470.</w:t>
+        <w:t>142 Ф. Аленкар, младший, П. Г. Виана, Ц. Замперини и А. Беккер, Образование и самообслуживание пациентов для лечения боли в ящереках при пробуждении: рандомизированное контролируемое клиническое испытание, сравнивающее эффективность добавления фармакологического лечения с циклобензаприном или тизанидином, Журнал о рта и боли в лице и голове 28, No 2 (2014): 119127.</w:t>
+      </w:r>
+    </w:p>
+    <w:p>
+      <w:pPr>
+        <w:pStyle w:val="Heading2"/>
+        <w:keepNext/>
+        <w:spacing w:before="280" w:after="160"/>
+        <w:jc w:val="left"/>
+      </w:pPr>
+      <w:r>
+        <w:t>PubMed Google Scholar</w:t>
       </w:r>
     </w:p>
     <w:p>
@@ -3694,7 +5223,18 @@
         <w:jc w:val="both"/>
       </w:pPr>
       <w:r>
-        <w:t>142 Ф. Аленкар, младший, П. Г. Виана, Ц. Замперини и А. Беккер, Образование и самообслуживание пациентов для лечения боли в ящереках при пробуждении: рандомизированное контролируемое клиническое испытание, сравнивающее эффективность добавления фармакологического лечения с циклобензаприном или тизанидином, Журнал о рта и боли в лице и голове 28, No 2 (2014): 119127.</w:t>
+        <w:t>143 Л.-Л. Чжу, Ю-Х. Ван и К. Чжу, Тизанидин: прогресс в фармакологии и терапевтике и лекарственных формулировках, Журнал исследований боли 17 (2024): 12571271.</w:t>
+      </w:r>
+    </w:p>
+    <w:p>
+      <w:pPr>
+        <w:pStyle w:val="Heading2"/>
+        <w:keepNext/>
+        <w:spacing w:before="280" w:after="160"/>
+        <w:jc w:val="left"/>
+      </w:pPr>
+      <w:r>
+        <w:t>PubMed Web of Science® Google Scholar</w:t>
       </w:r>
     </w:p>
     <w:p>
@@ -3705,7 +5245,18 @@
         <w:jc w:val="both"/>
       </w:pPr>
       <w:r>
-        <w:t>143 Л.-Л. Чжу, Ю-Х. Ван и К. Чжу, Тизанидин: прогресс в фармакологии и терапевтике и лекарственных формулировках, Журнал исследований боли 17 (2024): 12571271.</w:t>
+        <w:t>144 Г. А. Маланга, М. В. Гвинн, Р. Смит и Д. Миллер, Тизанидин эффективен в лечении миофазциального синдрома боли, Больный врач 5, No 4 (2002): 422.</w:t>
+      </w:r>
+    </w:p>
+    <w:p>
+      <w:pPr>
+        <w:pStyle w:val="Heading2"/>
+        <w:keepNext/>
+        <w:spacing w:before="280" w:after="160"/>
+        <w:jc w:val="left"/>
+      </w:pPr>
+      <w:r>
+        <w:t>PubMed Google Scholar</w:t>
       </w:r>
     </w:p>
     <w:p>
@@ -3716,7 +5267,40 @@
         <w:jc w:val="both"/>
       </w:pPr>
       <w:r>
-        <w:t>144 Г. А. Маланга, М. В. Гвинн, Р. Смит и Д. Миллер, Тизанидин эффективен в лечении миофазциального синдрома боли, Больный врач 5, No 4 (2002): 422.</w:t>
+        <w:t>145 D. Manfredini, М. Romagnoli и М. Bosco, Эффективность гидрохлорида тизанидина при лечении боли в миофазциальном лице, Minerva Medica 95, no. 2 (2004): 165171.</w:t>
+      </w:r>
+    </w:p>
+    <w:p>
+      <w:pPr>
+        <w:pStyle w:val="Heading2"/>
+        <w:keepNext/>
+        <w:spacing w:before="280" w:after="160"/>
+        <w:jc w:val="left"/>
+      </w:pPr>
+      <w:r>
+        <w:t>CAS PubMed Google Scholar</w:t>
+      </w:r>
+    </w:p>
+    <w:p>
+      <w:pPr>
+        <w:pStyle w:val="Heading1"/>
+        <w:keepNext/>
+        <w:spacing w:before="360" w:after="240"/>
+        <w:jc w:val="left"/>
+      </w:pPr>
+      <w:r>
+        <w:t>146 J. W. Romito, Е. R. Turner, J. А. Rosener, и др., Терапевтика, токсичность и отвод: Narrative Review, SAGE Open Medicine</w:t>
+      </w:r>
+    </w:p>
+    <w:p>
+      <w:pPr>
+        <w:pStyle w:val="Heading2"/>
+        <w:keepNext/>
+        <w:spacing w:before="280" w:after="160"/>
+        <w:jc w:val="left"/>
+      </w:pPr>
+      <w:r>
+        <w:t>Web of Science® Google Scholar</w:t>
       </w:r>
     </w:p>
     <w:p>
@@ -3727,7 +5311,18 @@
         <w:jc w:val="both"/>
       </w:pPr>
       <w:r>
-        <w:t>145 D. Manfredini, М. Romagnoli и М. Bosco, Эффективность гидрохлорида тизанидина при лечении боли в миофазциальном лице, Minerva Medica 95, no. 2 (2004): 165171.</w:t>
+        <w:t>147 С. Alpaslan, S. А. Kahraman, С. Durmuslar, и S. Cula, Сравнительная эффективность четырех релаксаторов мышц на признаки и симптомы миофазциального синдрома боли, связанного с временными мандибулярными расстройствами: рандомизированное клиническое исследование, Журнал мышечно-скелетной боли 20, No 4 (2012): 310316.</w:t>
+      </w:r>
+    </w:p>
+    <w:p>
+      <w:pPr>
+        <w:pStyle w:val="Heading2"/>
+        <w:keepNext/>
+        <w:spacing w:before="280" w:after="160"/>
+        <w:jc w:val="left"/>
+      </w:pPr>
+      <w:r>
+        <w:t>Web of Science® Google Scholar</w:t>
       </w:r>
     </w:p>
     <w:p>
@@ -3738,7 +5333,23 @@
         <w:jc w:val="left"/>
       </w:pPr>
       <w:r>
-        <w:t>146 J. W. Romito, Е. R. Turner, J. А. Rosener, и др., Терапевтика, токсичность и отвод: Narrative Review, SAGE Open Medicine</w:t>
+        <w:t>148 М. Карта, Л. Мурру, П. Ботта и др., Мускульный релаксатор тиоколчикосид является антагонистом функции рецепторов ГАБАА в</w:t>
+      </w:r>
+    </w:p>
+    <w:p>
+      <w:r>
+        <w:br w:type="page"/>
+      </w:r>
+    </w:p>
+    <w:p>
+      <w:pPr>
+        <w:pStyle w:val="Heading2"/>
+        <w:keepNext/>
+        <w:spacing w:before="280" w:after="160"/>
+        <w:jc w:val="left"/>
+      </w:pPr>
+      <w:r>
+        <w:t>CAS PubMed Web of Science® Google Scholar</w:t>
       </w:r>
     </w:p>
     <w:p>
@@ -3749,23 +5360,18 @@
         <w:jc w:val="both"/>
       </w:pPr>
       <w:r>
-        <w:t>147 С. Alpaslan, S. А. Kahraman, С. Durmuslar, и S. Cula, Сравнительная эффективность четырех релаксаторов мышц на признаки и симптомы миофазциального синдрома боли, связанного с временными мандибулярными расстройствами: рандомизированное клиническое исследование, Журнал мышечно-скелетной боли 20, No 4 (2012): 310316.</w:t>
-      </w:r>
-    </w:p>
-    <w:p>
-      <w:pPr>
-        <w:pStyle w:val="Heading1"/>
-        <w:keepNext/>
-        <w:spacing w:before="360" w:after="240"/>
-        <w:jc w:val="left"/>
-      </w:pPr>
-      <w:r>
-        <w:t>148 М. Карта, Л. Мурру, П. Ботта и др., Мускульный релаксатор тиоколчикосид является антагонистом функции рецепторов ГАБАА в</w:t>
-      </w:r>
-    </w:p>
-    <w:p>
-      <w:r>
-        <w:br w:type="page"/>
+        <w:t>149 С. Р. Патил, А. Де, Д. Датта, Р. Агравал, А. Рече и М. К. Алам, Эффективность комбинирования фиксированной дозы хлорзоксазона, ацеклофенака и парацетамола против тиоколчикосида и ацеклофенака в миофазной болевой синдроме: рандомизированное клиническое исследование, Journal of Internal Medicine, No. 28 (2021): 466469.</w:t>
+      </w:r>
+    </w:p>
+    <w:p>
+      <w:pPr>
+        <w:pStyle w:val="Heading2"/>
+        <w:keepNext/>
+        <w:spacing w:before="280" w:after="160"/>
+        <w:jc w:val="left"/>
+      </w:pPr>
+      <w:r>
+        <w:t>CAS Google Scholar</w:t>
       </w:r>
     </w:p>
     <w:p>
@@ -3776,7 +5382,18 @@
         <w:jc w:val="both"/>
       </w:pPr>
       <w:r>
-        <w:t>149 С. Р. Патил, А. Де, Д. Датта, Р. Агравал, А. Рече и М. К. Алам, Эффективность комбинирования фиксированной дозы хлорзоксазона, ацеклофенака и парацетамола против тиоколчикосида и ацеклофенака в миофазной болевой синдроме: рандомизированное клиническое исследование, Journal of Internal Medicine, No. 28 (2021): 466469.</w:t>
+        <w:t>150 Р. Р. М. Радж, Т. Сараваннан, П. Прети и. Эжилараси, Сравнительная оценка эффективности ультразвукового терапии и фонофореза при синдроме миофазсовой боли, Журнал Индийской академии оральной медицины и радиологии 34, No 3 (2022): 242245.</w:t>
+      </w:r>
+    </w:p>
+    <w:p>
+      <w:pPr>
+        <w:pStyle w:val="Heading2"/>
+        <w:keepNext/>
+        <w:spacing w:before="280" w:after="160"/>
+        <w:jc w:val="left"/>
+      </w:pPr>
+      <w:r>
+        <w:t>Web of Science® Google Scholar</w:t>
       </w:r>
     </w:p>
     <w:p>
@@ -3787,7 +5404,18 @@
         <w:jc w:val="both"/>
       </w:pPr>
       <w:r>
-        <w:t>150 Р. Р. М. Радж, Т. Сараваннан, П. Прети и. Эжилараси, Сравнительная оценка эффективности ультразвукового терапии и фонофореза при синдроме миофазсовой боли, Журнал Индийской академии оральной медицины и радиологии 34, No 3 (2022): 242245.</w:t>
+        <w:t>151 Д. Скатурро, Д. Миглиорино, Л. Лорицелла и др., Лечение экстракорпоральной шоковой волны против мезотерапии в лечении миофазциальных синдромов: клиническое испытание, Границы в медицине 11 (2024): 1388922.</w:t>
+      </w:r>
+    </w:p>
+    <w:p>
+      <w:pPr>
+        <w:pStyle w:val="Heading2"/>
+        <w:keepNext/>
+        <w:spacing w:before="280" w:after="160"/>
+        <w:jc w:val="left"/>
+      </w:pPr>
+      <w:r>
+        <w:t>PubMed Web of Science® Google Scholar</w:t>
       </w:r>
     </w:p>
     <w:p>
@@ -3798,7 +5426,18 @@
         <w:jc w:val="both"/>
       </w:pPr>
       <w:r>
-        <w:t>151 Д. Скатурро, Д. Миглиорино, Л. Лорицелла и др., Лечение экстракорпоральной шоковой волны против мезотерапии в лечении миофазциальных синдромов: клиническое испытание, Границы в медицине 11 (2024): 1388922.</w:t>
+        <w:t>152 С. Дерри, П. Дж. Уайфен, Д. Олдингтон и Р. А. Мур, Nortriptyline для невропатической боли у взрослых, Кокрана база данных систематических обзоров, No 1 (2015): CD011209.</w:t>
+      </w:r>
+    </w:p>
+    <w:p>
+      <w:pPr>
+        <w:pStyle w:val="Heading2"/>
+        <w:keepNext/>
+        <w:spacing w:before="280" w:after="160"/>
+        <w:jc w:val="left"/>
+      </w:pPr>
+      <w:r>
+        <w:t>PubMed Web of Science® Google Scholar</w:t>
       </w:r>
     </w:p>
     <w:p>
@@ -3809,7 +5448,18 @@
         <w:jc w:val="both"/>
       </w:pPr>
       <w:r>
-        <w:t>152 С. Дерри, П. Дж. Уайфен, Д. Олдингтон и Р. А. Мур, Nortriptyline для невропатической боли у взрослых, Кокрана база данных систематических обзоров, No 1 (2015): CD011209.</w:t>
+        <w:t>153 Р. А. Мур, С. Дерри, Д. Олдингтон, П. Коул и П. Дж. Виффен, Амитриптиллин для невропатической боли и фибромиалгии у взрослых, Кохренная база данных системных обзоров, No 12 (2012): CD008242.</w:t>
+      </w:r>
+    </w:p>
+    <w:p>
+      <w:pPr>
+        <w:pStyle w:val="Heading2"/>
+        <w:keepNext/>
+        <w:spacing w:before="280" w:after="160"/>
+        <w:jc w:val="left"/>
+      </w:pPr>
+      <w:r>
+        <w:t>PubMed Web of Science® Google Scholar</w:t>
       </w:r>
     </w:p>
     <w:p>
@@ -3820,7 +5470,18 @@
         <w:jc w:val="both"/>
       </w:pPr>
       <w:r>
-        <w:t>153 Р. А. Мур, С. Дерри, Д. Олдингтон, П. Коул и П. Дж. Виффен, Амитриптиллин для невропатической боли и фибромиалгии у взрослых, Кохренная база данных системных обзоров, No 12 (2012): CD008242.</w:t>
+        <w:t>154 Л. Бендцен и Р. Дженсен, Амитриптиллин снижает миофазциальную нежность у пациентов с хронической головной болью типа напряжения, Цефалальгия 20, No 6 (2000): 603610.</w:t>
+      </w:r>
+    </w:p>
+    <w:p>
+      <w:pPr>
+        <w:pStyle w:val="Heading2"/>
+        <w:keepNext/>
+        <w:spacing w:before="280" w:after="160"/>
+        <w:jc w:val="left"/>
+      </w:pPr>
+      <w:r>
+        <w:t>CAS PubMed Web of Science® Google Scholar</w:t>
       </w:r>
     </w:p>
     <w:p>
@@ -3831,7 +5492,23 @@
         <w:jc w:val="both"/>
       </w:pPr>
       <w:r>
-        <w:t>154 Л. Бендцен и Р. Дженсен, Амитриптиллин снижает миофазциальную нежность у пациентов с хронической головной болью типа напряжения, Цефалальгия 20, No 6 (2000): 603610.</w:t>
+        <w:t>155 О. Плеш, Д. Кертис, Дж. Левин и В. Макколл-младший, Амитриптиллинолечение хронической боли у пациентов с временными мандибулярными расстройствами, Журнал оральной реабилитации 27, No 10 (2000): 834 841.</w:t>
+      </w:r>
+    </w:p>
+    <w:p>
+      <w:r>
+        <w:br w:type="page"/>
+      </w:r>
+    </w:p>
+    <w:p>
+      <w:pPr>
+        <w:pStyle w:val="Heading2"/>
+        <w:keepNext/>
+        <w:spacing w:before="280" w:after="160"/>
+        <w:jc w:val="left"/>
+      </w:pPr>
+      <w:r>
+        <w:t>CAS PubMed Web of Science® Google Scholar</w:t>
       </w:r>
     </w:p>
     <w:p>
@@ -3842,12 +5519,18 @@
         <w:jc w:val="both"/>
       </w:pPr>
       <w:r>
-        <w:t>155 О. Плеш, Д. Кертис, Дж. Левин и В. Макколл-младший, Амитриптиллинолечение хронической боли у пациентов с временными мандибулярными расстройствами, Журнал оральной реабилитации 27, No 10 (2000): 834 841.</w:t>
-      </w:r>
-    </w:p>
-    <w:p>
-      <w:r>
-        <w:br w:type="page"/>
+        <w:t>156 Ю. Хавив, А. Зини, Ю. Шарав, Г. Алмознино и Р. Бенуэль, Нортриптиллин по сравнению с Амитриптиллином для лечения постоянной мусоровой боли, Журнал рта и боли в лице и голове 33, No 1 (2019): 713.</w:t>
+      </w:r>
+    </w:p>
+    <w:p>
+      <w:pPr>
+        <w:pStyle w:val="Heading2"/>
+        <w:keepNext/>
+        <w:spacing w:before="280" w:after="160"/>
+        <w:jc w:val="left"/>
+      </w:pPr>
+      <w:r>
+        <w:t>PubMed Web of Science® Google Scholar</w:t>
       </w:r>
     </w:p>
     <w:p>
@@ -3858,7 +5541,18 @@
         <w:jc w:val="both"/>
       </w:pPr>
       <w:r>
-        <w:t>156 Ю. Хавив, А. Зини, Ю. Шарав, Г. Алмознино и Р. Бенуэль, Нортриптиллин по сравнению с Амитриптиллином для лечения постоянной мусоровой боли, Журнал рта и боли в лице и голове 33, No 1 (2019): 713.</w:t>
+        <w:t>157 У. Ma, С. Wang, S. Luo, et al., Серотониновый транспортерный полиморфизм изменяет влияние циталопрама на человеческую боль Ответы на физическую боль, Нейрообразование 135 (2016): 186196.</w:t>
+      </w:r>
+    </w:p>
+    <w:p>
+      <w:pPr>
+        <w:pStyle w:val="Heading2"/>
+        <w:keepNext/>
+        <w:spacing w:before="280" w:after="160"/>
+        <w:jc w:val="left"/>
+      </w:pPr>
+      <w:r>
+        <w:t>CAS PubMed Web of Science® Google Scholar</w:t>
       </w:r>
     </w:p>
     <w:p>
@@ -3869,7 +5563,40 @@
         <w:jc w:val="both"/>
       </w:pPr>
       <w:r>
-        <w:t>157 У. Ma, С. Wang, S. Luo, et al., Серотониновый транспортерный полиморфизм изменяет влияние циталопрама на человеческую боль Ответы на физическую боль, Нейрообразование 135 (2016): 186196.</w:t>
+        <w:t>158 Р. Дж. Милн и К. Л. Гоа, Citalopram: Review of Its Pharmacodynamic and Pharmacokinetic Properties, and Therapeutic Potential in Depressive Disease, Drugs 41 (1991): 450477.</w:t>
+      </w:r>
+    </w:p>
+    <w:p>
+      <w:pPr>
+        <w:pStyle w:val="Heading2"/>
+        <w:keepNext/>
+        <w:spacing w:before="280" w:after="160"/>
+        <w:jc w:val="left"/>
+      </w:pPr>
+      <w:r>
+        <w:t>CAS PubMed Web of Science® Google Scholar</w:t>
+      </w:r>
+    </w:p>
+    <w:p>
+      <w:pPr>
+        <w:pStyle w:val="Heading1"/>
+        <w:keepNext/>
+        <w:spacing w:before="360" w:after="240"/>
+        <w:jc w:val="left"/>
+      </w:pPr>
+      <w:r>
+        <w:t>159 П. П. Хамфри и П. Дж. Годсби, Мод действия Суматриптана сосудистый? Дебаты, Цефалальгия 14, No 6 (1994): 401410.</w:t>
+      </w:r>
+    </w:p>
+    <w:p>
+      <w:pPr>
+        <w:pStyle w:val="Heading2"/>
+        <w:keepNext/>
+        <w:spacing w:before="280" w:after="160"/>
+        <w:jc w:val="left"/>
+      </w:pPr>
+      <w:r>
+        <w:t>CAS PubMed Web of Science® Google Scholar</w:t>
       </w:r>
     </w:p>
     <w:p>
@@ -3880,18 +5607,18 @@
         <w:jc w:val="both"/>
       </w:pPr>
       <w:r>
-        <w:t>158 Р. Дж. Милн и К. Л. Гоа, Citalopram: Review of Its Pharmacodynamic and Pharmacokinetic Properties, and Therapeutic Potential in Depressive Disease, Drugs 41 (1991): 450477.</w:t>
-      </w:r>
-    </w:p>
-    <w:p>
-      <w:pPr>
-        <w:pStyle w:val="Heading1"/>
-        <w:keepNext/>
-        <w:spacing w:before="360" w:after="240"/>
-        <w:jc w:val="left"/>
-      </w:pPr>
-      <w:r>
-        <w:t>159 П. П. Хамфри и П. Дж. Годсби, Мод действия Суматриптана сосудистый? Дебаты, Цефалальгия 14, No 6 (1994): 401410.</w:t>
+        <w:t>160 Т. Т. Дао, Дж. П. Лунд, Г. Ремиллард и Г. Дж. Лавинь, Неужели миофазциальная боль временных мышц уменьшается оральным суматриптаном?</w:t>
+      </w:r>
+    </w:p>
+    <w:p>
+      <w:pPr>
+        <w:pStyle w:val="Heading2"/>
+        <w:keepNext/>
+        <w:spacing w:before="280" w:after="160"/>
+        <w:jc w:val="left"/>
+      </w:pPr>
+      <w:r>
+        <w:t>PubMed Google Scholar</w:t>
       </w:r>
     </w:p>
     <w:p>
@@ -3902,7 +5629,18 @@
         <w:jc w:val="both"/>
       </w:pPr>
       <w:r>
-        <w:t>160 Т. Т. Дао, Дж. П. Лунд, Г. Ремиллард и Г. Дж. Лавинь, Неужели миофазциальная боль временных мышц уменьшается оральным суматриптаном?</w:t>
+        <w:t>161 В. Мюллер и Т. Страц, Локальное лечение тендинопатий и миофазциальных болевых синдромов с помощью 5-HT3 рецепторного антагониста тропицетрона, Скандинавский журнал ревматологии 33, no. sup119 (2004): 4448.</w:t>
+      </w:r>
+    </w:p>
+    <w:p>
+      <w:pPr>
+        <w:pStyle w:val="Heading2"/>
+        <w:keepNext/>
+        <w:spacing w:before="280" w:after="160"/>
+        <w:jc w:val="left"/>
+      </w:pPr>
+      <w:r>
+        <w:t>PubMed Google Scholar</w:t>
       </w:r>
     </w:p>
     <w:p>
@@ -3913,7 +5651,18 @@
         <w:jc w:val="both"/>
       </w:pPr>
       <w:r>
-        <w:t>161 В. Мюллер и Т. Страц, Локальное лечение тендинопатий и миофазциальных болевых синдромов с помощью 5-HT3 рецепторного антагониста тропицетрона, Скандинавский журнал ревматологии 33, no. sup119 (2004): 4448.</w:t>
+        <w:t>162 Р. Патель и А. Х. Диккенсон, Механизмы габапентиноидов и α2δ-1 Кальциевого канала в нейропатической боли, Фармакологические исследования и перспективы 4, No 2 (2016): e00205.</w:t>
+      </w:r>
+    </w:p>
+    <w:p>
+      <w:pPr>
+        <w:pStyle w:val="Heading2"/>
+        <w:keepNext/>
+        <w:spacing w:before="280" w:after="160"/>
+        <w:jc w:val="left"/>
+      </w:pPr>
+      <w:r>
+        <w:t>CAS PubMed Web of Science® Google Scholar</w:t>
       </w:r>
     </w:p>
     <w:p>
@@ -3924,7 +5673,23 @@
         <w:jc w:val="both"/>
       </w:pPr>
       <w:r>
-        <w:t>162 Р. Патель и А. Х. Диккенсон, Механизмы габапентиноидов и α2δ-1 Кальциевого канала в нейропатической боли, Фармакологические исследования и перспективы 4, No 2 (2016): e00205.</w:t>
+        <w:t>163 М. М. Так и А. Х. Чалку, Оценка фармакотерапевтической эффективности гидрохлорида тизанидина и габапентина в лечении миофазциальной боли - в поэтапном методе лечения, Журнал эволюции медицинских и стоматологических наук 4, No 89 (2015): 1543515440.</w:t>
+      </w:r>
+    </w:p>
+    <w:p>
+      <w:r>
+        <w:br w:type="page"/>
+      </w:r>
+    </w:p>
+    <w:p>
+      <w:pPr>
+        <w:pStyle w:val="Heading2"/>
+        <w:keepNext/>
+        <w:spacing w:before="280" w:after="160"/>
+        <w:jc w:val="left"/>
+      </w:pPr>
+      <w:r>
+        <w:t>CAS Google Scholar</w:t>
       </w:r>
     </w:p>
     <w:p>
@@ -3935,12 +5700,18 @@
         <w:jc w:val="both"/>
       </w:pPr>
       <w:r>
-        <w:t>163 М. М. Так и А. Х. Чалку, Оценка фармакотерапевтической эффективности гидрохлорида тизанидина и габапентина в лечении миофазциальной боли - в поэтапном методе лечения, Журнал эволюции медицинских и стоматологических наук 4, No 89 (2015): 1543515440.</w:t>
-      </w:r>
-    </w:p>
-    <w:p>
-      <w:r>
-        <w:br w:type="page"/>
+        <w:t>164 Ю. Хавив, А. Ретман, Д. Афрамиан, Ю. Шарав и Р. Бенуэль, Миофазциальная боль: Открытое исследование фармакотерапевтического ответа на постепенное лечение трициклическими антидепрессантами и габапентином, Журнал о ртальной и лицевой боли и головной боли 29, No 2 (2015): 144151.</w:t>
+      </w:r>
+    </w:p>
+    <w:p>
+      <w:pPr>
+        <w:pStyle w:val="Heading2"/>
+        <w:keepNext/>
+        <w:spacing w:before="280" w:after="160"/>
+        <w:jc w:val="left"/>
+      </w:pPr>
+      <w:r>
+        <w:t>PubMed Web of Science® Google Scholar</w:t>
       </w:r>
     </w:p>
     <w:p>
@@ -3951,7 +5722,18 @@
         <w:jc w:val="both"/>
       </w:pPr>
       <w:r>
-        <w:t>164 Ю. Хавив, А. Ретман, Д. Афрамиан, Ю. Шарав и Р. Бенуэль, Миофазциальная боль: Открытое исследование фармакотерапевтического ответа на постепенное лечение трициклическими антидепрессантами и габапентином, Журнал о ртальной и лицевой боли и головной боли 29, No 2 (2015): 144151.</w:t>
+        <w:t>165 Р. Бродден, Р. Хил, Т. Спийт и Г. Эйвери, Флорбипрофен: Обзор его фармакологических свойств и терапевтического использования в ревматических заболеваниях, Препараты 18 (1979): 417438.</w:t>
+      </w:r>
+    </w:p>
+    <w:p>
+      <w:pPr>
+        <w:pStyle w:val="Heading2"/>
+        <w:keepNext/>
+        <w:spacing w:before="280" w:after="160"/>
+        <w:jc w:val="left"/>
+      </w:pPr>
+      <w:r>
+        <w:t>CAS PubMed Web of Science® Google Scholar</w:t>
       </w:r>
     </w:p>
     <w:p>
@@ -3962,7 +5744,62 @@
         <w:jc w:val="both"/>
       </w:pPr>
       <w:r>
-        <w:t>165 Р. Бродден, Р. Хил, Т. Спийт и Г. Эйвери, Флорбипрофен: Обзор его фармакологических свойств и терапевтического использования в ревматических заболеваниях, Препараты 18 (1979): 417438.</w:t>
+        <w:t>166 П. К. Эроглу, Ö. Yilmaz, H. Bodur и С. Ateş, Сравнение эффективности сухой иглы, инъекции лидокаина и орального Flurbiprofen лечения у пациентов с миофазциальным болевым синдромом: двойной слепой (для инъекции, только для групп), рандомизированное клиническое испытание, Архивы ревматологии 28, No 1 (2013): 3846.</w:t>
+      </w:r>
+    </w:p>
+    <w:p>
+      <w:pPr>
+        <w:pStyle w:val="Heading2"/>
+        <w:keepNext/>
+        <w:spacing w:before="280" w:after="160"/>
+        <w:jc w:val="left"/>
+      </w:pPr>
+      <w:r>
+        <w:t>Ученый Google</w:t>
+      </w:r>
+    </w:p>
+    <w:p>
+      <w:pPr>
+        <w:pStyle w:val="Heading1"/>
+        <w:keepNext/>
+        <w:spacing w:before="360" w:after="240"/>
+        <w:jc w:val="left"/>
+      </w:pPr>
+      <w:r>
+        <w:t>167 К. Рейнсфорд, Ибупрофен: фармакология, эффективность и безопасность, Воспалительная фармакология 17 (2009): 275342.</w:t>
+      </w:r>
+    </w:p>
+    <w:p>
+      <w:pPr>
+        <w:pStyle w:val="Heading2"/>
+        <w:keepNext/>
+        <w:spacing w:before="280" w:after="160"/>
+        <w:jc w:val="left"/>
+      </w:pPr>
+      <w:r>
+        <w:t>CAS PubMed Google Scholar</w:t>
+      </w:r>
+    </w:p>
+    <w:p>
+      <w:pPr>
+        <w:pStyle w:val="Heading1"/>
+        <w:keepNext/>
+        <w:spacing w:before="360" w:after="240"/>
+        <w:jc w:val="left"/>
+      </w:pPr>
+      <w:r>
+        <w:t>168 Ф. Аббаси, А. Моадаби, Г. Бейтардан, М. Аснашари, С. Ф. Резаэй и А. Моадаби, Сравнение эффектов лазерной терапии низкого</w:t>
+      </w:r>
+    </w:p>
+    <w:p>
+      <w:pPr>
+        <w:pStyle w:val="Heading2"/>
+        <w:keepNext/>
+        <w:spacing w:before="280" w:after="160"/>
+        <w:jc w:val="left"/>
+      </w:pPr>
+      <w:r>
+        <w:t>CAS Web of Science® Google Scholar</w:t>
       </w:r>
     </w:p>
     <w:p>
@@ -3973,29 +5810,7 @@
         <w:jc w:val="both"/>
       </w:pPr>
       <w:r>
-        <w:t>166 П. К. Эроглу, Ö. Yilmaz, H. Bodur и С. Ateş, Сравнение эффективности сухой иглы, инъекции лидокаина и орального Flurbiprofen лечения у пациентов с миофазциальным болевым синдромом: двойной слепой (для инъекции, только для групп), рандомизированное клиническое испытание, Архивы ревматологии 28, No 1 (2013): 3846.</w:t>
-      </w:r>
-    </w:p>
-    <w:p>
-      <w:pPr>
-        <w:pStyle w:val="Heading1"/>
-        <w:keepNext/>
-        <w:spacing w:before="360" w:after="240"/>
-        <w:jc w:val="left"/>
-      </w:pPr>
-      <w:r>
-        <w:t>167 К. Рейнсфорд, Ибупрофен: фармакология, эффективность и безопасность, Воспалительная фармакология 17 (2009): 275342.</w:t>
-      </w:r>
-    </w:p>
-    <w:p>
-      <w:pPr>
-        <w:pStyle w:val="Heading1"/>
-        <w:keepNext/>
-        <w:spacing w:before="360" w:after="240"/>
-        <w:jc w:val="left"/>
-      </w:pPr>
-      <w:r>
-        <w:t>168 Ф. Аббаси, А. Моадаби, Г. Бейтардан, М. Аснашари, С. Ф. Резаэй и А. Моадаби, Сравнение эффектов лазерной терапии низкого</w:t>
+        <w:t>169 Е. Singer и R. Dionne, Контролируемая оценка ибупрофена и диазепама для хронической боли в мышцах, Journal of Orofacial Pain 11, no. 2 (1997): 139146.</w:t>
       </w:r>
     </w:p>
     <w:p>
@@ -4006,7 +5821,7 @@
         <w:jc w:val="left"/>
       </w:pPr>
       <w:r>
-        <w:t>CAS Web of Science® Google Scholar</w:t>
+        <w:t>CAS PubMed Google Scholar</w:t>
       </w:r>
     </w:p>
     <w:p>
@@ -4017,7 +5832,23 @@
         <w:jc w:val="both"/>
       </w:pPr>
       <w:r>
-        <w:t>169 Е. Singer и R. Dionne, Контролируемая оценка ибупрофена и диазепама для хронической боли в мышцах, Journal of Orofacial Pain 11, no. 2 (1997): 139146.</w:t>
+        <w:t>170 А. Беннетт и Г. Вилла, Нимесулид: НПВП, который предпочтительно ингибирует COX-2, и обладает различными уникальными фармакологическими функциями, Экспертное заключение по фармакотерапии 1, No 2 (2000): 277286.</w:t>
+      </w:r>
+    </w:p>
+    <w:p>
+      <w:pPr>
+        <w:pStyle w:val="Heading2"/>
+        <w:keepNext/>
+        <w:spacing w:before="280" w:after="160"/>
+        <w:jc w:val="left"/>
+      </w:pPr>
+      <w:r>
+        <w:t>CAS PubMed Google Scholar</w:t>
+      </w:r>
+    </w:p>
+    <w:p>
+      <w:r>
+        <w:br w:type="page"/>
       </w:r>
     </w:p>
     <w:p>
@@ -4028,12 +5859,18 @@
         <w:jc w:val="both"/>
       </w:pPr>
       <w:r>
-        <w:t>170 А. Беннетт и Г. Вилла, Нимесулид: НПВП, который предпочтительно ингибирует COX-2, и обладает различными уникальными фармакологическими функциями, Экспертное заключение по фармакотерапии 1, No 2 (2000): 277286.</w:t>
-      </w:r>
-    </w:p>
-    <w:p>
-      <w:r>
-        <w:br w:type="page"/>
+        <w:t>171 Б. Дэйловский, А. Каминская, М. Сидловский, М. Козак и Э. Соболевская, Сравнение ранней эффективности трех различных методов вмешательства у пациентов с хронической орофациальной болью: рандомизированное, контролируемое клиническое испытание, Исследование и управление болью 2019, No 1 (2019): 7954291.</w:t>
+      </w:r>
+    </w:p>
+    <w:p>
+      <w:pPr>
+        <w:pStyle w:val="Heading2"/>
+        <w:keepNext/>
+        <w:spacing w:before="280" w:after="160"/>
+        <w:jc w:val="left"/>
+      </w:pPr>
+      <w:r>
+        <w:t>PubMed Google Scholar</w:t>
       </w:r>
     </w:p>
     <w:p>
@@ -4044,7 +5881,18 @@
         <w:jc w:val="both"/>
       </w:pPr>
       <w:r>
-        <w:t>171 Б. Дэйловский, А. Каминская, М. Сидловский, М. Козак и Э. Соболевская, Сравнение ранней эффективности трех различных методов вмешательства у пациентов с хронической орофациальной болью: рандомизированное, контролируемое клиническое испытание, Исследование и управление болью 2019, No 1 (2019): 7954291.</w:t>
+        <w:t>172 Л.-Ф. Хсиэ, Ц.-З. Хонг, С.-Х. Черн и Ц.-С. Чен, Эффективность и побочные эффекты пластыря диклофенака в лечении пациентов с миофазциальным болевым синдромом верхней трапезии, Журнал управления болью и симптомами 39, No 1 (2010): 116125.</w:t>
+      </w:r>
+    </w:p>
+    <w:p>
+      <w:pPr>
+        <w:pStyle w:val="Heading2"/>
+        <w:keepNext/>
+        <w:spacing w:before="280" w:after="160"/>
+        <w:jc w:val="left"/>
+      </w:pPr>
+      <w:r>
+        <w:t>CAS PubMed Web of Science® Google Scholar</w:t>
       </w:r>
     </w:p>
     <w:p>
@@ -4055,7 +5903,18 @@
         <w:jc w:val="both"/>
       </w:pPr>
       <w:r>
-        <w:t>172 Л.-Ф. Хсиэ, Ц.-З. Хонг, С.-Х. Черн и Ц.-С. Чен, Эффективность и побочные эффекты пластыря диклофенака в лечении пациентов с миофазциальным болевым синдромом верхней трапезии, Журнал управления болью и симптомами 39, No 1 (2010): 116125.</w:t>
+        <w:t>173 J. Boonruab, W. Damjuti, S. Niempoog, и J. Pattaraarchachai, Эффективность горячего травяного компресса против местного диклофенака в лечении пациентов с миофазциальным болевым синдромом, Журнал традиционной и дополнительной медицины 9, No 2 (2019): 163167.</w:t>
+      </w:r>
+    </w:p>
+    <w:p>
+      <w:pPr>
+        <w:pStyle w:val="Heading2"/>
+        <w:keepNext/>
+        <w:spacing w:before="280" w:after="160"/>
+        <w:jc w:val="left"/>
+      </w:pPr>
+      <w:r>
+        <w:t>PubMed Web of Science® Google Scholar</w:t>
       </w:r>
     </w:p>
     <w:p>
@@ -4066,7 +5925,18 @@
         <w:jc w:val="both"/>
       </w:pPr>
       <w:r>
-        <w:t>173 J. Boonruab, W. Damjuti, S. Niempoog, и J. Pattaraarchachai, Эффективность горячего травяного компресса против местного диклофенака в лечении пациентов с миофазциальным болевым синдромом, Журнал традиционной и дополнительной медицины 9, No 2 (2019): 163167.</w:t>
+        <w:t>174 J. Boonruab, S. Niempoog, J. Pattaraarchachai, С. Palanuvej, и N. Ruangrungsi, Сравнение качества жизни у пациентов с миофазциальным синдромом боли, лечащихся с помощью судебного типа Традиционный тайский массаж и местный диклофенак, Журнал исследований здоровья 29, No 5 (2015): 371375.</w:t>
+      </w:r>
+    </w:p>
+    <w:p>
+      <w:pPr>
+        <w:pStyle w:val="Heading2"/>
+        <w:keepNext/>
+        <w:spacing w:before="280" w:after="160"/>
+        <w:jc w:val="left"/>
+      </w:pPr>
+      <w:r>
+        <w:t>CAS Google Scholar</w:t>
       </w:r>
     </w:p>
     <w:p>
@@ -4077,7 +5947,18 @@
         <w:jc w:val="both"/>
       </w:pPr>
       <w:r>
-        <w:t>174 J. Boonruab, S. Niempoog, J. Pattaraarchachai, С. Palanuvej, и N. Ruangrungsi, Сравнение качества жизни у пациентов с миофазциальным синдромом боли, лечащихся с помощью судебного типа Традиционный тайский массаж и местный диклофенак, Журнал исследований здоровья 29, No 5 (2015): 371375.</w:t>
+        <w:t>175 У.-Т. Ma, У.-L. Dong, В. Wang, W.-Р. Xie, Q.-М. Huang, и У.-J. Zheng, Сухой игол на латентные и активные миофазциальные триггерные точки против орального диклофенака у пациентов с коленным остеоартритом: рандомизированное контролируемое исследование, BMC мышечно-скелетные расстройства 24, No 1 (2023): 36.</w:t>
+      </w:r>
+    </w:p>
+    <w:p>
+      <w:pPr>
+        <w:pStyle w:val="Heading2"/>
+        <w:keepNext/>
+        <w:spacing w:before="280" w:after="160"/>
+        <w:jc w:val="left"/>
+      </w:pPr>
+      <w:r>
+        <w:t>CAS PubMed Web of Science® Google Scholar</w:t>
       </w:r>
     </w:p>
     <w:p>
@@ -4088,7 +5969,18 @@
         <w:jc w:val="both"/>
       </w:pPr>
       <w:r>
-        <w:t>175 У.-Т. Ma, У.-L. Dong, В. Wang, W.-Р. Xie, Q.-М. Huang, и У.-J. Zheng, Сухой игол на латентные и активные миофазциальные триггерные точки против орального диклофенака у пациентов с коленным остеоартритом: рандомизированное контролируемое исследование, BMC мышечно-скелетные расстройства 24, No 1 (2023): 36.</w:t>
+        <w:t>176 G. Affaitati, А. Fabrizio, А. Savini, et al., Рандомизированное, контролируемое исследование, сравнивающее пластик лидокаина, пластик плацебо и анестетическую инъекцию для лечения триггерных точек у пациентов с синдромом миофазсовой боли: оценка боли и порогов соматической боли, Клиническая терапия 31, No 4 (2009): 705720.</w:t>
+      </w:r>
+    </w:p>
+    <w:p>
+      <w:pPr>
+        <w:pStyle w:val="Heading2"/>
+        <w:keepNext/>
+        <w:spacing w:before="280" w:after="160"/>
+        <w:jc w:val="left"/>
+      </w:pPr>
+      <w:r>
+        <w:t>CAS PubMed Web of Science® Google Scholar</w:t>
       </w:r>
     </w:p>
     <w:p>
@@ -4099,7 +5991,23 @@
         <w:jc w:val="both"/>
       </w:pPr>
       <w:r>
-        <w:t>176 G. Affaitati, А. Fabrizio, А. Savini, et al., Рандомизированное, контролируемое исследование, сравнивающее пластик лидокаина, пластик плацебо и анестетическую инъекцию для лечения триггерных точек у пациентов с синдромом миофазсовой боли: оценка боли и порогов соматической боли, Клиническая терапия 31, No 4 (2009): 705720.</w:t>
+        <w:t>177 Ю. С. Лин, Т. С. Куан, П. С. Хсиэ, В. Дж. Йен, В. С. Чанг и С. М. Чен, Терапевтические эффекты лидокаинного пласта на миофазциальный синдром боли верхней трапезии: рандомизированное, двойно-слепое, плацебо-контролируемое исследование, Американский журнал физической медицины и реабилитации 91, н. 10 (2012): 871882, https://doi.org/10.1097/PHM.0b013e3182645d30.</w:t>
+      </w:r>
+    </w:p>
+    <w:p>
+      <w:pPr>
+        <w:pStyle w:val="Heading2"/>
+        <w:keepNext/>
+        <w:spacing w:before="280" w:after="160"/>
+        <w:jc w:val="left"/>
+      </w:pPr>
+      <w:r>
+        <w:t>PubMed Web of Science® Google Scholar</w:t>
+      </w:r>
+    </w:p>
+    <w:p>
+      <w:r>
+        <w:br w:type="page"/>
       </w:r>
     </w:p>
     <w:p>
@@ -4110,12 +6018,18 @@
         <w:jc w:val="both"/>
       </w:pPr>
       <w:r>
-        <w:t>177 Ю. С. Лин, Т. С. Куан, П. С. Хсиэ, В. Дж. Йен, В. С. Чанг и С. М. Чен, Терапевтические эффекты лидокаинного пласта на миофазциальный синдром боли верхней трапезии: рандомизированное, двойно-слепое, плацебо-контролируемое исследование, Американский журнал физической медицины и реабилитации 91, н. 10 (2012): 871882, https://doi.org/10.1097/PHM.0b013e3182645d30.</w:t>
-      </w:r>
-    </w:p>
-    <w:p>
-      <w:r>
-        <w:br w:type="page"/>
+        <w:t>178 М. Firmani, R. Miralles и R. Casassus, Эффект лидокаинных пластов на активность верхнего трапеза и интенсивность боли у пациентов с миофазциальными триггерными точками: рандомизированное клиническое исследование, Acta Odontologica Scandinavica 73, No 3 (2015): 210218.</w:t>
+      </w:r>
+    </w:p>
+    <w:p>
+      <w:pPr>
+        <w:pStyle w:val="Heading2"/>
+        <w:keepNext/>
+        <w:spacing w:before="280" w:after="160"/>
+        <w:jc w:val="left"/>
+      </w:pPr>
+      <w:r>
+        <w:t>CAS PubMed Web of Science® Google Scholar</w:t>
       </w:r>
     </w:p>
     <w:p>
@@ -4126,7 +6040,18 @@
         <w:jc w:val="both"/>
       </w:pPr>
       <w:r>
-        <w:t>178 М. Firmani, R. Miralles и R. Casassus, Эффект лидокаинных пластов на активность верхнего трапеза и интенсивность боли у пациентов с миофазциальными триггерными точками: рандомизированное клиническое исследование, Acta Odontologica Scandinavica 73, No 3 (2015): 210218.</w:t>
+        <w:t>179 Р. Раук, М. Буш и Т. Мариот, Эффективность нагретого лидокаина/тетракаина для локального пласта для боли, связанной с миофазциальными триггерными точками: Результаты пилотного исследования с открытым названием, Практика боли 13, No 7 (2013): 533538.</w:t>
+      </w:r>
+    </w:p>
+    <w:p>
+      <w:pPr>
+        <w:pStyle w:val="Heading2"/>
+        <w:keepNext/>
+        <w:spacing w:before="280" w:after="160"/>
+        <w:jc w:val="left"/>
+      </w:pPr>
+      <w:r>
+        <w:t>PubMed Web of Science® Google Scholar</w:t>
       </w:r>
     </w:p>
     <w:p>
@@ -4137,7 +6062,18 @@
         <w:jc w:val="both"/>
       </w:pPr>
       <w:r>
-        <w:t>179 Р. Раук, М. Буш и Т. Мариот, Эффективность нагретого лидокаина/тетракаина для локального пласта для боли, связанной с миофазциальными триггерными точками: Результаты пилотного исследования с открытым названием, Практика боли 13, No 7 (2013): 533538.</w:t>
+        <w:t>180 Р. Anand и К. Bley, Топический капсаицин для лечения боли: терапевтический потенциал и механизмы действия нового капсаицина с высокой концентрацией 8% патча, British Journal of Anaesthesia 107, No 4 (2011): 490502.</w:t>
+      </w:r>
+    </w:p>
+    <w:p>
+      <w:pPr>
+        <w:pStyle w:val="Heading2"/>
+        <w:keepNext/>
+        <w:spacing w:before="280" w:after="160"/>
+        <w:jc w:val="left"/>
+      </w:pPr>
+      <w:r>
+        <w:t>CAS PubMed Web of Science® Google Scholar</w:t>
       </w:r>
     </w:p>
     <w:p>
@@ -4148,7 +6084,18 @@
         <w:jc w:val="both"/>
       </w:pPr>
       <w:r>
-        <w:t>180 Р. Anand и К. Bley, Топический капсаицин для лечения боли: терапевтический потенциал и механизмы действия нового капсаицина с высокой концентрацией 8% патча, British Journal of Anaesthesia 107, No 4 (2011): 490502.</w:t>
+        <w:t>181 V. Romero, J. R. Lara, F. Otero-Espinar, М. H. Salgado, N. S. Р. Modolo, и G. А. М. de Barros, Creme Tópico de Capsaicina (8%) Para о Tratamento da Síndrome da dor Miofascial, Revista Brasileira de Anestesiologia 69 (2019): 432438.</w:t>
+      </w:r>
+    </w:p>
+    <w:p>
+      <w:pPr>
+        <w:pStyle w:val="Heading2"/>
+        <w:keepNext/>
+        <w:spacing w:before="280" w:after="160"/>
+        <w:jc w:val="left"/>
+      </w:pPr>
+      <w:r>
+        <w:t>Ученый Google</w:t>
       </w:r>
     </w:p>
     <w:p>
@@ -4159,7 +6106,18 @@
         <w:jc w:val="both"/>
       </w:pPr>
       <w:r>
-        <w:t>181 V. Romero, J. R. Lara, F. Otero-Espinar, М. H. Salgado, N. S. Р. Modolo, и G. А. М. de Barros, Creme Tópico de Capsaicina (8%) Para о Tratamento da Síndrome da dor Miofascial, Revista Brasileira de Anestesiologia 69 (2019): 432438.</w:t>
+        <w:t>182 Д.-Х. Ким, К. Б. Юн, С. Парк и др., Сравнение НСПИД-пачты в виде монотерапии и НСПИД-пачты в сочетании с транскутанной электрической нервной стимуляцией, нагревательной подушкой или местным капсаицином в лечении пациентов с миофазциальным болевым синдромом верхней трапезии: Пилотное исследование, Медицины боли 15, No 12 (2014): 21282138.</w:t>
+      </w:r>
+    </w:p>
+    <w:p>
+      <w:pPr>
+        <w:pStyle w:val="Heading2"/>
+        <w:keepNext/>
+        <w:spacing w:before="280" w:after="160"/>
+        <w:jc w:val="left"/>
+      </w:pPr>
+      <w:r>
+        <w:t>CAS PubMed Web of Science® Google Scholar</w:t>
       </w:r>
     </w:p>
     <w:p>
@@ -4170,7 +6128,18 @@
         <w:jc w:val="both"/>
       </w:pPr>
       <w:r>
-        <w:t>182 Д.-Х. Ким, К. Б. Юн, С. Парк и др., Сравнение НСПИД-пачты в виде монотерапии и НСПИД-пачты в сочетании с транскутанной электрической нервной стимуляцией, нагревательной подушкой или местным капсаицином в лечении пациентов с миофазциальным болевым синдромом верхней трапезии: Пилотное исследование, Медицины боли 15, No 12 (2014): 21282138.</w:t>
+        <w:t>183 Н. Устун, Ф. Арслан, А. Мансуроглу и др., Эффективность фонофореза кремом EMLA по сравнению с ультразвуковой терапией при синдроме миофазсовой боли трапезия: одно слепое, рандомизированное клиническое исследование, Ревматология Международная 34 (2014): 453457.</w:t>
+      </w:r>
+    </w:p>
+    <w:p>
+      <w:pPr>
+        <w:pStyle w:val="Heading2"/>
+        <w:keepNext/>
+        <w:spacing w:before="280" w:after="160"/>
+        <w:jc w:val="left"/>
+      </w:pPr>
+      <w:r>
+        <w:t>CAS PubMed Web of Science® Google Scholar</w:t>
       </w:r>
     </w:p>
     <w:p>
@@ -4181,7 +6150,23 @@
         <w:jc w:val="both"/>
       </w:pPr>
       <w:r>
-        <w:t>183 Н. Устун, Ф. Арслан, А. Мансуроглу и др., Эффективность фонофореза кремом EMLA по сравнению с ультразвуковой терапией при синдроме миофазсовой боли трапезия: одно слепое, рандомизированное клиническое исследование, Ревматология Международная 34 (2014): 453457.</w:t>
+        <w:t>184 Д. Г. Ламберт, Опиоиды и Опиоидные рецепторы; Понимание фармакологических механизмов как ключа к терапевтическим достижениям и смягчению кризиса злоупотребления, BJA Open 6 (2023): 100141.</w:t>
+      </w:r>
+    </w:p>
+    <w:p>
+      <w:pPr>
+        <w:pStyle w:val="Heading2"/>
+        <w:keepNext/>
+        <w:spacing w:before="280" w:after="160"/>
+        <w:jc w:val="left"/>
+      </w:pPr>
+      <w:r>
+        <w:t>PubMed Google Scholar</w:t>
+      </w:r>
+    </w:p>
+    <w:p>
+      <w:r>
+        <w:br w:type="page"/>
       </w:r>
     </w:p>
     <w:p>
@@ -4192,12 +6177,18 @@
         <w:jc w:val="both"/>
       </w:pPr>
       <w:r>
-        <w:t>184 Д. Г. Ламберт, Опиоиды и Опиоидные рецепторы; Понимание фармакологических механизмов как ключа к терапевтическим достижениям и смягчению кризиса злоупотребления, BJA Open 6 (2023): 100141.</w:t>
-      </w:r>
-    </w:p>
-    <w:p>
-      <w:r>
-        <w:br w:type="page"/>
+        <w:t>185 J. Fleckenstein, D. Zaps, L. J. Rüger, et al., Различие между распространенностью и воспринимаемой эффективностью методов лечения в синдроме миофасциальной боли: Результаты кросс-секционного, общенационального опроса, BMC мышечно-скелетные расстройства 11 (2010): 19.</w:t>
+      </w:r>
+    </w:p>
+    <w:p>
+      <w:pPr>
+        <w:pStyle w:val="Heading2"/>
+        <w:keepNext/>
+        <w:spacing w:before="280" w:after="160"/>
+        <w:jc w:val="left"/>
+      </w:pPr>
+      <w:r>
+        <w:t>PubMed Web of Science® Google Scholar</w:t>
       </w:r>
     </w:p>
     <w:p>
@@ -4208,7 +6199,18 @@
         <w:jc w:val="both"/>
       </w:pPr>
       <w:r>
-        <w:t>185 J. Fleckenstein, D. Zaps, L. J. Rüger, et al., Различие между распространенностью и воспринимаемой эффективностью методов лечения в синдроме миофасциальной боли: Результаты кросс-секционного, общенационального опроса, BMC мышечно-скелетные расстройства 11 (2010): 19.</w:t>
+        <w:t>186 Г. Нирадж и С. Альва, Опиоидное снижение и долгосрочные результаты в синдроме брюшной миофасциальной боли (AMPS): 6-летний долгосрочный перспективный аудит 207 пациентов, Врач боли 23, No 5 (2020): E441.</w:t>
+      </w:r>
+    </w:p>
+    <w:p>
+      <w:pPr>
+        <w:pStyle w:val="Heading2"/>
+        <w:keepNext/>
+        <w:spacing w:before="280" w:after="160"/>
+        <w:jc w:val="left"/>
+      </w:pPr>
+      <w:r>
+        <w:t>CAS PubMed Web of Science® Google Scholar</w:t>
       </w:r>
     </w:p>
     <w:p>
@@ -4219,7 +6221,18 @@
         <w:jc w:val="both"/>
       </w:pPr>
       <w:r>
-        <w:t>186 Г. Нирадж и С. Альва, Опиоидное снижение и долгосрочные результаты в синдроме брюшной миофасциальной боли (AMPS): 6-летний долгосрочный перспективный аудит 207 пациентов, Врач боли 23, No 5 (2020): E441.</w:t>
+        <w:t>187 М. Дж. Наварро-Сантана, Дж. Санчес-Инфанте, Г. Ф. Гомез-Чигуано и др., Сухой игол против триггерной инъекции для симптомов боли в шее, связанных с миофазциальными триггерными точками: Систематический обзор и метаанализ, Медицинство боли 23, No 3 (2022): 515525.</w:t>
+      </w:r>
+    </w:p>
+    <w:p>
+      <w:pPr>
+        <w:pStyle w:val="Heading2"/>
+        <w:keepNext/>
+        <w:spacing w:before="280" w:after="160"/>
+        <w:jc w:val="left"/>
+      </w:pPr>
+      <w:r>
+        <w:t>PubMed Web of Science® Google Scholar</w:t>
       </w:r>
     </w:p>
     <w:p>
@@ -4230,7 +6243,18 @@
         <w:jc w:val="both"/>
       </w:pPr>
       <w:r>
-        <w:t>187 М. Дж. Наварро-Сантана, Дж. Санчес-Инфанте, Г. Ф. Гомез-Чигуано и др., Сухой игол против триггерной инъекции для симптомов боли в шее, связанных с миофазциальными триггерными точками: Систематический обзор и метаанализ, Медицинство боли 23, No 3 (2022): 515525.</w:t>
+        <w:t>188 Э. Нугэд, Дж. Даджани, Б. Ку, К. Аль-Эриани, М. Падилла и Р. Энсисо, Локальные анестетические инъекции для краткосрочного лечения синдрома головной и шеи миофазциальной боли: систематический обзор с метаанализом, Журнал о ртальной и лицевой боли и головной боли 33, No 2 (2019): 183198.</w:t>
+      </w:r>
+    </w:p>
+    <w:p>
+      <w:pPr>
+        <w:pStyle w:val="Heading2"/>
+        <w:keepNext/>
+        <w:spacing w:before="280" w:after="160"/>
+        <w:jc w:val="left"/>
+      </w:pPr>
+      <w:r>
+        <w:t>PubMed Web of Science® Google Scholar</w:t>
       </w:r>
     </w:p>
     <w:p>
@@ -4241,7 +6265,18 @@
         <w:jc w:val="both"/>
       </w:pPr>
       <w:r>
-        <w:t>188 Э. Нугэд, Дж. Даджани, Б. Ку, К. Аль-Эриани, М. Падилла и Р. Энсисо, Локальные анестетические инъекции для краткосрочного лечения синдрома головной и шеи миофазциальной боли: систематический обзор с метаанализом, Журнал о ртальной и лицевой боли и головной боли 33, No 2 (2019): 183198.</w:t>
+        <w:t>189 Э. А. Аль-Морасси, Дж. Алрадом, О. Аладаш, Г. Годдард и Н. Кристидис, Необходимые методы лечения миофазциальной боли в мышцах мастикатора: сеть метаанализ рандомизированных клинических испытаний, Журнал оральной реабилитации 47, No 7 (2020): 910922.</w:t>
+      </w:r>
+    </w:p>
+    <w:p>
+      <w:pPr>
+        <w:pStyle w:val="Heading2"/>
+        <w:keepNext/>
+        <w:spacing w:before="280" w:after="160"/>
+        <w:jc w:val="left"/>
+      </w:pPr>
+      <w:r>
+        <w:t>PubMed Web of Science® Google Scholar</w:t>
       </w:r>
     </w:p>
     <w:p>
@@ -4252,7 +6287,18 @@
         <w:jc w:val="both"/>
       </w:pPr>
       <w:r>
-        <w:t>189 Э. А. Аль-Морасси, Дж. Алрадом, О. Аладаш, Г. Годдард и Н. Кристидис, Необходимые методы лечения миофазциальной боли в мышцах мастикатора: сеть метаанализ рандомизированных клинических испытаний, Журнал оральной реабилитации 47, No 7 (2020): 910922.</w:t>
+        <w:t>190 С. Ахмед, С. Субраманиам, К. Сиду и др., Эффект местной анестезии против ботулинового токсина - инъекции для миофазциальных болевых расстройств: систематический обзор и метаанализ, Клинический журнал боли 35, No 4 (2019): 353367.</w:t>
+      </w:r>
+    </w:p>
+    <w:p>
+      <w:pPr>
+        <w:pStyle w:val="Heading2"/>
+        <w:keepNext/>
+        <w:spacing w:before="280" w:after="160"/>
+        <w:jc w:val="left"/>
+      </w:pPr>
+      <w:r>
+        <w:t>PubMed Web of Science® Google Scholar</w:t>
       </w:r>
     </w:p>
     <w:p>
@@ -4263,7 +6309,18 @@
         <w:jc w:val="both"/>
       </w:pPr>
       <w:r>
-        <w:t>190 С. Ахмед, С. Субраманиам, К. Сиду и др., Эффект местной анестезии против ботулинового токсина - инъекции для миофазциальных болевых расстройств: систематический обзор и метаанализ, Клинический журнал боли 35, No 4 (2019): 353367.</w:t>
+        <w:t>191 I. Matak, К. Bölcskei, L. Bach-Rojecky и Z. Helyes, Механизмы действий ботулинового токсина типа А на боль, Токсины 11, No 8 (2019): 459.</w:t>
+      </w:r>
+    </w:p>
+    <w:p>
+      <w:pPr>
+        <w:pStyle w:val="Heading2"/>
+        <w:keepNext/>
+        <w:spacing w:before="280" w:after="160"/>
+        <w:jc w:val="left"/>
+      </w:pPr>
+      <w:r>
+        <w:t>CAS PubMed Web of Science® Google Scholar</w:t>
       </w:r>
     </w:p>
     <w:p>
@@ -4274,7 +6331,23 @@
         <w:jc w:val="both"/>
       </w:pPr>
       <w:r>
-        <w:t>191 I. Matak, К. Bölcskei, L. Bach-Rojecky и Z. Helyes, Механизмы действий ботулинового токсина типа А на боль, Токсины 11, No 8 (2019): 459.</w:t>
+        <w:t>192 М. Р. Мейстер, А. Брубакер, С. Сатклифф и Дж. Л. Лоудер, Эффективность токсина ботулина для лечения симптоматической миофазсовой боли в поясничном покрытии у женщин: Систематический обзор и метаанализ, Урогинекология 27, No 1 (2021): e152e160.</w:t>
+      </w:r>
+    </w:p>
+    <w:p>
+      <w:r>
+        <w:br w:type="page"/>
+      </w:r>
+    </w:p>
+    <w:p>
+      <w:pPr>
+        <w:pStyle w:val="Heading2"/>
+        <w:keepNext/>
+        <w:spacing w:before="280" w:after="160"/>
+        <w:jc w:val="left"/>
+      </w:pPr>
+      <w:r>
+        <w:t>Ученый Google</w:t>
       </w:r>
     </w:p>
     <w:p>
@@ -4285,12 +6358,18 @@
         <w:jc w:val="both"/>
       </w:pPr>
       <w:r>
-        <w:t>192 М. Р. Мейстер, А. Брубакер, С. Сатклифф и Дж. Л. Лоудер, Эффективность токсина ботулина для лечения симптоматической миофазсовой боли в поясничном покрытии у женщин: Систематический обзор и метаанализ, Урогинекология 27, No 1 (2021): e152e160.</w:t>
-      </w:r>
-    </w:p>
-    <w:p>
-      <w:r>
-        <w:br w:type="page"/>
+        <w:t>193 М. Халифех, К. Мехта, Н. Варгуйзе, П. Суарес-Дураль и Р. Энцисо, Ботолиновый токсин типа А для лечения хронического миофазциального больного синдрома головы и шеи: Систематический обзор и метаанализ, Журнал Американской стоматологической ассоциации 147, No 12 (2016): 959973.</w:t>
+      </w:r>
+    </w:p>
+    <w:p>
+      <w:pPr>
+        <w:pStyle w:val="Heading2"/>
+        <w:keepNext/>
+        <w:spacing w:before="280" w:after="160"/>
+        <w:jc w:val="left"/>
+      </w:pPr>
+      <w:r>
+        <w:t>PubMed Web of Science® Google Scholar</w:t>
       </w:r>
     </w:p>
     <w:p>
@@ -4301,7 +6380,41 @@
         <w:jc w:val="both"/>
       </w:pPr>
       <w:r>
-        <w:t>193 М. Халифех, К. Мехта, Н. Варгуйзе, П. Суарес-Дураль и Р. Энцисо, Ботолиновый токсин типа А для лечения хронического миофазциального больного синдрома головы и шеи: Систематический обзор и метаанализ, Журнал Американской стоматологической ассоциации 147, No 12 (2016): 959973.</w:t>
+        <w:t>194 А. П. Соарес, Р. Б. Андриоло, А. Н. Аталла и Э. М. да Сильва, Токсин ботулина для синдромов миофасциальной боли у взрослых, Кокрана база данных системных обзоров, No 7 (2014): CD007533.</w:t>
+      </w:r>
+    </w:p>
+    <w:p>
+      <w:pPr>
+        <w:pStyle w:val="Heading2"/>
+        <w:keepNext/>
+        <w:spacing w:before="280" w:after="160"/>
+        <w:jc w:val="left"/>
+      </w:pPr>
+      <w:r>
+        <w:t>PubMed Web of Science® Google Scholar</w:t>
+      </w:r>
+    </w:p>
+    <w:p>
+      <w:pPr>
+        <w:spacing w:before="60" w:after="60"/>
+        <w:ind w:left="720"/>
+      </w:pPr>
+      <w:r>
+        <w:rPr>
+          <w:sz w:val="18"/>
+        </w:rPr>
+        <w:t>195 Ассоциация APT, Объявление о сухом иголе физикотерапевтами. Официальное заявление, 2014.</w:t>
+      </w:r>
+    </w:p>
+    <w:p>
+      <w:pPr>
+        <w:pStyle w:val="Heading2"/>
+        <w:keepNext/>
+        <w:spacing w:before="280" w:after="160"/>
+        <w:jc w:val="left"/>
+      </w:pPr>
+      <w:r>
+        <w:t>Ученый Google</w:t>
       </w:r>
     </w:p>
     <w:p>
@@ -4312,19 +6425,18 @@
         <w:jc w:val="both"/>
       </w:pPr>
       <w:r>
-        <w:t>194 А. П. Соарес, Р. Б. Андриоло, А. Н. Аталла и Э. М. да Сильва, Токсин ботулина для синдромов миофасциальной боли у взрослых, Кокрана база данных системных обзоров, No 7 (2014): CD007533.</w:t>
-      </w:r>
-    </w:p>
-    <w:p>
-      <w:pPr>
-        <w:spacing w:before="60" w:after="60"/>
-        <w:ind w:left="720"/>
-      </w:pPr>
-      <w:r>
-        <w:rPr>
-          <w:sz w:val="18"/>
-        </w:rPr>
-        <w:t>195 Ассоциация APT, Объявление о сухом иголе физикотерапевтами. Официальное заявление, 2014.</w:t>
+        <w:t>196 С. Unverzagt, К. Berglund, и J. Thomas, Сухой игол для боли в миофазциальной триггерной точке: клинический комментарий, Международный журнал спортивной физиотерапии 10, No 3 (2015): 402.</w:t>
+      </w:r>
+    </w:p>
+    <w:p>
+      <w:pPr>
+        <w:pStyle w:val="Heading2"/>
+        <w:keepNext/>
+        <w:spacing w:before="280" w:after="160"/>
+        <w:jc w:val="left"/>
+      </w:pPr>
+      <w:r>
+        <w:t>PubMed Google Scholar</w:t>
       </w:r>
     </w:p>
     <w:p>
@@ -4335,7 +6447,18 @@
         <w:jc w:val="both"/>
       </w:pPr>
       <w:r>
-        <w:t>196 С. Unverzagt, К. Berglund, и J. Thomas, Сухой игол для боли в миофазциальной триггерной точке: клинический комментарий, Международный журнал спортивной физиотерапии 10, No 3 (2015): 402.</w:t>
+        <w:t>197 Д. М. Киетрис, К. М. Паломбаро, Э. Азаретто и др., Эффективность сухой иглы для верхней части миофаз. боли: систематический обзор и метаанализ, Журнал ортопедической и спортивной физической терапии 43, No 9 (2013): 620634.</w:t>
+      </w:r>
+    </w:p>
+    <w:p>
+      <w:pPr>
+        <w:pStyle w:val="Heading2"/>
+        <w:keepNext/>
+        <w:spacing w:before="280" w:after="160"/>
+        <w:jc w:val="left"/>
+      </w:pPr>
+      <w:r>
+        <w:t>PubMed Web of Science® Google Scholar</w:t>
       </w:r>
     </w:p>
     <w:p>
@@ -4346,7 +6469,18 @@
         <w:jc w:val="both"/>
       </w:pPr>
       <w:r>
-        <w:t>197 Д. М. Киетрис, К. М. Паломбаро, Э. Азаретто и др., Эффективность сухой иглы для верхней части миофаз. боли: систематический обзор и метаанализ, Журнал ортопедической и спортивной физической терапии 43, No 9 (2013): 620634.</w:t>
+        <w:t>198 Л. Лю, Q.-М. Хуан, Q.-G. Лю и др., Эффективность сухой иглы для миофазциальных триггерных точек, связанных с болями в шее и плече: систематический обзор и метаанализ, Архивы физической медицины и реабилитации 96, No 5 (2015): 944955.</w:t>
+      </w:r>
+    </w:p>
+    <w:p>
+      <w:pPr>
+        <w:pStyle w:val="Heading2"/>
+        <w:keepNext/>
+        <w:spacing w:before="280" w:after="160"/>
+        <w:jc w:val="left"/>
+      </w:pPr>
+      <w:r>
+        <w:t>PubMed Web of Science® Google Scholar</w:t>
       </w:r>
     </w:p>
     <w:p>
@@ -4357,7 +6491,23 @@
         <w:jc w:val="both"/>
       </w:pPr>
       <w:r>
-        <w:t>198 Л. Лю, Q.-М. Хуан, Q.-G. Лю и др., Эффективность сухой иглы для миофазциальных триггерных точек, связанных с болями в шее и плече: систематический обзор и метаанализ, Архивы физической медицины и реабилитации 96, No 5 (2015): 944955.</w:t>
+        <w:t>199 М. Дж. Наварро-Сантана, Дж. Санчес-Инфанте, Ц. Фернандес-де-Лас-Пеньяс, Дж. А. Клеланд, П. Мартин-Касас и Г. Плаза-Манзано, Эффективность сухой иглы для миофазциальных триггерных точек, связанных с симптомами боли в шее: обновленный систематический обзор и метаанализ, Журнал клинической медицины 9, No 10 (2020): 3300.</w:t>
+      </w:r>
+    </w:p>
+    <w:p>
+      <w:pPr>
+        <w:pStyle w:val="Heading2"/>
+        <w:keepNext/>
+        <w:spacing w:before="280" w:after="160"/>
+        <w:jc w:val="left"/>
+      </w:pPr>
+      <w:r>
+        <w:t>PubMed Web of Science® Google Scholar</w:t>
+      </w:r>
+    </w:p>
+    <w:p>
+      <w:r>
+        <w:br w:type="page"/>
       </w:r>
     </w:p>
     <w:p>
@@ -4368,12 +6518,40 @@
         <w:jc w:val="both"/>
       </w:pPr>
       <w:r>
-        <w:t>199 М. Дж. Наварро-Сантана, Дж. Санчес-Инфанте, Ц. Фернандес-де-Лас-Пеньяс, Дж. А. Клеланд, П. Мартин-Касас и Г. Плаза-Манзано, Эффективность сухой иглы для миофазциальных триггерных точек, связанных с симптомами боли в шее: обновленный систематический обзор и метаанализ, Журнал клинической медицины 9, No 10 (2020): 3300.</w:t>
-      </w:r>
-    </w:p>
-    <w:p>
-      <w:r>
-        <w:br w:type="page"/>
+        <w:t>200 П. Рамасвами, С. Сайкран, М. Свати, Б. М. Радж и П. Лакшмисаси, "Оценка технологий влажного и сухого игла для лечения миофазциальной боли в трапезиевой мышцы" Мета-анализ, Saudi Journal of Oral Sciences 11, No. 2 (2024): 8490.</w:t>
+      </w:r>
+    </w:p>
+    <w:p>
+      <w:pPr>
+        <w:pStyle w:val="Heading2"/>
+        <w:keepNext/>
+        <w:spacing w:before="280" w:after="160"/>
+        <w:jc w:val="left"/>
+      </w:pPr>
+      <w:r>
+        <w:t>Ученый Google</w:t>
+      </w:r>
+    </w:p>
+    <w:p>
+      <w:pPr>
+        <w:pStyle w:val="Heading1"/>
+        <w:keepNext/>
+        <w:spacing w:before="360" w:after="240"/>
+        <w:jc w:val="left"/>
+      </w:pPr>
+      <w:r>
+        <w:t>201 J. Rodríguez-Mansilla, В. González-Sánchez, Á. D. Т. García, et al., Эффективность сухой иглы для снижения интенсивности</w:t>
+      </w:r>
+    </w:p>
+    <w:p>
+      <w:pPr>
+        <w:pStyle w:val="Heading2"/>
+        <w:keepNext/>
+        <w:spacing w:before="280" w:after="160"/>
+        <w:jc w:val="left"/>
+      </w:pPr>
+      <w:r>
+        <w:t>Web of Science® Google Scholar</w:t>
       </w:r>
     </w:p>
     <w:p>
@@ -4384,18 +6562,18 @@
         <w:jc w:val="both"/>
       </w:pPr>
       <w:r>
-        <w:t>200 П. Рамасвами, С. Сайкран, М. Свати, Б. М. Радж и П. Лакшмисаси, "Оценка технологий влажного и сухого игла для лечения миофазциальной боли в трапезиевой мышцы" Мета-анализ, Saudi Journal of Oral Sciences 11, No. 2 (2024): 8490.</w:t>
-      </w:r>
-    </w:p>
-    <w:p>
-      <w:pPr>
-        <w:pStyle w:val="Heading1"/>
-        <w:keepNext/>
-        <w:spacing w:before="360" w:after="240"/>
-        <w:jc w:val="left"/>
-      </w:pPr>
-      <w:r>
-        <w:t>201 J. Rodríguez-Mansilla, В. González-Sánchez, Á. D. Т. García, et al., Эффективность сухой иглы для снижения интенсивности</w:t>
+        <w:t>202 J.-G. Lin, Р. Kotha, и У.-H. Chen, Понимание применения и механизмов иглоукалывания, Американский журнал переводческих исследований 14, No 3 (2022): 14691481.</w:t>
+      </w:r>
+    </w:p>
+    <w:p>
+      <w:pPr>
+        <w:pStyle w:val="Heading2"/>
+        <w:keepNext/>
+        <w:spacing w:before="280" w:after="160"/>
+        <w:jc w:val="left"/>
+      </w:pPr>
+      <w:r>
+        <w:t>CAS PubMed Web of Science® Google Scholar</w:t>
       </w:r>
     </w:p>
     <w:p>
@@ -4406,7 +6584,18 @@
         <w:jc w:val="both"/>
       </w:pPr>
       <w:r>
-        <w:t>202 J.-G. Lin, Р. Kotha, и У.-H. Chen, Понимание применения и механизмов иглоукалывания, Американский журнал переводческих исследований 14, No 3 (2022): 14691481.</w:t>
+        <w:t>203 Р. Чжан, С. И. Вэн, Х. С. Чжан и др., Акупунктура для синдрома поясничной миофасциальной боли: систематический обзор и метаанализ, Чжонгуо Чжэнь Цзю= китайская акупунктура и моксибуссия 43: 13241332.</w:t>
+      </w:r>
+    </w:p>
+    <w:p>
+      <w:pPr>
+        <w:pStyle w:val="Heading2"/>
+        <w:keepNext/>
+        <w:spacing w:before="280" w:after="160"/>
+        <w:jc w:val="left"/>
+      </w:pPr>
+      <w:r>
+        <w:t>Ученый Google</w:t>
       </w:r>
     </w:p>
     <w:p>
@@ -4417,7 +6606,18 @@
         <w:jc w:val="both"/>
       </w:pPr>
       <w:r>
-        <w:t>203 Р. Чжан, С. И. Вэн, Х. С. Чжан и др., Акупунктура для синдрома поясничной миофасциальной боли: систематический обзор и метаанализ, Чжонгуо Чжэнь Цзю= китайская акупунктура и моксибуссия 43: 13241332.</w:t>
+        <w:t>204 Х. Лин, Ф. Ли, Х. Лу, М. Чжу и Т. З. Пэнг, Акупунктура миофазциальных болевых триггерных точек для лечения коленного остеоартрита: Систематический обзор и метаанализ, Медицина 101, No 8 (2022): e28838.</w:t>
+      </w:r>
+    </w:p>
+    <w:p>
+      <w:pPr>
+        <w:pStyle w:val="Heading2"/>
+        <w:keepNext/>
+        <w:spacing w:before="280" w:after="160"/>
+        <w:jc w:val="left"/>
+      </w:pPr>
+      <w:r>
+        <w:t>PubMed Web of Science® Google Scholar</w:t>
       </w:r>
     </w:p>
     <w:p>
@@ -4428,7 +6628,40 @@
         <w:jc w:val="both"/>
       </w:pPr>
       <w:r>
-        <w:t>204 Х. Лин, Ф. Ли, Х. Лу, М. Чжу и Т. З. Пэнг, Акупунктура миофазциальных болевых триггерных точек для лечения коленного остеоартрита: Систематический обзор и метаанализ, Медицина 101, No 8 (2022): e28838.</w:t>
+        <w:t>205 А. М. Фараг, А. Малакарне, С. Е. Пагни и Г. Е. Малони, Эффективность иглоукалывания в лечении постоянной региональной боли в голове и шее: систематический обзор и метаанализ, Дополнительные методы лечения в медицине 49 (2020): 102297.</w:t>
+      </w:r>
+    </w:p>
+    <w:p>
+      <w:pPr>
+        <w:pStyle w:val="Heading2"/>
+        <w:keepNext/>
+        <w:spacing w:before="280" w:after="160"/>
+        <w:jc w:val="left"/>
+      </w:pPr>
+      <w:r>
+        <w:t>PubMed Web of Science® Google Scholar</w:t>
+      </w:r>
+    </w:p>
+    <w:p>
+      <w:pPr>
+        <w:pStyle w:val="Heading1"/>
+        <w:keepNext/>
+        <w:spacing w:before="360" w:after="240"/>
+        <w:jc w:val="left"/>
+      </w:pPr>
+      <w:r>
+        <w:t>206 Р. Ван, Х. Ли, С. Чжоу, Х. Чжан, К. Янг и Х. Ли, Ручная иглоукалывание для синдрома миофазциальной боли: систематический</w:t>
+      </w:r>
+    </w:p>
+    <w:p>
+      <w:pPr>
+        <w:pStyle w:val="Heading2"/>
+        <w:keepNext/>
+        <w:spacing w:before="280" w:after="160"/>
+        <w:jc w:val="left"/>
+      </w:pPr>
+      <w:r>
+        <w:t>PubMed Web of Science® Google Scholar</w:t>
       </w:r>
     </w:p>
     <w:p>
@@ -4439,7 +6672,23 @@
         <w:jc w:val="both"/>
       </w:pPr>
       <w:r>
-        <w:t>205 А. М. Фараг, А. Малакарне, С. Е. Пагни и Г. Е. Малони, Эффективность иглоукалывания в лечении постоянной региональной боли в голове и шее: систематический обзор и метаанализ, Дополнительные методы лечения в медицине 49 (2020): 102297.</w:t>
+        <w:t>207 А. С. Фернандес, Д. М. Д. Мура, Л. Г. Д. Да Сильва, Э. О. Де Альмейда и Г. А. С. Барбоса, Акупунктура при временном мандибулярном расстройстве Лечение миофазциальной боли: Систематический обзор, Журнал о рта и лицевой боли и головной боли 31, No 3 (2017): 225232.</w:t>
+      </w:r>
+    </w:p>
+    <w:p>
+      <w:r>
+        <w:br w:type="page"/>
+      </w:r>
+    </w:p>
+    <w:p>
+      <w:pPr>
+        <w:pStyle w:val="Heading2"/>
+        <w:keepNext/>
+        <w:spacing w:before="280" w:after="160"/>
+        <w:jc w:val="left"/>
+      </w:pPr>
+      <w:r>
+        <w:t>PubMed Web of Science® Google Scholar</w:t>
       </w:r>
     </w:p>
     <w:p>
@@ -4450,7 +6699,18 @@
         <w:jc w:val="left"/>
       </w:pPr>
       <w:r>
-        <w:t>206 Р. Ван, Х. Ли, С. Чжоу, Х. Чжан, К. Янг и Х. Ли, Ручная иглоукалывание для синдрома миофазциальной боли: систематический</w:t>
+        <w:t>208 М. Джонсон, Стимуляция транскортонных электрических нервов: механизмы, клиническое применение и доказательства, Отзывы о</w:t>
+      </w:r>
+    </w:p>
+    <w:p>
+      <w:pPr>
+        <w:pStyle w:val="Heading2"/>
+        <w:keepNext/>
+        <w:spacing w:before="280" w:after="160"/>
+        <w:jc w:val="left"/>
+      </w:pPr>
+      <w:r>
+        <w:t>PubMed Google Scholar</w:t>
       </w:r>
     </w:p>
     <w:p>
@@ -4461,23 +6721,18 @@
         <w:jc w:val="both"/>
       </w:pPr>
       <w:r>
-        <w:t>207 А. С. Фернандес, Д. М. Д. Мура, Л. Г. Д. Да Сильва, Э. О. Де Альмейда и Г. А. С. Барбоса, Акупунктура при временном мандибулярном расстройстве Лечение миофазциальной боли: Систематический обзор, Журнал о рта и лицевой боли и головной боли 31, No 3 (2017): 225232.</w:t>
-      </w:r>
-    </w:p>
-    <w:p>
-      <w:r>
-        <w:br w:type="page"/>
-      </w:r>
-    </w:p>
-    <w:p>
-      <w:pPr>
-        <w:pStyle w:val="Heading1"/>
-        <w:keepNext/>
-        <w:spacing w:before="360" w:after="240"/>
-        <w:jc w:val="left"/>
-      </w:pPr>
-      <w:r>
-        <w:t>208 М. Джонсон, Стимуляция транскортонных электрических нервов: механизмы, клиническое применение и доказательства, Отзывы о</w:t>
+        <w:t>209 Р. He, W. Fu, H. Shao, et al., Влияние терапевтических физических способностей на боль, функцию и качество жизни у пациентов с миофазциальным болевым синдромом: Систематический обзор, BMC Musculoskeletal Disorders 24, no. 1 (2023): 376.</w:t>
+      </w:r>
+    </w:p>
+    <w:p>
+      <w:pPr>
+        <w:pStyle w:val="Heading2"/>
+        <w:keepNext/>
+        <w:spacing w:before="280" w:after="160"/>
+        <w:jc w:val="left"/>
+      </w:pPr>
+      <w:r>
+        <w:t>CAS PubMed Web of Science® Google Scholar</w:t>
       </w:r>
     </w:p>
     <w:p>
@@ -4488,7 +6743,18 @@
         <w:jc w:val="both"/>
       </w:pPr>
       <w:r>
-        <w:t>209 Р. He, W. Fu, H. Shao, et al., Влияние терапевтических физических способностей на боль, функцию и качество жизни у пациентов с миофазциальным болевым синдромом: Систематический обзор, BMC Musculoskeletal Disorders 24, no. 1 (2023): 376.</w:t>
+        <w:t>210 В. Туопчизаде, Б. Изадсерешт, Б. Эфтехарсадат, Х. Салехи-Пурмехр и С. Долати, Эффективность транскутанной электрической нервной стимуляции (ТЭНС) Модальность для лечения миофасциального синдрома боли: Систематический обзор и метаанализ, Журнал исследований в клинической медицине 12, No 1 (2024): 14.</w:t>
+      </w:r>
+    </w:p>
+    <w:p>
+      <w:pPr>
+        <w:pStyle w:val="Heading2"/>
+        <w:keepNext/>
+        <w:spacing w:before="280" w:after="160"/>
+        <w:jc w:val="left"/>
+      </w:pPr>
+      <w:r>
+        <w:t>Ученый Google</w:t>
       </w:r>
     </w:p>
     <w:p>
@@ -4499,7 +6765,18 @@
         <w:jc w:val="both"/>
       </w:pPr>
       <w:r>
-        <w:t>210 В. Туопчизаде, Б. Изадсерешт, Б. Эфтехарсадат, Х. Салехи-Пурмехр и С. Долати, Эффективность транскутанной электрической нервной стимуляции (ТЭНС) Модальность для лечения миофасциального синдрома боли: Систематический обзор и метаанализ, Журнал исследований в клинической медицине 12, No 1 (2024): 14.</w:t>
+        <w:t>211 S. Farina, М. Casarotto, М. Benelle и М. Tinazzi, Рандомизированное контролируемое исследование влияния двух различных методов лечения (FREMS и TENS) на миофазциальный синдром боли, Европейский журнал физической и реабилитационной медицины 40, No 4 (2004): 293.</w:t>
+      </w:r>
+    </w:p>
+    <w:p>
+      <w:pPr>
+        <w:pStyle w:val="Heading2"/>
+        <w:keepNext/>
+        <w:spacing w:before="280" w:after="160"/>
+        <w:jc w:val="left"/>
+      </w:pPr>
+      <w:r>
+        <w:t>CAS Google Scholar</w:t>
       </w:r>
     </w:p>
     <w:p>
@@ -4510,7 +6787,7 @@
         <w:jc w:val="both"/>
       </w:pPr>
       <w:r>
-        <w:t>211 S. Farina, М. Casarotto, М. Benelle и М. Tinazzi, Рандомизированное контролируемое исследование влияния двух различных методов лечения (FREMS и TENS) на миофазциальный синдром боли, Европейский журнал физической и реабилитационной медицины 40, No 4 (2004): 293.</w:t>
+        <w:t>212 К. Гуль и С. А. Анал, Сравнение неинвазивных и инвазивных методов в лечении пациентов с миофазциальным болевым синдромом, Аǧ rı 21, No 3 (2009): 104112.</w:t>
       </w:r>
     </w:p>
     <w:p>
@@ -4521,40 +6798,7 @@
         <w:jc w:val="left"/>
       </w:pPr>
       <w:r>
-        <w:t>CAS Google Scholar</w:t>
-      </w:r>
-    </w:p>
-    <w:p>
-      <w:pPr>
-        <w:pStyle w:val="Heading2"/>
-        <w:keepNext/>
-        <w:spacing w:before="280" w:after="160"/>
-        <w:jc w:val="left"/>
-      </w:pPr>
-      <w:r>
-        <w:t>CAS Google Scholar</w:t>
-      </w:r>
-    </w:p>
-    <w:p>
-      <w:pPr>
-        <w:pStyle w:val="Heading2"/>
-        <w:keepNext/>
-        <w:spacing w:before="280" w:after="160"/>
-        <w:jc w:val="left"/>
-      </w:pPr>
-      <w:r>
-        <w:t>CAS Google Scholar</w:t>
-      </w:r>
-    </w:p>
-    <w:p>
-      <w:pPr>
-        <w:pStyle w:val="Heading2"/>
-        <w:keepNext/>
-        <w:spacing w:before="280" w:after="160"/>
-        <w:jc w:val="left"/>
-      </w:pPr>
-      <w:r>
-        <w:t>CAS Google Scholar</w:t>
+        <w:t>PubMed Google Scholar</w:t>
       </w:r>
     </w:p>
     <w:p>
@@ -4565,7 +6809,18 @@
         <w:jc w:val="both"/>
       </w:pPr>
       <w:r>
-        <w:t>212 К. Гуль и С. А. Анал, Сравнение неинвазивных и инвазивных методов в лечении пациентов с миофазциальным болевым синдромом, Аǧ rı 21, No 3 (2009): 104112.</w:t>
+        <w:t>213 Д. Крокет, М. Форман, Л. Альден и Б. Бласберг, Сравнение методов лечения при управлении синдромом миофасциальной боли, Биовосприятие и саморегулирование 11 (1986): 279291.</w:t>
+      </w:r>
+    </w:p>
+    <w:p>
+      <w:pPr>
+        <w:pStyle w:val="Heading2"/>
+        <w:keepNext/>
+        <w:spacing w:before="280" w:after="160"/>
+        <w:jc w:val="left"/>
+      </w:pPr>
+      <w:r>
+        <w:t>CAS PubMed Web of Science® Google Scholar</w:t>
       </w:r>
     </w:p>
     <w:p>
@@ -4576,7 +6831,23 @@
         <w:jc w:val="both"/>
       </w:pPr>
       <w:r>
-        <w:t>213 Д. Крокет, М. Форман, Л. Альден и Б. Бласберг, Сравнение методов лечения при управлении синдромом миофасциальной боли, Биовосприятие и саморегулирование 11 (1986): 279291.</w:t>
+        <w:t>214 J. Pujol, А. Pascual-Leone, С. Dolz, Е. Delgado, J. L. Dolz и J. Aldomà, Эффект повторяющейся магнитной стимуляции на локализованную мышечно-скелетную боль, Нейрорепортаж 9, No 8 (1998): 17451748.</w:t>
+      </w:r>
+    </w:p>
+    <w:p>
+      <w:r>
+        <w:br w:type="page"/>
+      </w:r>
+    </w:p>
+    <w:p>
+      <w:pPr>
+        <w:pStyle w:val="Heading2"/>
+        <w:keepNext/>
+        <w:spacing w:before="280" w:after="160"/>
+        <w:jc w:val="left"/>
+      </w:pPr>
+      <w:r>
+        <w:t>CAS PubMed Web of Science® Google Scholar</w:t>
       </w:r>
     </w:p>
     <w:p>
@@ -4587,12 +6858,18 @@
         <w:jc w:val="both"/>
       </w:pPr>
       <w:r>
-        <w:t>214 J. Pujol, А. Pascual-Leone, С. Dolz, Е. Delgado, J. L. Dolz и J. Aldomà, Эффект повторяющейся магнитной стимуляции на локализованную мышечно-скелетную боль, Нейрорепортаж 9, No 8 (1998): 17451748.</w:t>
-      </w:r>
-    </w:p>
-    <w:p>
-      <w:r>
-        <w:br w:type="page"/>
+        <w:t>215 Н. Смания, Э. Корато, А. Фиаши, П. Пиетрополи, С. М. Аглиоти и М. Тинацци, Терапевтические эффекты периферической повторяющейся магнитной стимуляции на миофазциальный синдром боли, Клиническая нейрофизиология 114, No 2 (2003): 350358.</w:t>
+      </w:r>
+    </w:p>
+    <w:p>
+      <w:pPr>
+        <w:pStyle w:val="Heading2"/>
+        <w:keepNext/>
+        <w:spacing w:before="280" w:after="160"/>
+        <w:jc w:val="left"/>
+      </w:pPr>
+      <w:r>
+        <w:t>PubMed Web of Science® Google Scholar</w:t>
       </w:r>
     </w:p>
     <w:p>
@@ -4603,7 +6880,18 @@
         <w:jc w:val="both"/>
       </w:pPr>
       <w:r>
-        <w:t>215 Н. Смания, Э. Корато, А. Фиаши, П. Пиетрополи, С. М. Аглиоти и М. Тинацци, Терапевтические эффекты периферической повторяющейся магнитной стимуляции на миофазциальный синдром боли, Клиническая нейрофизиология 114, No 2 (2003): 350358.</w:t>
+        <w:t>216 Н. Смания, Э. Корато, А. Фиаши, П. Пиетрополи, С. М. Аглиоти и М. Тинацци, Повторяющаяся магнитная стимуляция - новый терапевтический подход к синдрому миофазсовой боли, Журнал неврологии 252 (2005): 307314.</w:t>
+      </w:r>
+    </w:p>
+    <w:p>
+      <w:pPr>
+        <w:pStyle w:val="Heading2"/>
+        <w:keepNext/>
+        <w:spacing w:before="280" w:after="160"/>
+        <w:jc w:val="left"/>
+      </w:pPr>
+      <w:r>
+        <w:t>CAS PubMed Web of Science® Google Scholar</w:t>
       </w:r>
     </w:p>
     <w:p>
@@ -4614,7 +6902,18 @@
         <w:jc w:val="both"/>
       </w:pPr>
       <w:r>
-        <w:t>216 Н. Смания, Э. Корато, А. Фиаши, П. Пиетрополи, С. М. Аглиоти и М. Тинацци, Повторяющаяся магнитная стимуляция - новый терапевтический подход к синдрому миофазсовой боли, Журнал неврологии 252 (2005): 307314.</w:t>
+        <w:t>217 Л. Ван, Х. Хуан, М. Чен, Л. И. Чжанджи, М. А. Рюи и Х. У. Дзин, Исследование терапевтического эффекта различных магнитных стимуляционных моделей таза на перименопаузальный миофазциальный тазовый больной синдром, Чонцинская медицина 53, No 5 (2024): 712716.</w:t>
+      </w:r>
+    </w:p>
+    <w:p>
+      <w:pPr>
+        <w:pStyle w:val="Heading2"/>
+        <w:keepNext/>
+        <w:spacing w:before="280" w:after="160"/>
+        <w:jc w:val="left"/>
+      </w:pPr>
+      <w:r>
+        <w:t>Ученый Google</w:t>
       </w:r>
     </w:p>
     <w:p>
@@ -4625,7 +6924,18 @@
         <w:jc w:val="both"/>
       </w:pPr>
       <w:r>
-        <w:t>217 Л. Ван, Х. Хуан, М. Чен, Л. И. Чжанджи, М. А. Рюи и Х. У. Дзин, Исследование терапевтического эффекта различных магнитных стимуляционных моделей таза на перименопаузальный миофазциальный тазовый больной синдром, Чонцинская медицина 53, No 5 (2024): 712716.</w:t>
+        <w:t>218 Т. Динг, С. Чжан, Л. Чжао и др., Эффект магнитной стимуляции тазального пола у женщин с миофазциальным синдромом боли таза: перспективное пилотное исследование кохорты, Клиническая и экспериментальная акушерская и гинекология 50, No 5 (2023): 100.</w:t>
+      </w:r>
+    </w:p>
+    <w:p>
+      <w:pPr>
+        <w:pStyle w:val="Heading2"/>
+        <w:keepNext/>
+        <w:spacing w:before="280" w:after="160"/>
+        <w:jc w:val="left"/>
+      </w:pPr>
+      <w:r>
+        <w:t>Web of Science® Google Scholar</w:t>
       </w:r>
     </w:p>
     <w:p>
@@ -4636,7 +6946,7 @@
         <w:jc w:val="both"/>
       </w:pPr>
       <w:r>
-        <w:t>218 Т. Динг, С. Чжан, Л. Чжао и др., Эффект магнитной стимуляции тазального пола у женщин с миофазциальным синдромом боли таза: перспективное пилотное исследование кохорты, Клиническая и экспериментальная акушерская и гинекология 50, No 5 (2023): 100.</w:t>
+        <w:t>219 И. Хашиш, Х. К. Хайя, В. Харви, С. Файнманн и М. Харрис, Снижение послеоперативной боли и отеков с помощью ультразвукового лечения: эффект плацебо, Боль 33, No 3 (1988): 303311.</w:t>
       </w:r>
     </w:p>
     <w:p>
@@ -4647,106 +6957,7 @@
         <w:jc w:val="left"/>
       </w:pPr>
       <w:r>
-        <w:t>Web of Science® Google Scholar</w:t>
-      </w:r>
-    </w:p>
-    <w:p>
-      <w:pPr>
-        <w:pStyle w:val="Heading2"/>
-        <w:keepNext/>
-        <w:spacing w:before="280" w:after="160"/>
-        <w:jc w:val="left"/>
-      </w:pPr>
-      <w:r>
-        <w:t>Web of Science® Google Scholar</w:t>
-      </w:r>
-    </w:p>
-    <w:p>
-      <w:pPr>
-        <w:pStyle w:val="Heading2"/>
-        <w:keepNext/>
-        <w:spacing w:before="280" w:after="160"/>
-        <w:jc w:val="left"/>
-      </w:pPr>
-      <w:r>
-        <w:t>Web of Science® Google Scholar</w:t>
-      </w:r>
-    </w:p>
-    <w:p>
-      <w:pPr>
-        <w:pStyle w:val="Heading2"/>
-        <w:keepNext/>
-        <w:spacing w:before="280" w:after="160"/>
-        <w:jc w:val="left"/>
-      </w:pPr>
-      <w:r>
-        <w:t>Web of Science® Google Scholar</w:t>
-      </w:r>
-    </w:p>
-    <w:p>
-      <w:pPr>
-        <w:pStyle w:val="Heading2"/>
-        <w:keepNext/>
-        <w:spacing w:before="280" w:after="160"/>
-        <w:jc w:val="left"/>
-      </w:pPr>
-      <w:r>
-        <w:t>Web of Science® Google Scholar</w:t>
-      </w:r>
-    </w:p>
-    <w:p>
-      <w:pPr>
-        <w:pStyle w:val="Heading2"/>
-        <w:keepNext/>
-        <w:spacing w:before="280" w:after="160"/>
-        <w:jc w:val="left"/>
-      </w:pPr>
-      <w:r>
-        <w:t>Web of Science® Google Scholar</w:t>
-      </w:r>
-    </w:p>
-    <w:p>
-      <w:pPr>
-        <w:pStyle w:val="Heading2"/>
-        <w:keepNext/>
-        <w:spacing w:before="280" w:after="160"/>
-        <w:jc w:val="left"/>
-      </w:pPr>
-      <w:r>
-        <w:t>Web of Science® Google Scholar</w:t>
-      </w:r>
-    </w:p>
-    <w:p>
-      <w:pPr>
-        <w:pStyle w:val="Heading2"/>
-        <w:keepNext/>
-        <w:spacing w:before="280" w:after="160"/>
-        <w:jc w:val="left"/>
-      </w:pPr>
-      <w:r>
-        <w:t>Web of Science® Google Scholar</w:t>
-      </w:r>
-    </w:p>
-    <w:p>
-      <w:pPr>
-        <w:pStyle w:val="Heading2"/>
-        <w:keepNext/>
-        <w:spacing w:before="280" w:after="160"/>
-        <w:jc w:val="left"/>
-      </w:pPr>
-      <w:r>
-        <w:t>Web of Science® Google Scholar</w:t>
-      </w:r>
-    </w:p>
-    <w:p>
-      <w:pPr>
-        <w:pStyle w:val="Heading2"/>
-        <w:keepNext/>
-        <w:spacing w:before="280" w:after="160"/>
-        <w:jc w:val="left"/>
-      </w:pPr>
-      <w:r>
-        <w:t>Web of Science® Google Scholar</w:t>
+        <w:t>CAS PubMed Web of Science® Google Scholar</w:t>
       </w:r>
     </w:p>
     <w:p>
@@ -4757,7 +6968,18 @@
         <w:jc w:val="both"/>
       </w:pPr>
       <w:r>
-        <w:t>219 И. Хашиш, Х. К. Хайя, В. Харви, С. Файнманн и М. Харрис, Снижение послеоперативной боли и отеков с помощью ультразвукового лечения: эффект плацебо, Боль 33, No 3 (1988): 303311.</w:t>
+        <w:t>220 Л. Ильтер, Б. Дилек, И. Батмаз и др., Эффективность пульсируемого и непрерывного терапевтического ультразвука при миофазциальном синдроме боли: рандомизированное контролируемое исследование, Американский журнал физической медицины и реабилитации 94, No 7 (2015): 547554.</w:t>
+      </w:r>
+    </w:p>
+    <w:p>
+      <w:pPr>
+        <w:pStyle w:val="Heading2"/>
+        <w:keepNext/>
+        <w:spacing w:before="280" w:after="160"/>
+        <w:jc w:val="left"/>
+      </w:pPr>
+      <w:r>
+        <w:t>PubMed Web of Science® Google Scholar</w:t>
       </w:r>
     </w:p>
     <w:p>
@@ -4768,7 +6990,45 @@
         <w:jc w:val="both"/>
       </w:pPr>
       <w:r>
-        <w:t>220 Л. Ильтер, Б. Дилек, И. Батмаз и др., Эффективность пульсируемого и непрерывного терапевтического ультразвука при миофазциальном синдроме боли: рандомизированное контролируемое исследование, Американский журнал физической медицины и реабилитации 94, No 7 (2015): 547554.</w:t>
+        <w:t>221 Г. КавадаР, Н. Чаглар, Ш. Озен, Ш. Тутун и Д. Демиркиоглу, Эффективность обычной ультразвуковой терапии при миофазциальном синдроме боли: контролируемое плацебо-исследование, Сельское хозяйство 27, No 4 (2015): 190196.</w:t>
+      </w:r>
+    </w:p>
+    <w:p>
+      <w:pPr>
+        <w:pStyle w:val="Heading2"/>
+        <w:keepNext/>
+        <w:spacing w:before="280" w:after="160"/>
+        <w:jc w:val="left"/>
+      </w:pPr>
+      <w:r>
+        <w:t>Ученый Google</w:t>
+      </w:r>
+    </w:p>
+    <w:p>
+      <w:r>
+        <w:br w:type="page"/>
+      </w:r>
+    </w:p>
+    <w:p>
+      <w:pPr>
+        <w:pStyle w:val="Heading1"/>
+        <w:keepNext/>
+        <w:spacing w:before="360" w:after="240"/>
+        <w:jc w:val="left"/>
+      </w:pPr>
+      <w:r>
+        <w:t>222 А. Манка, Э. Лимонта, Г. Пилурзи и др., Ультразвуковые и лазерные терапии как самостоятельные терапии для миофазциальных</w:t>
+      </w:r>
+    </w:p>
+    <w:p>
+      <w:pPr>
+        <w:pStyle w:val="Heading2"/>
+        <w:keepNext/>
+        <w:spacing w:before="280" w:after="160"/>
+        <w:jc w:val="left"/>
+      </w:pPr>
+      <w:r>
+        <w:t>CAS PubMed Google Scholar</w:t>
       </w:r>
     </w:p>
     <w:p>
@@ -4779,12 +7039,18 @@
         <w:jc w:val="both"/>
       </w:pPr>
       <w:r>
-        <w:t>221 Г. КавадаР, Н. Чаглар, Ш. Озен, Ш. Тутун и Д. Демиркиоглу, Эффективность обычной ультразвуковой терапии при миофазциальном синдроме боли: контролируемое плацебо-исследование, Сельское хозяйство 27, No 4 (2015): 190196.</w:t>
-      </w:r>
-    </w:p>
-    <w:p>
-      <w:r>
-        <w:br w:type="page"/>
+        <w:t>223 М. К. Д. В. Балтазар, J. А. D. О. Russo, V. De Lucca, и др., Терапевтический ультразвук против инъекции местной анестезии в лечении женщин с хронической бедровой болью вторичный к брюшному миофазциальному синдрому: Рандомизированное клиническое испытание, BMC Женское здоровье 22, No 1 (2022): 325.</w:t>
+      </w:r>
+    </w:p>
+    <w:p>
+      <w:pPr>
+        <w:pStyle w:val="Heading2"/>
+        <w:keepNext/>
+        <w:spacing w:before="280" w:after="160"/>
+        <w:jc w:val="left"/>
+      </w:pPr>
+      <w:r>
+        <w:t>CAS PubMed Web of Science® Google Scholar</w:t>
       </w:r>
     </w:p>
     <w:p>
@@ -4795,7 +7061,7 @@
         <w:jc w:val="left"/>
       </w:pPr>
       <w:r>
-        <w:t>222 А. Манка, Э. Лимонта, Г. Пилурзи и др., Ультразвуковые и лазерные терапии как самостоятельные терапии для миофазциальных</w:t>
+        <w:t>224 К. Саллум, М. Каркутли, И. Хаддад и Дж. А. Нассар, Эффективность ультразвуковой терапии, устройства Терабита, упражнений</w:t>
       </w:r>
     </w:p>
     <w:p>
@@ -4806,84 +7072,7 @@
         <w:jc w:val="left"/>
       </w:pPr>
       <w:r>
-        <w:t>CAS PubMed Google Scholar</w:t>
-      </w:r>
-    </w:p>
-    <w:p>
-      <w:pPr>
-        <w:pStyle w:val="Heading2"/>
-        <w:keepNext/>
-        <w:spacing w:before="280" w:after="160"/>
-        <w:jc w:val="left"/>
-      </w:pPr>
-      <w:r>
-        <w:t>CAS PubMed Google Scholar</w:t>
-      </w:r>
-    </w:p>
-    <w:p>
-      <w:pPr>
-        <w:pStyle w:val="Heading2"/>
-        <w:keepNext/>
-        <w:spacing w:before="280" w:after="160"/>
-        <w:jc w:val="left"/>
-      </w:pPr>
-      <w:r>
-        <w:t>CAS PubMed Google Scholar</w:t>
-      </w:r>
-    </w:p>
-    <w:p>
-      <w:pPr>
-        <w:pStyle w:val="Heading2"/>
-        <w:keepNext/>
-        <w:spacing w:before="280" w:after="160"/>
-        <w:jc w:val="left"/>
-      </w:pPr>
-      <w:r>
-        <w:t>CAS PubMed Google Scholar</w:t>
-      </w:r>
-    </w:p>
-    <w:p>
-      <w:pPr>
-        <w:pStyle w:val="Heading2"/>
-        <w:keepNext/>
-        <w:spacing w:before="280" w:after="160"/>
-        <w:jc w:val="left"/>
-      </w:pPr>
-      <w:r>
-        <w:t>CAS PubMed Google Scholar</w:t>
-      </w:r>
-    </w:p>
-    <w:p>
-      <w:pPr>
-        <w:pStyle w:val="Heading2"/>
-        <w:keepNext/>
-        <w:spacing w:before="280" w:after="160"/>
-        <w:jc w:val="left"/>
-      </w:pPr>
-      <w:r>
-        <w:t>CAS PubMed Google Scholar</w:t>
-      </w:r>
-    </w:p>
-    <w:p>
-      <w:pPr>
-        <w:pStyle w:val="Heading2"/>
-        <w:keepNext/>
-        <w:spacing w:before="280" w:after="160"/>
-        <w:jc w:val="left"/>
-      </w:pPr>
-      <w:r>
-        <w:t>CAS PubMed Google Scholar</w:t>
-      </w:r>
-    </w:p>
-    <w:p>
-      <w:pPr>
-        <w:pStyle w:val="Heading2"/>
-        <w:keepNext/>
-        <w:spacing w:before="280" w:after="160"/>
-        <w:jc w:val="left"/>
-      </w:pPr>
-      <w:r>
-        <w:t>CAS PubMed Google Scholar</w:t>
+        <w:t>PubMed Web of Science® Google Scholar</w:t>
       </w:r>
     </w:p>
     <w:p>
@@ -4894,7 +7083,7 @@
         <w:jc w:val="both"/>
       </w:pPr>
       <w:r>
-        <w:t>223 М. К. Д. В. Балтазар, J. А. D. О. Russo, V. De Lucca, и др., Терапевтический ультразвук против инъекции местной анестезии в лечении женщин с хронической бедровой болью вторичный к брюшному миофазциальному синдрому: Рандомизированное клиническое испытание, BMC Женское здоровье 22, No 1 (2022): 325.</w:t>
+        <w:t>225 С. Dompe, L. Moncrieff, J. Matys, et al., ФотобиомодуляцияПодлежащий механизм и клинические приложения, Журнал клинической медицины 9, No 6 (2020): 1724.</w:t>
       </w:r>
     </w:p>
     <w:p>
@@ -4905,733 +7094,7 @@
         <w:jc w:val="left"/>
       </w:pPr>
       <w:r>
-        <w:t>CAS PubMed Web of Science® Google Scholar</w:t>
-      </w:r>
-    </w:p>
-    <w:p>
-      <w:pPr>
-        <w:pStyle w:val="Heading2"/>
-        <w:keepNext/>
-        <w:spacing w:before="280" w:after="160"/>
-        <w:jc w:val="left"/>
-      </w:pPr>
-      <w:r>
-        <w:t>CAS PubMed Web of Science® Google Scholar</w:t>
-      </w:r>
-    </w:p>
-    <w:p>
-      <w:pPr>
-        <w:pStyle w:val="Heading2"/>
-        <w:keepNext/>
-        <w:spacing w:before="280" w:after="160"/>
-        <w:jc w:val="left"/>
-      </w:pPr>
-      <w:r>
-        <w:t>CAS PubMed Web of Science® Google Scholar</w:t>
-      </w:r>
-    </w:p>
-    <w:p>
-      <w:pPr>
-        <w:pStyle w:val="Heading2"/>
-        <w:keepNext/>
-        <w:spacing w:before="280" w:after="160"/>
-        <w:jc w:val="left"/>
-      </w:pPr>
-      <w:r>
-        <w:t>CAS PubMed Web of Science® Google Scholar</w:t>
-      </w:r>
-    </w:p>
-    <w:p>
-      <w:pPr>
-        <w:pStyle w:val="Heading2"/>
-        <w:keepNext/>
-        <w:spacing w:before="280" w:after="160"/>
-        <w:jc w:val="left"/>
-      </w:pPr>
-      <w:r>
-        <w:t>CAS PubMed Web of Science® Google Scholar</w:t>
-      </w:r>
-    </w:p>
-    <w:p>
-      <w:pPr>
-        <w:pStyle w:val="Heading2"/>
-        <w:keepNext/>
-        <w:spacing w:before="280" w:after="160"/>
-        <w:jc w:val="left"/>
-      </w:pPr>
-      <w:r>
-        <w:t>CAS PubMed Web of Science® Google Scholar</w:t>
-      </w:r>
-    </w:p>
-    <w:p>
-      <w:pPr>
-        <w:pStyle w:val="Heading2"/>
-        <w:keepNext/>
-        <w:spacing w:before="280" w:after="160"/>
-        <w:jc w:val="left"/>
-      </w:pPr>
-      <w:r>
-        <w:t>CAS PubMed Web of Science® Google Scholar</w:t>
-      </w:r>
-    </w:p>
-    <w:p>
-      <w:pPr>
-        <w:pStyle w:val="Heading2"/>
-        <w:keepNext/>
-        <w:spacing w:before="280" w:after="160"/>
-        <w:jc w:val="left"/>
-      </w:pPr>
-      <w:r>
-        <w:t>CAS PubMed Web of Science® Google Scholar</w:t>
-      </w:r>
-    </w:p>
-    <w:p>
-      <w:pPr>
-        <w:pStyle w:val="Heading2"/>
-        <w:keepNext/>
-        <w:spacing w:before="280" w:after="160"/>
-        <w:jc w:val="left"/>
-      </w:pPr>
-      <w:r>
-        <w:t>CAS PubMed Web of Science® Google Scholar</w:t>
-      </w:r>
-    </w:p>
-    <w:p>
-      <w:pPr>
-        <w:pStyle w:val="Heading2"/>
-        <w:keepNext/>
-        <w:spacing w:before="280" w:after="160"/>
-        <w:jc w:val="left"/>
-      </w:pPr>
-      <w:r>
-        <w:t>CAS PubMed Web of Science® Google Scholar</w:t>
-      </w:r>
-    </w:p>
-    <w:p>
-      <w:pPr>
-        <w:pStyle w:val="Heading2"/>
-        <w:keepNext/>
-        <w:spacing w:before="280" w:after="160"/>
-        <w:jc w:val="left"/>
-      </w:pPr>
-      <w:r>
-        <w:t>CAS PubMed Web of Science® Google Scholar</w:t>
-      </w:r>
-    </w:p>
-    <w:p>
-      <w:pPr>
-        <w:pStyle w:val="Heading2"/>
-        <w:keepNext/>
-        <w:spacing w:before="280" w:after="160"/>
-        <w:jc w:val="left"/>
-      </w:pPr>
-      <w:r>
-        <w:t>CAS PubMed Web of Science® Google Scholar</w:t>
-      </w:r>
-    </w:p>
-    <w:p>
-      <w:pPr>
-        <w:pStyle w:val="Heading2"/>
-        <w:keepNext/>
-        <w:spacing w:before="280" w:after="160"/>
-        <w:jc w:val="left"/>
-      </w:pPr>
-      <w:r>
-        <w:t>CAS PubMed Web of Science® Google Scholar</w:t>
-      </w:r>
-    </w:p>
-    <w:p>
-      <w:pPr>
-        <w:pStyle w:val="Heading2"/>
-        <w:keepNext/>
-        <w:spacing w:before="280" w:after="160"/>
-        <w:jc w:val="left"/>
-      </w:pPr>
-      <w:r>
-        <w:t>CAS PubMed Web of Science® Google Scholar</w:t>
-      </w:r>
-    </w:p>
-    <w:p>
-      <w:pPr>
-        <w:pStyle w:val="Heading2"/>
-        <w:keepNext/>
-        <w:spacing w:before="280" w:after="160"/>
-        <w:jc w:val="left"/>
-      </w:pPr>
-      <w:r>
-        <w:t>CAS PubMed Web of Science® Google Scholar</w:t>
-      </w:r>
-    </w:p>
-    <w:p>
-      <w:pPr>
-        <w:pStyle w:val="Heading2"/>
-        <w:keepNext/>
-        <w:spacing w:before="280" w:after="160"/>
-        <w:jc w:val="left"/>
-      </w:pPr>
-      <w:r>
-        <w:t>CAS PubMed Web of Science® Google Scholar</w:t>
-      </w:r>
-    </w:p>
-    <w:p>
-      <w:pPr>
-        <w:pStyle w:val="Heading2"/>
-        <w:keepNext/>
-        <w:spacing w:before="280" w:after="160"/>
-        <w:jc w:val="left"/>
-      </w:pPr>
-      <w:r>
-        <w:t>CAS PubMed Web of Science® Google Scholar</w:t>
-      </w:r>
-    </w:p>
-    <w:p>
-      <w:pPr>
-        <w:pStyle w:val="Heading2"/>
-        <w:keepNext/>
-        <w:spacing w:before="280" w:after="160"/>
-        <w:jc w:val="left"/>
-      </w:pPr>
-      <w:r>
-        <w:t>CAS PubMed Web of Science® Google Scholar</w:t>
-      </w:r>
-    </w:p>
-    <w:p>
-      <w:pPr>
-        <w:pStyle w:val="Heading2"/>
-        <w:keepNext/>
-        <w:spacing w:before="280" w:after="160"/>
-        <w:jc w:val="left"/>
-      </w:pPr>
-      <w:r>
-        <w:t>CAS PubMed Web of Science® Google Scholar</w:t>
-      </w:r>
-    </w:p>
-    <w:p>
-      <w:pPr>
-        <w:pStyle w:val="Heading2"/>
-        <w:keepNext/>
-        <w:spacing w:before="280" w:after="160"/>
-        <w:jc w:val="left"/>
-      </w:pPr>
-      <w:r>
-        <w:t>CAS PubMed Web of Science® Google Scholar</w:t>
-      </w:r>
-    </w:p>
-    <w:p>
-      <w:pPr>
-        <w:pStyle w:val="Heading2"/>
-        <w:keepNext/>
-        <w:spacing w:before="280" w:after="160"/>
-        <w:jc w:val="left"/>
-      </w:pPr>
-      <w:r>
-        <w:t>CAS PubMed Web of Science® Google Scholar</w:t>
-      </w:r>
-    </w:p>
-    <w:p>
-      <w:pPr>
-        <w:pStyle w:val="Heading2"/>
-        <w:keepNext/>
-        <w:spacing w:before="280" w:after="160"/>
-        <w:jc w:val="left"/>
-      </w:pPr>
-      <w:r>
-        <w:t>CAS PubMed Web of Science® Google Scholar</w:t>
-      </w:r>
-    </w:p>
-    <w:p>
-      <w:pPr>
-        <w:pStyle w:val="Heading2"/>
-        <w:keepNext/>
-        <w:spacing w:before="280" w:after="160"/>
-        <w:jc w:val="left"/>
-      </w:pPr>
-      <w:r>
-        <w:t>CAS PubMed Web of Science® Google Scholar</w:t>
-      </w:r>
-    </w:p>
-    <w:p>
-      <w:pPr>
-        <w:pStyle w:val="Heading2"/>
-        <w:keepNext/>
-        <w:spacing w:before="280" w:after="160"/>
-        <w:jc w:val="left"/>
-      </w:pPr>
-      <w:r>
-        <w:t>CAS PubMed Web of Science® Google Scholar</w:t>
-      </w:r>
-    </w:p>
-    <w:p>
-      <w:pPr>
-        <w:pStyle w:val="Heading2"/>
-        <w:keepNext/>
-        <w:spacing w:before="280" w:after="160"/>
-        <w:jc w:val="left"/>
-      </w:pPr>
-      <w:r>
-        <w:t>CAS PubMed Web of Science® Google Scholar</w:t>
-      </w:r>
-    </w:p>
-    <w:p>
-      <w:pPr>
-        <w:pStyle w:val="Heading2"/>
-        <w:keepNext/>
-        <w:spacing w:before="280" w:after="160"/>
-        <w:jc w:val="left"/>
-      </w:pPr>
-      <w:r>
-        <w:t>CAS PubMed Web of Science® Google Scholar</w:t>
-      </w:r>
-    </w:p>
-    <w:p>
-      <w:pPr>
-        <w:pStyle w:val="Heading2"/>
-        <w:keepNext/>
-        <w:spacing w:before="280" w:after="160"/>
-        <w:jc w:val="left"/>
-      </w:pPr>
-      <w:r>
-        <w:t>CAS PubMed Web of Science® Google Scholar</w:t>
-      </w:r>
-    </w:p>
-    <w:p>
-      <w:pPr>
-        <w:pStyle w:val="Heading2"/>
-        <w:keepNext/>
-        <w:spacing w:before="280" w:after="160"/>
-        <w:jc w:val="left"/>
-      </w:pPr>
-      <w:r>
-        <w:t>CAS PubMed Web of Science® Google Scholar</w:t>
-      </w:r>
-    </w:p>
-    <w:p>
-      <w:pPr>
-        <w:pStyle w:val="Heading2"/>
-        <w:keepNext/>
-        <w:spacing w:before="280" w:after="160"/>
-        <w:jc w:val="left"/>
-      </w:pPr>
-      <w:r>
-        <w:t>CAS PubMed Web of Science® Google Scholar</w:t>
-      </w:r>
-    </w:p>
-    <w:p>
-      <w:pPr>
-        <w:pStyle w:val="Heading2"/>
-        <w:keepNext/>
-        <w:spacing w:before="280" w:after="160"/>
-        <w:jc w:val="left"/>
-      </w:pPr>
-      <w:r>
-        <w:t>CAS PubMed Web of Science® Google Scholar</w:t>
-      </w:r>
-    </w:p>
-    <w:p>
-      <w:pPr>
-        <w:pStyle w:val="Heading2"/>
-        <w:keepNext/>
-        <w:spacing w:before="280" w:after="160"/>
-        <w:jc w:val="left"/>
-      </w:pPr>
-      <w:r>
-        <w:t>CAS PubMed Web of Science® Google Scholar</w:t>
-      </w:r>
-    </w:p>
-    <w:p>
-      <w:pPr>
-        <w:pStyle w:val="Heading2"/>
-        <w:keepNext/>
-        <w:spacing w:before="280" w:after="160"/>
-        <w:jc w:val="left"/>
-      </w:pPr>
-      <w:r>
-        <w:t>CAS PubMed Web of Science® Google Scholar</w:t>
-      </w:r>
-    </w:p>
-    <w:p>
-      <w:pPr>
-        <w:pStyle w:val="Heading2"/>
-        <w:keepNext/>
-        <w:spacing w:before="280" w:after="160"/>
-        <w:jc w:val="left"/>
-      </w:pPr>
-      <w:r>
-        <w:t>CAS PubMed Web of Science® Google Scholar</w:t>
-      </w:r>
-    </w:p>
-    <w:p>
-      <w:pPr>
-        <w:pStyle w:val="Heading2"/>
-        <w:keepNext/>
-        <w:spacing w:before="280" w:after="160"/>
-        <w:jc w:val="left"/>
-      </w:pPr>
-      <w:r>
-        <w:t>CAS PubMed Web of Science® Google Scholar</w:t>
-      </w:r>
-    </w:p>
-    <w:p>
-      <w:pPr>
-        <w:pStyle w:val="Heading2"/>
-        <w:keepNext/>
-        <w:spacing w:before="280" w:after="160"/>
-        <w:jc w:val="left"/>
-      </w:pPr>
-      <w:r>
-        <w:t>CAS PubMed Web of Science® Google Scholar</w:t>
-      </w:r>
-    </w:p>
-    <w:p>
-      <w:pPr>
-        <w:pStyle w:val="Heading2"/>
-        <w:keepNext/>
-        <w:spacing w:before="280" w:after="160"/>
-        <w:jc w:val="left"/>
-      </w:pPr>
-      <w:r>
-        <w:t>CAS PubMed Web of Science® Google Scholar</w:t>
-      </w:r>
-    </w:p>
-    <w:p>
-      <w:pPr>
-        <w:pStyle w:val="Heading2"/>
-        <w:keepNext/>
-        <w:spacing w:before="280" w:after="160"/>
-        <w:jc w:val="left"/>
-      </w:pPr>
-      <w:r>
-        <w:t>CAS PubMed Web of Science® Google Scholar</w:t>
-      </w:r>
-    </w:p>
-    <w:p>
-      <w:pPr>
-        <w:pStyle w:val="Heading2"/>
-        <w:keepNext/>
-        <w:spacing w:before="280" w:after="160"/>
-        <w:jc w:val="left"/>
-      </w:pPr>
-      <w:r>
-        <w:t>CAS PubMed Web of Science® Google Scholar</w:t>
-      </w:r>
-    </w:p>
-    <w:p>
-      <w:pPr>
-        <w:pStyle w:val="Heading2"/>
-        <w:keepNext/>
-        <w:spacing w:before="280" w:after="160"/>
-        <w:jc w:val="left"/>
-      </w:pPr>
-      <w:r>
-        <w:t>CAS PubMed Web of Science® Google Scholar</w:t>
-      </w:r>
-    </w:p>
-    <w:p>
-      <w:pPr>
-        <w:pStyle w:val="Heading2"/>
-        <w:keepNext/>
-        <w:spacing w:before="280" w:after="160"/>
-        <w:jc w:val="left"/>
-      </w:pPr>
-      <w:r>
-        <w:t>CAS PubMed Web of Science® Google Scholar</w:t>
-      </w:r>
-    </w:p>
-    <w:p>
-      <w:pPr>
-        <w:pStyle w:val="Heading2"/>
-        <w:keepNext/>
-        <w:spacing w:before="280" w:after="160"/>
-        <w:jc w:val="left"/>
-      </w:pPr>
-      <w:r>
-        <w:t>CAS PubMed Web of Science® Google Scholar</w:t>
-      </w:r>
-    </w:p>
-    <w:p>
-      <w:pPr>
-        <w:pStyle w:val="Heading2"/>
-        <w:keepNext/>
-        <w:spacing w:before="280" w:after="160"/>
-        <w:jc w:val="left"/>
-      </w:pPr>
-      <w:r>
-        <w:t>CAS PubMed Web of Science® Google Scholar</w:t>
-      </w:r>
-    </w:p>
-    <w:p>
-      <w:pPr>
-        <w:pStyle w:val="Heading2"/>
-        <w:keepNext/>
-        <w:spacing w:before="280" w:after="160"/>
-        <w:jc w:val="left"/>
-      </w:pPr>
-      <w:r>
-        <w:t>CAS PubMed Web of Science® Google Scholar</w:t>
-      </w:r>
-    </w:p>
-    <w:p>
-      <w:pPr>
-        <w:pStyle w:val="Heading2"/>
-        <w:keepNext/>
-        <w:spacing w:before="280" w:after="160"/>
-        <w:jc w:val="left"/>
-      </w:pPr>
-      <w:r>
-        <w:t>CAS PubMed Web of Science® Google Scholar</w:t>
-      </w:r>
-    </w:p>
-    <w:p>
-      <w:pPr>
-        <w:pStyle w:val="Heading2"/>
-        <w:keepNext/>
-        <w:spacing w:before="280" w:after="160"/>
-        <w:jc w:val="left"/>
-      </w:pPr>
-      <w:r>
-        <w:t>CAS PubMed Web of Science® Google Scholar</w:t>
-      </w:r>
-    </w:p>
-    <w:p>
-      <w:pPr>
-        <w:pStyle w:val="Heading2"/>
-        <w:keepNext/>
-        <w:spacing w:before="280" w:after="160"/>
-        <w:jc w:val="left"/>
-      </w:pPr>
-      <w:r>
-        <w:t>CAS PubMed Web of Science® Google Scholar</w:t>
-      </w:r>
-    </w:p>
-    <w:p>
-      <w:pPr>
-        <w:pStyle w:val="Heading2"/>
-        <w:keepNext/>
-        <w:spacing w:before="280" w:after="160"/>
-        <w:jc w:val="left"/>
-      </w:pPr>
-      <w:r>
-        <w:t>CAS PubMed Web of Science® Google Scholar</w:t>
-      </w:r>
-    </w:p>
-    <w:p>
-      <w:pPr>
-        <w:pStyle w:val="Heading2"/>
-        <w:keepNext/>
-        <w:spacing w:before="280" w:after="160"/>
-        <w:jc w:val="left"/>
-      </w:pPr>
-      <w:r>
-        <w:t>CAS PubMed Web of Science® Google Scholar</w:t>
-      </w:r>
-    </w:p>
-    <w:p>
-      <w:pPr>
-        <w:pStyle w:val="Heading2"/>
-        <w:keepNext/>
-        <w:spacing w:before="280" w:after="160"/>
-        <w:jc w:val="left"/>
-      </w:pPr>
-      <w:r>
-        <w:t>CAS PubMed Web of Science® Google Scholar</w:t>
-      </w:r>
-    </w:p>
-    <w:p>
-      <w:pPr>
-        <w:pStyle w:val="Heading2"/>
-        <w:keepNext/>
-        <w:spacing w:before="280" w:after="160"/>
-        <w:jc w:val="left"/>
-      </w:pPr>
-      <w:r>
-        <w:t>CAS PubMed Web of Science® Google Scholar</w:t>
-      </w:r>
-    </w:p>
-    <w:p>
-      <w:pPr>
-        <w:pStyle w:val="Heading2"/>
-        <w:keepNext/>
-        <w:spacing w:before="280" w:after="160"/>
-        <w:jc w:val="left"/>
-      </w:pPr>
-      <w:r>
-        <w:t>CAS PubMed Web of Science® Google Scholar</w:t>
-      </w:r>
-    </w:p>
-    <w:p>
-      <w:pPr>
-        <w:pStyle w:val="Heading2"/>
-        <w:keepNext/>
-        <w:spacing w:before="280" w:after="160"/>
-        <w:jc w:val="left"/>
-      </w:pPr>
-      <w:r>
-        <w:t>CAS PubMed Web of Science® Google Scholar</w:t>
-      </w:r>
-    </w:p>
-    <w:p>
-      <w:pPr>
-        <w:pStyle w:val="Heading2"/>
-        <w:keepNext/>
-        <w:spacing w:before="280" w:after="160"/>
-        <w:jc w:val="left"/>
-      </w:pPr>
-      <w:r>
-        <w:t>CAS PubMed Web of Science® Google Scholar</w:t>
-      </w:r>
-    </w:p>
-    <w:p>
-      <w:pPr>
-        <w:pStyle w:val="Heading2"/>
-        <w:keepNext/>
-        <w:spacing w:before="280" w:after="160"/>
-        <w:jc w:val="left"/>
-      </w:pPr>
-      <w:r>
-        <w:t>CAS PubMed Web of Science® Google Scholar</w:t>
-      </w:r>
-    </w:p>
-    <w:p>
-      <w:pPr>
-        <w:pStyle w:val="Heading2"/>
-        <w:keepNext/>
-        <w:spacing w:before="280" w:after="160"/>
-        <w:jc w:val="left"/>
-      </w:pPr>
-      <w:r>
-        <w:t>CAS PubMed Web of Science® Google Scholar</w:t>
-      </w:r>
-    </w:p>
-    <w:p>
-      <w:pPr>
-        <w:pStyle w:val="Heading2"/>
-        <w:keepNext/>
-        <w:spacing w:before="280" w:after="160"/>
-        <w:jc w:val="left"/>
-      </w:pPr>
-      <w:r>
-        <w:t>CAS PubMed Web of Science® Google Scholar</w:t>
-      </w:r>
-    </w:p>
-    <w:p>
-      <w:pPr>
-        <w:pStyle w:val="Heading2"/>
-        <w:keepNext/>
-        <w:spacing w:before="280" w:after="160"/>
-        <w:jc w:val="left"/>
-      </w:pPr>
-      <w:r>
-        <w:t>CAS PubMed Web of Science® Google Scholar</w:t>
-      </w:r>
-    </w:p>
-    <w:p>
-      <w:pPr>
-        <w:pStyle w:val="Heading2"/>
-        <w:keepNext/>
-        <w:spacing w:before="280" w:after="160"/>
-        <w:jc w:val="left"/>
-      </w:pPr>
-      <w:r>
-        <w:t>CAS PubMed Web of Science® Google Scholar</w:t>
-      </w:r>
-    </w:p>
-    <w:p>
-      <w:pPr>
-        <w:pStyle w:val="Heading2"/>
-        <w:keepNext/>
-        <w:spacing w:before="280" w:after="160"/>
-        <w:jc w:val="left"/>
-      </w:pPr>
-      <w:r>
-        <w:t>CAS PubMed Web of Science® Google Scholar</w:t>
-      </w:r>
-    </w:p>
-    <w:p>
-      <w:pPr>
-        <w:pStyle w:val="Heading2"/>
-        <w:keepNext/>
-        <w:spacing w:before="280" w:after="160"/>
-        <w:jc w:val="left"/>
-      </w:pPr>
-      <w:r>
-        <w:t>CAS PubMed Web of Science® Google Scholar</w:t>
-      </w:r>
-    </w:p>
-    <w:p>
-      <w:pPr>
-        <w:pStyle w:val="Heading2"/>
-        <w:keepNext/>
-        <w:spacing w:before="280" w:after="160"/>
-        <w:jc w:val="left"/>
-      </w:pPr>
-      <w:r>
-        <w:t>CAS PubMed Web of Science® Google Scholar</w:t>
-      </w:r>
-    </w:p>
-    <w:p>
-      <w:pPr>
-        <w:pStyle w:val="Heading2"/>
-        <w:keepNext/>
-        <w:spacing w:before="280" w:after="160"/>
-        <w:jc w:val="left"/>
-      </w:pPr>
-      <w:r>
-        <w:t>CAS PubMed Web of Science® Google Scholar</w:t>
-      </w:r>
-    </w:p>
-    <w:p>
-      <w:pPr>
-        <w:pStyle w:val="Heading2"/>
-        <w:keepNext/>
-        <w:spacing w:before="280" w:after="160"/>
-        <w:jc w:val="left"/>
-      </w:pPr>
-      <w:r>
-        <w:t>CAS PubMed Web of Science® Google Scholar</w:t>
-      </w:r>
-    </w:p>
-    <w:p>
-      <w:pPr>
-        <w:pStyle w:val="Heading2"/>
-        <w:keepNext/>
-        <w:spacing w:before="280" w:after="160"/>
-        <w:jc w:val="left"/>
-      </w:pPr>
-      <w:r>
-        <w:t>CAS PubMed Web of Science® Google Scholar</w:t>
-      </w:r>
-    </w:p>
-    <w:p>
-      <w:pPr>
-        <w:pStyle w:val="Heading2"/>
-        <w:keepNext/>
-        <w:spacing w:before="280" w:after="160"/>
-        <w:jc w:val="left"/>
-      </w:pPr>
-      <w:r>
-        <w:t>CAS PubMed Web of Science® Google Scholar</w:t>
-      </w:r>
-    </w:p>
-    <w:p>
-      <w:pPr>
-        <w:pStyle w:val="Heading2"/>
-        <w:keepNext/>
-        <w:spacing w:before="280" w:after="160"/>
-        <w:jc w:val="left"/>
-      </w:pPr>
-      <w:r>
-        <w:t>CAS PubMed Web of Science® Google Scholar</w:t>
-      </w:r>
-    </w:p>
-    <w:p>
-      <w:pPr>
-        <w:pStyle w:val="Heading1"/>
-        <w:keepNext/>
-        <w:spacing w:before="360" w:after="240"/>
-        <w:jc w:val="left"/>
-      </w:pPr>
-      <w:r>
-        <w:t>224 К. Саллум, М. Каркутли, И. Хаддад и Дж. А. Нассар, Эффективность ультразвуковой терапии, устройства Терабита, упражнений</w:t>
+        <w:t>PubMed Web of Science® Google Scholar</w:t>
       </w:r>
     </w:p>
     <w:p>
@@ -5642,7 +7105,18 @@
         <w:jc w:val="both"/>
       </w:pPr>
       <w:r>
-        <w:t>225 С. Dompe, L. Moncrieff, J. Matys, et al., ФотобиомодуляцияПодлежащий механизм и клинические приложения, Журнал клинической медицины 9, No 6 (2020): 1724.</w:t>
+        <w:t>226 М. Р. Техрани, С. Назари-Могадам, А. Зейналзаде, А. Моради, Х. Мехрад-Маджд и М. Сахебалам, Эффективность лазерной терапии низкого уровня при боли, инвалидности, пороге боли давления и диапазоне движения у пациентов с синдромом боли в шее миофасциальной: систематический обзор и метаанализ рандомизированных контролируемых исследований, Лазеры в медицинской науке 37, No 9 (2022): 33333341.</w:t>
+      </w:r>
+    </w:p>
+    <w:p>
+      <w:pPr>
+        <w:pStyle w:val="Heading2"/>
+        <w:keepNext/>
+        <w:spacing w:before="280" w:after="160"/>
+        <w:jc w:val="left"/>
+      </w:pPr>
+      <w:r>
+        <w:t>PubMed Web of Science® Google Scholar</w:t>
       </w:r>
     </w:p>
     <w:p>
@@ -5653,7 +7127,18 @@
         <w:jc w:val="both"/>
       </w:pPr>
       <w:r>
-        <w:t>226 М. Р. Техрани, С. Назари-Могадам, А. Зейналзаде, А. Моради, Х. Мехрад-Маджд и М. Сахебалам, Эффективность лазерной терапии низкого уровня при боли, инвалидности, пороге боли давления и диапазоне движения у пациентов с синдромом боли в шее миофасциальной: систематический обзор и метаанализ рандомизированных контролируемых исследований, Лазеры в медицинской науке 37, No 9 (2022): 33333341.</w:t>
+        <w:t>227 Ф. М. Munguia, J. Jang, М. Salem, G. Т. Clark и R. Enciso, Эффективность лазерной терапии низкого уровня в лечении временной миофазной боли: систематический обзор и метаанализ, Журнал о рта и лицевой боли и головной боли 32, No 3 (2018): 287297.</w:t>
+      </w:r>
+    </w:p>
+    <w:p>
+      <w:pPr>
+        <w:pStyle w:val="Heading2"/>
+        <w:keepNext/>
+        <w:spacing w:before="280" w:after="160"/>
+        <w:jc w:val="left"/>
+      </w:pPr>
+      <w:r>
+        <w:t>PubMed Web of Science® Google Scholar</w:t>
       </w:r>
     </w:p>
     <w:p>
@@ -5664,7 +7149,23 @@
         <w:jc w:val="both"/>
       </w:pPr>
       <w:r>
-        <w:t>227 Ф. М. Munguia, J. Jang, М. Salem, G. Т. Clark и R. Enciso, Эффективность лазерной терапии низкого уровня в лечении временной миофазной боли: систематический обзор и метаанализ, Журнал о рта и лицевой боли и головной боли 32, No 3 (2018): 287297.</w:t>
+        <w:t>228 М. Г. Фагундес, Дж. Р. С. Альбукерк, Э. Дж. С. Сильва и А. С. В. Дантас, Эффекты лазера низкого уровня в лечении синдрома миофасциальной боли: Систематический обзор, BrJP 6 (2023): 83 89.</w:t>
+      </w:r>
+    </w:p>
+    <w:p>
+      <w:pPr>
+        <w:pStyle w:val="Heading2"/>
+        <w:keepNext/>
+        <w:spacing w:before="280" w:after="160"/>
+        <w:jc w:val="left"/>
+      </w:pPr>
+      <w:r>
+        <w:t>Ученый Google</w:t>
+      </w:r>
+    </w:p>
+    <w:p>
+      <w:r>
+        <w:br w:type="page"/>
       </w:r>
     </w:p>
     <w:p>
@@ -5675,12 +7176,18 @@
         <w:jc w:val="both"/>
       </w:pPr>
       <w:r>
-        <w:t>228 М. Г. Фагундес, Дж. Р. С. Альбукерк, Э. Дж. С. Сильва и А. С. В. Дантас, Эффекты лазера низкого уровня в лечении синдрома миофасциальной боли: Систематический обзор, BrJP 6 (2023): 83 89.</w:t>
-      </w:r>
-    </w:p>
-    <w:p>
-      <w:r>
-        <w:br w:type="page"/>
+        <w:t>229 Ц. Лю, Юань, Цзян, Дин и Люань, Сравнительная эффективность неинвазивных терапевтических вмешательств для синдрома миофасциальной боли: сеть метаанализ рандомизированных контролируемых испытаний, Международный журнал хирургии 110, No 2 (2024): 10991112.</w:t>
+      </w:r>
+    </w:p>
+    <w:p>
+      <w:pPr>
+        <w:pStyle w:val="Heading2"/>
+        <w:keepNext/>
+        <w:spacing w:before="280" w:after="160"/>
+        <w:jc w:val="left"/>
+      </w:pPr>
+      <w:r>
+        <w:t>PubMed Web of Science® Google Scholar</w:t>
       </w:r>
     </w:p>
     <w:p>
@@ -5691,7 +7198,84 @@
         <w:jc w:val="both"/>
       </w:pPr>
       <w:r>
-        <w:t>229 Ц. Лю, Юань, Цзян, Дин и Люань, Сравнительная эффективность неинвазивных терапевтических вмешательств для синдрома миофасциальной боли: сеть метаанализ рандомизированных контролируемых испытаний, Международный журнал хирургии 110, No 2 (2024): 10991112.</w:t>
+        <w:t>230 Дж.-Х. Ченг и Ч.-Дж. Ван, Биологический механизм шоковой волны в костях, Международный журнал хирургии 24 (2015): 143146.</w:t>
+      </w:r>
+    </w:p>
+    <w:p>
+      <w:pPr>
+        <w:pStyle w:val="Heading2"/>
+        <w:keepNext/>
+        <w:spacing w:before="280" w:after="160"/>
+        <w:jc w:val="left"/>
+      </w:pPr>
+      <w:r>
+        <w:t>PubMed Web of Science® Google Scholar</w:t>
+      </w:r>
+    </w:p>
+    <w:p>
+      <w:pPr>
+        <w:pStyle w:val="Heading1"/>
+        <w:keepNext/>
+        <w:spacing w:before="360" w:after="240"/>
+        <w:jc w:val="left"/>
+      </w:pPr>
+      <w:r>
+        <w:t>231 С. Avendaño-López, Á. Megía-García, H. Beltran-Alacreu, и др., Эффективность внетелловой шоковой волны терапии на боль и</w:t>
+      </w:r>
+    </w:p>
+    <w:p>
+      <w:pPr>
+        <w:pStyle w:val="Heading2"/>
+        <w:keepNext/>
+        <w:spacing w:before="280" w:after="160"/>
+        <w:jc w:val="left"/>
+      </w:pPr>
+      <w:r>
+        <w:t>PubMed Web of Science® Google Scholar</w:t>
+      </w:r>
+    </w:p>
+    <w:p>
+      <w:pPr>
+        <w:pStyle w:val="Heading1"/>
+        <w:keepNext/>
+        <w:spacing w:before="360" w:after="240"/>
+        <w:jc w:val="left"/>
+      </w:pPr>
+      <w:r>
+        <w:t>232 J. H. Jun, G.-У. Park, С. S. Chae, и D.-С. Suh, Влияние экстракорпоральной шоковой волны терапии на интенсивность боли и</w:t>
+      </w:r>
+    </w:p>
+    <w:p>
+      <w:pPr>
+        <w:pStyle w:val="Heading2"/>
+        <w:keepNext/>
+        <w:spacing w:before="280" w:after="160"/>
+        <w:jc w:val="left"/>
+      </w:pPr>
+      <w:r>
+        <w:t>PubMed Web of Science® Google Scholar</w:t>
+      </w:r>
+    </w:p>
+    <w:p>
+      <w:pPr>
+        <w:pStyle w:val="Heading1"/>
+        <w:keepNext/>
+        <w:spacing w:before="360" w:after="240"/>
+        <w:jc w:val="left"/>
+      </w:pPr>
+      <w:r>
+        <w:t>233 J.-I. Yoo, М.-К. Oh, S.-W. Chun, S.-U. Lee, и С. H. Lee, Эффект сосредоточенной экстракорпоральной шоковой волны терапии</w:t>
+      </w:r>
+    </w:p>
+    <w:p>
+      <w:pPr>
+        <w:pStyle w:val="Heading2"/>
+        <w:keepNext/>
+        <w:spacing w:before="280" w:after="160"/>
+        <w:jc w:val="left"/>
+      </w:pPr>
+      <w:r>
+        <w:t>PubMed Web of Science® Google Scholar</w:t>
       </w:r>
     </w:p>
     <w:p>
@@ -5702,40 +7286,18 @@
         <w:jc w:val="both"/>
       </w:pPr>
       <w:r>
-        <w:t>230 Дж.-Х. Ченг и Ч.-Дж. Ван, Биологический механизм шоковой волны в костях, Международный журнал хирургии 24 (2015): 143146.</w:t>
-      </w:r>
-    </w:p>
-    <w:p>
-      <w:pPr>
-        <w:pStyle w:val="Heading1"/>
-        <w:keepNext/>
-        <w:spacing w:before="360" w:after="240"/>
-        <w:jc w:val="left"/>
-      </w:pPr>
-      <w:r>
-        <w:t>231 С. Avendaño-López, Á. Megía-García, H. Beltran-Alacreu, и др., Эффективность внетелловой шоковой волны терапии на боль и</w:t>
-      </w:r>
-    </w:p>
-    <w:p>
-      <w:pPr>
-        <w:pStyle w:val="Heading1"/>
-        <w:keepNext/>
-        <w:spacing w:before="360" w:after="240"/>
-        <w:jc w:val="left"/>
-      </w:pPr>
-      <w:r>
-        <w:t>232 J. H. Jun, G.-У. Park, С. S. Chae, и D.-С. Suh, Влияние экстракорпоральной шоковой волны терапии на интенсивность боли и</w:t>
-      </w:r>
-    </w:p>
-    <w:p>
-      <w:pPr>
-        <w:pStyle w:val="Heading1"/>
-        <w:keepNext/>
-        <w:spacing w:before="360" w:after="240"/>
-        <w:jc w:val="left"/>
-      </w:pPr>
-      <w:r>
-        <w:t>233 J.-I. Yoo, М.-К. Oh, S.-W. Chun, S.-U. Lee, и С. H. Lee, Эффект сосредоточенной экстракорпоральной шоковой волны терапии</w:t>
+        <w:t>234 Q. Zhang, С. Fu, L. Huang, et al., Эффективность внетелской шоковой волны терапии на боль и функцию в миофазциальном синдроме боли трапезия: систематический обзор и метаанализ, Архивы физической медицины и реабилитации 101, No 8 (2020): 14371446.</w:t>
+      </w:r>
+    </w:p>
+    <w:p>
+      <w:pPr>
+        <w:pStyle w:val="Heading2"/>
+        <w:keepNext/>
+        <w:spacing w:before="280" w:after="160"/>
+        <w:jc w:val="left"/>
+      </w:pPr>
+      <w:r>
+        <w:t>PubMed Web of Science® Google Scholar</w:t>
       </w:r>
     </w:p>
     <w:p>
@@ -5746,7 +7308,23 @@
         <w:jc w:val="both"/>
       </w:pPr>
       <w:r>
-        <w:t>234 Q. Zhang, С. Fu, L. Huang, et al., Эффективность внетелской шоковой волны терапии на боль и функцию в миофазциальном синдроме боли трапезия: систематический обзор и метаанализ, Архивы физической медицины и реабилитации 101, No 8 (2020): 14371446.</w:t>
+        <w:t>235 F. Müggenborg, Е. М. de Castro Carletti, L. Dennett, et al., Эффективность ручной триггерной терапии у пациентов с миофазциальными триггерными точками в орофазиальном регионе Систематический обзор, Стиль жизни 13, No 2 (2023): 336.</w:t>
+      </w:r>
+    </w:p>
+    <w:p>
+      <w:pPr>
+        <w:pStyle w:val="Heading2"/>
+        <w:keepNext/>
+        <w:spacing w:before="280" w:after="160"/>
+        <w:jc w:val="left"/>
+      </w:pPr>
+      <w:r>
+        <w:t>Ученый Google</w:t>
+      </w:r>
+    </w:p>
+    <w:p>
+      <w:r>
+        <w:br w:type="page"/>
       </w:r>
     </w:p>
     <w:p>
@@ -5757,7 +7335,7 @@
         <w:jc w:val="both"/>
       </w:pPr>
       <w:r>
-        <w:t>235 F. Müggenborg, Е. М. de Castro Carletti, L. Dennett, et al., Эффективность ручной триггерной терапии у пациентов с миофазциальными триггерными точками в орофазиальном регионе Систематический обзор, Стиль жизни 13, No 2 (2023): 336.</w:t>
+        <w:t>236 М. Дж. Г. Павон, И. К. Редондо, В. М. Вискаино, А. Ф. Моралес, П. Л. Гарсия и К. А. Буэно, Сравнительная эффективность ручной терапии на боль и давление Боль порог у пациентов с миофазциальными триггерными точками: сеть метаанализ, Клинический журнал боли 38, No 12 (2022): 749760.</w:t>
       </w:r>
     </w:p>
     <w:p>
@@ -5768,364 +7346,7 @@
         <w:jc w:val="left"/>
       </w:pPr>
       <w:r>
-        <w:t>Ученый Google</w:t>
-      </w:r>
-    </w:p>
-    <w:p>
-      <w:pPr>
-        <w:pStyle w:val="Heading2"/>
-        <w:keepNext/>
-        <w:spacing w:before="280" w:after="160"/>
-        <w:jc w:val="left"/>
-      </w:pPr>
-      <w:r>
-        <w:t>Ученый Google</w:t>
-      </w:r>
-    </w:p>
-    <w:p>
-      <w:pPr>
-        <w:pStyle w:val="Heading2"/>
-        <w:keepNext/>
-        <w:spacing w:before="280" w:after="160"/>
-        <w:jc w:val="left"/>
-      </w:pPr>
-      <w:r>
-        <w:t>Ученый Google</w:t>
-      </w:r>
-    </w:p>
-    <w:p>
-      <w:pPr>
-        <w:pStyle w:val="Heading2"/>
-        <w:keepNext/>
-        <w:spacing w:before="280" w:after="160"/>
-        <w:jc w:val="left"/>
-      </w:pPr>
-      <w:r>
-        <w:t>Ученый Google</w:t>
-      </w:r>
-    </w:p>
-    <w:p>
-      <w:pPr>
-        <w:pStyle w:val="Heading2"/>
-        <w:keepNext/>
-        <w:spacing w:before="280" w:after="160"/>
-        <w:jc w:val="left"/>
-      </w:pPr>
-      <w:r>
-        <w:t>Ученый Google</w:t>
-      </w:r>
-    </w:p>
-    <w:p>
-      <w:pPr>
-        <w:pStyle w:val="Heading2"/>
-        <w:keepNext/>
-        <w:spacing w:before="280" w:after="160"/>
-        <w:jc w:val="left"/>
-      </w:pPr>
-      <w:r>
-        <w:t>Ученый Google</w:t>
-      </w:r>
-    </w:p>
-    <w:p>
-      <w:pPr>
-        <w:pStyle w:val="Heading2"/>
-        <w:keepNext/>
-        <w:spacing w:before="280" w:after="160"/>
-        <w:jc w:val="left"/>
-      </w:pPr>
-      <w:r>
-        <w:t>Ученый Google</w:t>
-      </w:r>
-    </w:p>
-    <w:p>
-      <w:pPr>
-        <w:pStyle w:val="Heading2"/>
-        <w:keepNext/>
-        <w:spacing w:before="280" w:after="160"/>
-        <w:jc w:val="left"/>
-      </w:pPr>
-      <w:r>
-        <w:t>Ученый Google</w:t>
-      </w:r>
-    </w:p>
-    <w:p>
-      <w:pPr>
-        <w:pStyle w:val="Heading2"/>
-        <w:keepNext/>
-        <w:spacing w:before="280" w:after="160"/>
-        <w:jc w:val="left"/>
-      </w:pPr>
-      <w:r>
-        <w:t>Ученый Google</w:t>
-      </w:r>
-    </w:p>
-    <w:p>
-      <w:pPr>
-        <w:pStyle w:val="Heading2"/>
-        <w:keepNext/>
-        <w:spacing w:before="280" w:after="160"/>
-        <w:jc w:val="left"/>
-      </w:pPr>
-      <w:r>
-        <w:t>Ученый Google</w:t>
-      </w:r>
-    </w:p>
-    <w:p>
-      <w:pPr>
-        <w:pStyle w:val="Heading2"/>
-        <w:keepNext/>
-        <w:spacing w:before="280" w:after="160"/>
-        <w:jc w:val="left"/>
-      </w:pPr>
-      <w:r>
-        <w:t>Ученый Google</w:t>
-      </w:r>
-    </w:p>
-    <w:p>
-      <w:pPr>
-        <w:pStyle w:val="Heading2"/>
-        <w:keepNext/>
-        <w:spacing w:before="280" w:after="160"/>
-        <w:jc w:val="left"/>
-      </w:pPr>
-      <w:r>
-        <w:t>Ученый Google</w:t>
-      </w:r>
-    </w:p>
-    <w:p>
-      <w:pPr>
-        <w:pStyle w:val="Heading2"/>
-        <w:keepNext/>
-        <w:spacing w:before="280" w:after="160"/>
-        <w:jc w:val="left"/>
-      </w:pPr>
-      <w:r>
-        <w:t>Ученый Google</w:t>
-      </w:r>
-    </w:p>
-    <w:p>
-      <w:pPr>
-        <w:pStyle w:val="Heading2"/>
-        <w:keepNext/>
-        <w:spacing w:before="280" w:after="160"/>
-        <w:jc w:val="left"/>
-      </w:pPr>
-      <w:r>
-        <w:t>Ученый Google</w:t>
-      </w:r>
-    </w:p>
-    <w:p>
-      <w:pPr>
-        <w:pStyle w:val="Heading2"/>
-        <w:keepNext/>
-        <w:spacing w:before="280" w:after="160"/>
-        <w:jc w:val="left"/>
-      </w:pPr>
-      <w:r>
-        <w:t>Ученый Google</w:t>
-      </w:r>
-    </w:p>
-    <w:p>
-      <w:pPr>
-        <w:pStyle w:val="Heading2"/>
-        <w:keepNext/>
-        <w:spacing w:before="280" w:after="160"/>
-        <w:jc w:val="left"/>
-      </w:pPr>
-      <w:r>
-        <w:t>Ученый Google</w:t>
-      </w:r>
-    </w:p>
-    <w:p>
-      <w:pPr>
-        <w:pStyle w:val="Heading2"/>
-        <w:keepNext/>
-        <w:spacing w:before="280" w:after="160"/>
-        <w:jc w:val="left"/>
-      </w:pPr>
-      <w:r>
-        <w:t>Ученый Google</w:t>
-      </w:r>
-    </w:p>
-    <w:p>
-      <w:pPr>
-        <w:pStyle w:val="Heading2"/>
-        <w:keepNext/>
-        <w:spacing w:before="280" w:after="160"/>
-        <w:jc w:val="left"/>
-      </w:pPr>
-      <w:r>
-        <w:t>Ученый Google</w:t>
-      </w:r>
-    </w:p>
-    <w:p>
-      <w:pPr>
-        <w:pStyle w:val="Heading2"/>
-        <w:keepNext/>
-        <w:spacing w:before="280" w:after="160"/>
-        <w:jc w:val="left"/>
-      </w:pPr>
-      <w:r>
-        <w:t>Ученый Google</w:t>
-      </w:r>
-    </w:p>
-    <w:p>
-      <w:pPr>
-        <w:pStyle w:val="Heading2"/>
-        <w:keepNext/>
-        <w:spacing w:before="280" w:after="160"/>
-        <w:jc w:val="left"/>
-      </w:pPr>
-      <w:r>
-        <w:t>Ученый Google</w:t>
-      </w:r>
-    </w:p>
-    <w:p>
-      <w:pPr>
-        <w:pStyle w:val="Heading2"/>
-        <w:keepNext/>
-        <w:spacing w:before="280" w:after="160"/>
-        <w:jc w:val="left"/>
-      </w:pPr>
-      <w:r>
-        <w:t>Ученый Google</w:t>
-      </w:r>
-    </w:p>
-    <w:p>
-      <w:pPr>
-        <w:pStyle w:val="Heading2"/>
-        <w:keepNext/>
-        <w:spacing w:before="280" w:after="160"/>
-        <w:jc w:val="left"/>
-      </w:pPr>
-      <w:r>
-        <w:t>Ученый Google</w:t>
-      </w:r>
-    </w:p>
-    <w:p>
-      <w:pPr>
-        <w:pStyle w:val="Heading2"/>
-        <w:keepNext/>
-        <w:spacing w:before="280" w:after="160"/>
-        <w:jc w:val="left"/>
-      </w:pPr>
-      <w:r>
-        <w:t>Ученый Google</w:t>
-      </w:r>
-    </w:p>
-    <w:p>
-      <w:pPr>
-        <w:pStyle w:val="Heading2"/>
-        <w:keepNext/>
-        <w:spacing w:before="280" w:after="160"/>
-        <w:jc w:val="left"/>
-      </w:pPr>
-      <w:r>
-        <w:t>Ученый Google</w:t>
-      </w:r>
-    </w:p>
-    <w:p>
-      <w:pPr>
-        <w:pStyle w:val="Heading2"/>
-        <w:keepNext/>
-        <w:spacing w:before="280" w:after="160"/>
-        <w:jc w:val="left"/>
-      </w:pPr>
-      <w:r>
-        <w:t>Ученый Google</w:t>
-      </w:r>
-    </w:p>
-    <w:p>
-      <w:pPr>
-        <w:pStyle w:val="Heading2"/>
-        <w:keepNext/>
-        <w:spacing w:before="280" w:after="160"/>
-        <w:jc w:val="left"/>
-      </w:pPr>
-      <w:r>
-        <w:t>Ученый Google</w:t>
-      </w:r>
-    </w:p>
-    <w:p>
-      <w:pPr>
-        <w:pStyle w:val="Heading2"/>
-        <w:keepNext/>
-        <w:spacing w:before="280" w:after="160"/>
-        <w:jc w:val="left"/>
-      </w:pPr>
-      <w:r>
-        <w:t>Ученый Google</w:t>
-      </w:r>
-    </w:p>
-    <w:p>
-      <w:pPr>
-        <w:pStyle w:val="Heading2"/>
-        <w:keepNext/>
-        <w:spacing w:before="280" w:after="160"/>
-        <w:jc w:val="left"/>
-      </w:pPr>
-      <w:r>
-        <w:t>Ученый Google</w:t>
-      </w:r>
-    </w:p>
-    <w:p>
-      <w:pPr>
-        <w:pStyle w:val="Heading2"/>
-        <w:keepNext/>
-        <w:spacing w:before="280" w:after="160"/>
-        <w:jc w:val="left"/>
-      </w:pPr>
-      <w:r>
-        <w:t>Ученый Google</w:t>
-      </w:r>
-    </w:p>
-    <w:p>
-      <w:pPr>
-        <w:pStyle w:val="Heading2"/>
-        <w:keepNext/>
-        <w:spacing w:before="280" w:after="160"/>
-        <w:jc w:val="left"/>
-      </w:pPr>
-      <w:r>
-        <w:t>Ученый Google</w:t>
-      </w:r>
-    </w:p>
-    <w:p>
-      <w:pPr>
-        <w:pStyle w:val="Heading2"/>
-        <w:keepNext/>
-        <w:spacing w:before="280" w:after="160"/>
-        <w:jc w:val="left"/>
-      </w:pPr>
-      <w:r>
-        <w:t>Ученый Google</w:t>
-      </w:r>
-    </w:p>
-    <w:p>
-      <w:pPr>
-        <w:pStyle w:val="Heading2"/>
-        <w:keepNext/>
-        <w:spacing w:before="280" w:after="160"/>
-        <w:jc w:val="left"/>
-      </w:pPr>
-      <w:r>
-        <w:t>Ученый Google</w:t>
-      </w:r>
-    </w:p>
-    <w:p>
-      <w:pPr>
-        <w:pStyle w:val="Heading2"/>
-        <w:keepNext/>
-        <w:spacing w:before="280" w:after="160"/>
-        <w:jc w:val="left"/>
-      </w:pPr>
-      <w:r>
-        <w:t>Ученый Google</w:t>
-      </w:r>
-    </w:p>
-    <w:p>
-      <w:r>
-        <w:br w:type="page"/>
+        <w:t>PubMed Web of Science® Google Scholar</w:t>
       </w:r>
     </w:p>
     <w:p>
@@ -6136,7 +7357,18 @@
         <w:jc w:val="both"/>
       </w:pPr>
       <w:r>
-        <w:t>236 М. Дж. Г. Павон, И. К. Редондо, В. М. Вискаино, А. Ф. Моралес, П. Л. Гарсия и К. А. Буэно, Сравнительная эффективность ручной терапии на боль и давление Боль порог у пациентов с миофазциальными триггерными точками: сеть метаанализ, Клинический журнал боли 38, No 12 (2022): 749760.</w:t>
+        <w:t>237 М. Дж. Гусман-Павон, И. Каверо-Редондо, В. Мартинес-Визкаино, А. И. Торрес-Костосо, С. Рейна-Гутиеррес и С. Альварес-Буено, Эффект ручной терапии на диапазон движения среди людей с миофазными триггерными точками: Систематический обзор и метаанализ, Медицианная болезнь 23, No 1 (2022): 137143.</w:t>
+      </w:r>
+    </w:p>
+    <w:p>
+      <w:pPr>
+        <w:pStyle w:val="Heading2"/>
+        <w:keepNext/>
+        <w:spacing w:before="280" w:after="160"/>
+        <w:jc w:val="left"/>
+      </w:pPr>
+      <w:r>
+        <w:t>PubMed Web of Science® Google Scholar</w:t>
       </w:r>
     </w:p>
     <w:p>
@@ -6147,7 +7379,18 @@
         <w:jc w:val="both"/>
       </w:pPr>
       <w:r>
-        <w:t>237 М. Дж. Гусман-Павон, И. Каверо-Редондо, В. Мартинес-Визкаино, А. И. Торрес-Костосо, С. Рейна-Гутиеррес и С. Альварес-Буено, Эффект ручной терапии на диапазон движения среди людей с миофазными триггерными точками: Систематический обзор и метаанализ, Медицианная болезнь 23, No 1 (2022): 137143.</w:t>
+        <w:t>238 А. С. да Сильва, М. Де Норонха, Р. М. Либератори-Дюниор и др., Эффективность метода ишемического сжатия на боль и функцию у лиц с болями в плечах: Систематический обзор, Журнал манипулятивной и физиологической терапии 43, No 3 (2020): 234246.</w:t>
+      </w:r>
+    </w:p>
+    <w:p>
+      <w:pPr>
+        <w:pStyle w:val="Heading2"/>
+        <w:keepNext/>
+        <w:spacing w:before="280" w:after="160"/>
+        <w:jc w:val="left"/>
+      </w:pPr>
+      <w:r>
+        <w:t>PubMed Google Scholar</w:t>
       </w:r>
     </w:p>
     <w:p>
@@ -6158,7 +7401,18 @@
         <w:jc w:val="both"/>
       </w:pPr>
       <w:r>
-        <w:t>238 А. С. да Сильва, М. Де Норонха, Р. М. Либератори-Дюниор и др., Эффективность метода ишемического сжатия на боль и функцию у лиц с болями в плечах: Систематический обзор, Журнал манипулятивной и физиологической терапии 43, No 3 (2020): 234246.</w:t>
+        <w:t>239 J. Lew, J. Kim и Р. Nair, Сравнение сухой игловой и триггерной точек ручной терапии у пациентов с синдромом миофасциальной боли в шее и верхней части спины: систематический обзор и метаанализ, Журнал ручной и манипулятивной терапии 29, No 3 (2021): 136146.</w:t>
+      </w:r>
+    </w:p>
+    <w:p>
+      <w:pPr>
+        <w:pStyle w:val="Heading2"/>
+        <w:keepNext/>
+        <w:spacing w:before="280" w:after="160"/>
+        <w:jc w:val="left"/>
+      </w:pPr>
+      <w:r>
+        <w:t>PubMed Web of Science® Google Scholar</w:t>
       </w:r>
     </w:p>
     <w:p>
@@ -6169,7 +7423,18 @@
         <w:jc w:val="both"/>
       </w:pPr>
       <w:r>
-        <w:t>239 J. Lew, J. Kim и Р. Nair, Сравнение сухой игловой и триггерной точек ручной терапии у пациентов с синдромом миофасциальной боли в шее и верхней части спины: систематический обзор и метаанализ, Журнал ручной и манипулятивной терапии 29, No 3 (2021): 136146.</w:t>
+        <w:t>240 Л. А. де Мело, А. К. Безерра де Медейрос, М. Кампос, С. М. Бастос Мачадо де Резенде, Г. А. С. Барбоса и Э. О. де Альмейда, Ручная терапия при лечении миофазциальной боли, связанной с временными мандибулярными расстройствами: Систематический обзор, Журнал о рта и лица боли и головной боли 34, No 2 (2020): 141148.</w:t>
+      </w:r>
+    </w:p>
+    <w:p>
+      <w:pPr>
+        <w:pStyle w:val="Heading2"/>
+        <w:keepNext/>
+        <w:spacing w:before="280" w:after="160"/>
+        <w:jc w:val="left"/>
+      </w:pPr>
+      <w:r>
+        <w:t>PubMed Google Scholar</w:t>
       </w:r>
     </w:p>
     <w:p>
@@ -6180,7 +7445,7 @@
         <w:jc w:val="both"/>
       </w:pPr>
       <w:r>
-        <w:t>240 Л. А. де Мело, А. К. Безерра де Медейрос, М. Кампос, С. М. Бастос Мачадо де Резенде, Г. А. С. Барбоса и Э. О. де Альмейда, Ручная терапия при лечении миофазциальной боли, связанной с временными мандибулярными расстройствами: Систематический обзор, Журнал о рта и лица боли и головной боли 34, No 2 (2020): 141148.</w:t>
+        <w:t>241 Х.-F. Zhang, L. Liu, В.-В. Wang, Х. Liu, и Р. Li, Доказательства для кинезиозаписывания в лечении миофазциального синдрома боли: систематический обзор и метаанализ, Клиническая реабилитация 33, No 5 (2019): 865874.</w:t>
       </w:r>
     </w:p>
     <w:p>
@@ -6191,249 +7456,7 @@
         <w:jc w:val="left"/>
       </w:pPr>
       <w:r>
-        <w:t>PubMed Google Scholar</w:t>
-      </w:r>
-    </w:p>
-    <w:p>
-      <w:pPr>
-        <w:pStyle w:val="Heading2"/>
-        <w:keepNext/>
-        <w:spacing w:before="280" w:after="160"/>
-        <w:jc w:val="left"/>
-      </w:pPr>
-      <w:r>
-        <w:t>PubMed Google Scholar</w:t>
-      </w:r>
-    </w:p>
-    <w:p>
-      <w:pPr>
-        <w:pStyle w:val="Heading2"/>
-        <w:keepNext/>
-        <w:spacing w:before="280" w:after="160"/>
-        <w:jc w:val="left"/>
-      </w:pPr>
-      <w:r>
-        <w:t>PubMed Google Scholar</w:t>
-      </w:r>
-    </w:p>
-    <w:p>
-      <w:pPr>
-        <w:pStyle w:val="Heading2"/>
-        <w:keepNext/>
-        <w:spacing w:before="280" w:after="160"/>
-        <w:jc w:val="left"/>
-      </w:pPr>
-      <w:r>
-        <w:t>PubMed Google Scholar</w:t>
-      </w:r>
-    </w:p>
-    <w:p>
-      <w:pPr>
-        <w:pStyle w:val="Heading2"/>
-        <w:keepNext/>
-        <w:spacing w:before="280" w:after="160"/>
-        <w:jc w:val="left"/>
-      </w:pPr>
-      <w:r>
-        <w:t>PubMed Google Scholar</w:t>
-      </w:r>
-    </w:p>
-    <w:p>
-      <w:pPr>
-        <w:pStyle w:val="Heading2"/>
-        <w:keepNext/>
-        <w:spacing w:before="280" w:after="160"/>
-        <w:jc w:val="left"/>
-      </w:pPr>
-      <w:r>
-        <w:t>PubMed Google Scholar</w:t>
-      </w:r>
-    </w:p>
-    <w:p>
-      <w:pPr>
-        <w:pStyle w:val="Heading2"/>
-        <w:keepNext/>
-        <w:spacing w:before="280" w:after="160"/>
-        <w:jc w:val="left"/>
-      </w:pPr>
-      <w:r>
-        <w:t>PubMed Google Scholar</w:t>
-      </w:r>
-    </w:p>
-    <w:p>
-      <w:pPr>
-        <w:pStyle w:val="Heading2"/>
-        <w:keepNext/>
-        <w:spacing w:before="280" w:after="160"/>
-        <w:jc w:val="left"/>
-      </w:pPr>
-      <w:r>
-        <w:t>PubMed Google Scholar</w:t>
-      </w:r>
-    </w:p>
-    <w:p>
-      <w:pPr>
-        <w:pStyle w:val="Heading2"/>
-        <w:keepNext/>
-        <w:spacing w:before="280" w:after="160"/>
-        <w:jc w:val="left"/>
-      </w:pPr>
-      <w:r>
-        <w:t>PubMed Google Scholar</w:t>
-      </w:r>
-    </w:p>
-    <w:p>
-      <w:pPr>
-        <w:pStyle w:val="Heading2"/>
-        <w:keepNext/>
-        <w:spacing w:before="280" w:after="160"/>
-        <w:jc w:val="left"/>
-      </w:pPr>
-      <w:r>
-        <w:t>PubMed Google Scholar</w:t>
-      </w:r>
-    </w:p>
-    <w:p>
-      <w:pPr>
-        <w:pStyle w:val="Heading2"/>
-        <w:keepNext/>
-        <w:spacing w:before="280" w:after="160"/>
-        <w:jc w:val="left"/>
-      </w:pPr>
-      <w:r>
-        <w:t>PubMed Google Scholar</w:t>
-      </w:r>
-    </w:p>
-    <w:p>
-      <w:pPr>
-        <w:pStyle w:val="Heading2"/>
-        <w:keepNext/>
-        <w:spacing w:before="280" w:after="160"/>
-        <w:jc w:val="left"/>
-      </w:pPr>
-      <w:r>
-        <w:t>PubMed Google Scholar</w:t>
-      </w:r>
-    </w:p>
-    <w:p>
-      <w:pPr>
-        <w:pStyle w:val="Heading2"/>
-        <w:keepNext/>
-        <w:spacing w:before="280" w:after="160"/>
-        <w:jc w:val="left"/>
-      </w:pPr>
-      <w:r>
-        <w:t>PubMed Google Scholar</w:t>
-      </w:r>
-    </w:p>
-    <w:p>
-      <w:pPr>
-        <w:pStyle w:val="Heading2"/>
-        <w:keepNext/>
-        <w:spacing w:before="280" w:after="160"/>
-        <w:jc w:val="left"/>
-      </w:pPr>
-      <w:r>
-        <w:t>PubMed Google Scholar</w:t>
-      </w:r>
-    </w:p>
-    <w:p>
-      <w:pPr>
-        <w:pStyle w:val="Heading2"/>
-        <w:keepNext/>
-        <w:spacing w:before="280" w:after="160"/>
-        <w:jc w:val="left"/>
-      </w:pPr>
-      <w:r>
-        <w:t>PubMed Google Scholar</w:t>
-      </w:r>
-    </w:p>
-    <w:p>
-      <w:pPr>
-        <w:pStyle w:val="Heading2"/>
-        <w:keepNext/>
-        <w:spacing w:before="280" w:after="160"/>
-        <w:jc w:val="left"/>
-      </w:pPr>
-      <w:r>
-        <w:t>PubMed Google Scholar</w:t>
-      </w:r>
-    </w:p>
-    <w:p>
-      <w:pPr>
-        <w:pStyle w:val="Heading2"/>
-        <w:keepNext/>
-        <w:spacing w:before="280" w:after="160"/>
-        <w:jc w:val="left"/>
-      </w:pPr>
-      <w:r>
-        <w:t>PubMed Google Scholar</w:t>
-      </w:r>
-    </w:p>
-    <w:p>
-      <w:pPr>
-        <w:pStyle w:val="Heading2"/>
-        <w:keepNext/>
-        <w:spacing w:before="280" w:after="160"/>
-        <w:jc w:val="left"/>
-      </w:pPr>
-      <w:r>
-        <w:t>PubMed Google Scholar</w:t>
-      </w:r>
-    </w:p>
-    <w:p>
-      <w:pPr>
-        <w:pStyle w:val="Heading2"/>
-        <w:keepNext/>
-        <w:spacing w:before="280" w:after="160"/>
-        <w:jc w:val="left"/>
-      </w:pPr>
-      <w:r>
-        <w:t>PubMed Google Scholar</w:t>
-      </w:r>
-    </w:p>
-    <w:p>
-      <w:pPr>
-        <w:pStyle w:val="Heading2"/>
-        <w:keepNext/>
-        <w:spacing w:before="280" w:after="160"/>
-        <w:jc w:val="left"/>
-      </w:pPr>
-      <w:r>
-        <w:t>PubMed Google Scholar</w:t>
-      </w:r>
-    </w:p>
-    <w:p>
-      <w:pPr>
-        <w:pStyle w:val="Heading2"/>
-        <w:keepNext/>
-        <w:spacing w:before="280" w:after="160"/>
-        <w:jc w:val="left"/>
-      </w:pPr>
-      <w:r>
-        <w:t>PubMed Google Scholar</w:t>
-      </w:r>
-    </w:p>
-    <w:p>
-      <w:pPr>
-        <w:pStyle w:val="Heading2"/>
-        <w:keepNext/>
-        <w:spacing w:before="280" w:after="160"/>
-        <w:jc w:val="left"/>
-      </w:pPr>
-      <w:r>
-        <w:t>PubMed Google Scholar</w:t>
-      </w:r>
-    </w:p>
-    <w:p>
-      <w:pPr>
-        <w:pStyle w:val="Heading2"/>
-        <w:keepNext/>
-        <w:spacing w:before="280" w:after="160"/>
-        <w:jc w:val="left"/>
-      </w:pPr>
-      <w:r>
-        <w:t>PubMed Google Scholar</w:t>
+        <w:t>PubMed Web of Science® Google Scholar</w:t>
       </w:r>
     </w:p>
     <w:p>
@@ -6444,7 +7467,7 @@
         <w:jc w:val="both"/>
       </w:pPr>
       <w:r>
-        <w:t>241 Х.-F. Zhang, L. Liu, В.-В. Wang, Х. Liu, и Р. Li, Доказательства для кинезиозаписывания в лечении миофазциального синдрома боли: систематический обзор и метаанализ, Клиническая реабилитация 33, No 5 (2019): 865874.</w:t>
+        <w:t>242 М. Алотайби, А. Аюб, Т. Кинг и С. Удин, Влияние кинезионной ленты на снижение синдрома миофазциальной боли на верхней трапезной мышце: Систематический обзор и метаанализ, Европейский научный журнал 14, No 6 (2018): 336350.</w:t>
       </w:r>
     </w:p>
     <w:p>
@@ -6455,1041 +7478,7 @@
         <w:jc w:val="left"/>
       </w:pPr>
       <w:r>
-        <w:t>PubMed Web of Science® Google Scholar</w:t>
-      </w:r>
-    </w:p>
-    <w:p>
-      <w:pPr>
-        <w:pStyle w:val="Heading2"/>
-        <w:keepNext/>
-        <w:spacing w:before="280" w:after="160"/>
-        <w:jc w:val="left"/>
-      </w:pPr>
-      <w:r>
-        <w:t>PubMed Web of Science® Google Scholar</w:t>
-      </w:r>
-    </w:p>
-    <w:p>
-      <w:pPr>
-        <w:pStyle w:val="Heading2"/>
-        <w:keepNext/>
-        <w:spacing w:before="280" w:after="160"/>
-        <w:jc w:val="left"/>
-      </w:pPr>
-      <w:r>
-        <w:t>PubMed Web of Science® Google Scholar</w:t>
-      </w:r>
-    </w:p>
-    <w:p>
-      <w:pPr>
-        <w:pStyle w:val="Heading2"/>
-        <w:keepNext/>
-        <w:spacing w:before="280" w:after="160"/>
-        <w:jc w:val="left"/>
-      </w:pPr>
-      <w:r>
-        <w:t>PubMed Web of Science® Google Scholar</w:t>
-      </w:r>
-    </w:p>
-    <w:p>
-      <w:pPr>
-        <w:pStyle w:val="Heading2"/>
-        <w:keepNext/>
-        <w:spacing w:before="280" w:after="160"/>
-        <w:jc w:val="left"/>
-      </w:pPr>
-      <w:r>
-        <w:t>PubMed Web of Science® Google Scholar</w:t>
-      </w:r>
-    </w:p>
-    <w:p>
-      <w:pPr>
-        <w:pStyle w:val="Heading2"/>
-        <w:keepNext/>
-        <w:spacing w:before="280" w:after="160"/>
-        <w:jc w:val="left"/>
-      </w:pPr>
-      <w:r>
-        <w:t>PubMed Web of Science® Google Scholar</w:t>
-      </w:r>
-    </w:p>
-    <w:p>
-      <w:pPr>
-        <w:pStyle w:val="Heading2"/>
-        <w:keepNext/>
-        <w:spacing w:before="280" w:after="160"/>
-        <w:jc w:val="left"/>
-      </w:pPr>
-      <w:r>
-        <w:t>PubMed Web of Science® Google Scholar</w:t>
-      </w:r>
-    </w:p>
-    <w:p>
-      <w:pPr>
-        <w:pStyle w:val="Heading2"/>
-        <w:keepNext/>
-        <w:spacing w:before="280" w:after="160"/>
-        <w:jc w:val="left"/>
-      </w:pPr>
-      <w:r>
-        <w:t>PubMed Web of Science® Google Scholar</w:t>
-      </w:r>
-    </w:p>
-    <w:p>
-      <w:pPr>
-        <w:pStyle w:val="Heading2"/>
-        <w:keepNext/>
-        <w:spacing w:before="280" w:after="160"/>
-        <w:jc w:val="left"/>
-      </w:pPr>
-      <w:r>
-        <w:t>PubMed Web of Science® Google Scholar</w:t>
-      </w:r>
-    </w:p>
-    <w:p>
-      <w:pPr>
-        <w:pStyle w:val="Heading2"/>
-        <w:keepNext/>
-        <w:spacing w:before="280" w:after="160"/>
-        <w:jc w:val="left"/>
-      </w:pPr>
-      <w:r>
-        <w:t>PubMed Web of Science® Google Scholar</w:t>
-      </w:r>
-    </w:p>
-    <w:p>
-      <w:pPr>
-        <w:pStyle w:val="Heading2"/>
-        <w:keepNext/>
-        <w:spacing w:before="280" w:after="160"/>
-        <w:jc w:val="left"/>
-      </w:pPr>
-      <w:r>
-        <w:t>PubMed Web of Science® Google Scholar</w:t>
-      </w:r>
-    </w:p>
-    <w:p>
-      <w:pPr>
-        <w:pStyle w:val="Heading2"/>
-        <w:keepNext/>
-        <w:spacing w:before="280" w:after="160"/>
-        <w:jc w:val="left"/>
-      </w:pPr>
-      <w:r>
-        <w:t>PubMed Web of Science® Google Scholar</w:t>
-      </w:r>
-    </w:p>
-    <w:p>
-      <w:pPr>
-        <w:pStyle w:val="Heading2"/>
-        <w:keepNext/>
-        <w:spacing w:before="280" w:after="160"/>
-        <w:jc w:val="left"/>
-      </w:pPr>
-      <w:r>
-        <w:t>PubMed Web of Science® Google Scholar</w:t>
-      </w:r>
-    </w:p>
-    <w:p>
-      <w:pPr>
-        <w:pStyle w:val="Heading2"/>
-        <w:keepNext/>
-        <w:spacing w:before="280" w:after="160"/>
-        <w:jc w:val="left"/>
-      </w:pPr>
-      <w:r>
-        <w:t>PubMed Web of Science® Google Scholar</w:t>
-      </w:r>
-    </w:p>
-    <w:p>
-      <w:pPr>
-        <w:pStyle w:val="Heading2"/>
-        <w:keepNext/>
-        <w:spacing w:before="280" w:after="160"/>
-        <w:jc w:val="left"/>
-      </w:pPr>
-      <w:r>
-        <w:t>PubMed Web of Science® Google Scholar</w:t>
-      </w:r>
-    </w:p>
-    <w:p>
-      <w:pPr>
-        <w:pStyle w:val="Heading2"/>
-        <w:keepNext/>
-        <w:spacing w:before="280" w:after="160"/>
-        <w:jc w:val="left"/>
-      </w:pPr>
-      <w:r>
-        <w:t>PubMed Web of Science® Google Scholar</w:t>
-      </w:r>
-    </w:p>
-    <w:p>
-      <w:pPr>
-        <w:pStyle w:val="Heading2"/>
-        <w:keepNext/>
-        <w:spacing w:before="280" w:after="160"/>
-        <w:jc w:val="left"/>
-      </w:pPr>
-      <w:r>
-        <w:t>PubMed Web of Science® Google Scholar</w:t>
-      </w:r>
-    </w:p>
-    <w:p>
-      <w:pPr>
-        <w:pStyle w:val="Heading2"/>
-        <w:keepNext/>
-        <w:spacing w:before="280" w:after="160"/>
-        <w:jc w:val="left"/>
-      </w:pPr>
-      <w:r>
-        <w:t>PubMed Web of Science® Google Scholar</w:t>
-      </w:r>
-    </w:p>
-    <w:p>
-      <w:pPr>
-        <w:pStyle w:val="Heading2"/>
-        <w:keepNext/>
-        <w:spacing w:before="280" w:after="160"/>
-        <w:jc w:val="left"/>
-      </w:pPr>
-      <w:r>
-        <w:t>PubMed Web of Science® Google Scholar</w:t>
-      </w:r>
-    </w:p>
-    <w:p>
-      <w:pPr>
-        <w:pStyle w:val="Heading2"/>
-        <w:keepNext/>
-        <w:spacing w:before="280" w:after="160"/>
-        <w:jc w:val="left"/>
-      </w:pPr>
-      <w:r>
-        <w:t>PubMed Web of Science® Google Scholar</w:t>
-      </w:r>
-    </w:p>
-    <w:p>
-      <w:pPr>
-        <w:pStyle w:val="Heading2"/>
-        <w:keepNext/>
-        <w:spacing w:before="280" w:after="160"/>
-        <w:jc w:val="left"/>
-      </w:pPr>
-      <w:r>
-        <w:t>PubMed Web of Science® Google Scholar</w:t>
-      </w:r>
-    </w:p>
-    <w:p>
-      <w:pPr>
-        <w:pStyle w:val="Heading2"/>
-        <w:keepNext/>
-        <w:spacing w:before="280" w:after="160"/>
-        <w:jc w:val="left"/>
-      </w:pPr>
-      <w:r>
-        <w:t>PubMed Web of Science® Google Scholar</w:t>
-      </w:r>
-    </w:p>
-    <w:p>
-      <w:pPr>
-        <w:pStyle w:val="Heading2"/>
-        <w:keepNext/>
-        <w:spacing w:before="280" w:after="160"/>
-        <w:jc w:val="left"/>
-      </w:pPr>
-      <w:r>
-        <w:t>PubMed Web of Science® Google Scholar</w:t>
-      </w:r>
-    </w:p>
-    <w:p>
-      <w:pPr>
-        <w:pStyle w:val="Heading2"/>
-        <w:keepNext/>
-        <w:spacing w:before="280" w:after="160"/>
-        <w:jc w:val="left"/>
-      </w:pPr>
-      <w:r>
-        <w:t>PubMed Web of Science® Google Scholar</w:t>
-      </w:r>
-    </w:p>
-    <w:p>
-      <w:pPr>
-        <w:pStyle w:val="Heading2"/>
-        <w:keepNext/>
-        <w:spacing w:before="280" w:after="160"/>
-        <w:jc w:val="left"/>
-      </w:pPr>
-      <w:r>
-        <w:t>PubMed Web of Science® Google Scholar</w:t>
-      </w:r>
-    </w:p>
-    <w:p>
-      <w:pPr>
-        <w:pStyle w:val="Heading2"/>
-        <w:keepNext/>
-        <w:spacing w:before="280" w:after="160"/>
-        <w:jc w:val="left"/>
-      </w:pPr>
-      <w:r>
-        <w:t>PubMed Web of Science® Google Scholar</w:t>
-      </w:r>
-    </w:p>
-    <w:p>
-      <w:pPr>
-        <w:pStyle w:val="Heading2"/>
-        <w:keepNext/>
-        <w:spacing w:before="280" w:after="160"/>
-        <w:jc w:val="left"/>
-      </w:pPr>
-      <w:r>
-        <w:t>PubMed Web of Science® Google Scholar</w:t>
-      </w:r>
-    </w:p>
-    <w:p>
-      <w:pPr>
-        <w:pStyle w:val="Heading2"/>
-        <w:keepNext/>
-        <w:spacing w:before="280" w:after="160"/>
-        <w:jc w:val="left"/>
-      </w:pPr>
-      <w:r>
-        <w:t>PubMed Web of Science® Google Scholar</w:t>
-      </w:r>
-    </w:p>
-    <w:p>
-      <w:pPr>
-        <w:pStyle w:val="Heading2"/>
-        <w:keepNext/>
-        <w:spacing w:before="280" w:after="160"/>
-        <w:jc w:val="left"/>
-      </w:pPr>
-      <w:r>
-        <w:t>PubMed Web of Science® Google Scholar</w:t>
-      </w:r>
-    </w:p>
-    <w:p>
-      <w:pPr>
-        <w:pStyle w:val="Heading2"/>
-        <w:keepNext/>
-        <w:spacing w:before="280" w:after="160"/>
-        <w:jc w:val="left"/>
-      </w:pPr>
-      <w:r>
-        <w:t>PubMed Web of Science® Google Scholar</w:t>
-      </w:r>
-    </w:p>
-    <w:p>
-      <w:pPr>
-        <w:pStyle w:val="Heading2"/>
-        <w:keepNext/>
-        <w:spacing w:before="280" w:after="160"/>
-        <w:jc w:val="left"/>
-      </w:pPr>
-      <w:r>
-        <w:t>PubMed Web of Science® Google Scholar</w:t>
-      </w:r>
-    </w:p>
-    <w:p>
-      <w:pPr>
-        <w:pStyle w:val="Heading2"/>
-        <w:keepNext/>
-        <w:spacing w:before="280" w:after="160"/>
-        <w:jc w:val="left"/>
-      </w:pPr>
-      <w:r>
-        <w:t>PubMed Web of Science® Google Scholar</w:t>
-      </w:r>
-    </w:p>
-    <w:p>
-      <w:pPr>
-        <w:pStyle w:val="Heading2"/>
-        <w:keepNext/>
-        <w:spacing w:before="280" w:after="160"/>
-        <w:jc w:val="left"/>
-      </w:pPr>
-      <w:r>
-        <w:t>PubMed Web of Science® Google Scholar</w:t>
-      </w:r>
-    </w:p>
-    <w:p>
-      <w:pPr>
-        <w:pStyle w:val="Heading2"/>
-        <w:keepNext/>
-        <w:spacing w:before="280" w:after="160"/>
-        <w:jc w:val="left"/>
-      </w:pPr>
-      <w:r>
-        <w:t>PubMed Web of Science® Google Scholar</w:t>
-      </w:r>
-    </w:p>
-    <w:p>
-      <w:pPr>
-        <w:pStyle w:val="Heading2"/>
-        <w:keepNext/>
-        <w:spacing w:before="280" w:after="160"/>
-        <w:jc w:val="left"/>
-      </w:pPr>
-      <w:r>
-        <w:t>PubMed Web of Science® Google Scholar</w:t>
-      </w:r>
-    </w:p>
-    <w:p>
-      <w:pPr>
-        <w:pStyle w:val="Heading2"/>
-        <w:keepNext/>
-        <w:spacing w:before="280" w:after="160"/>
-        <w:jc w:val="left"/>
-      </w:pPr>
-      <w:r>
-        <w:t>PubMed Web of Science® Google Scholar</w:t>
-      </w:r>
-    </w:p>
-    <w:p>
-      <w:pPr>
-        <w:pStyle w:val="Heading2"/>
-        <w:keepNext/>
-        <w:spacing w:before="280" w:after="160"/>
-        <w:jc w:val="left"/>
-      </w:pPr>
-      <w:r>
-        <w:t>PubMed Web of Science® Google Scholar</w:t>
-      </w:r>
-    </w:p>
-    <w:p>
-      <w:pPr>
-        <w:pStyle w:val="Heading2"/>
-        <w:keepNext/>
-        <w:spacing w:before="280" w:after="160"/>
-        <w:jc w:val="left"/>
-      </w:pPr>
-      <w:r>
-        <w:t>PubMed Web of Science® Google Scholar</w:t>
-      </w:r>
-    </w:p>
-    <w:p>
-      <w:pPr>
-        <w:pStyle w:val="Heading2"/>
-        <w:keepNext/>
-        <w:spacing w:before="280" w:after="160"/>
-        <w:jc w:val="left"/>
-      </w:pPr>
-      <w:r>
-        <w:t>PubMed Web of Science® Google Scholar</w:t>
-      </w:r>
-    </w:p>
-    <w:p>
-      <w:pPr>
-        <w:pStyle w:val="Heading2"/>
-        <w:keepNext/>
-        <w:spacing w:before="280" w:after="160"/>
-        <w:jc w:val="left"/>
-      </w:pPr>
-      <w:r>
-        <w:t>PubMed Web of Science® Google Scholar</w:t>
-      </w:r>
-    </w:p>
-    <w:p>
-      <w:pPr>
-        <w:pStyle w:val="Heading2"/>
-        <w:keepNext/>
-        <w:spacing w:before="280" w:after="160"/>
-        <w:jc w:val="left"/>
-      </w:pPr>
-      <w:r>
-        <w:t>PubMed Web of Science® Google Scholar</w:t>
-      </w:r>
-    </w:p>
-    <w:p>
-      <w:pPr>
-        <w:pStyle w:val="Heading2"/>
-        <w:keepNext/>
-        <w:spacing w:before="280" w:after="160"/>
-        <w:jc w:val="left"/>
-      </w:pPr>
-      <w:r>
-        <w:t>PubMed Web of Science® Google Scholar</w:t>
-      </w:r>
-    </w:p>
-    <w:p>
-      <w:pPr>
-        <w:pStyle w:val="Heading2"/>
-        <w:keepNext/>
-        <w:spacing w:before="280" w:after="160"/>
-        <w:jc w:val="left"/>
-      </w:pPr>
-      <w:r>
-        <w:t>PubMed Web of Science® Google Scholar</w:t>
-      </w:r>
-    </w:p>
-    <w:p>
-      <w:pPr>
-        <w:pStyle w:val="Heading2"/>
-        <w:keepNext/>
-        <w:spacing w:before="280" w:after="160"/>
-        <w:jc w:val="left"/>
-      </w:pPr>
-      <w:r>
-        <w:t>PubMed Web of Science® Google Scholar</w:t>
-      </w:r>
-    </w:p>
-    <w:p>
-      <w:pPr>
-        <w:pStyle w:val="Heading2"/>
-        <w:keepNext/>
-        <w:spacing w:before="280" w:after="160"/>
-        <w:jc w:val="left"/>
-      </w:pPr>
-      <w:r>
-        <w:t>PubMed Web of Science® Google Scholar</w:t>
-      </w:r>
-    </w:p>
-    <w:p>
-      <w:pPr>
-        <w:pStyle w:val="Heading2"/>
-        <w:keepNext/>
-        <w:spacing w:before="280" w:after="160"/>
-        <w:jc w:val="left"/>
-      </w:pPr>
-      <w:r>
-        <w:t>PubMed Web of Science® Google Scholar</w:t>
-      </w:r>
-    </w:p>
-    <w:p>
-      <w:pPr>
-        <w:pStyle w:val="Heading2"/>
-        <w:keepNext/>
-        <w:spacing w:before="280" w:after="160"/>
-        <w:jc w:val="left"/>
-      </w:pPr>
-      <w:r>
-        <w:t>PubMed Web of Science® Google Scholar</w:t>
-      </w:r>
-    </w:p>
-    <w:p>
-      <w:pPr>
-        <w:pStyle w:val="Heading2"/>
-        <w:keepNext/>
-        <w:spacing w:before="280" w:after="160"/>
-        <w:jc w:val="left"/>
-      </w:pPr>
-      <w:r>
-        <w:t>PubMed Web of Science® Google Scholar</w:t>
-      </w:r>
-    </w:p>
-    <w:p>
-      <w:pPr>
-        <w:pStyle w:val="Heading2"/>
-        <w:keepNext/>
-        <w:spacing w:before="280" w:after="160"/>
-        <w:jc w:val="left"/>
-      </w:pPr>
-      <w:r>
-        <w:t>PubMed Web of Science® Google Scholar</w:t>
-      </w:r>
-    </w:p>
-    <w:p>
-      <w:pPr>
-        <w:pStyle w:val="Heading2"/>
-        <w:keepNext/>
-        <w:spacing w:before="280" w:after="160"/>
-        <w:jc w:val="left"/>
-      </w:pPr>
-      <w:r>
-        <w:t>PubMed Web of Science® Google Scholar</w:t>
-      </w:r>
-    </w:p>
-    <w:p>
-      <w:pPr>
-        <w:pStyle w:val="Heading2"/>
-        <w:keepNext/>
-        <w:spacing w:before="280" w:after="160"/>
-        <w:jc w:val="left"/>
-      </w:pPr>
-      <w:r>
-        <w:t>PubMed Web of Science® Google Scholar</w:t>
-      </w:r>
-    </w:p>
-    <w:p>
-      <w:pPr>
-        <w:pStyle w:val="Heading2"/>
-        <w:keepNext/>
-        <w:spacing w:before="280" w:after="160"/>
-        <w:jc w:val="left"/>
-      </w:pPr>
-      <w:r>
-        <w:t>PubMed Web of Science® Google Scholar</w:t>
-      </w:r>
-    </w:p>
-    <w:p>
-      <w:pPr>
-        <w:pStyle w:val="Heading2"/>
-        <w:keepNext/>
-        <w:spacing w:before="280" w:after="160"/>
-        <w:jc w:val="left"/>
-      </w:pPr>
-      <w:r>
-        <w:t>PubMed Web of Science® Google Scholar</w:t>
-      </w:r>
-    </w:p>
-    <w:p>
-      <w:pPr>
-        <w:pStyle w:val="Heading2"/>
-        <w:keepNext/>
-        <w:spacing w:before="280" w:after="160"/>
-        <w:jc w:val="left"/>
-      </w:pPr>
-      <w:r>
-        <w:t>PubMed Web of Science® Google Scholar</w:t>
-      </w:r>
-    </w:p>
-    <w:p>
-      <w:pPr>
-        <w:pStyle w:val="Heading2"/>
-        <w:keepNext/>
-        <w:spacing w:before="280" w:after="160"/>
-        <w:jc w:val="left"/>
-      </w:pPr>
-      <w:r>
-        <w:t>PubMed Web of Science® Google Scholar</w:t>
-      </w:r>
-    </w:p>
-    <w:p>
-      <w:pPr>
-        <w:pStyle w:val="Heading2"/>
-        <w:keepNext/>
-        <w:spacing w:before="280" w:after="160"/>
-        <w:jc w:val="left"/>
-      </w:pPr>
-      <w:r>
-        <w:t>PubMed Web of Science® Google Scholar</w:t>
-      </w:r>
-    </w:p>
-    <w:p>
-      <w:pPr>
-        <w:pStyle w:val="Heading2"/>
-        <w:keepNext/>
-        <w:spacing w:before="280" w:after="160"/>
-        <w:jc w:val="left"/>
-      </w:pPr>
-      <w:r>
-        <w:t>PubMed Web of Science® Google Scholar</w:t>
-      </w:r>
-    </w:p>
-    <w:p>
-      <w:pPr>
-        <w:pStyle w:val="Heading2"/>
-        <w:keepNext/>
-        <w:spacing w:before="280" w:after="160"/>
-        <w:jc w:val="left"/>
-      </w:pPr>
-      <w:r>
-        <w:t>PubMed Web of Science® Google Scholar</w:t>
-      </w:r>
-    </w:p>
-    <w:p>
-      <w:pPr>
-        <w:pStyle w:val="Heading2"/>
-        <w:keepNext/>
-        <w:spacing w:before="280" w:after="160"/>
-        <w:jc w:val="left"/>
-      </w:pPr>
-      <w:r>
-        <w:t>PubMed Web of Science® Google Scholar</w:t>
-      </w:r>
-    </w:p>
-    <w:p>
-      <w:pPr>
-        <w:pStyle w:val="Heading2"/>
-        <w:keepNext/>
-        <w:spacing w:before="280" w:after="160"/>
-        <w:jc w:val="left"/>
-      </w:pPr>
-      <w:r>
-        <w:t>PubMed Web of Science® Google Scholar</w:t>
-      </w:r>
-    </w:p>
-    <w:p>
-      <w:pPr>
-        <w:pStyle w:val="Heading2"/>
-        <w:keepNext/>
-        <w:spacing w:before="280" w:after="160"/>
-        <w:jc w:val="left"/>
-      </w:pPr>
-      <w:r>
-        <w:t>PubMed Web of Science® Google Scholar</w:t>
-      </w:r>
-    </w:p>
-    <w:p>
-      <w:pPr>
-        <w:pStyle w:val="Heading2"/>
-        <w:keepNext/>
-        <w:spacing w:before="280" w:after="160"/>
-        <w:jc w:val="left"/>
-      </w:pPr>
-      <w:r>
-        <w:t>PubMed Web of Science® Google Scholar</w:t>
-      </w:r>
-    </w:p>
-    <w:p>
-      <w:pPr>
-        <w:pStyle w:val="Heading2"/>
-        <w:keepNext/>
-        <w:spacing w:before="280" w:after="160"/>
-        <w:jc w:val="left"/>
-      </w:pPr>
-      <w:r>
-        <w:t>PubMed Web of Science® Google Scholar</w:t>
-      </w:r>
-    </w:p>
-    <w:p>
-      <w:pPr>
-        <w:pStyle w:val="Heading2"/>
-        <w:keepNext/>
-        <w:spacing w:before="280" w:after="160"/>
-        <w:jc w:val="left"/>
-      </w:pPr>
-      <w:r>
-        <w:t>PubMed Web of Science® Google Scholar</w:t>
-      </w:r>
-    </w:p>
-    <w:p>
-      <w:pPr>
-        <w:pStyle w:val="Heading2"/>
-        <w:keepNext/>
-        <w:spacing w:before="280" w:after="160"/>
-        <w:jc w:val="left"/>
-      </w:pPr>
-      <w:r>
-        <w:t>PubMed Web of Science® Google Scholar</w:t>
-      </w:r>
-    </w:p>
-    <w:p>
-      <w:pPr>
-        <w:pStyle w:val="Heading2"/>
-        <w:keepNext/>
-        <w:spacing w:before="280" w:after="160"/>
-        <w:jc w:val="left"/>
-      </w:pPr>
-      <w:r>
-        <w:t>PubMed Web of Science® Google Scholar</w:t>
-      </w:r>
-    </w:p>
-    <w:p>
-      <w:pPr>
-        <w:pStyle w:val="Heading2"/>
-        <w:keepNext/>
-        <w:spacing w:before="280" w:after="160"/>
-        <w:jc w:val="left"/>
-      </w:pPr>
-      <w:r>
-        <w:t>PubMed Web of Science® Google Scholar</w:t>
-      </w:r>
-    </w:p>
-    <w:p>
-      <w:pPr>
-        <w:pStyle w:val="Heading2"/>
-        <w:keepNext/>
-        <w:spacing w:before="280" w:after="160"/>
-        <w:jc w:val="left"/>
-      </w:pPr>
-      <w:r>
-        <w:t>PubMed Web of Science® Google Scholar</w:t>
-      </w:r>
-    </w:p>
-    <w:p>
-      <w:pPr>
-        <w:pStyle w:val="Heading2"/>
-        <w:keepNext/>
-        <w:spacing w:before="280" w:after="160"/>
-        <w:jc w:val="left"/>
-      </w:pPr>
-      <w:r>
-        <w:t>PubMed Web of Science® Google Scholar</w:t>
-      </w:r>
-    </w:p>
-    <w:p>
-      <w:pPr>
-        <w:pStyle w:val="Heading2"/>
-        <w:keepNext/>
-        <w:spacing w:before="280" w:after="160"/>
-        <w:jc w:val="left"/>
-      </w:pPr>
-      <w:r>
-        <w:t>PubMed Web of Science® Google Scholar</w:t>
-      </w:r>
-    </w:p>
-    <w:p>
-      <w:pPr>
-        <w:pStyle w:val="Heading2"/>
-        <w:keepNext/>
-        <w:spacing w:before="280" w:after="160"/>
-        <w:jc w:val="left"/>
-      </w:pPr>
-      <w:r>
-        <w:t>PubMed Web of Science® Google Scholar</w:t>
-      </w:r>
-    </w:p>
-    <w:p>
-      <w:pPr>
-        <w:pStyle w:val="Heading2"/>
-        <w:keepNext/>
-        <w:spacing w:before="280" w:after="160"/>
-        <w:jc w:val="left"/>
-      </w:pPr>
-      <w:r>
-        <w:t>PubMed Web of Science® Google Scholar</w:t>
-      </w:r>
-    </w:p>
-    <w:p>
-      <w:pPr>
-        <w:pStyle w:val="Heading2"/>
-        <w:keepNext/>
-        <w:spacing w:before="280" w:after="160"/>
-        <w:jc w:val="left"/>
-      </w:pPr>
-      <w:r>
-        <w:t>PubMed Web of Science® Google Scholar</w:t>
-      </w:r>
-    </w:p>
-    <w:p>
-      <w:pPr>
-        <w:pStyle w:val="Heading2"/>
-        <w:keepNext/>
-        <w:spacing w:before="280" w:after="160"/>
-        <w:jc w:val="left"/>
-      </w:pPr>
-      <w:r>
-        <w:t>PubMed Web of Science® Google Scholar</w:t>
-      </w:r>
-    </w:p>
-    <w:p>
-      <w:pPr>
-        <w:pStyle w:val="Heading2"/>
-        <w:keepNext/>
-        <w:spacing w:before="280" w:after="160"/>
-        <w:jc w:val="left"/>
-      </w:pPr>
-      <w:r>
-        <w:t>PubMed Web of Science® Google Scholar</w:t>
-      </w:r>
-    </w:p>
-    <w:p>
-      <w:pPr>
-        <w:pStyle w:val="Heading2"/>
-        <w:keepNext/>
-        <w:spacing w:before="280" w:after="160"/>
-        <w:jc w:val="left"/>
-      </w:pPr>
-      <w:r>
-        <w:t>PubMed Web of Science® Google Scholar</w:t>
-      </w:r>
-    </w:p>
-    <w:p>
-      <w:pPr>
-        <w:pStyle w:val="Heading2"/>
-        <w:keepNext/>
-        <w:spacing w:before="280" w:after="160"/>
-        <w:jc w:val="left"/>
-      </w:pPr>
-      <w:r>
-        <w:t>PubMed Web of Science® Google Scholar</w:t>
-      </w:r>
-    </w:p>
-    <w:p>
-      <w:pPr>
-        <w:pStyle w:val="Heading2"/>
-        <w:keepNext/>
-        <w:spacing w:before="280" w:after="160"/>
-        <w:jc w:val="left"/>
-      </w:pPr>
-      <w:r>
-        <w:t>PubMed Web of Science® Google Scholar</w:t>
-      </w:r>
-    </w:p>
-    <w:p>
-      <w:pPr>
-        <w:pStyle w:val="Heading2"/>
-        <w:keepNext/>
-        <w:spacing w:before="280" w:after="160"/>
-        <w:jc w:val="left"/>
-      </w:pPr>
-      <w:r>
-        <w:t>PubMed Web of Science® Google Scholar</w:t>
-      </w:r>
-    </w:p>
-    <w:p>
-      <w:pPr>
-        <w:pStyle w:val="Heading2"/>
-        <w:keepNext/>
-        <w:spacing w:before="280" w:after="160"/>
-        <w:jc w:val="left"/>
-      </w:pPr>
-      <w:r>
-        <w:t>PubMed Web of Science® Google Scholar</w:t>
-      </w:r>
-    </w:p>
-    <w:p>
-      <w:pPr>
-        <w:pStyle w:val="Heading2"/>
-        <w:keepNext/>
-        <w:spacing w:before="280" w:after="160"/>
-        <w:jc w:val="left"/>
-      </w:pPr>
-      <w:r>
-        <w:t>PubMed Web of Science® Google Scholar</w:t>
-      </w:r>
-    </w:p>
-    <w:p>
-      <w:pPr>
-        <w:pStyle w:val="Heading2"/>
-        <w:keepNext/>
-        <w:spacing w:before="280" w:after="160"/>
-        <w:jc w:val="left"/>
-      </w:pPr>
-      <w:r>
-        <w:t>PubMed Web of Science® Google Scholar</w:t>
-      </w:r>
-    </w:p>
-    <w:p>
-      <w:pPr>
-        <w:pStyle w:val="Heading2"/>
-        <w:keepNext/>
-        <w:spacing w:before="280" w:after="160"/>
-        <w:jc w:val="left"/>
-      </w:pPr>
-      <w:r>
-        <w:t>PubMed Web of Science® Google Scholar</w:t>
-      </w:r>
-    </w:p>
-    <w:p>
-      <w:pPr>
-        <w:pStyle w:val="Heading2"/>
-        <w:keepNext/>
-        <w:spacing w:before="280" w:after="160"/>
-        <w:jc w:val="left"/>
-      </w:pPr>
-      <w:r>
-        <w:t>PubMed Web of Science® Google Scholar</w:t>
-      </w:r>
-    </w:p>
-    <w:p>
-      <w:pPr>
-        <w:pStyle w:val="Heading2"/>
-        <w:keepNext/>
-        <w:spacing w:before="280" w:after="160"/>
-        <w:jc w:val="left"/>
-      </w:pPr>
-      <w:r>
-        <w:t>PubMed Web of Science® Google Scholar</w:t>
-      </w:r>
-    </w:p>
-    <w:p>
-      <w:pPr>
-        <w:pStyle w:val="Heading2"/>
-        <w:keepNext/>
-        <w:spacing w:before="280" w:after="160"/>
-        <w:jc w:val="left"/>
-      </w:pPr>
-      <w:r>
-        <w:t>PubMed Web of Science® Google Scholar</w:t>
-      </w:r>
-    </w:p>
-    <w:p>
-      <w:pPr>
-        <w:pStyle w:val="Heading2"/>
-        <w:keepNext/>
-        <w:spacing w:before="280" w:after="160"/>
-        <w:jc w:val="left"/>
-      </w:pPr>
-      <w:r>
-        <w:t>PubMed Web of Science® Google Scholar</w:t>
-      </w:r>
-    </w:p>
-    <w:p>
-      <w:pPr>
-        <w:pStyle w:val="Heading2"/>
-        <w:keepNext/>
-        <w:spacing w:before="280" w:after="160"/>
-        <w:jc w:val="left"/>
-      </w:pPr>
-      <w:r>
-        <w:t>PubMed Web of Science® Google Scholar</w:t>
-      </w:r>
-    </w:p>
-    <w:p>
-      <w:pPr>
-        <w:pStyle w:val="Heading2"/>
-        <w:keepNext/>
-        <w:spacing w:before="280" w:after="160"/>
-        <w:jc w:val="left"/>
-      </w:pPr>
-      <w:r>
-        <w:t>PubMed Web of Science® Google Scholar</w:t>
-      </w:r>
-    </w:p>
-    <w:p>
-      <w:pPr>
-        <w:pStyle w:val="Heading2"/>
-        <w:keepNext/>
-        <w:spacing w:before="280" w:after="160"/>
-        <w:jc w:val="left"/>
-      </w:pPr>
-      <w:r>
-        <w:t>PubMed Web of Science® Google Scholar</w:t>
-      </w:r>
-    </w:p>
-    <w:p>
-      <w:pPr>
-        <w:pStyle w:val="Heading2"/>
-        <w:keepNext/>
-        <w:spacing w:before="280" w:after="160"/>
-        <w:jc w:val="left"/>
-      </w:pPr>
-      <w:r>
-        <w:t>PubMed Web of Science® Google Scholar</w:t>
-      </w:r>
-    </w:p>
-    <w:p>
-      <w:pPr>
-        <w:pStyle w:val="Heading2"/>
-        <w:keepNext/>
-        <w:spacing w:before="280" w:after="160"/>
-        <w:jc w:val="left"/>
-      </w:pPr>
-      <w:r>
-        <w:t>PubMed Web of Science® Google Scholar</w:t>
-      </w:r>
-    </w:p>
-    <w:p>
-      <w:pPr>
-        <w:pStyle w:val="Heading2"/>
-        <w:keepNext/>
-        <w:spacing w:before="280" w:after="160"/>
-        <w:jc w:val="left"/>
-      </w:pPr>
-      <w:r>
-        <w:t>PubMed Web of Science® Google Scholar</w:t>
-      </w:r>
-    </w:p>
-    <w:p>
-      <w:pPr>
-        <w:pStyle w:val="Heading2"/>
-        <w:keepNext/>
-        <w:spacing w:before="280" w:after="160"/>
-        <w:jc w:val="left"/>
-      </w:pPr>
-      <w:r>
-        <w:t>PubMed Web of Science® Google Scholar</w:t>
-      </w:r>
-    </w:p>
-    <w:p>
-      <w:pPr>
-        <w:pStyle w:val="Heading2"/>
-        <w:keepNext/>
-        <w:spacing w:before="280" w:after="160"/>
-        <w:jc w:val="left"/>
-      </w:pPr>
-      <w:r>
-        <w:t>PubMed Web of Science® Google Scholar</w:t>
+        <w:t>PDF О WILEY ONLINE LIBRARY</w:t>
       </w:r>
     </w:p>
     <w:p>
@@ -7500,18 +7489,7 @@
         <w:jc w:val="both"/>
       </w:pPr>
       <w:r>
-        <w:t>242 М. Алотайби, А. Аюб, Т. Кинг и С. Удин, Влияние кинезионной ленты на снижение синдрома миофазциальной боли на верхней трапезной мышце: Систематический обзор и метаанализ, Европейский научный журнал 14, No 6 (2018): 336350.</w:t>
-      </w:r>
-    </w:p>
-    <w:p>
-      <w:pPr>
-        <w:widowControl/>
-        <w:spacing w:after="160" w:before="0" w:line="276" w:lineRule="auto"/>
-        <w:ind w:firstLine="0"/>
-        <w:jc w:val="both"/>
-      </w:pPr>
-      <w:r>
-        <w:t>Google Scholar Скачать PDF О WILEY ONLINE LIBRARY Политика конфиденциальности Условия использования О файлах cookie Управление доступностью файлов cookie Wiley Research DE&amp;I Заявление и публикация Политики Развитие мирового доступа Помощь и поддержка Свяжитесь с нами Обучение и поддержка DMCA и отчетность о пиратстве ОПРОСТАНИЦЫ Подписные агенты Рекламеры и корпоративные партнеры СОГЛАНИЦА С Уайли Сеть Уайли Пресс-коммерция</w:t>
+        <w:t>Политика конфиденциальности Условия использования О файлах</w:t>
       </w:r>
     </w:p>
     <w:p>

--- a/output/e4d0e0712aeb4be1/book_ru.docx
+++ b/output/e4d0e0712aeb4be1/book_ru.docx
@@ -110,7 +110,7 @@
         <w:jc w:val="both"/>
       </w:pPr>
       <w:r>
-        <w:t>Мышцы и нервы / ранний взгляд приглашенный обзор Открытый доступ Миофазциальный синдром боли: обновление клинических характеристик, этиопатогенеза, диагностики и лечения Первый опубликован: 20 марта 2025 https://doi.org/10.1002/mus.28377</w:t>
+        <w:t>Funding: The authors received no specific funding for this work. Answer questions and earn CME https://education.aanem.org/URL/JR140 The objectives of this activity are to: (1) understand the risk factors for myofascial pain syndrome and consider these when taking а history and performing an examination; (2) be familiar with the differential diagnosis and with current diagnostic techniques to guide your evaluation of the patient presenting with possible myofascial pain syndrome; (3) be able to make choices among, and properly implement, pharmacological, needling, and nonpharmacological therapies.</w:t>
       </w:r>
     </w:p>
     <w:p>
@@ -121,7 +121,18 @@
         <w:jc w:val="both"/>
       </w:pPr>
       <w:r>
-        <w:t>Финансирование: Авторы не получили специального финансирования для этой работы. Ответьте на вопросы и заработайте CME https://education.aanem.org/URL/JR140 Целью данной деятельности является: (1) понимание факторов риска развития миофаз. синдрома боли и учет их при получении анамнеза и проведении обследования; (2) знакомство с дифференциальной диагностикой и современными диагностическими методами для руководства Вашими оценками 3) уметь выбирать между фармакологическими, иглоустойчивыми и нефармакологическими методами лечения и правильно их применять.</w:t>
+        <w:t>The AANEM is accredited by the American Council for Continuing Medical Education (ACCME) to providing continuing education for physicians. AANEM designates this Journal-based CME activity for а maximum of 1.0 AMA PRA Category 1 Credit. Physicians should claim only the credit commensurate with the extent of their participation in the activity.</w:t>
+      </w:r>
+    </w:p>
+    <w:p>
+      <w:pPr>
+        <w:pStyle w:val="Heading2"/>
+        <w:keepNext/>
+        <w:spacing w:before="280" w:after="160"/>
+        <w:jc w:val="left"/>
+      </w:pPr>
+      <w:r>
+        <w:t>Abstract</w:t>
       </w:r>
     </w:p>
     <w:p>
@@ -132,18 +143,7 @@
         <w:jc w:val="both"/>
       </w:pPr>
       <w:r>
-        <w:t>AANEM аккредитован Американским советом по непрерывному медицинскому образованию (ACCME) для предоставления непрерывного образования для врачей. AANEM определяет эту деятельность CME на основе журнала для максимум 1,0 AMA PRA Категории 1 Кредит.</w:t>
-      </w:r>
-    </w:p>
-    <w:p>
-      <w:pPr>
-        <w:pStyle w:val="Heading1"/>
-        <w:keepNext/>
-        <w:spacing w:before="360" w:after="240"/>
-        <w:jc w:val="left"/>
-      </w:pPr>
-      <w:r>
-        <w:t>ОБСТРАКТ Джереми П. Стин, Кисор С. Джейсвал, Динеш Кумбхаре TM</w:t>
+        <w:t>Jeremy Р. Steen , Kishore S. Jaiswal, Dinesh Kumbhare TM</w:t>
       </w:r>
     </w:p>
     <w:p>
@@ -154,7 +154,7 @@
         <w:jc w:val="both"/>
       </w:pPr>
       <w:r>
-        <w:t>Миофазциальный болевой синдром (МФС) - хроническое региональное болевое состояние, характеризующееся точками-поясами гиперириритабельными пятнами в напряженных группах мышечных волокон, которые вызывают как локализованную, так и направленную боль. Патогенез, диагностические критерии и классификация MPS все еще подвергаются расследованию, что затрудняет разработку стандартизированных протоколов лечения. Хотя диагностические инструменты улучшились, MPS часто остается недостаточно признанным из-за перекрытия симптомов с другими болевыми расстройствами, такими как фибромиалгия, невропатическая боль и расстройства суставов. В этом повествовательном обзоре рассматриваются основные факторы риска, текущие гипотезы о патогенезе, диагностике и дифференциальной диагностике, а также как традиционные, так и новые методы лечения. Некоторые данные свидетельствуют о том, что сухое иглоукалывание, магнитная стимуляция, ультразвуковая терапия, лазерная терапия, внетеллевая ударная волна Сокращения ACh ацетилхолин AL-TENS акупунктурная транскутанная электрическая нервная стимуляция BTX-А ботулиновый токсин типа А COX циклооксигеназ сухое иглоукалывание (DN) сухое иглоукалывание ESWT внетеллевая ударная волна терапия FREMS fr модулируемая на равновесие нейронная стимуляция ГАБА гамма-аминобутерическая кислота ИНИЦИАТИВА по методам, измерениям и оценке боли в клинических испытаниях KOA коленный остеоартрит KT кинезиозапись LA местная анестетика LLLT низкоуровневая лазерная терапия MPPS миофазциальный тазовый болевой синдром MPS миофазциальный болевой синдром MS магнитная стимуляция MTrPs терапия, и В сравнении с фиктивным или плацебо, ручная терапия может быть эффективной. Однако нестероидные противовоспалительные препараты, диклофенак, ботулиновый токсин и транскутазная электрическая стимуляция нервов показывают недостаточные доказательства, в то время как эффективность релаксаторов мышц, антидепрессантов, габапентина, опиоидов, местного лидокаина, капсаицина, крема EMLA и клейки к кинезио остается неубедительной. Эффективное управление MPS требует ориентированного на пациента подхода, который объединяет эмпирически поддерживаемые и на основе доказательств методы лечения, адаптированные к индивидуальным потребностям.</w:t>
+        <w:t>Myofascial pain syndrome (MPS) is а chronic regional pain condition characterized by trigger points—hyperirritable spots within taut bands of muscle fibers that cause both localized and referred pain. The pathogenesis, diagnostic criteria, and classification of MPS are still under investigation, which complicates the development of standardized treatment protocols. Although diagnostic tools have improved, MPS often remains underrecognized due to symptom overlap with other pain disorders, such as fibromyalgia, neuropathic pain, and joint disorders. Factors contributing to its onset and persistence include muscle overuse, postural imbalance, systemic conditions, and psychological and behavioral influences. This narrative review explores the primary risk factors, current hypotheses on pathogenesis, diagnosis and differential diagnosis, and both conventional and emerging treatments. Sufficient evidence supports the use of local anesthetic injections for MPS. Some evidence suggests that dry needling, акупунктура, magnetic stimulation, ultrasound therapy, laser therapy, extracorporeal shock wave Abbreviations ACh acetylcholine AL-TENS акупунктура-like transcutaneous electrical nerve stimulation BTX-А botulinum toxin type А COX cyclooxygenase сухое иглоукалывание (DN) dry needling ESWT extracorporeal shock wave therapy FREMS frequency-modulated neural stimulation GABA gamma-aminobutyric acid IMMPACT Initiative on Methods, Measurement, and Pain Assessment in Clinical Trials KOA knee osteoarthritis KT kinesio taping LA local anesthetics LLLT low-level laser therapy MPPS myofascial pelvic pain syndrome MPS myofascial pain syndrome MS magnetic stimulation MTrPs therapy, and manual therapy may be effective, particularly compared to sham or placebo. However, non-steroidal anti-inflammatory drugs, diclofenac, botulinum toxin, and transcutaneous electrical nerve stimulation show insufficient evidence, while the effectiveness of muscle relaxants, antidepressants, gabapentin, opioids, topical lidocaine, capsaicin, EMLA cream, and kinesio taping remains inconclusive. Effective management of MPS requires а patient-centered approach that integrates empirically supported and evidence-based treatments tailored to individual needs. This review synthesizes the current understanding of MPS and highlights the need for high-quality research to improve clinical decision-making in managing this complex condition.</w:t>
       </w:r>
     </w:p>
     <w:p>
@@ -170,7 +170,7 @@
         <w:jc w:val="both"/>
       </w:pPr>
       <w:r>
-        <w:t>Миофазциальные триггерные точки НГФ нервный фактор роста НСПИД нестероидные противовоспалительные препараты ППТ порог давления боли РКТ рандомизированное контрольное исследование РМС повторяющаяся магнитная стимуляция РОМ диапазон движения SRMA систематический обзор и метаанализ SSRI селективный ингибитор восстановления серотонина ТЦА трициклические антидепрессанты ТЕНС транскутная электричество стимуляция нерва TMJD Временно-мандибулярное заболевание суставов ТПИ инъекция точки триггера УЗИ США 1 Введение Термин миофазциальный относится к сочетанию мышц (мио) и окружающей соединительной ткани. Миофасциальный болевой синдром (МФС) - это рецидивирующее или хроническое мышечно-скелетное заболевание, характеризующееся локализованной болью и нежностью в определенных областях мышцы и фассии, часто связанное с наличием гиперраздражительных узлов, известных как миофасциальные триггерные точки (МТРП) [1]. Эти МТРП являются локализованными, гиперчувствительными узлами в мышечной ткани и классифицируются как активные или латентные [2]. Активные МТРП вызывают спонтанную боль, в то время как латентные МТРП клинически молчат и становятся болезненными только при соответствующей стимуляции, такой как прямая пальпация или игла [3]. Независимо от их классификации, МТРП могут вызывать ограниченный диапазон движения (ROM) и мышечную слабость и могут иметь характерные локальные и указанные болевые модели, моторную дисфункцию и автономные симптомы [4].</w:t>
+        <w:t>myofascial trigger points NGF nerve growth factor NSAID non-steroidal anti-inflammatory drugs PPT pain pressure threshold RCT randomized control trial rMS repetitive magnetic stimulation ROM range of motion SRMA systematic review and meta-analysis SSRI selective serotonin reuptake inhibitor TCAs tricyclic antidepressants TENS transcutaneous electrical nerve stimulation TMJD temporomandibular joint disorder TPI trigger point injection US ultrasound 1 Introduction The term myofascial refers to the combination of muscle (myo) and the surrounding connective tissue. Myofascial pain syndrome (MPS) is а recurrent or chronic musculoskeletal condition characterized by localized pain and tenderness in specific regions of the muscle and фасция, often associated with the presence of hyperirritable nodules known as myofascial trigger points (MTrPs) [1]. These MTrPs are localized, hypersensitive nodules within muscle tissue and are classified as either active or latent [2]. Active MTrPs produce spontaneous pain, whereas latent MTrPs are clinically silent and become painful only upon appropriate stimulation, such as direct palpation or needling [3]. Regardless of their classification, MTrPs can cause restricted range of motion (ROM) and muscle weakness and may present with characteristic local and referred pain patterns, motor dysfunction, and autonomic symptoms [4].</w:t>
       </w:r>
     </w:p>
     <w:p>
@@ -181,7 +181,7 @@
         <w:jc w:val="both"/>
       </w:pPr>
       <w:r>
-        <w:t>MPS часто недиагностируется или неверно диагностируется из-за неполного понимания его характера, отсутствия международно подтвержденных диагностических критериев и частого перекрытия его симптомов с симптомами других заболеваний мышечно-скелетной боли [5]. Следовательно, лечение МПС часто неуместно или задерживается, что приводит к значительному страданию и инвалидности у пострадавших пациентов [6]. В этом обзоре мы предоставляем комплексный обзор распространенности, факторов риска, патогенеза, диагностики и лечения МПС, включая последние исследования, рекомендации и клинический опыт.</w:t>
+        <w:t>MPS is often underdiagnosed or misdiagnosed due to an incomplete understanding of its nature, the lack of internationally validated diagnostic criteria, and the frequent overlap of its symptoms with those of other musculoskeletal pain disorders [5]. Consequently, the treatment of MPS is often inappropriate or delayed, leading to significant suffering and disability in affected patients [6]. In this review, we provide а comprehensive overview of the prevalence, risk factors, pathogenesis, diagnosis, and treatment of MPS, incorporating the latest research, guidelines, and clinical expertise.</w:t>
       </w:r>
     </w:p>
     <w:p>
@@ -198,7 +198,7 @@
         <w:rPr>
           <w:sz w:val="18"/>
         </w:rPr>
-        <w:t>2 распространенность</w:t>
+        <w:t>2 Prevalence</w:t>
       </w:r>
     </w:p>
     <w:p>
@@ -209,7 +209,7 @@
         <w:jc w:val="both"/>
       </w:pPr>
       <w:r>
-        <w:t>Оценки распространенности MPS сильно варьируются из-за различий в диагностических критериях, методологиях исследования и исследованных популяциях. Среди взрослых в среднем возрасте (30-60 лет) средняя распространенность сообщается на 37% у мужчин и 65% у женщин [7], а среди взрослых старше 65 лет оценки достигают 85% [8]. В профессиональных условиях исследование, в котором участвовали 243 женщины-операторы швейных машин (средний возраст: 38 лет), показало распространенность MPS на уровне 15,2% в шее и плечевых мышцах, по сравнению с 9,0% у 357 контролируемых субъектов [9].</w:t>
+        <w:t>Estimates of the prevalence of MPS vary widely due to differences in diagnostic criteria, study methodologies, and the populations examined. Nevertheless, the condition is recognized as а major cause of musculoskeletal pain across various populations. Among middle-aged adults (30 to 60 years), the mean prevalence is reported to be 37% in men and 65% in women [7], with estimates reaching up to 85% among adults over 65 years [8]. In occupational settings, а study involving 243 female sewing machine operators (mean age: 38 years) found а prevalence of MPS of 15.2% in neck and shoulder muscles, compared to 9.0% in 357 control subjects [9].</w:t>
       </w:r>
     </w:p>
     <w:p>
@@ -220,7 +220,7 @@
         <w:jc w:val="both"/>
       </w:pPr>
       <w:r>
-        <w:t>В клинических условиях распространенность MPS представляется особенно высокой. В общей практике внутренней медицины одно исследование показало, что среди пациентов, страдающих от боли, у 29,6% были MPS, что делает его наиболее распространенной причиной боли [10]. Исследования, проведенные в клиниках хронической боли, сообщили о еще более высоких показателях распространенности. В одном центре реабилитации больных у 85% пациентов был диагностирован MPS [11]. Программа реферальной терапии боли, известная своей акцентировкой на MPS, сообщила, что у 93% людей с мышечной и скелетной болью были MTrPs, а в 74% случаев MTrPs считались основной причиной боли [12].</w:t>
+        <w:t>In clinical settings, the prevalence of MPS appears notably high. In general internal medicine practice, one study found that among patients presenting with pain, 29.6% had MPS, making it the most common cause of pain [10]. Studies conducted in chronic pain clinics have reported even higher prevalence rates. At one pain rehabilitation referral center, 85% of patients were diagnosed with MPS [11]. А pain treatment referral program known for its focus on MPS reported that 93% of individuals with musculoskeletal pain had MTrPs, and in 74% of cases, MTrPs were considered the primary cause of pain [12].</w:t>
       </w:r>
     </w:p>
     <w:p>
@@ -231,7 +231,7 @@
         <w:jc w:val="both"/>
       </w:pPr>
       <w:r>
-        <w:t>Помимо этих условий, несколько исследований изучили распространенность MPS в конкретных популяциях. Одно ретроспективное исследование распространенности показало, что MPS был обнаружен у 61% людей с сложным региональным болевым синдромом [13]. В недавнем перспективном кросс- секционном исследовании было изучено 224 пациента, у которых ранее диагностировали неспецифическую боль в шее, и было установлено, что у 100% из них также были МТРП [14].</w:t>
+        <w:t>Beyond these settings, several studies have investigated the prevalence of MPS in specific populations. One retrospective prevalence study showed that MPS was detected in 61% of individuals with complex regional pain syndrome [13]. One recent prospective crosssectional study examined 224 patients previously diagnosed with non-specific neck pain and found that 100% of them also had MTrPs [14].</w:t>
       </w:r>
     </w:p>
     <w:p>
@@ -242,7 +242,7 @@
         <w:jc w:val="both"/>
       </w:pPr>
       <w:r>
-        <w:t>Среди онкологических групп, в одном исследовании сообщалось, что 45% выживших от рака молочной железы развили MPS через 1 год после операции, причем активные MTrP встречаются преимущественно в мышцах плечевого пояса [15]. Другое исследование показало, что у 11,9% больных раком головы и шеи развилась МПС, особенно после хирургических вмешательств или лучевого лечения [16].</w:t>
+        <w:t>Among oncology populations, one study reported that 45% of breast cancer survivors developed MPS 1 year after surgery, with active MTrPs predominantly occurring in the shoulder girdle muscles [15]. Another study found that 11.9% of head and neck cancer patients developed MPS, particularly following surgical interventions or radiation treatments [16].</w:t>
       </w:r>
     </w:p>
     <w:p>
@@ -254,7 +254,7 @@
         <w:rPr>
           <w:sz w:val="18"/>
         </w:rPr>
-        <w:t>3 Факторы риска</w:t>
+        <w:t>3 Risk Factors</w:t>
       </w:r>
     </w:p>
     <w:p>
@@ -265,7 +265,7 @@
         <w:jc w:val="both"/>
       </w:pPr>
       <w:r>
-        <w:t>MPS - это мультифакторное состояние, на которое влияет ряд внутренних и внешних факторов, что усложняет его диагностику и управление [17]. Эти факторы риска могут быть широко классифицированы как физические, системные, психологические и связанные с образом жизни факторы, многие из которых взаимодействуют синергически, что в дальнейшем способствует появлению и устойчивости MPS.</w:t>
+        <w:t>MPS is а multifactorial condition influenced by а range of intrinsic and extrinsic factors, which complicate both its diagnosis and management [17]. These risk factors can be broadly categorized into physical, systemic, psychological, and lifestyle-related factors, many of which interact synergistically, further contributing to the onset and persistence of MPS.</w:t>
       </w:r>
     </w:p>
     <w:p>
@@ -281,7 +281,7 @@
         <w:jc w:val="left"/>
       </w:pPr>
       <w:r>
-        <w:t>3.1 Физические и механические факторы</w:t>
+        <w:t>3.1 Physical and Mechanical Factors</w:t>
       </w:r>
     </w:p>
     <w:p>
@@ -292,7 +292,7 @@
         <w:jc w:val="both"/>
       </w:pPr>
       <w:r>
-        <w:t>Излишнее использование мышц является одним из наиболее хорошо зарегистрированных факторов риска MPS, особенно у людей, чьи профессии или образ жизни требуют повторных или длительных сокращений мышц [18]. Такое повторяющееся напряжение может возникать в различных условиях, включая ручный труд, спорт и длительные периоды плохого положения, например, во время работы на столе или вождения. Кроме того, острая травма мышц, такая как напряжения или слезы, может инициировать образование MTrP, вызывая каскад боли и дисфункции, которые могут сохраняться долго после исцеления первоначальной травмы [20].</w:t>
+        <w:t>Muscle overuse is one of the most well-documented risk factors for MPS, particularly in individuals whose occupations or lifestyles require repetitive or sustained muscle contractions [18]. These overuse patterns can lead to microtrauma in muscle fibers, resulting in the formation of MTrPs [19]. This repetitive strain can occur in various settings, including manual labor, sports, and prolonged periods of poor posture, such as during desk work or driving. Additionally, acute muscle trauma, such as strains or tears, can initiate MTrP formation, setting off а cascade of pain and dysfunction that may persist long after the initial injury has healed [20].</w:t>
       </w:r>
     </w:p>
     <w:p>
@@ -303,7 +303,7 @@
         <w:jc w:val="both"/>
       </w:pPr>
       <w:r>
-        <w:t>Еще одним существенным фактором MPS является дисбаланс положения, особенно когда неправильное положение сохраняется в течение длительных периодов [21]. Например, положение головы вперед, обычно связанное с длительным использованием компьютера, может привести к увеличению напряжения на шее матки и плечевых мышц, способствуя развитию MTrP. Постульные дисфункции также могут возникать из-за мышечно-скелетных аномалий, таких как сколиоз, где неравномерное напряжение мышц ставит определенные группы мышц под постоянное напряжение, повышая их восприимчивость к образованию MTrP [22, 23]. Аналогичным образом, такие заболевания, как остеоартрит, особенно в позвоночнике и основных суставах, могут изменять образцы набора мышц, вызывая компенсационное чрезмерное использование в смежных группах мышц, что может способствовать хронической боли [17, 24].</w:t>
+        <w:t>Another significant contributor to MPS is postural imbalance, particularly when improper posture is sustained over long periods [21]. For instance, forward head posture, commonly associated with prolonged computer use, can lead to increased stress on the cervical and shoulder muscles, promoting the development of MTrPs. Postural dysfunctions can also arise from musculoskeletal abnormalities such as scoliosis, where uneven muscle tension places certain muscle groups under constant strain, increasing their susceptibility to MTrP formation [22, 23]. Similarly, conditions such as osteoarthritis, particularly in the spine and major joints, can alter muscle recruitment patterns, causing compensatory overuse in adjacent muscle groups, which may contribute to chronic pain [17, 24].</w:t>
       </w:r>
     </w:p>
     <w:p>
@@ -314,7 +314,7 @@
         <w:jc w:val="left"/>
       </w:pPr>
       <w:r>
-        <w:t>3.2 Системные и метаболические состояния</w:t>
+        <w:t>3.2 Systemic and Metabolic Conditions</w:t>
       </w:r>
     </w:p>
     <w:p>
@@ -325,7 +325,7 @@
         <w:jc w:val="both"/>
       </w:pPr>
       <w:r>
-        <w:t>Систематические факторы, включая дефицит витаминов и расстройства метаболизма, также были вовлечены в развитие MPS [25]. Например, дефицит витамина стал значительным фактором риска. Этот дефицит может нарушить мышечную функцию и способствовать устойчивости МТРП [27]. Аналогичным образом, гипотиреоидизм связан с обобщенной мышечной слабостью и усталостью, которые предрасполагают людей к развитию МТРП, уменьшая способность мышц восстанавливаться от ежедневного стресса [28].</w:t>
+        <w:t>Systemic factors, including vitamin deficiencies and metabolic disorders, have also been implicated in the development of MPS [25]. For example, vitamin deficiency has emerged as а notable risk factor. А recent cross-sectional study found that approximately one-third of patients with MPS had vitamin deficiency [26]. This deficiency can impair muscle function and contribute to the persistence of MTrPs [27]. Similarly, hypothyroidism is associated with generalized muscle weakness and fatigue, which predispose individuals to the development of MTrPs by reducing the muscle's ability to recover from everyday stress [28].</w:t>
       </w:r>
     </w:p>
     <w:p>
@@ -336,7 +336,7 @@
         <w:jc w:val="both"/>
       </w:pPr>
       <w:r>
-        <w:t>Дефицит железа, особенно у женщин в предменопаузе, был связан с увеличением мышечной усталости и снижением мышечной кислороды, оба из которых могут способствовать образованию МТРП [29]. Мышечная ткань требует достаточного количества кислорода и питательных веществ для нормальной работы, а дефицит таких важных элементов, как железо, магний и кальций, может привести к нарушениям сокращения и расслабления мышц, что делает MTrPs более вероятными для развития [2]. Эти системные факторы риска подчеркивают важность поддержания питательного и эндокринного здоровья при профилактике и лечении МПС.</w:t>
+        <w:t>Iron deficiency, particularly in premenopausal women, has been linked to increased muscle fatigue and reduced muscle oxygenation, both of which can contribute to MTrP formation [29]. Muscle tissue requires adequate oxygen and nutrients for normal function, and deficiencies in essential elements like iron, magnesium, and calcium can lead to disturbances in muscle contraction and relaxation, making MTrPs more likely to develop [2]. These systemic risk factors highlight the importance of maintaining nutritional and endocrine health in the prevention and management of MPS.</w:t>
       </w:r>
     </w:p>
     <w:p>
@@ -347,7 +347,7 @@
         <w:jc w:val="left"/>
       </w:pPr>
       <w:r>
-        <w:t>3.3 Психологические и эмоциональные факторы</w:t>
+        <w:t>3.3 Psychological and Emotional Factors</w:t>
       </w:r>
     </w:p>
     <w:p>
@@ -358,7 +358,7 @@
         <w:jc w:val="both"/>
       </w:pPr>
       <w:r>
-        <w:t>Психологический стресс играет ключевую роль в развитии и обострении МПС. Хронический стресс, беспокойство и напряжение могут привести к длительному сокращению мышц, особенно в таких областях, как шея, плечи и челюсть [30, 31]. Эта длительная мышечная активация может создать цикл боли и дисфункции, поскольку MTrPs чаще формируются в мышцах, которые постоянно находятся под напряжением. Стресс также увеличивает чувствительность организма к боли, что может ухудшить симптомы MPS [32].</w:t>
+        <w:t>Psychological stress plays а central role in the development and exacerbation of MPS. Chronic stress, anxiety, and tension can lead to prolonged muscle contraction, particularly in areas like the neck, shoulders, and jaw [30, 31]. This sustained muscle activation can create а cycle of pain and dysfunction, as MTrPs are more likely to form in muscles that are constantly under tension. Stress also increases the body's sensitivity to pain, which can worsen the symptoms of MPS [32].</w:t>
       </w:r>
     </w:p>
     <w:p>
@@ -374,7 +374,7 @@
         <w:jc w:val="both"/>
       </w:pPr>
       <w:r>
-        <w:t>Депрессия была связана с более высокой распространенностью MPS, причем у пациентов с хронической болью часто проявляются симптомы депрессии, которые могут усугубить их состояние [33]. Связь между депрессией и MPS может быть двусторонней; люди, страдающие хронической болью, чаще развивают симптомы депрессии, в то время как депрессия может повысить восприятие боли [34, 35].</w:t>
+        <w:t>Depression has been linked to а higher prevalence of MPS, with chronic pain patients often exhibiting depressive symptoms that can exacerbate their condition [33]. The relationship between depression and MPS may be bidirectional; individuals suffering from chronic pain are more likely to develop depressive symptoms, while depression can heighten the perception of pain [34, 35].</w:t>
       </w:r>
     </w:p>
     <w:p>
@@ -385,7 +385,7 @@
         <w:jc w:val="left"/>
       </w:pPr>
       <w:r>
-        <w:t>3.4 Факторы образа жизни и поведения</w:t>
+        <w:t>3.4 Lifestyle and Behavioral Factors</w:t>
       </w:r>
     </w:p>
     <w:p>
@@ -396,7 +396,7 @@
         <w:jc w:val="both"/>
       </w:pPr>
       <w:r>
-        <w:t>Сидячий образ жизни значительно увеличивает риск развития МПП, поскольку длительное бездействие способствует жесткости мышц и снижению гибкости [36]. С другой стороны, регулярное физическое упражнение помогает поддерживать здоровье мышц, улучшая гибкость, силу и выносливость, тем самым снижая вероятность развития МПС [37, 38].</w:t>
+        <w:t>А sedentary lifestyle significantly increases the risk of developing MPS, as prolonged inactivity contributes to muscle stiffness and reduced flexibility [36]. Individuals who do not engage in regular physical activity are more prone to muscle deconditioning, which can exacerbate MTrP formation and prolong the duration of symptoms. Regular exercise, on the other hand, helps maintain muscle health by improving flexibility, strength, and endurance, thereby reducing the likelihood of MPS [37, 38].</w:t>
       </w:r>
     </w:p>
     <w:p>
@@ -407,7 +407,7 @@
         <w:jc w:val="both"/>
       </w:pPr>
       <w:r>
-        <w:t>Оральные парафункциональные поведения, такие как измельчение зубов (бруксизм) и сжимание челюсти, особенно распространены у пациентов с временными мандибулярными заболеваниями суставов (TMJD) и, как известно, способствуют MPS, особенно в зоне лица и шеи [31, 39]. Бруксизм создает хроническое напряжение в жевательных мышцах, что приводит к активации МТРП в челюсти и лице.</w:t>
+        <w:t>Oral parafunctional behaviors, such as teeth grinding (bruxism) and jaw clenching, are particularly common in patients with temporomandibular joint disorders (TMJD) and are known to contribute to MPS, especially in the orofacial and neck regions [31, 39]. Bruxism creates chronic tension in the masticatory muscles, leading to the activation of MTrPs in the jaw and face. This can result in referred pain patterns that exacerbate temporomandibular joint-related symptoms and complicate diagnosis and treatment [40].</w:t>
       </w:r>
     </w:p>
     <w:p>
@@ -418,7 +418,7 @@
         <w:jc w:val="both"/>
       </w:pPr>
       <w:r>
-        <w:t>Расстройства сна, особенно бессонница, являются еще одним критическим фактором риска MPS. Плохое качество сна связано с повышенной чувствительностью к боли и снижением восстановления мышц, оба из которых способствуют устойчивости MTrP [41]. Продолжительное исследование, основанное на популяции, показало, что у людей с бессонницей был значительно более высокий риск развития MPS, чем у людей с здоровым образцом сна, что подчеркивает важность устранения гигиены сна при лечении хронической боли [42].</w:t>
+        <w:t>Sleep disturbances, particularly insomnia, are another critical risk factor for MPS. Poor sleep quality has been linked to heightened pain sensitivity and reduced muscle recovery, both of which contribute to the persistence of MTrPs [41]. А longitudinal population-based study demonstrated that individuals with insomnia had а significantly higher risk of developing MPS than those with healthy sleep patterns, underscoring the importance of addressing sleep hygiene in the management of chronic pain [42].</w:t>
       </w:r>
     </w:p>
     <w:p>
@@ -430,7 +430,7 @@
         <w:rPr>
           <w:sz w:val="18"/>
         </w:rPr>
-        <w:t>4 Гипотетические патогенные механизмы</w:t>
+        <w:t>4 Hypothetical Pathogenic Mechanisms</w:t>
       </w:r>
     </w:p>
     <w:p>
@@ -441,7 +441,7 @@
         <w:jc w:val="both"/>
       </w:pPr>
       <w:r>
-        <w:t>Патофизиология MPS сложна и еще не полностью понята. Однако было предложено несколько гипотез, теорий и механизмов для объяснения развития MTrP. Эти предложенные механизмы описывают периферические и центральные эффекты, наблюдаемые в MPS. Концепция боли, происходящей из мышц и / или фассии, ощущаемая локально и на отдаленном месте (referred pain), была впервые введена Келгреном [43] и позже расширена Хокдей и Уиттти [44] и Mense et al. [45-47]. Келгрен исследовал болевые процессы, вызванные стимулированием глубоких мышц, фассии и сухожилия путем инъекций небольшого количества гипертонического соляного вещества. Он продемонстрировал, что эта стимуляция вызывает ссылаясь на боль после сегментальной схемы позвоночника и обнаружил, что ссылаясь на боль от мышц связана с ссылаясь на нежность в глубоких структурах [43]. Исходя из этих наблюдений, Келльгрен постулировал, что механизм передачи боли может включать в себя общий путь, разделенный мышечными и глубокими соматическими структурами. Хокдей и Уитти воспроизвели результаты Келльгрен, демонстрируя, что гипертонические впрыски соляной воды в межмышечные связки обычно вызывают указанную боль [44]. использовала модель крыс, чтобы показать, что местное увеличение ацетилхолина может создать аномально сокращенные мышечные волокна [47].</w:t>
+        <w:t>The pathophysiology of MPS is complex and not yet fully understood. However, several hypotheses, theories, and mechanisms have been proposed to explain the development of MTrPs. These proposed mechanisms describe the peripheral and central effects observed in MPS. The concept of pain originating from muscle and/or фасция, felt locally and at а distant site (“referred pain”), was first introduced by Kellgren [43] and later expanded upon by Hockaday and Whitty [44] and Mense et al. [45-47]. Kellgren investigated pain patterns induced by stimulating deep muscle, фасция, and tendon through injections of small quantities of hypertonic saline. He demonstrated that this stimulation produced referred pain following а spinal segmental pattern and found that referred pain from muscle was associated with referred tenderness in deep structures [43]. Based on these observations, Kellgren postulated that the mechanism of pain referral could involve а common pathway shared by muscular and deep somatic structures. Hockaday and Whitty reproduced Kellgren's findings, demonstrating that hypertonic saline injections into interspinous ligaments commonly induced referred pain [44]. Mense et al. used а rat model to show that local increases in acetylcholine could create abnormally contracted muscle fibers [47]. These observational studies were the starting point for the development of the hypotheses described in this section.</w:t>
       </w:r>
     </w:p>
     <w:p>
@@ -457,7 +457,7 @@
         <w:jc w:val="left"/>
       </w:pPr>
       <w:r>
-        <w:t>4.1 Гипотеза о пепельнице</w:t>
+        <w:t>4.1 Cinderella Hypothesis</w:t>
       </w:r>
     </w:p>
     <w:p>
@@ -468,7 +468,7 @@
         <w:jc w:val="both"/>
       </w:pPr>
       <w:r>
-        <w:t>Гипотеза о песочнице описывает, как симптомы мышечно-скелетного расстройства могут возникать из-за мышечных моделей при подмаксимальных нагрузках, включающих умеренную или низкую физическую нагрузку [48, 49]. Согласно принципу Henneman size, меньшие мышечные волокна I типа активируются до больших и деактивируются после них [49]. Следовательно, эти более мелкие мышечные волокна постоянно задействованы во время длительных двигательных задач. Это приводит к метаболической перегрузке этих меньших двигательных единиц, что делает их восприимчивыми к потере клеточного кальция (Ca) гомеостаза, активации аутогенных разрушительных процессов и возникновению мышечной боли. Поэтому гипотеза называется гипотезой Пепельницы, потому что эти меньшие мышечные волокна постоянно активируются во время длительных задач (always working) без адекватного отдыха, подобно персонажу из сказки Пепельница [52].</w:t>
+        <w:t>The Cinderella hypothesis describes how musculoskeletal disorder symptoms may arise from muscle recruitment patterns during sub-maximal exertions involving moderate or low physical loads [48, 49]. According to Henneman's “size principle,” smaller type I muscle fibers are activated before larger ones and are deactivated after them [49]. Consequently, these smaller muscle fibers are continuously engaged during prolonged motor tasks. In submaximal exertions, such as sustained muscle contractions, only а fraction of the available motor units are used, without the typical substitution that occurs during higher-force contractions [50, 51]. This leads to metabolic overload in these smaller motor units, making them susceptible to а loss of cellular calcium (Ca) homeostasis, activation of autogenic destructive processes, and the onset of muscle pain. The hypothesis is therefore named the Cinderella hypothesis because these smaller muscle fibers are continuously activated during prolonged tasks (“always working”) without adequate rest, much like the fairy tale character Cinderella [52].</w:t>
       </w:r>
     </w:p>
     <w:p>
@@ -479,7 +479,7 @@
         <w:jc w:val="both"/>
       </w:pPr>
       <w:r>
-        <w:t>Растущие доказательства подтверждают идею о том, что низкоуровневые статические мышечные нагрузки могут вызвать дегенерацию мышечных волокон [53]. Исследования показали, что такие усилия увеличивают высвобождение Ca в клетках скелетных мышц, вызывают повреждение мышечных мембран из-за утечки внутриклеточных ферментов, таких как лактат-дегидрогеназа, приводят к структурному повреждению и истощению энергии, а также приводят к миалгии [54, 55]. Кроме того, было установлено, что низкий уровень стимуляции мышц вызывает высвобождение интерлейкина-6 и других цитокинов [56, 57].</w:t>
+        <w:t>Growing evidence supports the idea that low-level static muscle exertions can cause degeneration of muscle fibers [53]. Studies have shown that such exertions increase Ca release in skeletal muscle cells, cause damage to muscle membranes due to leakage of intracellular enzymes like lactate dehydrogenase, lead to structural damage and energy depletion, and result in myalgia [54, 55]. Additionally, low-level muscle stimulation has been found to trigger the release of interleukin-6 and other cytokines [56, 57].</w:t>
       </w:r>
     </w:p>
     <w:p>
@@ -490,7 +490,7 @@
         <w:jc w:val="both"/>
       </w:pPr>
       <w:r>
-        <w:t>Некоторые исследования применили гипотезу Ожерелья к развитию МТРП. Два исследования показали, что длительные низкоуровневые сокращения мышц, такие как непрерывное печатание или играние на фортепиано, часто приводят к образованию МТРП [58, 59]. Другие исследования показали, что МТРП распространены среди профессиональных групп, подверженных длительным низкоуровневым мышечным упражнениям, включая офисных работников, стоматологов и музыкантов [60].</w:t>
+        <w:t>Several studies have applied the Cinderella hypothesis to the development of MTrPs. Two studies demonstrated that sustained low-level muscle contractions, such as continuous typing or playing the piano, frequently result in the formation of MTrPs [58, 59]. Other research has shown that MTrPs are common among occupational groups exposed to prolonged low-level muscle exertions, including office workers, dentists, and musicians [60].</w:t>
       </w:r>
     </w:p>
     <w:p>
@@ -501,7 +501,7 @@
         <w:jc w:val="left"/>
       </w:pPr>
       <w:r>
-        <w:t>4.2 Невромускулярное разъединение дисфункции 2+ 2+</w:t>
+        <w:t>4.2 Neuromuscular Junction Dysfunction 2+ 2+</w:t>
       </w:r>
     </w:p>
     <w:p>
@@ -517,7 +517,7 @@
         <w:jc w:val="both"/>
       </w:pPr>
       <w:r>
-        <w:t>Предполагается, что МТРП возникают из-за физиологических дисфункций на нейромышечном узле и внутри окружающей соединительной ткани. Электромиографические исследования продемонстрировали спонтанную электрическую активность в виде шума конечных пластин и пиков на участках MTrP, отсутствующих в соседних тканях [61-63]. Первоначально эта чрезмерная электрическая активность была связана с дисфункциональными мышечными спиндами, однако позже она была определена как повышенный потенциал миниатюрной конечной пластины в результате чрезмерного высвобождения ацетилхолина (ACh) [64, 65]. Наличие дисфункциональных моторных конечных пластин в ткани МТРП может объяснить феномен напряженной полосы, характерный для этих точек запуска [32].</w:t>
+        <w:t>MTrPs are hypothesized to result from physiological dysfunctions at the neuromuscular junction and within the surrounding connective tissue. Evidence suggests that motor endplates innervating muscle fibers within MTrPs exhibit abnormal activity. Electromyographic studies have demonstrated spontaneous electrical activity in the form of endplate noise and spikes at MTrP sites, which is absent in adjacent tissue [61-63]. Initially, this excessive electrical activity was attributed to dysfunctional muscle spindles; however, it was later identified as increased miniature endplate potentials resulting from excessive release of acetylcholine (ACh) [64, 65]. The presence of dysfunctional motor endplates in MTrP tissue may explain the taut band phenomenon characteristic of these trigger points [32].</w:t>
       </w:r>
     </w:p>
     <w:p>
@@ -528,7 +528,7 @@
         <w:jc w:val="left"/>
       </w:pPr>
       <w:r>
-        <w:t>4.3 Интегрированная гипотеза о триггерном пункте</w:t>
+        <w:t>4.3 Integrated Trigger Point Hypothesis</w:t>
       </w:r>
     </w:p>
     <w:p>
@@ -539,7 +539,7 @@
         <w:jc w:val="both"/>
       </w:pPr>
       <w:r>
-        <w:t>Гипотеза интегрированных триггерных точек Саймона предлагает аналогичное объяснение патофизиологии, лежащей в основе MTrPs [66]. Согласно этой гипотезе, повторяющиеся микротравмы мышечных волокон приводят к чрезмерному высвобождению АХ, что приводит к увеличению активности двигательной конечной пластины (шум и пики), что посредничает в проявлении локализованного, ощутимого, гиперраздражительного локала внутри периферической мышцы [32]. Это постоянное сокращение приводит к каскаде биохимических реакций, включая повышение концентрации протонов (H+) и высвобождение вазоактивных компонентов и воспалительных медиаторов, таких как гистамин и брадикинин [67, 68]. Снижение рН и накопление этих биохимических веществ в активных МТРП способствуют выражению локализованной мышечной боли [69].</w:t>
+        <w:t>Simons' Integrated Trigger Point Hypothesis proposes а similar explanation for the pathophysiology underlying MTrPs [66]. According to this hypothesis, repetitive microtrauma to muscle fibers leads to an excessive release of ACh, resulting in increased motor endplate activity (noise and spikes), which mediates the manifestation of а localized, palpable, hyperirritable locus within the peripheral muscle [32]. This persistent contraction leads to а cascade of biochemical responses, including increased concentrations of protons (H+) and the release of vasoactive components and inflammatory mediators such as histamines and bradykinin [67, 68]. The lowered pH and accumulation of these biochemicals in active MTrPs contribute to the expression of localized muscle pain [69].</w:t>
       </w:r>
     </w:p>
     <w:p>
@@ -550,7 +550,7 @@
         <w:jc w:val="left"/>
       </w:pPr>
       <w:r>
-        <w:t>4.4 Центральная чувствительность</w:t>
+        <w:t>4.4 Central Sensitization</w:t>
       </w:r>
     </w:p>
     <w:p>
@@ -561,7 +561,7 @@
         <w:jc w:val="both"/>
       </w:pPr>
       <w:r>
-        <w:t>Центральная чувствительность относится к повышенной реакции нейронов в центральной нервной системе, особенно в горне спинного мозга, на ноцицептивный вход из периферии [70]. Центральная чувствительность развивается из-за постоянного периферического ноцицептивного ввода от МТРП и способствует сохранению и распространению боли за пределами первоначального места травмы [32]. Исследования показали, что повторная активация периферических ноцицепторов МТРП высвобождает вещество П в спинный рог, что вызывает нейропластические изменения (повышенную возбудимость) в центральной нервной системе [71, 72]. В результате, эти нейроны более интенсивно реагируют на ноцицептивный вход, что еще больше повышает чувствительность пациента к боли и способствует ее хроническому характеру.</w:t>
+        <w:t>Central sensitization refers to the heightened responsiveness of neurons in the central nervous system, particularly in the dorsal horn of the spinal cord, to nociceptive input from the periphery [70]. This phenomenon amplifies pain signals, leading to exaggerated responses to both painful and non-painful stimuli. Central sensitization develops due to persistent peripheral nociceptive input from MTrPs and contributes to the persistence and spread of pain beyond the original site of injury [32]. Research has shown that repeated activation of peripheral nociceptors by MTrPs releases substance Р into the dorsal horn, which induces neuroplastic changes (increased excitability) within the central nervous system [71, 72]. As а result, these neurons respond more intensely to nociceptive input, further sensitizing the patient to pain and contributing to its chronic nature. This mechanism may explain why patients with MPS often experience widespread or referred pain extending beyond their local MTrPs.</w:t>
       </w:r>
     </w:p>
     <w:p>
@@ -572,7 +572,7 @@
         <w:jc w:val="left"/>
       </w:pPr>
       <w:r>
-        <w:t>4.5 Неврогенное воспаление</w:t>
+        <w:t>4.5 Neurogenic Inflammation</w:t>
       </w:r>
     </w:p>
     <w:p>
@@ -583,7 +583,7 @@
         <w:jc w:val="both"/>
       </w:pPr>
       <w:r>
-        <w:t>Нейрогенное воспаление было предложено как значительный вклад в патофизиологию MPS, в частности путем поощрения чувствительности позвоночных цепей [73] и двигательных нейронов после центральной чувствительности [74]. Он возникает, когда ноцицептивные волокна, ответственные за передачу сигналов боли, высвобождают воспалительные медиаторы, такие как гистамин, вещество Р и пептид, связанный с генами кальцитонина [75]. Эти медиаторы вызывают вазодилатацию, увеличивают сосудистую проницаемость и способствуют дальнейшему высвобождению провоспалительных цитокинов в окружающей мышечной ткани [32]. Этот воспалительный ответ усиливает чувствительность ноцицепторов, делая пораженную область более восприимчивой к боли от стимулов, которые обычно не болезненны. Нейрогенное воспаление также способствует периферической чувствительности, снижая порог активации ноцицепторов, что приводит к преувеличенным реакциям на боль [64]. Постоянное высвобождение воспалительных медиаторов и их влияние на местные мышечные ткани могут еще раз объяснить, почему МПС часто становится хроническим заболеванием. Исследования показали, что неврогенное воспаление после центральной чувствительности может инициировать и облегчить образование локализованных МТРП даже при отсутствии локальной повреждения периферических мышц [77].</w:t>
+        <w:t>Neurogenic inflammation has been proposed as а significant contributor to the pathophysiology of MPS, particularly by promoting the sensitization of spinal circuits [73] and motor neurons following central sensitization [74]. It occurs when nociceptive fibers— responsible for transmitting pain signals—release inflammatory mediators such as histamines, substance Р, and calcitonin gene-related peptide [75]. These mediators cause vasodilation, increase vascular permeability, and promote the further release of proinflammatory cytokines in the surrounding muscle tissue [32]. This inflammatory response amplifies the sensitivity of nociceptors, making the affected area more susceptible to pain from stimuli that are not typically painful—а condition known as allodynia [64]. Neurogenic inflammation also contributes to peripheral sensitization by lowering the threshold for nociceptor activation, leading to exaggerated pain responses [64]. This process is also thought to be one of the mechanisms that allow MTrPs to persist and remain hyperalgesic over time [69, 76]. The continuous release of inflammatory mediators and their impact on local muscle tissues may further explain why MPS often becomes а chronic condition. Studies have shown that neurogenic inflammation, following central sensitization, may initiate and facilitate the formation of localized MTrPs even in the absence of local peripheral muscle injury [77].</w:t>
       </w:r>
     </w:p>
     <w:p>
@@ -593,14 +593,13 @@
     </w:p>
     <w:p>
       <w:pPr>
-        <w:spacing w:before="60" w:after="60"/>
-        <w:ind w:left="720"/>
-      </w:pPr>
-      <w:r>
-        <w:rPr>
-          <w:sz w:val="18"/>
-        </w:rPr>
-        <w:t>4. 6 Плотнение фасции</w:t>
+        <w:pStyle w:val="Heading2"/>
+        <w:keepNext/>
+        <w:spacing w:before="280" w:after="160"/>
+        <w:jc w:val="left"/>
+      </w:pPr>
+      <w:r>
+        <w:t>4.6 Densification of фасция</w:t>
       </w:r>
     </w:p>
     <w:p>
@@ -611,7 +610,7 @@
         <w:jc w:val="both"/>
       </w:pPr>
       <w:r>
-        <w:t>Еще один предложенный механизм в патофизиологии МПС включает в себя патологические изменения в мышечной фассии - соединительной ткани, которая окружает мышцы. Стекко и др. предположили, что при условиях перегрузки и повреждения, фассия может подвергаться уплотнению, что приводит к изменениям в биомеханических свойствах мышечной ткани [78]. Эта уплотнение приводит к снижению сил сокращения мышц и снижению гибкости [79]. Считается, что эти изменения мышечной фассии связаны с аномальными изменениями миофибрил, фибробластов и внеклеточной матрицы [78, 81]. Для обобщения этих механизмов см. таблицу 1 и рисунок 1 для иллюстрации взаимодействия центральных и периферийных вкладов в MPS.</w:t>
+        <w:t>Another proposed mechanism in the pathophysiology of MPS involves pathological changes in the muscular фасция—the connective tissue that surrounds muscles. Stecco et al. suggested that under conditions of overload and damage, the фасция can undergo densification, leading to alterations in the biomechanical properties of muscle tissue [78]. This densification results in reduced muscle contraction force and decreased flexibility [79]. Furthermore, the inflammatory processes previously discussed may exacerbate these pathological changes, intensifying pain [80, 81]. These alterations in the muscular фасция are thought to be associated with abnormal changes in myofibrils, fibroblasts, and the extracellular matrix [78, 81]. Refer to Table 1 for а summary of these mechanisms and Figure 1 for an illustration of the interplay between central and peripheral contributions to MPS.</w:t>
       </w:r>
     </w:p>
     <w:p>
@@ -622,18 +621,19 @@
         <w:jc w:val="left"/>
       </w:pPr>
       <w:r>
-        <w:t>ТАБЛЕЖ 1. Резюме гипотетических патогенных механизмов для синдрома миофасциальной боли.</w:t>
-      </w:r>
-    </w:p>
-    <w:p>
-      <w:pPr>
-        <w:widowControl/>
-        <w:spacing w:after="160" w:before="0" w:line="276" w:lineRule="auto"/>
-        <w:ind w:firstLine="0"/>
-        <w:jc w:val="both"/>
-      </w:pPr>
-      <w:r>
-        <w:t>Гипотеза о песочнице [48-60] Периферические Сохраняющиеся низкоуровневые сокращения мышц Постоянная активация мелких мышечных волокон I типа Перегрузка метаболизма в более мелких двигательных единицах Прекращение клеточного гомеостаза кальция Выпуск цитокинов (например, интерлейкина-6) Механическая гипотеза Центральный или периферический механизм Ключевые особенности Предлагаемые пара ТОФИСИОЛОГИЧЕСКИЙ ПРОЦЕС СКРЕЧЕНИЕ: АХ, ацетилхолин; ЦНС, центральная нервная система; МТРП, миофазциальная точка триггера.</w:t>
+        <w:t>TABLE 1. Summary of hypothetical pathogenic mechanisms for myofascial pain syndrome.</w:t>
+      </w:r>
+    </w:p>
+    <w:p>
+      <w:pPr>
+        <w:pStyle w:val="ListBullet"/>
+        <w:jc w:val="left"/>
+      </w:pPr>
+      <w:r>
+        <w:rPr>
+          <w:b w:val="0"/>
+        </w:rPr>
+        <w:t>– – – – Cinderella hypothesis [48-60] Peripheral Sustained low-level muscle contractions Continuous activation of small type I muscle fibers Metabolic overload in smaller motor units Disruption of cellular calcium homeostasis Release of cytokines (е.g., interleukin-6) Mechanistic hypothesis Central or peripheral mechanism Key features Proposed pathophysiological process Abbreviations: ACh, acetylcholine; CNS, central nervous system; MTrP, myofascial trigger point.</w:t>
       </w:r>
     </w:p>
     <w:p>
@@ -693,24 +693,36 @@
     </w:p>
     <w:p>
       <w:pPr>
+        <w:pStyle w:val="ListBullet"/>
+        <w:jc w:val="left"/>
+      </w:pPr>
+      <w:r>
+        <w:rPr>
+          <w:b w:val="0"/>
+        </w:rPr>
+        <w:t>– – – – – Onset of muscle pain Neuromuscular junction dysfunction [32, 61-65] Peripheral Abnormal activity at motor endplates Spontaneous electrical activity at MTrP sites Excessive ACh release Increased miniature endplate potentials Taut band phenomenon characteristic of MTrPs 5 Current Method of Diagnosis</w:t>
+      </w:r>
+    </w:p>
+    <w:p>
+      <w:pPr>
+        <w:jc w:val="center"/>
+      </w:pPr>
+      <w:r>
+        <w:rPr>
+          <w:i/>
+        </w:rPr>
+        <w:t>FIGURE 1 Open in figure viewer PowerPoint</w:t>
+      </w:r>
+    </w:p>
+    <w:p>
+      <w:pPr>
         <w:widowControl/>
         <w:spacing w:after="160" w:before="0" w:line="276" w:lineRule="auto"/>
         <w:ind w:firstLine="0"/>
         <w:jc w:val="both"/>
       </w:pPr>
       <w:r>
-        <w:t>Начало болей в мышцах Нейромышечная слиятельная дисфункция [32, 61-65] Периферическая Аномальная активность на двигательных концах Спонтаная электрическая активность на местах MTrP Избыточное высвобождение ACh Повышенный потенциал миниатюрных концовных пластин Тэут-полос феномен, характерный для MTrPs 5 Текущий метод диагностики</w:t>
-      </w:r>
-    </w:p>
-    <w:p>
-      <w:pPr>
-        <w:jc w:val="center"/>
-      </w:pPr>
-      <w:r>
-        <w:rPr>
-          <w:i/>
-        </w:rPr>
-        <w:t>Рисунок 1 Открыть в просмотре рисунков PowerPoint</w:t>
+        <w:t>Venn diagram illustrating the interplay between central and peripheral mechanisms contributing to myofascial pain syndrome.</w:t>
       </w:r>
     </w:p>
     <w:p>
@@ -721,7 +733,12 @@
         <w:jc w:val="both"/>
       </w:pPr>
       <w:r>
-        <w:t>Диаграмма Венна, иллюстрирующая взаимодействие между центральными и периферическими механизмами, способствующими синдрому боли миофасциальной.</w:t>
+        <w:t>Diagnosing MPS remains challenging due to the absence of widely accepted, objective, and standardized criteria. The diagnosis is typically based on subjective clinical criteria, including patient-reported pain, the exclusion of other pathologies, and the clinical palpation of MTrPs Mechanistic hypothesis Central or peripheral mechanism Key features Proposed pathophysiological process [82]. However, these criteria are not standardized, leading to variability in the diagnosis of MPS among clinicians.</w:t>
+      </w:r>
+    </w:p>
+    <w:p>
+      <w:r>
+        <w:br w:type="page"/>
       </w:r>
     </w:p>
     <w:p>
@@ -732,12 +749,7 @@
         <w:jc w:val="both"/>
       </w:pPr>
       <w:r>
-        <w:t>Диагностика MPS остается сложной из-за отсутствия широко принятых, объективных и стандартизированных критериев. Диагноз обычно основывается на субъективных клинических критериях, включая боль, о которой сообщается пациентом, исключение других патологий и клиническую пальпацию МТРП Механистическая гипотеза Центральный или периферический механизм Ключевые особенности Предложенный патофизиологический процесс [82]. Однако эти критерии не стандартизированы, что приводит к изменчивости в диагностике МПС среди клиников.</w:t>
-      </w:r>
-    </w:p>
-    <w:p>
-      <w:r>
-        <w:br w:type="page"/>
+        <w:t>The most commonly used diagnostic criteria for MPS were proposed by David Simons in 1999, requiring the presence of five major and at least one minor criterion [17]. Major criteria include localized and spontaneous pain, referred pain patterns, а taut palpable band within the muscle, tenderness at the MTrP, and reduced range of movement. Minor criteria involve the reproduction of pain upon pressure at the MTrP, the elicitation of а local twitch response, and pain relief following muscle stretching or MTrP injection [83]. While these criteria have been important in clinical practice, physical examination has been shown to vary between practitioners, leading to inconsistencies in diagnosis [84-86].</w:t>
       </w:r>
     </w:p>
     <w:p>
@@ -748,7 +760,18 @@
         <w:jc w:val="both"/>
       </w:pPr>
       <w:r>
-        <w:t>Наиболее часто используемые диагностические критерии для MPS были предложены Дэвидом Симонсом в 1999 году, требуя наличия пяти основных и по крайней мере одного незначительного критерия [17]. Незначительные критерии включают воспроизведение боли при давлении на МТРП, возбуждение локальной реакции на сдерживание и облегчение боли после растяжения мышц или инъекции МТРП [83]. Хотя эти критерии были важны в клинической практике, физическое обследование показано, что различается между практикующими, что приводит к несоответствиям в диагностике [84-86].</w:t>
+        <w:t>Since the subjective nature of these criteria poses challenges to the reliability and consistency of MPS diagnosis, recent efforts have focused on developing more objective measures for diagnosing MPS [87]. Techniques such as quantitative sensory testing, algometry, and conditioned pain modulation assess pain sensitivity and central processing through controlled stimuli and pain responses, offering insights into sensory abnormalities associated with MPS [88-98]. Imaging techniques, including magnetic resonance imaging, magnetic resonance elastography, ultrasound (US), and infrared thermal imaging, are being explored to visualize structural and functional changes in muscle tissue and assess blood flow and stiffness differences associated with MPS [99-108]. Vibration elastography provides а non-invasive method to measure stiffness differences in taut bands, helping to distinguish them from surrounding healthy tissue [109]. Electromyography identifies spontaneous electrical activity at trigger points, potentially reflecting abnormal ACh release at the neuromuscular junction in MPS patients [32, 110]. Despite their potential, these diagnostic aids are still in the early stages of development and have yet to be widely adopted in clinical practice. Refer to Table 2 for а summary of diagnostic modalities along with their primary advantages and limitations.</w:t>
+      </w:r>
+    </w:p>
+    <w:p>
+      <w:pPr>
+        <w:pStyle w:val="Heading2"/>
+        <w:keepNext/>
+        <w:spacing w:before="280" w:after="160"/>
+        <w:jc w:val="left"/>
+      </w:pPr>
+      <w:r>
+        <w:t>TABLE 2. Common diagnostic aids for myofascial pain syndrome.</w:t>
       </w:r>
     </w:p>
     <w:p>
@@ -759,29 +782,7 @@
         <w:jc w:val="both"/>
       </w:pPr>
       <w:r>
-        <w:t>Поскольку субъективный характер этих критериев ставит под сомнение надежность и последовательность диагностики MPS, последние усилия были направлены на разработку более объективных мер для диагностики MPS [87]. Такие методы, как количественное сенсорное тестирование, алгометрия и обусловленная модуляция боли, оценивают чувствительность к боли и центральную обработку через контролируемые стимулы и реакции на боль, предлагая представления о сенсорных аномалиях, связанных с MPS [88-98]. В настоящее время изучаются методы визуализации, включая магнитно-резонансную визуализацию, магнитно-резонансную эластографию, ультразвуковую визуализацию (США) и инфракрасную термическую визуализацию, чтобы визуализировать структурные и функциональные изменения в мышечной ткани и оценить различие кровотока и жесткости, связанные с MPS [99-108]. Вибрационная эластография обеспечивает неинвазивный метод измерения различий в жесткости в напряженных полосах, помогая отличить их от окружающей здоровой ткани [109]. Электромиография идентифицирует спонтанную электрическую активность в точках запуска, потенциально отражая аномальное высвобождение АХ в нейромускулярном узле у пациентов с МПС [32, 110]. Несмотря на свой потенциал, эти диагностические средства все еще находятся на ранних стадиях разработки и еще не широко применены в клинической практике.</w:t>
-      </w:r>
-    </w:p>
-    <w:p>
-      <w:pPr>
-        <w:pStyle w:val="Heading2"/>
-        <w:keepNext/>
-        <w:spacing w:before="280" w:after="160"/>
-        <w:jc w:val="left"/>
-      </w:pPr>
-      <w:r>
-        <w:t>ТАБЛЕЦА 2. Обычные диагностические средства для синдрома миофасциальной боли.</w:t>
-      </w:r>
-    </w:p>
-    <w:p>
-      <w:pPr>
-        <w:widowControl/>
-        <w:spacing w:after="160" w:before="0" w:line="276" w:lineRule="auto"/>
-        <w:ind w:firstLine="0"/>
-        <w:jc w:val="both"/>
-      </w:pPr>
-      <w:r>
-        <w:t>Количественное сенсорное тестирование [88, 91, 96, 97] Применяет повторяющиеся контролируемые стимулы (например, давление, тепло или вибрация) и оценивает измененные сенсорные переживания Клиническое измерение центральной обработки Методологические различия между исследованиями; полагается на самоотчет пациента; отсутствует подробное описание MTrPs Алгеометрия [90, 93, 94] Применяет инкреасин g давление с использованием алгометра и Квантифицирует боль относительно применяемого давления Методологические различия в различных исследованиях; зависит от самоотчета пациента; Стратегия диагностики модальности Основные преимущества Основные недостатки Сокращение: MTrPs, миофасциальные триггерные точки.</w:t>
+        <w:t>Quantitative sensory testing [88, 91, 96, 97] Applies repeated, controlled stimuli (е.g., pressure, heat, or vibration) and assess altered sensory experiences Clinical measure of central processing Methodological differences across studies; relies on patient self-report; lacks а detailed description of MTrPs Algometry [90, 93, 94] Applies increasing pressure using an algometer and Quantifies pain relative to applied pressure Methodological differences across studies; relies on patient self-report; Modality Diagnostic strategy Main advantages Main disadvantages Abbreviation: MTrPs, Myofascial trigger points.</w:t>
       </w:r>
     </w:p>
     <w:p>
@@ -847,7 +848,7 @@
         <w:jc w:val="both"/>
       </w:pPr>
       <w:r>
-        <w:t>Модальность Стратегия диагностики Основные преимущества Основные недостатки Рисунок 2 Открытый в просмотре фиг. Флошовый диаграмм PowerPoint, изображающий предлагаемый диагностический путь оценки для пациентов с подозрением на миофаз. CWP, хроническая широко распространенная боль; EMG, электромиография; MPS, миофазциальный болевой синдром; MRE, магнитно-резонансная эластография; МРТ, магнитно-резонансная визуализация; MTrP, миофазциальная точка триггера; QST, количественное сенсорное тестирование.</w:t>
+        <w:t>Modality Diagnostic strategy Main advantages Main disadvantages FIGURE 2 Open in figure viewer PowerPoint Flowchart depicting the proposed diagnostic evaluation pathway for patients with suspected myofascial pain syndrome. CWP, chronic widespread pain; EMG, electromyography; MPS, myofascial pain syndrome; MRE, magnetic resonance elastography; MRI, magnetic resonance imaging; MTrP, myofascial trigger point; QST, quantitative sensory testing.</w:t>
       </w:r>
     </w:p>
     <w:p>
@@ -858,7 +859,7 @@
         <w:jc w:val="both"/>
       </w:pPr>
       <w:r>
-        <w:t>соотношение ответа на боль с алгометрией чтения может быть более болезненным, чем пальпация и менее специфичным; отсутствует подробное описание МТРП УЗИ [103- 105] Выявляет гипоэхоические области, напряженные полосы и сниженную амплитуду вибрации в мышечной ткани Идентифицирует немыслимые триггерные точки; визуализирует структурные изменения в мышечной ткани диагностики точность носа не полностью подтверждена; требует обучения оператора Вибрационные меры жесткость Неинвазивная Ограниченная клиническая доступность; 6 Дифференциальная диагностика</w:t>
+        <w:t>correlates pain response with the reading algometry can be more painful than palpation and is less specific; lacks а detailed description of MTrPs Ultrasound [103- 105] Detects hypoechoic regions, taut bands, and reduced vibration amplitude in muscle tissue Identifies non- palpable trigger points; visualizes structural changes in muscle tissue Diagnostic accuracy not fully validated; requires operator training Vibration Measures stiffness Non-invasive Limited clinical availability; 6 Differential Diagnosis</w:t>
       </w:r>
     </w:p>
     <w:p>
@@ -869,7 +870,7 @@
         <w:jc w:val="both"/>
       </w:pPr>
       <w:r>
-        <w:t>Диагностика МПС также сложна, поскольку ее клиническая характеристика может перекрываться с несколькими другими хроническими болевыми состояниями, включая фибромиалгию, невропатические болевые состояния и расстройства суставов.</w:t>
+        <w:t>The diagnosis of MPS is also challenging because its clinical presentation may overlap with several other chronic pain conditions, including fibromyalgia, neuropathic pain conditions, and joint disorders. Refer to Figure 2 for а flow diagram illustrating our proposed clinical diagnostic evaluation for patients with suspected MPS.</w:t>
       </w:r>
     </w:p>
     <w:p>
@@ -885,7 +886,7 @@
         <w:jc w:val="left"/>
       </w:pPr>
       <w:r>
-        <w:t>6.1 MPS против фибромиалгии</w:t>
+        <w:t>6.1 MPS Versus Fibromyalgia</w:t>
       </w:r>
     </w:p>
     <w:p>
@@ -896,7 +897,7 @@
         <w:jc w:val="both"/>
       </w:pPr>
       <w:r>
-        <w:t>MPS и фибромиалгия являются двумя распространенными болевыми синдромами, которые часто имеют перекрывающиеся симптомы, что делает дифференциальную диагностику сложной из-за отсутствия подтвержденных критериев золотого стандарта [3, 82, 111]. Клиническое различие между ними в настоящее время зависит от тщательной истории пациента и физического обследования [112].</w:t>
+        <w:t>MPS and fibromyalgia are two common pain syndromes that often present with overlapping symptoms, making differential diagnosis challenging due to the absence of validated goldstandard criteria [3, 82, 111]. The clinical distinction between them currently relies on а thorough patient history and physical examination [112].</w:t>
       </w:r>
     </w:p>
     <w:p>
@@ -907,7 +908,7 @@
         <w:jc w:val="both"/>
       </w:pPr>
       <w:r>
-        <w:t>Ключевым фактором, определяющим различие MPS от фибромиалгии, является характер тонких регионов и закономерность представления боли [112]. Эти МТРП расположены в напряженных полосах мышечных волокон и при сжатии производят стереотипные образы боли. Они могут вызвать локальную реакцию на сжатие пальпации (т. е. быстрое сжатие через мышечные волокиты) и часто реагируют на местные методы лечения [113].</w:t>
+        <w:t>А key determinant in differentiating MPS from fibromyalgia is the nature of the tender regions and the pattern of pain presentation [112]. MPS is typically characterized by regionally distributed pain associated with discrete MTrPs [111]. These MTrPs are located within taut bands of muscle fibers and, when compressed, produce stereotypical referred pain patterns. They may elicit а local twitch response upon snapping palpation (i.е., rapid compression across muscle fibers) and are often responsive to local treatments [113].</w:t>
       </w:r>
     </w:p>
     <w:p>
@@ -918,7 +919,7 @@
         <w:jc w:val="both"/>
       </w:pPr>
       <w:r>
-        <w:t>Напротив, у пациентов с фибромиалгией наблюдается широко распространенная боль, длительная более 3 месяцев, без четкой локализации в конкретных мышцах, и с симметрично распределенными тонкими областями в мягких тканях [114-116]. Эти мягкие регионы являются местами изысканной нежности, но отличаются от МТРП несколькими способами: они не расположены в напряженных полосах мышечных волокон, не вызывают локальной реакции на сцепление пальпации, не вызывают боли в отдаленных местах при локальной стимуляции и, как правило, не реагируют на локальные методы лечения, направленные на конкретные пункты [112, 117]. Это говорит о том, что ненадлежащая центральная обработка может быть важным основным механизмом, приводящим к клиническим особенностям фибромиалгии.</w:t>
+        <w:t>In contrast, fibromyalgia patients present with widespread pain lasting longer than 3 months, without clear localization to specific muscles, and with symmetrically distributed tender regions within soft tissues [114-116]. These tender regions are sites of exquisite tenderness but differ from MTrPs in several ways: they are not located within taut bands of muscle fibers, do not elicit а local twitch response upon snapping palpation, do not give rise to pain at distant sites upon local stimulation, and are generally unresponsive to local treatments targeting specific points [112, 117]. This suggests that maladaptive central processing may be an important underlying mechanism driving the clinical features of fibromyalgia.</w:t>
       </w:r>
     </w:p>
     <w:p>
@@ -929,7 +930,7 @@
         <w:jc w:val="both"/>
       </w:pPr>
       <w:r>
-        <w:t>Основная патофизиология далее отличает два условия. MPS включает локализованные изменения периферической ткани, включая повышенные уровни воспалительных медиаторов в MTrPs [69]. Наоборот, в неблагоприятных регионах фибромиалгии обычно не проявляются эти воспалительные изменения, что подтверждает понятие центральной чувствительности, а не патологии периферических тканей [118].</w:t>
+        <w:t>The underlying pathophysiology further distinguishes the two conditions. MPS involves localized peripheral tissue changes, including elevated levels of inflammatory mediators in MTrPs [69]. Conversely, tender regions in fibromyalgia do not typically exhibit these inflammatory changes, supporting the notion of central sensitization rather than peripheral tissue pathology [118].</w:t>
       </w:r>
     </w:p>
     <w:p>
@@ -940,7 +941,7 @@
         <w:jc w:val="both"/>
       </w:pPr>
       <w:r>
-        <w:t>Разница между MPS и фибромиалгией осложняется несколькими факторами. Более того, MPS, хотя в первую очередь является региональным болевым синдромом, может распространяться и сохраняться более 3 месяцев, отражая хроничность фибромиалгии [119]. Клинически рекомендуется рассмотреть следующую классификацию: региональная боль без центральной чувствительности, региональная боль с центральной чувствительностью и широко распространенная боль (которая имеет центральную чувствительность) [115, 116, 120].</w:t>
+        <w:t>Differentiating MPS from fibromyalgia is complicated by several factors. The nonspecific nature of localized tender regions and associated pain is common to various clinical conditions [112]. Moreover, MPS, although primarily а regional pain syndrome, can become widespread and persist for more than 3 months, mirroring the chronicity of fibromyalgia [119]. Consequently, patients may exhibit characteristics and symptoms that satisfy criteria for both syndromes. Clinically, we recommend considering the following classification: regional pain without central sensitization, regional pain with central sensitization, and widespread pain (which has central sensitization) [115, 116, 120].</w:t>
       </w:r>
     </w:p>
     <w:p>
@@ -950,14 +951,13 @@
     </w:p>
     <w:p>
       <w:pPr>
-        <w:spacing w:before="60" w:after="60"/>
-        <w:ind w:left="720"/>
-      </w:pPr>
-      <w:r>
-        <w:rPr>
-          <w:sz w:val="18"/>
-        </w:rPr>
-        <w:t>6. 2 MPS по сравнению с невропатическими болевыми состояниями</w:t>
+        <w:pStyle w:val="Heading2"/>
+        <w:keepNext/>
+        <w:spacing w:before="280" w:after="160"/>
+        <w:jc w:val="left"/>
+      </w:pPr>
+      <w:r>
+        <w:t>6.2 MPS Versus Neuropathic Pain Conditions</w:t>
       </w:r>
     </w:p>
     <w:p>
@@ -968,7 +968,7 @@
         <w:jc w:val="both"/>
       </w:pPr>
       <w:r>
-        <w:t>Невропатические болевые состояния, включая радикалопатию и периферическую невропатию, часто имитируют MPS из-за перекрытия симптомов, таких как излучение или передаваемые образцы боли [121, 122]. Радикулопатия включает сжатие или раздражение нервных корней, в результате чего возникают боль, онемение и слабость вдоль распределения пораженного нервного корня [123].</w:t>
+        <w:t>Neuropathic pain conditions, including radiculopathies and peripheral neuropathies, often mimic MPS due to overlapping symptoms, such as radiating or referred pain patterns [121, 122]. Radiculopathies involve compression or irritation of the nerve roots, resulting in pain, numbness, and weakness along the distribution of the affected nerve root [123]. Similarly, peripheral neuropathies arise from damage to peripheral nerves and typically present with burning, tingling, or electric shock-like sensations alongside pain [124].</w:t>
       </w:r>
     </w:p>
     <w:p>
@@ -979,19 +979,18 @@
         <w:jc w:val="both"/>
       </w:pPr>
       <w:r>
-        <w:t>Несмотря на сходство, есть отличительные различия. Невропатическая боль характеризуется специфическими неврологическими признаками, включая сенсорные дефициты и, когда в ней участвуют двигательные нервные волокна, мышечная слабость и измененные рефлексы - особенности, которые отсутствуют в MPS [125]. Кроме того, в то время как невропатические болевые модели совпадают с дерматомальными распределениями, соответствующими пораженным нервным путям [125], указанные болевые модели в MPS возникают из точек запуска в конкретных мышцах и не следуют дерматомальной модели [30]. Крайне важно провести тщательное неврологическое обследование, поскольку оно может помочь определить сенсорные аномалии, мышечную слабость и рефлексные изменения, которые являются признаками невропатических заболеваний.</w:t>
-      </w:r>
-    </w:p>
-    <w:p>
-      <w:pPr>
-        <w:spacing w:before="60" w:after="60"/>
-        <w:ind w:left="720"/>
-      </w:pPr>
-      <w:r>
-        <w:rPr>
-          <w:sz w:val="18"/>
-        </w:rPr>
-        <w:t>6. 3 MPS против заболеваний суставов</w:t>
+        <w:t>Despite the similarities, there are distinct differences. Neuropathic pain is characterized by specific neurological signs, including sensory deficits and, when motor nerve fibers are involved, muscle weakness and altered reflexes—features that are absent in MPS [125]. Additionally, while neuropathic pain patterns align with dermatomal distributions corresponding to affected nerve pathways [125], the referred pain patterns in MPS originate from trigger points in specific muscles and do not follow а dermatomal pattern [30]. А thorough neurological examination is crucial, as it can help identify sensory abnormalities, muscle weakness, and reflex changes that are hallmarks of neuropathic conditions.</w:t>
+      </w:r>
+    </w:p>
+    <w:p>
+      <w:pPr>
+        <w:pStyle w:val="Heading2"/>
+        <w:keepNext/>
+        <w:spacing w:before="280" w:after="160"/>
+        <w:jc w:val="left"/>
+      </w:pPr>
+      <w:r>
+        <w:t>6.3 MPS Versus Joint Disorders</w:t>
       </w:r>
     </w:p>
     <w:p>
@@ -1002,7 +1001,7 @@
         <w:jc w:val="both"/>
       </w:pPr>
       <w:r>
-        <w:t>MPS часто пересекается с заболеваниями, связанными с суставами, такими как остеоартрит, бурсит, тендинопатии и ТМЖД, поскольку эти заболевания присутствуют при локализованной мышечно-скелетной боли [126, 127]. Тем не менее, MPS характеризуется в первую очередь наличием дискретных MTrPs, которые вызывают ссылающиеся боли, которые могут не соответствовать непосредственно вмешательству суставов [2, 129]. Например, боль в плече при MPS может возникать от MTrPs в трапезных или инфраспинатовых мышцах, а не от самого гленохумерного сустава. Аналогичным образом, TMJD и MPS могут вызвать боль в челюсти, шее и мышцах лица [130]. В отличие от этого, боль, связанная с MPS, излучающаяся в челюсть и лицо, часто прослеживается до MTrPs в мышцах, таких как массетер, temporalis или стерноклеидомастоид [2]. В литературе о ТМДР была разработана модель для изучения хронической боли, которая использует повторные внутримышечные инъекции фактора роста нервов (НГФ), чтобы вызвать постепенное ухудшение мышечной боли, механическую гипералгезию и функциональные ограничения. NGF способствует этим эффектам путем сенсибилизации периферических ноцицептивных терминалов, изменения транскрипции ноцицепторов и поощрения зарождения ноцицепторов [132, 133].</w:t>
+        <w:t>MPS often overlaps with joint-related disorders, such as osteoarthritis, bursitis, tendinopathies, and TMJD, as these conditions present with localized musculoskeletal pain [126, 127]. Both MPS and joint disorders may present with pain during movement, making it challenging to differentiate them based solely on pain location [128]. However, MPS is primarily characterized by the presence of discrete MTrPs, which produce referred pain that may not correspond directly to joint involvement [2, 129]. For example, shoulder pain in MPS may originate from MTrPs in the trapezius or infraspinatus muscles rather than from the glenohumeral joint itself. Similarly, TMJD and MPS can both cause pain in the jaw, neck, and facial muscles [130]. However, TMJD pain is typically localized to the temporomandibular joint and is associated with joint-specific dysfunctions, such as clicking, locking, or reduced jaw movement [131]. In contrast, MPS-related pain radiating to the jaw and face is often traced back to MTrPs in muscles like the masseter, temporalis, or sternocleidomastoid [2]. Within the TMJD literature, а model for studying chronic pain has been developed that uses repeated intra-muscular injections of nerve growth factor (NGF) to induce progressively worsening muscle pain, mechanical hyperalgesia, and functional limitations. NGF contributes to these effects by sensitizing peripheral nociceptive terminals, altering nociceptor transcription, and promoting nociceptor sprouting [132, 133]. With future research, the NGF pain model may improve our understanding of the pathophysiology of MPS.</w:t>
       </w:r>
     </w:p>
     <w:p>
@@ -1018,7 +1017,7 @@
         <w:jc w:val="both"/>
       </w:pPr>
       <w:r>
-        <w:t>Подробное клиническое обследование имеет важное значение для различия между МПС и заболеваниями суставов, включая ТМДД [126]. При МПС пальпация МТРП воспроизводит характерные узоры боли пациента [2], в то время как при заболеваниях суставов боль более тесно связана с движением и нагрузкой суставов [134]. Кроме того, рентгенографические данные о дегенерации или воспалении суставов чаще встречаются при расстройствах суставов [135], тогда как MPS связан с активизацией мышц и наличием напряженных полос [2].</w:t>
+        <w:t>А detailed clinical examination is essential to differentiate MPS from joint disorders, including TMJD [126]. In MPS, palpation of MTrPs reproduces the patient's characteristic pain patterns [2], while in joint disorders, pain is more closely linked to joint movement and loading [134]. Additionally, radiographic evidence of joint degeneration or inflammation is more commonly seen in joint disorders [135], whereas MPS is associated with muscle activation and the presence of taut bands [2].</w:t>
       </w:r>
     </w:p>
     <w:p>
@@ -1029,7 +1028,7 @@
         <w:jc w:val="both"/>
       </w:pPr>
       <w:r>
-        <w:t>В случаях, когда сосуществуют как MPS, так и патология суставов, эффективное лечение боли требует устранения как дисфункции суставов, так и компонентов миофазона [136]. Например, TMJD может сосуществовать с MTrP в мышцах мастикатора, требуя целенаправленного лечения как дисфункции суставов, так и боли миофазона для достижения оптимальных результатов. Для обобщения ключевых характеристик и различий, используемых при дифференциальной диагностике MPS, см. таблицу 3.</w:t>
+        <w:t>In cases where both MPS and joint pathology coexist, effective pain management requires addressing both the joint dysfunction and myofascial components [136]. For example, TMJD may coexist with MTrPs in the masticatory muscles, requiring targeted treatments for both joint dysfunction and myofascial pain to achieve optimal results. Please refer to Table 3 for а summary of the key characteristics and distinctions used in the differential diagnosis of MPS.</w:t>
       </w:r>
     </w:p>
     <w:p>
@@ -1040,7 +1039,7 @@
         <w:jc w:val="left"/>
       </w:pPr>
       <w:r>
-        <w:t>ТАБЛИК 3 Дифференциальная диагностика миофаз. болевого синдрома: ключевые характеристики и различия.</w:t>
+        <w:t>TABLE 3. Differential diagnosis of myofascial pain syndrome: key characteristics and distinctions.</w:t>
       </w:r>
     </w:p>
     <w:p>
@@ -1051,7 +1050,7 @@
         <w:jc w:val="both"/>
       </w:pPr>
       <w:r>
-        <w:t>Распределение боли Регионально распределенная боль, связанная с дискретными МТРП в напряженных полосах Распространенная боль, длительность которой превышает 3 месяца; симметрично распределенные нежные области Радиоактивная боль вдоль дерматомальных распределений локализованная боль, связанная с движением суставов и дисфункцией; МТРП могут вызвать указанную боль Масла вызывают локальную реакцию на сдерживание, передают боль и воспроизводят характерные боли при пальпации Тендерные области не расположены в напряженных полосах, не вызывают локальных реакций на сдерживание или не производят передаваемую боль следует по нервным коренным путям, часто сопровождается ощущениями горения или покалывания Дискретные МТРП могут присутствовать, источник боли локализованные воспалительные медиаторы в МТРП; периферическая центральная чувствительность является основным механизмом; отсутствие нервного кореня или периферического нерва раздражения или повреждения; измененная сенсорная патология, специфическая для суставов, такая как дегенерация или воспаление; ноцицептивная боль Характеристики MPS [1- 4, 30, 69, 111-113, 119, 129] Фибромиалгия [112, 114-118] Невропатическая боль [123-125] Остеоартрит (репрезентативное заболевание суставов) [130- 135] Сокращения: MPS, миофазциальный болевой синдром; MTrP, миофазциальная триггерная точка; ROM, диапазон движения.</w:t>
+        <w:t>Pain distribution Regionally distributed pain associated with discrete MTrPs within taut bands Widespread pain lasting longer than 3 months; symmetrically distributed tender regions Radiating pain along dermatomal distributions Localized pain linked to joint movement and dysfunction; MTrPs can cause referred pain Trigger points/tenderness Trigger points elicit а local twitch response, referred pain, and reproduce characteristic pain patterns upon palpation Tender regions are not located in taut bands, do not elicit local twitch responses, or produce referred pain follows nerve root pathways, often accompanied by burning or tingling sensations Discrete MTrPs may be present, pain originates from joint dysfunction Pathophysiology Localized inflammatory mediators in MTrPs; peripheral Central sensitization is the main mechanism; absence of Nerve root or peripheral nerve irritation or damage; altered sensory Joint-specific pathology such as degeneration or inflammation; nociceptive pain is Characteristics MPS [1-4, 30, 69, 111-113, 119, 129] Fibromyalgia [112, 114-118] Neuropathic pain [123-125] Osteoarthritis (representative joint disorder) [130- 135] Abbreviations: MPS, myofascial pain syndrome; MTrP, myofascial trigger point; ROM, range of motion.</w:t>
       </w:r>
     </w:p>
     <w:p>
@@ -1068,7 +1067,7 @@
         <w:rPr>
           <w:sz w:val="18"/>
         </w:rPr>
-        <w:t>7 Лечение 7.1 Фармакологическое лечение 7.1.1 Расслабляющие мышцы</w:t>
+        <w:t>7 Treatment 7.1 Pharmacological Treatment 7.1.1 Muscle Relaxants</w:t>
       </w:r>
     </w:p>
     <w:p>
@@ -1079,7 +1078,7 @@
         <w:jc w:val="both"/>
       </w:pPr>
       <w:r>
-        <w:t>Было исследовано эффективность нескольких релаксаторов мышц при лечении MPS, включая циклобензаприн, тизанидин, баклофен и тиоколхикосид. Эти препараты влияют на центральную нервную систему, чтобы уменьшить мышечный тонус и нарушить рефлексы, которые способствуют сокращению мышц, тем самым облегчая боль и улучшая функциональную мобильность [137]. В то время как мышечные релаксаторы хорошо изучены у людей с общей мышечной и скелетной болью [138], конкретные доказательства их использования у пациентов с МПС ограничены.</w:t>
+        <w:t>Several muscle relaxants have been investigated for their effectiveness in treating MPS, including cyclobenzaprine, tizanidine, baclofen, and thiocolchicoside. These medications act on the central nervous system to reduce muscle tone and disrupt reflexes that contribute to muscle contraction, thereby providing pain relief and improving functional mobility [137]. While muscle relaxants are well-studied in populations with general musculoskeletal pain [138], evidence specific to their use in MPS patients is limited.</w:t>
       </w:r>
     </w:p>
     <w:p>
@@ -1090,7 +1089,7 @@
         <w:jc w:val="left"/>
       </w:pPr>
       <w:r>
-        <w:t>7.1.1.1 Циклобензаприн</w:t>
+        <w:t>7.1.1.1 Cyclobenzaprine</w:t>
       </w:r>
     </w:p>
     <w:p>
@@ -1101,7 +1100,7 @@
         <w:jc w:val="both"/>
       </w:pPr>
       <w:r>
-        <w:t>Циклобензаприн является центрально действующим релаксатором мышц, структурно связанным с трициклическими антидепрессантами, и используется для облегчения спазмов скелетных мышц без нарушения мышечной функции [139]. Один обзор Cochrane обнаружил недостаточные доказательства для поддержки использования циклобензаприна для лечения MPS [140]. В одном рандомизированном контролируемом исследовании (RCT) на орофациальном MPS, включенном в данный обзор, сообщалось, что циклобензаприн значительно улучшил краткосрочную боль по сравнению с клоназепамом и плацебо, но не улучшил качество сна [141]. В противоположность этому, более недавно проведенное исследование на орофациальном MPS не обнаружило существенных различий между циклобензаприном и плацебо как в отношении боли, так и качества сна [142]. Циклобензаприн может обеспечить потенциальные преимущества для краткосрочной боли, связанной с MPS; однако, доказательства недостаточны по сравнению с плацебо и альтернативными методами лечения.</w:t>
+        <w:t>Cyclobenzaprine is а centrally acting muscle relaxant structurally related to tricyclic antidepressants and is used to relieve skeletal muscle spasms without impairing muscle function [139]. One Cochrane review found insufficient evidence to support the use of cyclobenzaprine for the treatment of MPS [140]. One randomized controlled trial (RCT) on orofacial MPS included in this review reported that cyclobenzaprine significantly improved short-term pain compared to clonazepam and placebo, but not sleep quality [141]. Conversely, а more recent RCT on orofacial MPS found no significant differences between cyclobenzaprine and placebo for both pain and sleep quality [142]. Cyclobenzaprine may provide potential benefits for short-term MPS-related pain; however, the evidence is insufficient compared to placebo and alternative therapies.</w:t>
       </w:r>
     </w:p>
     <w:p>
@@ -1112,7 +1111,7 @@
         <w:jc w:val="left"/>
       </w:pPr>
       <w:r>
-        <w:t>7.1.1.2 Тизанидин</w:t>
+        <w:t>7.1.1.2 Tizanidine</w:t>
       </w:r>
     </w:p>
     <w:p>
@@ -1123,7 +1122,7 @@
         <w:jc w:val="both"/>
       </w:pPr>
       <w:r>
-        <w:t>Тизанидин - центрально действующий агонист алфа-2 адренагических рецепторов с как антиспастическими, так и антиспасмодическими свойствами [143]. В отличие от этого, кохортное исследование, в котором участвовали женщины с MPS, показало, что 5 недель лечения тизанидином улучшают интенсивность боли, инвалидность, порог давления на боль (PPT) и качество сна [144]. Другое кохортное исследование пациентов с миофасциальной болью в жевательных мышцах сообщало о незначительных улучшениях боли после 2 недель лечения тизанидином, при этом многие болевые участки продолжались [145]. В то время как тизанидин может принести потенциальные преимущества для боли, инвалидности и качества сна, связанных с MPS, доказательства остаются недостаточными для определения его эффективности по сравнению с плацебо, поскольку выводы были сделаны только из одного РКТ и смешанных выводов из наблюдательных исследований.</w:t>
+        <w:t>Tizanidine is а centrally acting alpha-2 adrenergic receptor agonist with both antispastic and antispasmodic properties [143]. One RCT on orofacial MPS reported no significant differences in pain or sleep quality between tizanidine and placebo [142]. In contrast, а cohort study involving females with MPS found that 5 weeks of tizanidine treatment improved pain intensity, disability, pain pressure threshold (PPT), and sleep quality [144]. Another cohort study on patients with myofascial pain of the masticatory muscles reported only slight improvements in pain after 2 weeks of tizanidine treatment, with many painful sites persisting [145]. While tizanidine may offer potential benefits for MPS-related pain, disability, and sleep quality, the evidence remains insufficient to determine its effectiveness compared to placebo, as conclusions are drawn from only one RCT and mixed findings from observational studies.</w:t>
       </w:r>
     </w:p>
     <w:p>
@@ -1134,7 +1133,7 @@
         <w:jc w:val="left"/>
       </w:pPr>
       <w:r>
-        <w:t>7.1.1.3 Баклофен</w:t>
+        <w:t>7.1.1.3 Baclofen</w:t>
       </w:r>
     </w:p>
     <w:p>
@@ -1150,7 +1149,7 @@
         <w:jc w:val="both"/>
       </w:pPr>
       <w:r>
-        <w:t>Баклофен - гамма-аминобутерическая кислота (GABA) - Агонист рецепторов В, который ингибирует высвобождение возбудительных нейротрансмиттеров, что приводит к снижению спастичности [146]. В одном РКТ с участием пациентов с МПП было отмечено незначительное улучшение боли и функции в течение 3-недельного периода наблюдения; однако, эти результаты не значительно отличались от результатов, наблюдаемых у пациентов, принимавших другие мышечные релаксаторы (хлорзоксазон, фенпробамат, мефеноксалон) или в контрольной группе [147]. В то время как баклофен может принести потенциальные преимущества для боли и функции, связанных с MPS, доказательства недостаточны для определения его эффективности по сравнению с плацебо или альтернативными методами лечения, основанными на результатах только одного РКТ.</w:t>
+        <w:t>Baclofen is а gamma-aminobutyric acid (GABA)-В receptor agonist that inhibits excitatory neurotransmitter release, leading to reduced spasticity [146]. One RCT involving MPS patients reported slight improvements in pain and function over а 3-week follow-up period; however, these outcomes were not significantly different from those observed in patients taking other muscle relaxants (chlorzoxazone, phenprobamate, mephenoxalone) or in the control group [147]. While baclofen may offer potential benefits for MPS-related pain and function, the evidence is insufficient to determine its effectiveness compared to placebo or alternative therapies, based on findings from only one RCT.</w:t>
       </w:r>
     </w:p>
     <w:p>
@@ -1161,7 +1160,7 @@
         <w:jc w:val="left"/>
       </w:pPr>
       <w:r>
-        <w:t>7.1.1.4 Тиоколхикосид</w:t>
+        <w:t>7.1.1.4 Thiocolchicoside</w:t>
       </w:r>
     </w:p>
     <w:p>
@@ -1172,7 +1171,23 @@
         <w:jc w:val="both"/>
       </w:pPr>
       <w:r>
-        <w:t>Тиокольчикосид является конкурентоспособным антирецепторным антагонистом GABA-А, обеспечивающим противовоспалительные, анальгетические и мышечные расслабляющие эффекты [148]. В группе, получавшей тиоколчицид и ацеклофенак, после 1 недели наблюдалось значительно большее улучшение боли по сравнению с другой группой [149]. В исследовании с контролем случаев сообщалось о значительных улучшениях боли и качества жизни у пациентов с MPS при комбинировании мезотерапии с тиокольхикозидом, хотя эти улучшения были менее выражены, чем те, которые были достигнуты при терапии внетелловыми ударными волнами (ESWT) [151]. В то время как тиоколхикозид может принести преимущества для боли, качества жизни и РОМ в MPS при использовании в сочетании с другими методами лечения, доказательства остаются недостаточными для определения его эффективности.</w:t>
+        <w:t>Thiocolchicoside is а competitive GABA-А receptor antagonist that provides antiinflammatory, analgesic, and muscle-relaxing effects [148]. One RCT evaluated the efficacy of а fixed-dose combination of thiocolchicoside and aceclofenac versus chlorzoxazone, aceclofenac, and paracetamol in MPS patients [149]. The group receiving thiocolchicoside and aceclofenac demonstrated significantly greater pain improvement after 1 week compared to the other group [149]. Another RCT found that US therapy combined with а gel containing diclofenac and thiocolchicoside improved pain and mouth opening more than US therapy alone in patients with masticatory MPS [150]. А case–control study reported significant improvements in pain and quality of life in MPS patients when combining mesotherapy with thiocolchicoside, though these improvements were less pronounced than those achieved with extracorporeal shock wave therapy (ESWT) [151]. While thiocolchicoside may provide benefits for pain, quality of life, and ROM in MPS when used alongside other therapies, the evidence remains insufficient to determine its effectiveness. Current findings are limited to two RCTs and one case–control study, none of which included direct comparisons to placebo.</w:t>
+      </w:r>
+    </w:p>
+    <w:p>
+      <w:pPr>
+        <w:pStyle w:val="Heading2"/>
+        <w:keepNext/>
+        <w:spacing w:before="280" w:after="160"/>
+        <w:jc w:val="left"/>
+      </w:pPr>
+      <w:r>
+        <w:t>7.1.2 Antidepressants 7.1.2.1 Tricyclic Antidepressants (TCAs) Amitriptyline and nortriptyline are tricyclic antidepressants (TCAs) commonly used in chronic pain management for their analgesic effects, achieved by inhibiting the reuptake of norepinephrine and serotonin, which enhances descending pain modulation pathways [152, 153]. One RCT reported significant improvements in myofascial tenderness and headache intensity with amitriptyline compared to placebo in patients with chronic tension-type headaches [154]. Another clinical trial on MPS and TMJD found significant pain reductions at 6 weeks and 1 year with amitriptyline use, although the effect diminished over time, and no improvement was observed in depression scores [155]. An observational study reported clinically meaningful pain reductions for both amitriptyline and nortriptyline in patients with masticatory myofascial pain, with nortriptyline showing slightly greater efficacy [156]. While amitriptyline and nortriptyline have shown short- to medium-term benefits in reducing pain for MPS patients, there is insufficient evidence to determine their long-term effectiveness.</w:t>
+      </w:r>
+    </w:p>
+    <w:p>
+      <w:r>
+        <w:br w:type="page"/>
       </w:r>
     </w:p>
     <w:p>
@@ -1183,23 +1198,7 @@
         <w:jc w:val="left"/>
       </w:pPr>
       <w:r>
-        <w:t>7.1.2 Антидепрессанты 7.1.2.1 Трициклические антидепрессанты (ТДК) Амитриптилин и нотриптилин - трициклические антидепрессанты</w:t>
-      </w:r>
-    </w:p>
-    <w:p>
-      <w:r>
-        <w:br w:type="page"/>
-      </w:r>
-    </w:p>
-    <w:p>
-      <w:pPr>
-        <w:pStyle w:val="Heading3"/>
-        <w:keepNext/>
-        <w:spacing w:before="200" w:after="120"/>
-        <w:jc w:val="left"/>
-      </w:pPr>
-      <w:r>
-        <w:t>7.1.2.2 Серотонергические модуляторы</w:t>
+        <w:t>7.1.2.2 Serotonergic Modulators</w:t>
       </w:r>
     </w:p>
     <w:p>
@@ -1210,7 +1209,7 @@
         <w:jc w:val="both"/>
       </w:pPr>
       <w:r>
-        <w:t>Циталопрам, селективный ингибитор восприятия серотонина (SSRI), увеличивает доступность серотонина, блокируя его восприятие, потенциально модулируя восприятие боли посредством его воздействия на нейротрансмиссию в центральной нервной системе [157, 158]. Тем не менее, исследование РКТ у пациентов с хроническими головными болями напряженного типа не обнаружило существенных различий между циталопрамом и плацебо в снижении миофасциальной нежности, интенсивности головных болей или ППТ [154].</w:t>
+        <w:t>Citalopram, а selective serotonin reuptake inhibitor (SSRI), increases serotonin availability by blocking its reuptake, potentially modulating pain perception through its effects on neurotransmission in the central nervous system [157, 158]. However, an RCT in patients with chronic tension-type headaches found no significant differences between citalopram and placebo in reducing myofascial tenderness, headache intensity, or PPT [154].</w:t>
       </w:r>
     </w:p>
     <w:p>
@@ -1221,7 +1220,7 @@
         <w:jc w:val="both"/>
       </w:pPr>
       <w:r>
-        <w:t>Суматриптан, агонист рецепторов 5-HT1B/1D, используемый для его вазоконстриктивных и болеутоляющих эффектов [159], показал ограниченную эффективность в кроссоверном пилотном исследовании на MPS мышц временной клетки, без существенных различий по сравнению с плацебо [160].</w:t>
+        <w:t>Sumatriptan, а 5-HT1B/1D receptor agonist used for its vasoconstrictive and painmodulating effects [159], showed limited effectiveness in а crossover pilot study on temporalis muscle MPS, with no significant differences observed compared to placebo [160].</w:t>
       </w:r>
     </w:p>
     <w:p>
@@ -1232,7 +1231,7 @@
         <w:jc w:val="both"/>
       </w:pPr>
       <w:r>
-        <w:t>Тропицетрон, традиционно используемый для лечения каймотерапевтически вызванных тошноты, продемонстрировал потенциальные анальгетические эффекты при мышечно-скелетной боли, ингибируя высвобождение вещества Р и нейропептидов от ноцицепторов [161]. В результате исследования было установлено, что местные инъекции тропицетрона в точке триггера значительно снижают интенсивность боли по сравнению с исходным показателем в 7 дней после инъекции [161].</w:t>
+        <w:t>Tropisetron, traditionally used to manage chemotherapy-induced nausea, has demonstrated potential analgesic effects in musculoskeletal pain by inhibiting the release of substance Р and neuropeptides from nociceptors [161]. An RCT found that local trigger-point injections of tropisetron significantly reduced pain intensity compared to baseline at 7 days postinjection [161].</w:t>
       </w:r>
     </w:p>
     <w:p>
@@ -1243,7 +1242,7 @@
         <w:jc w:val="both"/>
       </w:pPr>
       <w:r>
-        <w:t>Нет достаточных доказательств для определения эффективности циталопрама, суматриптана или тропицетрона при лечении МПП, поскольку ограниченные РТК не показывают значительного улучшения результатов по сравнению с плацебо.</w:t>
+        <w:t>There is insufficient evidence to determine the effectiveness of citalopram, sumatriptan, or tropisetron for managing MPS, as limited RCTs show no significant improvements in outcomes compared to placebo.</w:t>
       </w:r>
     </w:p>
     <w:p>
@@ -1254,7 +1253,7 @@
         <w:jc w:val="left"/>
       </w:pPr>
       <w:r>
-        <w:t>7.1.3 Антиконвулсанты 7.1.3.1 Габапентин</w:t>
+        <w:t>7.1.3 Anticonvulsants 7.1.3.1 Gabapentin</w:t>
       </w:r>
     </w:p>
     <w:p>
@@ -1265,7 +1264,7 @@
         <w:jc w:val="both"/>
       </w:pPr>
       <w:r>
-        <w:t>Габапентин, обычно назначаемый для невропатической боли, снижает нервную возбудимость путем привязки к α2-δ1 подразделу кальциевых каналов с напряжением [162]. В то время как никакие РКТ не оценивали габапентин специально для MPS, наблюдаемые данные от открытых исследований предполагают некоторые улучшения боли внутри группы [163]. Однако, по сравнению с ТКА, габапентин был менее эффективным, и у меньшего числа пациентов наблюдалось значительное облегчение боли [164].</w:t>
+        <w:t>Gabapentin, commonly prescribed for neuropathic pain, reduces neuronal excitability by binding to the α2-δ1 subunit of voltage-gated calcium каналы [162]. While no RCTs have specifically evaluated gabapentin for MPS, observational data from open-label trials suggest some within-group pain improvements [163]. However, when compared to TCAs, gabapentin was less effective, with fewer patients experiencing significant pain relief [164]. Gabapentin may offer potential benefits for MPS-related pain, but there is insufficient evidence to determine its effectiveness compared to alternative therapies, as findings are based on limited observational data.</w:t>
       </w:r>
     </w:p>
     <w:p>
@@ -1276,7 +1275,7 @@
         <w:jc w:val="left"/>
       </w:pPr>
       <w:r>
-        <w:t>7.1.4 Анальгетики 7.1.4.1 Нестероидные противовоспалительные препараты (НСАИ) Флорбипрофен, неселективный ингибитор циклооксигеназы (COX), оказывает противовоспалительные и анальгетические эффекты [165]. В одном исследовании у пациентов с МПС было установлено, что пероральный флорбипрофен значительно улучшил тяжесть боли, нежность, РОМ и качество жизни в группе лечения; однако, эти результаты не были превосходными, чем те, которые были достигнуты при сухой иглой (ДН) или лидокаинных инъекциях [166].</w:t>
+        <w:t>7.1.4 Analgesics 7.1.4.1 Nonsteroidal Anti-Inflammatory Drugs (NSAIDs) Flurbiprofen, а non-selective cyclooxygenase (COX) inhibitor, exerts anti-inflammatory and analgesic effects [165]. One RCT in MPS patients found that oral flurbiprofen significantly improved pain severity, tenderness, ROM, and quality of life within the treatment group; however, these outcomes were not superior to those achieved with dry needling (сухое иглоукалывание (DN)) or lidocaine injections [166].</w:t>
       </w:r>
     </w:p>
     <w:p>
@@ -1292,7 +1291,7 @@
         <w:jc w:val="both"/>
       </w:pPr>
       <w:r>
-        <w:t>Ибупрофен, еще один неселективный ингибитор COX, также обладает противовоспалительными и анальгетическими преимуществами [167]. Другой РКТ на миогенную фасциальную боль сообщила о значительных улучшениях боли при диазепаме и комбинации диазепама и ибупрофена, но не только при ибупрофене [169].</w:t>
+        <w:t>Ibuprofen, another non-selective COX inhibitor, also provides anti-inflammatory and analgesic benefits [167]. In an RCT on masticatory MPS, patients receiving ibuprofen (400 mg every 12 h for 3 weeks) showed no significant improvements in pain or mouth opening at any time point, and ibuprofen was inferior to laser treatment in both outcomes [168]. Another RCT on myogenous фасциальный pain reported significant pain improvements with diazepam and а combination of diazepam and ibuprofen, but not with ibuprofen alone [169].</w:t>
       </w:r>
     </w:p>
     <w:p>
@@ -1303,7 +1302,7 @@
         <w:jc w:val="both"/>
       </w:pPr>
       <w:r>
-        <w:t>Нимезулид является селективным ингибитором COX-2, обладающим противовоспалительными и анальгетическими свойствами [170]. РКТ у пациентов с МПП и односторонней боли в часовых мандибулярных суставах показал, что комбинирование окклюзального прибора с нимесулидом значительно улучшило орофазциальную боль и качество сна по сравнению с использованием прибора в одиночку или в сочетании с сухое иглоукалывание (DN) [171].</w:t>
+        <w:t>Nimesulide is а selective COX-2 inhibitor that has anti-inflammatory and analgesic properties [170]. An RCT on patients with MPS and unilateral temporomandibular joint pain found that combining an occlusal appliance with nimesulide significantly improved orofascial pain and sleep quality compared to using the appliance alone or in combination with сухое иглоукалывание (DN) [171].</w:t>
       </w:r>
     </w:p>
     <w:p>
@@ -1314,7 +1313,7 @@
         <w:jc w:val="both"/>
       </w:pPr>
       <w:r>
-        <w:t>Доказательства недостаточны для подтверждения эффективности НПВП при MPS, поскольку исследования не показали значительных преимуществ по сравнению с альтернативными методами лечения.</w:t>
+        <w:t>Evidence is insufficient to support the effectiveness of NSAIDs for MPS, as studies have not demonstrated significant benefits compared to alternative therapies.</w:t>
       </w:r>
     </w:p>
     <w:p>
@@ -1325,7 +1324,7 @@
         <w:jc w:val="left"/>
       </w:pPr>
       <w:r>
-        <w:t>7.1.4.2 Диклофенак</w:t>
+        <w:t>7.1.4.2 Diclofenac</w:t>
       </w:r>
     </w:p>
     <w:p>
@@ -1336,7 +1335,7 @@
         <w:jc w:val="both"/>
       </w:pPr>
       <w:r>
-        <w:t>Диклофенак, неспецифический ингибитор COX, обладает противовоспалительными и анальгетическими свойствами.</w:t>
+        <w:t>Diclofenac, а non-specific COX inhibitor, possesses anti-inflammatory and analgesic properties.</w:t>
       </w:r>
     </w:p>
     <w:p>
@@ -1347,7 +1346,7 @@
         <w:jc w:val="both"/>
       </w:pPr>
       <w:r>
-        <w:t>Топический диклофенок, вводимый через пласт для локализованного облегчения боли, показал умеренную эффективность при РКТ для MPS в верхней части трапеза, демонстрируя значительное улучшение интенсивности боли, инвалидности и РОМ шейки матки по сравнению с плацебо, хотя он не улучшил ППТ [172]. Дополнительные исследования показали, что традиционные тайские массажи и горячие травяные компрессы более эффективны, чем местный гель диклофенак, в улучшении боли и качества жизни [173, 174]. В другом исследовании, посвященном пациентам с остеоартритом коленного сустава (КОА) и MTRP, связанных с коленным, сообщалось, что пероральный диклофенак в сочетании с растяжкой улучшает интенсивность боли, функцию и рОМ коленного сустава с до-после вмешательства [175]. Однако сухое иглоукалывание (DN) в сочетании с растяжкой показал значительно большие и более длительные преимущества [175]. Доказательства недостаточны для подтверждения эффективности диклофенака при MPS по сравнению с плацебо и альтернативной терапией.</w:t>
+        <w:t>Topical diclofenac, delivered via а patch for localized pain relief, showed moderate effectiveness in an RCT for MPS in the upper trapezius, demonstrating significant improvements in pain intensity, disability, and cervical ROM compared to placebo, though it did not improve PPT [172]. Additional RCTs found that traditional Thai massage and hot herbal compresses were more effective than topical diclofenac gel in improving pain and quality of life [173, 174]. Another RCT involving patients with knee osteoarthritis (KOA) and knee-associated MTrPs reported that oral diclofenac combined with stretching improved pain intensity, function, and knee ROM from pre- to post-intervention [175]. However, сухое иглоукалывание (DN) combined with stretching showed significantly greater and longer-lasting benefits [175]. The evidence is insufficient to support the effectiveness of diclofenac for MPS compared to placebo and alternative therapies.</w:t>
       </w:r>
     </w:p>
     <w:p>
@@ -1358,7 +1357,7 @@
         <w:jc w:val="left"/>
       </w:pPr>
       <w:r>
-        <w:t>7.1.4.3 Лидокаин (топический)</w:t>
+        <w:t>7.1.4.3 Lidocaine (Topical)</w:t>
       </w:r>
     </w:p>
     <w:p>
@@ -1369,7 +1368,7 @@
         <w:jc w:val="both"/>
       </w:pPr>
       <w:r>
-        <w:t>Топический лидокаин, поставленный через пластины для блокирования проводящих сигналов боли, продемонстрировал значительное улучшение интенсивности боли, нарушения боли и инвалидности шеи в РТК, включающих пациентов с МТРП [176, 177]. Однако его влияние на ППТ и РОМ было несовместимым в различных исследованиях, а некоторые сообщали о отсутствии значительных преимуществ [176-178]. Например, в одном исследовании не было обнаружено значительной разницы в интенсивности боли между пластинами лидокаина и инъекциями бупивакаина, хотя бупивакаин показал большие улучшения в PPT [176]. Топический лидокаин может принести преимущества для боли, инвалидности и РОМ. Однако, по результатам одного РКТ, нет достаточных доказательств для определения его эффективности по сравнению с альтернативными методами лечения.</w:t>
+        <w:t>Topical lidocaine, delivered via patches to block pain signal conduction, demonstrated significant improvements in pain intensity, pain interference, and neck disability in RCTs involving patients with MTrPs [176, 177]. However, its effects on PPT and ROM were inconsistent across studies, with some reporting no significant benefits [176-178]. For example, one RCT found no significant difference in pain intensity between lidocaine patches and bupivacaine injections, although bupivacaine demonstrated greater improvements in PPT [176]. Open-label studies suggest that heated lidocaine/tetracaine patches may provide clinically meaningful pain relief for some patients [179]. Topical lidocaine may provide benefits for pain, disability, and ROM. However, there is insufficient evidence to determine its effectiveness compared to alternative therapies, with findings from one RCT.</w:t>
       </w:r>
     </w:p>
     <w:p>
@@ -1385,7 +1384,7 @@
         <w:jc w:val="left"/>
       </w:pPr>
       <w:r>
-        <w:t>7.1.4.4 Другие местные анальгетики</w:t>
+        <w:t>7.1.4.4 Other Topical Analgesics</w:t>
       </w:r>
     </w:p>
     <w:p>
@@ -1396,7 +1395,7 @@
         <w:jc w:val="both"/>
       </w:pPr>
       <w:r>
-        <w:t>Другие местные анальгетики, включая капсаицин и Крем EMLA, показали различные эффекты при лечении MPS. Крем капсаицином, который дефункционирует волокна ноцицепторов [180], продемонстрировал значительное улучшение боли при РТК, хотя временная гиперемия и ощущения ожога были распространенными побочными эффектами [181]. Добавление капсаицина к пластинке НСПИД не обеспечивало дальнейшего улучшения боли, инвалидности или РОМ по сравнению с одной пластинкой НСПИД [182]. EMLA Cream, содержащая лидокаин и прилокаин, оказалось более эффективным, чем ультразвуковая терапия, в улучшении боли, РОМ шейки матки и уменьшении количества МТРП у пациентов с МПС [183]. Хотя капсаицин и крем EMLA могут принести преимущества для боли и РОМ, доказательств их эффективности по сравнению с альтернативными методами лечения остается недостаточным, результаты которых основаны только на одном РТК для каждого.</w:t>
+        <w:t>Other topical analgesics, including capsaicin and EMLA Cream, have shown varied effects in managing MPS. Capsaicin cream, which defunctionalizes nociceptor fibers [180], demonstrated significant pain improvements in an RCT, though temporary hyperemia and burning sensations were common adverse effects [181]. Adding capsaicin to an NSAID patch did not provide further improvements in pain, disability, or ROM compared to the NSAID patch alone [182]. EMLA Cream, containing lidocaine and prilocaine, was found to be more effective than ultrasound therapy in improving pain, cervical ROM, and reducing the number of MTrPs in MPS patients [183]. While capsaicin and EMLA cream may provide benefits for pain and ROM, the evidence remains insufficient to determine their effectiveness compared to alternative therapies, with findings based on only one RCT for each.</w:t>
       </w:r>
     </w:p>
     <w:p>
@@ -1407,7 +1406,7 @@
         <w:jc w:val="left"/>
       </w:pPr>
       <w:r>
-        <w:t>7.1.4.5 Опиоиды</w:t>
+        <w:t>7.1.4.5 Opioids</w:t>
       </w:r>
     </w:p>
     <w:p>
@@ -1418,7 +1417,7 @@
         <w:jc w:val="both"/>
       </w:pPr>
       <w:r>
-        <w:t>Опиоиды обеспечивают облегчение боли путем привязки к му, дельта и каппа-опиоидным рецепторам [184]. Однако доказательств недостаточно для определения их эффективности в управлении MPS из-за отсутствия данных о РТК.</w:t>
+        <w:t>Opioids provide pain relief by binding to mu, delta, and kappa opioid receptors [184]. А cross-sectional study suggested moderate effectiveness of weak opioids [185], and а longitudinal audit in patients with abdominal MPS reported significant pain improvements [186]. However, the evidence is insufficient to determine their effectiveness in managing MPS due to lack of RCT data.</w:t>
       </w:r>
     </w:p>
     <w:p>
@@ -1429,7 +1428,7 @@
         <w:jc w:val="left"/>
       </w:pPr>
       <w:r>
-        <w:t>7.1.5 Терапия иглами: Инъекции вызывающих точек (ТПИ) 7.1.5.1 Инъекции местной анестезии (ЛА) облегчают боль, связываясь с натриевыми каналами на мембране нервов, ингибируя проводимость сигналов боли. Инъекции ЛА последовательно обеспечивают значительное сокращение краткосрочной боли по сравнению с сухое иглоукалывание (DN) в систематических обзорах и метаанализах на шее, голове и плече [187, 188]. Тем не менее, эти преимущества были менее выражены в двойных слепых исследованиях и не распространялись на функциональные результаты, такие как мобильность шейки матки или психологические факторы [187, 188]. Метаанализ сети на MPS ущелья показал, что LA показал значительное улучшение только в максимальном открытии рта по сравнению с плацебо [189]. Другой систематический обзор и метаанализ показали, что инъекции ЛА значительно более эффективны для облегчения боли в MPS, чем инъекции Botulinum Toxic Type А (BTX-А), причем ЛА обеспечивает последовательные преимущества до 16 недель после лечения [190]. Инъекции ЛА обеспечивают последовательное краткосрочное облегчение боли и улучшение максимального расширения рта (для мастикаторного MPS), что подтверждает их эффективность по сравнению с плацебо, сухое иглоукалывание (DN) и BTX- А.</w:t>
+        <w:t>7.1.5 Needling Therapies: Trigger Point Injections (TPIs) 7.1.5.1 Local Anesthetics (LA) injections alleviate pain by binding to sodium каналы on the membrane of nerves, inhibiting pain signal conduction. LA injections have consistently provided significant shortterm pain reduction compared to сухое иглоукалывание (DN) in systematic reviews and meta-analyses on neck, head, and shoulder MPS [187, 188]. However, these benefits were less pronounced in double-blinded studies and did not extend to functional outcomes such as cervical mobility or psychological factors [187, 188]. А network meta-analysis on masticatory MPS found that LA showed significant improvements only in maximum mouth opening compared to placebo [189]. Another systematic review and meta-analysis showed that LA injections were significantly more effective than Botulinum Toxic Type А (BTX-А) for pain relief in MPS, with LA providing consistent benefits up to 16 weeks post-treatment [190]. Repeated sessions of LA also yielded more sustained pain reduction than а single injection [190]. LA injections provide consistent short-term pain relief and improvements in maximum mouth opening (for masticatory MPS), with evidence supporting their effectiveness compared to placebo, сухое иглоукалывание (DN), and BTX-А.</w:t>
       </w:r>
     </w:p>
     <w:p>
@@ -1440,7 +1439,7 @@
         <w:jc w:val="left"/>
       </w:pPr>
       <w:r>
-        <w:t>7.1.5.2 Ботулиновый токсин типа А (BTX-А)</w:t>
+        <w:t>7.1.5.2 Botulinum Toxin Type А (BTX-А)</w:t>
       </w:r>
     </w:p>
     <w:p>
@@ -1456,7 +1455,7 @@
         <w:jc w:val="both"/>
       </w:pPr>
       <w:r>
-        <w:t>BTX-А облегчает боль, блокируя ACh на соединениях нейромышечных сосудов, способствуя расслаблению мышц и уменьшая выделение нейротрансмиттеров, чувствительных к боли, таких как вещество Р и пептид, связанный с генами кальцитонина [191]. В систематическом обзоре и метаанализе MPS тазового пола сообщалось о значительном облегчении боли, продолжающемся за 12 недель после инъекции [192]. В обзоре также обнаружено значительное улучшение диспареунии и эмоционального функционирования (психического SF-12) на 4 - 11 неделях, при этом улучшение диспареунии сохранялось за 12 недель [192]. В сравнении, два систематических обзора BTX-А и LA показали, что ЛА обеспечивает более последовательное облегчение боли, с большими эффектами, наблюдаемыми в течение нескольких периодов наблюдения [190, 193]. В то время как BTX- А достиг значительного снижения боли по сравнению с плацебо через 2 - 6 месяцев, его эффекты были менее последовательны в более короткие интервалы, такие как 4 - 6 недель [190, 193]. В обзоре Cochrane, в котором оценивалась эффективность и безопасность BTX-А для MPS, были обнаружены смешанные результаты, только 1 из 4 РКТ показал статистически значительное улучшение боли по сравнению с плацебо [194]. Однако доказательства его эффективности по сравнению с плацебо или альтернативными методами лечения остаются недостаточными.</w:t>
+        <w:t>BTX-А relieves pain by blocking ACh at neuromuscular junctions, promoting muscle relaxation and reducing the release of pain-sensitizing neurotransmitters such as substance Р and calcitonin gene-related peptide [191]. А systematic review and meta-analysis on pelvic floor MPS reported significant pain relief lasting beyond 12 weeks post-injection [192]. The review also found significant improvements in dyspareunia and emotional functioning (SF12 mental) at 4 to 11 weeks, with dyspareunia improvements persisting beyond 12 weeks [192]. Comparatively, two systematic reviews on BTX-А and LA found that LA provided more consistent pain relief, with greater effects observed across multiple follow-up periods [190, 193]. While BTX-А achieved significant pain reduction compared to placebo at 2 to 6 months, its effects were less consistent at shorter intervals, such as 4 to 6 weeks [190, 193]. А Cochrane review assessing the effectiveness and safety of BTX-А for MPS found mixed results, with only 1 of 4 RCTs showing statistically significant pain improvement over placebo [194]. BTX-А may offer potential benefits for pain, dyspareunia, and emotional functioning. However, evidence of its effectiveness compared to placebo or alternative therapies remains insufficient.</w:t>
       </w:r>
     </w:p>
     <w:p>
@@ -1467,7 +1466,7 @@
         <w:jc w:val="left"/>
       </w:pPr>
       <w:r>
-        <w:t>7.1.6.1 Сухой игол (сухое иглоукалывание (DN)) - это минимально инвазивная техника, которая включает в себя введение тонкой филиформы игла в МТРП без использования растворов или фармакологических средств [195]. Основная цель ДН - механическое стимулирование МТРП, вызывая локальные реакции тканей, которые могут привести к облегчению боли и улучшению мышечной функции [196]. Часто это сопровождается реакцией twitch, нежелательным сокращением мышц на месте MTrP, что, как полагают, указывает на эффективное лечение и деактивацию MTrP [196].</w:t>
+        <w:t>7.1.6 Needling Therapies: Non-Pharmacological Needling Techniques 7.1.6.1 Dry Needling (сухое иглоукалывание (DN)) is а minimally invasive technique that involves inserting а thin filiform needle into MTrPs without using solutions or pharmacological agents [195]. The primary objective of сухое иглоукалывание (DN) is to mechanically stimulate the MTrP, eliciting local tissue responses that may result in pain relief and improved muscle function [196]. This is often accompanied by а “twitch response,” an involuntary muscle contraction at the MTrP site, which is thought to indicate effective treatment and deactivation of the MTrP [196].</w:t>
       </w:r>
     </w:p>
     <w:p>
@@ -1478,7 +1477,7 @@
         <w:jc w:val="both"/>
       </w:pPr>
       <w:r>
-        <w:t>Несколько систематических обзоров и метаанализов оценили эффективность сухое иглоукалывание (DN) по сравнению с фигнями или плацебо у пациентов с MPS. Большинство исследований показывают, что сухое иглоукалывание (DN) обеспечивает значительное краткосрочное облегчение боли по сравнению с фигнями [197-201]. Систематический обзор MPS верхнего квартала показал, что сухое иглоукалывание (DN) значительно уменьшил боль сразу после лечения и через 4 недели после вмешательства по сравнению с фиктивным или плацебо [197]. В другом обзоре сообщалось, что сухое иглоукалывание (DN) снижает интенсивность боли в краткосрочной перспективе (1 - 12 недель после вмешательства) по сравнению с фальшивым/плацебовым/без вмешательства, подтвержденным доказательствами низкого или умеренного качества [199]. Аналогичным образом, систематический обзор, ориентированный на MPS шеи и плеча, показал, что сухое иглоукалывание (DN) эффективно уменьшает боль в краткосрочной перспективе (немедленно до 3 дней) и среднесрочной перспективе (9-28 дней) по сравнению с контрольной или фальшивой [198].</w:t>
+        <w:t>Several systematic reviews and meta-analyses have assessed the effectiveness of сухое иглоукалывание (DN) compared to sham or placebo in patients with MPS. Most studies suggest that сухое иглоукалывание (DN) provides significant short-term pain relief over sham [197-201]. А systematic review on upper-quarter MPS found that сухое иглоукалывание (DN) significantly reduced pain immediately after treatment and at 4 weeks post-intervention compared to sham or placebo [197]. Another review reported that сухое иглоукалывание (DN) reduced pain intensity in the short term (1 to 12 weeks after intervention) compared to sham/placebo/no intervention, supported by low- to moderate-quality evidence [199]. Similarly, а systematic review focusing on neck and shoulder MPS demonstrated that сухое иглоукалывание (DN) was effective in reducing pain in the short term (immediately to 3 days) and medium term (9 to 28 days) compared to control or sham [198]. These findings support the use of сухое иглоукалывание (DN) as an evidence-based option for immediate pain relief in MPS patients.</w:t>
       </w:r>
     </w:p>
     <w:p>
@@ -1489,7 +1488,7 @@
         <w:jc w:val="both"/>
       </w:pPr>
       <w:r>
-        <w:t>В то время как сухое иглоукалывание (DN) обеспечивает краткосрочное облегчение боли, доказательства свидетельствуют о том, что инъекции вызывающей точки (ТПИ) и альтернативные методы лечения, такие как физиотерапия, могут привести к превосходным результатам для уменьшения боли и улучшения функциональности. Например, в одном обзоре было установлено, что лидокаинные ТПИ более эффективны, чем сухое иглоукалывание (DN), в уменьшении боли у людей с MTrPs в мышцах лица [200]. Другое обследование показало, что ТПИ превосходили сухое иглоукалывание (DN) в уменьшении боли в миофассах в среднесрочной перспективе (9-28 дней), а другие методы лечения, включая физиотерапию, также превзошли сухое иглоукалывание (DN) в течение этого периода времени [198]. Кроме того, исследования показывают, что, хотя сухое иглоукалывание (DN) может улучшить РОМ по сравнению с плацебо, другие методы лечения достигают лучших результатов в увеличении РОМ и уменьшении боли через 3-4 недели [201].</w:t>
+        <w:t>While сухое иглоукалывание (DN) provides short-term pain relief, evidence suggests that trigger point injections (TPIs) and alternative therapies, such as physiotherapy, may yield superior outcomes for pain reduction and functional improvement. Several systematic reviews and meta-analyses have shown that TPIs provide greater pain relief compared to сухое иглоукалывание (DN) [198, 200, 201]. For example, one review found that lidocaine TPIs were more effective than сухое иглоукалывание (DN) in reducing pain in individuals with MTrPs in facial muscles [200]. Another review demonstrated that TPIs outperformed сухое иглоукалывание (DN) in relieving myofascial pain in the medium term (9 to 28 days), and other therapies, including physiotherapy, also surpassed сухое иглоукалывание (DN) during this timeframe [198]. Furthermore, studies indicate that while сухое иглоукалывание (DN) can improve ROM compared to placebo, other treatments achieve better results in increasing ROM and reducing pain after 3 to 4 weeks [201].</w:t>
       </w:r>
     </w:p>
     <w:p>
@@ -1555,18 +1554,18 @@
         <w:jc w:val="both"/>
       </w:pPr>
       <w:r>
-        <w:t>Эти результаты свидетельствуют о том, что есть некоторые доказательства, подтверждающие использование сухое иглоукалывание (DN) для краткосрочного облегчения боли при MPS. Тем не менее, врачам следует рассмотреть альтернативные методы лечения, такие как LA или физиотерапия, которые могут обеспечить более устойчивое снижение боли и улучшение функциональности.</w:t>
-      </w:r>
-    </w:p>
-    <w:p>
-      <w:pPr>
-        <w:pStyle w:val="Heading3"/>
-        <w:keepNext/>
-        <w:spacing w:before="200" w:after="120"/>
-        <w:jc w:val="left"/>
-      </w:pPr>
-      <w:r>
-        <w:t>7.1.6.2 Иглоукалывание</w:t>
+        <w:t>These findings indicate that there is some evidence supporting the use of сухое иглоукалывание (DN) for short-term pain relief in MPS. However, clinicians should consider alternative treatments, such as LAs or physiotherapy, which may provide more sustained pain reduction and functional improvement.</w:t>
+      </w:r>
+    </w:p>
+    <w:p>
+      <w:pPr>
+        <w:pStyle w:val="Heading2"/>
+        <w:keepNext/>
+        <w:spacing w:before="280" w:after="160"/>
+        <w:jc w:val="left"/>
+      </w:pPr>
+      <w:r>
+        <w:t>7.1.6.2 акупунктура</w:t>
       </w:r>
     </w:p>
     <w:p>
@@ -1577,7 +1576,7 @@
         <w:jc w:val="both"/>
       </w:pPr>
       <w:r>
-        <w:t>Иглоукалывание, основанное на традиционной китайской медицине, включает в себя введение и манипулирование иглами в конкретных точках тела, причем игла обычно остаются на месте в течение определенного времени [202]. Систематический обзор и мета-анализ поясничного МПС показал, что иглоукалывание более эффективно, чем НПВП, лидокаин и низкочастотная электрическая стимуляция для облегчения боли [203]. В MPS, связанных с KOA, иглоукалывание продемонстрировало значительное улучшение показателей боли и функциональности (показатели WOMAC и Lysholm) по сравнению с контрольными показателями [204]. Аналогичным образом, два систематических обзора [205, 206] MPS на голове, шее или спине сообщили о значительном улучшении боли, причем один обзор [206] отметил, что польза наблюдается только при применении акупунктуры непосредственно к MTRPs, а не к традиционным пунктам. В другом систематическом обзоре MPS, связанного с ТМД, было установлено, что иглоукалывание обеспечивает аналогичное облегчение боли к оккузным шлинам и превосходит плацебо [207]. Однако эти результаты следует интерпретировать с осторожностью из-за изменчивости методов иглоукалывания, включая традиционную, точку запуска и лазерную иглоукалывание.</w:t>
+        <w:t>акупунктура, rooted in traditional Chinese medicine, involves inserting and manipulating needles at specific points on the body, with the needles typically left in place for а set duration [202]. А systematic review and meta-analysis on lumbar MPS found that акупунктура was more effective than NSAIDs, lidocaine, and low-frequency electrical stimulation for pain relief [203]. In KOA-related MPS, акупунктура demonstrated significant improvements in pain and functional indices (WOMAC and Lysholm scores) compared to controls [204]. Similarly, two systematic reviews [205, 206] on head, neck, or back MPS reported significant improvements in pain, with one review [206] noting that benefits were observed only when акупунктура was applied directly to MTrPs rather than traditional points. Another systematic review on TMJD-related MPS found that акупунктура provided similar pain relief to occlusal splints and was superior to placebo [207]. акупунктура may offer potential benefits for improving pain and functionality, with some evidence supporting its effectiveness compared to placebo and alternative therapies. However, these findings should be interpreted with caution due to variability in акупунктура techniques, including traditional, trigger point, and laser акупунктура. Refer to Figure 3 for а summary of the mechanisms of action underlying needling therapies in MPS.</w:t>
       </w:r>
     </w:p>
     <w:p>
@@ -1588,7 +1587,7 @@
         <w:rPr>
           <w:i/>
         </w:rPr>
-        <w:t>Рисунок 3 Открыть в просмотре рисунков PowerPoint</w:t>
+        <w:t>FIGURE 3 Open in figure viewer PowerPoint</w:t>
       </w:r>
     </w:p>
     <w:p>
@@ -1604,7 +1603,7 @@
         <w:jc w:val="both"/>
       </w:pPr>
       <w:r>
-        <w:t>Механизмы действия, лечащие в основе терапии иглами для миофасциальных триггерных точек.</w:t>
+        <w:t>Mechanisms of action underlying needling therapies for myofascial trigger points. MTrP, myofascial trigger point.</w:t>
       </w:r>
     </w:p>
     <w:p>
@@ -1615,7 +1614,7 @@
         <w:jc w:val="left"/>
       </w:pPr>
       <w:r>
-        <w:t>7.2 Нефармакологическое лечение 7.2.1 Терапевтические физические способы 7.2.1.1 Транскутанная электрическая стимуляция нерва (TENS)</w:t>
+        <w:t>7.2 Non-Pharmacological Treatment 7.2.1 Therapeutic Physical Modalities 7.2.1.1 Transcutaneous Electrical Nerve Stimulation (TENS)</w:t>
       </w:r>
     </w:p>
     <w:p>
@@ -1626,7 +1625,7 @@
         <w:jc w:val="both"/>
       </w:pPr>
       <w:r>
-        <w:t>TENS широко используется для облегчения боли в миофасциальном состоянии, нацеляясь на большие неблагоприятные афференты для снижения активности ноцицепторов в центральной нервной системе [208]. Высокоинтенсивные, низкочастотные ТЭНС были определены как наиболее эффективные для чувствительности к боли и РОМ, в то время как и акупунктурные ТЭНС (AL-TENS) и обычные ТЭНС улучшили функциональные результаты, причем AL-TENS конкретно улучшают сгибание шеи [209]. TENS- Барст превзошел частоту модуляции амплитудой для PPT и ROM, и TENS показал улучшение боли и функциональности по сравнению с интерференционной терапией; однако, не было отмечено значительных различий по сравнению с кинезио-кастингом (KT) [209]. Другой мета-анализ показал, что TENS значительно эффективнее улучшает боль по сравнению с физическими упражнениями, но не по сравнению с фиктивными [210].</w:t>
+        <w:t>TENS is widely used for myofascial pain relief by targeting large non-noxious afferents to decrease nociceptor activity in the central nervous system [208]. А systematic review on TENS for MPS affecting the trapezius muscle reported significant improvements in pain, neck ROM, and PPT [209]. High-intensity, low-frequency TENS was identified as the most effective for pain sensitivity and ROM, while both акупунктура-like TENS (AL-TENS) and conventional TENS improved functional outcomes, with AL-TENS specifically improving neck flexion [209]. Burst TENS outperformed amplitude-modulated frequency for PPT and ROM, and TENS showed improvements in pain and functionality compared to interferential therapy; however, no significant differences were observed when compared with kinesio taping (KT) [209]. Another meta-analysis found that TENS was significantly more effective in improving pain compared to exercise but not compared to sham [210]. PPT improvements did not differ significantly between TENS, exercise, or sham, suggesting limited incremental benefit in this measure [210].</w:t>
       </w:r>
     </w:p>
     <w:p>
@@ -1637,7 +1636,7 @@
         <w:jc w:val="both"/>
       </w:pPr>
       <w:r>
-        <w:t>Одно исследование показало, что частотно-модулируемая нейронная стимуляция (FREMS) продемонстрировала превосходные улучшения в характеристиках боли, РОМ шейки матки и МТРП при трехмесячном наблюдении по сравнению с ТЕНС [211]. Другие исследования не обнаружили значительного преимущества ТЕНС по сравнению с лидокаином или впрысками БТКС-А для MPS [212], и одно исследование сообщило, что ТЕНС, повышенное биофейдбек расслабление и стоматологическая физиотерапия привели к аналогичным результатам в управлении жвательным MPS [213]. Однако доказательств его эффективности по сравнению с плацебо или альтернативными методами лечения недостаточно.</w:t>
+        <w:t>Individual RCTs provide additional insights into TENS comparisons with other modalities. One trial found that frequency-modulated neural stimulation (FREMS) demonstrated superior improvements in pain, cervical ROM, and MTrP characteristics at а 3-month followup compared to TENS [211]. Other trials found no significant advantage of TENS over lidocaine or BTX-А injections for MPS [212], and one study reported that TENS, biofeedbackenhanced relaxation, and dental physiotherapy yielded similar outcomes in managing masticatory MPS [213]. TENS may offer potential benefits for pain and ROM. However, there is insufficient evidence to support its effectiveness compared to placebo or alternative therapies.</w:t>
       </w:r>
     </w:p>
     <w:p>
@@ -1648,7 +1647,7 @@
         <w:jc w:val="left"/>
       </w:pPr>
       <w:r>
-        <w:t>7.2.1.2 Магнитная стимуляция (МС)</w:t>
+        <w:t>7.2.1.2 Magnetic Stimulation (MS)</w:t>
       </w:r>
     </w:p>
     <w:p>
@@ -1659,7 +1658,7 @@
         <w:jc w:val="both"/>
       </w:pPr>
       <w:r>
-        <w:t>Магнитная стимуляция (МС) - это терапевтический метод, используемый для облегчения боли в миофассе путем нацеления на мышцы и снижения чувствительности к точке запуска [214]. Два РКТ, в которых участвовали пациенты с MPS верхнего трапеза, сообщили о значительном улучшении боли и РОМ шейки матки при повторяющейся МС (rMS) по сравнению с плацебо, причем преимущества сохранялись не менее 1 месяца в одном исследовании [215] и не менее 3 месяцев [216] в другом. РКТ при синдроме миофасциальной боли в тазах (MPPS) показал значительное улучшение боли и функции таза, причем в сочетании мелкого пола и сердечного нервного корня СМ демонстрируют наиболее выраженные эффекты [217]. Дополнительные исследования по МППС показали сопоставимое облегчение боли между СМ и терапией с миофасциальным высвобождением или комбинированными методами лечения [218]. Существуют некоторые доказательства, подтверждающие эффективность МС в улучшении боли и РОМ по сравнению с плацебо.</w:t>
+        <w:t>Magnetic stimulation (MS) is а therapeutic modality used to relieve myofascial pain by targeting muscles and reducing trigger point sensitivity [214]. Two RCTs involving patients with upper trapezius MPS reported significant improvements in pain and cervical ROM with repetitive MS (rMS) compared to placebo, with benefits sustained for at least 1 month in one study [215] and at least 3 months [216] in the other. An RCT on myofascial pelvic pain syndrome (MPPS) found significant improvements in pain and pelvic function, with combined pelvic floor and sacral nerve root MS demonstrating the most pronounced effects [217]. Additional studies on MPPS showed comparable pain relief between MS and myofascial release therapy or combined treatment approaches [218]. There is some evidence supporting the effectiveness of MS for improving pain and ROM compared to placebo. However, it is not consistently more effective than alternative therapies, such as myofascial release or combined treatments.</w:t>
       </w:r>
     </w:p>
     <w:p>
@@ -1675,7 +1674,7 @@
         <w:jc w:val="left"/>
       </w:pPr>
       <w:r>
-        <w:t>7.2.1.3 Ультразвуковая терапия (США)</w:t>
+        <w:t>7.2.1.3 Ultrasound (US) Therapy</w:t>
       </w:r>
     </w:p>
     <w:p>
@@ -1686,7 +1685,7 @@
         <w:jc w:val="both"/>
       </w:pPr>
       <w:r>
-        <w:t>Американская терапия лечит MPS путем преобразования электрической энергии в глубокопроникающие звуковые волны для уменьшения боли и воспаления [219]. Три РКТ на низкой интенсивности в США показали значительное улучшение боли и ППТ по сравнению с фальсификацией, причем постоянные в США демонстрируют особенно сильные эффекты в уменьшении боли во время отдыха по сравнению с фальсификацией и пульсом в США [220-222]. В MPS, связанных с ТММД, RCT, сравнивающий упражнения США, стабилизирующие шлины и мастурбационные упражнения, сообщил, что США обеспечили наиболее быстрое облегчение боли и функциональное повышение в течение 5-месячного периода [224]. Низкая интенсивность может улучшить боль, качество жизни и функциональность, причем некоторые доказательства подтверждают ее эффективность по сравнению с фальшивыми и альтернативными методами лечения.</w:t>
+        <w:t>US therapy treats MPS by converting electrical energy into deep-penetrating sound waves to reduce pain and inflammation [219]. Three RCTs on low-intensity US demonstrated significant improvements in pain and PPT compared to sham, with continuous US showing particularly strong effects in reducing resting pain compared to both sham and pulsed US [220-222]. Another RCT on abdominal MPS found that US and LAs similarly improved pain and quality of life [223]. In TMJD-related MPS, an RCT comparing US, stabilization splints, and masticatory exercises reported that US provided the fastest pain relief and functional gains over а 5-month period [224]. Low-intensity US may improve pain, quality of life, and functionality, with some evidence supporting its effectiveness compared to sham and alternative therapies. However, further high-quality studies are needed to clarify its comparative effectiveness against alternative interventions.</w:t>
       </w:r>
     </w:p>
     <w:p>
@@ -1697,7 +1696,7 @@
         <w:jc w:val="left"/>
       </w:pPr>
       <w:r>
-        <w:t>7.2.1.4 Лазерная терапия</w:t>
+        <w:t>7.2.1.4 Laser Therapy</w:t>
       </w:r>
     </w:p>
     <w:p>
@@ -1708,7 +1707,7 @@
         <w:jc w:val="both"/>
       </w:pPr>
       <w:r>
-        <w:t>Лейзерная терапия использует концентрированный свет для стимулирования клеточного восстановления и стимулирования восстановления, что показывает потенциальные преимущества в управлении MPS [225]. В систематическом обзоре было отмечено, что лазерная терапия низкого уровня (LLLT) превосходит фальшивые методы лечения при улучшении боли и РОМ, причем применение высокой интенсивности также улучшает индекс инвалидности шеи и оценки SF-36 [209]. В другом систематическом обзоре и метаанализе LLLT для MPS шеи было обнаружено значительное улучшение боли и ППТ, но никакого влияния на инвалидность [226]. Несколько других систематических обзоров LLLT для временно-мандибулярного MPS [227] и общего MPS [228, 229] сообщили о значительных улучшениях боли, PPT, инвалидности и физической функции по сравнению с плацебо. LLLT может улучшить боль, ROM, инвалидность и физическое функционирование, с некоторыми доказательствами, подтверждающими его эффективность по сравнению с фиктивным / плацебо. Однако изменчивость частоты и продолжительности лечения, а также несоответствие устойчивости преимуществ, подчеркивают необходимость проведения более тщательных испытаний для установления окончательных рекомендаций.</w:t>
+        <w:t>Laser therapy uses concentrated light to stimulate cellular repair and promote recovery, showing potential benefits in managing MPS [225]. А systematic review highlighted low-level laser therapy (LLLT) as superior to sham treatments in improving pain and ROM, with highintensity applications also improving the Neck Disability Index and SF-36 scores [209]. Another systematic review and meta-analysis of LLLT for neck MPS found significant improvements in pain and PPT but no effect on disability [226]. Several other systematic reviews on LLLT for temporomandibular MPS [227] and general MPS [228, 229] reported significant improvements in pain, PPT, disability, and physical functioning compared to placebo. LLLT may improve pain, ROM, disability, and physical functioning, with some evidence supporting its effectiveness compared to sham/placebo. However, variability in treatment frequency and duration, along with inconsistencies in the sustainability of benefits, highlights the need for more rigorous trials to establish definitive recommendations.</w:t>
       </w:r>
     </w:p>
     <w:p>
@@ -1719,7 +1718,7 @@
         <w:jc w:val="left"/>
       </w:pPr>
       <w:r>
-        <w:t>7.2.1.5 Экстракорпоральная терапия шоковыми волнами (ESWT)</w:t>
+        <w:t>7.2.1.5 Extracorporeal Shock Wave Therapy (ESWT)</w:t>
       </w:r>
     </w:p>
     <w:p>
@@ -1730,7 +1729,7 @@
         <w:jc w:val="both"/>
       </w:pPr>
       <w:r>
-        <w:t>ESWT может облегчить боль и улучшить физическую функцию в MPS, стимулируя регенерацию тканей, заживление ран, ангиогенез и ремоделирование костей, а также уменьшая воспаление посредством механической трансдукции [230]. Систематический обзор и метаанализ пациентов с МПС показал, что ESWT значительно улучшает боль, ППТ и функциональные результаты по сравнению с фальсификацией; однако, он не показал значительных преимуществ по сравнению с другими методами лечения, такими как ДН, физические упражнения, ТПИ или лазерная терапия [231]. Два систематических обзора MPS на шее, плече и трапезе сообщили, что ESWT более эффективен в улучшении интенсивности краткосрочной боли по сравнению с другими методами лечения [232, 233]. В другом систематическом обзоре MPS трапезиуса было установлено, что ESWT превосходил фальшивые и США для улучшения интенсивности боли, но не показало значительных различий в интенсивности боли или инвалидности шеи по сравнению с сухое иглоукалывание (DN), лазерной терапией, TPI или TENS [234]. ESWT может принести преимущества для боли и функциональности, причем некоторые доказательства подтверждают его эффективность по сравнению с фальшивой и в качестве дополнительной терапии. Тем не менее, его сравнительная эффективность по сравнению с альтернативными методами лечения остается неясной, подчеркивая необходимость дальнейших исследований для определения его клинической роли в управлении MPS.</w:t>
+        <w:t>ESWT may relieve pain and improve physical function in MPS by stimulating tissue regeneration, wound healing, angiogenesis, and bone remodeling, as well as reducing inflammation through mechanotransduction [230]. А systematic review and meta-analysis on MPS patients found that ESWT significantly improved pain, PPT, and functional outcomes compared to sham; however, it did not show significant advantages over other treatments, such as сухое иглоукалывание (DN), exercise, TPIs, or laser therapy [231]. Two systematic reviews on neck, shoulder, and trapezius MPS reported that ESWT was more effective in improving short-term pain intensity compared to other therapies [232, 233]. One review also found ESWT to be more effective in improving PPT but not neck disability [232]. Another systematic review on trapezius MPS concluded that ESWT was superior to sham and US for improving pain intensity but showed no significant differences in pain intensity or neck disability compared to сухое иглоукалывание (DN), laser therapy, TPIs, or TENS [234]. ESWT may provide benefits for pain and functionality, with some evidence supporting its effectiveness compared to sham and as an adjunct therapy. However, its comparative effectiveness against alternative therapies remains unclear, emphasizing the need for further research to determine its clinical role in MPS management.</w:t>
       </w:r>
     </w:p>
     <w:p>
@@ -1746,7 +1745,7 @@
         <w:jc w:val="left"/>
       </w:pPr>
       <w:r>
-        <w:t>7.2.1.6 Ручная терапия</w:t>
+        <w:t>7.2.1.6 Manual Therapy</w:t>
       </w:r>
     </w:p>
     <w:p>
@@ -1757,7 +1756,7 @@
         <w:jc w:val="both"/>
       </w:pPr>
       <w:r>
-        <w:t>Ручная терапия - это практический подход, предназначенный для деактивации МТРП, устранения дисфункции мягких тканей и улучшения ограничений движения [235]. Мета-анализ сети, сравнивающий различные методы ручной терапии для MPS, показал, что комбинированные вмешательства достигли наибольшего эффекта для снижения интенсивности боли, в то время как афферентные методы снижения имели наибольший эффект на PPT [236]. Кроме того, в систематическом обзоре и метаанализе сообщалось о значительных улучшениях РОМ с помощью ручной терапии [237], а в другом обзоре были выявлены немедленные и краткосрочные преимущества как при боли, так и при РОМ, используя специально ишемическое сжатие для плечевого MPS [238].</w:t>
+        <w:t>Manual therapy is а hands-on approach designed to deactivate MTrPs, address soft tissue dysfunction, and improve movement limitations [235]. А network meta-analysis comparing various manual therapy techniques for MPS found that combined interventions achieved the largest effect size for reducing pain intensity, while afferent reduction techniques had the greatest effect on PPT [236]. Additionally, а systematic review and meta-analysis reported significant improvements in ROM with manual therapy interventions [237], and another review identified immediate and short-term benefits in both pain and ROM specifically using ischemic compression for shoulder MPS [238].</w:t>
       </w:r>
     </w:p>
     <w:p>
@@ -1768,7 +1767,7 @@
         <w:jc w:val="both"/>
       </w:pPr>
       <w:r>
-        <w:t>Эффективность ручной терапии по сравнению с альтернативными методами лечения варьируется в зависимости от региона MPS. Для MPS шеи и верхней части спины систематическое обследование не обнаружило существенных различий в результатах боли, ППТ или инвалидности между сухое иглоукалывание (DN) и ручной терапией точкой спусковой терапии, хотя оба показали аналогичную эффективность в улучшении боли и функции в краткосрочной и среднесрочной перспективе [239]. Для MPS, связанных с TMJD, ручная терапия обеспечивала эффективное облегчение боли, но не превосходила консультирование или BTX-А [240].</w:t>
+        <w:t>The effectiveness of manual therapy compared to alternative therapies varies by MPS region. For neck and upper back MPS, а systematic review found no significant differences in pain, PPT, or disability outcomes between сухое иглоукалывание (DN) and manual trigger point therapy, though both demonstrated similar efficacy in improving pain and function in the short to medium term [239]. For MPS associated with TMJD, manual therapy provided effective pain relief but was not superior to counseling or BTX-А [240]. In orofacial MPS, а systematic review reported improvements in pain intensity and PPT compared to no treatment; however, manual therapy was not more effective than KT or stretching techniques [235].</w:t>
       </w:r>
     </w:p>
     <w:p>
@@ -1779,7 +1778,7 @@
         <w:jc w:val="both"/>
       </w:pPr>
       <w:r>
-        <w:t>Существуют некоторые доказательства, подтверждающие эффективность ручной терапии для улучшения боли и ППТ по сравнению с отсутствием лечения. Однако исследования показывают, что ручная терапия не обеспечивает дополнительных преимуществ при боли, ППТ или инвалидности по сравнению с альтернативными методами лечения.</w:t>
+        <w:t>There is some evidence supporting the effectiveness of manual therapy for improving pain and PPT compared to no treatment. However, studies suggest that manual therapy does not provide additional benefits in pain, PPT, or disability compared to alternative therapies.</w:t>
       </w:r>
     </w:p>
     <w:p>
@@ -1790,7 +1789,7 @@
         <w:jc w:val="left"/>
       </w:pPr>
       <w:r>
-        <w:t>7.2.1.7 Кинезионная лента (KT)</w:t>
+        <w:t>7.2.1.7 Kinesio Taping (KT)</w:t>
       </w:r>
     </w:p>
     <w:p>
@@ -1801,7 +1800,7 @@
         <w:jc w:val="both"/>
       </w:pPr>
       <w:r>
-        <w:t>КТ все чаще используется клиниками в качестве поддерживающего лечения МПП. Систематический обзор и метаанализ на пациентах с МПП показал, что КТ более эффективен, чем другие методы лечения, в улучшении интенсивности боли и РОМ сразу после лечения; однако эти преимущества не сохранились при последующем наблюдении [241]. Кроме того, не наблюдалось значительного улучшения ППТ, мышечной силы или функциональной недостаточности [241]. Другой систематический обзор, ориентированный на верхний трапез MPS, сообщил, что КТ значительно улучшил боль по сравнению с контрольными группами, включая фальсификацию, освобождение миофаз. давления или физические упражнения [242]. В то время как KT может обеспечить краткосрочное улучшение интенсивности боли и РОМ для пациентов с MPS, его эффективность за пределами непосредственного периода после лечения остается неопределенной. Классификация уровней доказательств, используемых в таблице S1, основывается на стандартизированных утверждениях о эффективности, как указано в таблице S2.</w:t>
+        <w:t>KT is increasingly used by clinicians as а supportive treatment for MPS. А systematic review and meta-analysis on individuals with MPS found that KT was more effective than other treatments in improving pain intensity and ROM immediately after treatment; however, these benefits did not persist at follow-up [241]. Additionally, no significant improvements were observed in PPT, muscle strength, or functional disability [241]. Another systematic review focusing on upper trapezius MPS reported that KT significantly improved pain compared to control groups, including sham, myofascial pressure release, or exercise [242]. While KT may provide short-term improvements in pain intensity and ROM for MPS patients, its effectiveness beyond the immediate post-treatment period remains uncertain. Refer to Table S1 for а summary of MPS therapies, including supporting evidence, key findings, and common adverse effects. The classification of evidence levels used in Table S1 is based on standardized effectiveness statements, as outlined in Table S2.</w:t>
       </w:r>
     </w:p>
     <w:p>
@@ -1818,7 +1817,7 @@
         <w:rPr>
           <w:sz w:val="18"/>
         </w:rPr>
-        <w:t>8 Заключения</w:t>
+        <w:t>8 Conclusions</w:t>
       </w:r>
     </w:p>
     <w:p>
@@ -1829,7 +1828,7 @@
         <w:jc w:val="both"/>
       </w:pPr>
       <w:r>
-        <w:t>MPS - это сложное биопсихосоциальное состояние, характеризующееся MTrP, которое вызывает боль, мышечную дисфункцию и ограниченную мобильность. Диагностика остается сложной из-за отсутствия стандартизированных критериев и перекрытия симптомов с другими хроническими болевыми состояниями. Идентификация МТРП в настоящее время является основным методом диагностики, хотя достижения в области технологии визуализации обещают более объективные подходы.</w:t>
+        <w:t>MPS is а complex biopsychosocial condition characterized by MTrPs that cause pain, muscle dysfunction, and restricted mobility. Diagnosis remains challenging due to the lack of standardized criteria and symptom overlap with other chronic pain conditions. Identifying MTrPs is currently the primary diagnostic method, though advancements in imaging technology hold promise for more objective approaches. А deeper understanding of MPS neurophysiology can enhance diagnostic accuracy, guide management, and clarify differential diagnoses.</w:t>
       </w:r>
     </w:p>
     <w:p>
@@ -1840,7 +1839,7 @@
         <w:jc w:val="both"/>
       </w:pPr>
       <w:r>
-        <w:t>Эффективное лечение МПС, как правило, требует мультимодального подхода, который объединяет фармакологические и нефармакологические методы лечения. Некоторые данные подтверждают использование сухой иглы, иглоукалывания, магнитной стимуляции, ультразвуковой терапии, лазерной терапии и ручной терапии для улучшения боли и/или РОМ, особенно по сравнению с фиктивным или плацебо; однако их эффективность относительно альтернативных методов лечения остается несовместимой. В экстракорпоральной терапии ударных волн есть некоторые доказательства, подтверждающие ее использование в качестве дополнительной терапии. Кроме того, эффективность баклофена, габапентина, тизанидина и триптанов остается недостаточной для определения, поскольку существующие данные ограничены или не являются убедительными.</w:t>
+        <w:t>Effective treatment of MPS generally requires а multimodal approach that integrates pharmacological and non-pharmacological therapies. Evidence indicates sufficient support for the use of local anesthetic injections, which consistently demonstrate significant improvements in pain and functionality compared to placebo and alternative therapies. Some evidence supports the use of dry needling, акупунктура, magnetic stimulation, ultrasound therapy, laser therapy, and manual therapy for improving pain and/or ROM, particularly when compared to sham or placebo; however, their effectiveness relative to alternative therapies remains inconsistent. Extracorporeal shock wave therapy has some evidence supporting its use as an adjunct therapy. Conversely, therapies such as cyclobenzaprine, diclofenac, thiocolchicoside, capsaicin, EMLA cream, and TENS show insufficient evidence for their effectiveness in MPS, and further high-quality research is needed. Additionally, the effectiveness of baclofen, gabapentin, tizanidine, and triptans remains insufficient to determine, as the current evidence is limited or inconclusive.</w:t>
       </w:r>
     </w:p>
     <w:p>
@@ -1851,7 +1850,7 @@
         <w:jc w:val="both"/>
       </w:pPr>
       <w:r>
-        <w:t>Для эффективного управления MPS необходим ориентированный на пациента подход, который сочетает в себе лечение, основанное на доказательствах, с общими целями между пациентом и клиником. Будущие исследования должны быть направлены на усовершенствование диагностических методов и оценку долгосрочных результатов интегрированных стратегий лечения для улучшения качества жизни пациентов и снижения бремени медицинской помощи от MPS.</w:t>
+        <w:t>А patient-centered approach that combines evidence-based treatments with shared goals between the patient and clinician is essential for managing MPS effectively. Future research should aim to refine diagnostic methods and evaluate the long-term outcomes of integrated treatment strategies to improve patient quality of life and reduce the healthcare burden of MPS.</w:t>
       </w:r>
     </w:p>
     <w:p>
@@ -1862,7 +1861,7 @@
         <w:jc w:val="left"/>
       </w:pPr>
       <w:r>
-        <w:t>Вклад автора</w:t>
+        <w:t>Author Contributions</w:t>
       </w:r>
     </w:p>
     <w:p>
@@ -1873,12 +1872,35 @@
         <w:jc w:val="left"/>
       </w:pPr>
       <w:r>
-        <w:t>Джереми П. Штин: концептуализация, методология, расследование, написание обзора и редактирование, написание оригинального проекта, формальный анализ, администрация проекта, курация данных. Кишор С. Джайсвал: расследование, написание оригинального проекта, методология, написание обзора и редактирование, формальный анализ, курация данных. Динеш Кумбхаре: концептуализация, исследование, методология, надзор, написание обзор и редактирование, управление проектами.</w:t>
+        <w:t>Jeremy Р. Steen: conceptualization, methodology, investigation, writing – review and editing, writing – original draft, formal analysis, project administration, data curation. Kishore S. Jaiswal: investigation, writing – original draft, methodology, writing – review and editing, formal analysis, data curation. Dinesh Kumbhare: conceptualization, investigation, methodology, supervision, writing – review and editing, project administration.</w:t>
       </w:r>
     </w:p>
     <w:p>
       <w:r>
         <w:br w:type="page"/>
+      </w:r>
+    </w:p>
+    <w:p>
+      <w:pPr>
+        <w:pStyle w:val="ListBullet"/>
+        <w:jc w:val="left"/>
+      </w:pPr>
+      <w:r>
+        <w:rPr>
+          <w:b w:val="0"/>
+        </w:rPr>
+        <w:t>J. Р. S. was supported by the Canada Graduate Scholarship from the Canadian Institutes of Health Research (CIHR) and an Ontario Graduate Scholarship.</w:t>
+      </w:r>
+    </w:p>
+    <w:p>
+      <w:pPr>
+        <w:pStyle w:val="Heading1"/>
+        <w:keepNext/>
+        <w:spacing w:before="360" w:after="240"/>
+        <w:jc w:val="left"/>
+      </w:pPr>
+      <w:r>
+        <w:t>Ethics Statement</w:t>
       </w:r>
     </w:p>
     <w:p>
@@ -1889,7 +1911,7 @@
         <w:jc w:val="both"/>
       </w:pPr>
       <w:r>
-        <w:t>J. Р. S. была поддержана стипендией Канады для выпускников из канадских институтов исследований здравоохранения (CIHR) и стипендией Онтарио для выпускников.</w:t>
+        <w:t>We confirm that we have read the Journal's position on issues involved in ethical publication and affirm that this report is consistent with those guidelines.</w:t>
       </w:r>
     </w:p>
     <w:p>
@@ -1900,7 +1922,18 @@
         <w:jc w:val="left"/>
       </w:pPr>
       <w:r>
-        <w:t>Этическое заявление</w:t>
+        <w:t>Conflicts of Interest The authors declare no conflicts of interest.</w:t>
+      </w:r>
+    </w:p>
+    <w:p>
+      <w:pPr>
+        <w:pStyle w:val="Heading2"/>
+        <w:keepNext/>
+        <w:spacing w:before="280" w:after="160"/>
+        <w:jc w:val="left"/>
+      </w:pPr>
+      <w:r>
+        <w:t>Data Availability Statement</w:t>
       </w:r>
     </w:p>
     <w:p>
@@ -1911,18 +1944,7 @@
         <w:jc w:val="both"/>
       </w:pPr>
       <w:r>
-        <w:t>Мы подтверждаем, что мы прочитали позицию журнала по вопросам, связанным с этической публикацией, и подтверждаем, что данный доклад соответствует этим рекомендациям.</w:t>
-      </w:r>
-    </w:p>
-    <w:p>
-      <w:pPr>
-        <w:pStyle w:val="Heading1"/>
-        <w:keepNext/>
-        <w:spacing w:before="360" w:after="240"/>
-        <w:jc w:val="left"/>
-      </w:pPr>
-      <w:r>
-        <w:t>Конфликты интересов Авторы заявляют, что нет конфликтов интересов.</w:t>
+        <w:t>Data sharing is not applicable to this article as no new data were created or analyzed in this study.</w:t>
       </w:r>
     </w:p>
     <w:p>
@@ -1933,7 +1955,7 @@
         <w:jc w:val="left"/>
       </w:pPr>
       <w:r>
-        <w:t>Заявление о доступности данных</w:t>
+        <w:t>Filename Description</w:t>
       </w:r>
     </w:p>
     <w:p>
@@ -1944,18 +1966,7 @@
         <w:jc w:val="both"/>
       </w:pPr>
       <w:r>
-        <w:t>Обмен данными не применяется к настоящей статье, поскольку в данном исследовании не были созданы или проанализированы новые данные.</w:t>
-      </w:r>
-    </w:p>
-    <w:p>
-      <w:pPr>
-        <w:pStyle w:val="Heading2"/>
-        <w:keepNext/>
-        <w:spacing w:before="280" w:after="160"/>
-        <w:jc w:val="left"/>
-      </w:pPr>
-      <w:r>
-        <w:t>Файловое название Описание</w:t>
+        <w:t>mus28377-sup-0001-TableS1.docx Word 2007 document, 64.6 KB Table S1. Summary of therapies for myofascial pain syndrome and evidence supporting their use.</w:t>
       </w:r>
     </w:p>
     <w:p>
@@ -1966,7 +1977,7 @@
         <w:jc w:val="both"/>
       </w:pPr>
       <w:r>
-        <w:t>mus28377-sup-0001- Таблица S1.docx Word 2007 документ, 64.6 KB Таблица S1.</w:t>
+        <w:t>mus28377-sup-0002-TableS2.docx Word 2007 document, 16.7 KB Table S2. Standardized effectiveness statements.</w:t>
       </w:r>
     </w:p>
     <w:p>
@@ -1977,7 +1988,7 @@
         <w:jc w:val="both"/>
       </w:pPr>
       <w:r>
-        <w:t>mus28377-sup-0002-TableS2.docx Документ Word 2007, 16.7 KB Таблица S2. Стандартизированные заявления об эффективности.</w:t>
+        <w:t>Please note: The publisher is not responsible for the content or functionality of any supporting information supplied by the authors. Any queries (other than missing content) should be directed to the corresponding author for the article.</w:t>
       </w:r>
     </w:p>
     <w:p>
@@ -1988,7 +1999,23 @@
         <w:jc w:val="both"/>
       </w:pPr>
       <w:r>
-        <w:t>Обратите внимание: издатель не несет ответственности за содержание или функциональность любой информации, предоставляемой авторами.</w:t>
+        <w:t>1 D. G. Simons, “Clinical and Etiological Update of Myofascial Pain From Trigger Points,” Journal of Musculoskeletal Pain 4, no. 1–2 (1996): 93–122, https://doi.org/10.1300/J094v04n01_07.</w:t>
+      </w:r>
+    </w:p>
+    <w:p>
+      <w:pPr>
+        <w:pStyle w:val="Heading2"/>
+        <w:keepNext/>
+        <w:spacing w:before="280" w:after="160"/>
+        <w:jc w:val="left"/>
+      </w:pPr>
+      <w:r>
+        <w:t>Google Scholar Acknowledgments</w:t>
+      </w:r>
+    </w:p>
+    <w:p>
+      <w:r>
+        <w:br w:type="page"/>
       </w:r>
     </w:p>
     <w:p>
@@ -1999,7 +2026,7 @@
         <w:jc w:val="both"/>
       </w:pPr>
       <w:r>
-        <w:t>1 Д. Г. Симонс, Клиническое и этиологическое обновление миофазциальной боли от триггерных точек, Журнал мышечно-скелетной боли 4, No 12 (1996): 93122, https://doi.org/10.1300/J094v04n01_07.</w:t>
+        <w:t>2 J. Donnelly, Travell, Simons &amp; Simons' Myofascial Pain and Dysfunction the Trigger Point Manual, 3rd ed. (Lippincott Williams &amp; Wilkins, 2018).</w:t>
       </w:r>
     </w:p>
     <w:p>
@@ -2010,12 +2037,51 @@
         <w:jc w:val="left"/>
       </w:pPr>
       <w:r>
-        <w:t>Поздравления ученых Google</w:t>
-      </w:r>
-    </w:p>
-    <w:p>
-      <w:r>
-        <w:br w:type="page"/>
+        <w:t>Google Scholar</w:t>
+      </w:r>
+    </w:p>
+    <w:p>
+      <w:pPr>
+        <w:pStyle w:val="Heading1"/>
+        <w:keepNext/>
+        <w:spacing w:before="360" w:after="240"/>
+        <w:jc w:val="left"/>
+      </w:pPr>
+      <w:r>
+        <w:t>3 С. Fernandez-de-Las-Penas and J. Dommerholt, “International Consensus on Diagnostic Criteria and Clinical Considerations</w:t>
+      </w:r>
+    </w:p>
+    <w:p>
+      <w:pPr>
+        <w:pStyle w:val="Heading2"/>
+        <w:keepNext/>
+        <w:spacing w:before="280" w:after="160"/>
+        <w:jc w:val="left"/>
+      </w:pPr>
+      <w:r>
+        <w:t>PubMed Web of Science® Google Scholar</w:t>
+      </w:r>
+    </w:p>
+    <w:p>
+      <w:pPr>
+        <w:pStyle w:val="Heading1"/>
+        <w:keepNext/>
+        <w:spacing w:before="360" w:after="240"/>
+        <w:jc w:val="left"/>
+      </w:pPr>
+      <w:r>
+        <w:t>4 R. D. Gerwin, “Diagnosis of Myofascial Pain Syndrome,” Physical Medicine and Rehabilitation Clinics of North America 25,</w:t>
+      </w:r>
+    </w:p>
+    <w:p>
+      <w:pPr>
+        <w:pStyle w:val="Heading2"/>
+        <w:keepNext/>
+        <w:spacing w:before="280" w:after="160"/>
+        <w:jc w:val="left"/>
+      </w:pPr>
+      <w:r>
+        <w:t>PubMed Web of Science® Google Scholar</w:t>
       </w:r>
     </w:p>
     <w:p>
@@ -2026,7 +2092,7 @@
         <w:jc w:val="both"/>
       </w:pPr>
       <w:r>
-        <w:t>2 J. Donnelly, Travell, Simons &amp; Simons' Myofascial Pain and Dysfunction Trigger Point Manual, 3-е издание (Lippincott Williams &amp; Wilkins, 2018).</w:t>
+        <w:t>5 М. А. Giamberardino, G. Affaitati, А. Fabrizio, and R. Costantini, “Myofascial Pain Syndromes and Their Evaluation,” Best Practice and Research Clinical Rheumatology 25, no. 2 (2011): 185–198, h ttps://doi.org/10.1016/j.berh.2011.01.002.</w:t>
       </w:r>
     </w:p>
     <w:p>
@@ -2037,7 +2103,73 @@
         <w:jc w:val="left"/>
       </w:pPr>
       <w:r>
-        <w:t>Ученый Google</w:t>
+        <w:t>PubMed Web of Science® Google Scholar</w:t>
+      </w:r>
+    </w:p>
+    <w:p>
+      <w:pPr>
+        <w:pStyle w:val="Heading1"/>
+        <w:keepNext/>
+        <w:spacing w:before="360" w:after="240"/>
+        <w:jc w:val="left"/>
+      </w:pPr>
+      <w:r>
+        <w:t>6 R. Celiker, А. Atalay, and Z. Guven, “Health-Related Quality of Life in Patients With Myofascial Pain Syndrome,” Current</w:t>
+      </w:r>
+    </w:p>
+    <w:p>
+      <w:pPr>
+        <w:pStyle w:val="Heading2"/>
+        <w:keepNext/>
+        <w:spacing w:before="280" w:after="160"/>
+        <w:jc w:val="left"/>
+      </w:pPr>
+      <w:r>
+        <w:t>PubMed Web of Science® Google Scholar</w:t>
+      </w:r>
+    </w:p>
+    <w:p>
+      <w:pPr>
+        <w:pStyle w:val="Heading1"/>
+        <w:keepNext/>
+        <w:spacing w:before="360" w:after="240"/>
+        <w:jc w:val="left"/>
+      </w:pPr>
+      <w:r>
+        <w:t>7 А. Drewes and Р. Jennum, “Epidemiology of Myofascial Pain, Low Back Pain, Morning Stiffness and Sleep-Related Complaints</w:t>
+      </w:r>
+    </w:p>
+    <w:p>
+      <w:pPr>
+        <w:pStyle w:val="Heading2"/>
+        <w:keepNext/>
+        <w:spacing w:before="280" w:after="160"/>
+        <w:jc w:val="left"/>
+      </w:pPr>
+      <w:r>
+        <w:t>Google Scholar</w:t>
+      </w:r>
+    </w:p>
+    <w:p>
+      <w:pPr>
+        <w:pStyle w:val="Heading1"/>
+        <w:keepNext/>
+        <w:spacing w:before="360" w:after="240"/>
+        <w:jc w:val="left"/>
+      </w:pPr>
+      <w:r>
+        <w:t>8 V. К. Podichetty, D. J. Mazanec, and R. S. Biscup, “Chronic Non-Malignant Musculoskeletal Pain in Older Adults: Clinical</w:t>
+      </w:r>
+    </w:p>
+    <w:p>
+      <w:pPr>
+        <w:pStyle w:val="Heading2"/>
+        <w:keepNext/>
+        <w:spacing w:before="280" w:after="160"/>
+        <w:jc w:val="left"/>
+      </w:pPr>
+      <w:r>
+        <w:t>CAS PubMed Web of Science® Google Scholar</w:t>
       </w:r>
     </w:p>
     <w:p>
@@ -2048,7 +2180,12 @@
         <w:jc w:val="both"/>
       </w:pPr>
       <w:r>
-        <w:t>3 С. Фернандес-де-Лас-Пенас и Д. Домерхольт, Международный консенсус по диагностическим критериям и клиническим соображениям миофазсовых триггерных точек: исследование Дельфи, Медицинская помощь боли 19, No 1 (2018): 142150, https://doi.org/10.1093/pm/pnx207.</w:t>
+        <w:t>9 А. Kaergaard and J. H. Andersen, “Musculoskeletal Disorders of the Neck and Shoulders in Female Sewing Machine Operators: Prevalence, Incidence, and Prognosis,” Occupational and Environmental Medicine 57, no. 8 (2000): 528–534, https://doi.org/10.1136/oem.57.8.528.</w:t>
+      </w:r>
+    </w:p>
+    <w:p>
+      <w:r>
+        <w:br w:type="page"/>
       </w:r>
     </w:p>
     <w:p>
@@ -2059,7 +2196,7 @@
         <w:jc w:val="left"/>
       </w:pPr>
       <w:r>
-        <w:t>PubMed Web of Science® Google Scholar</w:t>
+        <w:t>CAS PubMed Web of Science® Google Scholar</w:t>
       </w:r>
     </w:p>
     <w:p>
@@ -2070,7 +2207,7 @@
         <w:jc w:val="left"/>
       </w:pPr>
       <w:r>
-        <w:t>4 Р. Д. Гервин, Диагностика миофасциального синдрома боли, Физическая медицина и реабилитационные клиники Северной Америки</w:t>
+        <w:t>10 S. А. Skootsky, В. Jaeger, and R. К. Oye, “Prevalence of Myofascial Pain in General Internal Medicine Practice,” Western</w:t>
       </w:r>
     </w:p>
     <w:p>
@@ -2081,7 +2218,30 @@
         <w:jc w:val="left"/>
       </w:pPr>
       <w:r>
-        <w:t>PubMed Web of Science® Google Scholar</w:t>
+        <w:t>CAS PubMed Web of Science® Google Scholar</w:t>
+      </w:r>
+    </w:p>
+    <w:p>
+      <w:pPr>
+        <w:spacing w:before="120" w:after="120"/>
+        <w:jc w:val="center"/>
+      </w:pPr>
+      <w:r>
+        <w:rPr>
+          <w:rFonts w:ascii="Courier New" w:hAnsi="Courier New"/>
+        </w:rPr>
+        <w:t>11 D. А. Fishbain, М. Goldberg, R. В. Meagher, R. Steele, and H. Rosomoff, “Male and Female Chronic Pain Patients Categorized by DSM-III Psychiatric Diagnostic Criteria,” Pain 26, no. 2 (1986): 181–197, https://doi.org/10.1016/0304-3959(86)90074-6.</w:t>
+      </w:r>
+    </w:p>
+    <w:p>
+      <w:pPr>
+        <w:pStyle w:val="Heading2"/>
+        <w:keepNext/>
+        <w:spacing w:before="280" w:after="160"/>
+        <w:jc w:val="left"/>
+      </w:pPr>
+      <w:r>
+        <w:t>CAS PubMed Web of Science® Google Scholar</w:t>
       </w:r>
     </w:p>
     <w:p>
@@ -2092,7 +2252,7 @@
         <w:jc w:val="both"/>
       </w:pPr>
       <w:r>
-        <w:t>5 М. А. Гиамбердино, Г. Affaitati, А. Фабрицио и Р. Костантини, Миофазциальные болевые синдромы и их оценка, Лучшая практика и исследования клиническая ревматология 25, No 2 (2011): 185198, h ttps://doi.org/10.1016/j.berh.2011.01.002.</w:t>
+        <w:t>12 R. Gerwin, “А Study of 96 Subjects Examined Both for Fibromyalgia and Myofascial Pain,” Journal of Musculoskeletal Pain 3, no. Suppl 1 (1995): 121.</w:t>
       </w:r>
     </w:p>
     <w:p>
@@ -2103,7 +2263,30 @@
         <w:jc w:val="left"/>
       </w:pPr>
       <w:r>
-        <w:t>PubMed Web of Science® Google Scholar</w:t>
+        <w:t>Google Scholar</w:t>
+      </w:r>
+    </w:p>
+    <w:p>
+      <w:pPr>
+        <w:spacing w:before="120" w:after="120"/>
+        <w:jc w:val="center"/>
+      </w:pPr>
+      <w:r>
+        <w:rPr>
+          <w:rFonts w:ascii="Courier New" w:hAnsi="Courier New"/>
+        </w:rPr>
+        <w:t>13 S. Rashiq and В. S. Galer, “Proximal Myofascial Dysfunction in Complex Regional Pain Syndrome: А Retrospective Prevalence Study,” Clinical Journal of Pain 15, no. 2 (1999): 151–153, htt ps://doi.org/10.1097/00002508-199906000-00013.</w:t>
+      </w:r>
+    </w:p>
+    <w:p>
+      <w:pPr>
+        <w:pStyle w:val="Heading2"/>
+        <w:keepNext/>
+        <w:spacing w:before="280" w:after="160"/>
+        <w:jc w:val="left"/>
+      </w:pPr>
+      <w:r>
+        <w:t>CAS PubMed Web of Science® Google Scholar</w:t>
       </w:r>
     </w:p>
     <w:p>
@@ -2114,7 +2297,7 @@
         <w:jc w:val="both"/>
       </w:pPr>
       <w:r>
-        <w:t>6 Р. Селикер, А. Аталай и З. Гувен, Качество жизни пациентов с синдромом миофазсовой боли, Отчеты о текущей боли и головной боли 14, No 5 (2010): 361366, https://doi.org/10.1 007/s11916-010-0141-7.</w:t>
+        <w:t>14 Е. Cerezo-Tellez, М. Torres-Lacomba, О. Mayoral-Del Moral, В. Sanchez-Sanchez, J. Dommerholt, and С. Gutierrez-Ortega, “Prevalence of Myofascial Pain Syndrome in Chronic NonSpecific Neck Pain: А Population-Based Cross-Sectional Descriptive Study,” Pain Medicine 17, no. 12 (2016): 2369–2377, https://doi.org/10.1093/pm/pnw114.</w:t>
       </w:r>
     </w:p>
     <w:p>
@@ -2136,7 +2319,7 @@
         <w:jc w:val="both"/>
       </w:pPr>
       <w:r>
-        <w:t>7 А. Дрюс и П. Дженнум, Эпидемиология миофазциальной боли, в пояснице, утренней жесткости и жалоб, связанных с сном, в общей популяции, Журнал мышечно-скелетной боли 3, No suppl 1 (1995): 68.</w:t>
+        <w:t>15 М. Torres Lacomba, О. Mayoral del Moral, J. L. Coperias Zazo, R. D. Gerwin, and А. Z. Goni, “Incidence of Myofascial Pain Syndrome in Breast Cancer Surgery: А Prospective Study,” Clinical Journal of Pain 26, no. 4 (2010): 320–325, https://doi.org/10.1097/AJP.0b013e3181c4904a.</w:t>
       </w:r>
     </w:p>
     <w:p>
@@ -2147,7 +2330,7 @@
         <w:jc w:val="left"/>
       </w:pPr>
       <w:r>
-        <w:t>Ученый Google</w:t>
+        <w:t>PubMed Web of Science® Google Scholar</w:t>
       </w:r>
     </w:p>
     <w:p>
@@ -2158,7 +2341,7 @@
         <w:jc w:val="both"/>
       </w:pPr>
       <w:r>
-        <w:t>8 В. К. Подичеттти, Д. Дж. Мазанец и Р. С. Бискуп, Хроническая немалигенная мышечная болезнь у пожилых людей: клинические проблемы и вмешательство в опиоиды, Postgraduate Medical Journal 79, No 937 (2003): 627633, https://doi.org/10.1136/pmj.79.937.627.</w:t>
+        <w:t>16 L. R. Cardoso, С. С. Rizzo, С. Z. de Oliveira, С. R. dos Santos, and А. L. Carvalho, “Myofascial Pain Syndrome After Head and Neck Cancer Treatment: Prevalence, Risk Factors, and Influence on Quality of Life,” Head and Neck 37, no. 12 (2015): 1733–1737, https://doi.org/10.1002/hed.23825.</w:t>
       </w:r>
     </w:p>
     <w:p>
@@ -2169,7 +2352,12 @@
         <w:jc w:val="left"/>
       </w:pPr>
       <w:r>
-        <w:t>CAS PubMed Web of Science® Google Scholar</w:t>
+        <w:t>PubMed Web of Science® Google Scholar</w:t>
+      </w:r>
+    </w:p>
+    <w:p>
+      <w:r>
+        <w:br w:type="page"/>
       </w:r>
     </w:p>
     <w:p>
@@ -2180,12 +2368,7 @@
         <w:jc w:val="both"/>
       </w:pPr>
       <w:r>
-        <w:t>9 А. Каергард и Дж. Х. Андерсен, Мускулоскелетные расстройства шеи и плеч у женщин-операторов швейных машин: распространенность, частота и прогноз, Медицина труда и окружающей среды 57, No 8 (2000): 528534, https://doi.org/10.1136/oem.57.8.528.</w:t>
-      </w:r>
-    </w:p>
-    <w:p>
-      <w:r>
-        <w:br w:type="page"/>
+        <w:t>17 D. G. Simons, J. G. Travell, and L. S. Simons, “ Myofascial Pain and Dysfunction: The Trigger Point Manual,” in The Upper Half of Body, vol. 1, 2nd ed. (Lippincott Williams &amp; Wilkins, 1999).</w:t>
       </w:r>
     </w:p>
     <w:p>
@@ -2196,7 +2379,51 @@
         <w:jc w:val="left"/>
       </w:pPr>
       <w:r>
-        <w:t>CAS PubMed Web of Science® Google Scholar</w:t>
+        <w:t>Google Scholar</w:t>
+      </w:r>
+    </w:p>
+    <w:p>
+      <w:pPr>
+        <w:pStyle w:val="Heading1"/>
+        <w:keepNext/>
+        <w:spacing w:before="360" w:after="240"/>
+        <w:jc w:val="left"/>
+      </w:pPr>
+      <w:r>
+        <w:t>18 R. Bennett, “Myofascial Pain Syndromes and Their Evaluation,” Best Practice and Research Clinical Rheumatology 21, no. 3</w:t>
+      </w:r>
+    </w:p>
+    <w:p>
+      <w:pPr>
+        <w:pStyle w:val="Heading2"/>
+        <w:keepNext/>
+        <w:spacing w:before="280" w:after="160"/>
+        <w:jc w:val="left"/>
+      </w:pPr>
+      <w:r>
+        <w:t>PubMed Web of Science® Google Scholar</w:t>
+      </w:r>
+    </w:p>
+    <w:p>
+      <w:pPr>
+        <w:pStyle w:val="Heading1"/>
+        <w:keepNext/>
+        <w:spacing w:before="360" w:after="240"/>
+        <w:jc w:val="left"/>
+      </w:pPr>
+      <w:r>
+        <w:t>19 J. G. Travell and D. G. Simons, Myofascial Pain and Dysfunction: The Trigger Point Manual, vol. 2 (Lippincott Williams &amp;</w:t>
+      </w:r>
+    </w:p>
+    <w:p>
+      <w:pPr>
+        <w:pStyle w:val="Heading2"/>
+        <w:keepNext/>
+        <w:spacing w:before="280" w:after="160"/>
+        <w:jc w:val="left"/>
+      </w:pPr>
+      <w:r>
+        <w:t>Google Scholar</w:t>
       </w:r>
     </w:p>
     <w:p>
@@ -2207,7 +2434,7 @@
         <w:jc w:val="both"/>
       </w:pPr>
       <w:r>
-        <w:t>10 С. А. Скоцкий, Б. Джейгер и Р. К. Оэй, Превивалентность миофазциальной боли в общей практике внутренней медицины, Western Journal of Medicine 151, No 2 (1989): 157160.</w:t>
+        <w:t>20 S. Perez-Palomares, В. Oliván-Blázquez, А. М. Arnal-Burró, et al., “Contributions of Myofascial Pain in Diagnosis and Treatment of Shoulder Pain. А Randomized Control Trial,” BMC Musculoskeletal Disorders 10 (2009): 1–7.</w:t>
       </w:r>
     </w:p>
     <w:p>
@@ -2218,30 +2445,7 @@
         <w:jc w:val="left"/>
       </w:pPr>
       <w:r>
-        <w:t>CAS PubMed Web of Science® Google Scholar</w:t>
-      </w:r>
-    </w:p>
-    <w:p>
-      <w:pPr>
-        <w:spacing w:before="120" w:after="120"/>
-        <w:jc w:val="center"/>
-      </w:pPr>
-      <w:r>
-        <w:rPr>
-          <w:rFonts w:ascii="Courier New" w:hAnsi="Courier New"/>
-        </w:rPr>
-        <w:t>11 Д. А. Фишбен, М. Голдберг, Р. Б. Мигер, Р. Стил и Х. Росомофф, Мужские и женские пациенты с хронической болью, классифицированные по ДСМ- III психиатрическим диагностическим критериям, Боль 26, No 2 (1986): 181197, https://doi.org/10.1016/0304-3959(86) 90074-6.</w:t>
-      </w:r>
-    </w:p>
-    <w:p>
-      <w:pPr>
-        <w:pStyle w:val="Heading2"/>
-        <w:keepNext/>
-        <w:spacing w:before="280" w:after="160"/>
-        <w:jc w:val="left"/>
-      </w:pPr>
-      <w:r>
-        <w:t>CAS PubMed Web of Science® Google Scholar</w:t>
+        <w:t>PubMed Web of Science® Google Scholar</w:t>
       </w:r>
     </w:p>
     <w:p>
@@ -2252,7 +2456,7 @@
         <w:jc w:val="both"/>
       </w:pPr>
       <w:r>
-        <w:t>12 Р. Гервин, Исследование 96 субъектов, изученных как для фибромиалгии, так и для миофазциальной боли, Журнал мышечно-скелетной боли 3, No. Дополнение 1 (1995): 121.</w:t>
+        <w:t>21 J. Edwards, “The Importance of Postural Habits in Perpetuating Myofascial Trigger Point Pain,” акупунктура in Medicine 23, no. 2 (2005): 77–82.</w:t>
       </w:r>
     </w:p>
     <w:p>
@@ -2263,30 +2467,7 @@
         <w:jc w:val="left"/>
       </w:pPr>
       <w:r>
-        <w:t>Ученый Google</w:t>
-      </w:r>
-    </w:p>
-    <w:p>
-      <w:pPr>
-        <w:spacing w:before="120" w:after="120"/>
-        <w:jc w:val="center"/>
-      </w:pPr>
-      <w:r>
-        <w:rPr>
-          <w:rFonts w:ascii="Courier New" w:hAnsi="Courier New"/>
-        </w:rPr>
-        <w:t>13 С. Рашик и Б. С. Галер, Проксимальная миофасциальная дисфункция в комплексном региональном синдроме боли: ретроспективное исследование распространенности, Клинический журнал боли 15, No 2 (1999): 151153, http://doi.org/10.1097/00002508-199906000-00013.</w:t>
-      </w:r>
-    </w:p>
-    <w:p>
-      <w:pPr>
-        <w:pStyle w:val="Heading2"/>
-        <w:keepNext/>
-        <w:spacing w:before="280" w:after="160"/>
-        <w:jc w:val="left"/>
-      </w:pPr>
-      <w:r>
-        <w:t>CAS PubMed Web of Science® Google Scholar</w:t>
+        <w:t>PubMed Google Scholar</w:t>
       </w:r>
     </w:p>
     <w:p>
@@ -2297,7 +2478,7 @@
         <w:jc w:val="both"/>
       </w:pPr>
       <w:r>
-        <w:t>14 Э. Церезо-Теллез, М. Торрес-Лакомба, О. Майор-Дель Мораль, Б. Санчес-Санчес, Дж. Домерхольт и Ц. Гутьеррез-Ортега, Превилентность синдрома миофазсовой боли в хронической неспецифической боли в шее: Пересекательное описательное исследование, основанное на популяции, Медицинская болезнь 17, No 12 (2016): 23692377, https://doi.org/10.1093/pm/pnw114.</w:t>
+        <w:t>22 М. Cummings and Р. Baldry, “Regional Myofascial Pain: Diagnosis and Management,” Best Practice and Research Clinical Rheumatology 21, no. 2 (2007): 367–387.</w:t>
       </w:r>
     </w:p>
     <w:p>
@@ -2319,7 +2500,7 @@
         <w:jc w:val="both"/>
       </w:pPr>
       <w:r>
-        <w:t>15 М. Торрес Лакомба, О. Майорл дель Мораль, Дж. Л. Копериас Зазо, Р. Д. Гервин и А. З. Гони, Инцидентность синдрома миофасциальной боли в хирургии рака молочной железы: перспективное исследование, Клинический журнал боли 26, No 4 (2010): 320325, https://doi.org/10.1097/AJP.0b013e3181c4904a.</w:t>
+        <w:t>23 J. Travell, “Identification of Myofascial Trigger Point Syndromes: А Case of Atypical Facial Neuralgia,” Archives of Physical Medicine and Rehabilitation 62, no. 3 (1981): 100–106.</w:t>
       </w:r>
     </w:p>
     <w:p>
@@ -2330,7 +2511,7 @@
         <w:jc w:val="left"/>
       </w:pPr>
       <w:r>
-        <w:t>PubMed Web of Science® Google Scholar</w:t>
+        <w:t>CAS PubMed Web of Science® Google Scholar</w:t>
       </w:r>
     </w:p>
     <w:p>
@@ -2341,7 +2522,7 @@
         <w:jc w:val="both"/>
       </w:pPr>
       <w:r>
-        <w:t>16 Л. Р. Кардосо, Ц. С. Рицзо, Ц. З. де Оливира, Ц. Р. дос Сантос и А. Л. Карвальхо, Миофазциальный синдром боли после лечения рака головы и шеи: распространенность, факторы риска и влияние на качество жизни, Глава и шея 37, No 12 (2015): 17331737, https://doi.org/10.1002/hed.23825.</w:t>
+        <w:t>24 Е. Tunks and J. Crook, “Regional Soft Tissue Pains: Alias Myofascial Pain?,” Best Practice and Research Clinical Rheumatology 13, no. 2 (1999): 345–369.</w:t>
       </w:r>
     </w:p>
     <w:p>
@@ -2352,12 +2533,34 @@
         <w:jc w:val="left"/>
       </w:pPr>
       <w:r>
-        <w:t>PubMed Web of Science® Google Scholar</w:t>
+        <w:t>Google Scholar</w:t>
       </w:r>
     </w:p>
     <w:p>
       <w:r>
         <w:br w:type="page"/>
+      </w:r>
+    </w:p>
+    <w:p>
+      <w:pPr>
+        <w:pStyle w:val="Heading1"/>
+        <w:keepNext/>
+        <w:spacing w:before="360" w:after="240"/>
+        <w:jc w:val="left"/>
+      </w:pPr>
+      <w:r>
+        <w:t>25 R. D. Gerwin, “The Management of Myofascial Pain Syndromes,” Journal of Musculoskeletal Pain 1, no. 3–4 (1993): 83–94.</w:t>
+      </w:r>
+    </w:p>
+    <w:p>
+      <w:pPr>
+        <w:pStyle w:val="Heading2"/>
+        <w:keepNext/>
+        <w:spacing w:before="280" w:after="160"/>
+        <w:jc w:val="left"/>
+      </w:pPr>
+      <w:r>
+        <w:t>Google Scholar</w:t>
       </w:r>
     </w:p>
     <w:p>
@@ -2368,29 +2571,7 @@
         <w:jc w:val="both"/>
       </w:pPr>
       <w:r>
-        <w:t>17 Д. Г. Симонс, Д. Г. Травелл и Л. С. Симонс, Миофазциальная боль и дисфункция: руководство по поводу точки триггера, в верхней половине тела, том 1, второе издание (Липпинкотт Уильямс и Уилкинс, 1999).</w:t>
-      </w:r>
-    </w:p>
-    <w:p>
-      <w:pPr>
-        <w:pStyle w:val="Heading2"/>
-        <w:keepNext/>
-        <w:spacing w:before="280" w:after="160"/>
-        <w:jc w:val="left"/>
-      </w:pPr>
-      <w:r>
-        <w:t>Ученый Google</w:t>
-      </w:r>
-    </w:p>
-    <w:p>
-      <w:pPr>
-        <w:pStyle w:val="Heading1"/>
-        <w:keepNext/>
-        <w:spacing w:before="360" w:after="240"/>
-        <w:jc w:val="left"/>
-      </w:pPr>
-      <w:r>
-        <w:t>18 Р. Беннет, Миофазциальные болевые синдромы и их оценка, Лучшая практика и исследования клиническая ревматология 21, No 3</w:t>
+        <w:t>26 Р. Channarong and С. Phongamwong, “Prevalence and Risk Factors of Vitamin Deficiency Among Patients With Chronic Myofascial Pain Syndrome: А Cross-Sectional Study,” BMC Nutrition 9, no. 1 (2023): 129.</w:t>
       </w:r>
     </w:p>
     <w:p>
@@ -2412,7 +2593,7 @@
         <w:jc w:val="both"/>
       </w:pPr>
       <w:r>
-        <w:t>19 J. G. Travell и D. G. Simons, Миофазциальная боль и дисфункция: руководство по поводу точек вызова, том 2 (Lippincott Williams &amp; Wilkins, 1992).</w:t>
+        <w:t>27 R. D. Gerwin, “А Review of Myofascial Pain and Fibromyalgia–Factors That Promote Their Persistence,” акупунктура in Medicine 23, no. 3 (2005): 121–134.</w:t>
       </w:r>
     </w:p>
     <w:p>
@@ -2423,7 +2604,29 @@
         <w:jc w:val="left"/>
       </w:pPr>
       <w:r>
-        <w:t>Ученый Google</w:t>
+        <w:t>PubMed Google Scholar</w:t>
+      </w:r>
+    </w:p>
+    <w:p>
+      <w:pPr>
+        <w:pStyle w:val="Heading1"/>
+        <w:keepNext/>
+        <w:spacing w:before="360" w:after="240"/>
+        <w:jc w:val="left"/>
+      </w:pPr>
+      <w:r>
+        <w:t>28 J. Dommerholt, С. Bron, and J. Franssen, “Myofascial Trigger Points: An Evidence-Informed Review,” Journal of Manual and</w:t>
+      </w:r>
+    </w:p>
+    <w:p>
+      <w:pPr>
+        <w:pStyle w:val="Heading2"/>
+        <w:keepNext/>
+        <w:spacing w:before="280" w:after="160"/>
+        <w:jc w:val="left"/>
+      </w:pPr>
+      <w:r>
+        <w:t>Google Scholar</w:t>
       </w:r>
     </w:p>
     <w:p>
@@ -2434,7 +2637,7 @@
         <w:jc w:val="both"/>
       </w:pPr>
       <w:r>
-        <w:t>20 С. Перес-Паломарес, Б. Оливан-Блазкез, А. М. Арнал-Бурро и др., Доступ миофазциальной боли в диагностике и лечении боли в плече.</w:t>
+        <w:t>29 А. Lalchhuanawma, “Finding the Possible Link Between Physical Activities, Dietary Nutrients and Health on Myofascial Pain Syndrome,” Current Medicine Research and Practice 11, no. 4 (2021): 176–180.</w:t>
       </w:r>
     </w:p>
     <w:p>
@@ -2445,7 +2648,7 @@
         <w:jc w:val="left"/>
       </w:pPr>
       <w:r>
-        <w:t>PubMed Web of Science® Google Scholar</w:t>
+        <w:t>Google Scholar</w:t>
       </w:r>
     </w:p>
     <w:p>
@@ -2456,7 +2659,7 @@
         <w:jc w:val="left"/>
       </w:pPr>
       <w:r>
-        <w:t>21 Дж. Эдвардс, Важность позурных привычек в устойчивом устранении боли в миофазциальной триггерной точке, Иглоукалывание в</w:t>
+        <w:t>30 R. D. Gerwin, “ Myofascial Pain Syndrome,” In Muscle Pain: Diagnosis and Treatment, edited by S. Mense, and R. D. Gerwin</w:t>
       </w:r>
     </w:p>
     <w:p>
@@ -2467,7 +2670,7 @@
         <w:jc w:val="left"/>
       </w:pPr>
       <w:r>
-        <w:t>PubMed Google Scholar</w:t>
+        <w:t>Google Scholar</w:t>
       </w:r>
     </w:p>
     <w:p>
@@ -2478,7 +2681,7 @@
         <w:jc w:val="both"/>
       </w:pPr>
       <w:r>
-        <w:t>22 М. Кэммингс и П. Болдри, Региональная миофазческая боль: диагностика и управление, Лучшая практика и исследования клиническая ревматология 21, No 2 (2007): 367387.</w:t>
+        <w:t>31 А. М. Velly, М. Gornitsky, and Р. Philippe, “Contributing Factors to Chronic Myofascial Pain: А Case–Control Study,” Pain 104, no. 3 (2003): 491–499.</w:t>
       </w:r>
     </w:p>
     <w:p>
@@ -2500,7 +2703,7 @@
         <w:jc w:val="both"/>
       </w:pPr>
       <w:r>
-        <w:t>23 Дж. Травелл, Идентификация синдромов миофасциальной триггерной точки: случай атипической неуральгии лица, Архивы физической медицины и реабилитации 62, No 3 (1981): 100106.</w:t>
+        <w:t>32 J. Р. Shah and Е. А. Gilliams, “Uncovering the Biochemical Milieu of Myofascial Trigger Points Using In Vivo Microdialysis: An Application of Muscle Pain Concepts to Myofascial Pain Syndrome,” Journal of Bodywork and Movement Therapies 12, no. 4 (2008): 371–384.</w:t>
       </w:r>
     </w:p>
     <w:p>
@@ -2511,7 +2714,12 @@
         <w:jc w:val="left"/>
       </w:pPr>
       <w:r>
-        <w:t>CAS PubMed Web of Science® Google Scholar</w:t>
+        <w:t>PubMed Google Scholar</w:t>
+      </w:r>
+    </w:p>
+    <w:p>
+      <w:r>
+        <w:br w:type="page"/>
       </w:r>
     </w:p>
     <w:p>
@@ -2522,7 +2730,7 @@
         <w:jc w:val="both"/>
       </w:pPr>
       <w:r>
-        <w:t>24 Э. Тункс и Дж. Кроук, Региональные боли в мягких тканях: прозвище миофазциальная боль?, Лучшая практика и исследования клиническая ревматология 13, No 2 (1999): 345369.</w:t>
+        <w:t>33 О. Altindag, А. Gur, and А. Altindag, “The Relationship Between Clinical Parameters and Depression Level in Patients With Myofascial Pain Syndrome,” Pain Medicine 9, no. 2 (2008): 161– 165.</w:t>
       </w:r>
     </w:p>
     <w:p>
@@ -2533,12 +2741,7 @@
         <w:jc w:val="left"/>
       </w:pPr>
       <w:r>
-        <w:t>Ученый Google</w:t>
-      </w:r>
-    </w:p>
-    <w:p>
-      <w:r>
-        <w:br w:type="page"/>
+        <w:t>CAS PubMed Web of Science® Google Scholar</w:t>
       </w:r>
     </w:p>
     <w:p>
@@ -2549,7 +2752,7 @@
         <w:jc w:val="left"/>
       </w:pPr>
       <w:r>
-        <w:t>25 Р. Д. Гервин, Управление миофазциальными болевыми синдромами, Журнал мышечно-скелетной боли 1, No 34 (1993): 8394.</w:t>
+        <w:t>34 В. Р. Dohrenwend, К. G. Raphael, J. J. Marbach, and R. М. Gallagher, “Why Is Depression Comorbid With Chronic Myofascial</w:t>
       </w:r>
     </w:p>
     <w:p>
@@ -2560,7 +2763,7 @@
         <w:jc w:val="left"/>
       </w:pPr>
       <w:r>
-        <w:t>Ученый Google</w:t>
+        <w:t>CAS PubMed Web of Science® Google Scholar</w:t>
       </w:r>
     </w:p>
     <w:p>
@@ -2571,7 +2774,7 @@
         <w:jc w:val="both"/>
       </w:pPr>
       <w:r>
-        <w:t>26 П. Чаннаронг и С. Фонгамвонг, Факторы распространенности и риска дефицита витамина среди пациентов с хроническим миофазциальным синдромом боли: кросс-секционное исследование, BMC Nutrition 9, no. 1 (2023): 129.</w:t>
+        <w:t>35 G. Vedolin, V. Lobato, Р. С. R. Conti, and J. R. Р. Lauris, “The Impact of Stress and Anxiety on the Pressure Pain Threshold of Myofascial Pain Patients,” Journal of Oral Rehabilitation 36, no. 5 (2009): 313–321.</w:t>
       </w:r>
     </w:p>
     <w:p>
@@ -2582,7 +2785,7 @@
         <w:jc w:val="left"/>
       </w:pPr>
       <w:r>
-        <w:t>PubMed Web of Science® Google Scholar</w:t>
+        <w:t>CAS PubMed Web of Science® Google Scholar</w:t>
       </w:r>
     </w:p>
     <w:p>
@@ -2593,7 +2796,7 @@
         <w:jc w:val="both"/>
       </w:pPr>
       <w:r>
-        <w:t>27 Р. Д. Гервин, Обзор миофазциальной боли и фибромиалгииФакторы, способствующие их стойкости, Иглоукалывание в медицине 23, No 3 (2005): 121134.</w:t>
+        <w:t>36 А. Lalchhuanawma, “Myofascial Pain Syndrome: Physical Activity, Nutrition and Health,” American Journal of Sports Science and Medicine 7 (2019): 20–22.</w:t>
       </w:r>
     </w:p>
     <w:p>
@@ -2604,7 +2807,7 @@
         <w:jc w:val="left"/>
       </w:pPr>
       <w:r>
-        <w:t>PubMed Google Scholar</w:t>
+        <w:t>Google Scholar</w:t>
       </w:r>
     </w:p>
     <w:p>
@@ -2615,7 +2818,7 @@
         <w:jc w:val="both"/>
       </w:pPr>
       <w:r>
-        <w:t>28 J. Dommerholt, С. Bron и J. Franssen, Миофазциальные триггерные точки: обзор с информацией о доказательствах, Журнал ручной и манипулятивной терапии 14, No 4 (2006): 203221.</w:t>
+        <w:t>37 А. Okifuji and В. D. Hare, “The Association Between Chronic Pain and Obesity,” Journal of Pain Research 8 (2015): 399–408.</w:t>
       </w:r>
     </w:p>
     <w:p>
@@ -2626,7 +2829,29 @@
         <w:jc w:val="left"/>
       </w:pPr>
       <w:r>
-        <w:t>Ученый Google</w:t>
+        <w:t>PubMed Web of Science® Google Scholar</w:t>
+      </w:r>
+    </w:p>
+    <w:p>
+      <w:pPr>
+        <w:pStyle w:val="Heading1"/>
+        <w:keepNext/>
+        <w:spacing w:before="360" w:after="240"/>
+        <w:jc w:val="left"/>
+      </w:pPr>
+      <w:r>
+        <w:t>38 Е.-С. Yap, “Myofascial Pain-An Overview,” Annals of the Academy of Medicine, Singapore 36, no. 1 (2007): 43.</w:t>
+      </w:r>
+    </w:p>
+    <w:p>
+      <w:pPr>
+        <w:pStyle w:val="Heading2"/>
+        <w:keepNext/>
+        <w:spacing w:before="280" w:after="160"/>
+        <w:jc w:val="left"/>
+      </w:pPr>
+      <w:r>
+        <w:t>PubMed Web of Science® Google Scholar</w:t>
       </w:r>
     </w:p>
     <w:p>
@@ -2637,7 +2862,7 @@
         <w:jc w:val="both"/>
       </w:pPr>
       <w:r>
-        <w:t>29 А. Лалчуананома, Поиск возможной связи между физической деятельностью, питательными веществами и здоровьем при синдроме миофасциальной боли, Нынешнее исследование и практика медицины 11, No 4 (2021): 176180.</w:t>
+        <w:t>39 R. Ohrbach and А. Michelotti, “The Role of Stress in the Etiology of Oral Parafunction and Myofascial Pain,” Oral and Maxillofacial Surgery Clinics 30, no. 3 (2018): 369–379.</w:t>
       </w:r>
     </w:p>
     <w:p>
@@ -2648,7 +2873,7 @@
         <w:jc w:val="left"/>
       </w:pPr>
       <w:r>
-        <w:t>Ученый Google</w:t>
+        <w:t>PubMed Web of Science® Google Scholar</w:t>
       </w:r>
     </w:p>
     <w:p>
@@ -2659,7 +2884,7 @@
         <w:jc w:val="both"/>
       </w:pPr>
       <w:r>
-        <w:t>30 Р. Д. Гервин, Миофазциальный синдром боли, В мышечной боли: диагностика и лечение, редактированные С. Мензе и Р. Д. Гервин (Springer, 2010), 1583.</w:t>
+        <w:t>40 J. R. Fricton, R. Kroening, D. Haley, and R. Siegert, “Myofascial Pain Syndrome of the Head and Neck: А Review of Clinical Characteristics of 164 Patients,” Oral Surgery, Oral Medicine, and Oral Pathology 60, no. 6 (1985): 615–623.</w:t>
       </w:r>
     </w:p>
     <w:p>
@@ -2670,7 +2895,34 @@
         <w:jc w:val="left"/>
       </w:pPr>
       <w:r>
-        <w:t>Ученый Google</w:t>
+        <w:t>CAS PubMed Web of Science® Google Scholar</w:t>
+      </w:r>
+    </w:p>
+    <w:p>
+      <w:r>
+        <w:br w:type="page"/>
+      </w:r>
+    </w:p>
+    <w:p>
+      <w:pPr>
+        <w:pStyle w:val="Heading1"/>
+        <w:keepNext/>
+        <w:spacing w:before="360" w:after="240"/>
+        <w:jc w:val="left"/>
+      </w:pPr>
+      <w:r>
+        <w:t>41 М. S. Jafri, “Mechanisms of Myofascial Pain,” International Scholarly Research Notices 2014, no. 1 (2014): 523924.</w:t>
+      </w:r>
+    </w:p>
+    <w:p>
+      <w:pPr>
+        <w:pStyle w:val="Heading2"/>
+        <w:keepNext/>
+        <w:spacing w:before="280" w:after="160"/>
+        <w:jc w:val="left"/>
+      </w:pPr>
+      <w:r>
+        <w:t>PubMed Google Scholar</w:t>
       </w:r>
     </w:p>
     <w:p>
@@ -2681,7 +2933,7 @@
         <w:jc w:val="both"/>
       </w:pPr>
       <w:r>
-        <w:t>31 А. М. Велли, М. Горницкий и П. Филипп, Факторы, способствующие хронической миофасциальной боли: исследование по случаюконтроля, Боль 104, No 3 (2003): 491499.</w:t>
+        <w:t>42 W.-С. Lin, С.-С. Shen, S.-J. Tsai, and А. С. Ян (Ян (Yang)), “Increased Risk of Myofascial Pain Syndrome Among Patients With Insomnia,” Pain Medicine 18, no. 8 (2017): 1557–1565.</w:t>
       </w:r>
     </w:p>
     <w:p>
@@ -2693,6 +2945,50 @@
       </w:pPr>
       <w:r>
         <w:t>PubMed Web of Science® Google Scholar</w:t>
+      </w:r>
+    </w:p>
+    <w:p>
+      <w:pPr>
+        <w:pStyle w:val="Heading1"/>
+        <w:keepNext/>
+        <w:spacing w:before="360" w:after="240"/>
+        <w:jc w:val="left"/>
+      </w:pPr>
+      <w:r>
+        <w:t>43 J. Kellgren, “Observations on Referred Pain Arising From Muscle,” Clinical Science 3, no. 176 (1938): 1937–1938.</w:t>
+      </w:r>
+    </w:p>
+    <w:p>
+      <w:pPr>
+        <w:pStyle w:val="Heading2"/>
+        <w:keepNext/>
+        <w:spacing w:before="280" w:after="160"/>
+        <w:jc w:val="left"/>
+      </w:pPr>
+      <w:r>
+        <w:t>Google Scholar</w:t>
+      </w:r>
+    </w:p>
+    <w:p>
+      <w:pPr>
+        <w:pStyle w:val="Heading1"/>
+        <w:keepNext/>
+        <w:spacing w:before="360" w:after="240"/>
+        <w:jc w:val="left"/>
+      </w:pPr>
+      <w:r>
+        <w:t>44 J. Hockaday and С. Whitty, “Patterns of Referred Pain in the Normal Subject,” Brain 90, no. 3 (1967): 481–496.</w:t>
+      </w:r>
+    </w:p>
+    <w:p>
+      <w:pPr>
+        <w:pStyle w:val="Heading2"/>
+        <w:keepNext/>
+        <w:spacing w:before="280" w:after="160"/>
+        <w:jc w:val="left"/>
+      </w:pPr>
+      <w:r>
+        <w:t>CAS PubMed Web of Science® Google Scholar</w:t>
       </w:r>
     </w:p>
     <w:p>
@@ -2703,7 +2999,7 @@
         <w:jc w:val="both"/>
       </w:pPr>
       <w:r>
-        <w:t>32 J. Р. Shah и Е. А. Gilliams, Открытие биохимической среды миофазциальных триггерных точек с использованием микродиализа в vivo: применение мышечных больных концепций к миофазциальному синдрому боли, Journal of Bodywork and Movement Therapies 12, no. 4 (2008): 371384.</w:t>
+        <w:t>45 U. Hoheisel, S. Mense, D. G. Simons, and Х.-М. Yu, “Appearance of New Receptive Fields in Rat Dorsal Horn Neurons Following Noxious Stimulation of Skeletal Muscle: А Model for Referral of Muscle Pain?,” Neuroscience Letters 153, no. 1 (1993): 9–12.</w:t>
       </w:r>
     </w:p>
     <w:p>
@@ -2714,12 +3010,29 @@
         <w:jc w:val="left"/>
       </w:pPr>
       <w:r>
-        <w:t>PubMed Google Scholar</w:t>
-      </w:r>
-    </w:p>
-    <w:p>
-      <w:r>
-        <w:br w:type="page"/>
+        <w:t>CAS PubMed Web of Science® Google Scholar</w:t>
+      </w:r>
+    </w:p>
+    <w:p>
+      <w:pPr>
+        <w:pStyle w:val="Heading1"/>
+        <w:keepNext/>
+        <w:spacing w:before="360" w:after="240"/>
+        <w:jc w:val="left"/>
+      </w:pPr>
+      <w:r>
+        <w:t>46 S. Mense, “Nociception From Skeletal Muscle in Relation to Clinical Muscle Pain,” 54, no. 3 (1993): 241–289.</w:t>
+      </w:r>
+    </w:p>
+    <w:p>
+      <w:pPr>
+        <w:pStyle w:val="Heading2"/>
+        <w:keepNext/>
+        <w:spacing w:before="280" w:after="160"/>
+        <w:jc w:val="left"/>
+      </w:pPr>
+      <w:r>
+        <w:t>CAS PubMed Web of Science® Google Scholar</w:t>
       </w:r>
     </w:p>
     <w:p>
@@ -2730,7 +3043,7 @@
         <w:jc w:val="both"/>
       </w:pPr>
       <w:r>
-        <w:t>33 О. Алтиндаг, А. Гур и А. Алтиндаг, Отношение между клиническими параметрами и уровнем депрессии у пациентов с миофазциальным болевым синдромом, Больная медицина 9, No 2 (2008): 161 165.</w:t>
+        <w:t>47 S. Mense, D. G. Simons, U. Hoheisel, and В. Quenzer, “Lesions of Rat Skeletal Muscle After Local Block of Acetylcholinesterase and Neuromuscular Stimulation,” Journal of Applied Physiology 94, no. 6 (2003): 2494–2501.</w:t>
       </w:r>
     </w:p>
     <w:p>
@@ -2742,6 +3055,33 @@
       </w:pPr>
       <w:r>
         <w:t>CAS PubMed Web of Science® Google Scholar</w:t>
+      </w:r>
+    </w:p>
+    <w:p>
+      <w:pPr>
+        <w:pStyle w:val="Heading1"/>
+        <w:keepNext/>
+        <w:spacing w:before="360" w:after="240"/>
+        <w:jc w:val="left"/>
+      </w:pPr>
+      <w:r>
+        <w:t>48 G. Hägg, “New Explanation for Muscle Damage as а Result of Static Loads in the Neck and Shoulder,” Arbete Manniska Miljo</w:t>
+      </w:r>
+    </w:p>
+    <w:p>
+      <w:pPr>
+        <w:pStyle w:val="Heading2"/>
+        <w:keepNext/>
+        <w:spacing w:before="280" w:after="160"/>
+        <w:jc w:val="left"/>
+      </w:pPr>
+      <w:r>
+        <w:t>Google Scholar</w:t>
+      </w:r>
+    </w:p>
+    <w:p>
+      <w:r>
+        <w:br w:type="page"/>
       </w:r>
     </w:p>
     <w:p>
@@ -2752,7 +3092,7 @@
         <w:jc w:val="both"/>
       </w:pPr>
       <w:r>
-        <w:t>34 Б. П. Дохренвенд, К. Г. Рафаэль, Дж. Марбах и Р. М. Галлахер, Почему депрессия сопутствует хронической боли в миофасциальном лице?: Тест семейного исследования альтернативных гипотез, Боль 83, No 2 (1999): 183192.</w:t>
+        <w:t>49 Е. Henneman, G. Somjen, and D. О. Carpenter, “Excitability and Inhibitibility of Motoneurons of Different Sizes,” Journal of Neurophysiology 28, no. 3 (1965): 599–620.</w:t>
       </w:r>
     </w:p>
     <w:p>
@@ -2774,7 +3114,7 @@
         <w:jc w:val="both"/>
       </w:pPr>
       <w:r>
-        <w:t>35 Г. Ведолин, В. Лобато, П. К. Р. Конти и Дж. Р. П. Лорис, Влияние стресса и тревоги на порог боли под давлением у пациентов с миофасциальной болью, Журнал оральной реабилитации 36, No 5 (2009): 313321.</w:t>
+        <w:t>50 R. Armstrong, “Initial Events in Exercise-Induced Muscular Injury,” Medicine and Science in Sports and Exercise 22, no. 4 (1990): 429–435.</w:t>
       </w:r>
     </w:p>
     <w:p>
@@ -2786,6 +3126,28 @@
       </w:pPr>
       <w:r>
         <w:t>CAS PubMed Web of Science® Google Scholar</w:t>
+      </w:r>
+    </w:p>
+    <w:p>
+      <w:pPr>
+        <w:pStyle w:val="Heading1"/>
+        <w:keepNext/>
+        <w:spacing w:before="360" w:after="240"/>
+        <w:jc w:val="left"/>
+      </w:pPr>
+      <w:r>
+        <w:t>51 G. Hägg, The Cinderella Hypothesis. Chronic Work-Related Myalgia (Gävle University Press, 2003), 127–132.</w:t>
+      </w:r>
+    </w:p>
+    <w:p>
+      <w:pPr>
+        <w:pStyle w:val="Heading2"/>
+        <w:keepNext/>
+        <w:spacing w:before="280" w:after="160"/>
+        <w:jc w:val="left"/>
+      </w:pPr>
+      <w:r>
+        <w:t>Google Scholar</w:t>
       </w:r>
     </w:p>
     <w:p>
@@ -2796,7 +3158,7 @@
         <w:jc w:val="both"/>
       </w:pPr>
       <w:r>
-        <w:t>36 А. Лалчуананома, Миофазциальный синдром боли: физическая активность, питание и здоровье, Американский журнал спортивной науки и медицины 7 (2019): 2022.</w:t>
+        <w:t>52 G. Hägg, “ Static Work Loads and Occupational Myalgia-а New Explanation Model,” In Electromyographical kinesiology, edited by Р. А. Anderson, D. J. Hobart, and J. V. Danoff (Elsevier, 1991), 141–143.</w:t>
       </w:r>
     </w:p>
     <w:p>
@@ -2807,52 +3169,7 @@
         <w:jc w:val="left"/>
       </w:pPr>
       <w:r>
-        <w:t>Ученый Google</w:t>
-      </w:r>
-    </w:p>
-    <w:p>
-      <w:pPr>
-        <w:pStyle w:val="Heading1"/>
-        <w:keepNext/>
-        <w:spacing w:before="360" w:after="240"/>
-        <w:jc w:val="left"/>
-      </w:pPr>
-      <w:r>
-        <w:t>37 А. Окифуджи и Б. Д. Хейр, Объединение между хронической болью и ожирением, Журнал исследований боли 8 (2015): 399408.</w:t>
-      </w:r>
-    </w:p>
-    <w:p>
-      <w:pPr>
-        <w:pStyle w:val="Heading2"/>
-        <w:keepNext/>
-        <w:spacing w:before="280" w:after="160"/>
-        <w:jc w:val="left"/>
-      </w:pPr>
-      <w:r>
-        <w:t>PubMed Web of Science® Google Scholar</w:t>
-      </w:r>
-    </w:p>
-    <w:p>
-      <w:pPr>
-        <w:spacing w:before="60" w:after="60"/>
-        <w:ind w:left="720"/>
-      </w:pPr>
-      <w:r>
-        <w:rPr>
-          <w:sz w:val="18"/>
-        </w:rPr>
-        <w:t>38 Е.-К. Яп, Миофазциальная боль-Обзор, Аналы Академии медицины, Сингапур 36, No 1 (2007): 43.</w:t>
-      </w:r>
-    </w:p>
-    <w:p>
-      <w:pPr>
-        <w:pStyle w:val="Heading2"/>
-        <w:keepNext/>
-        <w:spacing w:before="280" w:after="160"/>
-        <w:jc w:val="left"/>
-      </w:pPr>
-      <w:r>
-        <w:t>PubMed Web of Science® Google Scholar</w:t>
+        <w:t>Web of Science® Google Scholar</w:t>
       </w:r>
     </w:p>
     <w:p>
@@ -2863,7 +3180,7 @@
         <w:jc w:val="both"/>
       </w:pPr>
       <w:r>
-        <w:t>39 Р. Орбах и А. Мишелотти, Роль стресса в этиологии оральной парафункции и миофазсовой боли, Клиники оральной и максилофазной хирургии 30, No 3 (2018): 369379.</w:t>
+        <w:t>53 J. Lexell, J. Jarvis, D. Downham, and S. Salmons, “Stimulation-Induced Damage in Rabbit FastTwitch Skeletal Muscles: А Quantitative Morphological Study of the Influence of Pattern and Frequency,” Cell and Tissue Research 273 (1993): 357–362.</w:t>
       </w:r>
     </w:p>
     <w:p>
@@ -2874,7 +3191,29 @@
         <w:jc w:val="left"/>
       </w:pPr>
       <w:r>
-        <w:t>PubMed Web of Science® Google Scholar</w:t>
+        <w:t>CAS PubMed Web of Science® Google Scholar</w:t>
+      </w:r>
+    </w:p>
+    <w:p>
+      <w:pPr>
+        <w:pStyle w:val="Heading1"/>
+        <w:keepNext/>
+        <w:spacing w:before="360" w:after="240"/>
+        <w:jc w:val="left"/>
+      </w:pPr>
+      <w:r>
+        <w:t>54 H. Gissel, “Ca 2+ Accumulation and Cell Damage in Skeletal Muscle During Low Frequency Stimulation,” European Journal of</w:t>
+      </w:r>
+    </w:p>
+    <w:p>
+      <w:pPr>
+        <w:pStyle w:val="Heading2"/>
+        <w:keepNext/>
+        <w:spacing w:before="280" w:after="160"/>
+        <w:jc w:val="left"/>
+      </w:pPr>
+      <w:r>
+        <w:t>CAS PubMed Web of Science® Google Scholar</w:t>
       </w:r>
     </w:p>
     <w:p>
@@ -2885,100 +3224,7 @@
         <w:jc w:val="both"/>
       </w:pPr>
       <w:r>
-        <w:t>40 J. R. Fricton, R. Kroening, D. Haley и R. Siegert, Миофазциальный синдром боли головы и шеи: обзор клинических характеристик 164 пациентов, Оральная хирургия, оральная медицина и оральная патология 60, No 6 (1985): 615623.</w:t>
-      </w:r>
-    </w:p>
-    <w:p>
-      <w:pPr>
-        <w:pStyle w:val="Heading2"/>
-        <w:keepNext/>
-        <w:spacing w:before="280" w:after="160"/>
-        <w:jc w:val="left"/>
-      </w:pPr>
-      <w:r>
-        <w:t>CAS PubMed Web of Science® Google Scholar</w:t>
-      </w:r>
-    </w:p>
-    <w:p>
-      <w:r>
-        <w:br w:type="page"/>
-      </w:r>
-    </w:p>
-    <w:p>
-      <w:pPr>
-        <w:pStyle w:val="Heading1"/>
-        <w:keepNext/>
-        <w:spacing w:before="360" w:after="240"/>
-        <w:jc w:val="left"/>
-      </w:pPr>
-      <w:r>
-        <w:t>41 М. С. Джафри, Механизмы миофазциальной боли, Международные научные исследования 2014, No 1 (2014): 523924.</w:t>
-      </w:r>
-    </w:p>
-    <w:p>
-      <w:pPr>
-        <w:pStyle w:val="Heading2"/>
-        <w:keepNext/>
-        <w:spacing w:before="280" w:after="160"/>
-        <w:jc w:val="left"/>
-      </w:pPr>
-      <w:r>
-        <w:t>PubMed Google Scholar</w:t>
-      </w:r>
-    </w:p>
-    <w:p>
-      <w:pPr>
-        <w:pStyle w:val="Heading1"/>
-        <w:keepNext/>
-        <w:spacing w:before="360" w:after="240"/>
-        <w:jc w:val="left"/>
-      </w:pPr>
-      <w:r>
-        <w:t>42 В. С. Лин, С. С. Шен, С. Дж. Цай и А. С. Ян, Повышенный риск синдрома миофазциальной боли среди пациентов с бессонницей,</w:t>
-      </w:r>
-    </w:p>
-    <w:p>
-      <w:pPr>
-        <w:pStyle w:val="Heading2"/>
-        <w:keepNext/>
-        <w:spacing w:before="280" w:after="160"/>
-        <w:jc w:val="left"/>
-      </w:pPr>
-      <w:r>
-        <w:t>PubMed Web of Science® Google Scholar</w:t>
-      </w:r>
-    </w:p>
-    <w:p>
-      <w:pPr>
-        <w:pStyle w:val="Heading1"/>
-        <w:keepNext/>
-        <w:spacing w:before="360" w:after="240"/>
-        <w:jc w:val="left"/>
-      </w:pPr>
-      <w:r>
-        <w:t>43 J. Kellgren, Обсуждения о ссылающейся боли, возникающей из мышц, Клиническая наука 3, No 176 (1938): 19371938.</w:t>
-      </w:r>
-    </w:p>
-    <w:p>
-      <w:pPr>
-        <w:pStyle w:val="Heading2"/>
-        <w:keepNext/>
-        <w:spacing w:before="280" w:after="160"/>
-        <w:jc w:val="left"/>
-      </w:pPr>
-      <w:r>
-        <w:t>Ученый Google</w:t>
-      </w:r>
-    </w:p>
-    <w:p>
-      <w:pPr>
-        <w:pStyle w:val="Heading1"/>
-        <w:keepNext/>
-        <w:spacing w:before="360" w:after="240"/>
-        <w:jc w:val="left"/>
-      </w:pPr>
-      <w:r>
-        <w:t>44 J. Hockaday и С. Whitty, Patterns of Referred Pain in the Normal Subject, Brain 90, no. 3 (1967): 481496.</w:t>
+        <w:t>55 H. Gissel and Т. Clausen, “Excitation-Induced Ca2+ Influx in Rat Soleus and EDL Muscle: Mechanisms and Effects on Cellular Integrity,” American Journal of Physiology. Regulatory, Integrative and Comparative Physiology 279, no. 3 (2000): R917–R924.</w:t>
       </w:r>
     </w:p>
     <w:p>
@@ -3000,7 +3246,7 @@
         <w:jc w:val="both"/>
       </w:pPr>
       <w:r>
-        <w:t>45 U. Hoheisel, S. Mense, D. G. Simons, и Х.-М. Yu, Появление новых рецептивных полей в крысовых горных нейронах после вредной стимуляции скелетных мышц: модель для передачи мышечной боли?, Нейронаучные письма 153, No 1 (1993): 912.</w:t>
+        <w:t>56 М. А. Febbraio and В. К. Pedersen, “Contraction-Induced Myokine Production and Release: Is Skeletal Muscle an Endocrine Organ?,” Exercise and Sport Sciences Reviews 33, no. 3 (2005): 114– 119.</w:t>
       </w:r>
     </w:p>
     <w:p>
@@ -3011,29 +3257,12 @@
         <w:jc w:val="left"/>
       </w:pPr>
       <w:r>
-        <w:t>CAS PubMed Web of Science® Google Scholar</w:t>
-      </w:r>
-    </w:p>
-    <w:p>
-      <w:pPr>
-        <w:pStyle w:val="Heading1"/>
-        <w:keepNext/>
-        <w:spacing w:before="360" w:after="240"/>
-        <w:jc w:val="left"/>
-      </w:pPr>
-      <w:r>
-        <w:t>46 S. Mense, Ноцицепция от скелетных мышц в связи с клинической мышечной болью, Боль 54, No 3 (1993): 241289.</w:t>
-      </w:r>
-    </w:p>
-    <w:p>
-      <w:pPr>
-        <w:pStyle w:val="Heading2"/>
-        <w:keepNext/>
-        <w:spacing w:before="280" w:after="160"/>
-        <w:jc w:val="left"/>
-      </w:pPr>
-      <w:r>
-        <w:t>CAS PubMed Web of Science® Google Scholar</w:t>
+        <w:t>PubMed Web of Science® Google Scholar</w:t>
+      </w:r>
+    </w:p>
+    <w:p>
+      <w:r>
+        <w:br w:type="page"/>
       </w:r>
     </w:p>
     <w:p>
@@ -3044,7 +3273,7 @@
         <w:jc w:val="both"/>
       </w:pPr>
       <w:r>
-        <w:t>47 S. Mense, D. G. Simons, U. Hoheisel, и В. Quenzer, Лезии мышечной скелетной мышцы после местного блока ацетилхолинестеразы и нейромышечной стимуляции, Журнал прикладной физиологии 94, No 6 (2003): 24942501.</w:t>
+        <w:t>57 В. К. Pedersen and М. Febbraio, “Muscle-Derived Interleukin-6—А Possible Link Between Skeletal Muscle, Adipose Tissue, Liver, and Brain,” Behavior, and Immunity 19, no. 5 (2005): 371–376.</w:t>
       </w:r>
     </w:p>
     <w:p>
@@ -3066,7 +3295,7 @@
         <w:jc w:val="both"/>
       </w:pPr>
       <w:r>
-        <w:t>48 G. Hägg, Новое объяснение повреждения мышц в результате статических нагрузок в шее и плече, Arbete Manniska Miljo 4 (1988): 260262.</w:t>
+        <w:t>58 S.-М. Chen, J.-Т. Chen, Т.-S. Kuan, J. Hong, and С.-Z. Hong, “Decrease in Pressure Pain Thresholds of Latent Myofascial Trigger Points in the Middle Finger Extensors Immediately After Continuous Piano Practice,” Journal of Musculoskeletal Pain 8, no. 3 (2000): 83–92.</w:t>
       </w:r>
     </w:p>
     <w:p>
@@ -3077,12 +3306,7 @@
         <w:jc w:val="left"/>
       </w:pPr>
       <w:r>
-        <w:t>Ученый Google</w:t>
-      </w:r>
-    </w:p>
-    <w:p>
-      <w:r>
-        <w:br w:type="page"/>
+        <w:t>Web of Science® Google Scholar</w:t>
       </w:r>
     </w:p>
     <w:p>
@@ -3093,7 +3317,7 @@
         <w:jc w:val="both"/>
       </w:pPr>
       <w:r>
-        <w:t>49 Э. Хеннеман, Г. Сомен и Д. О. Карпентер, Возбудимость и неминуемость мотоневронов разных размеров, Журнал нейрофизиологии 28, No 3 (1965): 599620.</w:t>
+        <w:t>59 D. Treaster, W. Marras, D. Burr, J. Sheedy, and D. Hart, “Myofascial Trigger Point Development From Visual and Postural Stressors During Computer Work,” Journal of Electromyography and Kinesiology 16, no. 2 (2006): 115–124.</w:t>
       </w:r>
     </w:p>
     <w:p>
@@ -3105,6 +3329,28 @@
       </w:pPr>
       <w:r>
         <w:t>CAS PubMed Web of Science® Google Scholar</w:t>
+      </w:r>
+    </w:p>
+    <w:p>
+      <w:pPr>
+        <w:pStyle w:val="Heading1"/>
+        <w:keepNext/>
+        <w:spacing w:before="360" w:after="240"/>
+        <w:jc w:val="left"/>
+      </w:pPr>
+      <w:r>
+        <w:t>60 J. Andersen, А. Kærgaard, and К. Rasmussen, “Myofascial Pain in Different Occupational Groups With Monotonous Repetitive</w:t>
+      </w:r>
+    </w:p>
+    <w:p>
+      <w:pPr>
+        <w:pStyle w:val="Heading2"/>
+        <w:keepNext/>
+        <w:spacing w:before="280" w:after="160"/>
+        <w:jc w:val="left"/>
+      </w:pPr>
+      <w:r>
+        <w:t>Google Scholar</w:t>
       </w:r>
     </w:p>
     <w:p>
@@ -3115,7 +3361,7 @@
         <w:jc w:val="both"/>
       </w:pPr>
       <w:r>
-        <w:t>50 Р. Армстронг, Первоначальные события в болезни мышц, вызванной физическими упражнениями, Медицина и наука в спорте и физических упражнениях 22, No 4 (1990): 429435.</w:t>
+        <w:t>61 С. Couppé, А. Midttun, J. Hilden, U. Jørgensen, Р. Oxholm, and А. Fuglsang-Frederiksen, “Spontaneous Needle Electromyographic Activity in Myofascial Trigger Points in the Infraspinatus Muscle: А Blinded Assessment,” Journal of Musculoskeletal Pain 9, no. 3 (2001): 7–16.</w:t>
       </w:r>
     </w:p>
     <w:p>
@@ -3126,29 +3372,29 @@
         <w:jc w:val="left"/>
       </w:pPr>
       <w:r>
+        <w:t>Web of Science® Google Scholar</w:t>
+      </w:r>
+    </w:p>
+    <w:p>
+      <w:pPr>
+        <w:pStyle w:val="Heading1"/>
+        <w:keepNext/>
+        <w:spacing w:before="360" w:after="240"/>
+        <w:jc w:val="left"/>
+      </w:pPr>
+      <w:r>
+        <w:t>62 С.-Z. Hong and D. G. Simons, “Pathophysiologic and Electrophysiologic Mechanisms of Myofascial Trigger Points,” Archives</w:t>
+      </w:r>
+    </w:p>
+    <w:p>
+      <w:pPr>
+        <w:pStyle w:val="Heading2"/>
+        <w:keepNext/>
+        <w:spacing w:before="280" w:after="160"/>
+        <w:jc w:val="left"/>
+      </w:pPr>
+      <w:r>
         <w:t>CAS PubMed Web of Science® Google Scholar</w:t>
-      </w:r>
-    </w:p>
-    <w:p>
-      <w:pPr>
-        <w:pStyle w:val="Heading1"/>
-        <w:keepNext/>
-        <w:spacing w:before="360" w:after="240"/>
-        <w:jc w:val="left"/>
-      </w:pPr>
-      <w:r>
-        <w:t>51 Г. Хэгг, "Ипотеза пепельницы". Хроническая миалгия, связанная с работой (Гевле Университетская пресса, 2003), 127132.</w:t>
-      </w:r>
-    </w:p>
-    <w:p>
-      <w:pPr>
-        <w:pStyle w:val="Heading2"/>
-        <w:keepNext/>
-        <w:spacing w:before="280" w:after="160"/>
-        <w:jc w:val="left"/>
-      </w:pPr>
-      <w:r>
-        <w:t>Ученый Google</w:t>
       </w:r>
     </w:p>
     <w:p>
@@ -3159,51 +3405,7 @@
         <w:jc w:val="both"/>
       </w:pPr>
       <w:r>
-        <w:t>52 Г. Гейг, Статические рабочие нагрузки и профессиональная миалгия - новая модель объяснения, В электромиографической кинезиологии, редактированная П. А. Андерсоном, Д. Дж. Хобартом и Дж. В. Даноффом (Эльсевье, 1991), 141143.</w:t>
-      </w:r>
-    </w:p>
-    <w:p>
-      <w:pPr>
-        <w:pStyle w:val="Heading2"/>
-        <w:keepNext/>
-        <w:spacing w:before="280" w:after="160"/>
-        <w:jc w:val="left"/>
-      </w:pPr>
-      <w:r>
-        <w:t>Web of Science® Google Scholar</w:t>
-      </w:r>
-    </w:p>
-    <w:p>
-      <w:pPr>
-        <w:pStyle w:val="Heading1"/>
-        <w:keepNext/>
-        <w:spacing w:before="360" w:after="240"/>
-        <w:jc w:val="left"/>
-      </w:pPr>
-      <w:r>
-        <w:t>53 J. Lexell, J. Jarvis, D. Downham, и S. Salmons, Стимуляционные повреждения у кроликов быстро зажигающие скелетные мышцы:</w:t>
-      </w:r>
-    </w:p>
-    <w:p>
-      <w:pPr>
-        <w:pStyle w:val="Heading2"/>
-        <w:keepNext/>
-        <w:spacing w:before="280" w:after="160"/>
-        <w:jc w:val="left"/>
-      </w:pPr>
-      <w:r>
-        <w:t>CAS PubMed Web of Science® Google Scholar</w:t>
-      </w:r>
-    </w:p>
-    <w:p>
-      <w:pPr>
-        <w:pStyle w:val="Heading1"/>
-        <w:keepNext/>
-        <w:spacing w:before="360" w:after="240"/>
-        <w:jc w:val="left"/>
-      </w:pPr>
-      <w:r>
-        <w:t>54 H. Gissel, Accumulation and Cell Damage in Skeletal Muscle During Low Frequency Stimulation, European Journal of Applied</w:t>
+        <w:t>63 D. R. Hubbard and G. М. Berkoff, “Myofascial Trigger Points Show Spontaneous Needle EMG Activity,” Spine 18, no. 13 (1993): 1803–1807.</w:t>
       </w:r>
     </w:p>
     <w:p>
@@ -3225,7 +3427,12 @@
         <w:jc w:val="both"/>
       </w:pPr>
       <w:r>
-        <w:t>55 Х. Гиссель и Т. Клаусен, Экситационный Ca2+ инфлюкс в мышцах Солей и ЭДЛ: механизмы и воздействие на клеточную целостность, Американский журнал физиологии. Регуляторная, интегративная и сравнительная физиология 279, No 3 (2000): R917R924.</w:t>
+        <w:t>64 М. Gautam, С. Benson, and К. Sluka, “Increased Response of Muscle Sensory Neurons to Decreases in pH After Muscle Inflammation,” Neuroscience 170, no. 3 (2010): 893–900.</w:t>
+      </w:r>
+    </w:p>
+    <w:p>
+      <w:r>
+        <w:br w:type="page"/>
       </w:r>
     </w:p>
     <w:p>
@@ -3247,7 +3454,7 @@
         <w:jc w:val="both"/>
       </w:pPr>
       <w:r>
-        <w:t>56 М. А. Февбраио и Б. К. Педерсен, Производство и высвобождение миокина, вызванного сокращением: является ли скелетная мышца эндокринным органом?, Оценки физических упражнений и спортивных наук 33, No 3 (2005): 114 119.</w:t>
+        <w:t>65 D. G. Simons, С.-Z. Hong, and L. S. Simons, “Endplate Potentials Are Common to Midfiber Myofacial Trigger Points,” American Journal of Physical Medicine and Rehabilitation 81, no. 3 (2002): 212–222.</w:t>
       </w:r>
     </w:p>
     <w:p>
@@ -3259,11 +3466,6 @@
       </w:pPr>
       <w:r>
         <w:t>PubMed Web of Science® Google Scholar</w:t>
-      </w:r>
-    </w:p>
-    <w:p>
-      <w:r>
-        <w:br w:type="page"/>
       </w:r>
     </w:p>
     <w:p>
@@ -3274,7 +3476,7 @@
         <w:jc w:val="both"/>
       </w:pPr>
       <w:r>
-        <w:t>57 Б. К. Педерсен и М. Февбраио, Интерлейкин-6А возможная связь между скелетными мышцами, адипозными тканями, печеними и мозгом, Мозг, поведение и иммунитет 19, No 5 (2005): 371376.</w:t>
+        <w:t>66 D. G. Simons, “Review of Enigmatic MTrPs as а Common Cause of Enigmatic Musculoskeletal Pain and Dysfunction,” Journal of Electromyography and Kinesiology 14, no. 1 (2004): 95–107.</w:t>
       </w:r>
     </w:p>
     <w:p>
@@ -3285,7 +3487,7 @@
         <w:jc w:val="left"/>
       </w:pPr>
       <w:r>
-        <w:t>CAS PubMed Web of Science® Google Scholar</w:t>
+        <w:t>PubMed Web of Science® Google Scholar</w:t>
       </w:r>
     </w:p>
     <w:p>
@@ -3296,7 +3498,7 @@
         <w:jc w:val="both"/>
       </w:pPr>
       <w:r>
-        <w:t>58 С.-М. Чен, Дж.-Т. Чен, Т.-С. Куан, Дж. Хонг и Ц.-З. Хонг, Снижение порогов боли давления латентных миофазциальных триггерных точек в средних протяженных пальцах сразу после непрерывной фортепианной практики, Журнал мышечно-скелетной боли 8, No 3 (2000): 8392.</w:t>
+        <w:t>67 У. Morikawa, К. Takamoto, H. Nishimaru, H. Nishijo, et al., “Compression at Myofascial Trigger Point on Chronic Neck Pain Provides Pain Relief Through the Prefrontal Cortex and Autonomic Nervous System: А Pilot Study,” Frontiers in Neuroscience 11 (2017): 186.</w:t>
       </w:r>
     </w:p>
     <w:p>
@@ -3307,7 +3509,51 @@
         <w:jc w:val="left"/>
       </w:pPr>
       <w:r>
-        <w:t>Web of Science® Google Scholar</w:t>
+        <w:t>PubMed Web of Science® Google Scholar</w:t>
+      </w:r>
+    </w:p>
+    <w:p>
+      <w:pPr>
+        <w:pStyle w:val="Heading1"/>
+        <w:keepNext/>
+        <w:spacing w:before="360" w:after="240"/>
+        <w:jc w:val="left"/>
+      </w:pPr>
+      <w:r>
+        <w:t>68 J. L. Weller, D. Comeau, and J. А. Otis, Myofascial Pain (Thieme Medical Publishers, 2018), 640– 643.</w:t>
+      </w:r>
+    </w:p>
+    <w:p>
+      <w:pPr>
+        <w:pStyle w:val="Heading2"/>
+        <w:keepNext/>
+        <w:spacing w:before="280" w:after="160"/>
+        <w:jc w:val="left"/>
+      </w:pPr>
+      <w:r>
+        <w:t>Google Scholar</w:t>
+      </w:r>
+    </w:p>
+    <w:p>
+      <w:pPr>
+        <w:pStyle w:val="Heading1"/>
+        <w:keepNext/>
+        <w:spacing w:before="360" w:after="240"/>
+        <w:jc w:val="left"/>
+      </w:pPr>
+      <w:r>
+        <w:t>69 J. Р. Shah, J. V. Danoff, М. J. Desai, et al., “Biochemicals Associated With Pain and Inflammation Are Elevated in Sites</w:t>
+      </w:r>
+    </w:p>
+    <w:p>
+      <w:pPr>
+        <w:pStyle w:val="Heading2"/>
+        <w:keepNext/>
+        <w:spacing w:before="280" w:after="160"/>
+        <w:jc w:val="left"/>
+      </w:pPr>
+      <w:r>
+        <w:t>PubMed Web of Science® Google Scholar</w:t>
       </w:r>
     </w:p>
     <w:p>
@@ -3318,7 +3564,7 @@
         <w:jc w:val="both"/>
       </w:pPr>
       <w:r>
-        <w:t>59 Д. Трейстер, В. Маррас, Д. Бурр, Дж. Шиди и Д. Харт, Развитие миофазциального триггерного пункта от визуальных и постуальных стрессоров во время компьютерной работы, Журнал электромиографии и кинезиологии 16, No 2 (2006): 115124.</w:t>
+        <w:t>70 С. Fernández-De-Las-Peñas and J. Dommerholt, “Myofascial Trigger Points: Peripheral or Central Phenomenon?,” Current Rheumatology Reports 16 (2014): 1–6.</w:t>
       </w:r>
     </w:p>
     <w:p>
@@ -3329,7 +3575,34 @@
         <w:jc w:val="left"/>
       </w:pPr>
       <w:r>
+        <w:t>Google Scholar</w:t>
+      </w:r>
+    </w:p>
+    <w:p>
+      <w:pPr>
+        <w:pStyle w:val="Heading1"/>
+        <w:keepNext/>
+        <w:spacing w:before="360" w:after="240"/>
+        <w:jc w:val="left"/>
+      </w:pPr>
+      <w:r>
+        <w:t>71 F. Meng, H.-У. Ge, У.-H. Wang, and S.-W. Yue, “А Afferent Fibers Are Involved in the Pathology of Central Changes in the</w:t>
+      </w:r>
+    </w:p>
+    <w:p>
+      <w:pPr>
+        <w:pStyle w:val="Heading2"/>
+        <w:keepNext/>
+        <w:spacing w:before="280" w:after="160"/>
+        <w:jc w:val="left"/>
+      </w:pPr>
+      <w:r>
         <w:t>CAS PubMed Web of Science® Google Scholar</w:t>
+      </w:r>
+    </w:p>
+    <w:p>
+      <w:r>
+        <w:br w:type="page"/>
       </w:r>
     </w:p>
     <w:p>
@@ -3340,7 +3613,7 @@
         <w:jc w:val="both"/>
       </w:pPr>
       <w:r>
-        <w:t>60 J. Andersen, А. Kærgaard и К. Rasmussen, Большая миофазка в различных профессиональных группах с монотонной повторяющейся работой, Журнал мышечно-скелетной боли 3, No. Дополнение 1 (1995): 57.</w:t>
+        <w:t>72 D. В. Reichling and J. D. Levine, “Critical Role of Nociceptor Plasticity in Chronic Pain,” Trends in Neurosciences 32, no. 12 (2009): 611–618.</w:t>
       </w:r>
     </w:p>
     <w:p>
@@ -3351,7 +3624,7 @@
         <w:jc w:val="left"/>
       </w:pPr>
       <w:r>
-        <w:t>Ученый Google</w:t>
+        <w:t>CAS PubMed Web of Science® Google Scholar</w:t>
       </w:r>
     </w:p>
     <w:p>
@@ -3362,7 +3635,7 @@
         <w:jc w:val="both"/>
       </w:pPr>
       <w:r>
-        <w:t>61 С. Couppé, А. Midttun, J. Hilden, U. Jørgensen, Р. Oxholm, и А. Fuglsang-Frederiksen, Spontaneous Needle Electromyographic Activity in Myofascial Trigger Points in the Infraspinatus Muscle: А Blinded Assessment, Journal of Musculoskeletal Pain 9, no. 3 (2001): 716.</w:t>
+        <w:t>73 С.-Z. Hong, “New Trends in Myofascial Pain Syndrome,” Zhonghua Yi Xue Za Zhi= Chinese Medical Journal; Free China Education 65, no. 11 (2002): 501–512.</w:t>
       </w:r>
     </w:p>
     <w:p>
@@ -3373,7 +3646,7 @@
         <w:jc w:val="left"/>
       </w:pPr>
       <w:r>
-        <w:t>Web of Science® Google Scholar</w:t>
+        <w:t>PubMed Google Scholar</w:t>
       </w:r>
     </w:p>
     <w:p>
@@ -3384,7 +3657,7 @@
         <w:jc w:val="both"/>
       </w:pPr>
       <w:r>
-        <w:t>62 С. З. Хонг и Д. Г. Симонс, Патофизиологические и электрофизиологические механизмы миофазных триггерных точек, Архивы физической медицины и реабилитации 79, No 7 (1998): 863 872.</w:t>
+        <w:t>74 М. J. Hocking, “Exploring the Central Modulation Hypothesis: Do Ancient Memory Mechanisms Underlie the Pathophysiology of Trigger Points?,” Current Pain and Headache Reports 17, no. 7 (2013): 347.</w:t>
       </w:r>
     </w:p>
     <w:p>
@@ -3395,7 +3668,7 @@
         <w:jc w:val="left"/>
       </w:pPr>
       <w:r>
-        <w:t>CAS PubMed Web of Science® Google Scholar</w:t>
+        <w:t>PubMed Google Scholar</w:t>
       </w:r>
     </w:p>
     <w:p>
@@ -3406,7 +3679,7 @@
         <w:jc w:val="both"/>
       </w:pPr>
       <w:r>
-        <w:t>63 Д. Р. Хаббард и Г. М. Беркофф, Миофазциальные триггерные точки показывают спонтанную активность иглы EMG, позвоночник 18, No 13 (1993): 18031807.</w:t>
+        <w:t>75 J. Р. Shah, Т. М. Phillips, J. V. Danoff, and L. H. Gerber, “An In Vivo Microanalytical Technique for Measuring the Local Biochemical Milieu of Human Skeletal Muscle,” Journal of Applied Physiology 99, no. 5 (2005): 1977–1984.</w:t>
       </w:r>
     </w:p>
     <w:p>
@@ -3428,12 +3701,7 @@
         <w:jc w:val="left"/>
       </w:pPr>
       <w:r>
-        <w:t>64 М. Гаутам, С. Бенсон и К. Слука, Повышенный ответ мышечных сенсорных нейронов на снижение рН после мышечного воспаления,</w:t>
-      </w:r>
-    </w:p>
-    <w:p>
-      <w:r>
-        <w:br w:type="page"/>
+        <w:t>76 S. Mense, “The Pathogenesis of Muscle Pain,” Current Pain and Headache Reports 7 (2003): 419– 425.</w:t>
       </w:r>
     </w:p>
     <w:p>
@@ -3444,7 +3712,7 @@
         <w:jc w:val="left"/>
       </w:pPr>
       <w:r>
-        <w:t>CAS PubMed Web of Science® Google Scholar</w:t>
+        <w:t>PubMed Google Scholar</w:t>
       </w:r>
     </w:p>
     <w:p>
@@ -3455,7 +3723,7 @@
         <w:jc w:val="both"/>
       </w:pPr>
       <w:r>
-        <w:t>65 Д. Г. Симонс, Ц. З. Хонг и Л. С. Симонс, Потенциалы конечных пластин являются общими для средневолокновых миофациальных триггерных точек, Американский журнал физической медицины и реабилитации 81, No 3 (2002): 212222.</w:t>
+        <w:t>77 J. Z. Srbely, J. Р. Dickey, D. Lee, and М. Lowerison, “Dry Needle Stimulation of Myofascial Trigger Points Evokes Segmental Anti-Nociceptive Effects,” Journal of Rehabilitation Medicine 42, no. 5 (2010): 463–468.</w:t>
       </w:r>
     </w:p>
     <w:p>
@@ -3477,7 +3745,7 @@
         <w:jc w:val="both"/>
       </w:pPr>
       <w:r>
-        <w:t>66 Д. Г. Симонс, Обзор энгиматических МТРП как общей причины энгиматической мышечно-скелетной боли и дисфункции, Журнал электромиографии и кинезиологии 14, No 1 (2004): 95107.</w:t>
+        <w:t>78 А. Stecco, М. Gesi, С. Stecco, and R. Stern, “фасциальный Components of the Myofascial Pain Syndrome,” Current Pain and Headache Reports 17 (2013): 1–10.</w:t>
       </w:r>
     </w:p>
     <w:p>
@@ -3488,7 +3756,7 @@
         <w:jc w:val="left"/>
       </w:pPr>
       <w:r>
-        <w:t>PubMed Web of Science® Google Scholar</w:t>
+        <w:t>Web of Science® Google Scholar</w:t>
       </w:r>
     </w:p>
     <w:p>
@@ -3499,7 +3767,7 @@
         <w:jc w:val="both"/>
       </w:pPr>
       <w:r>
-        <w:t>67 Ю. Морикава, К. Такамото, Х. Нишимару, Х. Нишичо и др., Компрессия в миофазциальном триггерном пункте на хроническом боли в шее обеспечивает облегчение боли через префронтальную коре и автономную нервную систему: пилотное исследование, Границы в нейронауке 11 (2017): 186.</w:t>
+        <w:t>79 F. Devereux, В. О'Rourke, Р. J. Byrne, D. Byrne, and S. Kinsella, “Effects of Myofascial Trigger Point Release on Power and Force Production in the Lower Limb Kinetic Chain,” Journal of Strength and Conditioning Research 33, no. 9 (2019): 2453–2463.</w:t>
       </w:r>
     </w:p>
     <w:p>
@@ -3514,25 +3782,8 @@
       </w:r>
     </w:p>
     <w:p>
-      <w:pPr>
-        <w:pStyle w:val="Heading1"/>
-        <w:keepNext/>
-        <w:spacing w:before="360" w:after="240"/>
-        <w:jc w:val="left"/>
-      </w:pPr>
-      <w:r>
-        <w:t>68 J. L. Weller, D. Comeau и J. А. Otis, Миофазциальная боль (Thieme Medical Publishers, 2018), 640 643.</w:t>
-      </w:r>
-    </w:p>
-    <w:p>
-      <w:pPr>
-        <w:pStyle w:val="Heading2"/>
-        <w:keepNext/>
-        <w:spacing w:before="280" w:after="160"/>
-        <w:jc w:val="left"/>
-      </w:pPr>
-      <w:r>
-        <w:t>Ученый Google</w:t>
+      <w:r>
+        <w:br w:type="page"/>
       </w:r>
     </w:p>
     <w:p>
@@ -3543,7 +3794,7 @@
         <w:jc w:val="both"/>
       </w:pPr>
       <w:r>
-        <w:t>69 J. Р. Shah, J. V. Danoff, М. J. Desai, et al., Биохимические вещества, связанные с болью и воспалением, повышаются в местах, близких и удаленных от активных миофазциальных триггерных точек, Архивы физической медицины и реабилитации 89, No 1 (2008): 1623.</w:t>
+        <w:t>80 S. Deising, В. Weinkauf, J. Blunk, О. Obreja, М. Schmelz, and R. Rukwied, “NGF-Evoked Sensitization of Muscle фасция Nociceptors in Humans,” Pain 153, no. 8 (2012): 1673–1679.</w:t>
       </w:r>
     </w:p>
     <w:p>
@@ -3554,7 +3805,7 @@
         <w:jc w:val="left"/>
       </w:pPr>
       <w:r>
-        <w:t>PubMed Web of Science® Google Scholar</w:t>
+        <w:t>CAS PubMed Web of Science® Google Scholar</w:t>
       </w:r>
     </w:p>
     <w:p>
@@ -3565,7 +3816,7 @@
         <w:jc w:val="both"/>
       </w:pPr>
       <w:r>
-        <w:t>70 С. Фернандес-Де-Лас-Пеньяс и Д. Домерхольт, Миофазциальные триггерные точки: периферийный или центральный феномен?, Текущие ревматологические отчеты 16 (2014): 16.</w:t>
+        <w:t>81 F. С. Duarte, М. Hurtig, А. Clark, J. Simpson, and J. Z. Srbely, “Association Between Naturally Occurring Spine Osteoarthritis in Geriatric Rats and Neurogenic Inflammation Within Neurosegmentally Linked Skeletal Muscle,” Experimental Gerontology 118 (2019): 31–38.</w:t>
       </w:r>
     </w:p>
     <w:p>
@@ -3576,7 +3827,7 @@
         <w:jc w:val="left"/>
       </w:pPr>
       <w:r>
-        <w:t>Ученый Google</w:t>
+        <w:t>PubMed Web of Science® Google Scholar</w:t>
       </w:r>
     </w:p>
     <w:p>
@@ -3587,7 +3838,7 @@
         <w:jc w:val="both"/>
       </w:pPr>
       <w:r>
-        <w:t>71 Ф. Мэнг, Х.-Ю. Ге, Ю. Х. Ван и С.-В. Юе, Афферентные волокна вовлечены в патологию центральных изменений в спинно-спинном роге, связанных с миофазциальными триггерными точками у крыс, Экспериментальные исследования мозга 233 (2015): 31333143.</w:t>
+        <w:t>82 W. Е. Rivers, D. Garrigues, J. Graciosa, and R. N. Harden, “Signs and Symptoms of Myofascial Pain: An International Survey of Pain Management Providers and Proposed Preliminary Set of Diagnostic Criteria,” Pain Medicine 16, no. 9 (2015): 1794–1805.</w:t>
       </w:r>
     </w:p>
     <w:p>
@@ -3598,12 +3849,7 @@
         <w:jc w:val="left"/>
       </w:pPr>
       <w:r>
-        <w:t>CAS PubMed Web of Science® Google Scholar</w:t>
-      </w:r>
-    </w:p>
-    <w:p>
-      <w:r>
-        <w:br w:type="page"/>
+        <w:t>PubMed Web of Science® Google Scholar</w:t>
       </w:r>
     </w:p>
     <w:p>
@@ -3614,7 +3860,7 @@
         <w:jc w:val="both"/>
       </w:pPr>
       <w:r>
-        <w:t>72 Д. Б. Райхлинг и Д. Д. Левин, Критическая роль пластичности ноцицепторов в хронической боли, Тенденции в нейронауке 32, No 12 (2009): 611618.</w:t>
+        <w:t>83 D. G. Simons, “Symptomatology and Clinical Pathophysiology of Myofascial Pain,” Der Schmerz 5, no. Suppl 1 (1991): S29–S37.</w:t>
       </w:r>
     </w:p>
     <w:p>
@@ -3625,29 +3871,29 @@
         <w:jc w:val="left"/>
       </w:pPr>
       <w:r>
+        <w:t>CAS PubMed Google Scholar</w:t>
+      </w:r>
+    </w:p>
+    <w:p>
+      <w:pPr>
+        <w:pStyle w:val="Heading1"/>
+        <w:keepNext/>
+        <w:spacing w:before="360" w:after="240"/>
+        <w:jc w:val="left"/>
+      </w:pPr>
+      <w:r>
+        <w:t>84 Х. Li, R. Wang, Х. Xing, and К. Ян (Ян (Yang)), “акупунктура for Myofascial Pain Syndrome: А Network Meta-Analysis of 33</w:t>
+      </w:r>
+    </w:p>
+    <w:p>
+      <w:pPr>
+        <w:pStyle w:val="Heading2"/>
+        <w:keepNext/>
+        <w:spacing w:before="280" w:after="160"/>
+        <w:jc w:val="left"/>
+      </w:pPr>
+      <w:r>
         <w:t>CAS PubMed Web of Science® Google Scholar</w:t>
-      </w:r>
-    </w:p>
-    <w:p>
-      <w:pPr>
-        <w:pStyle w:val="Heading1"/>
-        <w:keepNext/>
-        <w:spacing w:before="360" w:after="240"/>
-        <w:jc w:val="left"/>
-      </w:pPr>
-      <w:r>
-        <w:t>73 Ц.-З. Хонг, Новые тенденции в синдроме миофасциальной боли, Чжунхуа И Сю За Цзи= Китайский медицинский журнал; Свободное</w:t>
-      </w:r>
-    </w:p>
-    <w:p>
-      <w:pPr>
-        <w:pStyle w:val="Heading2"/>
-        <w:keepNext/>
-        <w:spacing w:before="280" w:after="160"/>
-        <w:jc w:val="left"/>
-      </w:pPr>
-      <w:r>
-        <w:t>PubMed Google Scholar</w:t>
       </w:r>
     </w:p>
     <w:p>
@@ -3658,7 +3904,7 @@
         <w:jc w:val="both"/>
       </w:pPr>
       <w:r>
-        <w:t>74 М. Дж. Хокинг, Исследование гипотезы центральной модуляции: являются ли древние механизмы памяти основой патофизиологии триггерных точек?, Отчеты о текущей боли и головной боли 17, No 7 (2013): 347.</w:t>
+        <w:t>85 А. Т. Rathbone, L. Grosman-Rimon, and D. А. Kumbhare, “Interrater Agreement of Manual Palpation for Identification of Myofascial Trigger Points: А Systematic Review and Meta-Analysis,” Clinical Journal of Pain 33, no. 8 (2017): 715–729.</w:t>
       </w:r>
     </w:p>
     <w:p>
@@ -3669,7 +3915,7 @@
         <w:jc w:val="left"/>
       </w:pPr>
       <w:r>
-        <w:t>PubMed Google Scholar</w:t>
+        <w:t>PubMed Web of Science® Google Scholar</w:t>
       </w:r>
     </w:p>
     <w:p>
@@ -3680,7 +3926,7 @@
         <w:jc w:val="both"/>
       </w:pPr>
       <w:r>
-        <w:t>75 J. Р. Shah, Т. М. Phillips, J. V. Danoff и L. H. Gerber, An In vivo микроаналитическая техника для измерения местной биохимической среды человеческих скелетных мышц, Journal of Applied Physiology 99, No. 5 (2005): 19771984.</w:t>
+        <w:t>86 А. Т. L. Rathbone and D. А. Kumbhare, “Re: Signs and Symptoms of Myofascial Pain: An International Survey of Pain Management Providers and Proposed Preliminary Set of Diagnostic Criteria,” Pain Medicine 17, no. 3 (2016): 620.</w:t>
       </w:r>
     </w:p>
     <w:p>
@@ -3691,30 +3937,7 @@
         <w:jc w:val="left"/>
       </w:pPr>
       <w:r>
-        <w:t>CAS PubMed Web of Science® Google Scholar</w:t>
-      </w:r>
-    </w:p>
-    <w:p>
-      <w:pPr>
-        <w:spacing w:before="60" w:after="60"/>
-        <w:ind w:left="720"/>
-      </w:pPr>
-      <w:r>
-        <w:rPr>
-          <w:sz w:val="18"/>
-        </w:rPr>
-        <w:t>76 С. Мунсе, Патогенез мышечной боли, Отчеты о текущей боли и головной боли 7 (2003): 419 425.</w:t>
-      </w:r>
-    </w:p>
-    <w:p>
-      <w:pPr>
-        <w:pStyle w:val="Heading2"/>
-        <w:keepNext/>
-        <w:spacing w:before="280" w:after="160"/>
-        <w:jc w:val="left"/>
-      </w:pPr>
-      <w:r>
-        <w:t>PubMed Google Scholar</w:t>
+        <w:t>PubMed Web of Science® Google Scholar</w:t>
       </w:r>
     </w:p>
     <w:p>
@@ -3725,7 +3948,12 @@
         <w:jc w:val="both"/>
       </w:pPr>
       <w:r>
-        <w:t>77 J. Z. Srbely, J. Р. Dickey, D. Lee и М. Lowerison, Сухая стимуляция иглы миофазциальных триггерных точек вызывает сегментальные антиноцицептивные эффекты, Журнал реабилитационной медицины 42, No 5 (2010): 463468.</w:t>
+        <w:t>87 F. С. Duarte, D. W. West, L. D. Linde, S. Hassan, and D. А. Kumbhare, “Re-Examining Myofascial Pain Syndrome: Toward Biomarker Development and Mechanism-Based Diagnostic Criteria,” Current Rheumatology Reports 23 (2021): 1–10.</w:t>
+      </w:r>
+    </w:p>
+    <w:p>
+      <w:r>
+        <w:br w:type="page"/>
       </w:r>
     </w:p>
     <w:p>
@@ -3736,7 +3964,7 @@
         <w:jc w:val="left"/>
       </w:pPr>
       <w:r>
-        <w:t>PubMed Web of Science® Google Scholar</w:t>
+        <w:t>Web of Science® Google Scholar</w:t>
       </w:r>
     </w:p>
     <w:p>
@@ -3747,7 +3975,7 @@
         <w:jc w:val="both"/>
       </w:pPr>
       <w:r>
-        <w:t>78 А. Стекко, М. Гези, С. Стекко и Р. Стерн, Фациальные компоненты синдрома миофациальной боли, Отчеты о текущей боли и головной боли 17 (2013): 110.</w:t>
+        <w:t>88 S. Ambite-Quesada, J. L. Arias-Buría, С. А. Courtney, L. Arendt-Nielsen, and С. Fernández-deLas-Peñas, “Exploration of Quantitative Sensory Testing in Latent Trigger Points and Referred Pain Areas,” Clinical Journal of Pain 34, no. 5 (2018): 409–414.</w:t>
       </w:r>
     </w:p>
     <w:p>
@@ -3758,7 +3986,7 @@
         <w:jc w:val="left"/>
       </w:pPr>
       <w:r>
-        <w:t>Web of Science® Google Scholar</w:t>
+        <w:t>PubMed Web of Science® Google Scholar</w:t>
       </w:r>
     </w:p>
     <w:p>
@@ -3769,7 +3997,7 @@
         <w:jc w:val="both"/>
       </w:pPr>
       <w:r>
-        <w:t>79 Ф. Деверо, Б. О'Рурк, П. Джей. Байрн, Д. Байрн и С. Кинселла, Эффекты освобождения миофазциальной триггерной точкой на производство энергии и силы в кинетической цепочке нижних конечностей, Журнал исследований силы и кондиционирования 33, No 9 (2019): 24532463.</w:t>
+        <w:t>89 W. Caumo, А. Deitos, S. Carvalho, and F. Fregni, “Motor Cortex Excitability and BDNF Levels in Chronic Musculoskeletal Pain According to Structural Pathology,” Frontiers in Human Neuroscience 10 (2016): 357.</w:t>
       </w:r>
     </w:p>
     <w:p>
@@ -3781,11 +4009,6 @@
       </w:pPr>
       <w:r>
         <w:t>PubMed Web of Science® Google Scholar</w:t>
-      </w:r>
-    </w:p>
-    <w:p>
-      <w:r>
-        <w:br w:type="page"/>
       </w:r>
     </w:p>
     <w:p>
@@ -3796,7 +4019,7 @@
         <w:jc w:val="both"/>
       </w:pPr>
       <w:r>
-        <w:t>80 С. Дейзинг, Б. Вейнкауф, Дж. Бланк, О. Обрея, М. Шмельц и Р. Руквид, NGF- Эвоцированная чувствительность мышечных фассийных ноцицепторов у людей, Боль 153, No. 8 (2012): 16731679.</w:t>
+        <w:t>90 М. Farella, А. Michelotti, М. Steenks, R. Romeo, R. Cimino, and F. Bosman, “The Diagnostic Value of Pressure Algometry in Myofascial Pain of the Jaw Muscles,” Journal of Oral Rehabilitation 27, no. 1 (2000): 9–14.</w:t>
       </w:r>
     </w:p>
     <w:p>
@@ -3818,7 +4041,7 @@
         <w:jc w:val="left"/>
       </w:pPr>
       <w:r>
-        <w:t>81 F. С. Duarte, М. Hurtig, А. Clark, J. Simpson и J. Z. Srbely, Объединение между естественным возникновением остеоартрита</w:t>
+        <w:t>91 М. N. Janal, К. G. Raphael, D. В. Cook, D. А. Sirois, L. Nemelivsky, and R. Staud, “Thermal Temporal Summation and Decay</w:t>
       </w:r>
     </w:p>
     <w:p>
@@ -3840,7 +4063,7 @@
         <w:jc w:val="both"/>
       </w:pPr>
       <w:r>
-        <w:t>82 W. Е. Rivers, D. Garrigues, J. Graciosa, и R. N. Harden, Знаки и симптомы миофазсовой боли: Международное исследование поставщиков услуг по лечению боли и предложенный предварительный набор диагностических критериев, Медицинство боли 16, No 9 (2015): 17941805.</w:t>
+        <w:t>92 D. L. Kennedy, H. I. Kemp, D. Ridout, D. Yarnitsky, and А. S. Rice, “Reliability of Conditioned Pain Modulation: А Systematic Review,” Pain 157, no. 11 (2016): 2410–2419.</w:t>
       </w:r>
     </w:p>
     <w:p>
@@ -3862,7 +4085,7 @@
         <w:jc w:val="both"/>
       </w:pPr>
       <w:r>
-        <w:t>83 Д. Г. Симонс, Симптоматология и клиническая патофизиология миофазциальной боли, Der Schmerz 5, no. Дополнение 1 (1991): S29S37.</w:t>
+        <w:t>93 L. D. Linde, D. А. Kumbhare, М. Joshi, and J. Z. Srbely, “The Relationship Between Rate of Algometer Application and Pain Pressure Threshold in the Assessment of Myofascial Trigger Point Sensitivity,” Pain Practice 18, no. 2 (2018): 224–229.</w:t>
       </w:r>
     </w:p>
     <w:p>
@@ -3873,7 +4096,7 @@
         <w:jc w:val="left"/>
       </w:pPr>
       <w:r>
-        <w:t>CAS PubMed Google Scholar</w:t>
+        <w:t>PubMed Web of Science® Google Scholar</w:t>
       </w:r>
     </w:p>
     <w:p>
@@ -3884,7 +4107,7 @@
         <w:jc w:val="both"/>
       </w:pPr>
       <w:r>
-        <w:t>84 Х. Li, R. Wang, Х. Xing и К. Ян (Ян (Yang)), Акупунктура для синдрома миофасциальной боли: сетевой метаанализ 33 рандомизированных контролируемых испытаний, Врач боли 20, No. 6 (2017): E883.</w:t>
+        <w:t>94 О. Mayoral del Moral, М. Torres Lacomba, I. J. Russell, Ó. Sánchez Méndez, and В. Sánchez “Validity and Reliability of Clinical Examination in the Diagnosis of Myofascial Pain Syndrome and Myofascial Trigger Points in Upper Quarter Muscles,” Pain Medicine 19, no. 10 (2018): 2039–2050.</w:t>
       </w:r>
     </w:p>
     <w:p>
@@ -3895,7 +4118,34 @@
         <w:jc w:val="left"/>
       </w:pPr>
       <w:r>
-        <w:t>CAS PubMed Web of Science® Google Scholar</w:t>
+        <w:t>PubMed Web of Science® Google Scholar</w:t>
+      </w:r>
+    </w:p>
+    <w:p>
+      <w:r>
+        <w:br w:type="page"/>
+      </w:r>
+    </w:p>
+    <w:p>
+      <w:pPr>
+        <w:pStyle w:val="Heading1"/>
+        <w:keepNext/>
+        <w:spacing w:before="360" w:after="240"/>
+        <w:jc w:val="left"/>
+      </w:pPr>
+      <w:r>
+        <w:t>95 S. Ramaswamy and Т. Wodehouse, “Conditioned Pain Modulation—А Comprehensive Review,” Neurophysiologie Clinique 51, no. 3</w:t>
+      </w:r>
+    </w:p>
+    <w:p>
+      <w:pPr>
+        <w:pStyle w:val="Heading2"/>
+        <w:keepNext/>
+        <w:spacing w:before="280" w:after="160"/>
+        <w:jc w:val="left"/>
+      </w:pPr>
+      <w:r>
+        <w:t>PubMed Web of Science® Google Scholar</w:t>
       </w:r>
     </w:p>
     <w:p>
@@ -3906,7 +4156,7 @@
         <w:jc w:val="both"/>
       </w:pPr>
       <w:r>
-        <w:t>85 А. Т. Ратбоун, Л. Гроссман-Римон и Д. А. Кумбхаре, Интерратерное соглашение о ручной пальпации для идентификации миофазциальных триггерных точек: систематический обзор и метаанализ, Клинический журнал боли 33, No 8 (2017): 715729.</w:t>
+        <w:t>96 R. Rolke, R. Baron, С. Maier, et al., “Quantitative Sensory Testing in the German Research Network on Neuropathic Pain (DFNS): Standardized Protocol and Reference Values,” Pain 123, no. 3 (2006): 231–243.</w:t>
       </w:r>
     </w:p>
     <w:p>
@@ -3917,29 +4167,7 @@
         <w:jc w:val="left"/>
       </w:pPr>
       <w:r>
-        <w:t>PubMed Web of Science® Google Scholar</w:t>
-      </w:r>
-    </w:p>
-    <w:p>
-      <w:pPr>
-        <w:pStyle w:val="Heading1"/>
-        <w:keepNext/>
-        <w:spacing w:before="360" w:after="240"/>
-        <w:jc w:val="left"/>
-      </w:pPr>
-      <w:r>
-        <w:t>86 А. Т. Л. Ратбон и Д. А. Кумбхаре, Re: Признаки и симптомы миофазсовой боли: Международное исследование поставщиков услуг</w:t>
-      </w:r>
-    </w:p>
-    <w:p>
-      <w:pPr>
-        <w:pStyle w:val="Heading2"/>
-        <w:keepNext/>
-        <w:spacing w:before="280" w:after="160"/>
-        <w:jc w:val="left"/>
-      </w:pPr>
-      <w:r>
-        <w:t>PubMed Web of Science® Google Scholar</w:t>
+        <w:t>CAS PubMed Web of Science® Google Scholar</w:t>
       </w:r>
     </w:p>
     <w:p>
@@ -3950,12 +4178,7 @@
         <w:jc w:val="both"/>
       </w:pPr>
       <w:r>
-        <w:t>87 Ф. С. Дуарте, Д. В. Вест, Л. Д. Линде, С. Хасан и Д. А. Кумбхаре, Преисследование синдрома миофазциальной боли: к развитию биомаркеров и критериям диагностики на основе механизма, Текущие ревматологические отчеты 23 (2021): 110.</w:t>
-      </w:r>
-    </w:p>
-    <w:p>
-      <w:r>
-        <w:br w:type="page"/>
+        <w:t>97 J. Z. Srbely, J. Р. Dickey, L. R. Bent, D. Lee, and М. Lowerison, “Capsaicin-Induced Central Sensitization Evokes Segmental Increases in Trigger Point Sensitivity in Humans,” Journal of Pain 11, no. 7 (2010): 636.</w:t>
       </w:r>
     </w:p>
     <w:p>
@@ -3966,7 +4189,7 @@
         <w:jc w:val="left"/>
       </w:pPr>
       <w:r>
-        <w:t>Web of Science® Google Scholar</w:t>
+        <w:t>CAS PubMed Web of Science® Google Scholar</w:t>
       </w:r>
     </w:p>
     <w:p>
@@ -3977,7 +4200,7 @@
         <w:jc w:val="both"/>
       </w:pPr>
       <w:r>
-        <w:t>88 С. Амбит-Квесада, Дж. Л. Ариас-Бурья, К. А. Кортни, Л. Аренд-Нильсен и К. Фернандес-де-Лас-Пенас, Исследование количественного сенсорного тестирования в латентных триггерных точках и упомянутых областях боли, Клинический журнал боли 34, No 5 (2018): 409414.</w:t>
+        <w:t>98 H. В. Vaegter, К. К. Petersen, С. D. Mørch, У. Imai, and L. Arendt-Nielsen, “Assessment of CPM Reliability: Quantification of the Within-Subject Reliability of 10 Different Protocols,” Scandinavian Journal of Pain 18, no. 4 (2018): 729–737.</w:t>
       </w:r>
     </w:p>
     <w:p>
@@ -3999,7 +4222,7 @@
         <w:jc w:val="both"/>
       </w:pPr>
       <w:r>
-        <w:t>89 У. Каумо, А. Деитос, С. Карвальхо и Ф. Фрегни, Раздражительность моторной коры и уровни BDNF в хронической мышечно-скелетной боли согласно структурной патологии, Границы в человеческой нейробиологии 10 (2016): 357.</w:t>
+        <w:t>99 Q. Chen, S. Bensamoun, J. R. Basford, J. М. Thompson, and К.-N. An, “Identification and Quantification of Myofascial Taut Bands With Magnetic Resonance Elastography,” Archives of Physical Medicine and Rehabilitation 88, no. 12 (2007): 1658–1661.</w:t>
       </w:r>
     </w:p>
     <w:p>
@@ -4021,29 +4244,7 @@
         <w:jc w:val="both"/>
       </w:pPr>
       <w:r>
-        <w:t>90 М. Фарелла, А. Мишелотти, М. Стенкс, Р. Ромео, Р. Симино и Ф. Босман, Дагностическая ценность алгеометрии давления в миофазциальной боли мышц ящерицы, Журнал оральной реабилитации 27, No 1 (2000): 914.</w:t>
-      </w:r>
-    </w:p>
-    <w:p>
-      <w:pPr>
-        <w:pStyle w:val="Heading2"/>
-        <w:keepNext/>
-        <w:spacing w:before="280" w:after="160"/>
-        <w:jc w:val="left"/>
-      </w:pPr>
-      <w:r>
-        <w:t>CAS PubMed Web of Science® Google Scholar</w:t>
-      </w:r>
-    </w:p>
-    <w:p>
-      <w:pPr>
-        <w:pStyle w:val="Heading1"/>
-        <w:keepNext/>
-        <w:spacing w:before="360" w:after="240"/>
-        <w:jc w:val="left"/>
-      </w:pPr>
-      <w:r>
-        <w:t>91 М. Н. Джанал, К. Г. Рафаэль, Д. Б. Кук, Д. А. Сиройс, Л. Немеливский и Р. Стауд, Термово-временное совокупление и распад</w:t>
+        <w:t>100 А. V. Dibai-Filho, Е. С. Guirro, V. Т. Ferreira, H. Е. Brandino, М. М. Vaz, and R. R. Guirro, “Reliability of Different Methodologies of Infrared Image Analysis of Myofascial Trigger Points in the Upper Trapezius Muscle,” Brazilian Journal of Physical Therapy 19, no. 2 (2015): 122–128.</w:t>
       </w:r>
     </w:p>
     <w:p>
@@ -4065,7 +4266,7 @@
         <w:jc w:val="both"/>
       </w:pPr>
       <w:r>
-        <w:t>92 Д. Л. Кеннеди, Х. И. Кемп, Д. Ридут, Д. Ярницкий и А. С. Райс, Надежность обусловленной модуляции боли: Систематический обзор, Боль 157, No 11 (2016): 24102419.</w:t>
+        <w:t>101 D. S. Haddad, М. L. Brioschi, and Е. S. Arita, “Thermographic and Clinical Correlation of Myofascial Trigger Points in the Masticatory Muscles,” Dento Maxillo Facial Radiology 41, no. 8 (2012): 621–629.</w:t>
       </w:r>
     </w:p>
     <w:p>
@@ -4076,7 +4277,34 @@
         <w:jc w:val="left"/>
       </w:pPr>
       <w:r>
-        <w:t>PubMed Web of Science® Google Scholar</w:t>
+        <w:t>CAS PubMed Web of Science® Google Scholar</w:t>
+      </w:r>
+    </w:p>
+    <w:p>
+      <w:pPr>
+        <w:pStyle w:val="Heading1"/>
+        <w:keepNext/>
+        <w:spacing w:before="360" w:after="240"/>
+        <w:jc w:val="left"/>
+      </w:pPr>
+      <w:r>
+        <w:t>102 У. Kimura, H. У. Ge, У. Zhang, М. Kimura, H. Sumikura, and L. Arendt-Nielsen, “Evaluation of Sympathetic Vasoconstrictor</w:t>
+      </w:r>
+    </w:p>
+    <w:p>
+      <w:r>
+        <w:br w:type="page"/>
+      </w:r>
+    </w:p>
+    <w:p>
+      <w:pPr>
+        <w:pStyle w:val="Heading2"/>
+        <w:keepNext/>
+        <w:spacing w:before="280" w:after="160"/>
+        <w:jc w:val="left"/>
+      </w:pPr>
+      <w:r>
+        <w:t>CAS PubMed Web of Science® Google Scholar</w:t>
       </w:r>
     </w:p>
     <w:p>
@@ -4087,7 +4315,7 @@
         <w:jc w:val="both"/>
       </w:pPr>
       <w:r>
-        <w:t>93 Л. Д. Линде, Д. А. Кумбхаре, М. Джоши и Дж. З. Сербели, Сотношение между скоростью применения алгеометра и порогом давления на боль в оценке чувствительности к миофазциальной триггерной точке, Практика боли 18, No 2 (2018): 224229.</w:t>
+        <w:t>103 D. Kumbhare, S. Shaw, L. Grosman-Rimon, and М. D. Noseworthy, “Quantitative Ultrasound Assessment of Myofascial Pain Syndrome Affecting the Trapezius: А Reliability Study,” Journal of Ultrasound in Medicine 36, no. 12 (2017): 2559–2568.</w:t>
       </w:r>
     </w:p>
     <w:p>
@@ -4109,7 +4337,7 @@
         <w:jc w:val="both"/>
       </w:pPr>
       <w:r>
-        <w:t>94 О. Майораль дель Мораль, М. Торрес Лакомба, И. Дж. Рассел, О. Санчес Мендез и Б. Санчес Валидность и надежность клинического обследования в диагностике синдрома миофазсовой боли и миофазсовых триггерных точек в мышцах верхнего квартала, Больная медицина 19, No 10 (2018): 20392050.</w:t>
+        <w:t>104 D. А. Kumbhare, S. Ahmed, М. G. Behr, and М. D. Noseworthy, “Quantitative Ultrasound Using Texture Analysis of Myofascial Pain Syndrome in the Trapezius,” Critical Reviews in Biomedical Engineering 46, no. 1 (2018): 1–31.</w:t>
       </w:r>
     </w:p>
     <w:p>
@@ -4120,12 +4348,7 @@
         <w:jc w:val="left"/>
       </w:pPr>
       <w:r>
-        <w:t>PubMed Web of Science® Google Scholar</w:t>
-      </w:r>
-    </w:p>
-    <w:p>
-      <w:r>
-        <w:br w:type="page"/>
+        <w:t>PubMed Google Scholar</w:t>
       </w:r>
     </w:p>
     <w:p>
@@ -4136,7 +4359,7 @@
         <w:jc w:val="both"/>
       </w:pPr>
       <w:r>
-        <w:t>95 С. Рамасвами и Т. Водехаус, Условное модулирование болиОбширный обзор, Неврофизиологическая клиника 51, No 3 (2021): 197208.</w:t>
+        <w:t>105 D. А. Kumbhare, А. H. Elzibak, and М. D. Noseworthy, “Assessment of Myofascial Trigger Points Using Ultrasound,” American Journal of Physical Medicine and Rehabilitation 95, no. 1 (2016): 72–80.</w:t>
       </w:r>
     </w:p>
     <w:p>
@@ -4158,7 +4381,7 @@
         <w:jc w:val="both"/>
       </w:pPr>
       <w:r>
-        <w:t>96 Р. Ролке, Р. Барон, С. Майер и др., Квантитативное сенсорное тестирование в немецкой исследовательской сети по невропатической боли (DFNS): Стандартный протокол и референтные значения, Боль 123, No 3 (2006): 231243.</w:t>
+        <w:t>106 D. Niddam, S. H. Lee, У. Т. Su, and R. С. Chan, “Brain Structural Changes in Patients With Chronic Myofascial Pain,” European Journal of Pain 21, no. 1 (2017): 148–158.</w:t>
       </w:r>
     </w:p>
     <w:p>
@@ -4180,7 +4403,7 @@
         <w:jc w:val="both"/>
       </w:pPr>
       <w:r>
-        <w:t>97 J. Z. Srbely, J. Р. Dickey, L. R. Bent, D. Lee и М. Lowerison, Капсаицин-индуцированная центральная чувствительность вызывает сегментальное увеличение чувствительности к точке вызова у людей, Journal of Pain 11, no. 7 (2010): 636.</w:t>
+        <w:t>107 N. Sollmann, N. Mathonia, D. Weidlich, et al., “Quantitative Magnetic Resonance Imaging of the Upper Trapezius Muscles–Assessment of Myofascial Trigger Points in Patients With Migraine,” Journal of Headache and Pain 20 (2019): 1–9.</w:t>
       </w:r>
     </w:p>
     <w:p>
@@ -4191,7 +4414,7 @@
         <w:jc w:val="left"/>
       </w:pPr>
       <w:r>
-        <w:t>CAS PubMed Web of Science® Google Scholar</w:t>
+        <w:t>PubMed Web of Science® Google Scholar</w:t>
       </w:r>
     </w:p>
     <w:p>
@@ -4202,7 +4425,7 @@
         <w:jc w:val="both"/>
       </w:pPr>
       <w:r>
-        <w:t>98 Х. Б. Вайгтер, К. К. Петерсен, Ц. Д. Морч, Ю. Имай и Л. Аренд-Нильсен, Оценка надежности CPM: количественная оценка внутрисубъектной надежности 10 различных протоколов, Скандинавский журнал боли 18, No 4 (2018): 729737.</w:t>
+        <w:t>108 У. Zhang, H.-У. Ge, S.-W. Yue, У. Kimura, and L. Arendt-Nielsen, “Attenuated Skin Blood Flow Response to Nociceptive Stimulation of Latent Myofascial Trigger Points,” Archives of Physical Medicine and Rehabilitation 90, no. 2 (2009): 325–332.</w:t>
       </w:r>
     </w:p>
     <w:p>
@@ -4224,7 +4447,7 @@
         <w:jc w:val="both"/>
       </w:pPr>
       <w:r>
-        <w:t>99 К. Чен, С. Бенсамун, Дж. Р. Басфорд, Дж. М. Томпсон и К.-Н. Ан, Идентификация и количественная идентификация миофазциальных таутных полос с магнитной резонансной эластографией, Архивы физической медицины и реабилитации 88, No 12 (2007): 16581661.</w:t>
+        <w:t>109 D. Turo, Р. Otto, J. Р. Shah, et al., “Ultrasonic Characterization of the Upper Trapezius Muscle in Patients With Chronic Neck Pain,” Ultrasonic Imaging 35, no. 2 (2013): 173–187.</w:t>
       </w:r>
     </w:p>
     <w:p>
@@ -4236,6 +4459,11 @@
       </w:pPr>
       <w:r>
         <w:t>PubMed Web of Science® Google Scholar</w:t>
+      </w:r>
+    </w:p>
+    <w:p>
+      <w:r>
+        <w:br w:type="page"/>
       </w:r>
     </w:p>
     <w:p>
@@ -4246,7 +4474,7 @@
         <w:jc w:val="both"/>
       </w:pPr>
       <w:r>
-        <w:t>100 А. В. Дибай-Филхо, Э. С. Гиро, В. Т. Феррера, Э. Е. Брандино, М. М. Ваз и Р. Р. Гиро, Надежность различных методик анализа инфракрасного изображения миофазциальных триггерных точек в верхней трапезиальной мышце, Бразильский журнал физической терапии 19, No 2 (2015): 122128.</w:t>
+        <w:t>110 J. Fernández-Carnero, H.-У. Ge, У. Kimura, С. Fernández-de-Las-Peñas, and L. Arendt-Nielsen, “Increased Spontaneous Electrical Activity at а Latent Myofascial Trigger Point After Nociceptive Stimulation of Another Latent Trigger Point,” Clinical Journal of Pain 26, no. 2 (2010): 138–143.</w:t>
       </w:r>
     </w:p>
     <w:p>
@@ -4258,6 +4486,28 @@
       </w:pPr>
       <w:r>
         <w:t>PubMed Web of Science® Google Scholar</w:t>
+      </w:r>
+    </w:p>
+    <w:p>
+      <w:pPr>
+        <w:pStyle w:val="Heading1"/>
+        <w:keepNext/>
+        <w:spacing w:before="360" w:after="240"/>
+        <w:jc w:val="left"/>
+      </w:pPr>
+      <w:r>
+        <w:t>111 L. Li, R. Stoop, R. Clijsen, et al., “Criteria Used for the Diagnosis of Myofascial Trigger Points in Clinical Trials on</w:t>
+      </w:r>
+    </w:p>
+    <w:p>
+      <w:pPr>
+        <w:pStyle w:val="Heading2"/>
+        <w:keepNext/>
+        <w:spacing w:before="280" w:after="160"/>
+        <w:jc w:val="left"/>
+      </w:pPr>
+      <w:r>
+        <w:t>CAS PubMed Web of Science® Google Scholar</w:t>
       </w:r>
     </w:p>
     <w:p>
@@ -4268,7 +4518,7 @@
         <w:jc w:val="both"/>
       </w:pPr>
       <w:r>
-        <w:t>101 Д. С. Хаддад, М. Л. Бриоши и Э. С. Арита, Термографическая и клиническая корреляция миофазциальных триггерных точек в мастикаторных мышцах, Дэнто Максило рентгенология лица 41, No 8 (2012): 621629.</w:t>
+        <w:t>112 S. Bourgaize, G. Newton, D. Kumbhare, and J. Srbely, “А Comparison of the Clinical Manifestation and Pathophysiology of Myofascial Pain Syndrome and Fibromyalgia: Implications for Differential Diagnosis and Management,” Journal of the Canadian Chiropractic Association 62, no. 1 (2018): 26.</w:t>
       </w:r>
     </w:p>
     <w:p>
@@ -4279,7 +4529,7 @@
         <w:jc w:val="left"/>
       </w:pPr>
       <w:r>
-        <w:t>CAS PubMed Web of Science® Google Scholar</w:t>
+        <w:t>PubMed Google Scholar</w:t>
       </w:r>
     </w:p>
     <w:p>
@@ -4290,12 +4540,7 @@
         <w:jc w:val="left"/>
       </w:pPr>
       <w:r>
-        <w:t>102 Ю. Кимура, Х. Ю. Ге, Ю. Чжан, М. Кимура, Х. Сумикура и Л. Аренд-Нильсен, Оценка симпатической реакции сосудистого сосуда</w:t>
-      </w:r>
-    </w:p>
-    <w:p>
-      <w:r>
-        <w:br w:type="page"/>
+        <w:t>113 J. Fricton, “Myofascial Pain: Mechanisms to Management,” Oral and Maxillofacial Surgery Clinics of North America 28, no.</w:t>
       </w:r>
     </w:p>
     <w:p>
@@ -4306,7 +4551,7 @@
         <w:jc w:val="left"/>
       </w:pPr>
       <w:r>
-        <w:t>CAS PubMed Web of Science® Google Scholar</w:t>
+        <w:t>PubMed Web of Science® Google Scholar</w:t>
       </w:r>
     </w:p>
     <w:p>
@@ -4317,7 +4562,7 @@
         <w:jc w:val="both"/>
       </w:pPr>
       <w:r>
-        <w:t>103 Д. Кумбхаре, С. Шо, Л. Гроссман-Римон и М. Д. Носворти, Квантитативная ультразвуковая оценка синдрома миофазсовой боли, поражающего трапезий: исследование надежности, Журнал ультразвука в медицине 36, No 12 (2017): 25592568.</w:t>
+        <w:t>114 L. М. Arnold, R. М. Bennett, L. J. Crofford, et al., “AAPT Diagnostic Criteria for Fibromyalgia,” Journal of Pain 20, no. 6 (2019): 611–628.</w:t>
       </w:r>
     </w:p>
     <w:p>
@@ -4329,6 +4574,29 @@
       </w:pPr>
       <w:r>
         <w:t>PubMed Web of Science® Google Scholar</w:t>
+      </w:r>
+    </w:p>
+    <w:p>
+      <w:pPr>
+        <w:spacing w:before="120" w:after="120"/>
+        <w:jc w:val="center"/>
+      </w:pPr>
+      <w:r>
+        <w:rPr>
+          <w:rFonts w:ascii="Courier New" w:hAnsi="Courier New"/>
+        </w:rPr>
+        <w:t>115 F. Wolfe, D. J. Clauw, М.-А. Fitzcharles, et al., 2016 Revisions to the 2010/2011 Fibromyalgia Diagnostic Criteria (Elsevier, 2016), 319–329.</w:t>
+      </w:r>
+    </w:p>
+    <w:p>
+      <w:pPr>
+        <w:pStyle w:val="Heading2"/>
+        <w:keepNext/>
+        <w:spacing w:before="280" w:after="160"/>
+        <w:jc w:val="left"/>
+      </w:pPr>
+      <w:r>
+        <w:t>Google Scholar</w:t>
       </w:r>
     </w:p>
     <w:p>
@@ -4339,7 +4607,7 @@
         <w:jc w:val="both"/>
       </w:pPr>
       <w:r>
-        <w:t>104 Д. А. Кумбхаре, С. Ахмед, М. Г. Бехр и М. Д. Носворти, Квантитативный ультразвук с использованием анализа текстуры миофазциального синдрома боли в трапезии, Критические отзывы в биомедицинской инженерии 46, No 1 (2018): 131.</w:t>
+        <w:t>116 F. Wolfe, D. J. Clauw, М. А. Fitzcharles, et al., “The American College of Rheumatology Preliminary Diagnostic Criteria for Fibromyalgia and Measurement of Symptom Severity,” Arthritis Care and Research 62, no. 5 (2010): 600–610.</w:t>
       </w:r>
     </w:p>
     <w:p>
@@ -4350,7 +4618,7 @@
         <w:jc w:val="left"/>
       </w:pPr>
       <w:r>
-        <w:t>PubMed Google Scholar</w:t>
+        <w:t>PubMed Web of Science® Google Scholar</w:t>
       </w:r>
     </w:p>
     <w:p>
@@ -4361,7 +4629,12 @@
         <w:jc w:val="both"/>
       </w:pPr>
       <w:r>
-        <w:t>105 Д. А. Кумбхаре, А. Х. Эльзибак и М. Д. Носворти, Оценка миофазциальных триггерных точек с использованием ультразвука, Американский журнал физической медицины и реабилитации 95, No 1 (2016): 7280.</w:t>
+        <w:t>117 Р. Sarzi-Puttini, V. Giorgi, D. Marotto, and F. Atzeni, “Fibromyalgia: An Update on Clinical Characteristics, Aetiopathogenesis and Treatment,” Nature Reviews Rheumatology 16, no. 11 (2020): 645–660.</w:t>
+      </w:r>
+    </w:p>
+    <w:p>
+      <w:r>
+        <w:br w:type="page"/>
       </w:r>
     </w:p>
     <w:p>
@@ -4383,7 +4656,7 @@
         <w:jc w:val="both"/>
       </w:pPr>
       <w:r>
-        <w:t>106 Д. Ниддам, С. Х. Ли, Ю. Т. Су и Р. К. Чан, Изменения структуры мозга у пациентов с хронической миофасциальной болью, Европейский журнал боли 21, No 1 (2017): 148158.</w:t>
+        <w:t>118 М. J. Schneider, “Tender Points-Fibromyalgice vs. Trigger Points-Myofascial Pain Syndrome: А Need for Clarity in Terminology and Differential Diagnosis/MJ Schneider,” 1995.</w:t>
       </w:r>
     </w:p>
     <w:p>
@@ -4394,7 +4667,29 @@
         <w:jc w:val="left"/>
       </w:pPr>
       <w:r>
-        <w:t>CAS PubMed Web of Science® Google Scholar</w:t>
+        <w:t>Google Scholar</w:t>
+      </w:r>
+    </w:p>
+    <w:p>
+      <w:pPr>
+        <w:pStyle w:val="Heading1"/>
+        <w:keepNext/>
+        <w:spacing w:before="360" w:after="240"/>
+        <w:jc w:val="left"/>
+      </w:pPr>
+      <w:r>
+        <w:t>119 R. D. Gerwin, “Classification, Epidemiology, and Natural History of Myofascial Pain Syndrome,” Current Pain and Headache</w:t>
+      </w:r>
+    </w:p>
+    <w:p>
+      <w:pPr>
+        <w:pStyle w:val="Heading2"/>
+        <w:keepNext/>
+        <w:spacing w:before="280" w:after="160"/>
+        <w:jc w:val="left"/>
+      </w:pPr>
+      <w:r>
+        <w:t>CAS PubMed Google Scholar</w:t>
       </w:r>
     </w:p>
     <w:p>
@@ -4405,7 +4700,7 @@
         <w:jc w:val="both"/>
       </w:pPr>
       <w:r>
-        <w:t>107 Н. Солманн, Н. Матония, Д. Вайдлих и др., Квантитативное магнитно-резонансное изображение мышц верхнего трапезаОценка миофазциальных триггерных точек у пациентов с мигрени, Журнал головных болей и боли 20 (2019): 19.</w:t>
+        <w:t>120 М.-А. Fitzcharles, S. Р. Cohen, D. J. Clauw, G. Littlejohn, С. Usui, and W. Häuser, “Chronic Primary Musculoskeletal Pain: А New Concept of Nonstructural Regional Pain,” Reports 7, no. 5 (2022): e1024.</w:t>
       </w:r>
     </w:p>
     <w:p>
@@ -4427,7 +4722,7 @@
         <w:jc w:val="both"/>
       </w:pPr>
       <w:r>
-        <w:t>108 Ю. Чжан, Х.-Ю. Ге, С.-З. Юе, Ю. Кимура и Л. Аренд-Нильсен, Ослабленный ответ на кровоток кожи на ноцицептивную стимуляцию латентных миофазциальных триггерных точек, Архивы физической медицины и реабилитации 90, No 2 (2009): 325332.</w:t>
+        <w:t>121 Е. Facco and F. Ceccherelli, “ Myofascial Pain Mimicking Radicular Syndromes,” In Advanced Peripheral Nerve Surgery and Minimal Invasive Spinal Surgery, edited by А. Alexandre, А Bricolo, and H. MillesiSpringer, 2005), 147–150.</w:t>
       </w:r>
     </w:p>
     <w:p>
@@ -4438,34 +4733,7 @@
         <w:jc w:val="left"/>
       </w:pPr>
       <w:r>
-        <w:t>PubMed Web of Science® Google Scholar</w:t>
-      </w:r>
-    </w:p>
-    <w:p>
-      <w:pPr>
-        <w:pStyle w:val="Heading1"/>
-        <w:keepNext/>
-        <w:spacing w:before="360" w:after="240"/>
-        <w:jc w:val="left"/>
-      </w:pPr>
-      <w:r>
-        <w:t>109 Д. Туро, П. Отто, Дж. П. Шах и др., Ультразвуковая характеристика мышцы верхнего трапеза у пациентов с хронической болью</w:t>
-      </w:r>
-    </w:p>
-    <w:p>
-      <w:pPr>
-        <w:pStyle w:val="Heading2"/>
-        <w:keepNext/>
-        <w:spacing w:before="280" w:after="160"/>
-        <w:jc w:val="left"/>
-      </w:pPr>
-      <w:r>
-        <w:t>PubMed Web of Science® Google Scholar</w:t>
-      </w:r>
-    </w:p>
-    <w:p>
-      <w:r>
-        <w:br w:type="page"/>
+        <w:t>Google Scholar</w:t>
       </w:r>
     </w:p>
     <w:p>
@@ -4476,7 +4744,7 @@
         <w:jc w:val="both"/>
       </w:pPr>
       <w:r>
-        <w:t>110 J. Fernández-Carnero, H.-У. Ge, У. Kimura, С. Fernández-de-Las-Peñas, и L. Arendt-Nielsen, Повышение спонтанной электрической активности в латентной миофасциальной триггерной точке после ноцицептивной стимуляции другой латентной триггерной точки, Клинический журнал боли 26, No 2 (2010): 138143.</w:t>
+        <w:t>122 D. G. Simons and J. Dommerholt, “Myofascial Trigger Points and Myofascial Pain Syndrome: А Critical Review of Recent Literature,” Journal of Manual and Manipulative Therapy 14, no. 4 (2006): 125E–171E.</w:t>
       </w:r>
     </w:p>
     <w:p>
@@ -4487,7 +4755,7 @@
         <w:jc w:val="left"/>
       </w:pPr>
       <w:r>
-        <w:t>PubMed Web of Science® Google Scholar</w:t>
+        <w:t>Google Scholar</w:t>
       </w:r>
     </w:p>
     <w:p>
@@ -4498,7 +4766,7 @@
         <w:jc w:val="both"/>
       </w:pPr>
       <w:r>
-        <w:t>111 L. Li, R. Stoop, R. Clijsen, et al., Критерии, используемые для диагностики миофазциальных триггерных точек в клинических испытаниях на физиотерапию: обновленный систематический обзор, Клинический журнал боли 36, No 12 (2020): 955967.</w:t>
+        <w:t>123 J. S. Lipetz, “Pathophysiology of Inflammatory, Degenerative, and Compressive Radiculopathies,” Physical Medicine and Rehabilitation Clinics 13, no. 3 (2002): 439–449.</w:t>
       </w:r>
     </w:p>
     <w:p>
@@ -4509,7 +4777,7 @@
         <w:jc w:val="left"/>
       </w:pPr>
       <w:r>
-        <w:t>CAS PubMed Web of Science® Google Scholar</w:t>
+        <w:t>PubMed Google Scholar</w:t>
       </w:r>
     </w:p>
     <w:p>
@@ -4520,7 +4788,34 @@
         <w:jc w:val="both"/>
       </w:pPr>
       <w:r>
-        <w:t>112 С. Бургаизе, Г. Ньютон, Д. Кумбарэ и Дж. Сербели, Сравнение клинических проявлений и патофизиологии синдрома миофасциальной боли и фибромиалгии: последствия для дифференциального диагностики и управления, Журнал канадской ассоциации хиропрактики 62, No 1 (2018): 26.</w:t>
+        <w:t>124 Р. Marchettini, М. Lacerenza, Е. Mauri, and С. Marangoni, “Painful Peripheral Neuropathies,” Current Neuropharmacology 4, no. 3 (2006): 175–181.</w:t>
+      </w:r>
+    </w:p>
+    <w:p>
+      <w:pPr>
+        <w:pStyle w:val="Heading2"/>
+        <w:keepNext/>
+        <w:spacing w:before="280" w:after="160"/>
+        <w:jc w:val="left"/>
+      </w:pPr>
+      <w:r>
+        <w:t>CAS PubMed Web of Science® Google Scholar</w:t>
+      </w:r>
+    </w:p>
+    <w:p>
+      <w:pPr>
+        <w:pStyle w:val="Heading1"/>
+        <w:keepNext/>
+        <w:spacing w:before="360" w:after="240"/>
+        <w:jc w:val="left"/>
+      </w:pPr>
+      <w:r>
+        <w:t>125 N. В. Finnerup, R. Kuner, and Т. S. Jensen, “Neuropathic Pain: From Mechanisms to Treatment,” Physiological Reviews 101,</w:t>
+      </w:r>
+    </w:p>
+    <w:p>
+      <w:r>
+        <w:br w:type="page"/>
       </w:r>
     </w:p>
     <w:p>
@@ -4542,7 +4837,7 @@
         <w:jc w:val="both"/>
       </w:pPr>
       <w:r>
-        <w:t>113 J. Fricton, Миофаз. Боль: Механизмы управления, Оральная и максилофаз. Хирургическая клиники Северной Америки 28, No 3 (2016): 289311.</w:t>
+        <w:t>126 R. А. Moss and J. С. Garrett, “Temporomandibular Joint Dysfunction Syndrome and Myofascial Pain Dysfunction Syndrome: А Critical Review,” Journal of Oral Rehabilitation 11, no. 1 (1984): 3–28.</w:t>
       </w:r>
     </w:p>
     <w:p>
@@ -4553,7 +4848,29 @@
         <w:jc w:val="left"/>
       </w:pPr>
       <w:r>
-        <w:t>PubMed Web of Science® Google Scholar</w:t>
+        <w:t>CAS PubMed Web of Science® Google Scholar</w:t>
+      </w:r>
+    </w:p>
+    <w:p>
+      <w:pPr>
+        <w:pStyle w:val="Heading1"/>
+        <w:keepNext/>
+        <w:spacing w:before="360" w:after="240"/>
+        <w:jc w:val="left"/>
+      </w:pPr>
+      <w:r>
+        <w:t>127 С. S. Stohler, “Muscle-Related Temporomandibular Disorders,” Journal of Orofacial Pain 13, no. 4 (1999): 273–284.</w:t>
+      </w:r>
+    </w:p>
+    <w:p>
+      <w:pPr>
+        <w:pStyle w:val="Heading2"/>
+        <w:keepNext/>
+        <w:spacing w:before="280" w:after="160"/>
+        <w:jc w:val="left"/>
+      </w:pPr>
+      <w:r>
+        <w:t>CAS PubMed Web of Science® Google Scholar</w:t>
       </w:r>
     </w:p>
     <w:p>
@@ -4564,7 +4881,7 @@
         <w:jc w:val="both"/>
       </w:pPr>
       <w:r>
-        <w:t>114 Л. М. Арнольд, Р. М. Беннетт, Л. Дж. Кроффорд и др., ААПТ Диагностические критерии для фибромиалгии, Журнал боли 20, No 6 (2019): 611628.</w:t>
+        <w:t>128 J. Kuć, К. D. Szarejko, and Т. Sierpińska, “Evaluation of Orofacial and General Pain Location in Patients With Temporomandibular Joint Disorder—Myofascial Pain With Referral,” Frontiers in Neurology 10 (2019): 546.</w:t>
       </w:r>
     </w:p>
     <w:p>
@@ -4576,29 +4893,6 @@
       </w:pPr>
       <w:r>
         <w:t>PubMed Web of Science® Google Scholar</w:t>
-      </w:r>
-    </w:p>
-    <w:p>
-      <w:pPr>
-        <w:spacing w:before="120" w:after="120"/>
-        <w:jc w:val="center"/>
-      </w:pPr>
-      <w:r>
-        <w:rPr>
-          <w:rFonts w:ascii="Courier New" w:hAnsi="Courier New"/>
-        </w:rPr>
-        <w:t>115 F. Wolfe, D. J. Clauw, М.-А. Fitzcharles, et al., 2016 Ревизии диагностических критериев фибромиалгии 2010/2011 (Elsevier, 2016), 319329.</w:t>
-      </w:r>
-    </w:p>
-    <w:p>
-      <w:pPr>
-        <w:pStyle w:val="Heading2"/>
-        <w:keepNext/>
-        <w:spacing w:before="280" w:after="160"/>
-        <w:jc w:val="left"/>
-      </w:pPr>
-      <w:r>
-        <w:t>Ученый Google</w:t>
       </w:r>
     </w:p>
     <w:p>
@@ -4609,7 +4903,7 @@
         <w:jc w:val="both"/>
       </w:pPr>
       <w:r>
-        <w:t>116 Ф. Вулф, Д. Дж. Клау, М. А. Фицчарлес и др., Американский колледж ревматологии Критерии предварительного диагностического лечения фибромиалгии и измерения тяжести симптомов, Охота и исследования артрита 62, No 5 (2010): 600610.</w:t>
+        <w:t>129 J. Dommerholt and D. G. Simons, “Myofascial Pain Syndrome—Trigger Points,” Journal of Musculoskeletal Pain 16, no. 3 (2008): 211–228.</w:t>
       </w:r>
     </w:p>
     <w:p>
@@ -4620,7 +4914,7 @@
         <w:jc w:val="left"/>
       </w:pPr>
       <w:r>
-        <w:t>PubMed Web of Science® Google Scholar</w:t>
+        <w:t>Google Scholar</w:t>
       </w:r>
     </w:p>
     <w:p>
@@ -4631,12 +4925,7 @@
         <w:jc w:val="both"/>
       </w:pPr>
       <w:r>
-        <w:t>117 Р. Sarzi-Puttini, V. Giorgi, D. Marotto и F. Atzeni, Фибромиалгия: обновление клинических характеристик, этиопатогенеза и лечения, Nature Reviews Rheumatology 16, No. 11 (2020): 645660.</w:t>
-      </w:r>
-    </w:p>
-    <w:p>
-      <w:r>
-        <w:br w:type="page"/>
+        <w:t>130 В. Leblebici, Z. Ö. Pektaş, Ö. Ortancil, Е. С. Hürcan, S. Bagis, and М. N. Akman, “Coexistence of Fibromyalgia, Temporomandibular Disorder, and Masticatory Myofascial Pain Syndromes,” Rheumatology International 27 (2007): 541–544.</w:t>
       </w:r>
     </w:p>
     <w:p>
@@ -4658,7 +4947,7 @@
         <w:jc w:val="both"/>
       </w:pPr>
       <w:r>
-        <w:t>118 М. Дж. Шнайдер, Тендерные точки-фибромиалгика против триггерных точек-миофазциальный болевой синдром: необходимость четкости в терминологии и дифференциальной диагностике/М. Дж. Шнайдер, 1995.</w:t>
+        <w:t>131 Е. Schiffman, R. Ohrbach, Е. Truelove, et al., “Diagnostic Criteria for Temporomandibular Disorders (DC/TMD) for Clinical and Research Applications: Recommendations of the International RDC/TMD Consortium Network and Orofacial Pain Special Interest Group,” Journal of Oral and Facial Pain and Headache 28, no. 1 (2014): 6.</w:t>
       </w:r>
     </w:p>
     <w:p>
@@ -4669,7 +4958,7 @@
         <w:jc w:val="left"/>
       </w:pPr>
       <w:r>
-        <w:t>Ученый Google</w:t>
+        <w:t>PubMed Web of Science® Google Scholar</w:t>
       </w:r>
     </w:p>
     <w:p>
@@ -4680,7 +4969,7 @@
         <w:jc w:val="both"/>
       </w:pPr>
       <w:r>
-        <w:t>119 Р. Д. Гервин, Классификация, эпидемиология и естественная история синдрома миофазциальной боли, Отчеты о текущей боли и головной боли 5 (2001): 412420.</w:t>
+        <w:t>132 F. Denk, D. L. Bennett, and S. В. McMahon, “Nerve Growth Factor and Pain Mechanisms,” Annual Review of Neuroscience 40, no. 1 (2017): 307–325.</w:t>
       </w:r>
     </w:p>
     <w:p>
@@ -4692,6 +4981,11 @@
       </w:pPr>
       <w:r>
         <w:t>CAS PubMed Google Scholar</w:t>
+      </w:r>
+    </w:p>
+    <w:p>
+      <w:r>
+        <w:br w:type="page"/>
       </w:r>
     </w:p>
     <w:p>
@@ -4702,7 +4996,7 @@
         <w:jc w:val="both"/>
       </w:pPr>
       <w:r>
-        <w:t>120 М.-А. Фицчарлес, С. П. Коэн, Д. Дж. Клау, Г. Литтлжон, Ц. Усуи и В. Хаузер, Хроническая первичная мышечная болезнь: новая концепция неструктурной региональной боли, Отчеты о боли 7, No 5 (2022): e1024.</w:t>
+        <w:t>133 S. Schabrun, Е. Si, S. Millard, et al., “Intramuscular Injection of Nerve Growth Factor as а Model of Temporomandibular Disorder: Nature, Time-Course, and Sex Differences Characterising the Pain Experience,” Neurobiology of Pain 13 (2023): 100117.</w:t>
       </w:r>
     </w:p>
     <w:p>
@@ -4713,7 +5007,7 @@
         <w:jc w:val="left"/>
       </w:pPr>
       <w:r>
-        <w:t>PubMed Web of Science® Google Scholar</w:t>
+        <w:t>CAS PubMed Web of Science® Google Scholar</w:t>
       </w:r>
     </w:p>
     <w:p>
@@ -4724,7 +5018,7 @@
         <w:jc w:val="both"/>
       </w:pPr>
       <w:r>
-        <w:t>121 Э. Факко и Ф. Секчерелли, Миофазциальная боль имитирующая радикальные синдромы, В передовой хирургии периферического нерва и минимальной инвазивной хирургии позвоночника, редактированная А. Александром, А. Бриколо и Х. МиллисиСпрингером, 2005), 147150.</w:t>
+        <w:t>134 S. Ingawale and Т. Goswami, “Temporomandibular Joint: Disorders, Treatments, and Biomechanics,” Annals of Biomedical Engineering 37 (2009): 976–996.</w:t>
       </w:r>
     </w:p>
     <w:p>
@@ -4735,7 +5029,7 @@
         <w:jc w:val="left"/>
       </w:pPr>
       <w:r>
-        <w:t>Ученый Google</w:t>
+        <w:t>PubMed Web of Science® Google Scholar</w:t>
       </w:r>
     </w:p>
     <w:p>
@@ -4746,7 +5040,7 @@
         <w:jc w:val="both"/>
       </w:pPr>
       <w:r>
-        <w:t>122 Д. Г. Симонс и Д. Доммерхолт, Миофазциальные триггерные точки и миофазциальный болевой синдром: критический обзор недавней литературы, Журнал ручной и манипулятивной терапии 14, No 4 (2006): 125E171E.</w:t>
+        <w:t>135 J. А. Jacobson, G. Girish, У. Jiang, and В. J. Sabb, “Radiographic Evaluation of Arthritis: Degenerative Joint Disease and Variations,” Radiology 248, no. 3 (2008): 737–747.</w:t>
       </w:r>
     </w:p>
     <w:p>
@@ -4757,7 +5051,7 @@
         <w:jc w:val="left"/>
       </w:pPr>
       <w:r>
-        <w:t>Ученый Google</w:t>
+        <w:t>PubMed Web of Science® Google Scholar</w:t>
       </w:r>
     </w:p>
     <w:p>
@@ -4768,7 +5062,7 @@
         <w:jc w:val="both"/>
       </w:pPr>
       <w:r>
-        <w:t>123 J. S. Lipetz, Патофизиология воспалительных, дегенеративных и компрессивных радикулопатий, Физическая медицина и реабилитационные клиники 13, No 3 (2002): 439449.</w:t>
+        <w:t>136 М. Kalladka, А. Young, and J. Khan, “Myofascial Pain in Temporomandibular Disorders: Updates on Etiopathogenesis and Management,” Journal of Bodywork and Movement Therapies 28 (2021): 104–113.</w:t>
       </w:r>
     </w:p>
     <w:p>
@@ -4779,7 +5073,29 @@
         <w:jc w:val="left"/>
       </w:pPr>
       <w:r>
-        <w:t>PubMed Google Scholar</w:t>
+        <w:t>PubMed Web of Science® Google Scholar</w:t>
+      </w:r>
+    </w:p>
+    <w:p>
+      <w:pPr>
+        <w:pStyle w:val="Heading1"/>
+        <w:keepNext/>
+        <w:spacing w:before="360" w:after="240"/>
+        <w:jc w:val="left"/>
+      </w:pPr>
+      <w:r>
+        <w:t>137 S. See and R. Ginzburg, “Skeletal Muscle Relaxants,” Pharmacotherapy: Journal of Human Pharmacology and Drug Therapy 28,</w:t>
+      </w:r>
+    </w:p>
+    <w:p>
+      <w:pPr>
+        <w:pStyle w:val="Heading2"/>
+        <w:keepNext/>
+        <w:spacing w:before="280" w:after="160"/>
+        <w:jc w:val="left"/>
+      </w:pPr>
+      <w:r>
+        <w:t>CAS PubMed Web of Science® Google Scholar</w:t>
       </w:r>
     </w:p>
     <w:p>
@@ -4790,7 +5106,7 @@
         <w:jc w:val="both"/>
       </w:pPr>
       <w:r>
-        <w:t>124 П. Марчетини, М. Лацеренца, Э. Маури и С. Марангони, Болезненные периферические нейропатии, Нынешняя нейрофармакология 4, No 3 (2006): 175181.</w:t>
+        <w:t>138 В. J. Oldfield, В. Gleeson, К. L. Morford, et al., “Long-Term Use of Muscle Relaxant Medications for Chronic Pain: А Systematic Review,” JAMA Network Open 7, no. 9 (2024): e2434835.</w:t>
       </w:r>
     </w:p>
     <w:p>
@@ -4801,7 +5117,7 @@
         <w:jc w:val="left"/>
       </w:pPr>
       <w:r>
-        <w:t>CAS PubMed Web of Science® Google Scholar</w:t>
+        <w:t>PubMed Google Scholar</w:t>
       </w:r>
     </w:p>
     <w:p>
@@ -4812,12 +5128,7 @@
         <w:jc w:val="both"/>
       </w:pPr>
       <w:r>
-        <w:t>125 Н. Б. Финнерап, Р. Кунер и Т. С. Дженсен, Невропатическая боль: от механизмов к лечению, Физиологические обзоры 101, No 1 (2020): 259301.</w:t>
-      </w:r>
-    </w:p>
-    <w:p>
-      <w:r>
-        <w:br w:type="page"/>
+        <w:t>139 К. Singh, I. S. Senatorov, А. Cheshmehkani, Р. F. Karmokar, and N. H. Moniri, “The Skeletal Muscle Relaxer Cyclobenzaprine Is а Potent Non-Competitive Antagonist of Histamine H1 Receptors,” Journal of Pharmacology and Experimental Therapeutics 380, no. 3 (2022): 202–209.</w:t>
       </w:r>
     </w:p>
     <w:p>
@@ -4828,7 +5139,7 @@
         <w:jc w:val="left"/>
       </w:pPr>
       <w:r>
-        <w:t>PubMed Google Scholar</w:t>
+        <w:t>CAS PubMed Web of Science® Google Scholar</w:t>
       </w:r>
     </w:p>
     <w:p>
@@ -4839,7 +5150,7 @@
         <w:jc w:val="both"/>
       </w:pPr>
       <w:r>
-        <w:t>126 Р. А. Мосс и Дж. С. Гаррет, Темпоромандибулярный синдром дисфункции суставов и синдром миофасциальной боли: Критический обзор, Журнал оральной реабилитации 11, No 1 (1984): 328.</w:t>
+        <w:t>140 F. М. Leite, Á. N. Atallah, R. El Dib, et al., “Cyclobenzaprine for the Treatment of Myofascial Pain in Adults,” Cochrane Database of Systematic Reviews, no. 3 (2009): CD006830.</w:t>
       </w:r>
     </w:p>
     <w:p>
@@ -4850,7 +5161,12 @@
         <w:jc w:val="left"/>
       </w:pPr>
       <w:r>
-        <w:t>CAS PubMed Web of Science® Google Scholar</w:t>
+        <w:t>PubMed Web of Science® Google Scholar</w:t>
+      </w:r>
+    </w:p>
+    <w:p>
+      <w:r>
+        <w:br w:type="page"/>
       </w:r>
     </w:p>
     <w:p>
@@ -4861,7 +5177,7 @@
         <w:jc w:val="both"/>
       </w:pPr>
       <w:r>
-        <w:t>127 С. С. Стохлер, Темпоромандибулярные расстройства, связанные с мышцами, Журнал о болевых ощущениях, No 13 No 4 (1999): 273284.</w:t>
+        <w:t>141 С. R. Herman, Е. L. Schiffman, J. О. Look, and D. В. Rindal, “The Effectiveness of Adding Pharmacologic Treatment With Clonazepam or Cyclobenzaprine to Patient Education and SelfCare for the Treatment of Jaw Pain Upon Awakening: А Randomized Clinical Trial,” Journal of Orofacial Pain 16, no. 1 (2002): 64–70.</w:t>
       </w:r>
     </w:p>
     <w:p>
@@ -4872,7 +5188,51 @@
         <w:jc w:val="left"/>
       </w:pPr>
       <w:r>
-        <w:t>CAS PubMed Web of Science® Google Scholar</w:t>
+        <w:t>PubMed Web of Science® Google Scholar</w:t>
+      </w:r>
+    </w:p>
+    <w:p>
+      <w:pPr>
+        <w:pStyle w:val="Heading1"/>
+        <w:keepNext/>
+        <w:spacing w:before="360" w:after="240"/>
+        <w:jc w:val="left"/>
+      </w:pPr>
+      <w:r>
+        <w:t>142 F. Alencar Jr, Р. G. Viana, С. Zamperini, and А. Becker, “Patient Education and Self-Care for the Management of Jaw Pain</w:t>
+      </w:r>
+    </w:p>
+    <w:p>
+      <w:pPr>
+        <w:pStyle w:val="Heading2"/>
+        <w:keepNext/>
+        <w:spacing w:before="280" w:after="160"/>
+        <w:jc w:val="left"/>
+      </w:pPr>
+      <w:r>
+        <w:t>PubMed Google Scholar</w:t>
+      </w:r>
+    </w:p>
+    <w:p>
+      <w:pPr>
+        <w:pStyle w:val="Heading1"/>
+        <w:keepNext/>
+        <w:spacing w:before="360" w:after="240"/>
+        <w:jc w:val="left"/>
+      </w:pPr>
+      <w:r>
+        <w:t>143 L.-L. Zhu, У.-H. Wang, and Q. Zhou, “Tizanidine: Advances in Pharmacology &amp; Therapeutics and Drug Formulations,” Journal</w:t>
+      </w:r>
+    </w:p>
+    <w:p>
+      <w:pPr>
+        <w:pStyle w:val="Heading2"/>
+        <w:keepNext/>
+        <w:spacing w:before="280" w:after="160"/>
+        <w:jc w:val="left"/>
+      </w:pPr>
+      <w:r>
+        <w:t>PubMed Web of Science® Google Scholar</w:t>
       </w:r>
     </w:p>
     <w:p>
@@ -4883,7 +5243,7 @@
         <w:jc w:val="both"/>
       </w:pPr>
       <w:r>
-        <w:t>128 J. Kuć, К. D. Szarejko и Т. Sierpińska, Оценка орофациального и общего места боли у пациентов с временным мандибулярным расстройством суставовБоль миофациального при ссылке, Границы в неврологии 10 (2019): 546.</w:t>
+        <w:t>144 G. А. Malanga, М. W. Gwynn, R. Smith, and D. Miller, “Tizanidine Is Effective in the Treatment of Myofascial Pain Syndrome,” Pain Physician 5, no. 4 (2002): 422.</w:t>
       </w:r>
     </w:p>
     <w:p>
@@ -4894,7 +5254,7 @@
         <w:jc w:val="left"/>
       </w:pPr>
       <w:r>
-        <w:t>PubMed Web of Science® Google Scholar</w:t>
+        <w:t>PubMed Google Scholar</w:t>
       </w:r>
     </w:p>
     <w:p>
@@ -4905,7 +5265,7 @@
         <w:jc w:val="both"/>
       </w:pPr>
       <w:r>
-        <w:t>129 J. Dommerholt и D. G. Simons, Миофазциальный синдром боли Триггерные точки, Журнал мышечно-скелетной боли 16, No 3 (2008): 211228.</w:t>
+        <w:t>145 D. Manfredini, М. Romagnoli, and М. Bosco, “Efficacyof Tizanidine Hydrochloride in the Treatment of Myofascial Face Pain,” Minerva Medica 95, no. 2 (2004): 165–171.</w:t>
       </w:r>
     </w:p>
     <w:p>
@@ -4916,7 +5276,7 @@
         <w:jc w:val="left"/>
       </w:pPr>
       <w:r>
-        <w:t>Ученый Google</w:t>
+        <w:t>CAS PubMed Google Scholar</w:t>
       </w:r>
     </w:p>
     <w:p>
@@ -4927,7 +5287,7 @@
         <w:jc w:val="both"/>
       </w:pPr>
       <w:r>
-        <w:t>130 Б. Леблебичи, З. О. Пекташ, О. Ортанциль, Е. С. Хюркан, С. Багис и М. Н. Акман, Сосуществование фибромиалгии, временно-мандибулярного расстройства и масткататорных миофаз. синдромов боли, Ревматология Международная 27 (2007): 541544.</w:t>
+        <w:t>146 J. W. Romito, Е. R. Turner, J. А. Rosener, et al., “Baclofen Therapeutics, Toxicity, and Withdrawal: А Narrative Review,” SAGE Open Medicine 9 (2021): 20503121211022197.</w:t>
       </w:r>
     </w:p>
     <w:p>
@@ -4938,7 +5298,7 @@
         <w:jc w:val="left"/>
       </w:pPr>
       <w:r>
-        <w:t>PubMed Web of Science® Google Scholar</w:t>
+        <w:t>Web of Science® Google Scholar</w:t>
       </w:r>
     </w:p>
     <w:p>
@@ -4949,7 +5309,7 @@
         <w:jc w:val="both"/>
       </w:pPr>
       <w:r>
-        <w:t>131 Э. Шиффман, Р. О hrbach, Э. Трюэлоу и др., Диагностические критерии для временно-мандибулярных расстройств (DC/TMD) для клинических и исследовательских применений: Рекомендации Международной сети консорциума RDC/TMD и группы особого интереса к боли в полости рта, Journal of Oral and Facial Pain and Headache 28, No 1 (2014): 6.</w:t>
+        <w:t>147 С. Alpaslan, S. А. Kahraman, С. Durmuslar, and S. Cula, “Comparative Efficacy of Four Muscle Relaxants on Signs and Symptoms of the Myofascial Pain Syndrome Associated With Temporomandibular Disorders: А Randomized Clinical Trial,” Journal of Musculoskeletal Pain 20, no. 4 (2012): 310–316.</w:t>
       </w:r>
     </w:p>
     <w:p>
@@ -4960,7 +5320,7 @@
         <w:jc w:val="left"/>
       </w:pPr>
       <w:r>
-        <w:t>PubMed Web of Science® Google Scholar</w:t>
+        <w:t>Web of Science® Google Scholar</w:t>
       </w:r>
     </w:p>
     <w:p>
@@ -4971,7 +5331,12 @@
         <w:jc w:val="both"/>
       </w:pPr>
       <w:r>
-        <w:t>132 Ф. Денк, Д. Л. Беннет и С. Б. Макмахон, Фактор роста нервов и механизмы боли, Ежегодный обзор нейронауки 40, No 1 (2017): 307325.</w:t>
+        <w:t>148 М. Carta, L. Murru, Р. Botta, et al., “The Muscle Relaxant Thiocolchicoside Is an Antagonist of GABAA Receptor Function in the Central Nervous System,” Neuropharmacology 51, no. 4 (2006): 805–815.</w:t>
+      </w:r>
+    </w:p>
+    <w:p>
+      <w:r>
+        <w:br w:type="page"/>
       </w:r>
     </w:p>
     <w:p>
@@ -4982,12 +5347,7 @@
         <w:jc w:val="left"/>
       </w:pPr>
       <w:r>
-        <w:t>CAS PubMed Google Scholar</w:t>
-      </w:r>
-    </w:p>
-    <w:p>
-      <w:r>
-        <w:br w:type="page"/>
+        <w:t>CAS PubMed Web of Science® Google Scholar</w:t>
       </w:r>
     </w:p>
     <w:p>
@@ -4998,7 +5358,7 @@
         <w:jc w:val="both"/>
       </w:pPr>
       <w:r>
-        <w:t>133 С. Шабрун, Э. Си, С. Миллард и др., Внутреннемышечное инъекция фактора роста нервов в качестве модели временно-мандибулярного расстройства: природа, ход времени и различия полов, характеризующие опыт боли, Невробиология боли 13 (2023): 100117.</w:t>
+        <w:t>149 S. R. Patil, А. De, D. Datta, R. Agrawal, А. Reche, and М. К. Alam, “Efficacy of Fixed Dose Combination of Chlorzoxazone, Aceclofenac and Paracetamol Versus Thiocolchicoside and Aceclofenac in Myofascial Pain Syndrome: А Randomised Clinical Study,” Internal Medicine Journal 28, no. 4 (2021): 466–469.</w:t>
       </w:r>
     </w:p>
     <w:p>
@@ -5009,7 +5369,29 @@
         <w:jc w:val="left"/>
       </w:pPr>
       <w:r>
-        <w:t>CAS PubMed Web of Science® Google Scholar</w:t>
+        <w:t>CAS Google Scholar</w:t>
+      </w:r>
+    </w:p>
+    <w:p>
+      <w:pPr>
+        <w:pStyle w:val="Heading1"/>
+        <w:keepNext/>
+        <w:spacing w:before="360" w:after="240"/>
+        <w:jc w:val="left"/>
+      </w:pPr>
+      <w:r>
+        <w:t>150 R. R. М. Raj, Т. Saravanan, Р. Preethi, and I. Ezhilarasi, “Comparative Evaluation of Efficacy of Therapeutic Ultrasound</w:t>
+      </w:r>
+    </w:p>
+    <w:p>
+      <w:pPr>
+        <w:pStyle w:val="Heading2"/>
+        <w:keepNext/>
+        <w:spacing w:before="280" w:after="160"/>
+        <w:jc w:val="left"/>
+      </w:pPr>
+      <w:r>
+        <w:t>Web of Science® Google Scholar</w:t>
       </w:r>
     </w:p>
     <w:p>
@@ -5020,7 +5402,7 @@
         <w:jc w:val="both"/>
       </w:pPr>
       <w:r>
-        <w:t>134 С. Хокхеле и Т. Госвами, Темпоромандибулярный сустав: расстройства, лечение и биомеханика, Аналы биомедицинского инженерии 37 (2009): 976996.</w:t>
+        <w:t>151 D. Scaturro, D. Migliorino, L. Lauricella, et al., “Extracorporeal ShockWave Treatment vs. Mesotherapy in the Treatment of Myofascial Syndromes: А Clinical Trial,” Frontiers in Medicine 11 (2024): 1388922.</w:t>
       </w:r>
     </w:p>
     <w:p>
@@ -5042,7 +5424,7 @@
         <w:jc w:val="left"/>
       </w:pPr>
       <w:r>
-        <w:t>135 Дж. А. Джейкобсон, Г. Гириш, Ю. Цзян и Б. Дж. Сабб, Радиографическая оценка артрита: дегенеративные заболевания суставов</w:t>
+        <w:t>152 S. Derry, Р. J. Wiffen, D. Aldington, and R. А. Moore, “Nortriptyline for Neuropathic Pain in Adults,” Cochrane Database</w:t>
       </w:r>
     </w:p>
     <w:p>
@@ -5064,7 +5446,7 @@
         <w:jc w:val="both"/>
       </w:pPr>
       <w:r>
-        <w:t>136 М. Калладка, А. Янг и Дж. Хан, Боль миофасциальной боли при временно-мандибулярных расстройствах: обновления по этиопатогенезу и управлению, Журнал терапии работы тела и движения 28 (2021): 104113.</w:t>
+        <w:t>153 R. А. Moore, S. Derry, D. Aldington, Р. Cole, and Р. J. Wiffen, “Amitriptyline for Neuropathic Pain and Fibromyalgia in Adults,” Cochrane Database of Systematic Reviews, no. 12 (2012): CD008242.</w:t>
       </w:r>
     </w:p>
     <w:p>
@@ -5086,7 +5468,7 @@
         <w:jc w:val="left"/>
       </w:pPr>
       <w:r>
-        <w:t>137 С. See и R. Ginzburg, Рлаксаторы скелетных мышц, Фармакотерапия: Журнал человеческой фармакологии и терапии лекарств 28,</w:t>
+        <w:t>154 L. Bendtsen and R. Jensen, “Amitriptyline Reduces Myofascial Tenderness in Patients With Chronic Tension-Type Headache,”</w:t>
       </w:r>
     </w:p>
     <w:p>
@@ -5108,7 +5490,12 @@
         <w:jc w:val="both"/>
       </w:pPr>
       <w:r>
-        <w:t>138 Б. Дж. Олдфилд, Б. Глисон, К. Л. Морфорд и др., Долгосрочное использование релаксирующих средств для мышечной боли: систематический обзор, JAMA Network Open 7, No. 9 (2024): e2434835.</w:t>
+        <w:t>155 О. Plesh, D. Curtis, J. Levine, and W. McCall, Jr., “Amitriptyline Treatment of Chronic Pain in Patients With Temporomandibular Disorders,” Journal of Oral Rehabilitation 27, no. 10 (2000): 834– 841.</w:t>
+      </w:r>
+    </w:p>
+    <w:p>
+      <w:r>
+        <w:br w:type="page"/>
       </w:r>
     </w:p>
     <w:p>
@@ -5119,7 +5506,7 @@
         <w:jc w:val="left"/>
       </w:pPr>
       <w:r>
-        <w:t>PubMed Google Scholar</w:t>
+        <w:t>CAS PubMed Web of Science® Google Scholar</w:t>
       </w:r>
     </w:p>
     <w:p>
@@ -5130,7 +5517,29 @@
         <w:jc w:val="both"/>
       </w:pPr>
       <w:r>
-        <w:t>139 К. Сингх, И. С. Сенаторов, А. Чемшехкани, П. Ф. Кармокар и Н. Х. Монири, Циклобензаприн - мощный неконкурентный антагонист рецепторов гистамина H1, Журнал фармакологии и экспериментальной терапии 380, No 3 (2022): 202209.</w:t>
+        <w:t>156 У. Haviv, А. Zini, У. Sharav, G. Almoznino, and R. Benoliel, “Nortriptyline Compared to Amitriptyline for the Treatment of Persistent Masticatory Myofascial Pain,” Journal of Oral and Facial Pain and Headache 33, no. 1 (2019): 7–13.</w:t>
+      </w:r>
+    </w:p>
+    <w:p>
+      <w:pPr>
+        <w:pStyle w:val="Heading2"/>
+        <w:keepNext/>
+        <w:spacing w:before="280" w:after="160"/>
+        <w:jc w:val="left"/>
+      </w:pPr>
+      <w:r>
+        <w:t>PubMed Web of Science® Google Scholar</w:t>
+      </w:r>
+    </w:p>
+    <w:p>
+      <w:pPr>
+        <w:pStyle w:val="Heading1"/>
+        <w:keepNext/>
+        <w:spacing w:before="360" w:after="240"/>
+        <w:jc w:val="left"/>
+      </w:pPr>
+      <w:r>
+        <w:t>157 У. Ma, С. Wang, S. Luo, et al., “Serotonin Transporter Polymorphism Alters Citalopram Effects on Human Pain Responses to</w:t>
       </w:r>
     </w:p>
     <w:p>
@@ -5152,7 +5561,7 @@
         <w:jc w:val="both"/>
       </w:pPr>
       <w:r>
-        <w:t>140 Ф. М. Лейте, А. Н. Аталах, Р. Эль Диб и др., Циклобензаприн для лечения миофазциальной боли у взрослых, Кокрана база данных системных обзоров, No 3 (2009): CD006830.</w:t>
+        <w:t>158 R. J. Milne and К. L. Goa, “Citalopram: А Review of Its Pharmacodynamic and Pharmacokinetic Properties, and Therapeutic Potential in Depressive Illness,” Drugs 41 (1991): 450–477.</w:t>
       </w:r>
     </w:p>
     <w:p>
@@ -5163,12 +5572,7 @@
         <w:jc w:val="left"/>
       </w:pPr>
       <w:r>
-        <w:t>PubMed Web of Science® Google Scholar</w:t>
-      </w:r>
-    </w:p>
-    <w:p>
-      <w:r>
-        <w:br w:type="page"/>
+        <w:t>CAS PubMed Web of Science® Google Scholar</w:t>
       </w:r>
     </w:p>
     <w:p>
@@ -5179,7 +5583,7 @@
         <w:jc w:val="both"/>
       </w:pPr>
       <w:r>
-        <w:t>141 С. R. Herman, Е. L. Schiffman, J. О. Look и D. В. Rindal, Эффективность добавления фармакологического лечения Клоназепамом или циклобензаприном к образованию пациентов и самообслуживанию для лечения боли в щеках при пробуждении: рандомизированное клиническое испытание, Journal of Orofacial Pain 16, no. 1 (2002): 6470.</w:t>
+        <w:t>159 Р. Р. Humphrey and Р. J. Goadsby, “The Mode of Action of Sumatriptan Is Vascular? А Debate,” Cephalalgia 14, no. 6 (1994): 401–410.</w:t>
       </w:r>
     </w:p>
     <w:p>
@@ -5190,7 +5594,7 @@
         <w:jc w:val="left"/>
       </w:pPr>
       <w:r>
-        <w:t>PubMed Web of Science® Google Scholar</w:t>
+        <w:t>CAS PubMed Web of Science® Google Scholar</w:t>
       </w:r>
     </w:p>
     <w:p>
@@ -5201,7 +5605,7 @@
         <w:jc w:val="both"/>
       </w:pPr>
       <w:r>
-        <w:t>142 Ф. Аленкар, младший, П. Г. Виана, Ц. Замперини и А. Беккер, Образование и самообслуживание пациентов для лечения боли в ящереках при пробуждении: рандомизированное контролируемое клиническое испытание, сравнивающее эффективность добавления фармакологического лечения с циклобензаприном или тизанидином, Журнал о рта и боли в лице и голове 28, No 2 (2014): 119127.</w:t>
+        <w:t>160 Т. Т. Dao, J. Р. Lund, G. Rémillard, and G. J. Lavigne, “Is Myofascial Pain of the Temporal Muscles Relieved by Oral Sumatriptan? А Cross-Over Pilot Study,” Pain 62, no. 2 (1995): 241–244.</w:t>
       </w:r>
     </w:p>
     <w:p>
@@ -5223,7 +5627,7 @@
         <w:jc w:val="both"/>
       </w:pPr>
       <w:r>
-        <w:t>143 Л.-Л. Чжу, Ю-Х. Ван и К. Чжу, Тизанидин: прогресс в фармакологии и терапевтике и лекарственных формулировках, Журнал исследований боли 17 (2024): 12571271.</w:t>
+        <w:t>161 W. Müller and Т. Stratz, “Local Treatment of Tendinopathies and Myofascial Pain Syndromes With the 5-HT3 Receptor Antagonist Tropisetron,” Scandinavian Journal of Rheumatology 33, no. sup119 (2004): 44–48.</w:t>
       </w:r>
     </w:p>
     <w:p>
@@ -5234,7 +5638,7 @@
         <w:jc w:val="left"/>
       </w:pPr>
       <w:r>
-        <w:t>PubMed Web of Science® Google Scholar</w:t>
+        <w:t>PubMed Google Scholar</w:t>
       </w:r>
     </w:p>
     <w:p>
@@ -5245,7 +5649,7 @@
         <w:jc w:val="both"/>
       </w:pPr>
       <w:r>
-        <w:t>144 Г. А. Маланга, М. В. Гвинн, Р. Смит и Д. Миллер, Тизанидин эффективен в лечении миофазциального синдрома боли, Больный врач 5, No 4 (2002): 422.</w:t>
+        <w:t>162 R. Patel and А. H. Dickenson, “Mechanisms of the Gabapentinoids and α2δ-1 Calcium канал Subunit in Neuropathic Pain,” Pharmacology Research and Perspectives 4, no. 2 (2016): e00205.</w:t>
       </w:r>
     </w:p>
     <w:p>
@@ -5256,7 +5660,34 @@
         <w:jc w:val="left"/>
       </w:pPr>
       <w:r>
-        <w:t>PubMed Google Scholar</w:t>
+        <w:t>CAS PubMed Web of Science® Google Scholar</w:t>
+      </w:r>
+    </w:p>
+    <w:p>
+      <w:pPr>
+        <w:pStyle w:val="Heading1"/>
+        <w:keepNext/>
+        <w:spacing w:before="360" w:after="240"/>
+        <w:jc w:val="left"/>
+      </w:pPr>
+      <w:r>
+        <w:t>163 М. М. Tak and А. H. Chalkoo, “To Evaluate the Pharmacotherapeutic Efficacy of Tizanidine Hydrochloride and Gabapentin in</w:t>
+      </w:r>
+    </w:p>
+    <w:p>
+      <w:r>
+        <w:br w:type="page"/>
+      </w:r>
+    </w:p>
+    <w:p>
+      <w:pPr>
+        <w:pStyle w:val="Heading2"/>
+        <w:keepNext/>
+        <w:spacing w:before="280" w:after="160"/>
+        <w:jc w:val="left"/>
+      </w:pPr>
+      <w:r>
+        <w:t>CAS Google Scholar</w:t>
       </w:r>
     </w:p>
     <w:p>
@@ -5267,7 +5698,7 @@
         <w:jc w:val="both"/>
       </w:pPr>
       <w:r>
-        <w:t>145 D. Manfredini, М. Romagnoli и М. Bosco, Эффективность гидрохлорида тизанидина при лечении боли в миофазциальном лице, Minerva Medica 95, no. 2 (2004): 165171.</w:t>
+        <w:t>164 У. Haviv, А. Rettman, D. Aframian, У. Sharav, and R. Benoliel, “Myofascial Pain: An Open Study on the Pharmacotherapeutic Response to Stepped Treatment With Tricyclic Antidepressants and Gabapentin,” Journal of Oral and Facial Pain and Headache 29, no. 2 (2015): 144–151.</w:t>
       </w:r>
     </w:p>
     <w:p>
@@ -5278,7 +5709,7 @@
         <w:jc w:val="left"/>
       </w:pPr>
       <w:r>
-        <w:t>CAS PubMed Google Scholar</w:t>
+        <w:t>PubMed Web of Science® Google Scholar</w:t>
       </w:r>
     </w:p>
     <w:p>
@@ -5289,7 +5720,7 @@
         <w:jc w:val="left"/>
       </w:pPr>
       <w:r>
-        <w:t>146 J. W. Romito, Е. R. Turner, J. А. Rosener, и др., Терапевтика, токсичность и отвод: Narrative Review, SAGE Open Medicine</w:t>
+        <w:t>165 R. Brogden, R. Heel, Т. Speight, and G. Avery, “Flurbiprofen: А Review of Its Pharmacological Properties and Therapeutic</w:t>
       </w:r>
     </w:p>
     <w:p>
@@ -5300,7 +5731,7 @@
         <w:jc w:val="left"/>
       </w:pPr>
       <w:r>
-        <w:t>Web of Science® Google Scholar</w:t>
+        <w:t>CAS PubMed Web of Science® Google Scholar</w:t>
       </w:r>
     </w:p>
     <w:p>
@@ -5311,7 +5742,7 @@
         <w:jc w:val="both"/>
       </w:pPr>
       <w:r>
-        <w:t>147 С. Alpaslan, S. А. Kahraman, С. Durmuslar, и S. Cula, Сравнительная эффективность четырех релаксаторов мышц на признаки и симптомы миофазциального синдрома боли, связанного с временными мандибулярными расстройствами: рандомизированное клиническое исследование, Журнал мышечно-скелетной боли 20, No 4 (2012): 310316.</w:t>
+        <w:t>166 Р. К. Eroğlu, Ö. Yilmaz, H. Bodur, and С. Ateş, “А Comparison of the Efficacy of Dry Needling, Lidocaine Injection, and Oral Flurbiprofen Treatments in Patients With Myofascial Pain Syndrome: А Double-Blind (For Injection, Groups Only), randomized Clinical Trial,” Archives of Rheumatology 28, no. 1 (2013): 38–46.</w:t>
       </w:r>
     </w:p>
     <w:p>
@@ -5322,7 +5753,7 @@
         <w:jc w:val="left"/>
       </w:pPr>
       <w:r>
-        <w:t>Web of Science® Google Scholar</w:t>
+        <w:t>Google Scholar</w:t>
       </w:r>
     </w:p>
     <w:p>
@@ -5333,12 +5764,7 @@
         <w:jc w:val="left"/>
       </w:pPr>
       <w:r>
-        <w:t>148 М. Карта, Л. Мурру, П. Ботта и др., Мускульный релаксатор тиоколчикосид является антагонистом функции рецепторов ГАБАА в</w:t>
-      </w:r>
-    </w:p>
-    <w:p>
-      <w:r>
-        <w:br w:type="page"/>
+        <w:t>167 К. Rainsford, “Ibuprofen: Pharmacology, Efficacy and Safety,” Inflammopharmacology 17 (2009): 275–342.</w:t>
       </w:r>
     </w:p>
     <w:p>
@@ -5349,7 +5775,29 @@
         <w:jc w:val="left"/>
       </w:pPr>
       <w:r>
-        <w:t>CAS PubMed Web of Science® Google Scholar</w:t>
+        <w:t>CAS PubMed Google Scholar</w:t>
+      </w:r>
+    </w:p>
+    <w:p>
+      <w:pPr>
+        <w:pStyle w:val="Heading1"/>
+        <w:keepNext/>
+        <w:spacing w:before="360" w:after="240"/>
+        <w:jc w:val="left"/>
+      </w:pPr>
+      <w:r>
+        <w:t>168 F. Abbasi, А. Moaddabi, G. Beithardan, М. Asnaashari, S. F. Rezaei, and А. Moaddabi, “Comparing the Effects of Low-Level</w:t>
+      </w:r>
+    </w:p>
+    <w:p>
+      <w:pPr>
+        <w:pStyle w:val="Heading2"/>
+        <w:keepNext/>
+        <w:spacing w:before="280" w:after="160"/>
+        <w:jc w:val="left"/>
+      </w:pPr>
+      <w:r>
+        <w:t>CAS Web of Science® Google Scholar</w:t>
       </w:r>
     </w:p>
     <w:p>
@@ -5360,7 +5808,7 @@
         <w:jc w:val="both"/>
       </w:pPr>
       <w:r>
-        <w:t>149 С. Р. Патил, А. Де, Д. Датта, Р. Агравал, А. Рече и М. К. Алам, Эффективность комбинирования фиксированной дозы хлорзоксазона, ацеклофенака и парацетамола против тиоколчикосида и ацеклофенака в миофазной болевой синдроме: рандомизированное клиническое исследование, Journal of Internal Medicine, No. 28 (2021): 466469.</w:t>
+        <w:t>169 Е. Singer and R. Dionne, “А Controlled Evaluation of Ibuprofen and Diazepam for Chronic Orofacial Muscle Pain,” Journal of Orofacial Pain 11, no. 2 (1997): 139–146.</w:t>
       </w:r>
     </w:p>
     <w:p>
@@ -5371,7 +5819,7 @@
         <w:jc w:val="left"/>
       </w:pPr>
       <w:r>
-        <w:t>CAS Google Scholar</w:t>
+        <w:t>CAS PubMed Google Scholar</w:t>
       </w:r>
     </w:p>
     <w:p>
@@ -5382,7 +5830,7 @@
         <w:jc w:val="both"/>
       </w:pPr>
       <w:r>
-        <w:t>150 Р. Р. М. Радж, Т. Сараваннан, П. Прети и. Эжилараси, Сравнительная оценка эффективности ультразвукового терапии и фонофореза при синдроме миофазсовой боли, Журнал Индийской академии оральной медицины и радиологии 34, No 3 (2022): 242245.</w:t>
+        <w:t>170 А. Bennett and G. Villa, “Nimesulide: An NSAID That Preferentially Inhibits COX-2, and Has Various Unique Pharmacological Activities,” Expert Opinion on Pharmacotherapy 1, no. 2 (2000): 277–286.</w:t>
       </w:r>
     </w:p>
     <w:p>
@@ -5393,7 +5841,12 @@
         <w:jc w:val="left"/>
       </w:pPr>
       <w:r>
-        <w:t>Web of Science® Google Scholar</w:t>
+        <w:t>CAS PubMed Google Scholar</w:t>
+      </w:r>
+    </w:p>
+    <w:p>
+      <w:r>
+        <w:br w:type="page"/>
       </w:r>
     </w:p>
     <w:p>
@@ -5404,7 +5857,7 @@
         <w:jc w:val="both"/>
       </w:pPr>
       <w:r>
-        <w:t>151 Д. Скатурро, Д. Миглиорино, Л. Лорицелла и др., Лечение экстракорпоральной шоковой волны против мезотерапии в лечении миофазциальных синдромов: клиническое испытание, Границы в медицине 11 (2024): 1388922.</w:t>
+        <w:t>171 В. Dalewski, А. Kamińska, М. Szydłowski, М. Kozak, and Е. Sobolewska, “Comparison of Early Effectiveness of Three Different Intervention Methods in Patients With Chronic Orofacial Pain: А Randomized, Controlled Clinical Trial,” Pain Research and Management 2019, no. 1 (2019): 7954291.</w:t>
       </w:r>
     </w:p>
     <w:p>
@@ -5415,7 +5868,7 @@
         <w:jc w:val="left"/>
       </w:pPr>
       <w:r>
-        <w:t>PubMed Web of Science® Google Scholar</w:t>
+        <w:t>PubMed Google Scholar</w:t>
       </w:r>
     </w:p>
     <w:p>
@@ -5426,7 +5879,7 @@
         <w:jc w:val="both"/>
       </w:pPr>
       <w:r>
-        <w:t>152 С. Дерри, П. Дж. Уайфен, Д. Олдингтон и Р. А. Мур, Nortriptyline для невропатической боли у взрослых, Кокрана база данных систематических обзоров, No 1 (2015): CD011209.</w:t>
+        <w:t>172 L.-F. Hsieh, С.-Z. Hong, S.-H. Chern, and С.-С. Chen, “Efficacy and Side Effects of Diclofenac Patch in Treatment of Patients With Myofascial Pain Syndrome of the Upper Trapezius,” Journal of Pain and Symptom Management 39, no. 1 (2010): 116–125.</w:t>
       </w:r>
     </w:p>
     <w:p>
@@ -5437,7 +5890,7 @@
         <w:jc w:val="left"/>
       </w:pPr>
       <w:r>
-        <w:t>PubMed Web of Science® Google Scholar</w:t>
+        <w:t>CAS PubMed Web of Science® Google Scholar</w:t>
       </w:r>
     </w:p>
     <w:p>
@@ -5448,7 +5901,7 @@
         <w:jc w:val="both"/>
       </w:pPr>
       <w:r>
-        <w:t>153 Р. А. Мур, С. Дерри, Д. Олдингтон, П. Коул и П. Дж. Виффен, Амитриптиллин для невропатической боли и фибромиалгии у взрослых, Кохренная база данных системных обзоров, No 12 (2012): CD008242.</w:t>
+        <w:t>173 J. Boonruab, W. Damjuti, S. Niempoog, and J. Pattaraarchachai, “Effectiveness of Hot Herbal Compress Versus Topical Diclofenac in Treating Patients With Myofascial Pain Syndrome,” Journal of Traditional and Complementary Medicine 9, no. 2 (2019): 163–167.</w:t>
       </w:r>
     </w:p>
     <w:p>
@@ -5460,6 +5913,28 @@
       </w:pPr>
       <w:r>
         <w:t>PubMed Web of Science® Google Scholar</w:t>
+      </w:r>
+    </w:p>
+    <w:p>
+      <w:pPr>
+        <w:pStyle w:val="Heading1"/>
+        <w:keepNext/>
+        <w:spacing w:before="360" w:after="240"/>
+        <w:jc w:val="left"/>
+      </w:pPr>
+      <w:r>
+        <w:t>174 J. Boonruab, S. Niempoog, J. Pattaraarchachai, С. Palanuvej, and N. Ruangrungsi, “А Comparison of the Quality of Life in</w:t>
+      </w:r>
+    </w:p>
+    <w:p>
+      <w:pPr>
+        <w:pStyle w:val="Heading2"/>
+        <w:keepNext/>
+        <w:spacing w:before="280" w:after="160"/>
+        <w:jc w:val="left"/>
+      </w:pPr>
+      <w:r>
+        <w:t>CAS Google Scholar</w:t>
       </w:r>
     </w:p>
     <w:p>
@@ -5470,7 +5945,7 @@
         <w:jc w:val="both"/>
       </w:pPr>
       <w:r>
-        <w:t>154 Л. Бендцен и Р. Дженсен, Амитриптиллин снижает миофазциальную нежность у пациентов с хронической головной болью типа напряжения, Цефалальгия 20, No 6 (2000): 603610.</w:t>
+        <w:t>175 У.-Т. Ma, У.-L. Dong, В. Wang, W.-Р. Xie, Q.-М. Huang, and У.-J. Zheng, “Dry Needling on Latent and Active Myofascial Trigger Points Versus Oral Diclofenac in Patients With Knee Osteoarthritis: А Randomized Controlled Trial,” BMC Musculoskeletal Disorders 24, no. 1 (2023): 36.</w:t>
       </w:r>
     </w:p>
     <w:p>
@@ -5492,12 +5967,7 @@
         <w:jc w:val="both"/>
       </w:pPr>
       <w:r>
-        <w:t>155 О. Плеш, Д. Кертис, Дж. Левин и В. Макколл-младший, Амитриптиллинолечение хронической боли у пациентов с временными мандибулярными расстройствами, Журнал оральной реабилитации 27, No 10 (2000): 834 841.</w:t>
-      </w:r>
-    </w:p>
-    <w:p>
-      <w:r>
-        <w:br w:type="page"/>
+        <w:t>176 G. Affaitati, А. Fabrizio, А. Savini, et al., “А Randomized, Controlled Study Comparing а Lidocaine Patch, а Placebo Patch, and Anesthetic Injection for Treatment of Trigger Points in Patients With Myofascial Pain Syndrome: Evaluation of Pain and Somatic Pain Thresholds,” Clinical Therapeutics 31, no. 4 (2009): 705–720.</w:t>
       </w:r>
     </w:p>
     <w:p>
@@ -5519,7 +5989,7 @@
         <w:jc w:val="both"/>
       </w:pPr>
       <w:r>
-        <w:t>156 Ю. Хавив, А. Зини, Ю. Шарав, Г. Алмознино и Р. Бенуэль, Нортриптиллин по сравнению с Амитриптиллином для лечения постоянной мусоровой боли, Журнал рта и боли в лице и голове 33, No 1 (2019): 713.</w:t>
+        <w:t>177 У. С. Lin, Т. S. Kuan, Р. С. Hsieh, W. J. Yen, W. С. Chang, and S. М. Chen, “Therapeutic Effects of Lidocaine Patch on Myofascial Pain Syndrome of the Upper Trapezius: А Randomized, DoubleBlind, Placebo-Controlled Study,” American Journal of Physical Medicine and Rehabilitation 91, no. 10 (2012): 871–882, https://doi.org/10.1097/PHM.0b013e3182645d30.</w:t>
       </w:r>
     </w:p>
     <w:p>
@@ -5531,6 +6001,11 @@
       </w:pPr>
       <w:r>
         <w:t>PubMed Web of Science® Google Scholar</w:t>
+      </w:r>
+    </w:p>
+    <w:p>
+      <w:r>
+        <w:br w:type="page"/>
       </w:r>
     </w:p>
     <w:p>
@@ -5541,7 +6016,7 @@
         <w:jc w:val="both"/>
       </w:pPr>
       <w:r>
-        <w:t>157 У. Ma, С. Wang, S. Luo, et al., Серотониновый транспортерный полиморфизм изменяет влияние циталопрама на человеческую боль Ответы на физическую боль, Нейрообразование 135 (2016): 186196.</w:t>
+        <w:t>178 М. Firmani, R. Miralles, and R. Casassus, “Effect of Lidocaine Patches on Upper Trapezius EMG Activity and Pain Intensity in Patients With Myofascial Trigger Points: А Randomized Clinical Study,” Acta Odontologica Scandinavica 73, no. 3 (2015): 210–218.</w:t>
       </w:r>
     </w:p>
     <w:p>
@@ -5563,7 +6038,7 @@
         <w:jc w:val="both"/>
       </w:pPr>
       <w:r>
-        <w:t>158 Р. Дж. Милн и К. Л. Гоа, Citalopram: Review of Its Pharmacodynamic and Pharmacokinetic Properties, and Therapeutic Potential in Depressive Disease, Drugs 41 (1991): 450477.</w:t>
+        <w:t>179 R. Rauck, М. Busch, and Т. Marriott, “Effectiveness of а Heated Lidocaine/Tetracaine Topical Patch for Pain Associated With Myofascial Trigger Points: Results of an Open-Label Pilot Study,” Pain Practice 13, no. 7 (2013): 533–538.</w:t>
       </w:r>
     </w:p>
     <w:p>
@@ -5574,29 +6049,7 @@
         <w:jc w:val="left"/>
       </w:pPr>
       <w:r>
-        <w:t>CAS PubMed Web of Science® Google Scholar</w:t>
-      </w:r>
-    </w:p>
-    <w:p>
-      <w:pPr>
-        <w:pStyle w:val="Heading1"/>
-        <w:keepNext/>
-        <w:spacing w:before="360" w:after="240"/>
-        <w:jc w:val="left"/>
-      </w:pPr>
-      <w:r>
-        <w:t>159 П. П. Хамфри и П. Дж. Годсби, Мод действия Суматриптана сосудистый? Дебаты, Цефалальгия 14, No 6 (1994): 401410.</w:t>
-      </w:r>
-    </w:p>
-    <w:p>
-      <w:pPr>
-        <w:pStyle w:val="Heading2"/>
-        <w:keepNext/>
-        <w:spacing w:before="280" w:after="160"/>
-        <w:jc w:val="left"/>
-      </w:pPr>
-      <w:r>
-        <w:t>CAS PubMed Web of Science® Google Scholar</w:t>
+        <w:t>PubMed Web of Science® Google Scholar</w:t>
       </w:r>
     </w:p>
     <w:p>
@@ -5607,7 +6060,7 @@
         <w:jc w:val="both"/>
       </w:pPr>
       <w:r>
-        <w:t>160 Т. Т. Дао, Дж. П. Лунд, Г. Ремиллард и Г. Дж. Лавинь, Неужели миофазциальная боль временных мышц уменьшается оральным суматриптаном?</w:t>
+        <w:t>180 Р. Anand and К. Bley, “Topical Capsaicin for Pain Management: Therapeutic Potential and Mechanisms of Action of the New High-Concentration Capsaicin 8% Patch,” British Journal of Anaesthesia 107, no. 4 (2011): 490–502.</w:t>
       </w:r>
     </w:p>
     <w:p>
@@ -5618,7 +6071,7 @@
         <w:jc w:val="left"/>
       </w:pPr>
       <w:r>
-        <w:t>PubMed Google Scholar</w:t>
+        <w:t>CAS PubMed Web of Science® Google Scholar</w:t>
       </w:r>
     </w:p>
     <w:p>
@@ -5629,7 +6082,7 @@
         <w:jc w:val="both"/>
       </w:pPr>
       <w:r>
-        <w:t>161 В. Мюллер и Т. Страц, Локальное лечение тендинопатий и миофазциальных болевых синдромов с помощью 5-HT3 рецепторного антагониста тропицетрона, Скандинавский журнал ревматологии 33, no. sup119 (2004): 4448.</w:t>
+        <w:t>181 V. Romero, J. R. Lara, F. Otero-Espinar, М. H. Salgado, N. S. Р. Modolo, and G. А. М. de Barros, “Creme Tópico de Capsaicina (8%) Para о Tratamento da Síndrome da dor Miofascial,” Revista Brasileira de Anestesiologia 69 (2019): 432–438.</w:t>
       </w:r>
     </w:p>
     <w:p>
@@ -5640,7 +6093,7 @@
         <w:jc w:val="left"/>
       </w:pPr>
       <w:r>
-        <w:t>PubMed Google Scholar</w:t>
+        <w:t>Google Scholar</w:t>
       </w:r>
     </w:p>
     <w:p>
@@ -5651,7 +6104,7 @@
         <w:jc w:val="both"/>
       </w:pPr>
       <w:r>
-        <w:t>162 Р. Патель и А. Х. Диккенсон, Механизмы габапентиноидов и α2δ-1 Кальциевого канала в нейропатической боли, Фармакологические исследования и перспективы 4, No 2 (2016): e00205.</w:t>
+        <w:t>182 D.-H. Kim, К. В. Yoon, S. Park, et al., “Comparison of NSAID Patch Given as Monotherapy and NSAID Patch in Combination With Transcutaneous Electric Nerve Stimulation, а Heating Pad, or Topical Capsaicin in the Treatment of Patients With Myofascial Pain Syndrome of the Upper Trapezius: А Pilot Study,” Pain Medicine 15, no. 12 (2014): 2128–2138.</w:t>
       </w:r>
     </w:p>
     <w:p>
@@ -5673,12 +6126,7 @@
         <w:jc w:val="both"/>
       </w:pPr>
       <w:r>
-        <w:t>163 М. М. Так и А. Х. Чалку, Оценка фармакотерапевтической эффективности гидрохлорида тизанидина и габапентина в лечении миофазциальной боли - в поэтапном методе лечения, Журнал эволюции медицинских и стоматологических наук 4, No 89 (2015): 1543515440.</w:t>
-      </w:r>
-    </w:p>
-    <w:p>
-      <w:r>
-        <w:br w:type="page"/>
+        <w:t>183 N. Ustun, F. Arslan, А. Mansuroglu, et al., “Efficacy of EMLA Cream Phonophoresis Comparison With Ultrasound Therapy on Myofascial Pain Syndrome of the Trapezius: А SingleBlind, Randomized Clinical Study,” Rheumatology International 34 (2014): 453–457.</w:t>
       </w:r>
     </w:p>
     <w:p>
@@ -5689,7 +6137,7 @@
         <w:jc w:val="left"/>
       </w:pPr>
       <w:r>
-        <w:t>CAS Google Scholar</w:t>
+        <w:t>CAS PubMed Web of Science® Google Scholar</w:t>
       </w:r>
     </w:p>
     <w:p>
@@ -5700,7 +6148,7 @@
         <w:jc w:val="both"/>
       </w:pPr>
       <w:r>
-        <w:t>164 Ю. Хавив, А. Ретман, Д. Афрамиан, Ю. Шарав и Р. Бенуэль, Миофазциальная боль: Открытое исследование фармакотерапевтического ответа на постепенное лечение трициклическими антидепрессантами и габапентином, Журнал о ртальной и лицевой боли и головной боли 29, No 2 (2015): 144151.</w:t>
+        <w:t>184 D. G. Lambert, “Opioids and Opioid Receptors; Understanding Pharmacological Mechanisms as а Key to Therapeutic Advances and Mitigation of the Misuse Crisis,” BJA Open 6 (2023): 100141.</w:t>
       </w:r>
     </w:p>
     <w:p>
@@ -5711,7 +6159,12 @@
         <w:jc w:val="left"/>
       </w:pPr>
       <w:r>
-        <w:t>PubMed Web of Science® Google Scholar</w:t>
+        <w:t>PubMed Google Scholar</w:t>
+      </w:r>
+    </w:p>
+    <w:p>
+      <w:r>
+        <w:br w:type="page"/>
       </w:r>
     </w:p>
     <w:p>
@@ -5722,7 +6175,7 @@
         <w:jc w:val="both"/>
       </w:pPr>
       <w:r>
-        <w:t>165 Р. Бродден, Р. Хил, Т. Спийт и Г. Эйвери, Флорбипрофен: Обзор его фармакологических свойств и терапевтического использования в ревматических заболеваниях, Препараты 18 (1979): 417438.</w:t>
+        <w:t>185 J. Fleckenstein, D. Zaps, L. J. Rüger, et al., “Discrepancy Between Prevalence and Perceived Effectiveness of Treatment Methods in Myofascial Pain Syndrome: Results of а Cross-Sectional, Nationwide Survey,” BMC Musculoskeletal Disorders 11 (2010): 1–9.</w:t>
       </w:r>
     </w:p>
     <w:p>
@@ -5733,7 +6186,7 @@
         <w:jc w:val="left"/>
       </w:pPr>
       <w:r>
-        <w:t>CAS PubMed Web of Science® Google Scholar</w:t>
+        <w:t>PubMed Web of Science® Google Scholar</w:t>
       </w:r>
     </w:p>
     <w:p>
@@ -5744,7 +6197,7 @@
         <w:jc w:val="both"/>
       </w:pPr>
       <w:r>
-        <w:t>166 П. К. Эроглу, Ö. Yilmaz, H. Bodur и С. Ateş, Сравнение эффективности сухой иглы, инъекции лидокаина и орального Flurbiprofen лечения у пациентов с миофазциальным болевым синдромом: двойной слепой (для инъекции, только для групп), рандомизированное клиническое испытание, Архивы ревматологии 28, No 1 (2013): 3846.</w:t>
+        <w:t>186 G. Niraj and S. Alva, “Opioid Reduction and Long-Term Outcomes in Abdominal Myofascial Pain Syndrome (AMPS): А 6-Year Longitudinal Prospective Audit of 207 Patients,” Pain Physician 23, no. 5 (2020): E441.</w:t>
       </w:r>
     </w:p>
     <w:p>
@@ -5755,51 +6208,7 @@
         <w:jc w:val="left"/>
       </w:pPr>
       <w:r>
-        <w:t>Ученый Google</w:t>
-      </w:r>
-    </w:p>
-    <w:p>
-      <w:pPr>
-        <w:pStyle w:val="Heading1"/>
-        <w:keepNext/>
-        <w:spacing w:before="360" w:after="240"/>
-        <w:jc w:val="left"/>
-      </w:pPr>
-      <w:r>
-        <w:t>167 К. Рейнсфорд, Ибупрофен: фармакология, эффективность и безопасность, Воспалительная фармакология 17 (2009): 275342.</w:t>
-      </w:r>
-    </w:p>
-    <w:p>
-      <w:pPr>
-        <w:pStyle w:val="Heading2"/>
-        <w:keepNext/>
-        <w:spacing w:before="280" w:after="160"/>
-        <w:jc w:val="left"/>
-      </w:pPr>
-      <w:r>
-        <w:t>CAS PubMed Google Scholar</w:t>
-      </w:r>
-    </w:p>
-    <w:p>
-      <w:pPr>
-        <w:pStyle w:val="Heading1"/>
-        <w:keepNext/>
-        <w:spacing w:before="360" w:after="240"/>
-        <w:jc w:val="left"/>
-      </w:pPr>
-      <w:r>
-        <w:t>168 Ф. Аббаси, А. Моадаби, Г. Бейтардан, М. Аснашари, С. Ф. Резаэй и А. Моадаби, Сравнение эффектов лазерной терапии низкого</w:t>
-      </w:r>
-    </w:p>
-    <w:p>
-      <w:pPr>
-        <w:pStyle w:val="Heading2"/>
-        <w:keepNext/>
-        <w:spacing w:before="280" w:after="160"/>
-        <w:jc w:val="left"/>
-      </w:pPr>
-      <w:r>
-        <w:t>CAS Web of Science® Google Scholar</w:t>
+        <w:t>CAS PubMed Web of Science® Google Scholar</w:t>
       </w:r>
     </w:p>
     <w:p>
@@ -5810,7 +6219,7 @@
         <w:jc w:val="both"/>
       </w:pPr>
       <w:r>
-        <w:t>169 Е. Singer и R. Dionne, Контролируемая оценка ибупрофена и диазепама для хронической боли в мышцах, Journal of Orofacial Pain 11, no. 2 (1997): 139146.</w:t>
+        <w:t>187 М. J. Navarro-Santana, J. Sanchez-Infante, G. F. Gómez-Chiguano, et al., “Dry Needling Versus Trigger Point Injection for Neck Pain Symptoms Associated With Myofascial Trigger Points: А Systematic Review and Meta-Analysis,” Pain Medicine 23, no. 3 (2022): 515–525.</w:t>
       </w:r>
     </w:p>
     <w:p>
@@ -5821,7 +6230,7 @@
         <w:jc w:val="left"/>
       </w:pPr>
       <w:r>
-        <w:t>CAS PubMed Google Scholar</w:t>
+        <w:t>PubMed Web of Science® Google Scholar</w:t>
       </w:r>
     </w:p>
     <w:p>
@@ -5832,7 +6241,7 @@
         <w:jc w:val="both"/>
       </w:pPr>
       <w:r>
-        <w:t>170 А. Беннетт и Г. Вилла, Нимесулид: НПВП, который предпочтительно ингибирует COX-2, и обладает различными уникальными фармакологическими функциями, Экспертное заключение по фармакотерапии 1, No 2 (2000): 277286.</w:t>
+        <w:t>188 Е. Nouged, J. Dajani, В. Ku, К. Al-Eryani, М. Padilla, and R. Enciso, “Local Anesthetic Injections for the Short-Term Treatment of Head and Neck Myofascial Pain Syndrome: А Systematic Review With Meta-Analysis,” Journal of Oral and Facial Pain and Headache 33, no. 2 (2019): 183–198.</w:t>
       </w:r>
     </w:p>
     <w:p>
@@ -5843,12 +6252,7 @@
         <w:jc w:val="left"/>
       </w:pPr>
       <w:r>
-        <w:t>CAS PubMed Google Scholar</w:t>
-      </w:r>
-    </w:p>
-    <w:p>
-      <w:r>
-        <w:br w:type="page"/>
+        <w:t>PubMed Web of Science® Google Scholar</w:t>
       </w:r>
     </w:p>
     <w:p>
@@ -5859,7 +6263,7 @@
         <w:jc w:val="both"/>
       </w:pPr>
       <w:r>
-        <w:t>171 Б. Дэйловский, А. Каминская, М. Сидловский, М. Козак и Э. Соболевская, Сравнение ранней эффективности трех различных методов вмешательства у пациентов с хронической орофациальной болью: рандомизированное, контролируемое клиническое испытание, Исследование и управление болью 2019, No 1 (2019): 7954291.</w:t>
+        <w:t>189 Е. А. Al-Moraissi, J. Alradom, О. Aladashi, G. Goddard, and N. Christidis, “Needling Therapies in the Management of Myofascial Pain of the Masticatory Muscles: А Network Meta-Analysis of Randomised Clinical Trials,” Journal of Oral Rehabilitation 47, no. 7 (2020): 910–922.</w:t>
       </w:r>
     </w:p>
     <w:p>
@@ -5870,7 +6274,7 @@
         <w:jc w:val="left"/>
       </w:pPr>
       <w:r>
-        <w:t>PubMed Google Scholar</w:t>
+        <w:t>PubMed Web of Science® Google Scholar</w:t>
       </w:r>
     </w:p>
     <w:p>
@@ -5881,7 +6285,29 @@
         <w:jc w:val="both"/>
       </w:pPr>
       <w:r>
-        <w:t>172 Л.-Ф. Хсиэ, Ц.-З. Хонг, С.-Х. Черн и Ц.-С. Чен, Эффективность и побочные эффекты пластыря диклофенака в лечении пациентов с миофазциальным болевым синдромом верхней трапезии, Журнал управления болью и симптомами 39, No 1 (2010): 116125.</w:t>
+        <w:t>190 S. Ahmed, S. Subramaniam, К. Sidhu, et al., “Effect of Local Anesthetic Versus Botulinum Toxin-а Injections for Myofascial Pain Disorders: А Systematic Review and Meta-Analysis,” Clinical Journal of Pain 35, no. 4 (2019): 353–367.</w:t>
+      </w:r>
+    </w:p>
+    <w:p>
+      <w:pPr>
+        <w:pStyle w:val="Heading2"/>
+        <w:keepNext/>
+        <w:spacing w:before="280" w:after="160"/>
+        <w:jc w:val="left"/>
+      </w:pPr>
+      <w:r>
+        <w:t>PubMed Web of Science® Google Scholar</w:t>
+      </w:r>
+    </w:p>
+    <w:p>
+      <w:pPr>
+        <w:pStyle w:val="Heading1"/>
+        <w:keepNext/>
+        <w:spacing w:before="360" w:after="240"/>
+        <w:jc w:val="left"/>
+      </w:pPr>
+      <w:r>
+        <w:t>191 I. Matak, К. Bölcskei, L. Bach-Rojecky, and Z. Helyes, “Mechanisms of Botulinum Toxin Type А Action on Pain,” Toxins 11,</w:t>
       </w:r>
     </w:p>
     <w:p>
@@ -5903,7 +6329,12 @@
         <w:jc w:val="both"/>
       </w:pPr>
       <w:r>
-        <w:t>173 J. Boonruab, W. Damjuti, S. Niempoog, и J. Pattaraarchachai, Эффективность горячего травяного компресса против местного диклофенака в лечении пациентов с миофазциальным болевым синдромом, Журнал традиционной и дополнительной медицины 9, No 2 (2019): 163167.</w:t>
+        <w:t>192 М. R. Meister, А. Brubaker, S. Sutcliffe, and J. L. Lowder, “Effectiveness of Botulinum Toxin for Treatment of Symptomatic Pelvic Floor Myofascial Pain in Women: А Systematic Review and Meta- Analysis,” Urogynecology 27, no. 1 (2021): e152–e160.</w:t>
+      </w:r>
+    </w:p>
+    <w:p>
+      <w:r>
+        <w:br w:type="page"/>
       </w:r>
     </w:p>
     <w:p>
@@ -5914,7 +6345,7 @@
         <w:jc w:val="left"/>
       </w:pPr>
       <w:r>
-        <w:t>PubMed Web of Science® Google Scholar</w:t>
+        <w:t>Google Scholar</w:t>
       </w:r>
     </w:p>
     <w:p>
@@ -5925,7 +6356,7 @@
         <w:jc w:val="both"/>
       </w:pPr>
       <w:r>
-        <w:t>174 J. Boonruab, S. Niempoog, J. Pattaraarchachai, С. Palanuvej, и N. Ruangrungsi, Сравнение качества жизни у пациентов с миофазциальным синдромом боли, лечащихся с помощью судебного типа Традиционный тайский массаж и местный диклофенак, Журнал исследований здоровья 29, No 5 (2015): 371375.</w:t>
+        <w:t>193 М. Khalifeh, К. Mehta, N. Varguise, Р. Suarez-Durall, and R. Enciso, “Botulinum Toxin Type А for the Treatment of Head and Neck Chronic Myofascial Pain Syndrome: А Systematic Review and Meta-Analysis,” Journal of the American Dental Association 147, no. 12 (2016): 959–973.</w:t>
       </w:r>
     </w:p>
     <w:p>
@@ -5936,7 +6367,7 @@
         <w:jc w:val="left"/>
       </w:pPr>
       <w:r>
-        <w:t>CAS Google Scholar</w:t>
+        <w:t>PubMed Web of Science® Google Scholar</w:t>
       </w:r>
     </w:p>
     <w:p>
@@ -5947,7 +6378,7 @@
         <w:jc w:val="both"/>
       </w:pPr>
       <w:r>
-        <w:t>175 У.-Т. Ma, У.-L. Dong, В. Wang, W.-Р. Xie, Q.-М. Huang, и У.-J. Zheng, Сухой игол на латентные и активные миофазциальные триггерные точки против орального диклофенака у пациентов с коленным остеоартритом: рандомизированное контролируемое исследование, BMC мышечно-скелетные расстройства 24, No 1 (2023): 36.</w:t>
+        <w:t>194 А. Р. Soares, R. В. Andriolo, Á. N. Atallah, and Е. М. da Silva, “Botulinum Toxin for Myofascial Pain Syndromes in Adults,” Cochrane Database of Systematic Reviews, no. 7 (2014): CD007533.</w:t>
       </w:r>
     </w:p>
     <w:p>
@@ -5958,7 +6389,30 @@
         <w:jc w:val="left"/>
       </w:pPr>
       <w:r>
-        <w:t>CAS PubMed Web of Science® Google Scholar</w:t>
+        <w:t>PubMed Web of Science® Google Scholar</w:t>
+      </w:r>
+    </w:p>
+    <w:p>
+      <w:pPr>
+        <w:spacing w:before="60" w:after="60"/>
+        <w:ind w:left="720"/>
+      </w:pPr>
+      <w:r>
+        <w:rPr>
+          <w:sz w:val="18"/>
+        </w:rPr>
+        <w:t>195 Association APT, “Billing of Dry Needling by Physical Therapists. Official Statement,” 2014.</w:t>
+      </w:r>
+    </w:p>
+    <w:p>
+      <w:pPr>
+        <w:pStyle w:val="Heading2"/>
+        <w:keepNext/>
+        <w:spacing w:before="280" w:after="160"/>
+        <w:jc w:val="left"/>
+      </w:pPr>
+      <w:r>
+        <w:t>Google Scholar</w:t>
       </w:r>
     </w:p>
     <w:p>
@@ -5969,7 +6423,7 @@
         <w:jc w:val="both"/>
       </w:pPr>
       <w:r>
-        <w:t>176 G. Affaitati, А. Fabrizio, А. Savini, et al., Рандомизированное, контролируемое исследование, сравнивающее пластик лидокаина, пластик плацебо и анестетическую инъекцию для лечения триггерных точек у пациентов с синдромом миофазсовой боли: оценка боли и порогов соматической боли, Клиническая терапия 31, No 4 (2009): 705720.</w:t>
+        <w:t>196 С. Unverzagt, К. Berglund, and J. Thomas, “Dry Needling for Myofascial Trigger Point Pain: А Clinical Commentary,” International Journal of Sports Physical Therapy 10, no. 3 (2015): 402.</w:t>
       </w:r>
     </w:p>
     <w:p>
@@ -5980,7 +6434,29 @@
         <w:jc w:val="left"/>
       </w:pPr>
       <w:r>
-        <w:t>CAS PubMed Web of Science® Google Scholar</w:t>
+        <w:t>PubMed Google Scholar</w:t>
+      </w:r>
+    </w:p>
+    <w:p>
+      <w:pPr>
+        <w:pStyle w:val="Heading1"/>
+        <w:keepNext/>
+        <w:spacing w:before="360" w:after="240"/>
+        <w:jc w:val="left"/>
+      </w:pPr>
+      <w:r>
+        <w:t>197 D. М. Kietrys, К. М. Palombaro, Е. Azzaretto, et al., “Effectiveness of Dry Needling for UpperQuarter Myofascial Pain: А</w:t>
+      </w:r>
+    </w:p>
+    <w:p>
+      <w:pPr>
+        <w:pStyle w:val="Heading2"/>
+        <w:keepNext/>
+        <w:spacing w:before="280" w:after="160"/>
+        <w:jc w:val="left"/>
+      </w:pPr>
+      <w:r>
+        <w:t>PubMed Web of Science® Google Scholar</w:t>
       </w:r>
     </w:p>
     <w:p>
@@ -5991,7 +6467,7 @@
         <w:jc w:val="both"/>
       </w:pPr>
       <w:r>
-        <w:t>177 Ю. С. Лин, Т. С. Куан, П. С. Хсиэ, В. Дж. Йен, В. С. Чанг и С. М. Чен, Терапевтические эффекты лидокаинного пласта на миофазциальный синдром боли верхней трапезии: рандомизированное, двойно-слепое, плацебо-контролируемое исследование, Американский журнал физической медицины и реабилитации 91, н. 10 (2012): 871882, https://doi.org/10.1097/PHM.0b013e3182645d30.</w:t>
+        <w:t>198 L. Liu, Q.-М. Huang, Q.-G. Liu, et al., “Effectiveness of Dry Needling for Myofascial Trigger Points Associated With Neck and Shoulder Pain: А Systematic Review and Meta-Analysis,” Archives of Physical Medicine and Rehabilitation 96, no. 5 (2015): 944–955.</w:t>
       </w:r>
     </w:p>
     <w:p>
@@ -6003,11 +6479,6 @@
       </w:pPr>
       <w:r>
         <w:t>PubMed Web of Science® Google Scholar</w:t>
-      </w:r>
-    </w:p>
-    <w:p>
-      <w:r>
-        <w:br w:type="page"/>
       </w:r>
     </w:p>
     <w:p>
@@ -6018,7 +6489,7 @@
         <w:jc w:val="both"/>
       </w:pPr>
       <w:r>
-        <w:t>178 М. Firmani, R. Miralles и R. Casassus, Эффект лидокаинных пластов на активность верхнего трапеза и интенсивность боли у пациентов с миофазциальными триггерными точками: рандомизированное клиническое исследование, Acta Odontologica Scandinavica 73, No 3 (2015): 210218.</w:t>
+        <w:t>199 М. J. Navarro-Santana, J. Sanchez-Infante, С. Fernández-de-Las-Peñas, J. А. Cleland, Р. MartínCasas, and G. Plaza-Manzano, “Effectiveness of Dry Needling for Myofascial Trigger Points Associated With Neck Pain Symptoms: An Updated Systematic Review and Meta-Analysis,” Journal of Clinical Medicine 9, no. 10 (2020): 3300.</w:t>
       </w:r>
     </w:p>
     <w:p>
@@ -6029,7 +6500,12 @@
         <w:jc w:val="left"/>
       </w:pPr>
       <w:r>
-        <w:t>CAS PubMed Web of Science® Google Scholar</w:t>
+        <w:t>PubMed Web of Science® Google Scholar</w:t>
+      </w:r>
+    </w:p>
+    <w:p>
+      <w:r>
+        <w:br w:type="page"/>
       </w:r>
     </w:p>
     <w:p>
@@ -6040,7 +6516,7 @@
         <w:jc w:val="both"/>
       </w:pPr>
       <w:r>
-        <w:t>179 Р. Раук, М. Буш и Т. Мариот, Эффективность нагретого лидокаина/тетракаина для локального пласта для боли, связанной с миофазциальными триггерными точками: Результаты пилотного исследования с открытым названием, Практика боли 13, No 7 (2013): 533538.</w:t>
+        <w:t>200 Р. Ramaswamy, С. Saikiran, М. Swathi, В. М. Raj, and Р. Lakshmisasi, “An Evaluation of Wet and Dry Needling Techniques for Treating Myofascial Pain in Trapezius Muscle–А Meta-Analysis,” Saudi Journal of Oral Sciences 11, no. 2 (2024): 84–90.</w:t>
       </w:r>
     </w:p>
     <w:p>
@@ -6051,7 +6527,7 @@
         <w:jc w:val="left"/>
       </w:pPr>
       <w:r>
-        <w:t>PubMed Web of Science® Google Scholar</w:t>
+        <w:t>Google Scholar</w:t>
       </w:r>
     </w:p>
     <w:p>
@@ -6062,7 +6538,7 @@
         <w:jc w:val="both"/>
       </w:pPr>
       <w:r>
-        <w:t>180 Р. Anand и К. Bley, Топический капсаицин для лечения боли: терапевтический потенциал и механизмы действия нового капсаицина с высокой концентрацией 8% патча, British Journal of Anaesthesia 107, No 4 (2011): 490502.</w:t>
+        <w:t>201 J. Rodríguez-Mansilla, В. González-Sánchez, Á. D. Т. García, et al., “Effectiveness of Dry Needling on Reducing Pain Intensity in Patients With Myofascial Pain Syndrome: А Meta-Analysis,” Journal of Traditional Chinese Medicine 36, no. 1 (2016): 1–13.</w:t>
       </w:r>
     </w:p>
     <w:p>
@@ -6073,7 +6549,7 @@
         <w:jc w:val="left"/>
       </w:pPr>
       <w:r>
-        <w:t>CAS PubMed Web of Science® Google Scholar</w:t>
+        <w:t>Web of Science® Google Scholar</w:t>
       </w:r>
     </w:p>
     <w:p>
@@ -6084,7 +6560,7 @@
         <w:jc w:val="both"/>
       </w:pPr>
       <w:r>
-        <w:t>181 V. Romero, J. R. Lara, F. Otero-Espinar, М. H. Salgado, N. S. Р. Modolo, и G. А. М. de Barros, Creme Tópico de Capsaicina (8%) Para о Tratamento da Síndrome da dor Miofascial, Revista Brasileira de Anestesiologia 69 (2019): 432438.</w:t>
+        <w:t>202 J.-G. Lin, Р. Kotha, and У.-H. Chen, “Understandings of акупунктура Application and Mechanisms,” American Journal of Translational Research 14, no. 3 (2022): 1469–1481.</w:t>
       </w:r>
     </w:p>
     <w:p>
@@ -6095,7 +6571,7 @@
         <w:jc w:val="left"/>
       </w:pPr>
       <w:r>
-        <w:t>Ученый Google</w:t>
+        <w:t>CAS PubMed Web of Science® Google Scholar</w:t>
       </w:r>
     </w:p>
     <w:p>
@@ -6106,7 +6582,7 @@
         <w:jc w:val="both"/>
       </w:pPr>
       <w:r>
-        <w:t>182 Д.-Х. Ким, К. Б. Юн, С. Парк и др., Сравнение НСПИД-пачты в виде монотерапии и НСПИД-пачты в сочетании с транскутанной электрической нервной стимуляцией, нагревательной подушкой или местным капсаицином в лечении пациентов с миофазциальным болевым синдромом верхней трапезии: Пилотное исследование, Медицины боли 15, No 12 (2014): 21282138.</w:t>
+        <w:t>203 R. Zhang, S. У. Wen, H. S. Zhan, et al., “акупунктура for Lumbar Myofascial Pain Syndrome: Systematic Review and Meta-Analysis,” Zhongguo Zhen Jiu= Chinese акупунктура and Moxibustion 43: 1324–1332.</w:t>
       </w:r>
     </w:p>
     <w:p>
@@ -6117,7 +6593,29 @@
         <w:jc w:val="left"/>
       </w:pPr>
       <w:r>
-        <w:t>CAS PubMed Web of Science® Google Scholar</w:t>
+        <w:t>Google Scholar</w:t>
+      </w:r>
+    </w:p>
+    <w:p>
+      <w:pPr>
+        <w:pStyle w:val="Heading1"/>
+        <w:keepNext/>
+        <w:spacing w:before="360" w:after="240"/>
+        <w:jc w:val="left"/>
+      </w:pPr>
+      <w:r>
+        <w:t>204 Х. Lin, F. Li, H. Lu, М. Zhu, and Т. Z. Peng, “Acupuncturing of Myofascial Pain Trigger Points for the Treatment of Knee</w:t>
+      </w:r>
+    </w:p>
+    <w:p>
+      <w:pPr>
+        <w:pStyle w:val="Heading2"/>
+        <w:keepNext/>
+        <w:spacing w:before="280" w:after="160"/>
+        <w:jc w:val="left"/>
+      </w:pPr>
+      <w:r>
+        <w:t>PubMed Web of Science® Google Scholar</w:t>
       </w:r>
     </w:p>
     <w:p>
@@ -6128,7 +6626,7 @@
         <w:jc w:val="both"/>
       </w:pPr>
       <w:r>
-        <w:t>183 Н. Устун, Ф. Арслан, А. Мансуроглу и др., Эффективность фонофореза кремом EMLA по сравнению с ультразвуковой терапией при синдроме миофазсовой боли трапезия: одно слепое, рандомизированное клиническое исследование, Ревматология Международная 34 (2014): 453457.</w:t>
+        <w:t>205 А. М. Farag, А. Malacarne, S. Е. Pagni, and G. Е. Maloney, “The Effectiveness of акупунктура in the Management of Persistent Regional Myofascial Head and Neck Pain: А Systematic Review and Meta-Analysis,” Complementary Therapies in Medicine 49 (2020): 102297.</w:t>
       </w:r>
     </w:p>
     <w:p>
@@ -6139,7 +6637,7 @@
         <w:jc w:val="left"/>
       </w:pPr>
       <w:r>
-        <w:t>CAS PubMed Web of Science® Google Scholar</w:t>
+        <w:t>PubMed Web of Science® Google Scholar</w:t>
       </w:r>
     </w:p>
     <w:p>
@@ -6150,7 +6648,7 @@
         <w:jc w:val="both"/>
       </w:pPr>
       <w:r>
-        <w:t>184 Д. Г. Ламберт, Опиоиды и Опиоидные рецепторы; Понимание фармакологических механизмов как ключа к терапевтическим достижениям и смягчению кризиса злоупотребления, BJA Open 6 (2023): 100141.</w:t>
+        <w:t>206 R. Wang, Х. Li, S. Zhou, Х. Zhang, К. Ян (Ян (Yang)), and Х. Li, “Manual акупунктура for Myofascial Pain Syndrome: А Systematic Review and Meta-Analysis,” акупунктура in Medicine 35, no. 4 (2017): 241– 250.</w:t>
       </w:r>
     </w:p>
     <w:p>
@@ -6161,12 +6659,7 @@
         <w:jc w:val="left"/>
       </w:pPr>
       <w:r>
-        <w:t>PubMed Google Scholar</w:t>
-      </w:r>
-    </w:p>
-    <w:p>
-      <w:r>
-        <w:br w:type="page"/>
+        <w:t>PubMed Web of Science® Google Scholar</w:t>
       </w:r>
     </w:p>
     <w:p>
@@ -6177,7 +6670,12 @@
         <w:jc w:val="both"/>
       </w:pPr>
       <w:r>
-        <w:t>185 J. Fleckenstein, D. Zaps, L. J. Rüger, et al., Различие между распространенностью и воспринимаемой эффективностью методов лечения в синдроме миофасциальной боли: Результаты кросс-секционного, общенационального опроса, BMC мышечно-скелетные расстройства 11 (2010): 19.</w:t>
+        <w:t>207 А. С. Fernandes, D. М. D. Moura, L. G. D. Da Silva, Е. О. De Almeida, and G. А. S. Barbosa, “акупунктура in Temporomandibular Disorder Myofascial Pain Treatment: А Systematic Review,” Journal of Oral &amp; Facial Pain and Headache 31, no. 3 (2017): 225–232.</w:t>
+      </w:r>
+    </w:p>
+    <w:p>
+      <w:r>
+        <w:br w:type="page"/>
       </w:r>
     </w:p>
     <w:p>
@@ -6199,7 +6697,7 @@
         <w:jc w:val="both"/>
       </w:pPr>
       <w:r>
-        <w:t>186 Г. Нирадж и С. Альва, Опиоидное снижение и долгосрочные результаты в синдроме брюшной миофасциальной боли (AMPS): 6-летний долгосрочный перспективный аудит 207 пациентов, Врач боли 23, No 5 (2020): E441.</w:t>
+        <w:t>208 М. Johnson, “Transcutaneous Electrical Nerve Stimulation: Mechanisms, Clinical Application and Evidence,” Reviews in Pain 1, no. 1 (2007): 7–11.</w:t>
       </w:r>
     </w:p>
     <w:p>
@@ -6210,7 +6708,7 @@
         <w:jc w:val="left"/>
       </w:pPr>
       <w:r>
-        <w:t>CAS PubMed Web of Science® Google Scholar</w:t>
+        <w:t>PubMed Google Scholar</w:t>
       </w:r>
     </w:p>
     <w:p>
@@ -6221,7 +6719,7 @@
         <w:jc w:val="both"/>
       </w:pPr>
       <w:r>
-        <w:t>187 М. Дж. Наварро-Сантана, Дж. Санчес-Инфанте, Г. Ф. Гомез-Чигуано и др., Сухой игол против триггерной инъекции для симптомов боли в шее, связанных с миофазциальными триггерными точками: Систематический обзор и метаанализ, Медицинство боли 23, No 3 (2022): 515525.</w:t>
+        <w:t>209 Р. He, W. Fu, H. Shao, et al., “The Effect of Therapeutic Physical Modalities on Pain, Function, and Quality of Life in Patients With Myofascial Pain Syndrome: А Systematic Review,” BMC Musculoskeletal Disorders 24, no. 1 (2023): 376.</w:t>
       </w:r>
     </w:p>
     <w:p>
@@ -6232,7 +6730,7 @@
         <w:jc w:val="left"/>
       </w:pPr>
       <w:r>
-        <w:t>PubMed Web of Science® Google Scholar</w:t>
+        <w:t>CAS PubMed Web of Science® Google Scholar</w:t>
       </w:r>
     </w:p>
     <w:p>
@@ -6243,7 +6741,7 @@
         <w:jc w:val="both"/>
       </w:pPr>
       <w:r>
-        <w:t>188 Э. Нугэд, Дж. Даджани, Б. Ку, К. Аль-Эриани, М. Падилла и Р. Энсисо, Локальные анестетические инъекции для краткосрочного лечения синдрома головной и шеи миофазциальной боли: систематический обзор с метаанализом, Журнал о ртальной и лицевой боли и головной боли 33, No 2 (2019): 183198.</w:t>
+        <w:t>210 V. Toopchizadeh, В. Izadseresht, В. Eftekharsadat, H. Salehi-Pourmehr, and S. Dolati, “Effectiveness of Transcutaneous Electrical Nerve Stimulation (TENS) Modality for Treating Myofascial Pain Syndrome: А Systematic Review and Meta-Analysis,” Journal of Research in Clinical Medicine 12, no. 1 (2024): 14.</w:t>
       </w:r>
     </w:p>
     <w:p>
@@ -6254,7 +6752,7 @@
         <w:jc w:val="left"/>
       </w:pPr>
       <w:r>
-        <w:t>PubMed Web of Science® Google Scholar</w:t>
+        <w:t>Google Scholar</w:t>
       </w:r>
     </w:p>
     <w:p>
@@ -6265,7 +6763,7 @@
         <w:jc w:val="both"/>
       </w:pPr>
       <w:r>
-        <w:t>189 Э. А. Аль-Морасси, Дж. Алрадом, О. Аладаш, Г. Годдард и Н. Кристидис, Необходимые методы лечения миофазциальной боли в мышцах мастикатора: сеть метаанализ рандомизированных клинических испытаний, Журнал оральной реабилитации 47, No 7 (2020): 910922.</w:t>
+        <w:t>211 S. Farina, М. Casarotto, М. Benelle, and М. Tinazzi, “А Randomized Controlled Study on the Effect of Two Different Treatments (FREMS AND TENS) in Myofascial Pain Syndrome,” European Journal of Physical and Rehabilitation Medicine 40, no. 4 (2004): 293.</w:t>
       </w:r>
     </w:p>
     <w:p>
@@ -6276,7 +6774,7 @@
         <w:jc w:val="left"/>
       </w:pPr>
       <w:r>
-        <w:t>PubMed Web of Science® Google Scholar</w:t>
+        <w:t>CAS Google Scholar</w:t>
       </w:r>
     </w:p>
     <w:p>
@@ -6287,7 +6785,7 @@
         <w:jc w:val="both"/>
       </w:pPr>
       <w:r>
-        <w:t>190 С. Ахмед, С. Субраманиам, К. Сиду и др., Эффект местной анестезии против ботулинового токсина - инъекции для миофазциальных болевых расстройств: систематический обзор и метаанализ, Клинический журнал боли 35, No 4 (2019): 353367.</w:t>
+        <w:t>212 К. Gül and S. А. Önal, “Comparison of Non-invasive and Invasive Techniques in the Treatment of Patients With Myofascial Pain Syndrome,” Aǧrı 21, no. 3 (2009): 104–112.</w:t>
       </w:r>
     </w:p>
     <w:p>
@@ -6298,7 +6796,7 @@
         <w:jc w:val="left"/>
       </w:pPr>
       <w:r>
-        <w:t>PubMed Web of Science® Google Scholar</w:t>
+        <w:t>PubMed Google Scholar</w:t>
       </w:r>
     </w:p>
     <w:p>
@@ -6309,7 +6807,7 @@
         <w:jc w:val="both"/>
       </w:pPr>
       <w:r>
-        <w:t>191 I. Matak, К. Bölcskei, L. Bach-Rojecky и Z. Helyes, Механизмы действий ботулинового токсина типа А на боль, Токсины 11, No 8 (2019): 459.</w:t>
+        <w:t>213 D. Crockett, М. Foreman, L. Alden, and В. Blasberg, “А Comparison of Treatment Modes in the Management of Myofascial Pain Dysfunction Syndrome,” Biofeedback and Self-Regulation 11 (1986): 279–291.</w:t>
       </w:r>
     </w:p>
     <w:p>
@@ -6331,7 +6829,7 @@
         <w:jc w:val="both"/>
       </w:pPr>
       <w:r>
-        <w:t>192 М. Р. Мейстер, А. Брубакер, С. Сатклифф и Дж. Л. Лоудер, Эффективность токсина ботулина для лечения симптоматической миофазсовой боли в поясничном покрытии у женщин: Систематический обзор и метаанализ, Урогинекология 27, No 1 (2021): e152e160.</w:t>
+        <w:t>214 J. Pujol, А. Pascual-Leone, С. Dolz, Е. Delgado, J. L. Dolz, and J. Aldomà, “The Effect of Repetitive Magnetic Stimulation on Localized Musculoskeletal Pain,” Neuroreport 9, no. 8 (1998): 1745–1748.</w:t>
       </w:r>
     </w:p>
     <w:p>
@@ -6347,7 +6845,7 @@
         <w:jc w:val="left"/>
       </w:pPr>
       <w:r>
-        <w:t>Ученый Google</w:t>
+        <w:t>CAS PubMed Web of Science® Google Scholar</w:t>
       </w:r>
     </w:p>
     <w:p>
@@ -6358,7 +6856,7 @@
         <w:jc w:val="both"/>
       </w:pPr>
       <w:r>
-        <w:t>193 М. Халифех, К. Мехта, Н. Варгуйзе, П. Суарес-Дураль и Р. Энцисо, Ботолиновый токсин типа А для лечения хронического миофазциального больного синдрома головы и шеи: Систематический обзор и метаанализ, Журнал Американской стоматологической ассоциации 147, No 12 (2016): 959973.</w:t>
+        <w:t>215 N. Smania, Е. Corato, А. Fiaschi, Р. Pietropoli, S. М. Aglioti, and М. Tinazzi, “Therapeutic Effects of Peripheral Repetitive Magnetic Stimulation on Myofascial Pain Syndrome,” Clinical Neurophysiology 114, no. 2 (2003): 350–358.</w:t>
       </w:r>
     </w:p>
     <w:p>
@@ -6370,6 +6868,28 @@
       </w:pPr>
       <w:r>
         <w:t>PubMed Web of Science® Google Scholar</w:t>
+      </w:r>
+    </w:p>
+    <w:p>
+      <w:pPr>
+        <w:pStyle w:val="Heading1"/>
+        <w:keepNext/>
+        <w:spacing w:before="360" w:after="240"/>
+        <w:jc w:val="left"/>
+      </w:pPr>
+      <w:r>
+        <w:t>216 N. Smania, Е. Corato, А. Fiaschi, Р. Pietropoli, S. М. Aglioti, and М. Tinazzi, “Repetitive Magnetic Stimulation а Novel</w:t>
+      </w:r>
+    </w:p>
+    <w:p>
+      <w:pPr>
+        <w:pStyle w:val="Heading2"/>
+        <w:keepNext/>
+        <w:spacing w:before="280" w:after="160"/>
+        <w:jc w:val="left"/>
+      </w:pPr>
+      <w:r>
+        <w:t>CAS PubMed Web of Science® Google Scholar</w:t>
       </w:r>
     </w:p>
     <w:p>
@@ -6380,7 +6900,7 @@
         <w:jc w:val="both"/>
       </w:pPr>
       <w:r>
-        <w:t>194 А. П. Соарес, Р. Б. Андриоло, А. Н. Аталла и Э. М. да Сильва, Токсин ботулина для синдромов миофасциальной боли у взрослых, Кокрана база данных системных обзоров, No 7 (2014): CD007533.</w:t>
+        <w:t>217 L. Wang, H. Huang, М. Chen, L. I. Zhangjie, М. А. Rui, and Х. U. Jing, “Study on the Therapeutic Effect of Different Magnetic Stimulation Pelvic Floor Modes on Perimenopausal Myofascial Pelvic Pain Syndrome,” Chongqing Medicine 53, no. 5 (2024): 712–716.</w:t>
       </w:r>
     </w:p>
     <w:p>
@@ -6391,30 +6911,7 @@
         <w:jc w:val="left"/>
       </w:pPr>
       <w:r>
-        <w:t>PubMed Web of Science® Google Scholar</w:t>
-      </w:r>
-    </w:p>
-    <w:p>
-      <w:pPr>
-        <w:spacing w:before="60" w:after="60"/>
-        <w:ind w:left="720"/>
-      </w:pPr>
-      <w:r>
-        <w:rPr>
-          <w:sz w:val="18"/>
-        </w:rPr>
-        <w:t>195 Ассоциация APT, Объявление о сухом иголе физикотерапевтами. Официальное заявление, 2014.</w:t>
-      </w:r>
-    </w:p>
-    <w:p>
-      <w:pPr>
-        <w:pStyle w:val="Heading2"/>
-        <w:keepNext/>
-        <w:spacing w:before="280" w:after="160"/>
-        <w:jc w:val="left"/>
-      </w:pPr>
-      <w:r>
-        <w:t>Ученый Google</w:t>
+        <w:t>Google Scholar</w:t>
       </w:r>
     </w:p>
     <w:p>
@@ -6425,7 +6922,7 @@
         <w:jc w:val="both"/>
       </w:pPr>
       <w:r>
-        <w:t>196 С. Unverzagt, К. Berglund, и J. Thomas, Сухой игол для боли в миофазциальной триггерной точке: клинический комментарий, Международный журнал спортивной физиотерапии 10, No 3 (2015): 402.</w:t>
+        <w:t>218 Т. Ding, S. Zhang, L. Zhao, et al., “The Effect of Pelvic Floor Magnetic Stimulation in Women With Myofascial Pelvic Pain Syndrome: А Prospective Cohort Pilot Study,” Clinical and Experimental Obstetrics and Gynecology 50, no. 5 (2023): 100.</w:t>
       </w:r>
     </w:p>
     <w:p>
@@ -6436,7 +6933,7 @@
         <w:jc w:val="left"/>
       </w:pPr>
       <w:r>
-        <w:t>PubMed Google Scholar</w:t>
+        <w:t>Web of Science® Google Scholar</w:t>
       </w:r>
     </w:p>
     <w:p>
@@ -6447,7 +6944,7 @@
         <w:jc w:val="both"/>
       </w:pPr>
       <w:r>
-        <w:t>197 Д. М. Киетрис, К. М. Паломбаро, Э. Азаретто и др., Эффективность сухой иглы для верхней части миофаз. боли: систематический обзор и метаанализ, Журнал ортопедической и спортивной физической терапии 43, No 9 (2013): 620634.</w:t>
+        <w:t>219 I. Hashish, H. К. Haia, W. Harvey, С. Feinmann, and М. Harris, “Reduction of Postoperative Pain and Swelling by Ultrasound Treatment: А Placebo Effect,” Pain 33, no. 3 (1988): 303–311.</w:t>
       </w:r>
     </w:p>
     <w:p>
@@ -6458,7 +6955,7 @@
         <w:jc w:val="left"/>
       </w:pPr>
       <w:r>
-        <w:t>PubMed Web of Science® Google Scholar</w:t>
+        <w:t>CAS PubMed Web of Science® Google Scholar</w:t>
       </w:r>
     </w:p>
     <w:p>
@@ -6469,7 +6966,7 @@
         <w:jc w:val="both"/>
       </w:pPr>
       <w:r>
-        <w:t>198 Л. Лю, Q.-М. Хуан, Q.-G. Лю и др., Эффективность сухой иглы для миофазциальных триггерных точек, связанных с болями в шее и плече: систематический обзор и метаанализ, Архивы физической медицины и реабилитации 96, No 5 (2015): 944955.</w:t>
+        <w:t>220 L. Ilter, В. Dilek, I. Batmaz, et al., “Efficacy of Pulsed and Continuous Therapeutic Ultrasound in Myofascial Pain Syndrome: А Randomized Controlled Study,” American Journal of Physical Medicine and Rehabilitation 94, no. 7 (2015): 547–554.</w:t>
       </w:r>
     </w:p>
     <w:p>
@@ -6481,6 +6978,33 @@
       </w:pPr>
       <w:r>
         <w:t>PubMed Web of Science® Google Scholar</w:t>
+      </w:r>
+    </w:p>
+    <w:p>
+      <w:pPr>
+        <w:pStyle w:val="Heading1"/>
+        <w:keepNext/>
+        <w:spacing w:before="360" w:after="240"/>
+        <w:jc w:val="left"/>
+      </w:pPr>
+      <w:r>
+        <w:t>221 G. KavadaR, N. Çağlar, Ş. Özen, Ş. Tütün, and D. Demircİoğlu, “Efficacy of Conventional Ultrasound Therapy on Myofascial</w:t>
+      </w:r>
+    </w:p>
+    <w:p>
+      <w:pPr>
+        <w:pStyle w:val="Heading2"/>
+        <w:keepNext/>
+        <w:spacing w:before="280" w:after="160"/>
+        <w:jc w:val="left"/>
+      </w:pPr>
+      <w:r>
+        <w:t>Google Scholar</w:t>
+      </w:r>
+    </w:p>
+    <w:p>
+      <w:r>
+        <w:br w:type="page"/>
       </w:r>
     </w:p>
     <w:p>
@@ -6491,7 +7015,7 @@
         <w:jc w:val="both"/>
       </w:pPr>
       <w:r>
-        <w:t>199 М. Дж. Наварро-Сантана, Дж. Санчес-Инфанте, Ц. Фернандес-де-Лас-Пеньяс, Дж. А. Клеланд, П. Мартин-Касас и Г. Плаза-Манзано, Эффективность сухой иглы для миофазциальных триггерных точек, связанных с симптомами боли в шее: обновленный систематический обзор и метаанализ, Журнал клинической медицины 9, No 10 (2020): 3300.</w:t>
+        <w:t>222 А. Manca, Е. Limonta, G. Pilurzi, et al., “Ultrasound and Laser as Stand-Alone Therapies for Myofascial Trigger Points: А Randomized, Double-Blind, Placebo-Controlled Study,” Physiotherapy Research International 19, no. 3 (2014): 166–175.</w:t>
       </w:r>
     </w:p>
     <w:p>
@@ -6502,12 +7026,7 @@
         <w:jc w:val="left"/>
       </w:pPr>
       <w:r>
-        <w:t>PubMed Web of Science® Google Scholar</w:t>
-      </w:r>
-    </w:p>
-    <w:p>
-      <w:r>
-        <w:br w:type="page"/>
+        <w:t>CAS PubMed Google Scholar</w:t>
       </w:r>
     </w:p>
     <w:p>
@@ -6518,7 +7037,7 @@
         <w:jc w:val="both"/>
       </w:pPr>
       <w:r>
-        <w:t>200 П. Рамасвами, С. Сайкран, М. Свати, Б. М. Радж и П. Лакшмисаси, "Оценка технологий влажного и сухого игла для лечения миофазциальной боли в трапезиевой мышцы" Мета-анализ, Saudi Journal of Oral Sciences 11, No. 2 (2024): 8490.</w:t>
+        <w:t>223 М. С. D. V. Baltazar, J. А. D. О. Russo, V. De Lucca, et al., “Therapeutic Ultrasound Versus Injection of Local Anesthetic in the Treatment of Women With Chronic Pelvic Pain Secondary to Abdominal Myofascial Syndrome: А Randomized Clinical Trial,” BMC Women's Health 22, no. 1 (2022): 325.</w:t>
       </w:r>
     </w:p>
     <w:p>
@@ -6529,29 +7048,7 @@
         <w:jc w:val="left"/>
       </w:pPr>
       <w:r>
-        <w:t>Ученый Google</w:t>
-      </w:r>
-    </w:p>
-    <w:p>
-      <w:pPr>
-        <w:pStyle w:val="Heading1"/>
-        <w:keepNext/>
-        <w:spacing w:before="360" w:after="240"/>
-        <w:jc w:val="left"/>
-      </w:pPr>
-      <w:r>
-        <w:t>201 J. Rodríguez-Mansilla, В. González-Sánchez, Á. D. Т. García, et al., Эффективность сухой иглы для снижения интенсивности</w:t>
-      </w:r>
-    </w:p>
-    <w:p>
-      <w:pPr>
-        <w:pStyle w:val="Heading2"/>
-        <w:keepNext/>
-        <w:spacing w:before="280" w:after="160"/>
-        <w:jc w:val="left"/>
-      </w:pPr>
-      <w:r>
-        <w:t>Web of Science® Google Scholar</w:t>
+        <w:t>CAS PubMed Web of Science® Google Scholar</w:t>
       </w:r>
     </w:p>
     <w:p>
@@ -6562,7 +7059,7 @@
         <w:jc w:val="both"/>
       </w:pPr>
       <w:r>
-        <w:t>202 J.-G. Lin, Р. Kotha, и У.-H. Chen, Понимание применения и механизмов иглоукалывания, Американский журнал переводческих исследований 14, No 3 (2022): 14691481.</w:t>
+        <w:t>224 К. Salloum, М. Karkoutly, I. Haddad, and J. А. Nassar, “Effectiveness of Ultrasound Therapy, TheraBite Device, Masticatory Muscle Exercises, and Stabilization Splint for the Treatment of Masticatory Myofascial Pain: А Randomized Controlled Trial,” Clinical and Experimental Dental Research 10, no. 4 (2024): e921.</w:t>
       </w:r>
     </w:p>
     <w:p>
@@ -6573,7 +7070,7 @@
         <w:jc w:val="left"/>
       </w:pPr>
       <w:r>
-        <w:t>CAS PubMed Web of Science® Google Scholar</w:t>
+        <w:t>PubMed Web of Science® Google Scholar</w:t>
       </w:r>
     </w:p>
     <w:p>
@@ -6584,7 +7081,7 @@
         <w:jc w:val="both"/>
       </w:pPr>
       <w:r>
-        <w:t>203 Р. Чжан, С. И. Вэн, Х. С. Чжан и др., Акупунктура для синдрома поясничной миофасциальной боли: систематический обзор и метаанализ, Чжонгуо Чжэнь Цзю= китайская акупунктура и моксибуссия 43: 13241332.</w:t>
+        <w:t>225 С. Dompe, L. Moncrieff, J. Matys, et al., “Photobiomodulation—Underlying Mechanism and Clinical Applications,” Journal of Clinical Medicine 9, no. 6 (2020): 1724.</w:t>
       </w:r>
     </w:p>
     <w:p>
@@ -6595,7 +7092,7 @@
         <w:jc w:val="left"/>
       </w:pPr>
       <w:r>
-        <w:t>Ученый Google</w:t>
+        <w:t>PubMed Web of Science® Google Scholar</w:t>
       </w:r>
     </w:p>
     <w:p>
@@ -6606,7 +7103,7 @@
         <w:jc w:val="both"/>
       </w:pPr>
       <w:r>
-        <w:t>204 Х. Лин, Ф. Ли, Х. Лу, М. Чжу и Т. З. Пэнг, Акупунктура миофазциальных болевых триггерных точек для лечения коленного остеоартрита: Систематический обзор и метаанализ, Медицина 101, No 8 (2022): e28838.</w:t>
+        <w:t>226 М. R. Tehrani, S. Nazary-Moghadam, А. Zeinalzadeh, А. Moradi, H. Mehrad-Majd, and М. Sahebalam, “Efficacy of Low-Level Laser Therapy on Pain, Disability, Pressure Pain Threshold, and Range of Motion in Patients With Myofascial Neck Pain Syndrome: А Systematic Review and MetaAnalysis of Randomized Controlled Trials,” Lasers in Medical Science 37, no. 9 (2022): 3333–3341.</w:t>
       </w:r>
     </w:p>
     <w:p>
@@ -6628,29 +7125,7 @@
         <w:jc w:val="both"/>
       </w:pPr>
       <w:r>
-        <w:t>205 А. М. Фараг, А. Малакарне, С. Е. Пагни и Г. Е. Малони, Эффективность иглоукалывания в лечении постоянной региональной боли в голове и шее: систематический обзор и метаанализ, Дополнительные методы лечения в медицине 49 (2020): 102297.</w:t>
-      </w:r>
-    </w:p>
-    <w:p>
-      <w:pPr>
-        <w:pStyle w:val="Heading2"/>
-        <w:keepNext/>
-        <w:spacing w:before="280" w:after="160"/>
-        <w:jc w:val="left"/>
-      </w:pPr>
-      <w:r>
-        <w:t>PubMed Web of Science® Google Scholar</w:t>
-      </w:r>
-    </w:p>
-    <w:p>
-      <w:pPr>
-        <w:pStyle w:val="Heading1"/>
-        <w:keepNext/>
-        <w:spacing w:before="360" w:after="240"/>
-        <w:jc w:val="left"/>
-      </w:pPr>
-      <w:r>
-        <w:t>206 Р. Ван, Х. Ли, С. Чжоу, Х. Чжан, К. Янг и Х. Ли, Ручная иглоукалывание для синдрома миофазциальной боли: систематический</w:t>
+        <w:t>227 F. М. Munguia, J. Jang, М. Salem, G. Т. Clark, and R. Enciso, “Efficacy of Low-Level Laser Therapy in the Treatment of Temporomandibular Myofascial Pain: А Systematic Review and MetaAnalysis,” Journal of Oral and Facial Pain and Headache 32, no. 3 (2018): 287–297.</w:t>
       </w:r>
     </w:p>
     <w:p>
@@ -6672,45 +7147,23 @@
         <w:jc w:val="both"/>
       </w:pPr>
       <w:r>
-        <w:t>207 А. С. Фернандес, Д. М. Д. Мура, Л. Г. Д. Да Сильва, Э. О. Де Альмейда и Г. А. С. Барбоса, Акупунктура при временном мандибулярном расстройстве Лечение миофазциальной боли: Систематический обзор, Журнал о рта и лицевой боли и головной боли 31, No 3 (2017): 225232.</w:t>
+        <w:t>228 М. G. Fagundes, J. R. S. Albuquerque, Е. J. S. Silva, and А. С. V. Dantas, “The Effects of LowLevel Laser in the Treatment of Myofascial Pain Syndrome: Systematic Review,” BrJP 6 (2023): 83– 89.</w:t>
+      </w:r>
+    </w:p>
+    <w:p>
+      <w:pPr>
+        <w:pStyle w:val="Heading2"/>
+        <w:keepNext/>
+        <w:spacing w:before="280" w:after="160"/>
+        <w:jc w:val="left"/>
+      </w:pPr>
+      <w:r>
+        <w:t>Google Scholar</w:t>
       </w:r>
     </w:p>
     <w:p>
       <w:r>
         <w:br w:type="page"/>
-      </w:r>
-    </w:p>
-    <w:p>
-      <w:pPr>
-        <w:pStyle w:val="Heading2"/>
-        <w:keepNext/>
-        <w:spacing w:before="280" w:after="160"/>
-        <w:jc w:val="left"/>
-      </w:pPr>
-      <w:r>
-        <w:t>PubMed Web of Science® Google Scholar</w:t>
-      </w:r>
-    </w:p>
-    <w:p>
-      <w:pPr>
-        <w:pStyle w:val="Heading1"/>
-        <w:keepNext/>
-        <w:spacing w:before="360" w:after="240"/>
-        <w:jc w:val="left"/>
-      </w:pPr>
-      <w:r>
-        <w:t>208 М. Джонсон, Стимуляция транскортонных электрических нервов: механизмы, клиническое применение и доказательства, Отзывы о</w:t>
-      </w:r>
-    </w:p>
-    <w:p>
-      <w:pPr>
-        <w:pStyle w:val="Heading2"/>
-        <w:keepNext/>
-        <w:spacing w:before="280" w:after="160"/>
-        <w:jc w:val="left"/>
-      </w:pPr>
-      <w:r>
-        <w:t>PubMed Google Scholar</w:t>
       </w:r>
     </w:p>
     <w:p>
@@ -6721,7 +7174,7 @@
         <w:jc w:val="both"/>
       </w:pPr>
       <w:r>
-        <w:t>209 Р. He, W. Fu, H. Shao, et al., Влияние терапевтических физических способностей на боль, функцию и качество жизни у пациентов с миофазциальным болевым синдромом: Систематический обзор, BMC Musculoskeletal Disorders 24, no. 1 (2023): 376.</w:t>
+        <w:t>229 С. Liu, У. Wang, W. Yu, J. Xiang, G. Ding, and W. Liu, “Comparative Effectiveness of Noninvasive Therapeutic Interventions for Myofascial Pain Syndrome: А Network Meta-Analysis of Randomized Controlled Trials,” International Journal of Surgery 110, no. 2 (2024): 1099–1112.</w:t>
       </w:r>
     </w:p>
     <w:p>
@@ -6732,7 +7185,7 @@
         <w:jc w:val="left"/>
       </w:pPr>
       <w:r>
-        <w:t>CAS PubMed Web of Science® Google Scholar</w:t>
+        <w:t>PubMed Web of Science® Google Scholar</w:t>
       </w:r>
     </w:p>
     <w:p>
@@ -6743,7 +7196,7 @@
         <w:jc w:val="both"/>
       </w:pPr>
       <w:r>
-        <w:t>210 В. Туопчизаде, Б. Изадсерешт, Б. Эфтехарсадат, Х. Салехи-Пурмехр и С. Долати, Эффективность транскутанной электрической нервной стимуляции (ТЭНС) Модальность для лечения миофасциального синдрома боли: Систематический обзор и метаанализ, Журнал исследований в клинической медицине 12, No 1 (2024): 14.</w:t>
+        <w:t>230 J.-H. Cheng and С.-J. Wang, “Biological Mechanism of Shockwave in Bone,” International Journal of Surgery 24 (2015): 143–146.</w:t>
       </w:r>
     </w:p>
     <w:p>
@@ -6754,7 +7207,7 @@
         <w:jc w:val="left"/>
       </w:pPr>
       <w:r>
-        <w:t>Ученый Google</w:t>
+        <w:t>PubMed Web of Science® Google Scholar</w:t>
       </w:r>
     </w:p>
     <w:p>
@@ -6765,7 +7218,7 @@
         <w:jc w:val="both"/>
       </w:pPr>
       <w:r>
-        <w:t>211 S. Farina, М. Casarotto, М. Benelle и М. Tinazzi, Рандомизированное контролируемое исследование влияния двух различных методов лечения (FREMS и TENS) на миофазциальный синдром боли, Европейский журнал физической и реабилитационной медицины 40, No 4 (2004): 293.</w:t>
+        <w:t>231 С. Avendaño-López, Á. Megía-García, H. Beltran-Alacreu, et al., “Efficacy of Extracorporeal Shockwave Therapy on Pain and Function in Myofascial Pain Syndrome,” American Journal of Physical Medicine and Rehabilitation 103, no. 2 (2024): 89–98.</w:t>
       </w:r>
     </w:p>
     <w:p>
@@ -6776,7 +7229,29 @@
         <w:jc w:val="left"/>
       </w:pPr>
       <w:r>
-        <w:t>CAS Google Scholar</w:t>
+        <w:t>PubMed Web of Science® Google Scholar</w:t>
+      </w:r>
+    </w:p>
+    <w:p>
+      <w:pPr>
+        <w:pStyle w:val="Heading1"/>
+        <w:keepNext/>
+        <w:spacing w:before="360" w:after="240"/>
+        <w:jc w:val="left"/>
+      </w:pPr>
+      <w:r>
+        <w:t>232 J. H. Jun, G.-У. Park, С. S. Chae, and D.-С. Suh, “The Effect of Extracorporeal Shock Wave Therapy on Pain Intensity and</w:t>
+      </w:r>
+    </w:p>
+    <w:p>
+      <w:pPr>
+        <w:pStyle w:val="Heading2"/>
+        <w:keepNext/>
+        <w:spacing w:before="280" w:after="160"/>
+        <w:jc w:val="left"/>
+      </w:pPr>
+      <w:r>
+        <w:t>PubMed Web of Science® Google Scholar</w:t>
       </w:r>
     </w:p>
     <w:p>
@@ -6787,7 +7262,7 @@
         <w:jc w:val="both"/>
       </w:pPr>
       <w:r>
-        <w:t>212 К. Гуль и С. А. Анал, Сравнение неинвазивных и инвазивных методов в лечении пациентов с миофазциальным болевым синдромом, Аǧ rı 21, No 3 (2009): 104112.</w:t>
+        <w:t>233 J.-I. Yoo, М.-К. Oh, S.-W. Chun, S.-U. Lee, and С. H. Lee, “The Effect of Focused Extracorporeal Shock Wave Therapy on Myofascial Pain Syndrome of Trapezius: А Systematic Review and MetaAnalysis,” Medicine 99, no. 7 (2020): e19085.</w:t>
       </w:r>
     </w:p>
     <w:p>
@@ -6798,7 +7273,29 @@
         <w:jc w:val="left"/>
       </w:pPr>
       <w:r>
-        <w:t>PubMed Google Scholar</w:t>
+        <w:t>PubMed Web of Science® Google Scholar</w:t>
+      </w:r>
+    </w:p>
+    <w:p>
+      <w:pPr>
+        <w:pStyle w:val="Heading1"/>
+        <w:keepNext/>
+        <w:spacing w:before="360" w:after="240"/>
+        <w:jc w:val="left"/>
+      </w:pPr>
+      <w:r>
+        <w:t>234 Q. Zhang, С. Fu, L. Huang, et al., “Efficacy of Extracorporeal Shockwave Therapy on Pain and Function in Myofascial Pain</w:t>
+      </w:r>
+    </w:p>
+    <w:p>
+      <w:pPr>
+        <w:pStyle w:val="Heading2"/>
+        <w:keepNext/>
+        <w:spacing w:before="280" w:after="160"/>
+        <w:jc w:val="left"/>
+      </w:pPr>
+      <w:r>
+        <w:t>PubMed Web of Science® Google Scholar</w:t>
       </w:r>
     </w:p>
     <w:p>
@@ -6809,7 +7306,7 @@
         <w:jc w:val="both"/>
       </w:pPr>
       <w:r>
-        <w:t>213 Д. Крокет, М. Форман, Л. Альден и Б. Бласберг, Сравнение методов лечения при управлении синдромом миофасциальной боли, Биовосприятие и саморегулирование 11 (1986): 279291.</w:t>
+        <w:t>235 F. Müggenborg, Е. М. de Castro Carletti, L. Dennett, et al., “Effectiveness of Manual Trigger Point Therapy in Patients With Myofascial Trigger Points in the Orofacial Region—А Systematic Review,” Lifestyles 13, no. 2 (2023): 336.</w:t>
       </w:r>
     </w:p>
     <w:p>
@@ -6820,7 +7317,12 @@
         <w:jc w:val="left"/>
       </w:pPr>
       <w:r>
-        <w:t>CAS PubMed Web of Science® Google Scholar</w:t>
+        <w:t>Google Scholar</w:t>
+      </w:r>
+    </w:p>
+    <w:p>
+      <w:r>
+        <w:br w:type="page"/>
       </w:r>
     </w:p>
     <w:p>
@@ -6831,12 +7333,7 @@
         <w:jc w:val="both"/>
       </w:pPr>
       <w:r>
-        <w:t>214 J. Pujol, А. Pascual-Leone, С. Dolz, Е. Delgado, J. L. Dolz и J. Aldomà, Эффект повторяющейся магнитной стимуляции на локализованную мышечно-скелетную боль, Нейрорепортаж 9, No 8 (1998): 17451748.</w:t>
-      </w:r>
-    </w:p>
-    <w:p>
-      <w:r>
-        <w:br w:type="page"/>
+        <w:t>236 М. J. G. Pavón, I. С. Redondo, V. М. Vizcaíno, А. F. Morales, Р. L. García, and С. Á. Bueno, “Comparative Effectiveness of Manual Therapy Interventions on Pain and Pressure Pain Threshold in Patients With Myofascial Trigger Points: А Network Meta-Analysis,” Clinical Journal of Pain 38, no. 12 (2022): 749–760.</w:t>
       </w:r>
     </w:p>
     <w:p>
@@ -6847,7 +7344,7 @@
         <w:jc w:val="left"/>
       </w:pPr>
       <w:r>
-        <w:t>CAS PubMed Web of Science® Google Scholar</w:t>
+        <w:t>PubMed Web of Science® Google Scholar</w:t>
       </w:r>
     </w:p>
     <w:p>
@@ -6858,7 +7355,7 @@
         <w:jc w:val="both"/>
       </w:pPr>
       <w:r>
-        <w:t>215 Н. Смания, Э. Корато, А. Фиаши, П. Пиетрополи, С. М. Аглиоти и М. Тинацци, Терапевтические эффекты периферической повторяющейся магнитной стимуляции на миофазциальный синдром боли, Клиническая нейрофизиология 114, No 2 (2003): 350358.</w:t>
+        <w:t>237 М. J. Guzmán-Pavón, I. Cavero-Redondo, V. Martínez-Vizcaíno, А. I. Torres-Costoso, S. ReinaGutiérrez, and С. Álvarez-Bueno, “Effect of Manual Therapy Interventions on Range of Motion Among Individuals With Myofascial Trigger Points: А Systematic Review and Meta-Analysis,” Pain Medicine 23, no. 1 (2022): 137–143.</w:t>
       </w:r>
     </w:p>
     <w:p>
@@ -6880,7 +7377,7 @@
         <w:jc w:val="both"/>
       </w:pPr>
       <w:r>
-        <w:t>216 Н. Смания, Э. Корато, А. Фиаши, П. Пиетрополи, С. М. Аглиоти и М. Тинацци, Повторяющаяся магнитная стимуляция - новый терапевтический подход к синдрому миофазсовой боли, Журнал неврологии 252 (2005): 307314.</w:t>
+        <w:t>238 А. С. da Silva, М. De Noronha, R. М. Liberatori-Junior, et al., “The Effectiveness of Ischemic Compression Technique on Pain and Function in Individuals With Shoulder Pain: А Systematic Review,” Journal of Manipulative and Physiological Therapeutics 43, no. 3 (2020): 234–246.</w:t>
       </w:r>
     </w:p>
     <w:p>
@@ -6891,7 +7388,7 @@
         <w:jc w:val="left"/>
       </w:pPr>
       <w:r>
-        <w:t>CAS PubMed Web of Science® Google Scholar</w:t>
+        <w:t>PubMed Google Scholar</w:t>
       </w:r>
     </w:p>
     <w:p>
@@ -6902,7 +7399,7 @@
         <w:jc w:val="both"/>
       </w:pPr>
       <w:r>
-        <w:t>217 Л. Ван, Х. Хуан, М. Чен, Л. И. Чжанджи, М. А. Рюи и Х. У. Дзин, Исследование терапевтического эффекта различных магнитных стимуляционных моделей таза на перименопаузальный миофазциальный тазовый больной синдром, Чонцинская медицина 53, No 5 (2024): 712716.</w:t>
+        <w:t>239 J. Lew, J. Kim, and Р. Nair, “Comparison of Dry Needling and Trigger Point Manual Therapy in Patients With Neck and Upper Back Myofascial Pain Syndrome: А Systematic Review and MetaAnalysis,” Journal of Manual and Manipulative Therapy 29, no. 3 (2021): 136–146.</w:t>
       </w:r>
     </w:p>
     <w:p>
@@ -6913,7 +7410,7 @@
         <w:jc w:val="left"/>
       </w:pPr>
       <w:r>
-        <w:t>Ученый Google</w:t>
+        <w:t>PubMed Web of Science® Google Scholar</w:t>
       </w:r>
     </w:p>
     <w:p>
@@ -6924,7 +7421,7 @@
         <w:jc w:val="both"/>
       </w:pPr>
       <w:r>
-        <w:t>218 Т. Динг, С. Чжан, Л. Чжао и др., Эффект магнитной стимуляции тазального пола у женщин с миофазциальным синдромом боли таза: перспективное пилотное исследование кохорты, Клиническая и экспериментальная акушерская и гинекология 50, No 5 (2023): 100.</w:t>
+        <w:t>240 L. А. de Melo, А. К. Bezerra de Medeiros, М. Campos, С. М. Bastos Machado de Resende, G. А. S. Barbosa, and Е. О. de Almeida, “Manual Therapy in the Treatment of Myofascial Pain Related to Temporomandibular Disorders: А Systematic Review,” Journal of Oral and Facial Pain and Headache 34, no. 2 (2020): 141–148.</w:t>
       </w:r>
     </w:p>
     <w:p>
@@ -6935,7 +7432,7 @@
         <w:jc w:val="left"/>
       </w:pPr>
       <w:r>
-        <w:t>Web of Science® Google Scholar</w:t>
+        <w:t>PubMed Google Scholar</w:t>
       </w:r>
     </w:p>
     <w:p>
@@ -6946,7 +7443,7 @@
         <w:jc w:val="both"/>
       </w:pPr>
       <w:r>
-        <w:t>219 И. Хашиш, Х. К. Хайя, В. Харви, С. Файнманн и М. Харрис, Снижение послеоперативной боли и отеков с помощью ультразвукового лечения: эффект плацебо, Боль 33, No 3 (1988): 303311.</w:t>
+        <w:t>241 Х.-F. Zhang, L. Liu, В.-В. Wang, Х. Liu, and Р. Li, “Evidence for Kinesio Taping in Management of Myofascial Pain Syndrome: А Systematic Review and Meta-Analysis,” Clinical Rehabilitation 33, no. 5 (2019): 865–874.</w:t>
       </w:r>
     </w:p>
     <w:p>
@@ -6957,7 +7454,7 @@
         <w:jc w:val="left"/>
       </w:pPr>
       <w:r>
-        <w:t>CAS PubMed Web of Science® Google Scholar</w:t>
+        <w:t>PubMed Web of Science® Google Scholar</w:t>
       </w:r>
     </w:p>
     <w:p>
@@ -6968,18 +7465,7 @@
         <w:jc w:val="both"/>
       </w:pPr>
       <w:r>
-        <w:t>220 Л. Ильтер, Б. Дилек, И. Батмаз и др., Эффективность пульсируемого и непрерывного терапевтического ультразвука при миофазциальном синдроме боли: рандомизированное контролируемое исследование, Американский журнал физической медицины и реабилитации 94, No 7 (2015): 547554.</w:t>
-      </w:r>
-    </w:p>
-    <w:p>
-      <w:pPr>
-        <w:pStyle w:val="Heading2"/>
-        <w:keepNext/>
-        <w:spacing w:before="280" w:after="160"/>
-        <w:jc w:val="left"/>
-      </w:pPr>
-      <w:r>
-        <w:t>PubMed Web of Science® Google Scholar</w:t>
+        <w:t>242 М. Alotaibi, А. Ayoub, Т. King, and S. Uddin, “The Effect of Kinesio Taping in Reducing Myofascial Pain Syndrome on the Upper Trapezius Muscle: А Systematic Review and MetaAnalysis,” European Scientific Journal 14, no. 6 (2018): 336–350.</w:t>
       </w:r>
     </w:p>
     <w:p>
@@ -6990,506 +7476,7 @@
         <w:jc w:val="both"/>
       </w:pPr>
       <w:r>
-        <w:t>221 Г. КавадаР, Н. Чаглар, Ш. Озен, Ш. Тутун и Д. Демиркиоглу, Эффективность обычной ультразвуковой терапии при миофазциальном синдроме боли: контролируемое плацебо-исследование, Сельское хозяйство 27, No 4 (2015): 190196.</w:t>
-      </w:r>
-    </w:p>
-    <w:p>
-      <w:pPr>
-        <w:pStyle w:val="Heading2"/>
-        <w:keepNext/>
-        <w:spacing w:before="280" w:after="160"/>
-        <w:jc w:val="left"/>
-      </w:pPr>
-      <w:r>
-        <w:t>Ученый Google</w:t>
-      </w:r>
-    </w:p>
-    <w:p>
-      <w:r>
-        <w:br w:type="page"/>
-      </w:r>
-    </w:p>
-    <w:p>
-      <w:pPr>
-        <w:pStyle w:val="Heading1"/>
-        <w:keepNext/>
-        <w:spacing w:before="360" w:after="240"/>
-        <w:jc w:val="left"/>
-      </w:pPr>
-      <w:r>
-        <w:t>222 А. Манка, Э. Лимонта, Г. Пилурзи и др., Ультразвуковые и лазерные терапии как самостоятельные терапии для миофазциальных</w:t>
-      </w:r>
-    </w:p>
-    <w:p>
-      <w:pPr>
-        <w:pStyle w:val="Heading2"/>
-        <w:keepNext/>
-        <w:spacing w:before="280" w:after="160"/>
-        <w:jc w:val="left"/>
-      </w:pPr>
-      <w:r>
-        <w:t>CAS PubMed Google Scholar</w:t>
-      </w:r>
-    </w:p>
-    <w:p>
-      <w:pPr>
-        <w:widowControl/>
-        <w:spacing w:after="160" w:before="0" w:line="276" w:lineRule="auto"/>
-        <w:ind w:firstLine="0"/>
-        <w:jc w:val="both"/>
-      </w:pPr>
-      <w:r>
-        <w:t>223 М. К. Д. В. Балтазар, J. А. D. О. Russo, V. De Lucca, и др., Терапевтический ультразвук против инъекции местной анестезии в лечении женщин с хронической бедровой болью вторичный к брюшному миофазциальному синдрому: Рандомизированное клиническое испытание, BMC Женское здоровье 22, No 1 (2022): 325.</w:t>
-      </w:r>
-    </w:p>
-    <w:p>
-      <w:pPr>
-        <w:pStyle w:val="Heading2"/>
-        <w:keepNext/>
-        <w:spacing w:before="280" w:after="160"/>
-        <w:jc w:val="left"/>
-      </w:pPr>
-      <w:r>
-        <w:t>CAS PubMed Web of Science® Google Scholar</w:t>
-      </w:r>
-    </w:p>
-    <w:p>
-      <w:pPr>
-        <w:pStyle w:val="Heading1"/>
-        <w:keepNext/>
-        <w:spacing w:before="360" w:after="240"/>
-        <w:jc w:val="left"/>
-      </w:pPr>
-      <w:r>
-        <w:t>224 К. Саллум, М. Каркутли, И. Хаддад и Дж. А. Нассар, Эффективность ультразвуковой терапии, устройства Терабита, упражнений</w:t>
-      </w:r>
-    </w:p>
-    <w:p>
-      <w:pPr>
-        <w:pStyle w:val="Heading2"/>
-        <w:keepNext/>
-        <w:spacing w:before="280" w:after="160"/>
-        <w:jc w:val="left"/>
-      </w:pPr>
-      <w:r>
-        <w:t>PubMed Web of Science® Google Scholar</w:t>
-      </w:r>
-    </w:p>
-    <w:p>
-      <w:pPr>
-        <w:widowControl/>
-        <w:spacing w:after="160" w:before="0" w:line="276" w:lineRule="auto"/>
-        <w:ind w:firstLine="0"/>
-        <w:jc w:val="both"/>
-      </w:pPr>
-      <w:r>
-        <w:t>225 С. Dompe, L. Moncrieff, J. Matys, et al., ФотобиомодуляцияПодлежащий механизм и клинические приложения, Журнал клинической медицины 9, No 6 (2020): 1724.</w:t>
-      </w:r>
-    </w:p>
-    <w:p>
-      <w:pPr>
-        <w:pStyle w:val="Heading2"/>
-        <w:keepNext/>
-        <w:spacing w:before="280" w:after="160"/>
-        <w:jc w:val="left"/>
-      </w:pPr>
-      <w:r>
-        <w:t>PubMed Web of Science® Google Scholar</w:t>
-      </w:r>
-    </w:p>
-    <w:p>
-      <w:pPr>
-        <w:widowControl/>
-        <w:spacing w:after="160" w:before="0" w:line="276" w:lineRule="auto"/>
-        <w:ind w:firstLine="0"/>
-        <w:jc w:val="both"/>
-      </w:pPr>
-      <w:r>
-        <w:t>226 М. Р. Техрани, С. Назари-Могадам, А. Зейналзаде, А. Моради, Х. Мехрад-Маджд и М. Сахебалам, Эффективность лазерной терапии низкого уровня при боли, инвалидности, пороге боли давления и диапазоне движения у пациентов с синдромом боли в шее миофасциальной: систематический обзор и метаанализ рандомизированных контролируемых исследований, Лазеры в медицинской науке 37, No 9 (2022): 33333341.</w:t>
-      </w:r>
-    </w:p>
-    <w:p>
-      <w:pPr>
-        <w:pStyle w:val="Heading2"/>
-        <w:keepNext/>
-        <w:spacing w:before="280" w:after="160"/>
-        <w:jc w:val="left"/>
-      </w:pPr>
-      <w:r>
-        <w:t>PubMed Web of Science® Google Scholar</w:t>
-      </w:r>
-    </w:p>
-    <w:p>
-      <w:pPr>
-        <w:widowControl/>
-        <w:spacing w:after="160" w:before="0" w:line="276" w:lineRule="auto"/>
-        <w:ind w:firstLine="0"/>
-        <w:jc w:val="both"/>
-      </w:pPr>
-      <w:r>
-        <w:t>227 Ф. М. Munguia, J. Jang, М. Salem, G. Т. Clark и R. Enciso, Эффективность лазерной терапии низкого уровня в лечении временной миофазной боли: систематический обзор и метаанализ, Журнал о рта и лицевой боли и головной боли 32, No 3 (2018): 287297.</w:t>
-      </w:r>
-    </w:p>
-    <w:p>
-      <w:pPr>
-        <w:pStyle w:val="Heading2"/>
-        <w:keepNext/>
-        <w:spacing w:before="280" w:after="160"/>
-        <w:jc w:val="left"/>
-      </w:pPr>
-      <w:r>
-        <w:t>PubMed Web of Science® Google Scholar</w:t>
-      </w:r>
-    </w:p>
-    <w:p>
-      <w:pPr>
-        <w:widowControl/>
-        <w:spacing w:after="160" w:before="0" w:line="276" w:lineRule="auto"/>
-        <w:ind w:firstLine="0"/>
-        <w:jc w:val="both"/>
-      </w:pPr>
-      <w:r>
-        <w:t>228 М. Г. Фагундес, Дж. Р. С. Альбукерк, Э. Дж. С. Сильва и А. С. В. Дантас, Эффекты лазера низкого уровня в лечении синдрома миофасциальной боли: Систематический обзор, BrJP 6 (2023): 83 89.</w:t>
-      </w:r>
-    </w:p>
-    <w:p>
-      <w:pPr>
-        <w:pStyle w:val="Heading2"/>
-        <w:keepNext/>
-        <w:spacing w:before="280" w:after="160"/>
-        <w:jc w:val="left"/>
-      </w:pPr>
-      <w:r>
-        <w:t>Ученый Google</w:t>
-      </w:r>
-    </w:p>
-    <w:p>
-      <w:r>
-        <w:br w:type="page"/>
-      </w:r>
-    </w:p>
-    <w:p>
-      <w:pPr>
-        <w:widowControl/>
-        <w:spacing w:after="160" w:before="0" w:line="276" w:lineRule="auto"/>
-        <w:ind w:firstLine="0"/>
-        <w:jc w:val="both"/>
-      </w:pPr>
-      <w:r>
-        <w:t>229 Ц. Лю, Юань, Цзян, Дин и Люань, Сравнительная эффективность неинвазивных терапевтических вмешательств для синдрома миофасциальной боли: сеть метаанализ рандомизированных контролируемых испытаний, Международный журнал хирургии 110, No 2 (2024): 10991112.</w:t>
-      </w:r>
-    </w:p>
-    <w:p>
-      <w:pPr>
-        <w:pStyle w:val="Heading2"/>
-        <w:keepNext/>
-        <w:spacing w:before="280" w:after="160"/>
-        <w:jc w:val="left"/>
-      </w:pPr>
-      <w:r>
-        <w:t>PubMed Web of Science® Google Scholar</w:t>
-      </w:r>
-    </w:p>
-    <w:p>
-      <w:pPr>
-        <w:widowControl/>
-        <w:spacing w:after="160" w:before="0" w:line="276" w:lineRule="auto"/>
-        <w:ind w:firstLine="0"/>
-        <w:jc w:val="both"/>
-      </w:pPr>
-      <w:r>
-        <w:t>230 Дж.-Х. Ченг и Ч.-Дж. Ван, Биологический механизм шоковой волны в костях, Международный журнал хирургии 24 (2015): 143146.</w:t>
-      </w:r>
-    </w:p>
-    <w:p>
-      <w:pPr>
-        <w:pStyle w:val="Heading2"/>
-        <w:keepNext/>
-        <w:spacing w:before="280" w:after="160"/>
-        <w:jc w:val="left"/>
-      </w:pPr>
-      <w:r>
-        <w:t>PubMed Web of Science® Google Scholar</w:t>
-      </w:r>
-    </w:p>
-    <w:p>
-      <w:pPr>
-        <w:pStyle w:val="Heading1"/>
-        <w:keepNext/>
-        <w:spacing w:before="360" w:after="240"/>
-        <w:jc w:val="left"/>
-      </w:pPr>
-      <w:r>
-        <w:t>231 С. Avendaño-López, Á. Megía-García, H. Beltran-Alacreu, и др., Эффективность внетелловой шоковой волны терапии на боль и</w:t>
-      </w:r>
-    </w:p>
-    <w:p>
-      <w:pPr>
-        <w:pStyle w:val="Heading2"/>
-        <w:keepNext/>
-        <w:spacing w:before="280" w:after="160"/>
-        <w:jc w:val="left"/>
-      </w:pPr>
-      <w:r>
-        <w:t>PubMed Web of Science® Google Scholar</w:t>
-      </w:r>
-    </w:p>
-    <w:p>
-      <w:pPr>
-        <w:pStyle w:val="Heading1"/>
-        <w:keepNext/>
-        <w:spacing w:before="360" w:after="240"/>
-        <w:jc w:val="left"/>
-      </w:pPr>
-      <w:r>
-        <w:t>232 J. H. Jun, G.-У. Park, С. S. Chae, и D.-С. Suh, Влияние экстракорпоральной шоковой волны терапии на интенсивность боли и</w:t>
-      </w:r>
-    </w:p>
-    <w:p>
-      <w:pPr>
-        <w:pStyle w:val="Heading2"/>
-        <w:keepNext/>
-        <w:spacing w:before="280" w:after="160"/>
-        <w:jc w:val="left"/>
-      </w:pPr>
-      <w:r>
-        <w:t>PubMed Web of Science® Google Scholar</w:t>
-      </w:r>
-    </w:p>
-    <w:p>
-      <w:pPr>
-        <w:pStyle w:val="Heading1"/>
-        <w:keepNext/>
-        <w:spacing w:before="360" w:after="240"/>
-        <w:jc w:val="left"/>
-      </w:pPr>
-      <w:r>
-        <w:t>233 J.-I. Yoo, М.-К. Oh, S.-W. Chun, S.-U. Lee, и С. H. Lee, Эффект сосредоточенной экстракорпоральной шоковой волны терапии</w:t>
-      </w:r>
-    </w:p>
-    <w:p>
-      <w:pPr>
-        <w:pStyle w:val="Heading2"/>
-        <w:keepNext/>
-        <w:spacing w:before="280" w:after="160"/>
-        <w:jc w:val="left"/>
-      </w:pPr>
-      <w:r>
-        <w:t>PubMed Web of Science® Google Scholar</w:t>
-      </w:r>
-    </w:p>
-    <w:p>
-      <w:pPr>
-        <w:widowControl/>
-        <w:spacing w:after="160" w:before="0" w:line="276" w:lineRule="auto"/>
-        <w:ind w:firstLine="0"/>
-        <w:jc w:val="both"/>
-      </w:pPr>
-      <w:r>
-        <w:t>234 Q. Zhang, С. Fu, L. Huang, et al., Эффективность внетелской шоковой волны терапии на боль и функцию в миофазциальном синдроме боли трапезия: систематический обзор и метаанализ, Архивы физической медицины и реабилитации 101, No 8 (2020): 14371446.</w:t>
-      </w:r>
-    </w:p>
-    <w:p>
-      <w:pPr>
-        <w:pStyle w:val="Heading2"/>
-        <w:keepNext/>
-        <w:spacing w:before="280" w:after="160"/>
-        <w:jc w:val="left"/>
-      </w:pPr>
-      <w:r>
-        <w:t>PubMed Web of Science® Google Scholar</w:t>
-      </w:r>
-    </w:p>
-    <w:p>
-      <w:pPr>
-        <w:widowControl/>
-        <w:spacing w:after="160" w:before="0" w:line="276" w:lineRule="auto"/>
-        <w:ind w:firstLine="0"/>
-        <w:jc w:val="both"/>
-      </w:pPr>
-      <w:r>
-        <w:t>235 F. Müggenborg, Е. М. de Castro Carletti, L. Dennett, et al., Эффективность ручной триггерной терапии у пациентов с миофазциальными триггерными точками в орофазиальном регионе Систематический обзор, Стиль жизни 13, No 2 (2023): 336.</w:t>
-      </w:r>
-    </w:p>
-    <w:p>
-      <w:pPr>
-        <w:pStyle w:val="Heading2"/>
-        <w:keepNext/>
-        <w:spacing w:before="280" w:after="160"/>
-        <w:jc w:val="left"/>
-      </w:pPr>
-      <w:r>
-        <w:t>Ученый Google</w:t>
-      </w:r>
-    </w:p>
-    <w:p>
-      <w:r>
-        <w:br w:type="page"/>
-      </w:r>
-    </w:p>
-    <w:p>
-      <w:pPr>
-        <w:widowControl/>
-        <w:spacing w:after="160" w:before="0" w:line="276" w:lineRule="auto"/>
-        <w:ind w:firstLine="0"/>
-        <w:jc w:val="both"/>
-      </w:pPr>
-      <w:r>
-        <w:t>236 М. Дж. Г. Павон, И. К. Редондо, В. М. Вискаино, А. Ф. Моралес, П. Л. Гарсия и К. А. Буэно, Сравнительная эффективность ручной терапии на боль и давление Боль порог у пациентов с миофазциальными триггерными точками: сеть метаанализ, Клинический журнал боли 38, No 12 (2022): 749760.</w:t>
-      </w:r>
-    </w:p>
-    <w:p>
-      <w:pPr>
-        <w:pStyle w:val="Heading2"/>
-        <w:keepNext/>
-        <w:spacing w:before="280" w:after="160"/>
-        <w:jc w:val="left"/>
-      </w:pPr>
-      <w:r>
-        <w:t>PubMed Web of Science® Google Scholar</w:t>
-      </w:r>
-    </w:p>
-    <w:p>
-      <w:pPr>
-        <w:widowControl/>
-        <w:spacing w:after="160" w:before="0" w:line="276" w:lineRule="auto"/>
-        <w:ind w:firstLine="0"/>
-        <w:jc w:val="both"/>
-      </w:pPr>
-      <w:r>
-        <w:t>237 М. Дж. Гусман-Павон, И. Каверо-Редондо, В. Мартинес-Визкаино, А. И. Торрес-Костосо, С. Рейна-Гутиеррес и С. Альварес-Буено, Эффект ручной терапии на диапазон движения среди людей с миофазными триггерными точками: Систематический обзор и метаанализ, Медицианная болезнь 23, No 1 (2022): 137143.</w:t>
-      </w:r>
-    </w:p>
-    <w:p>
-      <w:pPr>
-        <w:pStyle w:val="Heading2"/>
-        <w:keepNext/>
-        <w:spacing w:before="280" w:after="160"/>
-        <w:jc w:val="left"/>
-      </w:pPr>
-      <w:r>
-        <w:t>PubMed Web of Science® Google Scholar</w:t>
-      </w:r>
-    </w:p>
-    <w:p>
-      <w:pPr>
-        <w:widowControl/>
-        <w:spacing w:after="160" w:before="0" w:line="276" w:lineRule="auto"/>
-        <w:ind w:firstLine="0"/>
-        <w:jc w:val="both"/>
-      </w:pPr>
-      <w:r>
-        <w:t>238 А. С. да Сильва, М. Де Норонха, Р. М. Либератори-Дюниор и др., Эффективность метода ишемического сжатия на боль и функцию у лиц с болями в плечах: Систематический обзор, Журнал манипулятивной и физиологической терапии 43, No 3 (2020): 234246.</w:t>
-      </w:r>
-    </w:p>
-    <w:p>
-      <w:pPr>
-        <w:pStyle w:val="Heading2"/>
-        <w:keepNext/>
-        <w:spacing w:before="280" w:after="160"/>
-        <w:jc w:val="left"/>
-      </w:pPr>
-      <w:r>
-        <w:t>PubMed Google Scholar</w:t>
-      </w:r>
-    </w:p>
-    <w:p>
-      <w:pPr>
-        <w:widowControl/>
-        <w:spacing w:after="160" w:before="0" w:line="276" w:lineRule="auto"/>
-        <w:ind w:firstLine="0"/>
-        <w:jc w:val="both"/>
-      </w:pPr>
-      <w:r>
-        <w:t>239 J. Lew, J. Kim и Р. Nair, Сравнение сухой игловой и триггерной точек ручной терапии у пациентов с синдромом миофасциальной боли в шее и верхней части спины: систематический обзор и метаанализ, Журнал ручной и манипулятивной терапии 29, No 3 (2021): 136146.</w:t>
-      </w:r>
-    </w:p>
-    <w:p>
-      <w:pPr>
-        <w:pStyle w:val="Heading2"/>
-        <w:keepNext/>
-        <w:spacing w:before="280" w:after="160"/>
-        <w:jc w:val="left"/>
-      </w:pPr>
-      <w:r>
-        <w:t>PubMed Web of Science® Google Scholar</w:t>
-      </w:r>
-    </w:p>
-    <w:p>
-      <w:pPr>
-        <w:widowControl/>
-        <w:spacing w:after="160" w:before="0" w:line="276" w:lineRule="auto"/>
-        <w:ind w:firstLine="0"/>
-        <w:jc w:val="both"/>
-      </w:pPr>
-      <w:r>
-        <w:t>240 Л. А. де Мело, А. К. Безерра де Медейрос, М. Кампос, С. М. Бастос Мачадо де Резенде, Г. А. С. Барбоса и Э. О. де Альмейда, Ручная терапия при лечении миофазциальной боли, связанной с временными мандибулярными расстройствами: Систематический обзор, Журнал о рта и лица боли и головной боли 34, No 2 (2020): 141148.</w:t>
-      </w:r>
-    </w:p>
-    <w:p>
-      <w:pPr>
-        <w:pStyle w:val="Heading2"/>
-        <w:keepNext/>
-        <w:spacing w:before="280" w:after="160"/>
-        <w:jc w:val="left"/>
-      </w:pPr>
-      <w:r>
-        <w:t>PubMed Google Scholar</w:t>
-      </w:r>
-    </w:p>
-    <w:p>
-      <w:pPr>
-        <w:widowControl/>
-        <w:spacing w:after="160" w:before="0" w:line="276" w:lineRule="auto"/>
-        <w:ind w:firstLine="0"/>
-        <w:jc w:val="both"/>
-      </w:pPr>
-      <w:r>
-        <w:t>241 Х.-F. Zhang, L. Liu, В.-В. Wang, Х. Liu, и Р. Li, Доказательства для кинезиозаписывания в лечении миофазциального синдрома боли: систематический обзор и метаанализ, Клиническая реабилитация 33, No 5 (2019): 865874.</w:t>
-      </w:r>
-    </w:p>
-    <w:p>
-      <w:pPr>
-        <w:pStyle w:val="Heading2"/>
-        <w:keepNext/>
-        <w:spacing w:before="280" w:after="160"/>
-        <w:jc w:val="left"/>
-      </w:pPr>
-      <w:r>
-        <w:t>PubMed Web of Science® Google Scholar</w:t>
-      </w:r>
-    </w:p>
-    <w:p>
-      <w:pPr>
-        <w:widowControl/>
-        <w:spacing w:after="160" w:before="0" w:line="276" w:lineRule="auto"/>
-        <w:ind w:firstLine="0"/>
-        <w:jc w:val="both"/>
-      </w:pPr>
-      <w:r>
-        <w:t>242 М. Алотайби, А. Аюб, Т. Кинг и С. Удин, Влияние кинезионной ленты на снижение синдрома миофазциальной боли на верхней трапезной мышце: Систематический обзор и метаанализ, Европейский научный журнал 14, No 6 (2018): 336350.</w:t>
-      </w:r>
-    </w:p>
-    <w:p>
-      <w:pPr>
-        <w:pStyle w:val="Heading2"/>
-        <w:keepNext/>
-        <w:spacing w:before="280" w:after="160"/>
-        <w:jc w:val="left"/>
-      </w:pPr>
-      <w:r>
-        <w:t>PDF О WILEY ONLINE LIBRARY</w:t>
-      </w:r>
-    </w:p>
-    <w:p>
-      <w:pPr>
-        <w:widowControl/>
-        <w:spacing w:after="160" w:before="0" w:line="276" w:lineRule="auto"/>
-        <w:ind w:firstLine="0"/>
-        <w:jc w:val="both"/>
-      </w:pPr>
-      <w:r>
-        <w:t>Политика конфиденциальности Условия использования О файлах</w:t>
+        <w:t>Google Scholar Download PDF ABOUT WILEY ONLINE LIBRARY Privacy Policy Terms of Use About Cookies Manage Cookies Accessibility Wiley Research DE&amp;I Statement and Publishing Policies Developing World Access HELP &amp; SUPPORT Contact Us Training and Support DMCA &amp; Reporting Piracy OPPORTUNITIES Subscription Agents Advertisers &amp; Corporate Partners CONNECT WITH WILEY The Wiley Network Wiley Press Room</w:t>
       </w:r>
     </w:p>
     <w:p>
@@ -7555,7 +7542,7 @@
         <w:jc w:val="both"/>
       </w:pPr>
       <w:r>
-        <w:t>Авторское право © 1999-2025 John Wiley &amp; Sons, Inc. или связанные с ним компании.</w:t>
+        <w:t>Copyright © 1999-2025 John Wiley &amp; Sons, Inc or related companies. All rights reserved, including rights for text and data mining and training of artificial intelligence technologies or similar technologies.</w:t>
       </w:r>
     </w:p>
     <w:sectPr>

--- a/output/e4d0e0712aeb4be1/book_ru.docx
+++ b/output/e4d0e0712aeb4be1/book_ru.docx
@@ -110,7 +110,7 @@
         <w:jc w:val="both"/>
       </w:pPr>
       <w:r>
-        <w:t>Funding: The authors received no specific funding for this work. Answer questions and earn CME https://education.aanem.org/URL/JR140 The objectives of this activity are to: (1) understand the risk factors for myofascial pain syndrome and consider these when taking а history and performing an examination; (2) be familiar with the differential diagnosis and with current diagnostic techniques to guide your evaluation of the patient presenting with possible myofascial pain syndrome; (3) be able to make choices among, and properly implement, pharmacological, needling, and nonpharmacological therapies.</w:t>
+        <w:t>Мышцы и нервы / ранний взгляд приглашенный обзор Открытый доступ Миофазциальный синдром боли: обновление клинических характеристик, этиопатогенеза, диагностики и лечения Первый опубликован: 20 марта 2025 https://doi.org/10.1002/mus.28377</w:t>
       </w:r>
     </w:p>
     <w:p>
@@ -121,18 +121,7 @@
         <w:jc w:val="both"/>
       </w:pPr>
       <w:r>
-        <w:t>The AANEM is accredited by the American Council for Continuing Medical Education (ACCME) to providing continuing education for physicians. AANEM designates this Journal-based CME activity for а maximum of 1.0 AMA PRA Category 1 Credit. Physicians should claim only the credit commensurate with the extent of their participation in the activity.</w:t>
-      </w:r>
-    </w:p>
-    <w:p>
-      <w:pPr>
-        <w:pStyle w:val="Heading2"/>
-        <w:keepNext/>
-        <w:spacing w:before="280" w:after="160"/>
-        <w:jc w:val="left"/>
-      </w:pPr>
-      <w:r>
-        <w:t>Abstract</w:t>
+        <w:t>Финансирование: Авторы не получили специального финансирования для этой работы. Ответьте на вопросы и заработайте CME https://education.aanem.org/URL/JR140 Целью данной деятельности является: (1) понимание факторов риска развития миофаз. синдрома боли и учет их при получении анамнеза и проведении обследования; (2) знакомство с дифференциальной диагностикой и современными диагностическими методами для руководства Вашими оценками 3) уметь выбирать между фармакологическими, иглоустойчивыми и нефармакологическими методами лечения и правильно их применять.</w:t>
       </w:r>
     </w:p>
     <w:p>
@@ -143,7 +132,18 @@
         <w:jc w:val="both"/>
       </w:pPr>
       <w:r>
-        <w:t>Jeremy Р. Steen , Kishore S. Jaiswal, Dinesh Kumbhare TM</w:t>
+        <w:t>AANEM аккредитован Американским советом по непрерывному медицинскому образованию (ACCME) для предоставления непрерывного образования для врачей. AANEM определяет эту деятельность CME на основе журнала для максимум 1,0 AMA PRA Категории 1 Кредит.</w:t>
+      </w:r>
+    </w:p>
+    <w:p>
+      <w:pPr>
+        <w:pStyle w:val="Heading1"/>
+        <w:keepNext/>
+        <w:spacing w:before="360" w:after="240"/>
+        <w:jc w:val="left"/>
+      </w:pPr>
+      <w:r>
+        <w:t>ОБСТРАКТ Джереми П. Стин, Кисор С. Джейсвал, Динеш Кумбхаре TM</w:t>
       </w:r>
     </w:p>
     <w:p>
@@ -154,7 +154,7 @@
         <w:jc w:val="both"/>
       </w:pPr>
       <w:r>
-        <w:t>Myofascial pain syndrome (MPS) is а chronic regional pain condition characterized by trigger points—hyperirritable spots within taut bands of muscle fibers that cause both localized and referred pain. The pathogenesis, diagnostic criteria, and classification of MPS are still under investigation, which complicates the development of standardized treatment protocols. Although diagnostic tools have improved, MPS often remains underrecognized due to symptom overlap with other pain disorders, such as fibromyalgia, neuropathic pain, and joint disorders. Factors contributing to its onset and persistence include muscle overuse, postural imbalance, systemic conditions, and psychological and behavioral influences. This narrative review explores the primary risk factors, current hypotheses on pathogenesis, diagnosis and differential diagnosis, and both conventional and emerging treatments. Sufficient evidence supports the use of local anesthetic injections for MPS. Some evidence suggests that dry needling, акупунктура, magnetic stimulation, ultrasound therapy, laser therapy, extracorporeal shock wave Abbreviations ACh acetylcholine AL-TENS акупунктура-like transcutaneous electrical nerve stimulation BTX-А botulinum toxin type А COX cyclooxygenase сухое иглоукалывание (DN) dry needling ESWT extracorporeal shock wave therapy FREMS frequency-modulated neural stimulation GABA gamma-aminobutyric acid IMMPACT Initiative on Methods, Measurement, and Pain Assessment in Clinical Trials KOA knee osteoarthritis KT kinesio taping LA local anesthetics LLLT low-level laser therapy MPPS myofascial pelvic pain syndrome MPS myofascial pain syndrome MS magnetic stimulation MTrPs therapy, and manual therapy may be effective, particularly compared to sham or placebo. However, non-steroidal anti-inflammatory drugs, diclofenac, botulinum toxin, and transcutaneous electrical nerve stimulation show insufficient evidence, while the effectiveness of muscle relaxants, antidepressants, gabapentin, opioids, topical lidocaine, capsaicin, EMLA cream, and kinesio taping remains inconclusive. Effective management of MPS requires а patient-centered approach that integrates empirically supported and evidence-based treatments tailored to individual needs. This review synthesizes the current understanding of MPS and highlights the need for high-quality research to improve clinical decision-making in managing this complex condition.</w:t>
+        <w:t>Миофазциальный болевой синдром (МФС) - хроническое региональное болевое состояние, характеризующееся точками-поясами гиперириритабельными пятнами в напряженных группах мышечных волокон, которые вызывают как локализованную, так и направленную боль. Патогенез, диагностические критерии и классификация MPS все еще подвергаются расследованию, что затрудняет разработку стандартизированных протоколов лечения. Хотя диагностические инструменты улучшились, MPS часто остается недостаточно признанным из-за перекрытия симптомов с другими болевыми расстройствами, такими как фибромиалгия, невропатическая боль и расстройства суставов. В этом повествовательном обзоре рассматриваются основные факторы риска, текущие гипотезы о патогенезе, диагностике и дифференциальной диагностике, а также как традиционные, так и новые методы лечения. Некоторые данные свидетельствуют о том, что сухое иглоукалывание, магнитная стимуляция, ультразвуковая терапия, лазерная терапия, внетеллевая ударная волна Сокращения ACh ацетилхолин AL-TENS акупунктурная транскутанная электрическая нервная стимуляция BTX-А ботулиновый токсин типа А COX циклооксигеназ сухое иглоукалывание (DN) сухое иглоукалывание ESWT внетеллевая ударная волна терапия FREMS fr модулируемая на равновесие нейронная стимуляция ГАБА гамма-аминобутерическая кислота ИНИЦИАТИВА по методам, измерениям и оценке боли в клинических испытаниях KOA коленный остеоартрит KT кинезиозапись LA местная анестетика LLLT низкоуровневая лазерная терапия MPPS миофазциальный тазовый болевой синдром MPS миофазциальный болевой синдром MS магнитная стимуляция MTrPs терапия, и В сравнении с фиктивным или плацебо, ручная терапия может быть эффективной. Однако нестероидные противовоспалительные препараты, диклофенак, ботулиновый токсин и транскутазная электрическая стимуляция нервов показывают недостаточные доказательства, в то время как эффективность релаксаторов мышц, антидепрессантов, габапентина, опиоидов, местного лидокаина, капсаицина, крема EMLA и клейки к кинезио остается неубедительной. Эффективное управление MPS требует ориентированного на пациента подхода, который объединяет эмпирически поддерживаемые и на основе доказательств методы лечения, адаптированные к индивидуальным потребностям.</w:t>
       </w:r>
     </w:p>
     <w:p>
@@ -170,7 +170,7 @@
         <w:jc w:val="both"/>
       </w:pPr>
       <w:r>
-        <w:t>myofascial trigger points NGF nerve growth factor NSAID non-steroidal anti-inflammatory drugs PPT pain pressure threshold RCT randomized control trial rMS repetitive magnetic stimulation ROM range of motion SRMA systematic review and meta-analysis SSRI selective serotonin reuptake inhibitor TCAs tricyclic antidepressants TENS transcutaneous electrical nerve stimulation TMJD temporomandibular joint disorder TPI trigger point injection US ultrasound 1 Introduction The term myofascial refers to the combination of muscle (myo) and the surrounding connective tissue. Myofascial pain syndrome (MPS) is а recurrent or chronic musculoskeletal condition characterized by localized pain and tenderness in specific regions of the muscle and фасция, often associated with the presence of hyperirritable nodules known as myofascial trigger points (MTrPs) [1]. These MTrPs are localized, hypersensitive nodules within muscle tissue and are classified as either active or latent [2]. Active MTrPs produce spontaneous pain, whereas latent MTrPs are clinically silent and become painful only upon appropriate stimulation, such as direct palpation or needling [3]. Regardless of their classification, MTrPs can cause restricted range of motion (ROM) and muscle weakness and may present with characteristic local and referred pain patterns, motor dysfunction, and autonomic symptoms [4].</w:t>
+        <w:t>Миофазциальные триггерные точки НГФ нервный фактор роста НСПИД нестероидные противовоспалительные препараты ППТ порог давления боли РКТ рандомизированное контрольное исследование РМС повторяющаяся магнитная стимуляция РОМ диапазон движения SRMA систематический обзор и метаанализ SSRI селективный ингибитор восстановления серотонина ТЦА трициклические антидепрессанты ТЕНС транскутная электричество стимуляция нерва TMJD Временно-мандибулярное заболевание суставов ТПИ инъекция точки триггера УЗИ США 1 Введение Термин миофазциальный относится к сочетанию мышц (мио) и окружающей соединительной ткани. Миофасциальный болевой синдром (МФС) - это рецидивирующее или хроническое мышечно-скелетное заболевание, характеризующееся локализованной болью и нежностью в определенных областях мышцы и фассии, часто связанное с наличием гиперраздражительных узлов, известных как миофасциальные триггерные точки (МТРП) [1]. Эти МТРП являются локализованными, гиперчувствительными узлами в мышечной ткани и классифицируются как активные или латентные [2]. Активные МТРП вызывают спонтанную боль, в то время как латентные МТРП клинически молчат и становятся болезненными только при соответствующей стимуляции, такой как прямая пальпация или игла [3]. Независимо от их классификации, МТРП могут вызывать ограниченный диапазон движения (ROM) и мышечную слабость и могут иметь характерные локальные и указанные болевые модели, моторную дисфункцию и автономные симптомы [4].</w:t>
       </w:r>
     </w:p>
     <w:p>
@@ -181,7 +181,7 @@
         <w:jc w:val="both"/>
       </w:pPr>
       <w:r>
-        <w:t>MPS is often underdiagnosed or misdiagnosed due to an incomplete understanding of its nature, the lack of internationally validated diagnostic criteria, and the frequent overlap of its symptoms with those of other musculoskeletal pain disorders [5]. Consequently, the treatment of MPS is often inappropriate or delayed, leading to significant suffering and disability in affected patients [6]. In this review, we provide а comprehensive overview of the prevalence, risk factors, pathogenesis, diagnosis, and treatment of MPS, incorporating the latest research, guidelines, and clinical expertise.</w:t>
+        <w:t>MPS часто недиагностируется или неверно диагностируется из-за неполного понимания его характера, отсутствия международно подтвержденных диагностических критериев и частого перекрытия его симптомов с симптомами других заболеваний мышечно-скелетной боли [5]. Следовательно, лечение МПС часто неуместно или задерживается, что приводит к значительному страданию и инвалидности у пострадавших пациентов [6]. В этом обзоре мы предоставляем комплексный обзор распространенности, факторов риска, патогенеза, диагностики и лечения МПС, включая последние исследования, рекомендации и клинический опыт.</w:t>
       </w:r>
     </w:p>
     <w:p>
@@ -198,7 +198,7 @@
         <w:rPr>
           <w:sz w:val="18"/>
         </w:rPr>
-        <w:t>2 Prevalence</w:t>
+        <w:t>2 распространенность</w:t>
       </w:r>
     </w:p>
     <w:p>
@@ -209,7 +209,7 @@
         <w:jc w:val="both"/>
       </w:pPr>
       <w:r>
-        <w:t>Estimates of the prevalence of MPS vary widely due to differences in diagnostic criteria, study methodologies, and the populations examined. Nevertheless, the condition is recognized as а major cause of musculoskeletal pain across various populations. Among middle-aged adults (30 to 60 years), the mean prevalence is reported to be 37% in men and 65% in women [7], with estimates reaching up to 85% among adults over 65 years [8]. In occupational settings, а study involving 243 female sewing machine operators (mean age: 38 years) found а prevalence of MPS of 15.2% in neck and shoulder muscles, compared to 9.0% in 357 control subjects [9].</w:t>
+        <w:t>Оценки распространенности MPS сильно варьируются из-за различий в диагностических критериях, методологиях исследования и исследованных популяциях. Среди взрослых в среднем возрасте (30-60 лет) средняя распространенность сообщается на 37% у мужчин и 65% у женщин [7], а среди взрослых старше 65 лет оценки достигают 85% [8]. В профессиональных условиях исследование, в котором участвовали 243 женщины-операторы швейных машин (средний возраст: 38 лет), показало распространенность MPS на уровне 15,2% в шее и плечевых мышцах, по сравнению с 9,0% у 357 контролируемых субъектов [9].</w:t>
       </w:r>
     </w:p>
     <w:p>
@@ -220,7 +220,7 @@
         <w:jc w:val="both"/>
       </w:pPr>
       <w:r>
-        <w:t>In clinical settings, the prevalence of MPS appears notably high. In general internal medicine practice, one study found that among patients presenting with pain, 29.6% had MPS, making it the most common cause of pain [10]. Studies conducted in chronic pain clinics have reported even higher prevalence rates. At one pain rehabilitation referral center, 85% of patients were diagnosed with MPS [11]. А pain treatment referral program known for its focus on MPS reported that 93% of individuals with musculoskeletal pain had MTrPs, and in 74% of cases, MTrPs were considered the primary cause of pain [12].</w:t>
+        <w:t>В клинических условиях распространенность MPS представляется особенно высокой. В общей практике внутренней медицины одно исследование показало, что среди пациентов, страдающих от боли, у 29,6% были MPS, что делает его наиболее распространенной причиной боли [10]. Исследования, проведенные в клиниках хронической боли, сообщили о еще более высоких показателях распространенности. В одном центре реабилитации больных у 85% пациентов был диагностирован MPS [11]. Программа реферальной терапии боли, известная своей акцентировкой на MPS, сообщила, что у 93% людей с мышечной и скелетной болью были MTrPs, а в 74% случаев MTrPs считались основной причиной боли [12].</w:t>
       </w:r>
     </w:p>
     <w:p>
@@ -231,7 +231,7 @@
         <w:jc w:val="both"/>
       </w:pPr>
       <w:r>
-        <w:t>Beyond these settings, several studies have investigated the prevalence of MPS in specific populations. One retrospective prevalence study showed that MPS was detected in 61% of individuals with complex regional pain syndrome [13]. One recent prospective crosssectional study examined 224 patients previously diagnosed with non-specific neck pain and found that 100% of them also had MTrPs [14].</w:t>
+        <w:t>Помимо этих условий, несколько исследований изучили распространенность MPS в конкретных популяциях. Одно ретроспективное исследование распространенности показало, что MPS был обнаружен у 61% людей с сложным региональным болевым синдромом [13]. В недавнем перспективном кросс- секционном исследовании было изучено 224 пациента, у которых ранее диагностировали неспецифическую боль в шее, и было установлено, что у 100% из них также были МТРП [14].</w:t>
       </w:r>
     </w:p>
     <w:p>
@@ -242,7 +242,7 @@
         <w:jc w:val="both"/>
       </w:pPr>
       <w:r>
-        <w:t>Among oncology populations, one study reported that 45% of breast cancer survivors developed MPS 1 year after surgery, with active MTrPs predominantly occurring in the shoulder girdle muscles [15]. Another study found that 11.9% of head and neck cancer patients developed MPS, particularly following surgical interventions or radiation treatments [16].</w:t>
+        <w:t>Среди онкологических групп, в одном исследовании сообщалось, что 45% выживших от рака молочной железы развили MPS через 1 год после операции, причем активные MTrP встречаются преимущественно в мышцах плечевого пояса [15]. Другое исследование показало, что у 11,9% больных раком головы и шеи развилась МПС, особенно после хирургических вмешательств или лучевого лечения [16].</w:t>
       </w:r>
     </w:p>
     <w:p>
@@ -254,7 +254,7 @@
         <w:rPr>
           <w:sz w:val="18"/>
         </w:rPr>
-        <w:t>3 Risk Factors</w:t>
+        <w:t>3 Факторы риска</w:t>
       </w:r>
     </w:p>
     <w:p>
@@ -265,7 +265,7 @@
         <w:jc w:val="both"/>
       </w:pPr>
       <w:r>
-        <w:t>MPS is а multifactorial condition influenced by а range of intrinsic and extrinsic factors, which complicate both its diagnosis and management [17]. These risk factors can be broadly categorized into physical, systemic, psychological, and lifestyle-related factors, many of which interact synergistically, further contributing to the onset and persistence of MPS.</w:t>
+        <w:t>MPS - это мультифакторное состояние, на которое влияет ряд внутренних и внешних факторов, что усложняет его диагностику и управление [17]. Эти факторы риска могут быть широко классифицированы как физические, системные, психологические и связанные с образом жизни факторы, многие из которых взаимодействуют синергически, что в дальнейшем способствует появлению и устойчивости MPS.</w:t>
       </w:r>
     </w:p>
     <w:p>
@@ -281,7 +281,7 @@
         <w:jc w:val="left"/>
       </w:pPr>
       <w:r>
-        <w:t>3.1 Physical and Mechanical Factors</w:t>
+        <w:t>3.1 Физические и механические факторы</w:t>
       </w:r>
     </w:p>
     <w:p>
@@ -292,7 +292,7 @@
         <w:jc w:val="both"/>
       </w:pPr>
       <w:r>
-        <w:t>Muscle overuse is one of the most well-documented risk factors for MPS, particularly in individuals whose occupations or lifestyles require repetitive or sustained muscle contractions [18]. These overuse patterns can lead to microtrauma in muscle fibers, resulting in the formation of MTrPs [19]. This repetitive strain can occur in various settings, including manual labor, sports, and prolonged periods of poor posture, such as during desk work or driving. Additionally, acute muscle trauma, such as strains or tears, can initiate MTrP formation, setting off а cascade of pain and dysfunction that may persist long after the initial injury has healed [20].</w:t>
+        <w:t>Излишнее использование мышц является одним из наиболее хорошо зарегистрированных факторов риска MPS, особенно у людей, чьи профессии или образ жизни требуют повторных или длительных сокращений мышц [18]. Такое повторяющееся напряжение может возникать в различных условиях, включая ручный труд, спорт и длительные периоды плохого положения, например, во время работы на столе или вождения. Кроме того, острая травма мышц, такая как напряжения или слезы, может инициировать образование MTrP, вызывая каскад боли и дисфункции, которые могут сохраняться долго после исцеления первоначальной травмы [20].</w:t>
       </w:r>
     </w:p>
     <w:p>
@@ -303,7 +303,7 @@
         <w:jc w:val="both"/>
       </w:pPr>
       <w:r>
-        <w:t>Another significant contributor to MPS is postural imbalance, particularly when improper posture is sustained over long periods [21]. For instance, forward head posture, commonly associated with prolonged computer use, can lead to increased stress on the cervical and shoulder muscles, promoting the development of MTrPs. Postural dysfunctions can also arise from musculoskeletal abnormalities such as scoliosis, where uneven muscle tension places certain muscle groups under constant strain, increasing their susceptibility to MTrP formation [22, 23]. Similarly, conditions such as osteoarthritis, particularly in the spine and major joints, can alter muscle recruitment patterns, causing compensatory overuse in adjacent muscle groups, which may contribute to chronic pain [17, 24].</w:t>
+        <w:t>Еще одним существенным фактором MPS является дисбаланс положения, особенно когда неправильное положение сохраняется в течение длительных периодов [21]. Например, положение головы вперед, обычно связанное с длительным использованием компьютера, может привести к увеличению напряжения на шее матки и плечевых мышц, способствуя развитию MTrP. Постульные дисфункции также могут возникать из-за мышечно-скелетных аномалий, таких как сколиоз, где неравномерное напряжение мышц ставит определенные группы мышц под постоянное напряжение, повышая их восприимчивость к образованию MTrP [22, 23]. Аналогичным образом, такие заболевания, как остеоартрит, особенно в позвоночнике и основных суставах, могут изменять образцы набора мышц, вызывая компенсационное чрезмерное использование в смежных группах мышц, что может способствовать хронической боли [17, 24].</w:t>
       </w:r>
     </w:p>
     <w:p>
@@ -314,7 +314,7 @@
         <w:jc w:val="left"/>
       </w:pPr>
       <w:r>
-        <w:t>3.2 Systemic and Metabolic Conditions</w:t>
+        <w:t>3.2 Системные и метаболические состояния</w:t>
       </w:r>
     </w:p>
     <w:p>
@@ -325,7 +325,7 @@
         <w:jc w:val="both"/>
       </w:pPr>
       <w:r>
-        <w:t>Systemic factors, including vitamin deficiencies and metabolic disorders, have also been implicated in the development of MPS [25]. For example, vitamin deficiency has emerged as а notable risk factor. А recent cross-sectional study found that approximately one-third of patients with MPS had vitamin deficiency [26]. This deficiency can impair muscle function and contribute to the persistence of MTrPs [27]. Similarly, hypothyroidism is associated with generalized muscle weakness and fatigue, which predispose individuals to the development of MTrPs by reducing the muscle's ability to recover from everyday stress [28].</w:t>
+        <w:t>Систематические факторы, включая дефицит витаминов и расстройства метаболизма, также были вовлечены в развитие MPS [25]. Например, дефицит витамина стал значительным фактором риска. Этот дефицит может нарушить мышечную функцию и способствовать устойчивости МТРП [27]. Аналогичным образом, гипотиреоидизм связан с обобщенной мышечной слабостью и усталостью, которые предрасполагают людей к развитию МТРП, уменьшая способность мышц восстанавливаться от ежедневного стресса [28].</w:t>
       </w:r>
     </w:p>
     <w:p>
@@ -336,7 +336,7 @@
         <w:jc w:val="both"/>
       </w:pPr>
       <w:r>
-        <w:t>Iron deficiency, particularly in premenopausal women, has been linked to increased muscle fatigue and reduced muscle oxygenation, both of which can contribute to MTrP formation [29]. Muscle tissue requires adequate oxygen and nutrients for normal function, and deficiencies in essential elements like iron, magnesium, and calcium can lead to disturbances in muscle contraction and relaxation, making MTrPs more likely to develop [2]. These systemic risk factors highlight the importance of maintaining nutritional and endocrine health in the prevention and management of MPS.</w:t>
+        <w:t>Дефицит железа, особенно у женщин в предменопаузе, был связан с увеличением мышечной усталости и снижением мышечной кислороды, оба из которых могут способствовать образованию МТРП [29]. Мышечная ткань требует достаточного количества кислорода и питательных веществ для нормальной работы, а дефицит таких важных элементов, как железо, магний и кальций, может привести к нарушениям сокращения и расслабления мышц, что делает MTrPs более вероятными для развития [2]. Эти системные факторы риска подчеркивают важность поддержания питательного и эндокринного здоровья при профилактике и лечении МПС.</w:t>
       </w:r>
     </w:p>
     <w:p>
@@ -347,7 +347,7 @@
         <w:jc w:val="left"/>
       </w:pPr>
       <w:r>
-        <w:t>3.3 Psychological and Emotional Factors</w:t>
+        <w:t>3.3 Психологические и эмоциональные факторы</w:t>
       </w:r>
     </w:p>
     <w:p>
@@ -358,7 +358,7 @@
         <w:jc w:val="both"/>
       </w:pPr>
       <w:r>
-        <w:t>Psychological stress plays а central role in the development and exacerbation of MPS. Chronic stress, anxiety, and tension can lead to prolonged muscle contraction, particularly in areas like the neck, shoulders, and jaw [30, 31]. This sustained muscle activation can create а cycle of pain and dysfunction, as MTrPs are more likely to form in muscles that are constantly under tension. Stress also increases the body's sensitivity to pain, which can worsen the symptoms of MPS [32].</w:t>
+        <w:t>Психологический стресс играет ключевую роль в развитии и обострении МПС. Хронический стресс, беспокойство и напряжение могут привести к длительному сокращению мышц, особенно в таких областях, как шея, плечи и челюсть [30, 31]. Эта длительная мышечная активация может создать цикл боли и дисфункции, поскольку MTrPs чаще формируются в мышцах, которые постоянно находятся под напряжением. Стресс также увеличивает чувствительность организма к боли, что может ухудшить симптомы MPS [32].</w:t>
       </w:r>
     </w:p>
     <w:p>
@@ -374,7 +374,7 @@
         <w:jc w:val="both"/>
       </w:pPr>
       <w:r>
-        <w:t>Depression has been linked to а higher prevalence of MPS, with chronic pain patients often exhibiting depressive symptoms that can exacerbate their condition [33]. The relationship between depression and MPS may be bidirectional; individuals suffering from chronic pain are more likely to develop depressive symptoms, while depression can heighten the perception of pain [34, 35].</w:t>
+        <w:t>Депрессия была связана с более высокой распространенностью MPS, причем у пациентов с хронической болью часто проявляются симптомы депрессии, которые могут усугубить их состояние [33]. Связь между депрессией и MPS может быть двусторонней; люди, страдающие хронической болью, чаще развивают симптомы депрессии, в то время как депрессия может повысить восприятие боли [34, 35].</w:t>
       </w:r>
     </w:p>
     <w:p>
@@ -385,7 +385,7 @@
         <w:jc w:val="left"/>
       </w:pPr>
       <w:r>
-        <w:t>3.4 Lifestyle and Behavioral Factors</w:t>
+        <w:t>3.4 Факторы образа жизни и поведения</w:t>
       </w:r>
     </w:p>
     <w:p>
@@ -396,7 +396,7 @@
         <w:jc w:val="both"/>
       </w:pPr>
       <w:r>
-        <w:t>А sedentary lifestyle significantly increases the risk of developing MPS, as prolonged inactivity contributes to muscle stiffness and reduced flexibility [36]. Individuals who do not engage in regular physical activity are more prone to muscle deconditioning, which can exacerbate MTrP formation and prolong the duration of symptoms. Regular exercise, on the other hand, helps maintain muscle health by improving flexibility, strength, and endurance, thereby reducing the likelihood of MPS [37, 38].</w:t>
+        <w:t>Сидячий образ жизни значительно увеличивает риск развития МПП, поскольку длительное бездействие способствует жесткости мышц и снижению гибкости [36]. С другой стороны, регулярное физическое упражнение помогает поддерживать здоровье мышц, улучшая гибкость, силу и выносливость, тем самым снижая вероятность развития МПС [37, 38].</w:t>
       </w:r>
     </w:p>
     <w:p>
@@ -407,7 +407,7 @@
         <w:jc w:val="both"/>
       </w:pPr>
       <w:r>
-        <w:t>Oral parafunctional behaviors, such as teeth grinding (bruxism) and jaw clenching, are particularly common in patients with temporomandibular joint disorders (TMJD) and are known to contribute to MPS, especially in the orofacial and neck regions [31, 39]. Bruxism creates chronic tension in the masticatory muscles, leading to the activation of MTrPs in the jaw and face. This can result in referred pain patterns that exacerbate temporomandibular joint-related symptoms and complicate diagnosis and treatment [40].</w:t>
+        <w:t>Оральные парафункциональные поведения, такие как измельчение зубов (бруксизм) и сжимание челюсти, особенно распространены у пациентов с временными мандибулярными заболеваниями суставов (TMJD) и, как известно, способствуют MPS, особенно в зоне лица и шеи [31, 39]. Бруксизм создает хроническое напряжение в жевательных мышцах, что приводит к активации МТРП в челюсти и лице.</w:t>
       </w:r>
     </w:p>
     <w:p>
@@ -418,7 +418,7 @@
         <w:jc w:val="both"/>
       </w:pPr>
       <w:r>
-        <w:t>Sleep disturbances, particularly insomnia, are another critical risk factor for MPS. Poor sleep quality has been linked to heightened pain sensitivity and reduced muscle recovery, both of which contribute to the persistence of MTrPs [41]. А longitudinal population-based study demonstrated that individuals with insomnia had а significantly higher risk of developing MPS than those with healthy sleep patterns, underscoring the importance of addressing sleep hygiene in the management of chronic pain [42].</w:t>
+        <w:t>Расстройства сна, особенно бессонница, являются еще одним критическим фактором риска MPS. Плохое качество сна связано с повышенной чувствительностью к боли и снижением восстановления мышц, оба из которых способствуют устойчивости MTrP [41]. Продолжительное исследование, основанное на популяции, показало, что у людей с бессонницей был значительно более высокий риск развития MPS, чем у людей с здоровым образцом сна, что подчеркивает важность устранения гигиены сна при лечении хронической боли [42].</w:t>
       </w:r>
     </w:p>
     <w:p>
@@ -430,7 +430,7 @@
         <w:rPr>
           <w:sz w:val="18"/>
         </w:rPr>
-        <w:t>4 Hypothetical Pathogenic Mechanisms</w:t>
+        <w:t>4 Гипотетические патогенные механизмы</w:t>
       </w:r>
     </w:p>
     <w:p>
@@ -441,7 +441,7 @@
         <w:jc w:val="both"/>
       </w:pPr>
       <w:r>
-        <w:t>The pathophysiology of MPS is complex and not yet fully understood. However, several hypotheses, theories, and mechanisms have been proposed to explain the development of MTrPs. These proposed mechanisms describe the peripheral and central effects observed in MPS. The concept of pain originating from muscle and/or фасция, felt locally and at а distant site (“referred pain”), was first introduced by Kellgren [43] and later expanded upon by Hockaday and Whitty [44] and Mense et al. [45-47]. Kellgren investigated pain patterns induced by stimulating deep muscle, фасция, and tendon through injections of small quantities of hypertonic saline. He demonstrated that this stimulation produced referred pain following а spinal segmental pattern and found that referred pain from muscle was associated with referred tenderness in deep structures [43]. Based on these observations, Kellgren postulated that the mechanism of pain referral could involve а common pathway shared by muscular and deep somatic structures. Hockaday and Whitty reproduced Kellgren's findings, demonstrating that hypertonic saline injections into interspinous ligaments commonly induced referred pain [44]. Mense et al. used а rat model to show that local increases in acetylcholine could create abnormally contracted muscle fibers [47]. These observational studies were the starting point for the development of the hypotheses described in this section.</w:t>
+        <w:t>Патофизиология MPS сложна и еще не полностью понята. Однако было предложено несколько гипотез, теорий и механизмов для объяснения развития MTrP. Эти предложенные механизмы описывают периферические и центральные эффекты, наблюдаемые в MPS. Концепция боли, происходящей из мышц и / или фассии, ощущаемая локально и на отдаленном месте (referred pain), была впервые введена Келгреном [43] и позже расширена Хокдей и Уиттти [44] и Mense et al. [45-47]. Келгрен исследовал болевые процессы, вызванные стимулированием глубоких мышц, фассии и сухожилия путем инъекций небольшого количества гипертонического соляного вещества. Он продемонстрировал, что эта стимуляция вызывает ссылаясь на боль после сегментальной схемы позвоночника и обнаружил, что ссылаясь на боль от мышц связана с ссылаясь на нежность в глубоких структурах [43]. Исходя из этих наблюдений, Келльгрен постулировал, что механизм передачи боли может включать в себя общий путь, разделенный мышечными и глубокими соматическими структурами. Хокдей и Уитти воспроизвели результаты Келльгрен, демонстрируя, что гипертонические впрыски соляной воды в межмышечные связки обычно вызывают указанную боль [44]. использовала модель крыс, чтобы показать, что местное увеличение ацетилхолина может создать аномально сокращенные мышечные волокна [47].</w:t>
       </w:r>
     </w:p>
     <w:p>
@@ -457,7 +457,7 @@
         <w:jc w:val="left"/>
       </w:pPr>
       <w:r>
-        <w:t>4.1 Cinderella Hypothesis</w:t>
+        <w:t>4.1 Гипотеза о пепельнице</w:t>
       </w:r>
     </w:p>
     <w:p>
@@ -468,7 +468,7 @@
         <w:jc w:val="both"/>
       </w:pPr>
       <w:r>
-        <w:t>The Cinderella hypothesis describes how musculoskeletal disorder symptoms may arise from muscle recruitment patterns during sub-maximal exertions involving moderate or low physical loads [48, 49]. According to Henneman's “size principle,” smaller type I muscle fibers are activated before larger ones and are deactivated after them [49]. Consequently, these smaller muscle fibers are continuously engaged during prolonged motor tasks. In submaximal exertions, such as sustained muscle contractions, only а fraction of the available motor units are used, without the typical substitution that occurs during higher-force contractions [50, 51]. This leads to metabolic overload in these smaller motor units, making them susceptible to а loss of cellular calcium (Ca) homeostasis, activation of autogenic destructive processes, and the onset of muscle pain. The hypothesis is therefore named the Cinderella hypothesis because these smaller muscle fibers are continuously activated during prolonged tasks (“always working”) without adequate rest, much like the fairy tale character Cinderella [52].</w:t>
+        <w:t>Гипотеза о песочнице описывает, как симптомы мышечно-скелетного расстройства могут возникать из-за мышечных моделей при подмаксимальных нагрузках, включающих умеренную или низкую физическую нагрузку [48, 49]. Согласно принципу Henneman size, меньшие мышечные волокна I типа активируются до больших и деактивируются после них [49]. Следовательно, эти более мелкие мышечные волокна постоянно задействованы во время длительных двигательных задач. Это приводит к метаболической перегрузке этих меньших двигательных единиц, что делает их восприимчивыми к потере клеточного кальция (Ca) гомеостаза, активации аутогенных разрушительных процессов и возникновению мышечной боли. Поэтому гипотеза называется гипотезой Пепельницы, потому что эти меньшие мышечные волокна постоянно активируются во время длительных задач (always working) без адекватного отдыха, подобно персонажу из сказки Пепельница [52].</w:t>
       </w:r>
     </w:p>
     <w:p>
@@ -479,7 +479,7 @@
         <w:jc w:val="both"/>
       </w:pPr>
       <w:r>
-        <w:t>Growing evidence supports the idea that low-level static muscle exertions can cause degeneration of muscle fibers [53]. Studies have shown that such exertions increase Ca release in skeletal muscle cells, cause damage to muscle membranes due to leakage of intracellular enzymes like lactate dehydrogenase, lead to structural damage and energy depletion, and result in myalgia [54, 55]. Additionally, low-level muscle stimulation has been found to trigger the release of interleukin-6 and other cytokines [56, 57].</w:t>
+        <w:t>Растущие доказательства подтверждают идею о том, что низкоуровневые статические мышечные нагрузки могут вызвать дегенерацию мышечных волокон [53]. Исследования показали, что такие усилия увеличивают высвобождение Ca в клетках скелетных мышц, вызывают повреждение мышечных мембран из-за утечки внутриклеточных ферментов, таких как лактат-дегидрогеназа, приводят к структурному повреждению и истощению энергии, а также приводят к миалгии [54, 55]. Кроме того, было установлено, что низкий уровень стимуляции мышц вызывает высвобождение интерлейкина-6 и других цитокинов [56, 57].</w:t>
       </w:r>
     </w:p>
     <w:p>
@@ -490,7 +490,7 @@
         <w:jc w:val="both"/>
       </w:pPr>
       <w:r>
-        <w:t>Several studies have applied the Cinderella hypothesis to the development of MTrPs. Two studies demonstrated that sustained low-level muscle contractions, such as continuous typing or playing the piano, frequently result in the formation of MTrPs [58, 59]. Other research has shown that MTrPs are common among occupational groups exposed to prolonged low-level muscle exertions, including office workers, dentists, and musicians [60].</w:t>
+        <w:t>Некоторые исследования применили гипотезу Ожерелья к развитию МТРП. Два исследования показали, что длительные низкоуровневые сокращения мышц, такие как непрерывное печатание или играние на фортепиано, часто приводят к образованию МТРП [58, 59]. Другие исследования показали, что МТРП распространены среди профессиональных групп, подверженных длительным низкоуровневым мышечным упражнениям, включая офисных работников, стоматологов и музыкантов [60].</w:t>
       </w:r>
     </w:p>
     <w:p>
@@ -501,7 +501,7 @@
         <w:jc w:val="left"/>
       </w:pPr>
       <w:r>
-        <w:t>4.2 Neuromuscular Junction Dysfunction 2+ 2+</w:t>
+        <w:t>4.2 Невромускулярное разъединение дисфункции 2+ 2+</w:t>
       </w:r>
     </w:p>
     <w:p>
@@ -517,7 +517,7 @@
         <w:jc w:val="both"/>
       </w:pPr>
       <w:r>
-        <w:t>MTrPs are hypothesized to result from physiological dysfunctions at the neuromuscular junction and within the surrounding connective tissue. Evidence suggests that motor endplates innervating muscle fibers within MTrPs exhibit abnormal activity. Electromyographic studies have demonstrated spontaneous electrical activity in the form of endplate noise and spikes at MTrP sites, which is absent in adjacent tissue [61-63]. Initially, this excessive electrical activity was attributed to dysfunctional muscle spindles; however, it was later identified as increased miniature endplate potentials resulting from excessive release of acetylcholine (ACh) [64, 65]. The presence of dysfunctional motor endplates in MTrP tissue may explain the taut band phenomenon characteristic of these trigger points [32].</w:t>
+        <w:t>Предполагается, что МТРП возникают из-за физиологических дисфункций на нейромышечном узле и внутри окружающей соединительной ткани. Электромиографические исследования продемонстрировали спонтанную электрическую активность в виде шума конечных пластин и пиков на участках MTrP, отсутствующих в соседних тканях [61-63]. Первоначально эта чрезмерная электрическая активность была связана с дисфункциональными мышечными спиндами, однако позже она была определена как повышенный потенциал миниатюрной конечной пластины в результате чрезмерного высвобождения ацетилхолина (ACh) [64, 65]. Наличие дисфункциональных моторных конечных пластин в ткани МТРП может объяснить феномен напряженной полосы, характерный для этих точек запуска [32].</w:t>
       </w:r>
     </w:p>
     <w:p>
@@ -528,7 +528,7 @@
         <w:jc w:val="left"/>
       </w:pPr>
       <w:r>
-        <w:t>4.3 Integrated Trigger Point Hypothesis</w:t>
+        <w:t>4.3 Интегрированная гипотеза о триггерном пункте</w:t>
       </w:r>
     </w:p>
     <w:p>
@@ -539,7 +539,7 @@
         <w:jc w:val="both"/>
       </w:pPr>
       <w:r>
-        <w:t>Simons' Integrated Trigger Point Hypothesis proposes а similar explanation for the pathophysiology underlying MTrPs [66]. According to this hypothesis, repetitive microtrauma to muscle fibers leads to an excessive release of ACh, resulting in increased motor endplate activity (noise and spikes), which mediates the manifestation of а localized, palpable, hyperirritable locus within the peripheral muscle [32]. This persistent contraction leads to а cascade of biochemical responses, including increased concentrations of protons (H+) and the release of vasoactive components and inflammatory mediators such as histamines and bradykinin [67, 68]. The lowered pH and accumulation of these biochemicals in active MTrPs contribute to the expression of localized muscle pain [69].</w:t>
+        <w:t>Гипотеза интегрированных триггерных точек Саймона предлагает аналогичное объяснение патофизиологии, лежащей в основе MTrPs [66]. Согласно этой гипотезе, повторяющиеся микротравмы мышечных волокон приводят к чрезмерному высвобождению АХ, что приводит к увеличению активности двигательной конечной пластины (шум и пики), что посредничает в проявлении локализованного, ощутимого, гиперраздражительного локала внутри периферической мышцы [32]. Это постоянное сокращение приводит к каскаде биохимических реакций, включая повышение концентрации протонов (H+) и высвобождение вазоактивных компонентов и воспалительных медиаторов, таких как гистамин и брадикинин [67, 68]. Снижение рН и накопление этих биохимических веществ в активных МТРП способствуют выражению локализованной мышечной боли [69].</w:t>
       </w:r>
     </w:p>
     <w:p>
@@ -550,7 +550,7 @@
         <w:jc w:val="left"/>
       </w:pPr>
       <w:r>
-        <w:t>4.4 Central Sensitization</w:t>
+        <w:t>4.4 Центральная чувствительность</w:t>
       </w:r>
     </w:p>
     <w:p>
@@ -561,7 +561,7 @@
         <w:jc w:val="both"/>
       </w:pPr>
       <w:r>
-        <w:t>Central sensitization refers to the heightened responsiveness of neurons in the central nervous system, particularly in the dorsal horn of the spinal cord, to nociceptive input from the periphery [70]. This phenomenon amplifies pain signals, leading to exaggerated responses to both painful and non-painful stimuli. Central sensitization develops due to persistent peripheral nociceptive input from MTrPs and contributes to the persistence and spread of pain beyond the original site of injury [32]. Research has shown that repeated activation of peripheral nociceptors by MTrPs releases substance Р into the dorsal horn, which induces neuroplastic changes (increased excitability) within the central nervous system [71, 72]. As а result, these neurons respond more intensely to nociceptive input, further sensitizing the patient to pain and contributing to its chronic nature. This mechanism may explain why patients with MPS often experience widespread or referred pain extending beyond their local MTrPs.</w:t>
+        <w:t>Центральная чувствительность относится к повышенной реакции нейронов в центральной нервной системе, особенно в горне спинного мозга, на ноцицептивный вход из периферии [70]. Центральная чувствительность развивается из-за постоянного периферического ноцицептивного ввода от МТРП и способствует сохранению и распространению боли за пределами первоначального места травмы [32]. Исследования показали, что повторная активация периферических ноцицепторов МТРП высвобождает вещество П в спинный рог, что вызывает нейропластические изменения (повышенную возбудимость) в центральной нервной системе [71, 72]. В результате, эти нейроны более интенсивно реагируют на ноцицептивный вход, что еще больше повышает чувствительность пациента к боли и способствует ее хроническому характеру.</w:t>
       </w:r>
     </w:p>
     <w:p>
@@ -572,7 +572,7 @@
         <w:jc w:val="left"/>
       </w:pPr>
       <w:r>
-        <w:t>4.5 Neurogenic Inflammation</w:t>
+        <w:t>4.5 Неврогенное воспаление</w:t>
       </w:r>
     </w:p>
     <w:p>
@@ -583,7 +583,7 @@
         <w:jc w:val="both"/>
       </w:pPr>
       <w:r>
-        <w:t>Neurogenic inflammation has been proposed as а significant contributor to the pathophysiology of MPS, particularly by promoting the sensitization of spinal circuits [73] and motor neurons following central sensitization [74]. It occurs when nociceptive fibers— responsible for transmitting pain signals—release inflammatory mediators such as histamines, substance Р, and calcitonin gene-related peptide [75]. These mediators cause vasodilation, increase vascular permeability, and promote the further release of proinflammatory cytokines in the surrounding muscle tissue [32]. This inflammatory response amplifies the sensitivity of nociceptors, making the affected area more susceptible to pain from stimuli that are not typically painful—а condition known as allodynia [64]. Neurogenic inflammation also contributes to peripheral sensitization by lowering the threshold for nociceptor activation, leading to exaggerated pain responses [64]. This process is also thought to be one of the mechanisms that allow MTrPs to persist and remain hyperalgesic over time [69, 76]. The continuous release of inflammatory mediators and their impact on local muscle tissues may further explain why MPS often becomes а chronic condition. Studies have shown that neurogenic inflammation, following central sensitization, may initiate and facilitate the formation of localized MTrPs even in the absence of local peripheral muscle injury [77].</w:t>
+        <w:t>Нейрогенное воспаление было предложено как значительный вклад в патофизиологию MPS, в частности путем поощрения чувствительности позвоночных цепей [73] и двигательных нейронов после центральной чувствительности [74]. Он возникает, когда ноцицептивные волокна, ответственные за передачу сигналов боли, высвобождают воспалительные медиаторы, такие как гистамин, вещество Р и пептид, связанный с генами кальцитонина [75]. Эти медиаторы вызывают вазодилатацию, увеличивают сосудистую проницаемость и способствуют дальнейшему высвобождению провоспалительных цитокинов в окружающей мышечной ткани [32]. Этот воспалительный ответ усиливает чувствительность ноцицепторов, делая пораженную область более восприимчивой к боли от стимулов, которые обычно не болезненны. Нейрогенное воспаление также способствует периферической чувствительности, снижая порог активации ноцицепторов, что приводит к преувеличенным реакциям на боль [64]. Постоянное высвобождение воспалительных медиаторов и их влияние на местные мышечные ткани могут еще раз объяснить, почему МПС часто становится хроническим заболеванием. Исследования показали, что неврогенное воспаление после центральной чувствительности может инициировать и облегчить образование локализованных МТРП даже при отсутствии локальной повреждения периферических мышц [77].</w:t>
       </w:r>
     </w:p>
     <w:p>
@@ -593,13 +593,14 @@
     </w:p>
     <w:p>
       <w:pPr>
-        <w:pStyle w:val="Heading2"/>
-        <w:keepNext/>
-        <w:spacing w:before="280" w:after="160"/>
-        <w:jc w:val="left"/>
-      </w:pPr>
-      <w:r>
-        <w:t>4.6 Densification of фасция</w:t>
+        <w:spacing w:before="60" w:after="60"/>
+        <w:ind w:left="720"/>
+      </w:pPr>
+      <w:r>
+        <w:rPr>
+          <w:sz w:val="18"/>
+        </w:rPr>
+        <w:t>4. 6 Плотнение фасции</w:t>
       </w:r>
     </w:p>
     <w:p>
@@ -610,7 +611,7 @@
         <w:jc w:val="both"/>
       </w:pPr>
       <w:r>
-        <w:t>Another proposed mechanism in the pathophysiology of MPS involves pathological changes in the muscular фасция—the connective tissue that surrounds muscles. Stecco et al. suggested that under conditions of overload and damage, the фасция can undergo densification, leading to alterations in the biomechanical properties of muscle tissue [78]. This densification results in reduced muscle contraction force and decreased flexibility [79]. Furthermore, the inflammatory processes previously discussed may exacerbate these pathological changes, intensifying pain [80, 81]. These alterations in the muscular фасция are thought to be associated with abnormal changes in myofibrils, fibroblasts, and the extracellular matrix [78, 81]. Refer to Table 1 for а summary of these mechanisms and Figure 1 for an illustration of the interplay between central and peripheral contributions to MPS.</w:t>
+        <w:t>Еще один предложенный механизм в патофизиологии МПС включает в себя патологические изменения в мышечной фассии - соединительной ткани, которая окружает мышцы. Стекко и др. предположили, что при условиях перегрузки и повреждения, фассия может подвергаться уплотнению, что приводит к изменениям в биомеханических свойствах мышечной ткани [78]. Эта уплотнение приводит к снижению сил сокращения мышц и снижению гибкости [79]. Считается, что эти изменения мышечной фассии связаны с аномальными изменениями миофибрил, фибробластов и внеклеточной матрицы [78, 81]. Для обобщения этих механизмов см. таблицу 1 и рисунок 1 для иллюстрации взаимодействия центральных и периферийных вкладов в MPS.</w:t>
       </w:r>
     </w:p>
     <w:p>
@@ -621,19 +622,18 @@
         <w:jc w:val="left"/>
       </w:pPr>
       <w:r>
-        <w:t>TABLE 1. Summary of hypothetical pathogenic mechanisms for myofascial pain syndrome.</w:t>
-      </w:r>
-    </w:p>
-    <w:p>
-      <w:pPr>
-        <w:pStyle w:val="ListBullet"/>
-        <w:jc w:val="left"/>
-      </w:pPr>
-      <w:r>
-        <w:rPr>
-          <w:b w:val="0"/>
-        </w:rPr>
-        <w:t>– – – – Cinderella hypothesis [48-60] Peripheral Sustained low-level muscle contractions Continuous activation of small type I muscle fibers Metabolic overload in smaller motor units Disruption of cellular calcium homeostasis Release of cytokines (е.g., interleukin-6) Mechanistic hypothesis Central or peripheral mechanism Key features Proposed pathophysiological process Abbreviations: ACh, acetylcholine; CNS, central nervous system; MTrP, myofascial trigger point.</w:t>
+        <w:t>ТАБЛЕЖ 1. Резюме гипотетических патогенных механизмов для синдрома миофасциальной боли.</w:t>
+      </w:r>
+    </w:p>
+    <w:p>
+      <w:pPr>
+        <w:widowControl/>
+        <w:spacing w:after="160" w:before="0" w:line="276" w:lineRule="auto"/>
+        <w:ind w:firstLine="0"/>
+        <w:jc w:val="both"/>
+      </w:pPr>
+      <w:r>
+        <w:t>Гипотеза о песочнице [48-60] Периферические Сохраняющиеся низкоуровневые сокращения мышц Постоянная активация мелких мышечных волокон I типа Перегрузка метаболизма в более мелких двигательных единицах Прекращение клеточного гомеостаза кальция Выпуск цитокинов (например, интерлейкина-6) Механическая гипотеза Центральный или периферический механизм Ключевые особенности Предлагаемые пара ТОФИСИОЛОГИЧЕСКИЙ ПРОЦЕС СКРЕЧЕНИЕ: АХ, ацетилхолин; ЦНС, центральная нервная система; МТРП, миофазциальная точка триггера.</w:t>
       </w:r>
     </w:p>
     <w:p>
@@ -693,36 +693,24 @@
     </w:p>
     <w:p>
       <w:pPr>
-        <w:pStyle w:val="ListBullet"/>
-        <w:jc w:val="left"/>
-      </w:pPr>
-      <w:r>
-        <w:rPr>
-          <w:b w:val="0"/>
-        </w:rPr>
-        <w:t>– – – – – Onset of muscle pain Neuromuscular junction dysfunction [32, 61-65] Peripheral Abnormal activity at motor endplates Spontaneous electrical activity at MTrP sites Excessive ACh release Increased miniature endplate potentials Taut band phenomenon characteristic of MTrPs 5 Current Method of Diagnosis</w:t>
-      </w:r>
-    </w:p>
-    <w:p>
-      <w:pPr>
-        <w:jc w:val="center"/>
-      </w:pPr>
-      <w:r>
-        <w:rPr>
-          <w:i/>
-        </w:rPr>
-        <w:t>FIGURE 1 Open in figure viewer PowerPoint</w:t>
-      </w:r>
-    </w:p>
-    <w:p>
-      <w:pPr>
         <w:widowControl/>
         <w:spacing w:after="160" w:before="0" w:line="276" w:lineRule="auto"/>
         <w:ind w:firstLine="0"/>
         <w:jc w:val="both"/>
       </w:pPr>
       <w:r>
-        <w:t>Venn diagram illustrating the interplay between central and peripheral mechanisms contributing to myofascial pain syndrome.</w:t>
+        <w:t>Начало болей в мышцах Нейромышечная слиятельная дисфункция [32, 61-65] Периферическая Аномальная активность на двигательных концах Спонтаная электрическая активность на местах MTrP Избыточное высвобождение ACh Повышенный потенциал миниатюрных концовных пластин Тэут-полос феномен, характерный для MTrPs 5 Текущий метод диагностики</w:t>
+      </w:r>
+    </w:p>
+    <w:p>
+      <w:pPr>
+        <w:jc w:val="center"/>
+      </w:pPr>
+      <w:r>
+        <w:rPr>
+          <w:i/>
+        </w:rPr>
+        <w:t>Рисунок 1 Открыть в просмотре рисунков PowerPoint</w:t>
       </w:r>
     </w:p>
     <w:p>
@@ -733,12 +721,7 @@
         <w:jc w:val="both"/>
       </w:pPr>
       <w:r>
-        <w:t>Diagnosing MPS remains challenging due to the absence of widely accepted, objective, and standardized criteria. The diagnosis is typically based on subjective clinical criteria, including patient-reported pain, the exclusion of other pathologies, and the clinical palpation of MTrPs Mechanistic hypothesis Central or peripheral mechanism Key features Proposed pathophysiological process [82]. However, these criteria are not standardized, leading to variability in the diagnosis of MPS among clinicians.</w:t>
-      </w:r>
-    </w:p>
-    <w:p>
-      <w:r>
-        <w:br w:type="page"/>
+        <w:t>Диаграмма Венна, иллюстрирующая взаимодействие между центральными и периферическими механизмами, способствующими синдрому боли миофасциальной.</w:t>
       </w:r>
     </w:p>
     <w:p>
@@ -749,7 +732,12 @@
         <w:jc w:val="both"/>
       </w:pPr>
       <w:r>
-        <w:t>The most commonly used diagnostic criteria for MPS were proposed by David Simons in 1999, requiring the presence of five major and at least one minor criterion [17]. Major criteria include localized and spontaneous pain, referred pain patterns, а taut palpable band within the muscle, tenderness at the MTrP, and reduced range of movement. Minor criteria involve the reproduction of pain upon pressure at the MTrP, the elicitation of а local twitch response, and pain relief following muscle stretching or MTrP injection [83]. While these criteria have been important in clinical practice, physical examination has been shown to vary between practitioners, leading to inconsistencies in diagnosis [84-86].</w:t>
+        <w:t>Диагностика MPS остается сложной из-за отсутствия широко принятых, объективных и стандартизированных критериев. Диагноз обычно основывается на субъективных клинических критериях, включая боль, о которой сообщается пациентом, исключение других патологий и клиническую пальпацию МТРП Механистическая гипотеза Центральный или периферический механизм Ключевые особенности Предложенный патофизиологический процесс [82]. Однако эти критерии не стандартизированы, что приводит к изменчивости в диагностике МПС среди клиников.</w:t>
+      </w:r>
+    </w:p>
+    <w:p>
+      <w:r>
+        <w:br w:type="page"/>
       </w:r>
     </w:p>
     <w:p>
@@ -760,18 +748,7 @@
         <w:jc w:val="both"/>
       </w:pPr>
       <w:r>
-        <w:t>Since the subjective nature of these criteria poses challenges to the reliability and consistency of MPS diagnosis, recent efforts have focused on developing more objective measures for diagnosing MPS [87]. Techniques such as quantitative sensory testing, algometry, and conditioned pain modulation assess pain sensitivity and central processing through controlled stimuli and pain responses, offering insights into sensory abnormalities associated with MPS [88-98]. Imaging techniques, including magnetic resonance imaging, magnetic resonance elastography, ultrasound (US), and infrared thermal imaging, are being explored to visualize structural and functional changes in muscle tissue and assess blood flow and stiffness differences associated with MPS [99-108]. Vibration elastography provides а non-invasive method to measure stiffness differences in taut bands, helping to distinguish them from surrounding healthy tissue [109]. Electromyography identifies spontaneous electrical activity at trigger points, potentially reflecting abnormal ACh release at the neuromuscular junction in MPS patients [32, 110]. Despite their potential, these diagnostic aids are still in the early stages of development and have yet to be widely adopted in clinical practice. Refer to Table 2 for а summary of diagnostic modalities along with their primary advantages and limitations.</w:t>
-      </w:r>
-    </w:p>
-    <w:p>
-      <w:pPr>
-        <w:pStyle w:val="Heading2"/>
-        <w:keepNext/>
-        <w:spacing w:before="280" w:after="160"/>
-        <w:jc w:val="left"/>
-      </w:pPr>
-      <w:r>
-        <w:t>TABLE 2. Common diagnostic aids for myofascial pain syndrome.</w:t>
+        <w:t>Наиболее часто используемые диагностические критерии для MPS были предложены Дэвидом Симонсом в 1999 году, требуя наличия пяти основных и по крайней мере одного незначительного критерия [17]. Незначительные критерии включают воспроизведение боли при давлении на МТРП, возбуждение локальной реакции на сдерживание и облегчение боли после растяжения мышц или инъекции МТРП [83]. Хотя эти критерии были важны в клинической практике, физическое обследование показано, что различается между практикующими, что приводит к несоответствиям в диагностике [84-86].</w:t>
       </w:r>
     </w:p>
     <w:p>
@@ -782,7 +759,29 @@
         <w:jc w:val="both"/>
       </w:pPr>
       <w:r>
-        <w:t>Quantitative sensory testing [88, 91, 96, 97] Applies repeated, controlled stimuli (е.g., pressure, heat, or vibration) and assess altered sensory experiences Clinical measure of central processing Methodological differences across studies; relies on patient self-report; lacks а detailed description of MTrPs Algometry [90, 93, 94] Applies increasing pressure using an algometer and Quantifies pain relative to applied pressure Methodological differences across studies; relies on patient self-report; Modality Diagnostic strategy Main advantages Main disadvantages Abbreviation: MTrPs, Myofascial trigger points.</w:t>
+        <w:t>Поскольку субъективный характер этих критериев ставит под сомнение надежность и последовательность диагностики MPS, последние усилия были направлены на разработку более объективных мер для диагностики MPS [87]. Такие методы, как количественное сенсорное тестирование, алгометрия и обусловленная модуляция боли, оценивают чувствительность к боли и центральную обработку через контролируемые стимулы и реакции на боль, предлагая представления о сенсорных аномалиях, связанных с MPS [88-98]. В настоящее время изучаются методы визуализации, включая магнитно-резонансную визуализацию, магнитно-резонансную эластографию, ультразвуковую визуализацию (США) и инфракрасную термическую визуализацию, чтобы визуализировать структурные и функциональные изменения в мышечной ткани и оценить различие кровотока и жесткости, связанные с MPS [99-108]. Вибрационная эластография обеспечивает неинвазивный метод измерения различий в жесткости в напряженных полосах, помогая отличить их от окружающей здоровой ткани [109]. Электромиография идентифицирует спонтанную электрическую активность в точках запуска, потенциально отражая аномальное высвобождение АХ в нейромускулярном узле у пациентов с МПС [32, 110]. Несмотря на свой потенциал, эти диагностические средства все еще находятся на ранних стадиях разработки и еще не широко применены в клинической практике.</w:t>
+      </w:r>
+    </w:p>
+    <w:p>
+      <w:pPr>
+        <w:pStyle w:val="Heading2"/>
+        <w:keepNext/>
+        <w:spacing w:before="280" w:after="160"/>
+        <w:jc w:val="left"/>
+      </w:pPr>
+      <w:r>
+        <w:t>ТАБЛЕЦА 2. Обычные диагностические средства для синдрома миофасциальной боли.</w:t>
+      </w:r>
+    </w:p>
+    <w:p>
+      <w:pPr>
+        <w:widowControl/>
+        <w:spacing w:after="160" w:before="0" w:line="276" w:lineRule="auto"/>
+        <w:ind w:firstLine="0"/>
+        <w:jc w:val="both"/>
+      </w:pPr>
+      <w:r>
+        <w:t>Количественное сенсорное тестирование [88, 91, 96, 97] Применяет повторяющиеся контролируемые стимулы (например, давление, тепло или вибрация) и оценивает измененные сенсорные переживания Клиническое измерение центральной обработки Методологические различия между исследованиями; полагается на самоотчет пациента; отсутствует подробное описание MTrPs Алгеометрия [90, 93, 94] Применяет инкреасин g давление с использованием алгометра и Квантифицирует боль относительно применяемого давления Методологические различия в различных исследованиях; зависит от самоотчета пациента; Стратегия диагностики модальности Основные преимущества Основные недостатки Сокращение: MTrPs, миофасциальные триггерные точки.</w:t>
       </w:r>
     </w:p>
     <w:p>
@@ -848,7 +847,7 @@
         <w:jc w:val="both"/>
       </w:pPr>
       <w:r>
-        <w:t>Modality Diagnostic strategy Main advantages Main disadvantages FIGURE 2 Open in figure viewer PowerPoint Flowchart depicting the proposed diagnostic evaluation pathway for patients with suspected myofascial pain syndrome. CWP, chronic widespread pain; EMG, electromyography; MPS, myofascial pain syndrome; MRE, magnetic resonance elastography; MRI, magnetic resonance imaging; MTrP, myofascial trigger point; QST, quantitative sensory testing.</w:t>
+        <w:t>Модальность Стратегия диагностики Основные преимущества Основные недостатки Рисунок 2 Открытый в просмотре фиг. Флошовый диаграмм PowerPoint, изображающий предлагаемый диагностический путь оценки для пациентов с подозрением на миофаз. CWP, хроническая широко распространенная боль; EMG, электромиография; MPS, миофазциальный болевой синдром; MRE, магнитно-резонансная эластография; МРТ, магнитно-резонансная визуализация; MTrP, миофазциальная точка триггера; QST, количественное сенсорное тестирование.</w:t>
       </w:r>
     </w:p>
     <w:p>
@@ -859,7 +858,7 @@
         <w:jc w:val="both"/>
       </w:pPr>
       <w:r>
-        <w:t>correlates pain response with the reading algometry can be more painful than palpation and is less specific; lacks а detailed description of MTrPs Ultrasound [103- 105] Detects hypoechoic regions, taut bands, and reduced vibration amplitude in muscle tissue Identifies non- palpable trigger points; visualizes structural changes in muscle tissue Diagnostic accuracy not fully validated; requires operator training Vibration Measures stiffness Non-invasive Limited clinical availability; 6 Differential Diagnosis</w:t>
+        <w:t>соотношение ответа на боль с алгометрией чтения может быть более болезненным, чем пальпация и менее специфичным; отсутствует подробное описание МТРП УЗИ [103- 105] Выявляет гипоэхоические области, напряженные полосы и сниженную амплитуду вибрации в мышечной ткани Идентифицирует немыслимые триггерные точки; визуализирует структурные изменения в мышечной ткани диагностики точность носа не полностью подтверждена; требует обучения оператора Вибрационные меры жесткость Неинвазивная Ограниченная клиническая доступность; 6 Дифференциальная диагностика</w:t>
       </w:r>
     </w:p>
     <w:p>
@@ -870,7 +869,7 @@
         <w:jc w:val="both"/>
       </w:pPr>
       <w:r>
-        <w:t>The diagnosis of MPS is also challenging because its clinical presentation may overlap with several other chronic pain conditions, including fibromyalgia, neuropathic pain conditions, and joint disorders. Refer to Figure 2 for а flow diagram illustrating our proposed clinical diagnostic evaluation for patients with suspected MPS.</w:t>
+        <w:t>Диагностика МПС также сложна, поскольку ее клиническая характеристика может перекрываться с несколькими другими хроническими болевыми состояниями, включая фибромиалгию, невропатические болевые состояния и расстройства суставов.</w:t>
       </w:r>
     </w:p>
     <w:p>
@@ -886,7 +885,7 @@
         <w:jc w:val="left"/>
       </w:pPr>
       <w:r>
-        <w:t>6.1 MPS Versus Fibromyalgia</w:t>
+        <w:t>6.1 MPS против фибромиалгии</w:t>
       </w:r>
     </w:p>
     <w:p>
@@ -897,7 +896,7 @@
         <w:jc w:val="both"/>
       </w:pPr>
       <w:r>
-        <w:t>MPS and fibromyalgia are two common pain syndromes that often present with overlapping symptoms, making differential diagnosis challenging due to the absence of validated goldstandard criteria [3, 82, 111]. The clinical distinction between them currently relies on а thorough patient history and physical examination [112].</w:t>
+        <w:t>MPS и фибромиалгия являются двумя распространенными болевыми синдромами, которые часто имеют перекрывающиеся симптомы, что делает дифференциальную диагностику сложной из-за отсутствия подтвержденных критериев золотого стандарта [3, 82, 111]. Клиническое различие между ними в настоящее время зависит от тщательной истории пациента и физического обследования [112].</w:t>
       </w:r>
     </w:p>
     <w:p>
@@ -908,7 +907,7 @@
         <w:jc w:val="both"/>
       </w:pPr>
       <w:r>
-        <w:t>А key determinant in differentiating MPS from fibromyalgia is the nature of the tender regions and the pattern of pain presentation [112]. MPS is typically characterized by regionally distributed pain associated with discrete MTrPs [111]. These MTrPs are located within taut bands of muscle fibers and, when compressed, produce stereotypical referred pain patterns. They may elicit а local twitch response upon snapping palpation (i.е., rapid compression across muscle fibers) and are often responsive to local treatments [113].</w:t>
+        <w:t>Ключевым фактором, определяющим различие MPS от фибромиалгии, является характер тонких регионов и закономерность представления боли [112]. Эти МТРП расположены в напряженных полосах мышечных волокон и при сжатии производят стереотипные образы боли. Они могут вызвать локальную реакцию на сжатие пальпации (т. е. быстрое сжатие через мышечные волокиты) и часто реагируют на местные методы лечения [113].</w:t>
       </w:r>
     </w:p>
     <w:p>
@@ -919,7 +918,7 @@
         <w:jc w:val="both"/>
       </w:pPr>
       <w:r>
-        <w:t>In contrast, fibromyalgia patients present with widespread pain lasting longer than 3 months, without clear localization to specific muscles, and with symmetrically distributed tender regions within soft tissues [114-116]. These tender regions are sites of exquisite tenderness but differ from MTrPs in several ways: they are not located within taut bands of muscle fibers, do not elicit а local twitch response upon snapping palpation, do not give rise to pain at distant sites upon local stimulation, and are generally unresponsive to local treatments targeting specific points [112, 117]. This suggests that maladaptive central processing may be an important underlying mechanism driving the clinical features of fibromyalgia.</w:t>
+        <w:t>Напротив, у пациентов с фибромиалгией наблюдается широко распространенная боль, длительная более 3 месяцев, без четкой локализации в конкретных мышцах, и с симметрично распределенными тонкими областями в мягких тканях [114-116]. Эти мягкие регионы являются местами изысканной нежности, но отличаются от МТРП несколькими способами: они не расположены в напряженных полосах мышечных волокон, не вызывают локальной реакции на сцепление пальпации, не вызывают боли в отдаленных местах при локальной стимуляции и, как правило, не реагируют на локальные методы лечения, направленные на конкретные пункты [112, 117]. Это говорит о том, что ненадлежащая центральная обработка может быть важным основным механизмом, приводящим к клиническим особенностям фибромиалгии.</w:t>
       </w:r>
     </w:p>
     <w:p>
@@ -930,7 +929,7 @@
         <w:jc w:val="both"/>
       </w:pPr>
       <w:r>
-        <w:t>The underlying pathophysiology further distinguishes the two conditions. MPS involves localized peripheral tissue changes, including elevated levels of inflammatory mediators in MTrPs [69]. Conversely, tender regions in fibromyalgia do not typically exhibit these inflammatory changes, supporting the notion of central sensitization rather than peripheral tissue pathology [118].</w:t>
+        <w:t>Основная патофизиология далее отличает два условия. MPS включает локализованные изменения периферической ткани, включая повышенные уровни воспалительных медиаторов в MTrPs [69]. Наоборот, в неблагоприятных регионах фибромиалгии обычно не проявляются эти воспалительные изменения, что подтверждает понятие центральной чувствительности, а не патологии периферических тканей [118].</w:t>
       </w:r>
     </w:p>
     <w:p>
@@ -941,7 +940,7 @@
         <w:jc w:val="both"/>
       </w:pPr>
       <w:r>
-        <w:t>Differentiating MPS from fibromyalgia is complicated by several factors. The nonspecific nature of localized tender regions and associated pain is common to various clinical conditions [112]. Moreover, MPS, although primarily а regional pain syndrome, can become widespread and persist for more than 3 months, mirroring the chronicity of fibromyalgia [119]. Consequently, patients may exhibit characteristics and symptoms that satisfy criteria for both syndromes. Clinically, we recommend considering the following classification: regional pain without central sensitization, regional pain with central sensitization, and widespread pain (which has central sensitization) [115, 116, 120].</w:t>
+        <w:t>Разница между MPS и фибромиалгией осложняется несколькими факторами. Более того, MPS, хотя в первую очередь является региональным болевым синдромом, может распространяться и сохраняться более 3 месяцев, отражая хроничность фибромиалгии [119]. Клинически рекомендуется рассмотреть следующую классификацию: региональная боль без центральной чувствительности, региональная боль с центральной чувствительностью и широко распространенная боль (которая имеет центральную чувствительность) [115, 116, 120].</w:t>
       </w:r>
     </w:p>
     <w:p>
@@ -951,13 +950,14 @@
     </w:p>
     <w:p>
       <w:pPr>
-        <w:pStyle w:val="Heading2"/>
-        <w:keepNext/>
-        <w:spacing w:before="280" w:after="160"/>
-        <w:jc w:val="left"/>
-      </w:pPr>
-      <w:r>
-        <w:t>6.2 MPS Versus Neuropathic Pain Conditions</w:t>
+        <w:spacing w:before="60" w:after="60"/>
+        <w:ind w:left="720"/>
+      </w:pPr>
+      <w:r>
+        <w:rPr>
+          <w:sz w:val="18"/>
+        </w:rPr>
+        <w:t>6. 2 MPS по сравнению с невропатическими болевыми состояниями</w:t>
       </w:r>
     </w:p>
     <w:p>
@@ -968,7 +968,7 @@
         <w:jc w:val="both"/>
       </w:pPr>
       <w:r>
-        <w:t>Neuropathic pain conditions, including radiculopathies and peripheral neuropathies, often mimic MPS due to overlapping symptoms, such as radiating or referred pain patterns [121, 122]. Radiculopathies involve compression or irritation of the nerve roots, resulting in pain, numbness, and weakness along the distribution of the affected nerve root [123]. Similarly, peripheral neuropathies arise from damage to peripheral nerves and typically present with burning, tingling, or electric shock-like sensations alongside pain [124].</w:t>
+        <w:t>Невропатические болевые состояния, включая радикалопатию и периферическую невропатию, часто имитируют MPS из-за перекрытия симптомов, таких как излучение или передаваемые образцы боли [121, 122]. Радикулопатия включает сжатие или раздражение нервных корней, в результате чего возникают боль, онемение и слабость вдоль распределения пораженного нервного корня [123].</w:t>
       </w:r>
     </w:p>
     <w:p>
@@ -979,18 +979,19 @@
         <w:jc w:val="both"/>
       </w:pPr>
       <w:r>
-        <w:t>Despite the similarities, there are distinct differences. Neuropathic pain is characterized by specific neurological signs, including sensory deficits and, when motor nerve fibers are involved, muscle weakness and altered reflexes—features that are absent in MPS [125]. Additionally, while neuropathic pain patterns align with dermatomal distributions corresponding to affected nerve pathways [125], the referred pain patterns in MPS originate from trigger points in specific muscles and do not follow а dermatomal pattern [30]. А thorough neurological examination is crucial, as it can help identify sensory abnormalities, muscle weakness, and reflex changes that are hallmarks of neuropathic conditions.</w:t>
-      </w:r>
-    </w:p>
-    <w:p>
-      <w:pPr>
-        <w:pStyle w:val="Heading2"/>
-        <w:keepNext/>
-        <w:spacing w:before="280" w:after="160"/>
-        <w:jc w:val="left"/>
-      </w:pPr>
-      <w:r>
-        <w:t>6.3 MPS Versus Joint Disorders</w:t>
+        <w:t>Несмотря на сходство, есть отличительные различия. Невропатическая боль характеризуется специфическими неврологическими признаками, включая сенсорные дефициты и, когда в ней участвуют двигательные нервные волокна, мышечная слабость и измененные рефлексы - особенности, которые отсутствуют в MPS [125]. Кроме того, в то время как невропатические болевые модели совпадают с дерматомальными распределениями, соответствующими пораженным нервным путям [125], указанные болевые модели в MPS возникают из точек запуска в конкретных мышцах и не следуют дерматомальной модели [30]. Крайне важно провести тщательное неврологическое обследование, поскольку оно может помочь определить сенсорные аномалии, мышечную слабость и рефлексные изменения, которые являются признаками невропатических заболеваний.</w:t>
+      </w:r>
+    </w:p>
+    <w:p>
+      <w:pPr>
+        <w:spacing w:before="60" w:after="60"/>
+        <w:ind w:left="720"/>
+      </w:pPr>
+      <w:r>
+        <w:rPr>
+          <w:sz w:val="18"/>
+        </w:rPr>
+        <w:t>6. 3 MPS против заболеваний суставов</w:t>
       </w:r>
     </w:p>
     <w:p>
@@ -1001,7 +1002,7 @@
         <w:jc w:val="both"/>
       </w:pPr>
       <w:r>
-        <w:t>MPS often overlaps with joint-related disorders, such as osteoarthritis, bursitis, tendinopathies, and TMJD, as these conditions present with localized musculoskeletal pain [126, 127]. Both MPS and joint disorders may present with pain during movement, making it challenging to differentiate them based solely on pain location [128]. However, MPS is primarily characterized by the presence of discrete MTrPs, which produce referred pain that may not correspond directly to joint involvement [2, 129]. For example, shoulder pain in MPS may originate from MTrPs in the trapezius or infraspinatus muscles rather than from the glenohumeral joint itself. Similarly, TMJD and MPS can both cause pain in the jaw, neck, and facial muscles [130]. However, TMJD pain is typically localized to the temporomandibular joint and is associated with joint-specific dysfunctions, such as clicking, locking, or reduced jaw movement [131]. In contrast, MPS-related pain radiating to the jaw and face is often traced back to MTrPs in muscles like the masseter, temporalis, or sternocleidomastoid [2]. Within the TMJD literature, а model for studying chronic pain has been developed that uses repeated intra-muscular injections of nerve growth factor (NGF) to induce progressively worsening muscle pain, mechanical hyperalgesia, and functional limitations. NGF contributes to these effects by sensitizing peripheral nociceptive terminals, altering nociceptor transcription, and promoting nociceptor sprouting [132, 133]. With future research, the NGF pain model may improve our understanding of the pathophysiology of MPS.</w:t>
+        <w:t>MPS часто пересекается с заболеваниями, связанными с суставами, такими как остеоартрит, бурсит, тендинопатии и ТМЖД, поскольку эти заболевания присутствуют при локализованной мышечно-скелетной боли [126, 127]. Тем не менее, MPS характеризуется в первую очередь наличием дискретных MTrPs, которые вызывают ссылающиеся боли, которые могут не соответствовать непосредственно вмешательству суставов [2, 129]. Например, боль в плече при MPS может возникать от MTrPs в трапезных или инфраспинатовых мышцах, а не от самого гленохумерного сустава. Аналогичным образом, TMJD и MPS могут вызвать боль в челюсти, шее и мышцах лица [130]. В отличие от этого, боль, связанная с MPS, излучающаяся в челюсть и лицо, часто прослеживается до MTrPs в мышцах, таких как массетер, temporalis или стерноклеидомастоид [2]. В литературе о ТМДР была разработана модель для изучения хронической боли, которая использует повторные внутримышечные инъекции фактора роста нервов (НГФ), чтобы вызвать постепенное ухудшение мышечной боли, механическую гипералгезию и функциональные ограничения. NGF способствует этим эффектам путем сенсибилизации периферических ноцицептивных терминалов, изменения транскрипции ноцицепторов и поощрения зарождения ноцицепторов [132, 133].</w:t>
       </w:r>
     </w:p>
     <w:p>
@@ -1017,7 +1018,7 @@
         <w:jc w:val="both"/>
       </w:pPr>
       <w:r>
-        <w:t>А detailed clinical examination is essential to differentiate MPS from joint disorders, including TMJD [126]. In MPS, palpation of MTrPs reproduces the patient's characteristic pain patterns [2], while in joint disorders, pain is more closely linked to joint movement and loading [134]. Additionally, radiographic evidence of joint degeneration or inflammation is more commonly seen in joint disorders [135], whereas MPS is associated with muscle activation and the presence of taut bands [2].</w:t>
+        <w:t>Подробное клиническое обследование имеет важное значение для различия между МПС и заболеваниями суставов, включая ТМДД [126]. При МПС пальпация МТРП воспроизводит характерные узоры боли пациента [2], в то время как при заболеваниях суставов боль более тесно связана с движением и нагрузкой суставов [134]. Кроме того, рентгенографические данные о дегенерации или воспалении суставов чаще встречаются при расстройствах суставов [135], тогда как MPS связан с активизацией мышц и наличием напряженных полос [2].</w:t>
       </w:r>
     </w:p>
     <w:p>
@@ -1028,7 +1029,7 @@
         <w:jc w:val="both"/>
       </w:pPr>
       <w:r>
-        <w:t>In cases where both MPS and joint pathology coexist, effective pain management requires addressing both the joint dysfunction and myofascial components [136]. For example, TMJD may coexist with MTrPs in the masticatory muscles, requiring targeted treatments for both joint dysfunction and myofascial pain to achieve optimal results. Please refer to Table 3 for а summary of the key characteristics and distinctions used in the differential diagnosis of MPS.</w:t>
+        <w:t>В случаях, когда сосуществуют как MPS, так и патология суставов, эффективное лечение боли требует устранения как дисфункции суставов, так и компонентов миофазона [136]. Например, TMJD может сосуществовать с MTrP в мышцах мастикатора, требуя целенаправленного лечения как дисфункции суставов, так и боли миофазона для достижения оптимальных результатов. Для обобщения ключевых характеристик и различий, используемых при дифференциальной диагностике MPS, см. таблицу 3.</w:t>
       </w:r>
     </w:p>
     <w:p>
@@ -1039,7 +1040,7 @@
         <w:jc w:val="left"/>
       </w:pPr>
       <w:r>
-        <w:t>TABLE 3. Differential diagnosis of myofascial pain syndrome: key characteristics and distinctions.</w:t>
+        <w:t>ТАБЛИК 3 Дифференциальная диагностика миофаз. болевого синдрома: ключевые характеристики и различия.</w:t>
       </w:r>
     </w:p>
     <w:p>
@@ -1050,7 +1051,7 @@
         <w:jc w:val="both"/>
       </w:pPr>
       <w:r>
-        <w:t>Pain distribution Regionally distributed pain associated with discrete MTrPs within taut bands Widespread pain lasting longer than 3 months; symmetrically distributed tender regions Radiating pain along dermatomal distributions Localized pain linked to joint movement and dysfunction; MTrPs can cause referred pain Trigger points/tenderness Trigger points elicit а local twitch response, referred pain, and reproduce characteristic pain patterns upon palpation Tender regions are not located in taut bands, do not elicit local twitch responses, or produce referred pain follows nerve root pathways, often accompanied by burning or tingling sensations Discrete MTrPs may be present, pain originates from joint dysfunction Pathophysiology Localized inflammatory mediators in MTrPs; peripheral Central sensitization is the main mechanism; absence of Nerve root or peripheral nerve irritation or damage; altered sensory Joint-specific pathology such as degeneration or inflammation; nociceptive pain is Characteristics MPS [1-4, 30, 69, 111-113, 119, 129] Fibromyalgia [112, 114-118] Neuropathic pain [123-125] Osteoarthritis (representative joint disorder) [130- 135] Abbreviations: MPS, myofascial pain syndrome; MTrP, myofascial trigger point; ROM, range of motion.</w:t>
+        <w:t>Распределение боли Регионально распределенная боль, связанная с дискретными МТРП в напряженных полосах Распространенная боль, длительность которой превышает 3 месяца; симметрично распределенные нежные области Радиоактивная боль вдоль дерматомальных распределений локализованная боль, связанная с движением суставов и дисфункцией; МТРП могут вызвать указанную боль Масла вызывают локальную реакцию на сдерживание, передают боль и воспроизводят характерные боли при пальпации Тендерные области не расположены в напряженных полосах, не вызывают локальных реакций на сдерживание или не производят передаваемую боль следует по нервным коренным путям, часто сопровождается ощущениями горения или покалывания Дискретные МТРП могут присутствовать, источник боли локализованные воспалительные медиаторы в МТРП; периферическая центральная чувствительность является основным механизмом; отсутствие нервного кореня или периферического нерва раздражения или повреждения; измененная сенсорная патология, специфическая для суставов, такая как дегенерация или воспаление; ноцицептивная боль Характеристики MPS [1- 4, 30, 69, 111-113, 119, 129] Фибромиалгия [112, 114-118] Невропатическая боль [123-125] Остеоартрит (репрезентативное заболевание суставов) [130- 135] Сокращения: MPS, миофазциальный болевой синдром; MTrP, миофазциальная триггерная точка; ROM, диапазон движения.</w:t>
       </w:r>
     </w:p>
     <w:p>
@@ -1067,7 +1068,7 @@
         <w:rPr>
           <w:sz w:val="18"/>
         </w:rPr>
-        <w:t>7 Treatment 7.1 Pharmacological Treatment 7.1.1 Muscle Relaxants</w:t>
+        <w:t>7 Лечение 7.1 Фармакологическое лечение 7.1.1 Расслабляющие мышцы</w:t>
       </w:r>
     </w:p>
     <w:p>
@@ -1078,7 +1079,7 @@
         <w:jc w:val="both"/>
       </w:pPr>
       <w:r>
-        <w:t>Several muscle relaxants have been investigated for their effectiveness in treating MPS, including cyclobenzaprine, tizanidine, baclofen, and thiocolchicoside. These medications act on the central nervous system to reduce muscle tone and disrupt reflexes that contribute to muscle contraction, thereby providing pain relief and improving functional mobility [137]. While muscle relaxants are well-studied in populations with general musculoskeletal pain [138], evidence specific to their use in MPS patients is limited.</w:t>
+        <w:t>Было исследовано эффективность нескольких релаксаторов мышц при лечении MPS, включая циклобензаприн, тизанидин, баклофен и тиоколхикосид. Эти препараты влияют на центральную нервную систему, чтобы уменьшить мышечный тонус и нарушить рефлексы, которые способствуют сокращению мышц, тем самым облегчая боль и улучшая функциональную мобильность [137]. В то время как мышечные релаксаторы хорошо изучены у людей с общей мышечной и скелетной болью [138], конкретные доказательства их использования у пациентов с МПС ограничены.</w:t>
       </w:r>
     </w:p>
     <w:p>
@@ -1089,7 +1090,7 @@
         <w:jc w:val="left"/>
       </w:pPr>
       <w:r>
-        <w:t>7.1.1.1 Cyclobenzaprine</w:t>
+        <w:t>7.1.1.1 Циклобензаприн</w:t>
       </w:r>
     </w:p>
     <w:p>
@@ -1100,7 +1101,7 @@
         <w:jc w:val="both"/>
       </w:pPr>
       <w:r>
-        <w:t>Cyclobenzaprine is а centrally acting muscle relaxant structurally related to tricyclic antidepressants and is used to relieve skeletal muscle spasms without impairing muscle function [139]. One Cochrane review found insufficient evidence to support the use of cyclobenzaprine for the treatment of MPS [140]. One randomized controlled trial (RCT) on orofacial MPS included in this review reported that cyclobenzaprine significantly improved short-term pain compared to clonazepam and placebo, but not sleep quality [141]. Conversely, а more recent RCT on orofacial MPS found no significant differences between cyclobenzaprine and placebo for both pain and sleep quality [142]. Cyclobenzaprine may provide potential benefits for short-term MPS-related pain; however, the evidence is insufficient compared to placebo and alternative therapies.</w:t>
+        <w:t>Циклобензаприн является центрально действующим релаксатором мышц, структурно связанным с трициклическими антидепрессантами, и используется для облегчения спазмов скелетных мышц без нарушения мышечной функции [139]. Один обзор Cochrane обнаружил недостаточные доказательства для поддержки использования циклобензаприна для лечения MPS [140]. В одном рандомизированном контролируемом исследовании (RCT) на орофациальном MPS, включенном в данный обзор, сообщалось, что циклобензаприн значительно улучшил краткосрочную боль по сравнению с клоназепамом и плацебо, но не улучшил качество сна [141]. В противоположность этому, более недавно проведенное исследование на орофациальном MPS не обнаружило существенных различий между циклобензаприном и плацебо как в отношении боли, так и качества сна [142]. Циклобензаприн может обеспечить потенциальные преимущества для краткосрочной боли, связанной с MPS; однако, доказательства недостаточны по сравнению с плацебо и альтернативными методами лечения.</w:t>
       </w:r>
     </w:p>
     <w:p>
@@ -1111,7 +1112,7 @@
         <w:jc w:val="left"/>
       </w:pPr>
       <w:r>
-        <w:t>7.1.1.2 Tizanidine</w:t>
+        <w:t>7.1.1.2 Тизанидин</w:t>
       </w:r>
     </w:p>
     <w:p>
@@ -1122,7 +1123,7 @@
         <w:jc w:val="both"/>
       </w:pPr>
       <w:r>
-        <w:t>Tizanidine is а centrally acting alpha-2 adrenergic receptor agonist with both antispastic and antispasmodic properties [143]. One RCT on orofacial MPS reported no significant differences in pain or sleep quality between tizanidine and placebo [142]. In contrast, а cohort study involving females with MPS found that 5 weeks of tizanidine treatment improved pain intensity, disability, pain pressure threshold (PPT), and sleep quality [144]. Another cohort study on patients with myofascial pain of the masticatory muscles reported only slight improvements in pain after 2 weeks of tizanidine treatment, with many painful sites persisting [145]. While tizanidine may offer potential benefits for MPS-related pain, disability, and sleep quality, the evidence remains insufficient to determine its effectiveness compared to placebo, as conclusions are drawn from only one RCT and mixed findings from observational studies.</w:t>
+        <w:t>Тизанидин - центрально действующий агонист алфа-2 адренагических рецепторов с как антиспастическими, так и антиспасмодическими свойствами [143]. В отличие от этого, кохортное исследование, в котором участвовали женщины с MPS, показало, что 5 недель лечения тизанидином улучшают интенсивность боли, инвалидность, порог давления на боль (PPT) и качество сна [144]. Другое кохортное исследование пациентов с миофасциальной болью в жевательных мышцах сообщало о незначительных улучшениях боли после 2 недель лечения тизанидином, при этом многие болевые участки продолжались [145]. В то время как тизанидин может принести потенциальные преимущества для боли, инвалидности и качества сна, связанных с MPS, доказательства остаются недостаточными для определения его эффективности по сравнению с плацебо, поскольку выводы были сделаны только из одного РКТ и смешанных выводов из наблюдательных исследований.</w:t>
       </w:r>
     </w:p>
     <w:p>
@@ -1133,7 +1134,7 @@
         <w:jc w:val="left"/>
       </w:pPr>
       <w:r>
-        <w:t>7.1.1.3 Baclofen</w:t>
+        <w:t>7.1.1.3 Баклофен</w:t>
       </w:r>
     </w:p>
     <w:p>
@@ -1149,7 +1150,7 @@
         <w:jc w:val="both"/>
       </w:pPr>
       <w:r>
-        <w:t>Baclofen is а gamma-aminobutyric acid (GABA)-В receptor agonist that inhibits excitatory neurotransmitter release, leading to reduced spasticity [146]. One RCT involving MPS patients reported slight improvements in pain and function over а 3-week follow-up period; however, these outcomes were not significantly different from those observed in patients taking other muscle relaxants (chlorzoxazone, phenprobamate, mephenoxalone) or in the control group [147]. While baclofen may offer potential benefits for MPS-related pain and function, the evidence is insufficient to determine its effectiveness compared to placebo or alternative therapies, based on findings from only one RCT.</w:t>
+        <w:t>Баклофен - гамма-аминобутерическая кислота (GABA) - Агонист рецепторов В, который ингибирует высвобождение возбудительных нейротрансмиттеров, что приводит к снижению спастичности [146]. В одном РКТ с участием пациентов с МПП было отмечено незначительное улучшение боли и функции в течение 3-недельного периода наблюдения; однако, эти результаты не значительно отличались от результатов, наблюдаемых у пациентов, принимавших другие мышечные релаксаторы (хлорзоксазон, фенпробамат, мефеноксалон) или в контрольной группе [147]. В то время как баклофен может принести потенциальные преимущества для боли и функции, связанных с MPS, доказательства недостаточны для определения его эффективности по сравнению с плацебо или альтернативными методами лечения, основанными на результатах только одного РКТ.</w:t>
       </w:r>
     </w:p>
     <w:p>
@@ -1160,7 +1161,7 @@
         <w:jc w:val="left"/>
       </w:pPr>
       <w:r>
-        <w:t>7.1.1.4 Thiocolchicoside</w:t>
+        <w:t>7.1.1.4 Тиоколхикосид</w:t>
       </w:r>
     </w:p>
     <w:p>
@@ -1171,18 +1172,18 @@
         <w:jc w:val="both"/>
       </w:pPr>
       <w:r>
-        <w:t>Thiocolchicoside is а competitive GABA-А receptor antagonist that provides antiinflammatory, analgesic, and muscle-relaxing effects [148]. One RCT evaluated the efficacy of а fixed-dose combination of thiocolchicoside and aceclofenac versus chlorzoxazone, aceclofenac, and paracetamol in MPS patients [149]. The group receiving thiocolchicoside and aceclofenac demonstrated significantly greater pain improvement after 1 week compared to the other group [149]. Another RCT found that US therapy combined with а gel containing diclofenac and thiocolchicoside improved pain and mouth opening more than US therapy alone in patients with masticatory MPS [150]. А case–control study reported significant improvements in pain and quality of life in MPS patients when combining mesotherapy with thiocolchicoside, though these improvements were less pronounced than those achieved with extracorporeal shock wave therapy (ESWT) [151]. While thiocolchicoside may provide benefits for pain, quality of life, and ROM in MPS when used alongside other therapies, the evidence remains insufficient to determine its effectiveness. Current findings are limited to two RCTs and one case–control study, none of which included direct comparisons to placebo.</w:t>
-      </w:r>
-    </w:p>
-    <w:p>
-      <w:pPr>
-        <w:pStyle w:val="Heading2"/>
-        <w:keepNext/>
-        <w:spacing w:before="280" w:after="160"/>
-        <w:jc w:val="left"/>
-      </w:pPr>
-      <w:r>
-        <w:t>7.1.2 Antidepressants 7.1.2.1 Tricyclic Antidepressants (TCAs) Amitriptyline and nortriptyline are tricyclic antidepressants (TCAs) commonly used in chronic pain management for their analgesic effects, achieved by inhibiting the reuptake of norepinephrine and serotonin, which enhances descending pain modulation pathways [152, 153]. One RCT reported significant improvements in myofascial tenderness and headache intensity with amitriptyline compared to placebo in patients with chronic tension-type headaches [154]. Another clinical trial on MPS and TMJD found significant pain reductions at 6 weeks and 1 year with amitriptyline use, although the effect diminished over time, and no improvement was observed in depression scores [155]. An observational study reported clinically meaningful pain reductions for both amitriptyline and nortriptyline in patients with masticatory myofascial pain, with nortriptyline showing slightly greater efficacy [156]. While amitriptyline and nortriptyline have shown short- to medium-term benefits in reducing pain for MPS patients, there is insufficient evidence to determine their long-term effectiveness.</w:t>
+        <w:t>Тиокольчикосид является конкурентоспособным антирецепторным антагонистом GABA-А, обеспечивающим противовоспалительные, анальгетические и мышечные расслабляющие эффекты [148]. В группе, получавшей тиоколчицид и ацеклофенак, после 1 недели наблюдалось значительно большее улучшение боли по сравнению с другой группой [149]. В исследовании с контролем случаев сообщалось о значительных улучшениях боли и качества жизни у пациентов с MPS при комбинировании мезотерапии с тиокольхикозидом, хотя эти улучшения были менее выражены, чем те, которые были достигнуты при терапии внетелловыми ударными волнами (ESWT) [151]. В то время как тиоколхикозид может принести преимущества для боли, качества жизни и РОМ в MPS при использовании в сочетании с другими методами лечения, доказательства остаются недостаточными для определения его эффективности.</w:t>
+      </w:r>
+    </w:p>
+    <w:p>
+      <w:pPr>
+        <w:pStyle w:val="Heading3"/>
+        <w:keepNext/>
+        <w:spacing w:before="200" w:after="120"/>
+        <w:jc w:val="left"/>
+      </w:pPr>
+      <w:r>
+        <w:t>7.1.2 Антидепрессанты 7.1.2.1 Трициклические антидепрессанты (ТДК) Амитриптилин и нотриптилин - трициклические антидепрессанты</w:t>
       </w:r>
     </w:p>
     <w:p>
@@ -1198,7 +1199,7 @@
         <w:jc w:val="left"/>
       </w:pPr>
       <w:r>
-        <w:t>7.1.2.2 Serotonergic Modulators</w:t>
+        <w:t>7.1.2.2 Серотонергические модуляторы</w:t>
       </w:r>
     </w:p>
     <w:p>
@@ -1209,7 +1210,7 @@
         <w:jc w:val="both"/>
       </w:pPr>
       <w:r>
-        <w:t>Citalopram, а selective serotonin reuptake inhibitor (SSRI), increases serotonin availability by blocking its reuptake, potentially modulating pain perception through its effects on neurotransmission in the central nervous system [157, 158]. However, an RCT in patients with chronic tension-type headaches found no significant differences between citalopram and placebo in reducing myofascial tenderness, headache intensity, or PPT [154].</w:t>
+        <w:t>Циталопрам, селективный ингибитор восприятия серотонина (SSRI), увеличивает доступность серотонина, блокируя его восприятие, потенциально модулируя восприятие боли посредством его воздействия на нейротрансмиссию в центральной нервной системе [157, 158]. Тем не менее, исследование РКТ у пациентов с хроническими головными болями напряженного типа не обнаружило существенных различий между циталопрамом и плацебо в снижении миофасциальной нежности, интенсивности головных болей или ППТ [154].</w:t>
       </w:r>
     </w:p>
     <w:p>
@@ -1220,7 +1221,7 @@
         <w:jc w:val="both"/>
       </w:pPr>
       <w:r>
-        <w:t>Sumatriptan, а 5-HT1B/1D receptor agonist used for its vasoconstrictive and painmodulating effects [159], showed limited effectiveness in а crossover pilot study on temporalis muscle MPS, with no significant differences observed compared to placebo [160].</w:t>
+        <w:t>Суматриптан, агонист рецепторов 5-HT1B/1D, используемый для его вазоконстриктивных и болеутоляющих эффектов [159], показал ограниченную эффективность в кроссоверном пилотном исследовании на MPS мышц временной клетки, без существенных различий по сравнению с плацебо [160].</w:t>
       </w:r>
     </w:p>
     <w:p>
@@ -1231,7 +1232,7 @@
         <w:jc w:val="both"/>
       </w:pPr>
       <w:r>
-        <w:t>Tropisetron, traditionally used to manage chemotherapy-induced nausea, has demonstrated potential analgesic effects in musculoskeletal pain by inhibiting the release of substance Р and neuropeptides from nociceptors [161]. An RCT found that local trigger-point injections of tropisetron significantly reduced pain intensity compared to baseline at 7 days postinjection [161].</w:t>
+        <w:t>Тропицетрон, традиционно используемый для лечения каймотерапевтически вызванных тошноты, продемонстрировал потенциальные анальгетические эффекты при мышечно-скелетной боли, ингибируя высвобождение вещества Р и нейропептидов от ноцицепторов [161]. В результате исследования было установлено, что местные инъекции тропицетрона в точке триггера значительно снижают интенсивность боли по сравнению с исходным показателем в 7 дней после инъекции [161].</w:t>
       </w:r>
     </w:p>
     <w:p>
@@ -1242,7 +1243,7 @@
         <w:jc w:val="both"/>
       </w:pPr>
       <w:r>
-        <w:t>There is insufficient evidence to determine the effectiveness of citalopram, sumatriptan, or tropisetron for managing MPS, as limited RCTs show no significant improvements in outcomes compared to placebo.</w:t>
+        <w:t>Нет достаточных доказательств для определения эффективности циталопрама, суматриптана или тропицетрона при лечении МПП, поскольку ограниченные РТК не показывают значительного улучшения результатов по сравнению с плацебо.</w:t>
       </w:r>
     </w:p>
     <w:p>
@@ -1253,7 +1254,7 @@
         <w:jc w:val="left"/>
       </w:pPr>
       <w:r>
-        <w:t>7.1.3 Anticonvulsants 7.1.3.1 Gabapentin</w:t>
+        <w:t>7.1.3 Антиконвулсанты 7.1.3.1 Габапентин</w:t>
       </w:r>
     </w:p>
     <w:p>
@@ -1264,7 +1265,7 @@
         <w:jc w:val="both"/>
       </w:pPr>
       <w:r>
-        <w:t>Gabapentin, commonly prescribed for neuropathic pain, reduces neuronal excitability by binding to the α2-δ1 subunit of voltage-gated calcium каналы [162]. While no RCTs have specifically evaluated gabapentin for MPS, observational data from open-label trials suggest some within-group pain improvements [163]. However, when compared to TCAs, gabapentin was less effective, with fewer patients experiencing significant pain relief [164]. Gabapentin may offer potential benefits for MPS-related pain, but there is insufficient evidence to determine its effectiveness compared to alternative therapies, as findings are based on limited observational data.</w:t>
+        <w:t>Габапентин, обычно назначаемый для невропатической боли, снижает нервную возбудимость путем привязки к α2-δ1 подразделу кальциевых каналов с напряжением [162]. В то время как никакие РКТ не оценивали габапентин специально для MPS, наблюдаемые данные от открытых исследований предполагают некоторые улучшения боли внутри группы [163]. Однако, по сравнению с ТКА, габапентин был менее эффективным, и у меньшего числа пациентов наблюдалось значительное облегчение боли [164].</w:t>
       </w:r>
     </w:p>
     <w:p>
@@ -1275,7 +1276,7 @@
         <w:jc w:val="left"/>
       </w:pPr>
       <w:r>
-        <w:t>7.1.4 Analgesics 7.1.4.1 Nonsteroidal Anti-Inflammatory Drugs (NSAIDs) Flurbiprofen, а non-selective cyclooxygenase (COX) inhibitor, exerts anti-inflammatory and analgesic effects [165]. One RCT in MPS patients found that oral flurbiprofen significantly improved pain severity, tenderness, ROM, and quality of life within the treatment group; however, these outcomes were not superior to those achieved with dry needling (сухое иглоукалывание (DN)) or lidocaine injections [166].</w:t>
+        <w:t>7.1.4 Анальгетики 7.1.4.1 Нестероидные противовоспалительные препараты (НСАИ) Флорбипрофен, неселективный ингибитор циклооксигеназы (COX), оказывает противовоспалительные и анальгетические эффекты [165]. В одном исследовании у пациентов с МПС было установлено, что пероральный флорбипрофен значительно улучшил тяжесть боли, нежность, РОМ и качество жизни в группе лечения; однако, эти результаты не были превосходными, чем те, которые были достигнуты при сухой иглой (ДН) или лидокаинных инъекциях [166].</w:t>
       </w:r>
     </w:p>
     <w:p>
@@ -1291,7 +1292,7 @@
         <w:jc w:val="both"/>
       </w:pPr>
       <w:r>
-        <w:t>Ibuprofen, another non-selective COX inhibitor, also provides anti-inflammatory and analgesic benefits [167]. In an RCT on masticatory MPS, patients receiving ibuprofen (400 mg every 12 h for 3 weeks) showed no significant improvements in pain or mouth opening at any time point, and ibuprofen was inferior to laser treatment in both outcomes [168]. Another RCT on myogenous фасциальный pain reported significant pain improvements with diazepam and а combination of diazepam and ibuprofen, but not with ibuprofen alone [169].</w:t>
+        <w:t>Ибупрофен, еще один неселективный ингибитор COX, также обладает противовоспалительными и анальгетическими преимуществами [167]. Другой РКТ на миогенную фасциальную боль сообщила о значительных улучшениях боли при диазепаме и комбинации диазепама и ибупрофена, но не только при ибупрофене [169].</w:t>
       </w:r>
     </w:p>
     <w:p>
@@ -1302,7 +1303,7 @@
         <w:jc w:val="both"/>
       </w:pPr>
       <w:r>
-        <w:t>Nimesulide is а selective COX-2 inhibitor that has anti-inflammatory and analgesic properties [170]. An RCT on patients with MPS and unilateral temporomandibular joint pain found that combining an occlusal appliance with nimesulide significantly improved orofascial pain and sleep quality compared to using the appliance alone or in combination with сухое иглоукалывание (DN) [171].</w:t>
+        <w:t>Нимезулид является селективным ингибитором COX-2, обладающим противовоспалительными и анальгетическими свойствами [170]. РКТ у пациентов с МПП и односторонней боли в часовых мандибулярных суставах показал, что комбинирование окклюзального прибора с нимесулидом значительно улучшило орофазциальную боль и качество сна по сравнению с использованием прибора в одиночку или в сочетании с сухое иглоукалывание (DN) [171].</w:t>
       </w:r>
     </w:p>
     <w:p>
@@ -1313,7 +1314,7 @@
         <w:jc w:val="both"/>
       </w:pPr>
       <w:r>
-        <w:t>Evidence is insufficient to support the effectiveness of NSAIDs for MPS, as studies have not demonstrated significant benefits compared to alternative therapies.</w:t>
+        <w:t>Доказательства недостаточны для подтверждения эффективности НПВП при MPS, поскольку исследования не показали значительных преимуществ по сравнению с альтернативными методами лечения.</w:t>
       </w:r>
     </w:p>
     <w:p>
@@ -1324,7 +1325,7 @@
         <w:jc w:val="left"/>
       </w:pPr>
       <w:r>
-        <w:t>7.1.4.2 Diclofenac</w:t>
+        <w:t>7.1.4.2 Диклофенак</w:t>
       </w:r>
     </w:p>
     <w:p>
@@ -1335,7 +1336,7 @@
         <w:jc w:val="both"/>
       </w:pPr>
       <w:r>
-        <w:t>Diclofenac, а non-specific COX inhibitor, possesses anti-inflammatory and analgesic properties.</w:t>
+        <w:t>Диклофенак, неспецифический ингибитор COX, обладает противовоспалительными и анальгетическими свойствами.</w:t>
       </w:r>
     </w:p>
     <w:p>
@@ -1346,7 +1347,7 @@
         <w:jc w:val="both"/>
       </w:pPr>
       <w:r>
-        <w:t>Topical diclofenac, delivered via а patch for localized pain relief, showed moderate effectiveness in an RCT for MPS in the upper trapezius, demonstrating significant improvements in pain intensity, disability, and cervical ROM compared to placebo, though it did not improve PPT [172]. Additional RCTs found that traditional Thai massage and hot herbal compresses were more effective than topical diclofenac gel in improving pain and quality of life [173, 174]. Another RCT involving patients with knee osteoarthritis (KOA) and knee-associated MTrPs reported that oral diclofenac combined with stretching improved pain intensity, function, and knee ROM from pre- to post-intervention [175]. However, сухое иглоукалывание (DN) combined with stretching showed significantly greater and longer-lasting benefits [175]. The evidence is insufficient to support the effectiveness of diclofenac for MPS compared to placebo and alternative therapies.</w:t>
+        <w:t>Топический диклофенок, вводимый через пласт для локализованного облегчения боли, показал умеренную эффективность при РКТ для MPS в верхней части трапеза, демонстрируя значительное улучшение интенсивности боли, инвалидности и РОМ шейки матки по сравнению с плацебо, хотя он не улучшил ППТ [172]. Дополнительные исследования показали, что традиционные тайские массажи и горячие травяные компрессы более эффективны, чем местный гель диклофенак, в улучшении боли и качества жизни [173, 174]. В другом исследовании, посвященном пациентам с остеоартритом коленного сустава (КОА) и MTRP, связанных с коленным, сообщалось, что пероральный диклофенак в сочетании с растяжкой улучшает интенсивность боли, функцию и рОМ коленного сустава с до-после вмешательства [175]. Однако сухое иглоукалывание (DN) в сочетании с растяжкой показал значительно большие и более длительные преимущества [175]. Доказательства недостаточны для подтверждения эффективности диклофенака при MPS по сравнению с плацебо и альтернативной терапией.</w:t>
       </w:r>
     </w:p>
     <w:p>
@@ -1357,7 +1358,7 @@
         <w:jc w:val="left"/>
       </w:pPr>
       <w:r>
-        <w:t>7.1.4.3 Lidocaine (Topical)</w:t>
+        <w:t>7.1.4.3 Лидокаин (топический)</w:t>
       </w:r>
     </w:p>
     <w:p>
@@ -1368,7 +1369,7 @@
         <w:jc w:val="both"/>
       </w:pPr>
       <w:r>
-        <w:t>Topical lidocaine, delivered via patches to block pain signal conduction, demonstrated significant improvements in pain intensity, pain interference, and neck disability in RCTs involving patients with MTrPs [176, 177]. However, its effects on PPT and ROM were inconsistent across studies, with some reporting no significant benefits [176-178]. For example, one RCT found no significant difference in pain intensity between lidocaine patches and bupivacaine injections, although bupivacaine demonstrated greater improvements in PPT [176]. Open-label studies suggest that heated lidocaine/tetracaine patches may provide clinically meaningful pain relief for some patients [179]. Topical lidocaine may provide benefits for pain, disability, and ROM. However, there is insufficient evidence to determine its effectiveness compared to alternative therapies, with findings from one RCT.</w:t>
+        <w:t>Топический лидокаин, поставленный через пластины для блокирования проводящих сигналов боли, продемонстрировал значительное улучшение интенсивности боли, нарушения боли и инвалидности шеи в РТК, включающих пациентов с МТРП [176, 177]. Однако его влияние на ППТ и РОМ было несовместимым в различных исследованиях, а некоторые сообщали о отсутствии значительных преимуществ [176-178]. Например, в одном исследовании не было обнаружено значительной разницы в интенсивности боли между пластинами лидокаина и инъекциями бупивакаина, хотя бупивакаин показал большие улучшения в PPT [176]. Топический лидокаин может принести преимущества для боли, инвалидности и РОМ. Однако, по результатам одного РКТ, нет достаточных доказательств для определения его эффективности по сравнению с альтернативными методами лечения.</w:t>
       </w:r>
     </w:p>
     <w:p>
@@ -1384,7 +1385,7 @@
         <w:jc w:val="left"/>
       </w:pPr>
       <w:r>
-        <w:t>7.1.4.4 Other Topical Analgesics</w:t>
+        <w:t>7.1.4.4 Другие местные анальгетики</w:t>
       </w:r>
     </w:p>
     <w:p>
@@ -1395,7 +1396,7 @@
         <w:jc w:val="both"/>
       </w:pPr>
       <w:r>
-        <w:t>Other topical analgesics, including capsaicin and EMLA Cream, have shown varied effects in managing MPS. Capsaicin cream, which defunctionalizes nociceptor fibers [180], demonstrated significant pain improvements in an RCT, though temporary hyperemia and burning sensations were common adverse effects [181]. Adding capsaicin to an NSAID patch did not provide further improvements in pain, disability, or ROM compared to the NSAID patch alone [182]. EMLA Cream, containing lidocaine and prilocaine, was found to be more effective than ultrasound therapy in improving pain, cervical ROM, and reducing the number of MTrPs in MPS patients [183]. While capsaicin and EMLA cream may provide benefits for pain and ROM, the evidence remains insufficient to determine their effectiveness compared to alternative therapies, with findings based on only one RCT for each.</w:t>
+        <w:t>Другие местные анальгетики, включая капсаицин и Крем EMLA, показали различные эффекты при лечении MPS. Крем капсаицином, который дефункционирует волокна ноцицепторов [180], продемонстрировал значительное улучшение боли при РТК, хотя временная гиперемия и ощущения ожога были распространенными побочными эффектами [181]. Добавление капсаицина к пластинке НСПИД не обеспечивало дальнейшего улучшения боли, инвалидности или РОМ по сравнению с одной пластинкой НСПИД [182]. EMLA Cream, содержащая лидокаин и прилокаин, оказалось более эффективным, чем ультразвуковая терапия, в улучшении боли, РОМ шейки матки и уменьшении количества МТРП у пациентов с МПС [183]. Хотя капсаицин и крем EMLA могут принести преимущества для боли и РОМ, доказательств их эффективности по сравнению с альтернативными методами лечения остается недостаточным, результаты которых основаны только на одном РТК для каждого.</w:t>
       </w:r>
     </w:p>
     <w:p>
@@ -1406,7 +1407,7 @@
         <w:jc w:val="left"/>
       </w:pPr>
       <w:r>
-        <w:t>7.1.4.5 Opioids</w:t>
+        <w:t>7.1.4.5 Опиоиды</w:t>
       </w:r>
     </w:p>
     <w:p>
@@ -1417,7 +1418,7 @@
         <w:jc w:val="both"/>
       </w:pPr>
       <w:r>
-        <w:t>Opioids provide pain relief by binding to mu, delta, and kappa opioid receptors [184]. А cross-sectional study suggested moderate effectiveness of weak opioids [185], and а longitudinal audit in patients with abdominal MPS reported significant pain improvements [186]. However, the evidence is insufficient to determine their effectiveness in managing MPS due to lack of RCT data.</w:t>
+        <w:t>Опиоиды обеспечивают облегчение боли путем привязки к му, дельта и каппа-опиоидным рецепторам [184]. Однако доказательств недостаточно для определения их эффективности в управлении MPS из-за отсутствия данных о РТК.</w:t>
       </w:r>
     </w:p>
     <w:p>
@@ -1428,7 +1429,7 @@
         <w:jc w:val="left"/>
       </w:pPr>
       <w:r>
-        <w:t>7.1.5 Needling Therapies: Trigger Point Injections (TPIs) 7.1.5.1 Local Anesthetics (LA) injections alleviate pain by binding to sodium каналы on the membrane of nerves, inhibiting pain signal conduction. LA injections have consistently provided significant shortterm pain reduction compared to сухое иглоукалывание (DN) in systematic reviews and meta-analyses on neck, head, and shoulder MPS [187, 188]. However, these benefits were less pronounced in double-blinded studies and did not extend to functional outcomes such as cervical mobility or psychological factors [187, 188]. А network meta-analysis on masticatory MPS found that LA showed significant improvements only in maximum mouth opening compared to placebo [189]. Another systematic review and meta-analysis showed that LA injections were significantly more effective than Botulinum Toxic Type А (BTX-А) for pain relief in MPS, with LA providing consistent benefits up to 16 weeks post-treatment [190]. Repeated sessions of LA also yielded more sustained pain reduction than а single injection [190]. LA injections provide consistent short-term pain relief and improvements in maximum mouth opening (for masticatory MPS), with evidence supporting their effectiveness compared to placebo, сухое иглоукалывание (DN), and BTX-А.</w:t>
+        <w:t>7.1.5 Терапия иглами: Инъекции вызывающих точек (ТПИ) 7.1.5.1 Инъекции местной анестезии (ЛА) облегчают боль, связываясь с натриевыми каналами на мембране нервов, ингибируя проводимость сигналов боли. Инъекции ЛА последовательно обеспечивают значительное сокращение краткосрочной боли по сравнению с сухое иглоукалывание (DN) в систематических обзорах и метаанализах на шее, голове и плече [187, 188]. Тем не менее, эти преимущества были менее выражены в двойных слепых исследованиях и не распространялись на функциональные результаты, такие как мобильность шейки матки или психологические факторы [187, 188]. Метаанализ сети на MPS ущелья показал, что LA показал значительное улучшение только в максимальном открытии рта по сравнению с плацебо [189]. Другой систематический обзор и метаанализ показали, что инъекции ЛА значительно более эффективны для облегчения боли в MPS, чем инъекции Botulinum Toxic Type А (BTX-А), причем ЛА обеспечивает последовательные преимущества до 16 недель после лечения [190]. Инъекции ЛА обеспечивают последовательное краткосрочное облегчение боли и улучшение максимального расширения рта (для мастикаторного MPS), что подтверждает их эффективность по сравнению с плацебо, сухое иглоукалывание (DN) и BTX- А.</w:t>
       </w:r>
     </w:p>
     <w:p>
@@ -1439,7 +1440,7 @@
         <w:jc w:val="left"/>
       </w:pPr>
       <w:r>
-        <w:t>7.1.5.2 Botulinum Toxin Type А (BTX-А)</w:t>
+        <w:t>7.1.5.2 Ботулиновый токсин типа А (BTX-А)</w:t>
       </w:r>
     </w:p>
     <w:p>
@@ -1455,7 +1456,7 @@
         <w:jc w:val="both"/>
       </w:pPr>
       <w:r>
-        <w:t>BTX-А relieves pain by blocking ACh at neuromuscular junctions, promoting muscle relaxation and reducing the release of pain-sensitizing neurotransmitters such as substance Р and calcitonin gene-related peptide [191]. А systematic review and meta-analysis on pelvic floor MPS reported significant pain relief lasting beyond 12 weeks post-injection [192]. The review also found significant improvements in dyspareunia and emotional functioning (SF12 mental) at 4 to 11 weeks, with dyspareunia improvements persisting beyond 12 weeks [192]. Comparatively, two systematic reviews on BTX-А and LA found that LA provided more consistent pain relief, with greater effects observed across multiple follow-up periods [190, 193]. While BTX-А achieved significant pain reduction compared to placebo at 2 to 6 months, its effects were less consistent at shorter intervals, such as 4 to 6 weeks [190, 193]. А Cochrane review assessing the effectiveness and safety of BTX-А for MPS found mixed results, with only 1 of 4 RCTs showing statistically significant pain improvement over placebo [194]. BTX-А may offer potential benefits for pain, dyspareunia, and emotional functioning. However, evidence of its effectiveness compared to placebo or alternative therapies remains insufficient.</w:t>
+        <w:t>BTX-А облегчает боль, блокируя ACh на соединениях нейромышечных сосудов, способствуя расслаблению мышц и уменьшая выделение нейротрансмиттеров, чувствительных к боли, таких как вещество Р и пептид, связанный с генами кальцитонина [191]. В систематическом обзоре и метаанализе MPS тазового пола сообщалось о значительном облегчении боли, продолжающемся за 12 недель после инъекции [192]. В обзоре также обнаружено значительное улучшение диспареунии и эмоционального функционирования (психического SF-12) на 4 - 11 неделях, при этом улучшение диспареунии сохранялось за 12 недель [192]. В сравнении, два систематических обзора BTX-А и LA показали, что ЛА обеспечивает более последовательное облегчение боли, с большими эффектами, наблюдаемыми в течение нескольких периодов наблюдения [190, 193]. В то время как BTX- А достиг значительного снижения боли по сравнению с плацебо через 2 - 6 месяцев, его эффекты были менее последовательны в более короткие интервалы, такие как 4 - 6 недель [190, 193]. В обзоре Cochrane, в котором оценивалась эффективность и безопасность BTX-А для MPS, были обнаружены смешанные результаты, только 1 из 4 РКТ показал статистически значительное улучшение боли по сравнению с плацебо [194]. Однако доказательства его эффективности по сравнению с плацебо или альтернативными методами лечения остаются недостаточными.</w:t>
       </w:r>
     </w:p>
     <w:p>
@@ -1466,7 +1467,7 @@
         <w:jc w:val="left"/>
       </w:pPr>
       <w:r>
-        <w:t>7.1.6 Needling Therapies: Non-Pharmacological Needling Techniques 7.1.6.1 Dry Needling (сухое иглоукалывание (DN)) is а minimally invasive technique that involves inserting а thin filiform needle into MTrPs without using solutions or pharmacological agents [195]. The primary objective of сухое иглоукалывание (DN) is to mechanically stimulate the MTrP, eliciting local tissue responses that may result in pain relief and improved muscle function [196]. This is often accompanied by а “twitch response,” an involuntary muscle contraction at the MTrP site, which is thought to indicate effective treatment and deactivation of the MTrP [196].</w:t>
+        <w:t>7.1.6.1 Сухой игол (сухое иглоукалывание (DN)) - это минимально инвазивная техника, которая включает в себя введение тонкой филиформы игла в МТРП без использования растворов или фармакологических средств [195]. Основная цель ДН - механическое стимулирование МТРП, вызывая локальные реакции тканей, которые могут привести к облегчению боли и улучшению мышечной функции [196]. Часто это сопровождается реакцией twitch, нежелательным сокращением мышц на месте MTrP, что, как полагают, указывает на эффективное лечение и деактивацию MTrP [196].</w:t>
       </w:r>
     </w:p>
     <w:p>
@@ -1477,7 +1478,7 @@
         <w:jc w:val="both"/>
       </w:pPr>
       <w:r>
-        <w:t>Several systematic reviews and meta-analyses have assessed the effectiveness of сухое иглоукалывание (DN) compared to sham or placebo in patients with MPS. Most studies suggest that сухое иглоукалывание (DN) provides significant short-term pain relief over sham [197-201]. А systematic review on upper-quarter MPS found that сухое иглоукалывание (DN) significantly reduced pain immediately after treatment and at 4 weeks post-intervention compared to sham or placebo [197]. Another review reported that сухое иглоукалывание (DN) reduced pain intensity in the short term (1 to 12 weeks after intervention) compared to sham/placebo/no intervention, supported by low- to moderate-quality evidence [199]. Similarly, а systematic review focusing on neck and shoulder MPS demonstrated that сухое иглоукалывание (DN) was effective in reducing pain in the short term (immediately to 3 days) and medium term (9 to 28 days) compared to control or sham [198]. These findings support the use of сухое иглоукалывание (DN) as an evidence-based option for immediate pain relief in MPS patients.</w:t>
+        <w:t>Несколько систематических обзоров и метаанализов оценили эффективность сухое иглоукалывание (DN) по сравнению с фигнями или плацебо у пациентов с MPS. Большинство исследований показывают, что сухое иглоукалывание (DN) обеспечивает значительное краткосрочное облегчение боли по сравнению с фигнями [197-201]. Систематический обзор MPS верхнего квартала показал, что сухое иглоукалывание (DN) значительно уменьшил боль сразу после лечения и через 4 недели после вмешательства по сравнению с фиктивным или плацебо [197]. В другом обзоре сообщалось, что сухое иглоукалывание (DN) снижает интенсивность боли в краткосрочной перспективе (1 - 12 недель после вмешательства) по сравнению с фальшивым/плацебовым/без вмешательства, подтвержденным доказательствами низкого или умеренного качества [199]. Аналогичным образом, систематический обзор, ориентированный на MPS шеи и плеча, показал, что сухое иглоукалывание (DN) эффективно уменьшает боль в краткосрочной перспективе (немедленно до 3 дней) и среднесрочной перспективе (9-28 дней) по сравнению с контрольной или фальшивой [198].</w:t>
       </w:r>
     </w:p>
     <w:p>
@@ -1488,7 +1489,7 @@
         <w:jc w:val="both"/>
       </w:pPr>
       <w:r>
-        <w:t>While сухое иглоукалывание (DN) provides short-term pain relief, evidence suggests that trigger point injections (TPIs) and alternative therapies, such as physiotherapy, may yield superior outcomes for pain reduction and functional improvement. Several systematic reviews and meta-analyses have shown that TPIs provide greater pain relief compared to сухое иглоукалывание (DN) [198, 200, 201]. For example, one review found that lidocaine TPIs were more effective than сухое иглоукалывание (DN) in reducing pain in individuals with MTrPs in facial muscles [200]. Another review demonstrated that TPIs outperformed сухое иглоукалывание (DN) in relieving myofascial pain in the medium term (9 to 28 days), and other therapies, including physiotherapy, also surpassed сухое иглоукалывание (DN) during this timeframe [198]. Furthermore, studies indicate that while сухое иглоукалывание (DN) can improve ROM compared to placebo, other treatments achieve better results in increasing ROM and reducing pain after 3 to 4 weeks [201].</w:t>
+        <w:t>В то время как сухое иглоукалывание (DN) обеспечивает краткосрочное облегчение боли, доказательства свидетельствуют о том, что инъекции вызывающей точки (ТПИ) и альтернативные методы лечения, такие как физиотерапия, могут привести к превосходным результатам для уменьшения боли и улучшения функциональности. Например, в одном обзоре было установлено, что лидокаинные ТПИ более эффективны, чем сухое иглоукалывание (DN), в уменьшении боли у людей с MTrPs в мышцах лица [200]. Другое обследование показало, что ТПИ превосходили сухое иглоукалывание (DN) в уменьшении боли в миофассах в среднесрочной перспективе (9-28 дней), а другие методы лечения, включая физиотерапию, также превзошли сухое иглоукалывание (DN) в течение этого периода времени [198]. Кроме того, исследования показывают, что, хотя сухое иглоукалывание (DN) может улучшить РОМ по сравнению с плацебо, другие методы лечения достигают лучших результатов в увеличении РОМ и уменьшении боли через 3-4 недели [201].</w:t>
       </w:r>
     </w:p>
     <w:p>
@@ -1554,18 +1555,18 @@
         <w:jc w:val="both"/>
       </w:pPr>
       <w:r>
-        <w:t>These findings indicate that there is some evidence supporting the use of сухое иглоукалывание (DN) for short-term pain relief in MPS. However, clinicians should consider alternative treatments, such as LAs or physiotherapy, which may provide more sustained pain reduction and functional improvement.</w:t>
-      </w:r>
-    </w:p>
-    <w:p>
-      <w:pPr>
-        <w:pStyle w:val="Heading2"/>
-        <w:keepNext/>
-        <w:spacing w:before="280" w:after="160"/>
-        <w:jc w:val="left"/>
-      </w:pPr>
-      <w:r>
-        <w:t>7.1.6.2 акупунктура</w:t>
+        <w:t>Эти результаты свидетельствуют о том, что есть некоторые доказательства, подтверждающие использование сухое иглоукалывание (DN) для краткосрочного облегчения боли при MPS. Тем не менее, врачам следует рассмотреть альтернативные методы лечения, такие как LA или физиотерапия, которые могут обеспечить более устойчивое снижение боли и улучшение функциональности.</w:t>
+      </w:r>
+    </w:p>
+    <w:p>
+      <w:pPr>
+        <w:pStyle w:val="Heading3"/>
+        <w:keepNext/>
+        <w:spacing w:before="200" w:after="120"/>
+        <w:jc w:val="left"/>
+      </w:pPr>
+      <w:r>
+        <w:t>7.1.6.2 Иглоукалывание</w:t>
       </w:r>
     </w:p>
     <w:p>
@@ -1576,7 +1577,7 @@
         <w:jc w:val="both"/>
       </w:pPr>
       <w:r>
-        <w:t>акупунктура, rooted in traditional Chinese medicine, involves inserting and manipulating needles at specific points on the body, with the needles typically left in place for а set duration [202]. А systematic review and meta-analysis on lumbar MPS found that акупунктура was more effective than NSAIDs, lidocaine, and low-frequency electrical stimulation for pain relief [203]. In KOA-related MPS, акупунктура demonstrated significant improvements in pain and functional indices (WOMAC and Lysholm scores) compared to controls [204]. Similarly, two systematic reviews [205, 206] on head, neck, or back MPS reported significant improvements in pain, with one review [206] noting that benefits were observed only when акупунктура was applied directly to MTrPs rather than traditional points. Another systematic review on TMJD-related MPS found that акупунктура provided similar pain relief to occlusal splints and was superior to placebo [207]. акупунктура may offer potential benefits for improving pain and functionality, with some evidence supporting its effectiveness compared to placebo and alternative therapies. However, these findings should be interpreted with caution due to variability in акупунктура techniques, including traditional, trigger point, and laser акупунктура. Refer to Figure 3 for а summary of the mechanisms of action underlying needling therapies in MPS.</w:t>
+        <w:t>Иглоукалывание, основанное на традиционной китайской медицине, включает в себя введение и манипулирование иглами в конкретных точках тела, причем игла обычно остаются на месте в течение определенного времени [202]. Систематический обзор и мета-анализ поясничного МПС показал, что иглоукалывание более эффективно, чем НПВП, лидокаин и низкочастотная электрическая стимуляция для облегчения боли [203]. В MPS, связанных с KOA, иглоукалывание продемонстрировало значительное улучшение показателей боли и функциональности (показатели WOMAC и Lysholm) по сравнению с контрольными показателями [204]. Аналогичным образом, два систематических обзора [205, 206] MPS на голове, шее или спине сообщили о значительном улучшении боли, причем один обзор [206] отметил, что польза наблюдается только при применении акупунктуры непосредственно к MTRPs, а не к традиционным пунктам. В другом систематическом обзоре MPS, связанного с ТМД, было установлено, что иглоукалывание обеспечивает аналогичное облегчение боли к оккузным шлинам и превосходит плацебо [207]. Однако эти результаты следует интерпретировать с осторожностью из-за изменчивости методов иглоукалывания, включая традиционную, точку запуска и лазерную иглоукалывание.</w:t>
       </w:r>
     </w:p>
     <w:p>
@@ -1587,7 +1588,7 @@
         <w:rPr>
           <w:i/>
         </w:rPr>
-        <w:t>FIGURE 3 Open in figure viewer PowerPoint</w:t>
+        <w:t>Рисунок 3 Открыть в просмотре рисунков PowerPoint</w:t>
       </w:r>
     </w:p>
     <w:p>
@@ -1603,7 +1604,7 @@
         <w:jc w:val="both"/>
       </w:pPr>
       <w:r>
-        <w:t>Mechanisms of action underlying needling therapies for myofascial trigger points. MTrP, myofascial trigger point.</w:t>
+        <w:t>Механизмы действия, лечащие в основе терапии иглами для миофасциальных триггерных точек.</w:t>
       </w:r>
     </w:p>
     <w:p>
@@ -1614,7 +1615,7 @@
         <w:jc w:val="left"/>
       </w:pPr>
       <w:r>
-        <w:t>7.2 Non-Pharmacological Treatment 7.2.1 Therapeutic Physical Modalities 7.2.1.1 Transcutaneous Electrical Nerve Stimulation (TENS)</w:t>
+        <w:t>7.2 Нефармакологическое лечение 7.2.1 Терапевтические физические способы 7.2.1.1 Транскутанная электрическая стимуляция нерва (TENS)</w:t>
       </w:r>
     </w:p>
     <w:p>
@@ -1625,7 +1626,7 @@
         <w:jc w:val="both"/>
       </w:pPr>
       <w:r>
-        <w:t>TENS is widely used for myofascial pain relief by targeting large non-noxious afferents to decrease nociceptor activity in the central nervous system [208]. А systematic review on TENS for MPS affecting the trapezius muscle reported significant improvements in pain, neck ROM, and PPT [209]. High-intensity, low-frequency TENS was identified as the most effective for pain sensitivity and ROM, while both акупунктура-like TENS (AL-TENS) and conventional TENS improved functional outcomes, with AL-TENS specifically improving neck flexion [209]. Burst TENS outperformed amplitude-modulated frequency for PPT and ROM, and TENS showed improvements in pain and functionality compared to interferential therapy; however, no significant differences were observed when compared with kinesio taping (KT) [209]. Another meta-analysis found that TENS was significantly more effective in improving pain compared to exercise but not compared to sham [210]. PPT improvements did not differ significantly between TENS, exercise, or sham, suggesting limited incremental benefit in this measure [210].</w:t>
+        <w:t>TENS широко используется для облегчения боли в миофасциальном состоянии, нацеляясь на большие неблагоприятные афференты для снижения активности ноцицепторов в центральной нервной системе [208]. Высокоинтенсивные, низкочастотные ТЭНС были определены как наиболее эффективные для чувствительности к боли и РОМ, в то время как и акупунктурные ТЭНС (AL-TENS) и обычные ТЭНС улучшили функциональные результаты, причем AL-TENS конкретно улучшают сгибание шеи [209]. TENS- Барст превзошел частоту модуляции амплитудой для PPT и ROM, и TENS показал улучшение боли и функциональности по сравнению с интерференционной терапией; однако, не было отмечено значительных различий по сравнению с кинезио-кастингом (KT) [209]. Другой мета-анализ показал, что TENS значительно эффективнее улучшает боль по сравнению с физическими упражнениями, но не по сравнению с фиктивными [210].</w:t>
       </w:r>
     </w:p>
     <w:p>
@@ -1636,7 +1637,7 @@
         <w:jc w:val="both"/>
       </w:pPr>
       <w:r>
-        <w:t>Individual RCTs provide additional insights into TENS comparisons with other modalities. One trial found that frequency-modulated neural stimulation (FREMS) demonstrated superior improvements in pain, cervical ROM, and MTrP characteristics at а 3-month followup compared to TENS [211]. Other trials found no significant advantage of TENS over lidocaine or BTX-А injections for MPS [212], and one study reported that TENS, biofeedbackenhanced relaxation, and dental physiotherapy yielded similar outcomes in managing masticatory MPS [213]. TENS may offer potential benefits for pain and ROM. However, there is insufficient evidence to support its effectiveness compared to placebo or alternative therapies.</w:t>
+        <w:t>Одно исследование показало, что частотно-модулируемая нейронная стимуляция (FREMS) продемонстрировала превосходные улучшения в характеристиках боли, РОМ шейки матки и МТРП при трехмесячном наблюдении по сравнению с ТЕНС [211]. Другие исследования не обнаружили значительного преимущества ТЕНС по сравнению с лидокаином или впрысками БТКС-А для MPS [212], и одно исследование сообщило, что ТЕНС, повышенное биофейдбек расслабление и стоматологическая физиотерапия привели к аналогичным результатам в управлении жвательным MPS [213]. Однако доказательств его эффективности по сравнению с плацебо или альтернативными методами лечения недостаточно.</w:t>
       </w:r>
     </w:p>
     <w:p>
@@ -1647,7 +1648,7 @@
         <w:jc w:val="left"/>
       </w:pPr>
       <w:r>
-        <w:t>7.2.1.2 Magnetic Stimulation (MS)</w:t>
+        <w:t>7.2.1.2 Магнитная стимуляция (МС)</w:t>
       </w:r>
     </w:p>
     <w:p>
@@ -1658,7 +1659,7 @@
         <w:jc w:val="both"/>
       </w:pPr>
       <w:r>
-        <w:t>Magnetic stimulation (MS) is а therapeutic modality used to relieve myofascial pain by targeting muscles and reducing trigger point sensitivity [214]. Two RCTs involving patients with upper trapezius MPS reported significant improvements in pain and cervical ROM with repetitive MS (rMS) compared to placebo, with benefits sustained for at least 1 month in one study [215] and at least 3 months [216] in the other. An RCT on myofascial pelvic pain syndrome (MPPS) found significant improvements in pain and pelvic function, with combined pelvic floor and sacral nerve root MS demonstrating the most pronounced effects [217]. Additional studies on MPPS showed comparable pain relief between MS and myofascial release therapy or combined treatment approaches [218]. There is some evidence supporting the effectiveness of MS for improving pain and ROM compared to placebo. However, it is not consistently more effective than alternative therapies, such as myofascial release or combined treatments.</w:t>
+        <w:t>Магнитная стимуляция (МС) - это терапевтический метод, используемый для облегчения боли в миофассе путем нацеления на мышцы и снижения чувствительности к точке запуска [214]. Два РКТ, в которых участвовали пациенты с MPS верхнего трапеза, сообщили о значительном улучшении боли и РОМ шейки матки при повторяющейся МС (rMS) по сравнению с плацебо, причем преимущества сохранялись не менее 1 месяца в одном исследовании [215] и не менее 3 месяцев [216] в другом. РКТ при синдроме миофасциальной боли в тазах (MPPS) показал значительное улучшение боли и функции таза, причем в сочетании мелкого пола и сердечного нервного корня СМ демонстрируют наиболее выраженные эффекты [217]. Дополнительные исследования по МППС показали сопоставимое облегчение боли между СМ и терапией с миофасциальным высвобождением или комбинированными методами лечения [218]. Существуют некоторые доказательства, подтверждающие эффективность МС в улучшении боли и РОМ по сравнению с плацебо.</w:t>
       </w:r>
     </w:p>
     <w:p>
@@ -1674,7 +1675,7 @@
         <w:jc w:val="left"/>
       </w:pPr>
       <w:r>
-        <w:t>7.2.1.3 Ultrasound (US) Therapy</w:t>
+        <w:t>7.2.1.3 Ультразвуковая терапия (США)</w:t>
       </w:r>
     </w:p>
     <w:p>
@@ -1685,7 +1686,7 @@
         <w:jc w:val="both"/>
       </w:pPr>
       <w:r>
-        <w:t>US therapy treats MPS by converting electrical energy into deep-penetrating sound waves to reduce pain and inflammation [219]. Three RCTs on low-intensity US demonstrated significant improvements in pain and PPT compared to sham, with continuous US showing particularly strong effects in reducing resting pain compared to both sham and pulsed US [220-222]. Another RCT on abdominal MPS found that US and LAs similarly improved pain and quality of life [223]. In TMJD-related MPS, an RCT comparing US, stabilization splints, and masticatory exercises reported that US provided the fastest pain relief and functional gains over а 5-month period [224]. Low-intensity US may improve pain, quality of life, and functionality, with some evidence supporting its effectiveness compared to sham and alternative therapies. However, further high-quality studies are needed to clarify its comparative effectiveness against alternative interventions.</w:t>
+        <w:t>Американская терапия лечит MPS путем преобразования электрической энергии в глубокопроникающие звуковые волны для уменьшения боли и воспаления [219]. Три РКТ на низкой интенсивности в США показали значительное улучшение боли и ППТ по сравнению с фальсификацией, причем постоянные в США демонстрируют особенно сильные эффекты в уменьшении боли во время отдыха по сравнению с фальсификацией и пульсом в США [220-222]. В MPS, связанных с ТММД, RCT, сравнивающий упражнения США, стабилизирующие шлины и мастурбационные упражнения, сообщил, что США обеспечили наиболее быстрое облегчение боли и функциональное повышение в течение 5-месячного периода [224]. Низкая интенсивность может улучшить боль, качество жизни и функциональность, причем некоторые доказательства подтверждают ее эффективность по сравнению с фальшивыми и альтернативными методами лечения.</w:t>
       </w:r>
     </w:p>
     <w:p>
@@ -1696,7 +1697,7 @@
         <w:jc w:val="left"/>
       </w:pPr>
       <w:r>
-        <w:t>7.2.1.4 Laser Therapy</w:t>
+        <w:t>7.2.1.4 Лазерная терапия</w:t>
       </w:r>
     </w:p>
     <w:p>
@@ -1707,7 +1708,7 @@
         <w:jc w:val="both"/>
       </w:pPr>
       <w:r>
-        <w:t>Laser therapy uses concentrated light to stimulate cellular repair and promote recovery, showing potential benefits in managing MPS [225]. А systematic review highlighted low-level laser therapy (LLLT) as superior to sham treatments in improving pain and ROM, with highintensity applications also improving the Neck Disability Index and SF-36 scores [209]. Another systematic review and meta-analysis of LLLT for neck MPS found significant improvements in pain and PPT but no effect on disability [226]. Several other systematic reviews on LLLT for temporomandibular MPS [227] and general MPS [228, 229] reported significant improvements in pain, PPT, disability, and physical functioning compared to placebo. LLLT may improve pain, ROM, disability, and physical functioning, with some evidence supporting its effectiveness compared to sham/placebo. However, variability in treatment frequency and duration, along with inconsistencies in the sustainability of benefits, highlights the need for more rigorous trials to establish definitive recommendations.</w:t>
+        <w:t>Лейзерная терапия использует концентрированный свет для стимулирования клеточного восстановления и стимулирования восстановления, что показывает потенциальные преимущества в управлении MPS [225]. В систематическом обзоре было отмечено, что лазерная терапия низкого уровня (LLLT) превосходит фальшивые методы лечения при улучшении боли и РОМ, причем применение высокой интенсивности также улучшает индекс инвалидности шеи и оценки SF-36 [209]. В другом систематическом обзоре и метаанализе LLLT для MPS шеи было обнаружено значительное улучшение боли и ППТ, но никакого влияния на инвалидность [226]. Несколько других систематических обзоров LLLT для временно-мандибулярного MPS [227] и общего MPS [228, 229] сообщили о значительных улучшениях боли, PPT, инвалидности и физической функции по сравнению с плацебо. LLLT может улучшить боль, ROM, инвалидность и физическое функционирование, с некоторыми доказательствами, подтверждающими его эффективность по сравнению с фиктивным / плацебо. Однако изменчивость частоты и продолжительности лечения, а также несоответствие устойчивости преимуществ, подчеркивают необходимость проведения более тщательных испытаний для установления окончательных рекомендаций.</w:t>
       </w:r>
     </w:p>
     <w:p>
@@ -1718,7 +1719,7 @@
         <w:jc w:val="left"/>
       </w:pPr>
       <w:r>
-        <w:t>7.2.1.5 Extracorporeal Shock Wave Therapy (ESWT)</w:t>
+        <w:t>7.2.1.5 Экстракорпоральная терапия шоковыми волнами (ESWT)</w:t>
       </w:r>
     </w:p>
     <w:p>
@@ -1729,7 +1730,7 @@
         <w:jc w:val="both"/>
       </w:pPr>
       <w:r>
-        <w:t>ESWT may relieve pain and improve physical function in MPS by stimulating tissue regeneration, wound healing, angiogenesis, and bone remodeling, as well as reducing inflammation through mechanotransduction [230]. А systematic review and meta-analysis on MPS patients found that ESWT significantly improved pain, PPT, and functional outcomes compared to sham; however, it did not show significant advantages over other treatments, such as сухое иглоукалывание (DN), exercise, TPIs, or laser therapy [231]. Two systematic reviews on neck, shoulder, and trapezius MPS reported that ESWT was more effective in improving short-term pain intensity compared to other therapies [232, 233]. One review also found ESWT to be more effective in improving PPT but not neck disability [232]. Another systematic review on trapezius MPS concluded that ESWT was superior to sham and US for improving pain intensity but showed no significant differences in pain intensity or neck disability compared to сухое иглоукалывание (DN), laser therapy, TPIs, or TENS [234]. ESWT may provide benefits for pain and functionality, with some evidence supporting its effectiveness compared to sham and as an adjunct therapy. However, its comparative effectiveness against alternative therapies remains unclear, emphasizing the need for further research to determine its clinical role in MPS management.</w:t>
+        <w:t>ESWT может облегчить боль и улучшить физическую функцию в MPS, стимулируя регенерацию тканей, заживление ран, ангиогенез и ремоделирование костей, а также уменьшая воспаление посредством механической трансдукции [230]. Систематический обзор и метаанализ пациентов с МПС показал, что ESWT значительно улучшает боль, ППТ и функциональные результаты по сравнению с фальсификацией; однако, он не показал значительных преимуществ по сравнению с другими методами лечения, такими как ДН, физические упражнения, ТПИ или лазерная терапия [231]. Два систематических обзора MPS на шее, плече и трапезе сообщили, что ESWT более эффективен в улучшении интенсивности краткосрочной боли по сравнению с другими методами лечения [232, 233]. В другом систематическом обзоре MPS трапезиуса было установлено, что ESWT превосходил фальшивые и США для улучшения интенсивности боли, но не показало значительных различий в интенсивности боли или инвалидности шеи по сравнению с сухое иглоукалывание (DN), лазерной терапией, TPI или TENS [234]. ESWT может принести преимущества для боли и функциональности, причем некоторые доказательства подтверждают его эффективность по сравнению с фальшивой и в качестве дополнительной терапии. Тем не менее, его сравнительная эффективность по сравнению с альтернативными методами лечения остается неясной, подчеркивая необходимость дальнейших исследований для определения его клинической роли в управлении MPS.</w:t>
       </w:r>
     </w:p>
     <w:p>
@@ -1745,7 +1746,7 @@
         <w:jc w:val="left"/>
       </w:pPr>
       <w:r>
-        <w:t>7.2.1.6 Manual Therapy</w:t>
+        <w:t>7.2.1.6 Ручная терапия</w:t>
       </w:r>
     </w:p>
     <w:p>
@@ -1756,7 +1757,7 @@
         <w:jc w:val="both"/>
       </w:pPr>
       <w:r>
-        <w:t>Manual therapy is а hands-on approach designed to deactivate MTrPs, address soft tissue dysfunction, and improve movement limitations [235]. А network meta-analysis comparing various manual therapy techniques for MPS found that combined interventions achieved the largest effect size for reducing pain intensity, while afferent reduction techniques had the greatest effect on PPT [236]. Additionally, а systematic review and meta-analysis reported significant improvements in ROM with manual therapy interventions [237], and another review identified immediate and short-term benefits in both pain and ROM specifically using ischemic compression for shoulder MPS [238].</w:t>
+        <w:t>Ручная терапия - это практический подход, предназначенный для деактивации МТРП, устранения дисфункции мягких тканей и улучшения ограничений движения [235]. Мета-анализ сети, сравнивающий различные методы ручной терапии для MPS, показал, что комбинированные вмешательства достигли наибольшего эффекта для снижения интенсивности боли, в то время как афферентные методы снижения имели наибольший эффект на PPT [236]. Кроме того, в систематическом обзоре и метаанализе сообщалось о значительных улучшениях РОМ с помощью ручной терапии [237], а в другом обзоре были выявлены немедленные и краткосрочные преимущества как при боли, так и при РОМ, используя специально ишемическое сжатие для плечевого MPS [238].</w:t>
       </w:r>
     </w:p>
     <w:p>
@@ -1767,7 +1768,7 @@
         <w:jc w:val="both"/>
       </w:pPr>
       <w:r>
-        <w:t>The effectiveness of manual therapy compared to alternative therapies varies by MPS region. For neck and upper back MPS, а systematic review found no significant differences in pain, PPT, or disability outcomes between сухое иглоукалывание (DN) and manual trigger point therapy, though both demonstrated similar efficacy in improving pain and function in the short to medium term [239]. For MPS associated with TMJD, manual therapy provided effective pain relief but was not superior to counseling or BTX-А [240]. In orofacial MPS, а systematic review reported improvements in pain intensity and PPT compared to no treatment; however, manual therapy was not more effective than KT or stretching techniques [235].</w:t>
+        <w:t>Эффективность ручной терапии по сравнению с альтернативными методами лечения варьируется в зависимости от региона MPS. Для MPS шеи и верхней части спины систематическое обследование не обнаружило существенных различий в результатах боли, ППТ или инвалидности между сухое иглоукалывание (DN) и ручной терапией точкой спусковой терапии, хотя оба показали аналогичную эффективность в улучшении боли и функции в краткосрочной и среднесрочной перспективе [239]. Для MPS, связанных с TMJD, ручная терапия обеспечивала эффективное облегчение боли, но не превосходила консультирование или BTX-А [240].</w:t>
       </w:r>
     </w:p>
     <w:p>
@@ -1778,7 +1779,7 @@
         <w:jc w:val="both"/>
       </w:pPr>
       <w:r>
-        <w:t>There is some evidence supporting the effectiveness of manual therapy for improving pain and PPT compared to no treatment. However, studies suggest that manual therapy does not provide additional benefits in pain, PPT, or disability compared to alternative therapies.</w:t>
+        <w:t>Существуют некоторые доказательства, подтверждающие эффективность ручной терапии для улучшения боли и ППТ по сравнению с отсутствием лечения. Однако исследования показывают, что ручная терапия не обеспечивает дополнительных преимуществ при боли, ППТ или инвалидности по сравнению с альтернативными методами лечения.</w:t>
       </w:r>
     </w:p>
     <w:p>
@@ -1789,7 +1790,7 @@
         <w:jc w:val="left"/>
       </w:pPr>
       <w:r>
-        <w:t>7.2.1.7 Kinesio Taping (KT)</w:t>
+        <w:t>7.2.1.7 Кинезионная лента (KT)</w:t>
       </w:r>
     </w:p>
     <w:p>
@@ -1800,7 +1801,7 @@
         <w:jc w:val="both"/>
       </w:pPr>
       <w:r>
-        <w:t>KT is increasingly used by clinicians as а supportive treatment for MPS. А systematic review and meta-analysis on individuals with MPS found that KT was more effective than other treatments in improving pain intensity and ROM immediately after treatment; however, these benefits did not persist at follow-up [241]. Additionally, no significant improvements were observed in PPT, muscle strength, or functional disability [241]. Another systematic review focusing on upper trapezius MPS reported that KT significantly improved pain compared to control groups, including sham, myofascial pressure release, or exercise [242]. While KT may provide short-term improvements in pain intensity and ROM for MPS patients, its effectiveness beyond the immediate post-treatment period remains uncertain. Refer to Table S1 for а summary of MPS therapies, including supporting evidence, key findings, and common adverse effects. The classification of evidence levels used in Table S1 is based on standardized effectiveness statements, as outlined in Table S2.</w:t>
+        <w:t>КТ все чаще используется клиниками в качестве поддерживающего лечения МПП. Систематический обзор и метаанализ на пациентах с МПП показал, что КТ более эффективен, чем другие методы лечения, в улучшении интенсивности боли и РОМ сразу после лечения; однако эти преимущества не сохранились при последующем наблюдении [241]. Кроме того, не наблюдалось значительного улучшения ППТ, мышечной силы или функциональной недостаточности [241]. Другой систематический обзор, ориентированный на верхний трапез MPS, сообщил, что КТ значительно улучшил боль по сравнению с контрольными группами, включая фальсификацию, освобождение миофаз. давления или физические упражнения [242]. В то время как KT может обеспечить краткосрочное улучшение интенсивности боли и РОМ для пациентов с MPS, его эффективность за пределами непосредственного периода после лечения остается неопределенной. Классификация уровней доказательств, используемых в таблице S1, основывается на стандартизированных утверждениях о эффективности, как указано в таблице S2.</w:t>
       </w:r>
     </w:p>
     <w:p>
@@ -1817,7 +1818,7 @@
         <w:rPr>
           <w:sz w:val="18"/>
         </w:rPr>
-        <w:t>8 Conclusions</w:t>
+        <w:t>8 Заключения</w:t>
       </w:r>
     </w:p>
     <w:p>
@@ -1828,7 +1829,7 @@
         <w:jc w:val="both"/>
       </w:pPr>
       <w:r>
-        <w:t>MPS is а complex biopsychosocial condition characterized by MTrPs that cause pain, muscle dysfunction, and restricted mobility. Diagnosis remains challenging due to the lack of standardized criteria and symptom overlap with other chronic pain conditions. Identifying MTrPs is currently the primary diagnostic method, though advancements in imaging technology hold promise for more objective approaches. А deeper understanding of MPS neurophysiology can enhance diagnostic accuracy, guide management, and clarify differential diagnoses.</w:t>
+        <w:t>MPS - это сложное биопсихосоциальное состояние, характеризующееся MTrP, которое вызывает боль, мышечную дисфункцию и ограниченную мобильность. Диагностика остается сложной из-за отсутствия стандартизированных критериев и перекрытия симптомов с другими хроническими болевыми состояниями. Идентификация МТРП в настоящее время является основным методом диагностики, хотя достижения в области технологии визуализации обещают более объективные подходы.</w:t>
       </w:r>
     </w:p>
     <w:p>
@@ -1839,7 +1840,7 @@
         <w:jc w:val="both"/>
       </w:pPr>
       <w:r>
-        <w:t>Effective treatment of MPS generally requires а multimodal approach that integrates pharmacological and non-pharmacological therapies. Evidence indicates sufficient support for the use of local anesthetic injections, which consistently demonstrate significant improvements in pain and functionality compared to placebo and alternative therapies. Some evidence supports the use of dry needling, акупунктура, magnetic stimulation, ultrasound therapy, laser therapy, and manual therapy for improving pain and/or ROM, particularly when compared to sham or placebo; however, their effectiveness relative to alternative therapies remains inconsistent. Extracorporeal shock wave therapy has some evidence supporting its use as an adjunct therapy. Conversely, therapies such as cyclobenzaprine, diclofenac, thiocolchicoside, capsaicin, EMLA cream, and TENS show insufficient evidence for their effectiveness in MPS, and further high-quality research is needed. Additionally, the effectiveness of baclofen, gabapentin, tizanidine, and triptans remains insufficient to determine, as the current evidence is limited or inconclusive.</w:t>
+        <w:t>Эффективное лечение МПС, как правило, требует мультимодального подхода, который объединяет фармакологические и нефармакологические методы лечения. Некоторые данные подтверждают использование сухой иглы, иглоукалывания, магнитной стимуляции, ультразвуковой терапии, лазерной терапии и ручной терапии для улучшения боли и/или РОМ, особенно по сравнению с фиктивным или плацебо; однако их эффективность относительно альтернативных методов лечения остается несовместимой. В экстракорпоральной терапии ударных волн есть некоторые доказательства, подтверждающие ее использование в качестве дополнительной терапии. Кроме того, эффективность баклофена, габапентина, тизанидина и триптанов остается недостаточной для определения, поскольку существующие данные ограничены или не являются убедительными.</w:t>
       </w:r>
     </w:p>
     <w:p>
@@ -1850,7 +1851,7 @@
         <w:jc w:val="both"/>
       </w:pPr>
       <w:r>
-        <w:t>А patient-centered approach that combines evidence-based treatments with shared goals between the patient and clinician is essential for managing MPS effectively. Future research should aim to refine diagnostic methods and evaluate the long-term outcomes of integrated treatment strategies to improve patient quality of life and reduce the healthcare burden of MPS.</w:t>
+        <w:t>Для эффективного управления MPS необходим ориентированный на пациента подход, который сочетает в себе лечение, основанное на доказательствах, с общими целями между пациентом и клиником. Будущие исследования должны быть направлены на усовершенствование диагностических методов и оценку долгосрочных результатов интегрированных стратегий лечения для улучшения качества жизни пациентов и снижения бремени медицинской помощи от MPS.</w:t>
       </w:r>
     </w:p>
     <w:p>
@@ -1861,7 +1862,7 @@
         <w:jc w:val="left"/>
       </w:pPr>
       <w:r>
-        <w:t>Author Contributions</w:t>
+        <w:t>Вклад автора</w:t>
       </w:r>
     </w:p>
     <w:p>
@@ -1872,7 +1873,7 @@
         <w:jc w:val="left"/>
       </w:pPr>
       <w:r>
-        <w:t>Jeremy Р. Steen: conceptualization, methodology, investigation, writing – review and editing, writing – original draft, formal analysis, project administration, data curation. Kishore S. Jaiswal: investigation, writing – original draft, methodology, writing – review and editing, formal analysis, data curation. Dinesh Kumbhare: conceptualization, investigation, methodology, supervision, writing – review and editing, project administration.</w:t>
+        <w:t>Джереми П. Штин: концептуализация, методология, расследование, написание обзора и редактирование, написание оригинального проекта, формальный анализ, администрация проекта, курация данных. Кишор С. Джайсвал: расследование, написание оригинального проекта, методология, написание обзора и редактирование, формальный анализ, курация данных. Динеш Кумбхаре: концептуализация, исследование, методология, надзор, написание обзор и редактирование, управление проектами.</w:t>
       </w:r>
     </w:p>
     <w:p>
@@ -1889,7 +1890,7 @@
         <w:rPr>
           <w:b w:val="0"/>
         </w:rPr>
-        <w:t>J. Р. S. was supported by the Canada Graduate Scholarship from the Canadian Institutes of Health Research (CIHR) and an Ontario Graduate Scholarship.</w:t>
+        <w:t>J. Р. S. была поддержана стипендией Канады для выпускников из канадских институтов исследований здравоохранения (CIHR) и стипендией Онтарио для выпускников.</w:t>
       </w:r>
     </w:p>
     <w:p>
@@ -1900,7 +1901,7 @@
         <w:jc w:val="left"/>
       </w:pPr>
       <w:r>
-        <w:t>Ethics Statement</w:t>
+        <w:t>Этическое заявление</w:t>
       </w:r>
     </w:p>
     <w:p>
@@ -1911,7 +1912,7 @@
         <w:jc w:val="both"/>
       </w:pPr>
       <w:r>
-        <w:t>We confirm that we have read the Journal's position on issues involved in ethical publication and affirm that this report is consistent with those guidelines.</w:t>
+        <w:t>Мы подтверждаем, что мы прочитали позицию журнала по вопросам, связанным с этической публикацией, и подтверждаем, что данный доклад соответствует этим рекомендациям.</w:t>
       </w:r>
     </w:p>
     <w:p>
@@ -1922,7 +1923,7 @@
         <w:jc w:val="left"/>
       </w:pPr>
       <w:r>
-        <w:t>Conflicts of Interest The authors declare no conflicts of interest.</w:t>
+        <w:t>Конфликты интересов Авторы заявляют, что нет конфликтов интересов.</w:t>
       </w:r>
     </w:p>
     <w:p>
@@ -1933,7 +1934,7 @@
         <w:jc w:val="left"/>
       </w:pPr>
       <w:r>
-        <w:t>Data Availability Statement</w:t>
+        <w:t>Заявление о доступности данных</w:t>
       </w:r>
     </w:p>
     <w:p>
@@ -1944,7 +1945,7 @@
         <w:jc w:val="both"/>
       </w:pPr>
       <w:r>
-        <w:t>Data sharing is not applicable to this article as no new data were created or analyzed in this study.</w:t>
+        <w:t>Обмен данными не применяется к настоящей статье, поскольку в данном исследовании не были созданы или проанализированы новые данные.</w:t>
       </w:r>
     </w:p>
     <w:p>
@@ -1955,7 +1956,7 @@
         <w:jc w:val="left"/>
       </w:pPr>
       <w:r>
-        <w:t>Filename Description</w:t>
+        <w:t>Файловое название Описание</w:t>
       </w:r>
     </w:p>
     <w:p>
@@ -1966,7 +1967,7 @@
         <w:jc w:val="both"/>
       </w:pPr>
       <w:r>
-        <w:t>mus28377-sup-0001-TableS1.docx Word 2007 document, 64.6 KB Table S1. Summary of therapies for myofascial pain syndrome and evidence supporting their use.</w:t>
+        <w:t>mus28377-sup-0001- Таблица S1.docx Word 2007 документ, 64.6 KB Таблица S1.</w:t>
       </w:r>
     </w:p>
     <w:p>
@@ -1977,7 +1978,7 @@
         <w:jc w:val="both"/>
       </w:pPr>
       <w:r>
-        <w:t>mus28377-sup-0002-TableS2.docx Word 2007 document, 16.7 KB Table S2. Standardized effectiveness statements.</w:t>
+        <w:t>mus28377-sup-0002-TableS2.docx Документ Word 2007, 16.7 KB Таблица S2. Стандартизированные заявления об эффективности.</w:t>
       </w:r>
     </w:p>
     <w:p>
@@ -1988,7 +1989,7 @@
         <w:jc w:val="both"/>
       </w:pPr>
       <w:r>
-        <w:t>Please note: The publisher is not responsible for the content or functionality of any supporting information supplied by the authors. Any queries (other than missing content) should be directed to the corresponding author for the article.</w:t>
+        <w:t>Обратите внимание: издатель не несет ответственности за содержание или функциональность любой информации, предоставляемой авторами.</w:t>
       </w:r>
     </w:p>
     <w:p>
@@ -1999,7 +2000,7 @@
         <w:jc w:val="both"/>
       </w:pPr>
       <w:r>
-        <w:t>1 D. G. Simons, “Clinical and Etiological Update of Myofascial Pain From Trigger Points,” Journal of Musculoskeletal Pain 4, no. 1–2 (1996): 93–122, https://doi.org/10.1300/J094v04n01_07.</w:t>
+        <w:t>1 Д. Г. Симонс, Клиническое и этиологическое обновление миофазциальной боли от триггерных точек, Журнал мышечно-скелетной боли 4, No 12 (1996): 93122, https://doi.org/10.1300/J094v04n01_07.</w:t>
       </w:r>
     </w:p>
     <w:p>
@@ -2010,7 +2011,7 @@
         <w:jc w:val="left"/>
       </w:pPr>
       <w:r>
-        <w:t>Google Scholar Acknowledgments</w:t>
+        <w:t>Поздравления ученых Google</w:t>
       </w:r>
     </w:p>
     <w:p>
@@ -2026,7 +2027,7 @@
         <w:jc w:val="both"/>
       </w:pPr>
       <w:r>
-        <w:t>2 J. Donnelly, Travell, Simons &amp; Simons' Myofascial Pain and Dysfunction the Trigger Point Manual, 3rd ed. (Lippincott Williams &amp; Wilkins, 2018).</w:t>
+        <w:t>2 J. Donnelly, Travell, Simons &amp; Simons' Myofascial Pain and Dysfunction Trigger Point Manual, 3-е издание (Lippincott Williams &amp; Wilkins, 2018).</w:t>
       </w:r>
     </w:p>
     <w:p>
@@ -2037,51 +2038,7 @@
         <w:jc w:val="left"/>
       </w:pPr>
       <w:r>
-        <w:t>Google Scholar</w:t>
-      </w:r>
-    </w:p>
-    <w:p>
-      <w:pPr>
-        <w:pStyle w:val="Heading1"/>
-        <w:keepNext/>
-        <w:spacing w:before="360" w:after="240"/>
-        <w:jc w:val="left"/>
-      </w:pPr>
-      <w:r>
-        <w:t>3 С. Fernandez-de-Las-Penas and J. Dommerholt, “International Consensus on Diagnostic Criteria and Clinical Considerations</w:t>
-      </w:r>
-    </w:p>
-    <w:p>
-      <w:pPr>
-        <w:pStyle w:val="Heading2"/>
-        <w:keepNext/>
-        <w:spacing w:before="280" w:after="160"/>
-        <w:jc w:val="left"/>
-      </w:pPr>
-      <w:r>
-        <w:t>PubMed Web of Science® Google Scholar</w:t>
-      </w:r>
-    </w:p>
-    <w:p>
-      <w:pPr>
-        <w:pStyle w:val="Heading1"/>
-        <w:keepNext/>
-        <w:spacing w:before="360" w:after="240"/>
-        <w:jc w:val="left"/>
-      </w:pPr>
-      <w:r>
-        <w:t>4 R. D. Gerwin, “Diagnosis of Myofascial Pain Syndrome,” Physical Medicine and Rehabilitation Clinics of North America 25,</w:t>
-      </w:r>
-    </w:p>
-    <w:p>
-      <w:pPr>
-        <w:pStyle w:val="Heading2"/>
-        <w:keepNext/>
-        <w:spacing w:before="280" w:after="160"/>
-        <w:jc w:val="left"/>
-      </w:pPr>
-      <w:r>
-        <w:t>PubMed Web of Science® Google Scholar</w:t>
+        <w:t>Ученый Google</w:t>
       </w:r>
     </w:p>
     <w:p>
@@ -2092,7 +2049,7 @@
         <w:jc w:val="both"/>
       </w:pPr>
       <w:r>
-        <w:t>5 М. А. Giamberardino, G. Affaitati, А. Fabrizio, and R. Costantini, “Myofascial Pain Syndromes and Their Evaluation,” Best Practice and Research Clinical Rheumatology 25, no. 2 (2011): 185–198, h ttps://doi.org/10.1016/j.berh.2011.01.002.</w:t>
+        <w:t>3 С. Фернандес-де-Лас-Пенас и Д. Домерхольт, Международный консенсус по диагностическим критериям и клиническим соображениям миофазсовых триггерных точек: исследование Дельфи, Медицинская помощь боли 19, No 1 (2018): 142150, https://doi.org/10.1093/pm/pnx207.</w:t>
       </w:r>
     </w:p>
     <w:p>
@@ -2114,7 +2071,7 @@
         <w:jc w:val="left"/>
       </w:pPr>
       <w:r>
-        <w:t>6 R. Celiker, А. Atalay, and Z. Guven, “Health-Related Quality of Life in Patients With Myofascial Pain Syndrome,” Current</w:t>
+        <w:t>4 Р. Д. Гервин, Диагностика миофасциального синдрома боли, Физическая медицина и реабилитационные клиники Северной Америки</w:t>
       </w:r>
     </w:p>
     <w:p>
@@ -2126,50 +2083,6 @@
       </w:pPr>
       <w:r>
         <w:t>PubMed Web of Science® Google Scholar</w:t>
-      </w:r>
-    </w:p>
-    <w:p>
-      <w:pPr>
-        <w:pStyle w:val="Heading1"/>
-        <w:keepNext/>
-        <w:spacing w:before="360" w:after="240"/>
-        <w:jc w:val="left"/>
-      </w:pPr>
-      <w:r>
-        <w:t>7 А. Drewes and Р. Jennum, “Epidemiology of Myofascial Pain, Low Back Pain, Morning Stiffness and Sleep-Related Complaints</w:t>
-      </w:r>
-    </w:p>
-    <w:p>
-      <w:pPr>
-        <w:pStyle w:val="Heading2"/>
-        <w:keepNext/>
-        <w:spacing w:before="280" w:after="160"/>
-        <w:jc w:val="left"/>
-      </w:pPr>
-      <w:r>
-        <w:t>Google Scholar</w:t>
-      </w:r>
-    </w:p>
-    <w:p>
-      <w:pPr>
-        <w:pStyle w:val="Heading1"/>
-        <w:keepNext/>
-        <w:spacing w:before="360" w:after="240"/>
-        <w:jc w:val="left"/>
-      </w:pPr>
-      <w:r>
-        <w:t>8 V. К. Podichetty, D. J. Mazanec, and R. S. Biscup, “Chronic Non-Malignant Musculoskeletal Pain in Older Adults: Clinical</w:t>
-      </w:r>
-    </w:p>
-    <w:p>
-      <w:pPr>
-        <w:pStyle w:val="Heading2"/>
-        <w:keepNext/>
-        <w:spacing w:before="280" w:after="160"/>
-        <w:jc w:val="left"/>
-      </w:pPr>
-      <w:r>
-        <w:t>CAS PubMed Web of Science® Google Scholar</w:t>
       </w:r>
     </w:p>
     <w:p>
@@ -2180,12 +2093,7 @@
         <w:jc w:val="both"/>
       </w:pPr>
       <w:r>
-        <w:t>9 А. Kaergaard and J. H. Andersen, “Musculoskeletal Disorders of the Neck and Shoulders in Female Sewing Machine Operators: Prevalence, Incidence, and Prognosis,” Occupational and Environmental Medicine 57, no. 8 (2000): 528–534, https://doi.org/10.1136/oem.57.8.528.</w:t>
-      </w:r>
-    </w:p>
-    <w:p>
-      <w:r>
-        <w:br w:type="page"/>
+        <w:t>5 М. А. Гиамбердино, Г. Affaitati, А. Фабрицио и Р. Костантини, Миофазциальные болевые синдромы и их оценка, Лучшая практика и исследования клиническая ревматология 25, No 2 (2011): 185198, h ttps://doi.org/10.1016/j.berh.2011.01.002.</w:t>
       </w:r>
     </w:p>
     <w:p>
@@ -2196,52 +2104,7 @@
         <w:jc w:val="left"/>
       </w:pPr>
       <w:r>
-        <w:t>CAS PubMed Web of Science® Google Scholar</w:t>
-      </w:r>
-    </w:p>
-    <w:p>
-      <w:pPr>
-        <w:pStyle w:val="Heading1"/>
-        <w:keepNext/>
-        <w:spacing w:before="360" w:after="240"/>
-        <w:jc w:val="left"/>
-      </w:pPr>
-      <w:r>
-        <w:t>10 S. А. Skootsky, В. Jaeger, and R. К. Oye, “Prevalence of Myofascial Pain in General Internal Medicine Practice,” Western</w:t>
-      </w:r>
-    </w:p>
-    <w:p>
-      <w:pPr>
-        <w:pStyle w:val="Heading2"/>
-        <w:keepNext/>
-        <w:spacing w:before="280" w:after="160"/>
-        <w:jc w:val="left"/>
-      </w:pPr>
-      <w:r>
-        <w:t>CAS PubMed Web of Science® Google Scholar</w:t>
-      </w:r>
-    </w:p>
-    <w:p>
-      <w:pPr>
-        <w:spacing w:before="120" w:after="120"/>
-        <w:jc w:val="center"/>
-      </w:pPr>
-      <w:r>
-        <w:rPr>
-          <w:rFonts w:ascii="Courier New" w:hAnsi="Courier New"/>
-        </w:rPr>
-        <w:t>11 D. А. Fishbain, М. Goldberg, R. В. Meagher, R. Steele, and H. Rosomoff, “Male and Female Chronic Pain Patients Categorized by DSM-III Psychiatric Diagnostic Criteria,” Pain 26, no. 2 (1986): 181–197, https://doi.org/10.1016/0304-3959(86)90074-6.</w:t>
-      </w:r>
-    </w:p>
-    <w:p>
-      <w:pPr>
-        <w:pStyle w:val="Heading2"/>
-        <w:keepNext/>
-        <w:spacing w:before="280" w:after="160"/>
-        <w:jc w:val="left"/>
-      </w:pPr>
-      <w:r>
-        <w:t>CAS PubMed Web of Science® Google Scholar</w:t>
+        <w:t>PubMed Web of Science® Google Scholar</w:t>
       </w:r>
     </w:p>
     <w:p>
@@ -2252,7 +2115,7 @@
         <w:jc w:val="both"/>
       </w:pPr>
       <w:r>
-        <w:t>12 R. Gerwin, “А Study of 96 Subjects Examined Both for Fibromyalgia and Myofascial Pain,” Journal of Musculoskeletal Pain 3, no. Suppl 1 (1995): 121.</w:t>
+        <w:t>6 Р. Селикер, А. Аталай и З. Гувен, Качество жизни пациентов с синдромом миофазсовой боли, Отчеты о текущей боли и головной боли 14, No 5 (2010): 361366, https://doi.org/10.1 007/s11916-010-0141-7.</w:t>
       </w:r>
     </w:p>
     <w:p>
@@ -2263,30 +2126,7 @@
         <w:jc w:val="left"/>
       </w:pPr>
       <w:r>
-        <w:t>Google Scholar</w:t>
-      </w:r>
-    </w:p>
-    <w:p>
-      <w:pPr>
-        <w:spacing w:before="120" w:after="120"/>
-        <w:jc w:val="center"/>
-      </w:pPr>
-      <w:r>
-        <w:rPr>
-          <w:rFonts w:ascii="Courier New" w:hAnsi="Courier New"/>
-        </w:rPr>
-        <w:t>13 S. Rashiq and В. S. Galer, “Proximal Myofascial Dysfunction in Complex Regional Pain Syndrome: А Retrospective Prevalence Study,” Clinical Journal of Pain 15, no. 2 (1999): 151–153, htt ps://doi.org/10.1097/00002508-199906000-00013.</w:t>
-      </w:r>
-    </w:p>
-    <w:p>
-      <w:pPr>
-        <w:pStyle w:val="Heading2"/>
-        <w:keepNext/>
-        <w:spacing w:before="280" w:after="160"/>
-        <w:jc w:val="left"/>
-      </w:pPr>
-      <w:r>
-        <w:t>CAS PubMed Web of Science® Google Scholar</w:t>
+        <w:t>PubMed Web of Science® Google Scholar</w:t>
       </w:r>
     </w:p>
     <w:p>
@@ -2297,7 +2137,7 @@
         <w:jc w:val="both"/>
       </w:pPr>
       <w:r>
-        <w:t>14 Е. Cerezo-Tellez, М. Torres-Lacomba, О. Mayoral-Del Moral, В. Sanchez-Sanchez, J. Dommerholt, and С. Gutierrez-Ortega, “Prevalence of Myofascial Pain Syndrome in Chronic NonSpecific Neck Pain: А Population-Based Cross-Sectional Descriptive Study,” Pain Medicine 17, no. 12 (2016): 2369–2377, https://doi.org/10.1093/pm/pnw114.</w:t>
+        <w:t>7 А. Дрюс и П. Дженнум, Эпидемиология миофазциальной боли, в пояснице, утренней жесткости и жалоб, связанных с сном, в общей популяции, Журнал мышечно-скелетной боли 3, No suppl 1 (1995): 68.</w:t>
       </w:r>
     </w:p>
     <w:p>
@@ -2308,7 +2148,7 @@
         <w:jc w:val="left"/>
       </w:pPr>
       <w:r>
-        <w:t>PubMed Web of Science® Google Scholar</w:t>
+        <w:t>Ученый Google</w:t>
       </w:r>
     </w:p>
     <w:p>
@@ -2319,7 +2159,7 @@
         <w:jc w:val="both"/>
       </w:pPr>
       <w:r>
-        <w:t>15 М. Torres Lacomba, О. Mayoral del Moral, J. L. Coperias Zazo, R. D. Gerwin, and А. Z. Goni, “Incidence of Myofascial Pain Syndrome in Breast Cancer Surgery: А Prospective Study,” Clinical Journal of Pain 26, no. 4 (2010): 320–325, https://doi.org/10.1097/AJP.0b013e3181c4904a.</w:t>
+        <w:t>8 В. К. Подичеттти, Д. Дж. Мазанец и Р. С. Бискуп, Хроническая немалигенная мышечная болезнь у пожилых людей: клинические проблемы и вмешательство в опиоиды, Postgraduate Medical Journal 79, No 937 (2003): 627633, https://doi.org/10.1136/pmj.79.937.627.</w:t>
       </w:r>
     </w:p>
     <w:p>
@@ -2330,7 +2170,7 @@
         <w:jc w:val="left"/>
       </w:pPr>
       <w:r>
-        <w:t>PubMed Web of Science® Google Scholar</w:t>
+        <w:t>CAS PubMed Web of Science® Google Scholar</w:t>
       </w:r>
     </w:p>
     <w:p>
@@ -2341,7 +2181,12 @@
         <w:jc w:val="both"/>
       </w:pPr>
       <w:r>
-        <w:t>16 L. R. Cardoso, С. С. Rizzo, С. Z. de Oliveira, С. R. dos Santos, and А. L. Carvalho, “Myofascial Pain Syndrome After Head and Neck Cancer Treatment: Prevalence, Risk Factors, and Influence on Quality of Life,” Head and Neck 37, no. 12 (2015): 1733–1737, https://doi.org/10.1002/hed.23825.</w:t>
+        <w:t>9 А. Каергард и Дж. Х. Андерсен, Мускулоскелетные расстройства шеи и плеч у женщин-операторов швейных машин: распространенность, частота и прогноз, Медицина труда и окружающей среды 57, No 8 (2000): 528534, https://doi.org/10.1136/oem.57.8.528.</w:t>
+      </w:r>
+    </w:p>
+    <w:p>
+      <w:r>
+        <w:br w:type="page"/>
       </w:r>
     </w:p>
     <w:p>
@@ -2352,12 +2197,7 @@
         <w:jc w:val="left"/>
       </w:pPr>
       <w:r>
-        <w:t>PubMed Web of Science® Google Scholar</w:t>
-      </w:r>
-    </w:p>
-    <w:p>
-      <w:r>
-        <w:br w:type="page"/>
+        <w:t>CAS PubMed Web of Science® Google Scholar</w:t>
       </w:r>
     </w:p>
     <w:p>
@@ -2368,7 +2208,7 @@
         <w:jc w:val="both"/>
       </w:pPr>
       <w:r>
-        <w:t>17 D. G. Simons, J. G. Travell, and L. S. Simons, “ Myofascial Pain and Dysfunction: The Trigger Point Manual,” in The Upper Half of Body, vol. 1, 2nd ed. (Lippincott Williams &amp; Wilkins, 1999).</w:t>
+        <w:t>10 С. А. Скоцкий, Б. Джейгер и Р. К. Оэй, Превивалентность миофазциальной боли в общей практике внутренней медицины, Western Journal of Medicine 151, No 2 (1989): 157160.</w:t>
       </w:r>
     </w:p>
     <w:p>
@@ -2379,18 +2219,19 @@
         <w:jc w:val="left"/>
       </w:pPr>
       <w:r>
-        <w:t>Google Scholar</w:t>
-      </w:r>
-    </w:p>
-    <w:p>
-      <w:pPr>
-        <w:pStyle w:val="Heading1"/>
-        <w:keepNext/>
-        <w:spacing w:before="360" w:after="240"/>
-        <w:jc w:val="left"/>
-      </w:pPr>
-      <w:r>
-        <w:t>18 R. Bennett, “Myofascial Pain Syndromes and Their Evaluation,” Best Practice and Research Clinical Rheumatology 21, no. 3</w:t>
+        <w:t>CAS PubMed Web of Science® Google Scholar</w:t>
+      </w:r>
+    </w:p>
+    <w:p>
+      <w:pPr>
+        <w:spacing w:before="120" w:after="120"/>
+        <w:jc w:val="center"/>
+      </w:pPr>
+      <w:r>
+        <w:rPr>
+          <w:rFonts w:ascii="Courier New" w:hAnsi="Courier New"/>
+        </w:rPr>
+        <w:t>11 Д. А. Фишбен, М. Голдберг, Р. Б. Мигер, Р. Стил и Х. Росомофф, Мужские и женские пациенты с хронической болью, классифицированные по ДСМ- III психиатрическим диагностическим критериям, Боль 26, No 2 (1986): 181197, https://doi.org/10.1016/0304-3959(86) 90074-6.</w:t>
       </w:r>
     </w:p>
     <w:p>
@@ -2401,29 +2242,7 @@
         <w:jc w:val="left"/>
       </w:pPr>
       <w:r>
-        <w:t>PubMed Web of Science® Google Scholar</w:t>
-      </w:r>
-    </w:p>
-    <w:p>
-      <w:pPr>
-        <w:pStyle w:val="Heading1"/>
-        <w:keepNext/>
-        <w:spacing w:before="360" w:after="240"/>
-        <w:jc w:val="left"/>
-      </w:pPr>
-      <w:r>
-        <w:t>19 J. G. Travell and D. G. Simons, Myofascial Pain and Dysfunction: The Trigger Point Manual, vol. 2 (Lippincott Williams &amp;</w:t>
-      </w:r>
-    </w:p>
-    <w:p>
-      <w:pPr>
-        <w:pStyle w:val="Heading2"/>
-        <w:keepNext/>
-        <w:spacing w:before="280" w:after="160"/>
-        <w:jc w:val="left"/>
-      </w:pPr>
-      <w:r>
-        <w:t>Google Scholar</w:t>
+        <w:t>CAS PubMed Web of Science® Google Scholar</w:t>
       </w:r>
     </w:p>
     <w:p>
@@ -2434,7 +2253,7 @@
         <w:jc w:val="both"/>
       </w:pPr>
       <w:r>
-        <w:t>20 S. Perez-Palomares, В. Oliván-Blázquez, А. М. Arnal-Burró, et al., “Contributions of Myofascial Pain in Diagnosis and Treatment of Shoulder Pain. А Randomized Control Trial,” BMC Musculoskeletal Disorders 10 (2009): 1–7.</w:t>
+        <w:t>12 Р. Гервин, Исследование 96 субъектов, изученных как для фибромиалгии, так и для миофазциальной боли, Журнал мышечно-скелетной боли 3, No. Дополнение 1 (1995): 121.</w:t>
       </w:r>
     </w:p>
     <w:p>
@@ -2445,7 +2264,30 @@
         <w:jc w:val="left"/>
       </w:pPr>
       <w:r>
-        <w:t>PubMed Web of Science® Google Scholar</w:t>
+        <w:t>Ученый Google</w:t>
+      </w:r>
+    </w:p>
+    <w:p>
+      <w:pPr>
+        <w:spacing w:before="120" w:after="120"/>
+        <w:jc w:val="center"/>
+      </w:pPr>
+      <w:r>
+        <w:rPr>
+          <w:rFonts w:ascii="Courier New" w:hAnsi="Courier New"/>
+        </w:rPr>
+        <w:t>13 С. Рашик и Б. С. Галер, Проксимальная миофасциальная дисфункция в комплексном региональном синдроме боли: ретроспективное исследование распространенности, Клинический журнал боли 15, No 2 (1999): 151153, http://doi.org/10.1097/00002508-199906000-00013.</w:t>
+      </w:r>
+    </w:p>
+    <w:p>
+      <w:pPr>
+        <w:pStyle w:val="Heading2"/>
+        <w:keepNext/>
+        <w:spacing w:before="280" w:after="160"/>
+        <w:jc w:val="left"/>
+      </w:pPr>
+      <w:r>
+        <w:t>CAS PubMed Web of Science® Google Scholar</w:t>
       </w:r>
     </w:p>
     <w:p>
@@ -2456,7 +2298,7 @@
         <w:jc w:val="both"/>
       </w:pPr>
       <w:r>
-        <w:t>21 J. Edwards, “The Importance of Postural Habits in Perpetuating Myofascial Trigger Point Pain,” акупунктура in Medicine 23, no. 2 (2005): 77–82.</w:t>
+        <w:t>14 Э. Церезо-Теллез, М. Торрес-Лакомба, О. Майор-Дель Мораль, Б. Санчес-Санчес, Дж. Домерхольт и Ц. Гутьеррез-Ортега, Превилентность синдрома миофазсовой боли в хронической неспецифической боли в шее: Пересекательное описательное исследование, основанное на популяции, Медицинская болезнь 17, No 12 (2016): 23692377, https://doi.org/10.1093/pm/pnw114.</w:t>
       </w:r>
     </w:p>
     <w:p>
@@ -2467,7 +2309,7 @@
         <w:jc w:val="left"/>
       </w:pPr>
       <w:r>
-        <w:t>PubMed Google Scholar</w:t>
+        <w:t>PubMed Web of Science® Google Scholar</w:t>
       </w:r>
     </w:p>
     <w:p>
@@ -2478,7 +2320,7 @@
         <w:jc w:val="both"/>
       </w:pPr>
       <w:r>
-        <w:t>22 М. Cummings and Р. Baldry, “Regional Myofascial Pain: Diagnosis and Management,” Best Practice and Research Clinical Rheumatology 21, no. 2 (2007): 367–387.</w:t>
+        <w:t>15 М. Торрес Лакомба, О. Майорл дель Мораль, Дж. Л. Копериас Зазо, Р. Д. Гервин и А. З. Гони, Инцидентность синдрома миофасциальной боли в хирургии рака молочной железы: перспективное исследование, Клинический журнал боли 26, No 4 (2010): 320325, https://doi.org/10.1097/AJP.0b013e3181c4904a.</w:t>
       </w:r>
     </w:p>
     <w:p>
@@ -2500,7 +2342,7 @@
         <w:jc w:val="both"/>
       </w:pPr>
       <w:r>
-        <w:t>23 J. Travell, “Identification of Myofascial Trigger Point Syndromes: А Case of Atypical Facial Neuralgia,” Archives of Physical Medicine and Rehabilitation 62, no. 3 (1981): 100–106.</w:t>
+        <w:t>16 Л. Р. Кардосо, Ц. С. Рицзо, Ц. З. де Оливира, Ц. Р. дос Сантос и А. Л. Карвальхо, Миофазциальный синдром боли после лечения рака головы и шеи: распространенность, факторы риска и влияние на качество жизни, Глава и шея 37, No 12 (2015): 17331737, https://doi.org/10.1002/hed.23825.</w:t>
       </w:r>
     </w:p>
     <w:p>
@@ -2511,7 +2353,12 @@
         <w:jc w:val="left"/>
       </w:pPr>
       <w:r>
-        <w:t>CAS PubMed Web of Science® Google Scholar</w:t>
+        <w:t>PubMed Web of Science® Google Scholar</w:t>
+      </w:r>
+    </w:p>
+    <w:p>
+      <w:r>
+        <w:br w:type="page"/>
       </w:r>
     </w:p>
     <w:p>
@@ -2522,7 +2369,7 @@
         <w:jc w:val="both"/>
       </w:pPr>
       <w:r>
-        <w:t>24 Е. Tunks and J. Crook, “Regional Soft Tissue Pains: Alias Myofascial Pain?,” Best Practice and Research Clinical Rheumatology 13, no. 2 (1999): 345–369.</w:t>
+        <w:t>17 Д. Г. Симонс, Д. Г. Травелл и Л. С. Симонс, Миофазциальная боль и дисфункция: руководство по поводу точки триггера, в верхней половине тела, том 1, второе издание (Липпинкотт Уильямс и Уилкинс, 1999).</w:t>
       </w:r>
     </w:p>
     <w:p>
@@ -2533,12 +2380,7 @@
         <w:jc w:val="left"/>
       </w:pPr>
       <w:r>
-        <w:t>Google Scholar</w:t>
-      </w:r>
-    </w:p>
-    <w:p>
-      <w:r>
-        <w:br w:type="page"/>
+        <w:t>Ученый Google</w:t>
       </w:r>
     </w:p>
     <w:p>
@@ -2549,7 +2391,7 @@
         <w:jc w:val="left"/>
       </w:pPr>
       <w:r>
-        <w:t>25 R. D. Gerwin, “The Management of Myofascial Pain Syndromes,” Journal of Musculoskeletal Pain 1, no. 3–4 (1993): 83–94.</w:t>
+        <w:t>18 Р. Беннет, Миофазциальные болевые синдромы и их оценка, Лучшая практика и исследования клиническая ревматология 21, No 3</w:t>
       </w:r>
     </w:p>
     <w:p>
@@ -2560,7 +2402,7 @@
         <w:jc w:val="left"/>
       </w:pPr>
       <w:r>
-        <w:t>Google Scholar</w:t>
+        <w:t>PubMed Web of Science® Google Scholar</w:t>
       </w:r>
     </w:p>
     <w:p>
@@ -2571,7 +2413,7 @@
         <w:jc w:val="both"/>
       </w:pPr>
       <w:r>
-        <w:t>26 Р. Channarong and С. Phongamwong, “Prevalence and Risk Factors of Vitamin Deficiency Among Patients With Chronic Myofascial Pain Syndrome: А Cross-Sectional Study,” BMC Nutrition 9, no. 1 (2023): 129.</w:t>
+        <w:t>19 J. G. Travell и D. G. Simons, Миофазциальная боль и дисфункция: руководство по поводу точек вызова, том 2 (Lippincott Williams &amp; Wilkins, 1992).</w:t>
       </w:r>
     </w:p>
     <w:p>
@@ -2582,7 +2424,7 @@
         <w:jc w:val="left"/>
       </w:pPr>
       <w:r>
-        <w:t>PubMed Web of Science® Google Scholar</w:t>
+        <w:t>Ученый Google</w:t>
       </w:r>
     </w:p>
     <w:p>
@@ -2593,7 +2435,7 @@
         <w:jc w:val="both"/>
       </w:pPr>
       <w:r>
-        <w:t>27 R. D. Gerwin, “А Review of Myofascial Pain and Fibromyalgia–Factors That Promote Their Persistence,” акупунктура in Medicine 23, no. 3 (2005): 121–134.</w:t>
+        <w:t>20 С. Перес-Паломарес, Б. Оливан-Блазкез, А. М. Арнал-Бурро и др., Доступ миофазциальной боли в диагностике и лечении боли в плече.</w:t>
       </w:r>
     </w:p>
     <w:p>
@@ -2604,29 +2446,29 @@
         <w:jc w:val="left"/>
       </w:pPr>
       <w:r>
+        <w:t>PubMed Web of Science® Google Scholar</w:t>
+      </w:r>
+    </w:p>
+    <w:p>
+      <w:pPr>
+        <w:pStyle w:val="Heading1"/>
+        <w:keepNext/>
+        <w:spacing w:before="360" w:after="240"/>
+        <w:jc w:val="left"/>
+      </w:pPr>
+      <w:r>
+        <w:t>21 Дж. Эдвардс, Важность позурных привычек в устойчивом устранении боли в миофазциальной триггерной точке, Иглоукалывание в</w:t>
+      </w:r>
+    </w:p>
+    <w:p>
+      <w:pPr>
+        <w:pStyle w:val="Heading2"/>
+        <w:keepNext/>
+        <w:spacing w:before="280" w:after="160"/>
+        <w:jc w:val="left"/>
+      </w:pPr>
+      <w:r>
         <w:t>PubMed Google Scholar</w:t>
-      </w:r>
-    </w:p>
-    <w:p>
-      <w:pPr>
-        <w:pStyle w:val="Heading1"/>
-        <w:keepNext/>
-        <w:spacing w:before="360" w:after="240"/>
-        <w:jc w:val="left"/>
-      </w:pPr>
-      <w:r>
-        <w:t>28 J. Dommerholt, С. Bron, and J. Franssen, “Myofascial Trigger Points: An Evidence-Informed Review,” Journal of Manual and</w:t>
-      </w:r>
-    </w:p>
-    <w:p>
-      <w:pPr>
-        <w:pStyle w:val="Heading2"/>
-        <w:keepNext/>
-        <w:spacing w:before="280" w:after="160"/>
-        <w:jc w:val="left"/>
-      </w:pPr>
-      <w:r>
-        <w:t>Google Scholar</w:t>
       </w:r>
     </w:p>
     <w:p>
@@ -2637,7 +2479,7 @@
         <w:jc w:val="both"/>
       </w:pPr>
       <w:r>
-        <w:t>29 А. Lalchhuanawma, “Finding the Possible Link Between Physical Activities, Dietary Nutrients and Health on Myofascial Pain Syndrome,” Current Medicine Research and Practice 11, no. 4 (2021): 176–180.</w:t>
+        <w:t>22 М. Кэммингс и П. Болдри, Региональная миофазческая боль: диагностика и управление, Лучшая практика и исследования клиническая ревматология 21, No 2 (2007): 367387.</w:t>
       </w:r>
     </w:p>
     <w:p>
@@ -2648,29 +2490,7 @@
         <w:jc w:val="left"/>
       </w:pPr>
       <w:r>
-        <w:t>Google Scholar</w:t>
-      </w:r>
-    </w:p>
-    <w:p>
-      <w:pPr>
-        <w:pStyle w:val="Heading1"/>
-        <w:keepNext/>
-        <w:spacing w:before="360" w:after="240"/>
-        <w:jc w:val="left"/>
-      </w:pPr>
-      <w:r>
-        <w:t>30 R. D. Gerwin, “ Myofascial Pain Syndrome,” In Muscle Pain: Diagnosis and Treatment, edited by S. Mense, and R. D. Gerwin</w:t>
-      </w:r>
-    </w:p>
-    <w:p>
-      <w:pPr>
-        <w:pStyle w:val="Heading2"/>
-        <w:keepNext/>
-        <w:spacing w:before="280" w:after="160"/>
-        <w:jc w:val="left"/>
-      </w:pPr>
-      <w:r>
-        <w:t>Google Scholar</w:t>
+        <w:t>PubMed Web of Science® Google Scholar</w:t>
       </w:r>
     </w:p>
     <w:p>
@@ -2681,7 +2501,7 @@
         <w:jc w:val="both"/>
       </w:pPr>
       <w:r>
-        <w:t>31 А. М. Velly, М. Gornitsky, and Р. Philippe, “Contributing Factors to Chronic Myofascial Pain: А Case–Control Study,” Pain 104, no. 3 (2003): 491–499.</w:t>
+        <w:t>23 Дж. Травелл, Идентификация синдромов миофасциальной триггерной точки: случай атипической неуральгии лица, Архивы физической медицины и реабилитации 62, No 3 (1981): 100106.</w:t>
       </w:r>
     </w:p>
     <w:p>
@@ -2692,7 +2512,7 @@
         <w:jc w:val="left"/>
       </w:pPr>
       <w:r>
-        <w:t>PubMed Web of Science® Google Scholar</w:t>
+        <w:t>CAS PubMed Web of Science® Google Scholar</w:t>
       </w:r>
     </w:p>
     <w:p>
@@ -2703,7 +2523,7 @@
         <w:jc w:val="both"/>
       </w:pPr>
       <w:r>
-        <w:t>32 J. Р. Shah and Е. А. Gilliams, “Uncovering the Biochemical Milieu of Myofascial Trigger Points Using In Vivo Microdialysis: An Application of Muscle Pain Concepts to Myofascial Pain Syndrome,” Journal of Bodywork and Movement Therapies 12, no. 4 (2008): 371–384.</w:t>
+        <w:t>24 Э. Тункс и Дж. Кроук, Региональные боли в мягких тканях: прозвище миофазциальная боль?, Лучшая практика и исследования клиническая ревматология 13, No 2 (1999): 345369.</w:t>
       </w:r>
     </w:p>
     <w:p>
@@ -2714,12 +2534,34 @@
         <w:jc w:val="left"/>
       </w:pPr>
       <w:r>
-        <w:t>PubMed Google Scholar</w:t>
+        <w:t>Ученый Google</w:t>
       </w:r>
     </w:p>
     <w:p>
       <w:r>
         <w:br w:type="page"/>
+      </w:r>
+    </w:p>
+    <w:p>
+      <w:pPr>
+        <w:pStyle w:val="Heading1"/>
+        <w:keepNext/>
+        <w:spacing w:before="360" w:after="240"/>
+        <w:jc w:val="left"/>
+      </w:pPr>
+      <w:r>
+        <w:t>25 Р. Д. Гервин, Управление миофазциальными болевыми синдромами, Журнал мышечно-скелетной боли 1, No 34 (1993): 8394.</w:t>
+      </w:r>
+    </w:p>
+    <w:p>
+      <w:pPr>
+        <w:pStyle w:val="Heading2"/>
+        <w:keepNext/>
+        <w:spacing w:before="280" w:after="160"/>
+        <w:jc w:val="left"/>
+      </w:pPr>
+      <w:r>
+        <w:t>Ученый Google</w:t>
       </w:r>
     </w:p>
     <w:p>
@@ -2730,7 +2572,7 @@
         <w:jc w:val="both"/>
       </w:pPr>
       <w:r>
-        <w:t>33 О. Altindag, А. Gur, and А. Altindag, “The Relationship Between Clinical Parameters and Depression Level in Patients With Myofascial Pain Syndrome,” Pain Medicine 9, no. 2 (2008): 161– 165.</w:t>
+        <w:t>26 П. Чаннаронг и С. Фонгамвонг, Факторы распространенности и риска дефицита витамина среди пациентов с хроническим миофазциальным синдромом боли: кросс-секционное исследование, BMC Nutrition 9, no. 1 (2023): 129.</w:t>
       </w:r>
     </w:p>
     <w:p>
@@ -2741,29 +2583,7 @@
         <w:jc w:val="left"/>
       </w:pPr>
       <w:r>
-        <w:t>CAS PubMed Web of Science® Google Scholar</w:t>
-      </w:r>
-    </w:p>
-    <w:p>
-      <w:pPr>
-        <w:pStyle w:val="Heading1"/>
-        <w:keepNext/>
-        <w:spacing w:before="360" w:after="240"/>
-        <w:jc w:val="left"/>
-      </w:pPr>
-      <w:r>
-        <w:t>34 В. Р. Dohrenwend, К. G. Raphael, J. J. Marbach, and R. М. Gallagher, “Why Is Depression Comorbid With Chronic Myofascial</w:t>
-      </w:r>
-    </w:p>
-    <w:p>
-      <w:pPr>
-        <w:pStyle w:val="Heading2"/>
-        <w:keepNext/>
-        <w:spacing w:before="280" w:after="160"/>
-        <w:jc w:val="left"/>
-      </w:pPr>
-      <w:r>
-        <w:t>CAS PubMed Web of Science® Google Scholar</w:t>
+        <w:t>PubMed Web of Science® Google Scholar</w:t>
       </w:r>
     </w:p>
     <w:p>
@@ -2774,7 +2594,7 @@
         <w:jc w:val="both"/>
       </w:pPr>
       <w:r>
-        <w:t>35 G. Vedolin, V. Lobato, Р. С. R. Conti, and J. R. Р. Lauris, “The Impact of Stress and Anxiety on the Pressure Pain Threshold of Myofascial Pain Patients,” Journal of Oral Rehabilitation 36, no. 5 (2009): 313–321.</w:t>
+        <w:t>27 Р. Д. Гервин, Обзор миофазциальной боли и фибромиалгииФакторы, способствующие их стойкости, Иглоукалывание в медицине 23, No 3 (2005): 121134.</w:t>
       </w:r>
     </w:p>
     <w:p>
@@ -2785,7 +2605,7 @@
         <w:jc w:val="left"/>
       </w:pPr>
       <w:r>
-        <w:t>CAS PubMed Web of Science® Google Scholar</w:t>
+        <w:t>PubMed Google Scholar</w:t>
       </w:r>
     </w:p>
     <w:p>
@@ -2796,7 +2616,7 @@
         <w:jc w:val="both"/>
       </w:pPr>
       <w:r>
-        <w:t>36 А. Lalchhuanawma, “Myofascial Pain Syndrome: Physical Activity, Nutrition and Health,” American Journal of Sports Science and Medicine 7 (2019): 20–22.</w:t>
+        <w:t>28 J. Dommerholt, С. Bron и J. Franssen, Миофазциальные триггерные точки: обзор с информацией о доказательствах, Журнал ручной и манипулятивной терапии 14, No 4 (2006): 203221.</w:t>
       </w:r>
     </w:p>
     <w:p>
@@ -2807,7 +2627,7 @@
         <w:jc w:val="left"/>
       </w:pPr>
       <w:r>
-        <w:t>Google Scholar</w:t>
+        <w:t>Ученый Google</w:t>
       </w:r>
     </w:p>
     <w:p>
@@ -2818,7 +2638,7 @@
         <w:jc w:val="both"/>
       </w:pPr>
       <w:r>
-        <w:t>37 А. Okifuji and В. D. Hare, “The Association Between Chronic Pain and Obesity,” Journal of Pain Research 8 (2015): 399–408.</w:t>
+        <w:t>29 А. Лалчуананома, Поиск возможной связи между физической деятельностью, питательными веществами и здоровьем при синдроме миофасциальной боли, Нынешнее исследование и практика медицины 11, No 4 (2021): 176180.</w:t>
       </w:r>
     </w:p>
     <w:p>
@@ -2829,29 +2649,7 @@
         <w:jc w:val="left"/>
       </w:pPr>
       <w:r>
-        <w:t>PubMed Web of Science® Google Scholar</w:t>
-      </w:r>
-    </w:p>
-    <w:p>
-      <w:pPr>
-        <w:pStyle w:val="Heading1"/>
-        <w:keepNext/>
-        <w:spacing w:before="360" w:after="240"/>
-        <w:jc w:val="left"/>
-      </w:pPr>
-      <w:r>
-        <w:t>38 Е.-С. Yap, “Myofascial Pain-An Overview,” Annals of the Academy of Medicine, Singapore 36, no. 1 (2007): 43.</w:t>
-      </w:r>
-    </w:p>
-    <w:p>
-      <w:pPr>
-        <w:pStyle w:val="Heading2"/>
-        <w:keepNext/>
-        <w:spacing w:before="280" w:after="160"/>
-        <w:jc w:val="left"/>
-      </w:pPr>
-      <w:r>
-        <w:t>PubMed Web of Science® Google Scholar</w:t>
+        <w:t>Ученый Google</w:t>
       </w:r>
     </w:p>
     <w:p>
@@ -2862,7 +2660,7 @@
         <w:jc w:val="both"/>
       </w:pPr>
       <w:r>
-        <w:t>39 R. Ohrbach and А. Michelotti, “The Role of Stress in the Etiology of Oral Parafunction and Myofascial Pain,” Oral and Maxillofacial Surgery Clinics 30, no. 3 (2018): 369–379.</w:t>
+        <w:t>30 Р. Д. Гервин, Миофазциальный синдром боли, В мышечной боли: диагностика и лечение, редактированные С. Мензе и Р. Д. Гервин (Springer, 2010), 1583.</w:t>
       </w:r>
     </w:p>
     <w:p>
@@ -2873,7 +2671,7 @@
         <w:jc w:val="left"/>
       </w:pPr>
       <w:r>
-        <w:t>PubMed Web of Science® Google Scholar</w:t>
+        <w:t>Ученый Google</w:t>
       </w:r>
     </w:p>
     <w:p>
@@ -2884,7 +2682,7 @@
         <w:jc w:val="both"/>
       </w:pPr>
       <w:r>
-        <w:t>40 J. R. Fricton, R. Kroening, D. Haley, and R. Siegert, “Myofascial Pain Syndrome of the Head and Neck: А Review of Clinical Characteristics of 164 Patients,” Oral Surgery, Oral Medicine, and Oral Pathology 60, no. 6 (1985): 615–623.</w:t>
+        <w:t>31 А. М. Велли, М. Горницкий и П. Филипп, Факторы, способствующие хронической миофасциальной боли: исследование по случаюконтроля, Боль 104, No 3 (2003): 491499.</w:t>
       </w:r>
     </w:p>
     <w:p>
@@ -2895,34 +2693,7 @@
         <w:jc w:val="left"/>
       </w:pPr>
       <w:r>
-        <w:t>CAS PubMed Web of Science® Google Scholar</w:t>
-      </w:r>
-    </w:p>
-    <w:p>
-      <w:r>
-        <w:br w:type="page"/>
-      </w:r>
-    </w:p>
-    <w:p>
-      <w:pPr>
-        <w:pStyle w:val="Heading1"/>
-        <w:keepNext/>
-        <w:spacing w:before="360" w:after="240"/>
-        <w:jc w:val="left"/>
-      </w:pPr>
-      <w:r>
-        <w:t>41 М. S. Jafri, “Mechanisms of Myofascial Pain,” International Scholarly Research Notices 2014, no. 1 (2014): 523924.</w:t>
-      </w:r>
-    </w:p>
-    <w:p>
-      <w:pPr>
-        <w:pStyle w:val="Heading2"/>
-        <w:keepNext/>
-        <w:spacing w:before="280" w:after="160"/>
-        <w:jc w:val="left"/>
-      </w:pPr>
-      <w:r>
-        <w:t>PubMed Google Scholar</w:t>
+        <w:t>PubMed Web of Science® Google Scholar</w:t>
       </w:r>
     </w:p>
     <w:p>
@@ -2933,7 +2704,7 @@
         <w:jc w:val="both"/>
       </w:pPr>
       <w:r>
-        <w:t>42 W.-С. Lin, С.-С. Shen, S.-J. Tsai, and А. С. Ян (Ян (Yang)), “Increased Risk of Myofascial Pain Syndrome Among Patients With Insomnia,” Pain Medicine 18, no. 8 (2017): 1557–1565.</w:t>
+        <w:t>32 J. Р. Shah и Е. А. Gilliams, Открытие биохимической среды миофазциальных триггерных точек с использованием микродиализа в vivo: применение мышечных больных концепций к миофазциальному синдрому боли, Journal of Bodywork and Movement Therapies 12, no. 4 (2008): 371384.</w:t>
       </w:r>
     </w:p>
     <w:p>
@@ -2944,51 +2715,12 @@
         <w:jc w:val="left"/>
       </w:pPr>
       <w:r>
-        <w:t>PubMed Web of Science® Google Scholar</w:t>
-      </w:r>
-    </w:p>
-    <w:p>
-      <w:pPr>
-        <w:pStyle w:val="Heading1"/>
-        <w:keepNext/>
-        <w:spacing w:before="360" w:after="240"/>
-        <w:jc w:val="left"/>
-      </w:pPr>
-      <w:r>
-        <w:t>43 J. Kellgren, “Observations on Referred Pain Arising From Muscle,” Clinical Science 3, no. 176 (1938): 1937–1938.</w:t>
-      </w:r>
-    </w:p>
-    <w:p>
-      <w:pPr>
-        <w:pStyle w:val="Heading2"/>
-        <w:keepNext/>
-        <w:spacing w:before="280" w:after="160"/>
-        <w:jc w:val="left"/>
-      </w:pPr>
-      <w:r>
-        <w:t>Google Scholar</w:t>
-      </w:r>
-    </w:p>
-    <w:p>
-      <w:pPr>
-        <w:pStyle w:val="Heading1"/>
-        <w:keepNext/>
-        <w:spacing w:before="360" w:after="240"/>
-        <w:jc w:val="left"/>
-      </w:pPr>
-      <w:r>
-        <w:t>44 J. Hockaday and С. Whitty, “Patterns of Referred Pain in the Normal Subject,” Brain 90, no. 3 (1967): 481–496.</w:t>
-      </w:r>
-    </w:p>
-    <w:p>
-      <w:pPr>
-        <w:pStyle w:val="Heading2"/>
-        <w:keepNext/>
-        <w:spacing w:before="280" w:after="160"/>
-        <w:jc w:val="left"/>
-      </w:pPr>
-      <w:r>
-        <w:t>CAS PubMed Web of Science® Google Scholar</w:t>
+        <w:t>PubMed Google Scholar</w:t>
+      </w:r>
+    </w:p>
+    <w:p>
+      <w:r>
+        <w:br w:type="page"/>
       </w:r>
     </w:p>
     <w:p>
@@ -2999,29 +2731,7 @@
         <w:jc w:val="both"/>
       </w:pPr>
       <w:r>
-        <w:t>45 U. Hoheisel, S. Mense, D. G. Simons, and Х.-М. Yu, “Appearance of New Receptive Fields in Rat Dorsal Horn Neurons Following Noxious Stimulation of Skeletal Muscle: А Model for Referral of Muscle Pain?,” Neuroscience Letters 153, no. 1 (1993): 9–12.</w:t>
-      </w:r>
-    </w:p>
-    <w:p>
-      <w:pPr>
-        <w:pStyle w:val="Heading2"/>
-        <w:keepNext/>
-        <w:spacing w:before="280" w:after="160"/>
-        <w:jc w:val="left"/>
-      </w:pPr>
-      <w:r>
-        <w:t>CAS PubMed Web of Science® Google Scholar</w:t>
-      </w:r>
-    </w:p>
-    <w:p>
-      <w:pPr>
-        <w:pStyle w:val="Heading1"/>
-        <w:keepNext/>
-        <w:spacing w:before="360" w:after="240"/>
-        <w:jc w:val="left"/>
-      </w:pPr>
-      <w:r>
-        <w:t>46 S. Mense, “Nociception From Skeletal Muscle in Relation to Clinical Muscle Pain,” 54, no. 3 (1993): 241–289.</w:t>
+        <w:t>33 О. Алтиндаг, А. Гур и А. Алтиндаг, Отношение между клиническими параметрами и уровнем депрессии у пациентов с миофазциальным болевым синдромом, Больная медицина 9, No 2 (2008): 161 165.</w:t>
       </w:r>
     </w:p>
     <w:p>
@@ -3043,7 +2753,7 @@
         <w:jc w:val="both"/>
       </w:pPr>
       <w:r>
-        <w:t>47 S. Mense, D. G. Simons, U. Hoheisel, and В. Quenzer, “Lesions of Rat Skeletal Muscle After Local Block of Acetylcholinesterase and Neuromuscular Stimulation,” Journal of Applied Physiology 94, no. 6 (2003): 2494–2501.</w:t>
+        <w:t>34 Б. П. Дохренвенд, К. Г. Рафаэль, Дж. Марбах и Р. М. Галлахер, Почему депрессия сопутствует хронической боли в миофасциальном лице?: Тест семейного исследования альтернативных гипотез, Боль 83, No 2 (1999): 183192.</w:t>
       </w:r>
     </w:p>
     <w:p>
@@ -3055,33 +2765,6 @@
       </w:pPr>
       <w:r>
         <w:t>CAS PubMed Web of Science® Google Scholar</w:t>
-      </w:r>
-    </w:p>
-    <w:p>
-      <w:pPr>
-        <w:pStyle w:val="Heading1"/>
-        <w:keepNext/>
-        <w:spacing w:before="360" w:after="240"/>
-        <w:jc w:val="left"/>
-      </w:pPr>
-      <w:r>
-        <w:t>48 G. Hägg, “New Explanation for Muscle Damage as а Result of Static Loads in the Neck and Shoulder,” Arbete Manniska Miljo</w:t>
-      </w:r>
-    </w:p>
-    <w:p>
-      <w:pPr>
-        <w:pStyle w:val="Heading2"/>
-        <w:keepNext/>
-        <w:spacing w:before="280" w:after="160"/>
-        <w:jc w:val="left"/>
-      </w:pPr>
-      <w:r>
-        <w:t>Google Scholar</w:t>
-      </w:r>
-    </w:p>
-    <w:p>
-      <w:r>
-        <w:br w:type="page"/>
       </w:r>
     </w:p>
     <w:p>
@@ -3092,7 +2775,7 @@
         <w:jc w:val="both"/>
       </w:pPr>
       <w:r>
-        <w:t>49 Е. Henneman, G. Somjen, and D. О. Carpenter, “Excitability and Inhibitibility of Motoneurons of Different Sizes,” Journal of Neurophysiology 28, no. 3 (1965): 599–620.</w:t>
+        <w:t>35 Г. Ведолин, В. Лобато, П. К. Р. Конти и Дж. Р. П. Лорис, Влияние стресса и тревоги на порог боли под давлением у пациентов с миофасциальной болью, Журнал оральной реабилитации 36, No 5 (2009): 313321.</w:t>
       </w:r>
     </w:p>
     <w:p>
@@ -3114,7 +2797,7 @@
         <w:jc w:val="both"/>
       </w:pPr>
       <w:r>
-        <w:t>50 R. Armstrong, “Initial Events in Exercise-Induced Muscular Injury,” Medicine and Science in Sports and Exercise 22, no. 4 (1990): 429–435.</w:t>
+        <w:t>36 А. Лалчуананома, Миофазциальный синдром боли: физическая активность, питание и здоровье, Американский журнал спортивной науки и медицины 7 (2019): 2022.</w:t>
       </w:r>
     </w:p>
     <w:p>
@@ -3125,7 +2808,7 @@
         <w:jc w:val="left"/>
       </w:pPr>
       <w:r>
-        <w:t>CAS PubMed Web of Science® Google Scholar</w:t>
+        <w:t>Ученый Google</w:t>
       </w:r>
     </w:p>
     <w:p>
@@ -3136,7 +2819,7 @@
         <w:jc w:val="left"/>
       </w:pPr>
       <w:r>
-        <w:t>51 G. Hägg, The Cinderella Hypothesis. Chronic Work-Related Myalgia (Gävle University Press, 2003), 127–132.</w:t>
+        <w:t>37 А. Окифуджи и Б. Д. Хейр, Объединение между хронической болью и ожирением, Журнал исследований боли 8 (2015): 399408.</w:t>
       </w:r>
     </w:p>
     <w:p>
@@ -3147,7 +2830,30 @@
         <w:jc w:val="left"/>
       </w:pPr>
       <w:r>
-        <w:t>Google Scholar</w:t>
+        <w:t>PubMed Web of Science® Google Scholar</w:t>
+      </w:r>
+    </w:p>
+    <w:p>
+      <w:pPr>
+        <w:spacing w:before="60" w:after="60"/>
+        <w:ind w:left="720"/>
+      </w:pPr>
+      <w:r>
+        <w:rPr>
+          <w:sz w:val="18"/>
+        </w:rPr>
+        <w:t>38 Е.-К. Яп, Миофазциальная боль-Обзор, Аналы Академии медицины, Сингапур 36, No 1 (2007): 43.</w:t>
+      </w:r>
+    </w:p>
+    <w:p>
+      <w:pPr>
+        <w:pStyle w:val="Heading2"/>
+        <w:keepNext/>
+        <w:spacing w:before="280" w:after="160"/>
+        <w:jc w:val="left"/>
+      </w:pPr>
+      <w:r>
+        <w:t>PubMed Web of Science® Google Scholar</w:t>
       </w:r>
     </w:p>
     <w:p>
@@ -3158,7 +2864,7 @@
         <w:jc w:val="both"/>
       </w:pPr>
       <w:r>
-        <w:t>52 G. Hägg, “ Static Work Loads and Occupational Myalgia-а New Explanation Model,” In Electromyographical kinesiology, edited by Р. А. Anderson, D. J. Hobart, and J. V. Danoff (Elsevier, 1991), 141–143.</w:t>
+        <w:t>39 Р. Орбах и А. Мишелотти, Роль стресса в этиологии оральной парафункции и миофазсовой боли, Клиники оральной и максилофазной хирургии 30, No 3 (2018): 369379.</w:t>
       </w:r>
     </w:p>
     <w:p>
@@ -3169,7 +2875,7 @@
         <w:jc w:val="left"/>
       </w:pPr>
       <w:r>
-        <w:t>Web of Science® Google Scholar</w:t>
+        <w:t>PubMed Web of Science® Google Scholar</w:t>
       </w:r>
     </w:p>
     <w:p>
@@ -3180,7 +2886,7 @@
         <w:jc w:val="both"/>
       </w:pPr>
       <w:r>
-        <w:t>53 J. Lexell, J. Jarvis, D. Downham, and S. Salmons, “Stimulation-Induced Damage in Rabbit FastTwitch Skeletal Muscles: А Quantitative Morphological Study of the Influence of Pattern and Frequency,” Cell and Tissue Research 273 (1993): 357–362.</w:t>
+        <w:t>40 J. R. Fricton, R. Kroening, D. Haley и R. Siegert, Миофазциальный синдром боли головы и шеи: обзор клинических характеристик 164 пациентов, Оральная хирургия, оральная медицина и оральная патология 60, No 6 (1985): 615623.</w:t>
       </w:r>
     </w:p>
     <w:p>
@@ -3195,6 +2901,11 @@
       </w:r>
     </w:p>
     <w:p>
+      <w:r>
+        <w:br w:type="page"/>
+      </w:r>
+    </w:p>
+    <w:p>
       <w:pPr>
         <w:pStyle w:val="Heading1"/>
         <w:keepNext/>
@@ -3202,7 +2913,73 @@
         <w:jc w:val="left"/>
       </w:pPr>
       <w:r>
-        <w:t>54 H. Gissel, “Ca 2+ Accumulation and Cell Damage in Skeletal Muscle During Low Frequency Stimulation,” European Journal of</w:t>
+        <w:t>41 М. С. Джафри, Механизмы миофазциальной боли, Международные научные исследования 2014, No 1 (2014): 523924.</w:t>
+      </w:r>
+    </w:p>
+    <w:p>
+      <w:pPr>
+        <w:pStyle w:val="Heading2"/>
+        <w:keepNext/>
+        <w:spacing w:before="280" w:after="160"/>
+        <w:jc w:val="left"/>
+      </w:pPr>
+      <w:r>
+        <w:t>PubMed Google Scholar</w:t>
+      </w:r>
+    </w:p>
+    <w:p>
+      <w:pPr>
+        <w:pStyle w:val="Heading1"/>
+        <w:keepNext/>
+        <w:spacing w:before="360" w:after="240"/>
+        <w:jc w:val="left"/>
+      </w:pPr>
+      <w:r>
+        <w:t>42 В. С. Лин, С. С. Шен, С. Дж. Цай и А. С. Ян, Повышенный риск синдрома миофазциальной боли среди пациентов с бессонницей,</w:t>
+      </w:r>
+    </w:p>
+    <w:p>
+      <w:pPr>
+        <w:pStyle w:val="Heading2"/>
+        <w:keepNext/>
+        <w:spacing w:before="280" w:after="160"/>
+        <w:jc w:val="left"/>
+      </w:pPr>
+      <w:r>
+        <w:t>PubMed Web of Science® Google Scholar</w:t>
+      </w:r>
+    </w:p>
+    <w:p>
+      <w:pPr>
+        <w:pStyle w:val="Heading1"/>
+        <w:keepNext/>
+        <w:spacing w:before="360" w:after="240"/>
+        <w:jc w:val="left"/>
+      </w:pPr>
+      <w:r>
+        <w:t>43 J. Kellgren, Обсуждения о ссылающейся боли, возникающей из мышц, Клиническая наука 3, No 176 (1938): 19371938.</w:t>
+      </w:r>
+    </w:p>
+    <w:p>
+      <w:pPr>
+        <w:pStyle w:val="Heading2"/>
+        <w:keepNext/>
+        <w:spacing w:before="280" w:after="160"/>
+        <w:jc w:val="left"/>
+      </w:pPr>
+      <w:r>
+        <w:t>Ученый Google</w:t>
+      </w:r>
+    </w:p>
+    <w:p>
+      <w:pPr>
+        <w:pStyle w:val="Heading1"/>
+        <w:keepNext/>
+        <w:spacing w:before="360" w:after="240"/>
+        <w:jc w:val="left"/>
+      </w:pPr>
+      <w:r>
+        <w:t>44 J. Hockaday и С. Whitty, Patterns of Referred Pain in the Normal Subject, Brain 90, no. 3 (1967): 481496.</w:t>
       </w:r>
     </w:p>
     <w:p>
@@ -3224,7 +3001,29 @@
         <w:jc w:val="both"/>
       </w:pPr>
       <w:r>
-        <w:t>55 H. Gissel and Т. Clausen, “Excitation-Induced Ca2+ Influx in Rat Soleus and EDL Muscle: Mechanisms and Effects on Cellular Integrity,” American Journal of Physiology. Regulatory, Integrative and Comparative Physiology 279, no. 3 (2000): R917–R924.</w:t>
+        <w:t>45 U. Hoheisel, S. Mense, D. G. Simons, и Х.-М. Yu, Появление новых рецептивных полей в крысовых горных нейронах после вредной стимуляции скелетных мышц: модель для передачи мышечной боли?, Нейронаучные письма 153, No 1 (1993): 912.</w:t>
+      </w:r>
+    </w:p>
+    <w:p>
+      <w:pPr>
+        <w:pStyle w:val="Heading2"/>
+        <w:keepNext/>
+        <w:spacing w:before="280" w:after="160"/>
+        <w:jc w:val="left"/>
+      </w:pPr>
+      <w:r>
+        <w:t>CAS PubMed Web of Science® Google Scholar</w:t>
+      </w:r>
+    </w:p>
+    <w:p>
+      <w:pPr>
+        <w:pStyle w:val="Heading1"/>
+        <w:keepNext/>
+        <w:spacing w:before="360" w:after="240"/>
+        <w:jc w:val="left"/>
+      </w:pPr>
+      <w:r>
+        <w:t>46 S. Mense, Ноцицепция от скелетных мышц в связи с клинической мышечной болью, Боль 54, No 3 (1993): 241289.</w:t>
       </w:r>
     </w:p>
     <w:p>
@@ -3246,7 +3045,7 @@
         <w:jc w:val="both"/>
       </w:pPr>
       <w:r>
-        <w:t>56 М. А. Febbraio and В. К. Pedersen, “Contraction-Induced Myokine Production and Release: Is Skeletal Muscle an Endocrine Organ?,” Exercise and Sport Sciences Reviews 33, no. 3 (2005): 114– 119.</w:t>
+        <w:t>47 S. Mense, D. G. Simons, U. Hoheisel, и В. Quenzer, Лезии мышечной скелетной мышцы после местного блока ацетилхолинестеразы и нейромышечной стимуляции, Журнал прикладной физиологии 94, No 6 (2003): 24942501.</w:t>
       </w:r>
     </w:p>
     <w:p>
@@ -3257,12 +3056,7 @@
         <w:jc w:val="left"/>
       </w:pPr>
       <w:r>
-        <w:t>PubMed Web of Science® Google Scholar</w:t>
-      </w:r>
-    </w:p>
-    <w:p>
-      <w:r>
-        <w:br w:type="page"/>
+        <w:t>CAS PubMed Web of Science® Google Scholar</w:t>
       </w:r>
     </w:p>
     <w:p>
@@ -3273,7 +3067,7 @@
         <w:jc w:val="both"/>
       </w:pPr>
       <w:r>
-        <w:t>57 В. К. Pedersen and М. Febbraio, “Muscle-Derived Interleukin-6—А Possible Link Between Skeletal Muscle, Adipose Tissue, Liver, and Brain,” Behavior, and Immunity 19, no. 5 (2005): 371–376.</w:t>
+        <w:t>48 G. Hägg, Новое объяснение повреждения мышц в результате статических нагрузок в шее и плече, Arbete Manniska Miljo 4 (1988): 260262.</w:t>
       </w:r>
     </w:p>
     <w:p>
@@ -3284,7 +3078,12 @@
         <w:jc w:val="left"/>
       </w:pPr>
       <w:r>
-        <w:t>CAS PubMed Web of Science® Google Scholar</w:t>
+        <w:t>Ученый Google</w:t>
+      </w:r>
+    </w:p>
+    <w:p>
+      <w:r>
+        <w:br w:type="page"/>
       </w:r>
     </w:p>
     <w:p>
@@ -3295,7 +3094,7 @@
         <w:jc w:val="both"/>
       </w:pPr>
       <w:r>
-        <w:t>58 S.-М. Chen, J.-Т. Chen, Т.-S. Kuan, J. Hong, and С.-Z. Hong, “Decrease in Pressure Pain Thresholds of Latent Myofascial Trigger Points in the Middle Finger Extensors Immediately After Continuous Piano Practice,” Journal of Musculoskeletal Pain 8, no. 3 (2000): 83–92.</w:t>
+        <w:t>49 Э. Хеннеман, Г. Сомен и Д. О. Карпентер, Возбудимость и неминуемость мотоневронов разных размеров, Журнал нейрофизиологии 28, No 3 (1965): 599620.</w:t>
       </w:r>
     </w:p>
     <w:p>
@@ -3306,7 +3105,7 @@
         <w:jc w:val="left"/>
       </w:pPr>
       <w:r>
-        <w:t>Web of Science® Google Scholar</w:t>
+        <w:t>CAS PubMed Web of Science® Google Scholar</w:t>
       </w:r>
     </w:p>
     <w:p>
@@ -3317,7 +3116,7 @@
         <w:jc w:val="both"/>
       </w:pPr>
       <w:r>
-        <w:t>59 D. Treaster, W. Marras, D. Burr, J. Sheedy, and D. Hart, “Myofascial Trigger Point Development From Visual and Postural Stressors During Computer Work,” Journal of Electromyography and Kinesiology 16, no. 2 (2006): 115–124.</w:t>
+        <w:t>50 Р. Армстронг, Первоначальные события в болезни мышц, вызванной физическими упражнениями, Медицина и наука в спорте и физических упражнениях 22, No 4 (1990): 429435.</w:t>
       </w:r>
     </w:p>
     <w:p>
@@ -3339,7 +3138,7 @@
         <w:jc w:val="left"/>
       </w:pPr>
       <w:r>
-        <w:t>60 J. Andersen, А. Kærgaard, and К. Rasmussen, “Myofascial Pain in Different Occupational Groups With Monotonous Repetitive</w:t>
+        <w:t>51 Г. Хэгг, "Ипотеза пепельницы". Хроническая миалгия, связанная с работой (Гевле Университетская пресса, 2003), 127132.</w:t>
       </w:r>
     </w:p>
     <w:p>
@@ -3350,7 +3149,7 @@
         <w:jc w:val="left"/>
       </w:pPr>
       <w:r>
-        <w:t>Google Scholar</w:t>
+        <w:t>Ученый Google</w:t>
       </w:r>
     </w:p>
     <w:p>
@@ -3361,7 +3160,7 @@
         <w:jc w:val="both"/>
       </w:pPr>
       <w:r>
-        <w:t>61 С. Couppé, А. Midttun, J. Hilden, U. Jørgensen, Р. Oxholm, and А. Fuglsang-Frederiksen, “Spontaneous Needle Electromyographic Activity in Myofascial Trigger Points in the Infraspinatus Muscle: А Blinded Assessment,” Journal of Musculoskeletal Pain 9, no. 3 (2001): 7–16.</w:t>
+        <w:t>52 Г. Гейг, Статические рабочие нагрузки и профессиональная миалгия - новая модель объяснения, В электромиографической кинезиологии, редактированная П. А. Андерсоном, Д. Дж. Хобартом и Дж. В. Даноффом (Эльсевье, 1991), 141143.</w:t>
       </w:r>
     </w:p>
     <w:p>
@@ -3383,7 +3182,29 @@
         <w:jc w:val="left"/>
       </w:pPr>
       <w:r>
-        <w:t>62 С.-Z. Hong and D. G. Simons, “Pathophysiologic and Electrophysiologic Mechanisms of Myofascial Trigger Points,” Archives</w:t>
+        <w:t>53 J. Lexell, J. Jarvis, D. Downham, и S. Salmons, Стимуляционные повреждения у кроликов быстро зажигающие скелетные мышцы:</w:t>
+      </w:r>
+    </w:p>
+    <w:p>
+      <w:pPr>
+        <w:pStyle w:val="Heading2"/>
+        <w:keepNext/>
+        <w:spacing w:before="280" w:after="160"/>
+        <w:jc w:val="left"/>
+      </w:pPr>
+      <w:r>
+        <w:t>CAS PubMed Web of Science® Google Scholar</w:t>
+      </w:r>
+    </w:p>
+    <w:p>
+      <w:pPr>
+        <w:pStyle w:val="Heading1"/>
+        <w:keepNext/>
+        <w:spacing w:before="360" w:after="240"/>
+        <w:jc w:val="left"/>
+      </w:pPr>
+      <w:r>
+        <w:t>54 H. Gissel, Accumulation and Cell Damage in Skeletal Muscle During Low Frequency Stimulation, European Journal of Applied</w:t>
       </w:r>
     </w:p>
     <w:p>
@@ -3405,7 +3226,7 @@
         <w:jc w:val="both"/>
       </w:pPr>
       <w:r>
-        <w:t>63 D. R. Hubbard and G. М. Berkoff, “Myofascial Trigger Points Show Spontaneous Needle EMG Activity,” Spine 18, no. 13 (1993): 1803–1807.</w:t>
+        <w:t>55 Х. Гиссель и Т. Клаусен, Экситационный Ca2+ инфлюкс в мышцах Солей и ЭДЛ: механизмы и воздействие на клеточную целостность, Американский журнал физиологии. Регуляторная, интегративная и сравнительная физиология 279, No 3 (2000): R917R924.</w:t>
       </w:r>
     </w:p>
     <w:p>
@@ -3427,23 +3248,23 @@
         <w:jc w:val="both"/>
       </w:pPr>
       <w:r>
-        <w:t>64 М. Gautam, С. Benson, and К. Sluka, “Increased Response of Muscle Sensory Neurons to Decreases in pH After Muscle Inflammation,” Neuroscience 170, no. 3 (2010): 893–900.</w:t>
+        <w:t>56 М. А. Февбраио и Б. К. Педерсен, Производство и высвобождение миокина, вызванного сокращением: является ли скелетная мышца эндокринным органом?, Оценки физических упражнений и спортивных наук 33, No 3 (2005): 114 119.</w:t>
+      </w:r>
+    </w:p>
+    <w:p>
+      <w:pPr>
+        <w:pStyle w:val="Heading2"/>
+        <w:keepNext/>
+        <w:spacing w:before="280" w:after="160"/>
+        <w:jc w:val="left"/>
+      </w:pPr>
+      <w:r>
+        <w:t>PubMed Web of Science® Google Scholar</w:t>
       </w:r>
     </w:p>
     <w:p>
       <w:r>
         <w:br w:type="page"/>
-      </w:r>
-    </w:p>
-    <w:p>
-      <w:pPr>
-        <w:pStyle w:val="Heading2"/>
-        <w:keepNext/>
-        <w:spacing w:before="280" w:after="160"/>
-        <w:jc w:val="left"/>
-      </w:pPr>
-      <w:r>
-        <w:t>CAS PubMed Web of Science® Google Scholar</w:t>
       </w:r>
     </w:p>
     <w:p>
@@ -3454,7 +3275,7 @@
         <w:jc w:val="both"/>
       </w:pPr>
       <w:r>
-        <w:t>65 D. G. Simons, С.-Z. Hong, and L. S. Simons, “Endplate Potentials Are Common to Midfiber Myofacial Trigger Points,” American Journal of Physical Medicine and Rehabilitation 81, no. 3 (2002): 212–222.</w:t>
+        <w:t>57 Б. К. Педерсен и М. Февбраио, Интерлейкин-6А возможная связь между скелетными мышцами, адипозными тканями, печеними и мозгом, Мозг, поведение и иммунитет 19, No 5 (2005): 371376.</w:t>
       </w:r>
     </w:p>
     <w:p>
@@ -3465,7 +3286,7 @@
         <w:jc w:val="left"/>
       </w:pPr>
       <w:r>
-        <w:t>PubMed Web of Science® Google Scholar</w:t>
+        <w:t>CAS PubMed Web of Science® Google Scholar</w:t>
       </w:r>
     </w:p>
     <w:p>
@@ -3476,7 +3297,7 @@
         <w:jc w:val="both"/>
       </w:pPr>
       <w:r>
-        <w:t>66 D. G. Simons, “Review of Enigmatic MTrPs as а Common Cause of Enigmatic Musculoskeletal Pain and Dysfunction,” Journal of Electromyography and Kinesiology 14, no. 1 (2004): 95–107.</w:t>
+        <w:t>58 С.-М. Чен, Дж.-Т. Чен, Т.-С. Куан, Дж. Хонг и Ц.-З. Хонг, Снижение порогов боли давления латентных миофазциальных триггерных точек в средних протяженных пальцах сразу после непрерывной фортепианной практики, Журнал мышечно-скелетной боли 8, No 3 (2000): 8392.</w:t>
       </w:r>
     </w:p>
     <w:p>
@@ -3487,7 +3308,7 @@
         <w:jc w:val="left"/>
       </w:pPr>
       <w:r>
-        <w:t>PubMed Web of Science® Google Scholar</w:t>
+        <w:t>Web of Science® Google Scholar</w:t>
       </w:r>
     </w:p>
     <w:p>
@@ -3498,7 +3319,7 @@
         <w:jc w:val="both"/>
       </w:pPr>
       <w:r>
-        <w:t>67 У. Morikawa, К. Takamoto, H. Nishimaru, H. Nishijo, et al., “Compression at Myofascial Trigger Point on Chronic Neck Pain Provides Pain Relief Through the Prefrontal Cortex and Autonomic Nervous System: А Pilot Study,” Frontiers in Neuroscience 11 (2017): 186.</w:t>
+        <w:t>59 Д. Трейстер, В. Маррас, Д. Бурр, Дж. Шиди и Д. Харт, Развитие миофазциального триггерного пункта от визуальных и постуальных стрессоров во время компьютерной работы, Журнал электромиографии и кинезиологии 16, No 2 (2006): 115124.</w:t>
       </w:r>
     </w:p>
     <w:p>
@@ -3509,51 +3330,7 @@
         <w:jc w:val="left"/>
       </w:pPr>
       <w:r>
-        <w:t>PubMed Web of Science® Google Scholar</w:t>
-      </w:r>
-    </w:p>
-    <w:p>
-      <w:pPr>
-        <w:pStyle w:val="Heading1"/>
-        <w:keepNext/>
-        <w:spacing w:before="360" w:after="240"/>
-        <w:jc w:val="left"/>
-      </w:pPr>
-      <w:r>
-        <w:t>68 J. L. Weller, D. Comeau, and J. А. Otis, Myofascial Pain (Thieme Medical Publishers, 2018), 640– 643.</w:t>
-      </w:r>
-    </w:p>
-    <w:p>
-      <w:pPr>
-        <w:pStyle w:val="Heading2"/>
-        <w:keepNext/>
-        <w:spacing w:before="280" w:after="160"/>
-        <w:jc w:val="left"/>
-      </w:pPr>
-      <w:r>
-        <w:t>Google Scholar</w:t>
-      </w:r>
-    </w:p>
-    <w:p>
-      <w:pPr>
-        <w:pStyle w:val="Heading1"/>
-        <w:keepNext/>
-        <w:spacing w:before="360" w:after="240"/>
-        <w:jc w:val="left"/>
-      </w:pPr>
-      <w:r>
-        <w:t>69 J. Р. Shah, J. V. Danoff, М. J. Desai, et al., “Biochemicals Associated With Pain and Inflammation Are Elevated in Sites</w:t>
-      </w:r>
-    </w:p>
-    <w:p>
-      <w:pPr>
-        <w:pStyle w:val="Heading2"/>
-        <w:keepNext/>
-        <w:spacing w:before="280" w:after="160"/>
-        <w:jc w:val="left"/>
-      </w:pPr>
-      <w:r>
-        <w:t>PubMed Web of Science® Google Scholar</w:t>
+        <w:t>CAS PubMed Web of Science® Google Scholar</w:t>
       </w:r>
     </w:p>
     <w:p>
@@ -3564,7 +3341,7 @@
         <w:jc w:val="both"/>
       </w:pPr>
       <w:r>
-        <w:t>70 С. Fernández-De-Las-Peñas and J. Dommerholt, “Myofascial Trigger Points: Peripheral or Central Phenomenon?,” Current Rheumatology Reports 16 (2014): 1–6.</w:t>
+        <w:t>60 J. Andersen, А. Kærgaard и К. Rasmussen, Большая миофазка в различных профессиональных группах с монотонной повторяющейся работой, Журнал мышечно-скелетной боли 3, No. Дополнение 1 (1995): 57.</w:t>
       </w:r>
     </w:p>
     <w:p>
@@ -3575,34 +3352,7 @@
         <w:jc w:val="left"/>
       </w:pPr>
       <w:r>
-        <w:t>Google Scholar</w:t>
-      </w:r>
-    </w:p>
-    <w:p>
-      <w:pPr>
-        <w:pStyle w:val="Heading1"/>
-        <w:keepNext/>
-        <w:spacing w:before="360" w:after="240"/>
-        <w:jc w:val="left"/>
-      </w:pPr>
-      <w:r>
-        <w:t>71 F. Meng, H.-У. Ge, У.-H. Wang, and S.-W. Yue, “А Afferent Fibers Are Involved in the Pathology of Central Changes in the</w:t>
-      </w:r>
-    </w:p>
-    <w:p>
-      <w:pPr>
-        <w:pStyle w:val="Heading2"/>
-        <w:keepNext/>
-        <w:spacing w:before="280" w:after="160"/>
-        <w:jc w:val="left"/>
-      </w:pPr>
-      <w:r>
-        <w:t>CAS PubMed Web of Science® Google Scholar</w:t>
-      </w:r>
-    </w:p>
-    <w:p>
-      <w:r>
-        <w:br w:type="page"/>
+        <w:t>Ученый Google</w:t>
       </w:r>
     </w:p>
     <w:p>
@@ -3613,7 +3363,7 @@
         <w:jc w:val="both"/>
       </w:pPr>
       <w:r>
-        <w:t>72 D. В. Reichling and J. D. Levine, “Critical Role of Nociceptor Plasticity in Chronic Pain,” Trends in Neurosciences 32, no. 12 (2009): 611–618.</w:t>
+        <w:t>61 С. Couppé, А. Midttun, J. Hilden, U. Jørgensen, Р. Oxholm, и А. Fuglsang-Frederiksen, Spontaneous Needle Electromyographic Activity in Myofascial Trigger Points in the Infraspinatus Muscle: А Blinded Assessment, Journal of Musculoskeletal Pain 9, no. 3 (2001): 716.</w:t>
       </w:r>
     </w:p>
     <w:p>
@@ -3624,7 +3374,7 @@
         <w:jc w:val="left"/>
       </w:pPr>
       <w:r>
-        <w:t>CAS PubMed Web of Science® Google Scholar</w:t>
+        <w:t>Web of Science® Google Scholar</w:t>
       </w:r>
     </w:p>
     <w:p>
@@ -3635,7 +3385,7 @@
         <w:jc w:val="both"/>
       </w:pPr>
       <w:r>
-        <w:t>73 С.-Z. Hong, “New Trends in Myofascial Pain Syndrome,” Zhonghua Yi Xue Za Zhi= Chinese Medical Journal; Free China Education 65, no. 11 (2002): 501–512.</w:t>
+        <w:t>62 С. З. Хонг и Д. Г. Симонс, Патофизиологические и электрофизиологические механизмы миофазных триггерных точек, Архивы физической медицины и реабилитации 79, No 7 (1998): 863 872.</w:t>
       </w:r>
     </w:p>
     <w:p>
@@ -3646,7 +3396,7 @@
         <w:jc w:val="left"/>
       </w:pPr>
       <w:r>
-        <w:t>PubMed Google Scholar</w:t>
+        <w:t>CAS PubMed Web of Science® Google Scholar</w:t>
       </w:r>
     </w:p>
     <w:p>
@@ -3657,7 +3407,7 @@
         <w:jc w:val="both"/>
       </w:pPr>
       <w:r>
-        <w:t>74 М. J. Hocking, “Exploring the Central Modulation Hypothesis: Do Ancient Memory Mechanisms Underlie the Pathophysiology of Trigger Points?,” Current Pain and Headache Reports 17, no. 7 (2013): 347.</w:t>
+        <w:t>63 Д. Р. Хаббард и Г. М. Беркофф, Миофазциальные триггерные точки показывают спонтанную активность иглы EMG, позвоночник 18, No 13 (1993): 18031807.</w:t>
       </w:r>
     </w:p>
     <w:p>
@@ -3668,7 +3418,34 @@
         <w:jc w:val="left"/>
       </w:pPr>
       <w:r>
-        <w:t>PubMed Google Scholar</w:t>
+        <w:t>CAS PubMed Web of Science® Google Scholar</w:t>
+      </w:r>
+    </w:p>
+    <w:p>
+      <w:pPr>
+        <w:pStyle w:val="Heading1"/>
+        <w:keepNext/>
+        <w:spacing w:before="360" w:after="240"/>
+        <w:jc w:val="left"/>
+      </w:pPr>
+      <w:r>
+        <w:t>64 М. Гаутам, С. Бенсон и К. Слука, Повышенный ответ мышечных сенсорных нейронов на снижение рН после мышечного воспаления,</w:t>
+      </w:r>
+    </w:p>
+    <w:p>
+      <w:r>
+        <w:br w:type="page"/>
+      </w:r>
+    </w:p>
+    <w:p>
+      <w:pPr>
+        <w:pStyle w:val="Heading2"/>
+        <w:keepNext/>
+        <w:spacing w:before="280" w:after="160"/>
+        <w:jc w:val="left"/>
+      </w:pPr>
+      <w:r>
+        <w:t>CAS PubMed Web of Science® Google Scholar</w:t>
       </w:r>
     </w:p>
     <w:p>
@@ -3679,7 +3456,7 @@
         <w:jc w:val="both"/>
       </w:pPr>
       <w:r>
-        <w:t>75 J. Р. Shah, Т. М. Phillips, J. V. Danoff, and L. H. Gerber, “An In Vivo Microanalytical Technique for Measuring the Local Biochemical Milieu of Human Skeletal Muscle,” Journal of Applied Physiology 99, no. 5 (2005): 1977–1984.</w:t>
+        <w:t>65 Д. Г. Симонс, Ц. З. Хонг и Л. С. Симонс, Потенциалы конечных пластин являются общими для средневолокновых миофациальных триггерных точек, Американский журнал физической медицины и реабилитации 81, No 3 (2002): 212222.</w:t>
       </w:r>
     </w:p>
     <w:p>
@@ -3690,29 +3467,7 @@
         <w:jc w:val="left"/>
       </w:pPr>
       <w:r>
-        <w:t>CAS PubMed Web of Science® Google Scholar</w:t>
-      </w:r>
-    </w:p>
-    <w:p>
-      <w:pPr>
-        <w:pStyle w:val="Heading1"/>
-        <w:keepNext/>
-        <w:spacing w:before="360" w:after="240"/>
-        <w:jc w:val="left"/>
-      </w:pPr>
-      <w:r>
-        <w:t>76 S. Mense, “The Pathogenesis of Muscle Pain,” Current Pain and Headache Reports 7 (2003): 419– 425.</w:t>
-      </w:r>
-    </w:p>
-    <w:p>
-      <w:pPr>
-        <w:pStyle w:val="Heading2"/>
-        <w:keepNext/>
-        <w:spacing w:before="280" w:after="160"/>
-        <w:jc w:val="left"/>
-      </w:pPr>
-      <w:r>
-        <w:t>PubMed Google Scholar</w:t>
+        <w:t>PubMed Web of Science® Google Scholar</w:t>
       </w:r>
     </w:p>
     <w:p>
@@ -3723,7 +3478,7 @@
         <w:jc w:val="both"/>
       </w:pPr>
       <w:r>
-        <w:t>77 J. Z. Srbely, J. Р. Dickey, D. Lee, and М. Lowerison, “Dry Needle Stimulation of Myofascial Trigger Points Evokes Segmental Anti-Nociceptive Effects,” Journal of Rehabilitation Medicine 42, no. 5 (2010): 463–468.</w:t>
+        <w:t>66 Д. Г. Симонс, Обзор энгиматических МТРП как общей причины энгиматической мышечно-скелетной боли и дисфункции, Журнал электромиографии и кинезиологии 14, No 1 (2004): 95107.</w:t>
       </w:r>
     </w:p>
     <w:p>
@@ -3745,7 +3500,7 @@
         <w:jc w:val="both"/>
       </w:pPr>
       <w:r>
-        <w:t>78 А. Stecco, М. Gesi, С. Stecco, and R. Stern, “фасциальный Components of the Myofascial Pain Syndrome,” Current Pain and Headache Reports 17 (2013): 1–10.</w:t>
+        <w:t>67 Ю. Морикава, К. Такамото, Х. Нишимару, Х. Нишичо и др., Компрессия в миофазциальном триггерном пункте на хроническом боли в шее обеспечивает облегчение боли через префронтальную коре и автономную нервную систему: пилотное исследование, Границы в нейронауке 11 (2017): 186.</w:t>
       </w:r>
     </w:p>
     <w:p>
@@ -3756,7 +3511,29 @@
         <w:jc w:val="left"/>
       </w:pPr>
       <w:r>
-        <w:t>Web of Science® Google Scholar</w:t>
+        <w:t>PubMed Web of Science® Google Scholar</w:t>
+      </w:r>
+    </w:p>
+    <w:p>
+      <w:pPr>
+        <w:pStyle w:val="Heading1"/>
+        <w:keepNext/>
+        <w:spacing w:before="360" w:after="240"/>
+        <w:jc w:val="left"/>
+      </w:pPr>
+      <w:r>
+        <w:t>68 J. L. Weller, D. Comeau и J. А. Otis, Миофазциальная боль (Thieme Medical Publishers, 2018), 640 643.</w:t>
+      </w:r>
+    </w:p>
+    <w:p>
+      <w:pPr>
+        <w:pStyle w:val="Heading2"/>
+        <w:keepNext/>
+        <w:spacing w:before="280" w:after="160"/>
+        <w:jc w:val="left"/>
+      </w:pPr>
+      <w:r>
+        <w:t>Ученый Google</w:t>
       </w:r>
     </w:p>
     <w:p>
@@ -3767,7 +3544,7 @@
         <w:jc w:val="both"/>
       </w:pPr>
       <w:r>
-        <w:t>79 F. Devereux, В. О'Rourke, Р. J. Byrne, D. Byrne, and S. Kinsella, “Effects of Myofascial Trigger Point Release on Power and Force Production in the Lower Limb Kinetic Chain,” Journal of Strength and Conditioning Research 33, no. 9 (2019): 2453–2463.</w:t>
+        <w:t>69 J. Р. Shah, J. V. Danoff, М. J. Desai, et al., Биохимические вещества, связанные с болью и воспалением, повышаются в местах, близких и удаленных от активных миофазциальных триггерных точек, Архивы физической медицины и реабилитации 89, No 1 (2008): 1623.</w:t>
       </w:r>
     </w:p>
     <w:p>
@@ -3779,11 +3556,6 @@
       </w:pPr>
       <w:r>
         <w:t>PubMed Web of Science® Google Scholar</w:t>
-      </w:r>
-    </w:p>
-    <w:p>
-      <w:r>
-        <w:br w:type="page"/>
       </w:r>
     </w:p>
     <w:p>
@@ -3794,7 +3566,7 @@
         <w:jc w:val="both"/>
       </w:pPr>
       <w:r>
-        <w:t>80 S. Deising, В. Weinkauf, J. Blunk, О. Obreja, М. Schmelz, and R. Rukwied, “NGF-Evoked Sensitization of Muscle фасция Nociceptors in Humans,” Pain 153, no. 8 (2012): 1673–1679.</w:t>
+        <w:t>70 С. Фернандес-Де-Лас-Пеньяс и Д. Домерхольт, Миофазциальные триггерные точки: периферийный или центральный феномен?, Текущие ревматологические отчеты 16 (2014): 16.</w:t>
       </w:r>
     </w:p>
     <w:p>
@@ -3805,7 +3577,7 @@
         <w:jc w:val="left"/>
       </w:pPr>
       <w:r>
-        <w:t>CAS PubMed Web of Science® Google Scholar</w:t>
+        <w:t>Ученый Google</w:t>
       </w:r>
     </w:p>
     <w:p>
@@ -3816,7 +3588,7 @@
         <w:jc w:val="both"/>
       </w:pPr>
       <w:r>
-        <w:t>81 F. С. Duarte, М. Hurtig, А. Clark, J. Simpson, and J. Z. Srbely, “Association Between Naturally Occurring Spine Osteoarthritis in Geriatric Rats and Neurogenic Inflammation Within Neurosegmentally Linked Skeletal Muscle,” Experimental Gerontology 118 (2019): 31–38.</w:t>
+        <w:t>71 Ф. Мэнг, Х.-Ю. Ге, Ю. Х. Ван и С.-В. Юе, Афферентные волокна вовлечены в патологию центральных изменений в спинно-спинном роге, связанных с миофазциальными триггерными точками у крыс, Экспериментальные исследования мозга 233 (2015): 31333143.</w:t>
       </w:r>
     </w:p>
     <w:p>
@@ -3827,7 +3599,12 @@
         <w:jc w:val="left"/>
       </w:pPr>
       <w:r>
-        <w:t>PubMed Web of Science® Google Scholar</w:t>
+        <w:t>CAS PubMed Web of Science® Google Scholar</w:t>
+      </w:r>
+    </w:p>
+    <w:p>
+      <w:r>
+        <w:br w:type="page"/>
       </w:r>
     </w:p>
     <w:p>
@@ -3838,7 +3615,7 @@
         <w:jc w:val="both"/>
       </w:pPr>
       <w:r>
-        <w:t>82 W. Е. Rivers, D. Garrigues, J. Graciosa, and R. N. Harden, “Signs and Symptoms of Myofascial Pain: An International Survey of Pain Management Providers and Proposed Preliminary Set of Diagnostic Criteria,” Pain Medicine 16, no. 9 (2015): 1794–1805.</w:t>
+        <w:t>72 Д. Б. Райхлинг и Д. Д. Левин, Критическая роль пластичности ноцицепторов в хронической боли, Тенденции в нейронауке 32, No 12 (2009): 611618.</w:t>
       </w:r>
     </w:p>
     <w:p>
@@ -3849,7 +3626,29 @@
         <w:jc w:val="left"/>
       </w:pPr>
       <w:r>
-        <w:t>PubMed Web of Science® Google Scholar</w:t>
+        <w:t>CAS PubMed Web of Science® Google Scholar</w:t>
+      </w:r>
+    </w:p>
+    <w:p>
+      <w:pPr>
+        <w:pStyle w:val="Heading1"/>
+        <w:keepNext/>
+        <w:spacing w:before="360" w:after="240"/>
+        <w:jc w:val="left"/>
+      </w:pPr>
+      <w:r>
+        <w:t>73 Ц.-З. Хонг, Новые тенденции в синдроме миофасциальной боли, Чжунхуа И Сю За Цзи= Китайский медицинский журнал; Свободное</w:t>
+      </w:r>
+    </w:p>
+    <w:p>
+      <w:pPr>
+        <w:pStyle w:val="Heading2"/>
+        <w:keepNext/>
+        <w:spacing w:before="280" w:after="160"/>
+        <w:jc w:val="left"/>
+      </w:pPr>
+      <w:r>
+        <w:t>PubMed Google Scholar</w:t>
       </w:r>
     </w:p>
     <w:p>
@@ -3860,7 +3659,7 @@
         <w:jc w:val="both"/>
       </w:pPr>
       <w:r>
-        <w:t>83 D. G. Simons, “Symptomatology and Clinical Pathophysiology of Myofascial Pain,” Der Schmerz 5, no. Suppl 1 (1991): S29–S37.</w:t>
+        <w:t>74 М. Дж. Хокинг, Исследование гипотезы центральной модуляции: являются ли древние механизмы памяти основой патофизиологии триггерных точек?, Отчеты о текущей боли и головной боли 17, No 7 (2013): 347.</w:t>
       </w:r>
     </w:p>
     <w:p>
@@ -3871,29 +3670,7 @@
         <w:jc w:val="left"/>
       </w:pPr>
       <w:r>
-        <w:t>CAS PubMed Google Scholar</w:t>
-      </w:r>
-    </w:p>
-    <w:p>
-      <w:pPr>
-        <w:pStyle w:val="Heading1"/>
-        <w:keepNext/>
-        <w:spacing w:before="360" w:after="240"/>
-        <w:jc w:val="left"/>
-      </w:pPr>
-      <w:r>
-        <w:t>84 Х. Li, R. Wang, Х. Xing, and К. Ян (Ян (Yang)), “акупунктура for Myofascial Pain Syndrome: А Network Meta-Analysis of 33</w:t>
-      </w:r>
-    </w:p>
-    <w:p>
-      <w:pPr>
-        <w:pStyle w:val="Heading2"/>
-        <w:keepNext/>
-        <w:spacing w:before="280" w:after="160"/>
-        <w:jc w:val="left"/>
-      </w:pPr>
-      <w:r>
-        <w:t>CAS PubMed Web of Science® Google Scholar</w:t>
+        <w:t>PubMed Google Scholar</w:t>
       </w:r>
     </w:p>
     <w:p>
@@ -3904,7 +3681,7 @@
         <w:jc w:val="both"/>
       </w:pPr>
       <w:r>
-        <w:t>85 А. Т. Rathbone, L. Grosman-Rimon, and D. А. Kumbhare, “Interrater Agreement of Manual Palpation for Identification of Myofascial Trigger Points: А Systematic Review and Meta-Analysis,” Clinical Journal of Pain 33, no. 8 (2017): 715–729.</w:t>
+        <w:t>75 J. Р. Shah, Т. М. Phillips, J. V. Danoff и L. H. Gerber, An In vivo микроаналитическая техника для измерения местной биохимической среды человеческих скелетных мышц, Journal of Applied Physiology 99, No. 5 (2005): 19771984.</w:t>
       </w:r>
     </w:p>
     <w:p>
@@ -3915,7 +3692,30 @@
         <w:jc w:val="left"/>
       </w:pPr>
       <w:r>
-        <w:t>PubMed Web of Science® Google Scholar</w:t>
+        <w:t>CAS PubMed Web of Science® Google Scholar</w:t>
+      </w:r>
+    </w:p>
+    <w:p>
+      <w:pPr>
+        <w:spacing w:before="60" w:after="60"/>
+        <w:ind w:left="720"/>
+      </w:pPr>
+      <w:r>
+        <w:rPr>
+          <w:sz w:val="18"/>
+        </w:rPr>
+        <w:t>76 С. Мунсе, Патогенез мышечной боли, Отчеты о текущей боли и головной боли 7 (2003): 419 425.</w:t>
+      </w:r>
+    </w:p>
+    <w:p>
+      <w:pPr>
+        <w:pStyle w:val="Heading2"/>
+        <w:keepNext/>
+        <w:spacing w:before="280" w:after="160"/>
+        <w:jc w:val="left"/>
+      </w:pPr>
+      <w:r>
+        <w:t>PubMed Google Scholar</w:t>
       </w:r>
     </w:p>
     <w:p>
@@ -3926,7 +3726,7 @@
         <w:jc w:val="both"/>
       </w:pPr>
       <w:r>
-        <w:t>86 А. Т. L. Rathbone and D. А. Kumbhare, “Re: Signs and Symptoms of Myofascial Pain: An International Survey of Pain Management Providers and Proposed Preliminary Set of Diagnostic Criteria,” Pain Medicine 17, no. 3 (2016): 620.</w:t>
+        <w:t>77 J. Z. Srbely, J. Р. Dickey, D. Lee и М. Lowerison, Сухая стимуляция иглы миофазциальных триггерных точек вызывает сегментальные антиноцицептивные эффекты, Журнал реабилитационной медицины 42, No 5 (2010): 463468.</w:t>
       </w:r>
     </w:p>
     <w:p>
@@ -3948,12 +3748,7 @@
         <w:jc w:val="both"/>
       </w:pPr>
       <w:r>
-        <w:t>87 F. С. Duarte, D. W. West, L. D. Linde, S. Hassan, and D. А. Kumbhare, “Re-Examining Myofascial Pain Syndrome: Toward Biomarker Development and Mechanism-Based Diagnostic Criteria,” Current Rheumatology Reports 23 (2021): 1–10.</w:t>
-      </w:r>
-    </w:p>
-    <w:p>
-      <w:r>
-        <w:br w:type="page"/>
+        <w:t>78 А. Стекко, М. Гези, С. Стекко и Р. Стерн, Фациальные компоненты синдрома миофациальной боли, Отчеты о текущей боли и головной боли 17 (2013): 110.</w:t>
       </w:r>
     </w:p>
     <w:p>
@@ -3975,7 +3770,7 @@
         <w:jc w:val="both"/>
       </w:pPr>
       <w:r>
-        <w:t>88 S. Ambite-Quesada, J. L. Arias-Buría, С. А. Courtney, L. Arendt-Nielsen, and С. Fernández-deLas-Peñas, “Exploration of Quantitative Sensory Testing in Latent Trigger Points and Referred Pain Areas,” Clinical Journal of Pain 34, no. 5 (2018): 409–414.</w:t>
+        <w:t>79 Ф. Деверо, Б. О'Рурк, П. Джей. Байрн, Д. Байрн и С. Кинселла, Эффекты освобождения миофазциальной триггерной точкой на производство энергии и силы в кинетической цепочке нижних конечностей, Журнал исследований силы и кондиционирования 33, No 9 (2019): 24532463.</w:t>
       </w:r>
     </w:p>
     <w:p>
@@ -3987,6 +3782,11 @@
       </w:pPr>
       <w:r>
         <w:t>PubMed Web of Science® Google Scholar</w:t>
+      </w:r>
+    </w:p>
+    <w:p>
+      <w:r>
+        <w:br w:type="page"/>
       </w:r>
     </w:p>
     <w:p>
@@ -3997,7 +3797,29 @@
         <w:jc w:val="both"/>
       </w:pPr>
       <w:r>
-        <w:t>89 W. Caumo, А. Deitos, S. Carvalho, and F. Fregni, “Motor Cortex Excitability and BDNF Levels in Chronic Musculoskeletal Pain According to Structural Pathology,” Frontiers in Human Neuroscience 10 (2016): 357.</w:t>
+        <w:t>80 С. Дейзинг, Б. Вейнкауф, Дж. Бланк, О. Обрея, М. Шмельц и Р. Руквид, NGF- Эвоцированная чувствительность мышечных фассийных ноцицепторов у людей, Боль 153, No. 8 (2012): 16731679.</w:t>
+      </w:r>
+    </w:p>
+    <w:p>
+      <w:pPr>
+        <w:pStyle w:val="Heading2"/>
+        <w:keepNext/>
+        <w:spacing w:before="280" w:after="160"/>
+        <w:jc w:val="left"/>
+      </w:pPr>
+      <w:r>
+        <w:t>CAS PubMed Web of Science® Google Scholar</w:t>
+      </w:r>
+    </w:p>
+    <w:p>
+      <w:pPr>
+        <w:pStyle w:val="Heading1"/>
+        <w:keepNext/>
+        <w:spacing w:before="360" w:after="240"/>
+        <w:jc w:val="left"/>
+      </w:pPr>
+      <w:r>
+        <w:t>81 F. С. Duarte, М. Hurtig, А. Clark, J. Simpson и J. Z. Srbely, Объединение между естественным возникновением остеоартрита</w:t>
       </w:r>
     </w:p>
     <w:p>
@@ -4019,29 +3841,7 @@
         <w:jc w:val="both"/>
       </w:pPr>
       <w:r>
-        <w:t>90 М. Farella, А. Michelotti, М. Steenks, R. Romeo, R. Cimino, and F. Bosman, “The Diagnostic Value of Pressure Algometry in Myofascial Pain of the Jaw Muscles,” Journal of Oral Rehabilitation 27, no. 1 (2000): 9–14.</w:t>
-      </w:r>
-    </w:p>
-    <w:p>
-      <w:pPr>
-        <w:pStyle w:val="Heading2"/>
-        <w:keepNext/>
-        <w:spacing w:before="280" w:after="160"/>
-        <w:jc w:val="left"/>
-      </w:pPr>
-      <w:r>
-        <w:t>CAS PubMed Web of Science® Google Scholar</w:t>
-      </w:r>
-    </w:p>
-    <w:p>
-      <w:pPr>
-        <w:pStyle w:val="Heading1"/>
-        <w:keepNext/>
-        <w:spacing w:before="360" w:after="240"/>
-        <w:jc w:val="left"/>
-      </w:pPr>
-      <w:r>
-        <w:t>91 М. N. Janal, К. G. Raphael, D. В. Cook, D. А. Sirois, L. Nemelivsky, and R. Staud, “Thermal Temporal Summation and Decay</w:t>
+        <w:t>82 W. Е. Rivers, D. Garrigues, J. Graciosa, и R. N. Harden, Знаки и симптомы миофазсовой боли: Международное исследование поставщиков услуг по лечению боли и предложенный предварительный набор диагностических критериев, Медицинство боли 16, No 9 (2015): 17941805.</w:t>
       </w:r>
     </w:p>
     <w:p>
@@ -4063,7 +3863,7 @@
         <w:jc w:val="both"/>
       </w:pPr>
       <w:r>
-        <w:t>92 D. L. Kennedy, H. I. Kemp, D. Ridout, D. Yarnitsky, and А. S. Rice, “Reliability of Conditioned Pain Modulation: А Systematic Review,” Pain 157, no. 11 (2016): 2410–2419.</w:t>
+        <w:t>83 Д. Г. Симонс, Симптоматология и клиническая патофизиология миофазциальной боли, Der Schmerz 5, no. Дополнение 1 (1991): S29S37.</w:t>
       </w:r>
     </w:p>
     <w:p>
@@ -4074,7 +3874,7 @@
         <w:jc w:val="left"/>
       </w:pPr>
       <w:r>
-        <w:t>PubMed Web of Science® Google Scholar</w:t>
+        <w:t>CAS PubMed Google Scholar</w:t>
       </w:r>
     </w:p>
     <w:p>
@@ -4085,7 +3885,7 @@
         <w:jc w:val="both"/>
       </w:pPr>
       <w:r>
-        <w:t>93 L. D. Linde, D. А. Kumbhare, М. Joshi, and J. Z. Srbely, “The Relationship Between Rate of Algometer Application and Pain Pressure Threshold in the Assessment of Myofascial Trigger Point Sensitivity,” Pain Practice 18, no. 2 (2018): 224–229.</w:t>
+        <w:t>84 Х. Li, R. Wang, Х. Xing и К. Ян (Ян (Yang)), Акупунктура для синдрома миофасциальной боли: сетевой метаанализ 33 рандомизированных контролируемых испытаний, Врач боли 20, No. 6 (2017): E883.</w:t>
       </w:r>
     </w:p>
     <w:p>
@@ -4096,7 +3896,7 @@
         <w:jc w:val="left"/>
       </w:pPr>
       <w:r>
-        <w:t>PubMed Web of Science® Google Scholar</w:t>
+        <w:t>CAS PubMed Web of Science® Google Scholar</w:t>
       </w:r>
     </w:p>
     <w:p>
@@ -4107,7 +3907,7 @@
         <w:jc w:val="both"/>
       </w:pPr>
       <w:r>
-        <w:t>94 О. Mayoral del Moral, М. Torres Lacomba, I. J. Russell, Ó. Sánchez Méndez, and В. Sánchez “Validity and Reliability of Clinical Examination in the Diagnosis of Myofascial Pain Syndrome and Myofascial Trigger Points in Upper Quarter Muscles,” Pain Medicine 19, no. 10 (2018): 2039–2050.</w:t>
+        <w:t>85 А. Т. Ратбоун, Л. Гроссман-Римон и Д. А. Кумбхаре, Интерратерное соглашение о ручной пальпации для идентификации миофазциальных триггерных точек: систематический обзор и метаанализ, Клинический журнал боли 33, No 8 (2017): 715729.</w:t>
       </w:r>
     </w:p>
     <w:p>
@@ -4122,11 +3922,6 @@
       </w:r>
     </w:p>
     <w:p>
-      <w:r>
-        <w:br w:type="page"/>
-      </w:r>
-    </w:p>
-    <w:p>
       <w:pPr>
         <w:pStyle w:val="Heading1"/>
         <w:keepNext/>
@@ -4134,7 +3929,7 @@
         <w:jc w:val="left"/>
       </w:pPr>
       <w:r>
-        <w:t>95 S. Ramaswamy and Т. Wodehouse, “Conditioned Pain Modulation—А Comprehensive Review,” Neurophysiologie Clinique 51, no. 3</w:t>
+        <w:t>86 А. Т. Л. Ратбон и Д. А. Кумбхаре, Re: Признаки и симптомы миофазсовой боли: Международное исследование поставщиков услуг</w:t>
       </w:r>
     </w:p>
     <w:p>
@@ -4156,7 +3951,12 @@
         <w:jc w:val="both"/>
       </w:pPr>
       <w:r>
-        <w:t>96 R. Rolke, R. Baron, С. Maier, et al., “Quantitative Sensory Testing in the German Research Network on Neuropathic Pain (DFNS): Standardized Protocol and Reference Values,” Pain 123, no. 3 (2006): 231–243.</w:t>
+        <w:t>87 Ф. С. Дуарте, Д. В. Вест, Л. Д. Линде, С. Хасан и Д. А. Кумбхаре, Преисследование синдрома миофазциальной боли: к развитию биомаркеров и критериям диагностики на основе механизма, Текущие ревматологические отчеты 23 (2021): 110.</w:t>
+      </w:r>
+    </w:p>
+    <w:p>
+      <w:r>
+        <w:br w:type="page"/>
       </w:r>
     </w:p>
     <w:p>
@@ -4167,7 +3967,7 @@
         <w:jc w:val="left"/>
       </w:pPr>
       <w:r>
-        <w:t>CAS PubMed Web of Science® Google Scholar</w:t>
+        <w:t>Web of Science® Google Scholar</w:t>
       </w:r>
     </w:p>
     <w:p>
@@ -4178,7 +3978,7 @@
         <w:jc w:val="both"/>
       </w:pPr>
       <w:r>
-        <w:t>97 J. Z. Srbely, J. Р. Dickey, L. R. Bent, D. Lee, and М. Lowerison, “Capsaicin-Induced Central Sensitization Evokes Segmental Increases in Trigger Point Sensitivity in Humans,” Journal of Pain 11, no. 7 (2010): 636.</w:t>
+        <w:t>88 С. Амбит-Квесада, Дж. Л. Ариас-Бурья, К. А. Кортни, Л. Аренд-Нильсен и К. Фернандес-де-Лас-Пенас, Исследование количественного сенсорного тестирования в латентных триггерных точках и упомянутых областях боли, Клинический журнал боли 34, No 5 (2018): 409414.</w:t>
       </w:r>
     </w:p>
     <w:p>
@@ -4189,7 +3989,7 @@
         <w:jc w:val="left"/>
       </w:pPr>
       <w:r>
-        <w:t>CAS PubMed Web of Science® Google Scholar</w:t>
+        <w:t>PubMed Web of Science® Google Scholar</w:t>
       </w:r>
     </w:p>
     <w:p>
@@ -4200,7 +4000,7 @@
         <w:jc w:val="both"/>
       </w:pPr>
       <w:r>
-        <w:t>98 H. В. Vaegter, К. К. Petersen, С. D. Mørch, У. Imai, and L. Arendt-Nielsen, “Assessment of CPM Reliability: Quantification of the Within-Subject Reliability of 10 Different Protocols,” Scandinavian Journal of Pain 18, no. 4 (2018): 729–737.</w:t>
+        <w:t>89 У. Каумо, А. Деитос, С. Карвальхо и Ф. Фрегни, Раздражительность моторной коры и уровни BDNF в хронической мышечно-скелетной боли согласно структурной патологии, Границы в человеческой нейробиологии 10 (2016): 357.</w:t>
       </w:r>
     </w:p>
     <w:p>
@@ -4222,7 +4022,29 @@
         <w:jc w:val="both"/>
       </w:pPr>
       <w:r>
-        <w:t>99 Q. Chen, S. Bensamoun, J. R. Basford, J. М. Thompson, and К.-N. An, “Identification and Quantification of Myofascial Taut Bands With Magnetic Resonance Elastography,” Archives of Physical Medicine and Rehabilitation 88, no. 12 (2007): 1658–1661.</w:t>
+        <w:t>90 М. Фарелла, А. Мишелотти, М. Стенкс, Р. Ромео, Р. Симино и Ф. Босман, Дагностическая ценность алгеометрии давления в миофазциальной боли мышц ящерицы, Журнал оральной реабилитации 27, No 1 (2000): 914.</w:t>
+      </w:r>
+    </w:p>
+    <w:p>
+      <w:pPr>
+        <w:pStyle w:val="Heading2"/>
+        <w:keepNext/>
+        <w:spacing w:before="280" w:after="160"/>
+        <w:jc w:val="left"/>
+      </w:pPr>
+      <w:r>
+        <w:t>CAS PubMed Web of Science® Google Scholar</w:t>
+      </w:r>
+    </w:p>
+    <w:p>
+      <w:pPr>
+        <w:pStyle w:val="Heading1"/>
+        <w:keepNext/>
+        <w:spacing w:before="360" w:after="240"/>
+        <w:jc w:val="left"/>
+      </w:pPr>
+      <w:r>
+        <w:t>91 М. Н. Джанал, К. Г. Рафаэль, Д. Б. Кук, Д. А. Сиройс, Л. Немеливский и Р. Стауд, Термово-временное совокупление и распад</w:t>
       </w:r>
     </w:p>
     <w:p>
@@ -4244,7 +4066,7 @@
         <w:jc w:val="both"/>
       </w:pPr>
       <w:r>
-        <w:t>100 А. V. Dibai-Filho, Е. С. Guirro, V. Т. Ferreira, H. Е. Brandino, М. М. Vaz, and R. R. Guirro, “Reliability of Different Methodologies of Infrared Image Analysis of Myofascial Trigger Points in the Upper Trapezius Muscle,” Brazilian Journal of Physical Therapy 19, no. 2 (2015): 122–128.</w:t>
+        <w:t>92 Д. Л. Кеннеди, Х. И. Кемп, Д. Ридут, Д. Ярницкий и А. С. Райс, Надежность обусловленной модуляции боли: Систематический обзор, Боль 157, No 11 (2016): 24102419.</w:t>
       </w:r>
     </w:p>
     <w:p>
@@ -4266,7 +4088,7 @@
         <w:jc w:val="both"/>
       </w:pPr>
       <w:r>
-        <w:t>101 D. S. Haddad, М. L. Brioschi, and Е. S. Arita, “Thermographic and Clinical Correlation of Myofascial Trigger Points in the Masticatory Muscles,” Dento Maxillo Facial Radiology 41, no. 8 (2012): 621–629.</w:t>
+        <w:t>93 Л. Д. Линде, Д. А. Кумбхаре, М. Джоши и Дж. З. Сербели, Сотношение между скоростью применения алгеометра и порогом давления на боль в оценке чувствительности к миофазциальной триггерной точке, Практика боли 18, No 2 (2018): 224229.</w:t>
       </w:r>
     </w:p>
     <w:p>
@@ -4277,34 +4099,7 @@
         <w:jc w:val="left"/>
       </w:pPr>
       <w:r>
-        <w:t>CAS PubMed Web of Science® Google Scholar</w:t>
-      </w:r>
-    </w:p>
-    <w:p>
-      <w:pPr>
-        <w:pStyle w:val="Heading1"/>
-        <w:keepNext/>
-        <w:spacing w:before="360" w:after="240"/>
-        <w:jc w:val="left"/>
-      </w:pPr>
-      <w:r>
-        <w:t>102 У. Kimura, H. У. Ge, У. Zhang, М. Kimura, H. Sumikura, and L. Arendt-Nielsen, “Evaluation of Sympathetic Vasoconstrictor</w:t>
-      </w:r>
-    </w:p>
-    <w:p>
-      <w:r>
-        <w:br w:type="page"/>
-      </w:r>
-    </w:p>
-    <w:p>
-      <w:pPr>
-        <w:pStyle w:val="Heading2"/>
-        <w:keepNext/>
-        <w:spacing w:before="280" w:after="160"/>
-        <w:jc w:val="left"/>
-      </w:pPr>
-      <w:r>
-        <w:t>CAS PubMed Web of Science® Google Scholar</w:t>
+        <w:t>PubMed Web of Science® Google Scholar</w:t>
       </w:r>
     </w:p>
     <w:p>
@@ -4315,7 +4110,7 @@
         <w:jc w:val="both"/>
       </w:pPr>
       <w:r>
-        <w:t>103 D. Kumbhare, S. Shaw, L. Grosman-Rimon, and М. D. Noseworthy, “Quantitative Ultrasound Assessment of Myofascial Pain Syndrome Affecting the Trapezius: А Reliability Study,” Journal of Ultrasound in Medicine 36, no. 12 (2017): 2559–2568.</w:t>
+        <w:t>94 О. Майораль дель Мораль, М. Торрес Лакомба, И. Дж. Рассел, О. Санчес Мендез и Б. Санчес Валидность и надежность клинического обследования в диагностике синдрома миофазсовой боли и миофазсовых триггерных точек в мышцах верхнего квартала, Больная медицина 19, No 10 (2018): 20392050.</w:t>
       </w:r>
     </w:p>
     <w:p>
@@ -4327,6 +4122,11 @@
       </w:pPr>
       <w:r>
         <w:t>PubMed Web of Science® Google Scholar</w:t>
+      </w:r>
+    </w:p>
+    <w:p>
+      <w:r>
+        <w:br w:type="page"/>
       </w:r>
     </w:p>
     <w:p>
@@ -4337,7 +4137,7 @@
         <w:jc w:val="both"/>
       </w:pPr>
       <w:r>
-        <w:t>104 D. А. Kumbhare, S. Ahmed, М. G. Behr, and М. D. Noseworthy, “Quantitative Ultrasound Using Texture Analysis of Myofascial Pain Syndrome in the Trapezius,” Critical Reviews in Biomedical Engineering 46, no. 1 (2018): 1–31.</w:t>
+        <w:t>95 С. Рамасвами и Т. Водехаус, Условное модулирование болиОбширный обзор, Неврофизиологическая клиника 51, No 3 (2021): 197208.</w:t>
       </w:r>
     </w:p>
     <w:p>
@@ -4348,7 +4148,7 @@
         <w:jc w:val="left"/>
       </w:pPr>
       <w:r>
-        <w:t>PubMed Google Scholar</w:t>
+        <w:t>PubMed Web of Science® Google Scholar</w:t>
       </w:r>
     </w:p>
     <w:p>
@@ -4359,7 +4159,7 @@
         <w:jc w:val="both"/>
       </w:pPr>
       <w:r>
-        <w:t>105 D. А. Kumbhare, А. H. Elzibak, and М. D. Noseworthy, “Assessment of Myofascial Trigger Points Using Ultrasound,” American Journal of Physical Medicine and Rehabilitation 95, no. 1 (2016): 72–80.</w:t>
+        <w:t>96 Р. Ролке, Р. Барон, С. Майер и др., Квантитативное сенсорное тестирование в немецкой исследовательской сети по невропатической боли (DFNS): Стандартный протокол и референтные значения, Боль 123, No 3 (2006): 231243.</w:t>
       </w:r>
     </w:p>
     <w:p>
@@ -4370,7 +4170,7 @@
         <w:jc w:val="left"/>
       </w:pPr>
       <w:r>
-        <w:t>PubMed Web of Science® Google Scholar</w:t>
+        <w:t>CAS PubMed Web of Science® Google Scholar</w:t>
       </w:r>
     </w:p>
     <w:p>
@@ -4381,7 +4181,7 @@
         <w:jc w:val="both"/>
       </w:pPr>
       <w:r>
-        <w:t>106 D. Niddam, S. H. Lee, У. Т. Su, and R. С. Chan, “Brain Structural Changes in Patients With Chronic Myofascial Pain,” European Journal of Pain 21, no. 1 (2017): 148–158.</w:t>
+        <w:t>97 J. Z. Srbely, J. Р. Dickey, L. R. Bent, D. Lee и М. Lowerison, Капсаицин-индуцированная центральная чувствительность вызывает сегментальное увеличение чувствительности к точке вызова у людей, Journal of Pain 11, no. 7 (2010): 636.</w:t>
       </w:r>
     </w:p>
     <w:p>
@@ -4403,7 +4203,7 @@
         <w:jc w:val="both"/>
       </w:pPr>
       <w:r>
-        <w:t>107 N. Sollmann, N. Mathonia, D. Weidlich, et al., “Quantitative Magnetic Resonance Imaging of the Upper Trapezius Muscles–Assessment of Myofascial Trigger Points in Patients With Migraine,” Journal of Headache and Pain 20 (2019): 1–9.</w:t>
+        <w:t>98 Х. Б. Вайгтер, К. К. Петерсен, Ц. Д. Морч, Ю. Имай и Л. Аренд-Нильсен, Оценка надежности CPM: количественная оценка внутрисубъектной надежности 10 различных протоколов, Скандинавский журнал боли 18, No 4 (2018): 729737.</w:t>
       </w:r>
     </w:p>
     <w:p>
@@ -4425,7 +4225,7 @@
         <w:jc w:val="both"/>
       </w:pPr>
       <w:r>
-        <w:t>108 У. Zhang, H.-У. Ge, S.-W. Yue, У. Kimura, and L. Arendt-Nielsen, “Attenuated Skin Blood Flow Response to Nociceptive Stimulation of Latent Myofascial Trigger Points,” Archives of Physical Medicine and Rehabilitation 90, no. 2 (2009): 325–332.</w:t>
+        <w:t>99 К. Чен, С. Бенсамун, Дж. Р. Басфорд, Дж. М. Томпсон и К.-Н. Ан, Идентификация и количественная идентификация миофазциальных таутных полос с магнитной резонансной эластографией, Архивы физической медицины и реабилитации 88, No 12 (2007): 16581661.</w:t>
       </w:r>
     </w:p>
     <w:p>
@@ -4447,7 +4247,7 @@
         <w:jc w:val="both"/>
       </w:pPr>
       <w:r>
-        <w:t>109 D. Turo, Р. Otto, J. Р. Shah, et al., “Ultrasonic Characterization of the Upper Trapezius Muscle in Patients With Chronic Neck Pain,” Ultrasonic Imaging 35, no. 2 (2013): 173–187.</w:t>
+        <w:t>100 А. В. Дибай-Филхо, Э. С. Гиро, В. Т. Феррера, Э. Е. Брандино, М. М. Ваз и Р. Р. Гиро, Надежность различных методик анализа инфракрасного изображения миофазциальных триггерных точек в верхней трапезиальной мышце, Бразильский журнал физической терапии 19, No 2 (2015): 122128.</w:t>
       </w:r>
     </w:p>
     <w:p>
@@ -4459,11 +4259,6 @@
       </w:pPr>
       <w:r>
         <w:t>PubMed Web of Science® Google Scholar</w:t>
-      </w:r>
-    </w:p>
-    <w:p>
-      <w:r>
-        <w:br w:type="page"/>
       </w:r>
     </w:p>
     <w:p>
@@ -4474,7 +4269,7 @@
         <w:jc w:val="both"/>
       </w:pPr>
       <w:r>
-        <w:t>110 J. Fernández-Carnero, H.-У. Ge, У. Kimura, С. Fernández-de-Las-Peñas, and L. Arendt-Nielsen, “Increased Spontaneous Electrical Activity at а Latent Myofascial Trigger Point After Nociceptive Stimulation of Another Latent Trigger Point,” Clinical Journal of Pain 26, no. 2 (2010): 138–143.</w:t>
+        <w:t>101 Д. С. Хаддад, М. Л. Бриоши и Э. С. Арита, Термографическая и клиническая корреляция миофазциальных триггерных точек в мастикаторных мышцах, Дэнто Максило рентгенология лица 41, No 8 (2012): 621629.</w:t>
       </w:r>
     </w:p>
     <w:p>
@@ -4485,7 +4280,7 @@
         <w:jc w:val="left"/>
       </w:pPr>
       <w:r>
-        <w:t>PubMed Web of Science® Google Scholar</w:t>
+        <w:t>CAS PubMed Web of Science® Google Scholar</w:t>
       </w:r>
     </w:p>
     <w:p>
@@ -4496,7 +4291,12 @@
         <w:jc w:val="left"/>
       </w:pPr>
       <w:r>
-        <w:t>111 L. Li, R. Stoop, R. Clijsen, et al., “Criteria Used for the Diagnosis of Myofascial Trigger Points in Clinical Trials on</w:t>
+        <w:t>102 Ю. Кимура, Х. Ю. Ге, Ю. Чжан, М. Кимура, Х. Сумикура и Л. Аренд-Нильсен, Оценка симпатической реакции сосудистого сосуда</w:t>
+      </w:r>
+    </w:p>
+    <w:p>
+      <w:r>
+        <w:br w:type="page"/>
       </w:r>
     </w:p>
     <w:p>
@@ -4518,29 +4318,7 @@
         <w:jc w:val="both"/>
       </w:pPr>
       <w:r>
-        <w:t>112 S. Bourgaize, G. Newton, D. Kumbhare, and J. Srbely, “А Comparison of the Clinical Manifestation and Pathophysiology of Myofascial Pain Syndrome and Fibromyalgia: Implications for Differential Diagnosis and Management,” Journal of the Canadian Chiropractic Association 62, no. 1 (2018): 26.</w:t>
-      </w:r>
-    </w:p>
-    <w:p>
-      <w:pPr>
-        <w:pStyle w:val="Heading2"/>
-        <w:keepNext/>
-        <w:spacing w:before="280" w:after="160"/>
-        <w:jc w:val="left"/>
-      </w:pPr>
-      <w:r>
-        <w:t>PubMed Google Scholar</w:t>
-      </w:r>
-    </w:p>
-    <w:p>
-      <w:pPr>
-        <w:pStyle w:val="Heading1"/>
-        <w:keepNext/>
-        <w:spacing w:before="360" w:after="240"/>
-        <w:jc w:val="left"/>
-      </w:pPr>
-      <w:r>
-        <w:t>113 J. Fricton, “Myofascial Pain: Mechanisms to Management,” Oral and Maxillofacial Surgery Clinics of North America 28, no.</w:t>
+        <w:t>103 Д. Кумбхаре, С. Шо, Л. Гроссман-Римон и М. Д. Носворти, Квантитативная ультразвуковая оценка синдрома миофазсовой боли, поражающего трапезий: исследование надежности, Журнал ультразвука в медицине 36, No 12 (2017): 25592568.</w:t>
       </w:r>
     </w:p>
     <w:p>
@@ -4562,7 +4340,7 @@
         <w:jc w:val="both"/>
       </w:pPr>
       <w:r>
-        <w:t>114 L. М. Arnold, R. М. Bennett, L. J. Crofford, et al., “AAPT Diagnostic Criteria for Fibromyalgia,” Journal of Pain 20, no. 6 (2019): 611–628.</w:t>
+        <w:t>104 Д. А. Кумбхаре, С. Ахмед, М. Г. Бехр и М. Д. Носворти, Квантитативный ультразвук с использованием анализа текстуры миофазциального синдрома боли в трапезии, Критические отзывы в биомедицинской инженерии 46, No 1 (2018): 131.</w:t>
       </w:r>
     </w:p>
     <w:p>
@@ -4573,30 +4351,7 @@
         <w:jc w:val="left"/>
       </w:pPr>
       <w:r>
-        <w:t>PubMed Web of Science® Google Scholar</w:t>
-      </w:r>
-    </w:p>
-    <w:p>
-      <w:pPr>
-        <w:spacing w:before="120" w:after="120"/>
-        <w:jc w:val="center"/>
-      </w:pPr>
-      <w:r>
-        <w:rPr>
-          <w:rFonts w:ascii="Courier New" w:hAnsi="Courier New"/>
-        </w:rPr>
-        <w:t>115 F. Wolfe, D. J. Clauw, М.-А. Fitzcharles, et al., 2016 Revisions to the 2010/2011 Fibromyalgia Diagnostic Criteria (Elsevier, 2016), 319–329.</w:t>
-      </w:r>
-    </w:p>
-    <w:p>
-      <w:pPr>
-        <w:pStyle w:val="Heading2"/>
-        <w:keepNext/>
-        <w:spacing w:before="280" w:after="160"/>
-        <w:jc w:val="left"/>
-      </w:pPr>
-      <w:r>
-        <w:t>Google Scholar</w:t>
+        <w:t>PubMed Google Scholar</w:t>
       </w:r>
     </w:p>
     <w:p>
@@ -4607,7 +4362,7 @@
         <w:jc w:val="both"/>
       </w:pPr>
       <w:r>
-        <w:t>116 F. Wolfe, D. J. Clauw, М. А. Fitzcharles, et al., “The American College of Rheumatology Preliminary Diagnostic Criteria for Fibromyalgia and Measurement of Symptom Severity,” Arthritis Care and Research 62, no. 5 (2010): 600–610.</w:t>
+        <w:t>105 Д. А. Кумбхаре, А. Х. Эльзибак и М. Д. Носворти, Оценка миофазциальных триггерных точек с использованием ультразвука, Американский журнал физической медицины и реабилитации 95, No 1 (2016): 7280.</w:t>
       </w:r>
     </w:p>
     <w:p>
@@ -4629,12 +4384,7 @@
         <w:jc w:val="both"/>
       </w:pPr>
       <w:r>
-        <w:t>117 Р. Sarzi-Puttini, V. Giorgi, D. Marotto, and F. Atzeni, “Fibromyalgia: An Update on Clinical Characteristics, Aetiopathogenesis and Treatment,” Nature Reviews Rheumatology 16, no. 11 (2020): 645–660.</w:t>
-      </w:r>
-    </w:p>
-    <w:p>
-      <w:r>
-        <w:br w:type="page"/>
+        <w:t>106 Д. Ниддам, С. Х. Ли, Ю. Т. Су и Р. К. Чан, Изменения структуры мозга у пациентов с хронической миофасциальной болью, Европейский журнал боли 21, No 1 (2017): 148158.</w:t>
       </w:r>
     </w:p>
     <w:p>
@@ -4645,7 +4395,7 @@
         <w:jc w:val="left"/>
       </w:pPr>
       <w:r>
-        <w:t>PubMed Web of Science® Google Scholar</w:t>
+        <w:t>CAS PubMed Web of Science® Google Scholar</w:t>
       </w:r>
     </w:p>
     <w:p>
@@ -4656,7 +4406,7 @@
         <w:jc w:val="both"/>
       </w:pPr>
       <w:r>
-        <w:t>118 М. J. Schneider, “Tender Points-Fibromyalgice vs. Trigger Points-Myofascial Pain Syndrome: А Need for Clarity in Terminology and Differential Diagnosis/MJ Schneider,” 1995.</w:t>
+        <w:t>107 Н. Солманн, Н. Матония, Д. Вайдлих и др., Квантитативное магнитно-резонансное изображение мышц верхнего трапезаОценка миофазциальных триггерных точек у пациентов с мигрени, Журнал головных болей и боли 20 (2019): 19.</w:t>
       </w:r>
     </w:p>
     <w:p>
@@ -4667,29 +4417,7 @@
         <w:jc w:val="left"/>
       </w:pPr>
       <w:r>
-        <w:t>Google Scholar</w:t>
-      </w:r>
-    </w:p>
-    <w:p>
-      <w:pPr>
-        <w:pStyle w:val="Heading1"/>
-        <w:keepNext/>
-        <w:spacing w:before="360" w:after="240"/>
-        <w:jc w:val="left"/>
-      </w:pPr>
-      <w:r>
-        <w:t>119 R. D. Gerwin, “Classification, Epidemiology, and Natural History of Myofascial Pain Syndrome,” Current Pain and Headache</w:t>
-      </w:r>
-    </w:p>
-    <w:p>
-      <w:pPr>
-        <w:pStyle w:val="Heading2"/>
-        <w:keepNext/>
-        <w:spacing w:before="280" w:after="160"/>
-        <w:jc w:val="left"/>
-      </w:pPr>
-      <w:r>
-        <w:t>CAS PubMed Google Scholar</w:t>
+        <w:t>PubMed Web of Science® Google Scholar</w:t>
       </w:r>
     </w:p>
     <w:p>
@@ -4700,7 +4428,7 @@
         <w:jc w:val="both"/>
       </w:pPr>
       <w:r>
-        <w:t>120 М.-А. Fitzcharles, S. Р. Cohen, D. J. Clauw, G. Littlejohn, С. Usui, and W. Häuser, “Chronic Primary Musculoskeletal Pain: А New Concept of Nonstructural Regional Pain,” Reports 7, no. 5 (2022): e1024.</w:t>
+        <w:t>108 Ю. Чжан, Х.-Ю. Ге, С.-З. Юе, Ю. Кимура и Л. Аренд-Нильсен, Ослабленный ответ на кровоток кожи на ноцицептивную стимуляцию латентных миофазциальных триггерных точек, Архивы физической медицины и реабилитации 90, No 2 (2009): 325332.</w:t>
       </w:r>
     </w:p>
     <w:p>
@@ -4712,6 +4440,33 @@
       </w:pPr>
       <w:r>
         <w:t>PubMed Web of Science® Google Scholar</w:t>
+      </w:r>
+    </w:p>
+    <w:p>
+      <w:pPr>
+        <w:pStyle w:val="Heading1"/>
+        <w:keepNext/>
+        <w:spacing w:before="360" w:after="240"/>
+        <w:jc w:val="left"/>
+      </w:pPr>
+      <w:r>
+        <w:t>109 Д. Туро, П. Отто, Дж. П. Шах и др., Ультразвуковая характеристика мышцы верхнего трапеза у пациентов с хронической болью</w:t>
+      </w:r>
+    </w:p>
+    <w:p>
+      <w:pPr>
+        <w:pStyle w:val="Heading2"/>
+        <w:keepNext/>
+        <w:spacing w:before="280" w:after="160"/>
+        <w:jc w:val="left"/>
+      </w:pPr>
+      <w:r>
+        <w:t>PubMed Web of Science® Google Scholar</w:t>
+      </w:r>
+    </w:p>
+    <w:p>
+      <w:r>
+        <w:br w:type="page"/>
       </w:r>
     </w:p>
     <w:p>
@@ -4722,7 +4477,7 @@
         <w:jc w:val="both"/>
       </w:pPr>
       <w:r>
-        <w:t>121 Е. Facco and F. Ceccherelli, “ Myofascial Pain Mimicking Radicular Syndromes,” In Advanced Peripheral Nerve Surgery and Minimal Invasive Spinal Surgery, edited by А. Alexandre, А Bricolo, and H. MillesiSpringer, 2005), 147–150.</w:t>
+        <w:t>110 J. Fernández-Carnero, H.-У. Ge, У. Kimura, С. Fernández-de-Las-Peñas, и L. Arendt-Nielsen, Повышение спонтанной электрической активности в латентной миофасциальной триггерной точке после ноцицептивной стимуляции другой латентной триггерной точки, Клинический журнал боли 26, No 2 (2010): 138143.</w:t>
       </w:r>
     </w:p>
     <w:p>
@@ -4733,7 +4488,7 @@
         <w:jc w:val="left"/>
       </w:pPr>
       <w:r>
-        <w:t>Google Scholar</w:t>
+        <w:t>PubMed Web of Science® Google Scholar</w:t>
       </w:r>
     </w:p>
     <w:p>
@@ -4744,7 +4499,7 @@
         <w:jc w:val="both"/>
       </w:pPr>
       <w:r>
-        <w:t>122 D. G. Simons and J. Dommerholt, “Myofascial Trigger Points and Myofascial Pain Syndrome: А Critical Review of Recent Literature,” Journal of Manual and Manipulative Therapy 14, no. 4 (2006): 125E–171E.</w:t>
+        <w:t>111 L. Li, R. Stoop, R. Clijsen, et al., Критерии, используемые для диагностики миофазциальных триггерных точек в клинических испытаниях на физиотерапию: обновленный систематический обзор, Клинический журнал боли 36, No 12 (2020): 955967.</w:t>
       </w:r>
     </w:p>
     <w:p>
@@ -4755,7 +4510,7 @@
         <w:jc w:val="left"/>
       </w:pPr>
       <w:r>
-        <w:t>Google Scholar</w:t>
+        <w:t>CAS PubMed Web of Science® Google Scholar</w:t>
       </w:r>
     </w:p>
     <w:p>
@@ -4766,7 +4521,7 @@
         <w:jc w:val="both"/>
       </w:pPr>
       <w:r>
-        <w:t>123 J. S. Lipetz, “Pathophysiology of Inflammatory, Degenerative, and Compressive Radiculopathies,” Physical Medicine and Rehabilitation Clinics 13, no. 3 (2002): 439–449.</w:t>
+        <w:t>112 С. Бургаизе, Г. Ньютон, Д. Кумбарэ и Дж. Сербели, Сравнение клинических проявлений и патофизиологии синдрома миофасциальной боли и фибромиалгии: последствия для дифференциального диагностики и управления, Журнал канадской ассоциации хиропрактики 62, No 1 (2018): 26.</w:t>
       </w:r>
     </w:p>
     <w:p>
@@ -4788,7 +4543,7 @@
         <w:jc w:val="both"/>
       </w:pPr>
       <w:r>
-        <w:t>124 Р. Marchettini, М. Lacerenza, Е. Mauri, and С. Marangoni, “Painful Peripheral Neuropathies,” Current Neuropharmacology 4, no. 3 (2006): 175–181.</w:t>
+        <w:t>113 J. Fricton, Миофаз. Боль: Механизмы управления, Оральная и максилофаз. Хирургическая клиники Северной Америки 28, No 3 (2016): 289311.</w:t>
       </w:r>
     </w:p>
     <w:p>
@@ -4799,34 +4554,7 @@
         <w:jc w:val="left"/>
       </w:pPr>
       <w:r>
-        <w:t>CAS PubMed Web of Science® Google Scholar</w:t>
-      </w:r>
-    </w:p>
-    <w:p>
-      <w:pPr>
-        <w:pStyle w:val="Heading1"/>
-        <w:keepNext/>
-        <w:spacing w:before="360" w:after="240"/>
-        <w:jc w:val="left"/>
-      </w:pPr>
-      <w:r>
-        <w:t>125 N. В. Finnerup, R. Kuner, and Т. S. Jensen, “Neuropathic Pain: From Mechanisms to Treatment,” Physiological Reviews 101,</w:t>
-      </w:r>
-    </w:p>
-    <w:p>
-      <w:r>
-        <w:br w:type="page"/>
-      </w:r>
-    </w:p>
-    <w:p>
-      <w:pPr>
-        <w:pStyle w:val="Heading2"/>
-        <w:keepNext/>
-        <w:spacing w:before="280" w:after="160"/>
-        <w:jc w:val="left"/>
-      </w:pPr>
-      <w:r>
-        <w:t>PubMed Google Scholar</w:t>
+        <w:t>PubMed Web of Science® Google Scholar</w:t>
       </w:r>
     </w:p>
     <w:p>
@@ -4837,7 +4565,7 @@
         <w:jc w:val="both"/>
       </w:pPr>
       <w:r>
-        <w:t>126 R. А. Moss and J. С. Garrett, “Temporomandibular Joint Dysfunction Syndrome and Myofascial Pain Dysfunction Syndrome: А Critical Review,” Journal of Oral Rehabilitation 11, no. 1 (1984): 3–28.</w:t>
+        <w:t>114 Л. М. Арнольд, Р. М. Беннетт, Л. Дж. Кроффорд и др., ААПТ Диагностические критерии для фибромиалгии, Журнал боли 20, No 6 (2019): 611628.</w:t>
       </w:r>
     </w:p>
     <w:p>
@@ -4848,18 +4576,19 @@
         <w:jc w:val="left"/>
       </w:pPr>
       <w:r>
-        <w:t>CAS PubMed Web of Science® Google Scholar</w:t>
-      </w:r>
-    </w:p>
-    <w:p>
-      <w:pPr>
-        <w:pStyle w:val="Heading1"/>
-        <w:keepNext/>
-        <w:spacing w:before="360" w:after="240"/>
-        <w:jc w:val="left"/>
-      </w:pPr>
-      <w:r>
-        <w:t>127 С. S. Stohler, “Muscle-Related Temporomandibular Disorders,” Journal of Orofacial Pain 13, no. 4 (1999): 273–284.</w:t>
+        <w:t>PubMed Web of Science® Google Scholar</w:t>
+      </w:r>
+    </w:p>
+    <w:p>
+      <w:pPr>
+        <w:spacing w:before="120" w:after="120"/>
+        <w:jc w:val="center"/>
+      </w:pPr>
+      <w:r>
+        <w:rPr>
+          <w:rFonts w:ascii="Courier New" w:hAnsi="Courier New"/>
+        </w:rPr>
+        <w:t>115 F. Wolfe, D. J. Clauw, М.-А. Fitzcharles, et al., 2016 Ревизии диагностических критериев фибромиалгии 2010/2011 (Elsevier, 2016), 319329.</w:t>
       </w:r>
     </w:p>
     <w:p>
@@ -4870,7 +4599,7 @@
         <w:jc w:val="left"/>
       </w:pPr>
       <w:r>
-        <w:t>CAS PubMed Web of Science® Google Scholar</w:t>
+        <w:t>Ученый Google</w:t>
       </w:r>
     </w:p>
     <w:p>
@@ -4881,7 +4610,7 @@
         <w:jc w:val="both"/>
       </w:pPr>
       <w:r>
-        <w:t>128 J. Kuć, К. D. Szarejko, and Т. Sierpińska, “Evaluation of Orofacial and General Pain Location in Patients With Temporomandibular Joint Disorder—Myofascial Pain With Referral,” Frontiers in Neurology 10 (2019): 546.</w:t>
+        <w:t>116 Ф. Вулф, Д. Дж. Клау, М. А. Фицчарлес и др., Американский колледж ревматологии Критерии предварительного диагностического лечения фибромиалгии и измерения тяжести симптомов, Охота и исследования артрита 62, No 5 (2010): 600610.</w:t>
       </w:r>
     </w:p>
     <w:p>
@@ -4903,7 +4632,12 @@
         <w:jc w:val="both"/>
       </w:pPr>
       <w:r>
-        <w:t>129 J. Dommerholt and D. G. Simons, “Myofascial Pain Syndrome—Trigger Points,” Journal of Musculoskeletal Pain 16, no. 3 (2008): 211–228.</w:t>
+        <w:t>117 Р. Sarzi-Puttini, V. Giorgi, D. Marotto и F. Atzeni, Фибромиалгия: обновление клинических характеристик, этиопатогенеза и лечения, Nature Reviews Rheumatology 16, No. 11 (2020): 645660.</w:t>
+      </w:r>
+    </w:p>
+    <w:p>
+      <w:r>
+        <w:br w:type="page"/>
       </w:r>
     </w:p>
     <w:p>
@@ -4914,7 +4648,7 @@
         <w:jc w:val="left"/>
       </w:pPr>
       <w:r>
-        <w:t>Google Scholar</w:t>
+        <w:t>PubMed Web of Science® Google Scholar</w:t>
       </w:r>
     </w:p>
     <w:p>
@@ -4925,7 +4659,7 @@
         <w:jc w:val="both"/>
       </w:pPr>
       <w:r>
-        <w:t>130 В. Leblebici, Z. Ö. Pektaş, Ö. Ortancil, Е. С. Hürcan, S. Bagis, and М. N. Akman, “Coexistence of Fibromyalgia, Temporomandibular Disorder, and Masticatory Myofascial Pain Syndromes,” Rheumatology International 27 (2007): 541–544.</w:t>
+        <w:t>118 М. Дж. Шнайдер, Тендерные точки-фибромиалгика против триггерных точек-миофазциальный болевой синдром: необходимость четкости в терминологии и дифференциальной диагностике/М. Дж. Шнайдер, 1995.</w:t>
       </w:r>
     </w:p>
     <w:p>
@@ -4936,7 +4670,7 @@
         <w:jc w:val="left"/>
       </w:pPr>
       <w:r>
-        <w:t>PubMed Web of Science® Google Scholar</w:t>
+        <w:t>Ученый Google</w:t>
       </w:r>
     </w:p>
     <w:p>
@@ -4947,7 +4681,7 @@
         <w:jc w:val="both"/>
       </w:pPr>
       <w:r>
-        <w:t>131 Е. Schiffman, R. Ohrbach, Е. Truelove, et al., “Diagnostic Criteria for Temporomandibular Disorders (DC/TMD) for Clinical and Research Applications: Recommendations of the International RDC/TMD Consortium Network and Orofacial Pain Special Interest Group,” Journal of Oral and Facial Pain and Headache 28, no. 1 (2014): 6.</w:t>
+        <w:t>119 Р. Д. Гервин, Классификация, эпидемиология и естественная история синдрома миофазциальной боли, Отчеты о текущей боли и головной боли 5 (2001): 412420.</w:t>
       </w:r>
     </w:p>
     <w:p>
@@ -4958,7 +4692,7 @@
         <w:jc w:val="left"/>
       </w:pPr>
       <w:r>
-        <w:t>PubMed Web of Science® Google Scholar</w:t>
+        <w:t>CAS PubMed Google Scholar</w:t>
       </w:r>
     </w:p>
     <w:p>
@@ -4969,7 +4703,7 @@
         <w:jc w:val="both"/>
       </w:pPr>
       <w:r>
-        <w:t>132 F. Denk, D. L. Bennett, and S. В. McMahon, “Nerve Growth Factor and Pain Mechanisms,” Annual Review of Neuroscience 40, no. 1 (2017): 307–325.</w:t>
+        <w:t>120 М.-А. Фицчарлес, С. П. Коэн, Д. Дж. Клау, Г. Литтлжон, Ц. Усуи и В. Хаузер, Хроническая первичная мышечная болезнь: новая концепция неструктурной региональной боли, Отчеты о боли 7, No 5 (2022): e1024.</w:t>
       </w:r>
     </w:p>
     <w:p>
@@ -4980,12 +4714,7 @@
         <w:jc w:val="left"/>
       </w:pPr>
       <w:r>
-        <w:t>CAS PubMed Google Scholar</w:t>
-      </w:r>
-    </w:p>
-    <w:p>
-      <w:r>
-        <w:br w:type="page"/>
+        <w:t>PubMed Web of Science® Google Scholar</w:t>
       </w:r>
     </w:p>
     <w:p>
@@ -4996,7 +4725,7 @@
         <w:jc w:val="both"/>
       </w:pPr>
       <w:r>
-        <w:t>133 S. Schabrun, Е. Si, S. Millard, et al., “Intramuscular Injection of Nerve Growth Factor as а Model of Temporomandibular Disorder: Nature, Time-Course, and Sex Differences Characterising the Pain Experience,” Neurobiology of Pain 13 (2023): 100117.</w:t>
+        <w:t>121 Э. Факко и Ф. Секчерелли, Миофазциальная боль имитирующая радикальные синдромы, В передовой хирургии периферического нерва и минимальной инвазивной хирургии позвоночника, редактированная А. Александром, А. Бриколо и Х. МиллисиСпрингером, 2005), 147150.</w:t>
       </w:r>
     </w:p>
     <w:p>
@@ -5007,7 +4736,7 @@
         <w:jc w:val="left"/>
       </w:pPr>
       <w:r>
-        <w:t>CAS PubMed Web of Science® Google Scholar</w:t>
+        <w:t>Ученый Google</w:t>
       </w:r>
     </w:p>
     <w:p>
@@ -5018,7 +4747,7 @@
         <w:jc w:val="both"/>
       </w:pPr>
       <w:r>
-        <w:t>134 S. Ingawale and Т. Goswami, “Temporomandibular Joint: Disorders, Treatments, and Biomechanics,” Annals of Biomedical Engineering 37 (2009): 976–996.</w:t>
+        <w:t>122 Д. Г. Симонс и Д. Доммерхолт, Миофазциальные триггерные точки и миофазциальный болевой синдром: критический обзор недавней литературы, Журнал ручной и манипулятивной терапии 14, No 4 (2006): 125E171E.</w:t>
       </w:r>
     </w:p>
     <w:p>
@@ -5029,7 +4758,7 @@
         <w:jc w:val="left"/>
       </w:pPr>
       <w:r>
-        <w:t>PubMed Web of Science® Google Scholar</w:t>
+        <w:t>Ученый Google</w:t>
       </w:r>
     </w:p>
     <w:p>
@@ -5040,7 +4769,7 @@
         <w:jc w:val="both"/>
       </w:pPr>
       <w:r>
-        <w:t>135 J. А. Jacobson, G. Girish, У. Jiang, and В. J. Sabb, “Radiographic Evaluation of Arthritis: Degenerative Joint Disease and Variations,” Radiology 248, no. 3 (2008): 737–747.</w:t>
+        <w:t>123 J. S. Lipetz, Патофизиология воспалительных, дегенеративных и компрессивных радикулопатий, Физическая медицина и реабилитационные клиники 13, No 3 (2002): 439449.</w:t>
       </w:r>
     </w:p>
     <w:p>
@@ -5051,7 +4780,7 @@
         <w:jc w:val="left"/>
       </w:pPr>
       <w:r>
-        <w:t>PubMed Web of Science® Google Scholar</w:t>
+        <w:t>PubMed Google Scholar</w:t>
       </w:r>
     </w:p>
     <w:p>
@@ -5062,29 +4791,7 @@
         <w:jc w:val="both"/>
       </w:pPr>
       <w:r>
-        <w:t>136 М. Kalladka, А. Young, and J. Khan, “Myofascial Pain in Temporomandibular Disorders: Updates on Etiopathogenesis and Management,” Journal of Bodywork and Movement Therapies 28 (2021): 104–113.</w:t>
-      </w:r>
-    </w:p>
-    <w:p>
-      <w:pPr>
-        <w:pStyle w:val="Heading2"/>
-        <w:keepNext/>
-        <w:spacing w:before="280" w:after="160"/>
-        <w:jc w:val="left"/>
-      </w:pPr>
-      <w:r>
-        <w:t>PubMed Web of Science® Google Scholar</w:t>
-      </w:r>
-    </w:p>
-    <w:p>
-      <w:pPr>
-        <w:pStyle w:val="Heading1"/>
-        <w:keepNext/>
-        <w:spacing w:before="360" w:after="240"/>
-        <w:jc w:val="left"/>
-      </w:pPr>
-      <w:r>
-        <w:t>137 S. See and R. Ginzburg, “Skeletal Muscle Relaxants,” Pharmacotherapy: Journal of Human Pharmacology and Drug Therapy 28,</w:t>
+        <w:t>124 П. Марчетини, М. Лацеренца, Э. Маури и С. Марангони, Болезненные периферические нейропатии, Нынешняя нейрофармакология 4, No 3 (2006): 175181.</w:t>
       </w:r>
     </w:p>
     <w:p>
@@ -5106,7 +4813,12 @@
         <w:jc w:val="both"/>
       </w:pPr>
       <w:r>
-        <w:t>138 В. J. Oldfield, В. Gleeson, К. L. Morford, et al., “Long-Term Use of Muscle Relaxant Medications for Chronic Pain: А Systematic Review,” JAMA Network Open 7, no. 9 (2024): e2434835.</w:t>
+        <w:t>125 Н. Б. Финнерап, Р. Кунер и Т. С. Дженсен, Невропатическая боль: от механизмов к лечению, Физиологические обзоры 101, No 1 (2020): 259301.</w:t>
+      </w:r>
+    </w:p>
+    <w:p>
+      <w:r>
+        <w:br w:type="page"/>
       </w:r>
     </w:p>
     <w:p>
@@ -5128,7 +4840,7 @@
         <w:jc w:val="both"/>
       </w:pPr>
       <w:r>
-        <w:t>139 К. Singh, I. S. Senatorov, А. Cheshmehkani, Р. F. Karmokar, and N. H. Moniri, “The Skeletal Muscle Relaxer Cyclobenzaprine Is а Potent Non-Competitive Antagonist of Histamine H1 Receptors,” Journal of Pharmacology and Experimental Therapeutics 380, no. 3 (2022): 202–209.</w:t>
+        <w:t>126 Р. А. Мосс и Дж. С. Гаррет, Темпоромандибулярный синдром дисфункции суставов и синдром миофасциальной боли: Критический обзор, Журнал оральной реабилитации 11, No 1 (1984): 328.</w:t>
       </w:r>
     </w:p>
     <w:p>
@@ -5150,7 +4862,7 @@
         <w:jc w:val="both"/>
       </w:pPr>
       <w:r>
-        <w:t>140 F. М. Leite, Á. N. Atallah, R. El Dib, et al., “Cyclobenzaprine for the Treatment of Myofascial Pain in Adults,” Cochrane Database of Systematic Reviews, no. 3 (2009): CD006830.</w:t>
+        <w:t>127 С. С. Стохлер, Темпоромандибулярные расстройства, связанные с мышцами, Журнал о болевых ощущениях, No 13 No 4 (1999): 273284.</w:t>
       </w:r>
     </w:p>
     <w:p>
@@ -5161,12 +4873,7 @@
         <w:jc w:val="left"/>
       </w:pPr>
       <w:r>
-        <w:t>PubMed Web of Science® Google Scholar</w:t>
-      </w:r>
-    </w:p>
-    <w:p>
-      <w:r>
-        <w:br w:type="page"/>
+        <w:t>CAS PubMed Web of Science® Google Scholar</w:t>
       </w:r>
     </w:p>
     <w:p>
@@ -5177,51 +4884,7 @@
         <w:jc w:val="both"/>
       </w:pPr>
       <w:r>
-        <w:t>141 С. R. Herman, Е. L. Schiffman, J. О. Look, and D. В. Rindal, “The Effectiveness of Adding Pharmacologic Treatment With Clonazepam or Cyclobenzaprine to Patient Education and SelfCare for the Treatment of Jaw Pain Upon Awakening: А Randomized Clinical Trial,” Journal of Orofacial Pain 16, no. 1 (2002): 64–70.</w:t>
-      </w:r>
-    </w:p>
-    <w:p>
-      <w:pPr>
-        <w:pStyle w:val="Heading2"/>
-        <w:keepNext/>
-        <w:spacing w:before="280" w:after="160"/>
-        <w:jc w:val="left"/>
-      </w:pPr>
-      <w:r>
-        <w:t>PubMed Web of Science® Google Scholar</w:t>
-      </w:r>
-    </w:p>
-    <w:p>
-      <w:pPr>
-        <w:pStyle w:val="Heading1"/>
-        <w:keepNext/>
-        <w:spacing w:before="360" w:after="240"/>
-        <w:jc w:val="left"/>
-      </w:pPr>
-      <w:r>
-        <w:t>142 F. Alencar Jr, Р. G. Viana, С. Zamperini, and А. Becker, “Patient Education and Self-Care for the Management of Jaw Pain</w:t>
-      </w:r>
-    </w:p>
-    <w:p>
-      <w:pPr>
-        <w:pStyle w:val="Heading2"/>
-        <w:keepNext/>
-        <w:spacing w:before="280" w:after="160"/>
-        <w:jc w:val="left"/>
-      </w:pPr>
-      <w:r>
-        <w:t>PubMed Google Scholar</w:t>
-      </w:r>
-    </w:p>
-    <w:p>
-      <w:pPr>
-        <w:pStyle w:val="Heading1"/>
-        <w:keepNext/>
-        <w:spacing w:before="360" w:after="240"/>
-        <w:jc w:val="left"/>
-      </w:pPr>
-      <w:r>
-        <w:t>143 L.-L. Zhu, У.-H. Wang, and Q. Zhou, “Tizanidine: Advances in Pharmacology &amp; Therapeutics and Drug Formulations,” Journal</w:t>
+        <w:t>128 J. Kuć, К. D. Szarejko и Т. Sierpińska, Оценка орофациального и общего места боли у пациентов с временным мандибулярным расстройством суставовБоль миофациального при ссылке, Границы в неврологии 10 (2019): 546.</w:t>
       </w:r>
     </w:p>
     <w:p>
@@ -5243,7 +4906,7 @@
         <w:jc w:val="both"/>
       </w:pPr>
       <w:r>
-        <w:t>144 G. А. Malanga, М. W. Gwynn, R. Smith, and D. Miller, “Tizanidine Is Effective in the Treatment of Myofascial Pain Syndrome,” Pain Physician 5, no. 4 (2002): 422.</w:t>
+        <w:t>129 J. Dommerholt и D. G. Simons, Миофазциальный синдром боли Триггерные точки, Журнал мышечно-скелетной боли 16, No 3 (2008): 211228.</w:t>
       </w:r>
     </w:p>
     <w:p>
@@ -5254,7 +4917,7 @@
         <w:jc w:val="left"/>
       </w:pPr>
       <w:r>
-        <w:t>PubMed Google Scholar</w:t>
+        <w:t>Ученый Google</w:t>
       </w:r>
     </w:p>
     <w:p>
@@ -5265,7 +4928,7 @@
         <w:jc w:val="both"/>
       </w:pPr>
       <w:r>
-        <w:t>145 D. Manfredini, М. Romagnoli, and М. Bosco, “Efficacyof Tizanidine Hydrochloride in the Treatment of Myofascial Face Pain,” Minerva Medica 95, no. 2 (2004): 165–171.</w:t>
+        <w:t>130 Б. Леблебичи, З. О. Пекташ, О. Ортанциль, Е. С. Хюркан, С. Багис и М. Н. Акман, Сосуществование фибромиалгии, временно-мандибулярного расстройства и масткататорных миофаз. синдромов боли, Ревматология Международная 27 (2007): 541544.</w:t>
       </w:r>
     </w:p>
     <w:p>
@@ -5276,7 +4939,7 @@
         <w:jc w:val="left"/>
       </w:pPr>
       <w:r>
-        <w:t>CAS PubMed Google Scholar</w:t>
+        <w:t>PubMed Web of Science® Google Scholar</w:t>
       </w:r>
     </w:p>
     <w:p>
@@ -5287,7 +4950,7 @@
         <w:jc w:val="both"/>
       </w:pPr>
       <w:r>
-        <w:t>146 J. W. Romito, Е. R. Turner, J. А. Rosener, et al., “Baclofen Therapeutics, Toxicity, and Withdrawal: А Narrative Review,” SAGE Open Medicine 9 (2021): 20503121211022197.</w:t>
+        <w:t>131 Э. Шиффман, Р. О hrbach, Э. Трюэлоу и др., Диагностические критерии для временно-мандибулярных расстройств (DC/TMD) для клинических и исследовательских применений: Рекомендации Международной сети консорциума RDC/TMD и группы особого интереса к боли в полости рта, Journal of Oral and Facial Pain and Headache 28, No 1 (2014): 6.</w:t>
       </w:r>
     </w:p>
     <w:p>
@@ -5298,7 +4961,7 @@
         <w:jc w:val="left"/>
       </w:pPr>
       <w:r>
-        <w:t>Web of Science® Google Scholar</w:t>
+        <w:t>PubMed Web of Science® Google Scholar</w:t>
       </w:r>
     </w:p>
     <w:p>
@@ -5309,7 +4972,7 @@
         <w:jc w:val="both"/>
       </w:pPr>
       <w:r>
-        <w:t>147 С. Alpaslan, S. А. Kahraman, С. Durmuslar, and S. Cula, “Comparative Efficacy of Four Muscle Relaxants on Signs and Symptoms of the Myofascial Pain Syndrome Associated With Temporomandibular Disorders: А Randomized Clinical Trial,” Journal of Musculoskeletal Pain 20, no. 4 (2012): 310–316.</w:t>
+        <w:t>132 Ф. Денк, Д. Л. Беннет и С. Б. Макмахон, Фактор роста нервов и механизмы боли, Ежегодный обзор нейронауки 40, No 1 (2017): 307325.</w:t>
       </w:r>
     </w:p>
     <w:p>
@@ -5320,7 +4983,12 @@
         <w:jc w:val="left"/>
       </w:pPr>
       <w:r>
-        <w:t>Web of Science® Google Scholar</w:t>
+        <w:t>CAS PubMed Google Scholar</w:t>
+      </w:r>
+    </w:p>
+    <w:p>
+      <w:r>
+        <w:br w:type="page"/>
       </w:r>
     </w:p>
     <w:p>
@@ -5331,12 +4999,7 @@
         <w:jc w:val="both"/>
       </w:pPr>
       <w:r>
-        <w:t>148 М. Carta, L. Murru, Р. Botta, et al., “The Muscle Relaxant Thiocolchicoside Is an Antagonist of GABAA Receptor Function in the Central Nervous System,” Neuropharmacology 51, no. 4 (2006): 805–815.</w:t>
-      </w:r>
-    </w:p>
-    <w:p>
-      <w:r>
-        <w:br w:type="page"/>
+        <w:t>133 С. Шабрун, Э. Си, С. Миллард и др., Внутреннемышечное инъекция фактора роста нервов в качестве модели временно-мандибулярного расстройства: природа, ход времени и различия полов, характеризующие опыт боли, Невробиология боли 13 (2023): 100117.</w:t>
       </w:r>
     </w:p>
     <w:p>
@@ -5358,7 +5021,7 @@
         <w:jc w:val="both"/>
       </w:pPr>
       <w:r>
-        <w:t>149 S. R. Patil, А. De, D. Datta, R. Agrawal, А. Reche, and М. К. Alam, “Efficacy of Fixed Dose Combination of Chlorzoxazone, Aceclofenac and Paracetamol Versus Thiocolchicoside and Aceclofenac in Myofascial Pain Syndrome: А Randomised Clinical Study,” Internal Medicine Journal 28, no. 4 (2021): 466–469.</w:t>
+        <w:t>134 С. Хокхеле и Т. Госвами, Темпоромандибулярный сустав: расстройства, лечение и биомеханика, Аналы биомедицинского инженерии 37 (2009): 976996.</w:t>
       </w:r>
     </w:p>
     <w:p>
@@ -5369,7 +5032,7 @@
         <w:jc w:val="left"/>
       </w:pPr>
       <w:r>
-        <w:t>CAS Google Scholar</w:t>
+        <w:t>PubMed Web of Science® Google Scholar</w:t>
       </w:r>
     </w:p>
     <w:p>
@@ -5380,7 +5043,7 @@
         <w:jc w:val="left"/>
       </w:pPr>
       <w:r>
-        <w:t>150 R. R. М. Raj, Т. Saravanan, Р. Preethi, and I. Ezhilarasi, “Comparative Evaluation of Efficacy of Therapeutic Ultrasound</w:t>
+        <w:t>135 Дж. А. Джейкобсон, Г. Гириш, Ю. Цзян и Б. Дж. Сабб, Радиографическая оценка артрита: дегенеративные заболевания суставов</w:t>
       </w:r>
     </w:p>
     <w:p>
@@ -5391,7 +5054,7 @@
         <w:jc w:val="left"/>
       </w:pPr>
       <w:r>
-        <w:t>Web of Science® Google Scholar</w:t>
+        <w:t>PubMed Web of Science® Google Scholar</w:t>
       </w:r>
     </w:p>
     <w:p>
@@ -5402,7 +5065,7 @@
         <w:jc w:val="both"/>
       </w:pPr>
       <w:r>
-        <w:t>151 D. Scaturro, D. Migliorino, L. Lauricella, et al., “Extracorporeal ShockWave Treatment vs. Mesotherapy in the Treatment of Myofascial Syndromes: А Clinical Trial,” Frontiers in Medicine 11 (2024): 1388922.</w:t>
+        <w:t>136 М. Калладка, А. Янг и Дж. Хан, Боль миофасциальной боли при временно-мандибулярных расстройствах: обновления по этиопатогенезу и управлению, Журнал терапии работы тела и движения 28 (2021): 104113.</w:t>
       </w:r>
     </w:p>
     <w:p>
@@ -5424,7 +5087,7 @@
         <w:jc w:val="left"/>
       </w:pPr>
       <w:r>
-        <w:t>152 S. Derry, Р. J. Wiffen, D. Aldington, and R. А. Moore, “Nortriptyline for Neuropathic Pain in Adults,” Cochrane Database</w:t>
+        <w:t>137 С. See и R. Ginzburg, Рлаксаторы скелетных мышц, Фармакотерапия: Журнал человеческой фармакологии и терапии лекарств 28,</w:t>
       </w:r>
     </w:p>
     <w:p>
@@ -5435,7 +5098,7 @@
         <w:jc w:val="left"/>
       </w:pPr>
       <w:r>
-        <w:t>PubMed Web of Science® Google Scholar</w:t>
+        <w:t>CAS PubMed Web of Science® Google Scholar</w:t>
       </w:r>
     </w:p>
     <w:p>
@@ -5446,7 +5109,7 @@
         <w:jc w:val="both"/>
       </w:pPr>
       <w:r>
-        <w:t>153 R. А. Moore, S. Derry, D. Aldington, Р. Cole, and Р. J. Wiffen, “Amitriptyline for Neuropathic Pain and Fibromyalgia in Adults,” Cochrane Database of Systematic Reviews, no. 12 (2012): CD008242.</w:t>
+        <w:t>138 Б. Дж. Олдфилд, Б. Глисон, К. Л. Морфорд и др., Долгосрочное использование релаксирующих средств для мышечной боли: систематический обзор, JAMA Network Open 7, No. 9 (2024): e2434835.</w:t>
       </w:r>
     </w:p>
     <w:p>
@@ -5457,29 +5120,7 @@
         <w:jc w:val="left"/>
       </w:pPr>
       <w:r>
-        <w:t>PubMed Web of Science® Google Scholar</w:t>
-      </w:r>
-    </w:p>
-    <w:p>
-      <w:pPr>
-        <w:pStyle w:val="Heading1"/>
-        <w:keepNext/>
-        <w:spacing w:before="360" w:after="240"/>
-        <w:jc w:val="left"/>
-      </w:pPr>
-      <w:r>
-        <w:t>154 L. Bendtsen and R. Jensen, “Amitriptyline Reduces Myofascial Tenderness in Patients With Chronic Tension-Type Headache,”</w:t>
-      </w:r>
-    </w:p>
-    <w:p>
-      <w:pPr>
-        <w:pStyle w:val="Heading2"/>
-        <w:keepNext/>
-        <w:spacing w:before="280" w:after="160"/>
-        <w:jc w:val="left"/>
-      </w:pPr>
-      <w:r>
-        <w:t>CAS PubMed Web of Science® Google Scholar</w:t>
+        <w:t>PubMed Google Scholar</w:t>
       </w:r>
     </w:p>
     <w:p>
@@ -5490,12 +5131,7 @@
         <w:jc w:val="both"/>
       </w:pPr>
       <w:r>
-        <w:t>155 О. Plesh, D. Curtis, J. Levine, and W. McCall, Jr., “Amitriptyline Treatment of Chronic Pain in Patients With Temporomandibular Disorders,” Journal of Oral Rehabilitation 27, no. 10 (2000): 834– 841.</w:t>
-      </w:r>
-    </w:p>
-    <w:p>
-      <w:r>
-        <w:br w:type="page"/>
+        <w:t>139 К. Сингх, И. С. Сенаторов, А. Чемшехкани, П. Ф. Кармокар и Н. Х. Монири, Циклобензаприн - мощный неконкурентный антагонист рецепторов гистамина H1, Журнал фармакологии и экспериментальной терапии 380, No 3 (2022): 202209.</w:t>
       </w:r>
     </w:p>
     <w:p>
@@ -5517,7 +5153,7 @@
         <w:jc w:val="both"/>
       </w:pPr>
       <w:r>
-        <w:t>156 У. Haviv, А. Zini, У. Sharav, G. Almoznino, and R. Benoliel, “Nortriptyline Compared to Amitriptyline for the Treatment of Persistent Masticatory Myofascial Pain,” Journal of Oral and Facial Pain and Headache 33, no. 1 (2019): 7–13.</w:t>
+        <w:t>140 Ф. М. Лейте, А. Н. Аталах, Р. Эль Диб и др., Циклобензаприн для лечения миофазциальной боли у взрослых, Кокрана база данных системных обзоров, No 3 (2009): CD006830.</w:t>
       </w:r>
     </w:p>
     <w:p>
@@ -5532,25 +5168,8 @@
       </w:r>
     </w:p>
     <w:p>
-      <w:pPr>
-        <w:pStyle w:val="Heading1"/>
-        <w:keepNext/>
-        <w:spacing w:before="360" w:after="240"/>
-        <w:jc w:val="left"/>
-      </w:pPr>
-      <w:r>
-        <w:t>157 У. Ma, С. Wang, S. Luo, et al., “Serotonin Transporter Polymorphism Alters Citalopram Effects on Human Pain Responses to</w:t>
-      </w:r>
-    </w:p>
-    <w:p>
-      <w:pPr>
-        <w:pStyle w:val="Heading2"/>
-        <w:keepNext/>
-        <w:spacing w:before="280" w:after="160"/>
-        <w:jc w:val="left"/>
-      </w:pPr>
-      <w:r>
-        <w:t>CAS PubMed Web of Science® Google Scholar</w:t>
+      <w:r>
+        <w:br w:type="page"/>
       </w:r>
     </w:p>
     <w:p>
@@ -5561,7 +5180,7 @@
         <w:jc w:val="both"/>
       </w:pPr>
       <w:r>
-        <w:t>158 R. J. Milne and К. L. Goa, “Citalopram: А Review of Its Pharmacodynamic and Pharmacokinetic Properties, and Therapeutic Potential in Depressive Illness,” Drugs 41 (1991): 450–477.</w:t>
+        <w:t>141 С. R. Herman, Е. L. Schiffman, J. О. Look и D. В. Rindal, Эффективность добавления фармакологического лечения Клоназепамом или циклобензаприном к образованию пациентов и самообслуживанию для лечения боли в щеках при пробуждении: рандомизированное клиническое испытание, Journal of Orofacial Pain 16, no. 1 (2002): 6470.</w:t>
       </w:r>
     </w:p>
     <w:p>
@@ -5572,7 +5191,7 @@
         <w:jc w:val="left"/>
       </w:pPr>
       <w:r>
-        <w:t>CAS PubMed Web of Science® Google Scholar</w:t>
+        <w:t>PubMed Web of Science® Google Scholar</w:t>
       </w:r>
     </w:p>
     <w:p>
@@ -5583,7 +5202,7 @@
         <w:jc w:val="both"/>
       </w:pPr>
       <w:r>
-        <w:t>159 Р. Р. Humphrey and Р. J. Goadsby, “The Mode of Action of Sumatriptan Is Vascular? А Debate,” Cephalalgia 14, no. 6 (1994): 401–410.</w:t>
+        <w:t>142 Ф. Аленкар, младший, П. Г. Виана, Ц. Замперини и А. Беккер, Образование и самообслуживание пациентов для лечения боли в ящереках при пробуждении: рандомизированное контролируемое клиническое испытание, сравнивающее эффективность добавления фармакологического лечения с циклобензаприном или тизанидином, Журнал о рта и боли в лице и голове 28, No 2 (2014): 119127.</w:t>
       </w:r>
     </w:p>
     <w:p>
@@ -5594,7 +5213,7 @@
         <w:jc w:val="left"/>
       </w:pPr>
       <w:r>
-        <w:t>CAS PubMed Web of Science® Google Scholar</w:t>
+        <w:t>PubMed Google Scholar</w:t>
       </w:r>
     </w:p>
     <w:p>
@@ -5605,7 +5224,7 @@
         <w:jc w:val="both"/>
       </w:pPr>
       <w:r>
-        <w:t>160 Т. Т. Dao, J. Р. Lund, G. Rémillard, and G. J. Lavigne, “Is Myofascial Pain of the Temporal Muscles Relieved by Oral Sumatriptan? А Cross-Over Pilot Study,” Pain 62, no. 2 (1995): 241–244.</w:t>
+        <w:t>143 Л.-Л. Чжу, Ю-Х. Ван и К. Чжу, Тизанидин: прогресс в фармакологии и терапевтике и лекарственных формулировках, Журнал исследований боли 17 (2024): 12571271.</w:t>
       </w:r>
     </w:p>
     <w:p>
@@ -5616,7 +5235,7 @@
         <w:jc w:val="left"/>
       </w:pPr>
       <w:r>
-        <w:t>PubMed Google Scholar</w:t>
+        <w:t>PubMed Web of Science® Google Scholar</w:t>
       </w:r>
     </w:p>
     <w:p>
@@ -5627,7 +5246,7 @@
         <w:jc w:val="both"/>
       </w:pPr>
       <w:r>
-        <w:t>161 W. Müller and Т. Stratz, “Local Treatment of Tendinopathies and Myofascial Pain Syndromes With the 5-HT3 Receptor Antagonist Tropisetron,” Scandinavian Journal of Rheumatology 33, no. sup119 (2004): 44–48.</w:t>
+        <w:t>144 Г. А. Маланга, М. В. Гвинн, Р. Смит и Д. Миллер, Тизанидин эффективен в лечении миофазциального синдрома боли, Больный врач 5, No 4 (2002): 422.</w:t>
       </w:r>
     </w:p>
     <w:p>
@@ -5649,7 +5268,7 @@
         <w:jc w:val="both"/>
       </w:pPr>
       <w:r>
-        <w:t>162 R. Patel and А. H. Dickenson, “Mechanisms of the Gabapentinoids and α2δ-1 Calcium канал Subunit in Neuropathic Pain,” Pharmacology Research and Perspectives 4, no. 2 (2016): e00205.</w:t>
+        <w:t>145 D. Manfredini, М. Romagnoli и М. Bosco, Эффективность гидрохлорида тизанидина при лечении боли в миофазциальном лице, Minerva Medica 95, no. 2 (2004): 165171.</w:t>
       </w:r>
     </w:p>
     <w:p>
@@ -5660,7 +5279,7 @@
         <w:jc w:val="left"/>
       </w:pPr>
       <w:r>
-        <w:t>CAS PubMed Web of Science® Google Scholar</w:t>
+        <w:t>CAS PubMed Google Scholar</w:t>
       </w:r>
     </w:p>
     <w:p>
@@ -5671,12 +5290,7 @@
         <w:jc w:val="left"/>
       </w:pPr>
       <w:r>
-        <w:t>163 М. М. Tak and А. H. Chalkoo, “To Evaluate the Pharmacotherapeutic Efficacy of Tizanidine Hydrochloride and Gabapentin in</w:t>
-      </w:r>
-    </w:p>
-    <w:p>
-      <w:r>
-        <w:br w:type="page"/>
+        <w:t>146 J. W. Romito, Е. R. Turner, J. А. Rosener, и др., Терапевтика, токсичность и отвод: Narrative Review, SAGE Open Medicine</w:t>
       </w:r>
     </w:p>
     <w:p>
@@ -5687,7 +5301,7 @@
         <w:jc w:val="left"/>
       </w:pPr>
       <w:r>
-        <w:t>CAS Google Scholar</w:t>
+        <w:t>Web of Science® Google Scholar</w:t>
       </w:r>
     </w:p>
     <w:p>
@@ -5698,7 +5312,7 @@
         <w:jc w:val="both"/>
       </w:pPr>
       <w:r>
-        <w:t>164 У. Haviv, А. Rettman, D. Aframian, У. Sharav, and R. Benoliel, “Myofascial Pain: An Open Study on the Pharmacotherapeutic Response to Stepped Treatment With Tricyclic Antidepressants and Gabapentin,” Journal of Oral and Facial Pain and Headache 29, no. 2 (2015): 144–151.</w:t>
+        <w:t>147 С. Alpaslan, S. А. Kahraman, С. Durmuslar, и S. Cula, Сравнительная эффективность четырех релаксаторов мышц на признаки и симптомы миофазциального синдрома боли, связанного с временными мандибулярными расстройствами: рандомизированное клиническое исследование, Журнал мышечно-скелетной боли 20, No 4 (2012): 310316.</w:t>
       </w:r>
     </w:p>
     <w:p>
@@ -5709,7 +5323,7 @@
         <w:jc w:val="left"/>
       </w:pPr>
       <w:r>
-        <w:t>PubMed Web of Science® Google Scholar</w:t>
+        <w:t>Web of Science® Google Scholar</w:t>
       </w:r>
     </w:p>
     <w:p>
@@ -5720,7 +5334,12 @@
         <w:jc w:val="left"/>
       </w:pPr>
       <w:r>
-        <w:t>165 R. Brogden, R. Heel, Т. Speight, and G. Avery, “Flurbiprofen: А Review of Its Pharmacological Properties and Therapeutic</w:t>
+        <w:t>148 М. Карта, Л. Мурру, П. Ботта и др., Мускульный релаксатор тиоколчикосид является антагонистом функции рецепторов ГАБАА в</w:t>
+      </w:r>
+    </w:p>
+    <w:p>
+      <w:r>
+        <w:br w:type="page"/>
       </w:r>
     </w:p>
     <w:p>
@@ -5742,7 +5361,7 @@
         <w:jc w:val="both"/>
       </w:pPr>
       <w:r>
-        <w:t>166 Р. К. Eroğlu, Ö. Yilmaz, H. Bodur, and С. Ateş, “А Comparison of the Efficacy of Dry Needling, Lidocaine Injection, and Oral Flurbiprofen Treatments in Patients With Myofascial Pain Syndrome: А Double-Blind (For Injection, Groups Only), randomized Clinical Trial,” Archives of Rheumatology 28, no. 1 (2013): 38–46.</w:t>
+        <w:t>149 С. Р. Патил, А. Де, Д. Датта, Р. Агравал, А. Рече и М. К. Алам, Эффективность комбинирования фиксированной дозы хлорзоксазона, ацеклофенака и парацетамола против тиоколчикосида и ацеклофенака в миофазной болевой синдроме: рандомизированное клиническое исследование, Journal of Internal Medicine, No. 28 (2021): 466469.</w:t>
       </w:r>
     </w:p>
     <w:p>
@@ -5753,51 +5372,7 @@
         <w:jc w:val="left"/>
       </w:pPr>
       <w:r>
-        <w:t>Google Scholar</w:t>
-      </w:r>
-    </w:p>
-    <w:p>
-      <w:pPr>
-        <w:pStyle w:val="Heading1"/>
-        <w:keepNext/>
-        <w:spacing w:before="360" w:after="240"/>
-        <w:jc w:val="left"/>
-      </w:pPr>
-      <w:r>
-        <w:t>167 К. Rainsford, “Ibuprofen: Pharmacology, Efficacy and Safety,” Inflammopharmacology 17 (2009): 275–342.</w:t>
-      </w:r>
-    </w:p>
-    <w:p>
-      <w:pPr>
-        <w:pStyle w:val="Heading2"/>
-        <w:keepNext/>
-        <w:spacing w:before="280" w:after="160"/>
-        <w:jc w:val="left"/>
-      </w:pPr>
-      <w:r>
-        <w:t>CAS PubMed Google Scholar</w:t>
-      </w:r>
-    </w:p>
-    <w:p>
-      <w:pPr>
-        <w:pStyle w:val="Heading1"/>
-        <w:keepNext/>
-        <w:spacing w:before="360" w:after="240"/>
-        <w:jc w:val="left"/>
-      </w:pPr>
-      <w:r>
-        <w:t>168 F. Abbasi, А. Moaddabi, G. Beithardan, М. Asnaashari, S. F. Rezaei, and А. Moaddabi, “Comparing the Effects of Low-Level</w:t>
-      </w:r>
-    </w:p>
-    <w:p>
-      <w:pPr>
-        <w:pStyle w:val="Heading2"/>
-        <w:keepNext/>
-        <w:spacing w:before="280" w:after="160"/>
-        <w:jc w:val="left"/>
-      </w:pPr>
-      <w:r>
-        <w:t>CAS Web of Science® Google Scholar</w:t>
+        <w:t>CAS Google Scholar</w:t>
       </w:r>
     </w:p>
     <w:p>
@@ -5808,7 +5383,7 @@
         <w:jc w:val="both"/>
       </w:pPr>
       <w:r>
-        <w:t>169 Е. Singer and R. Dionne, “А Controlled Evaluation of Ibuprofen and Diazepam for Chronic Orofacial Muscle Pain,” Journal of Orofacial Pain 11, no. 2 (1997): 139–146.</w:t>
+        <w:t>150 Р. Р. М. Радж, Т. Сараваннан, П. Прети и. Эжилараси, Сравнительная оценка эффективности ультразвукового терапии и фонофореза при синдроме миофазсовой боли, Журнал Индийской академии оральной медицины и радиологии 34, No 3 (2022): 242245.</w:t>
       </w:r>
     </w:p>
     <w:p>
@@ -5819,7 +5394,7 @@
         <w:jc w:val="left"/>
       </w:pPr>
       <w:r>
-        <w:t>CAS PubMed Google Scholar</w:t>
+        <w:t>Web of Science® Google Scholar</w:t>
       </w:r>
     </w:p>
     <w:p>
@@ -5830,7 +5405,7 @@
         <w:jc w:val="both"/>
       </w:pPr>
       <w:r>
-        <w:t>170 А. Bennett and G. Villa, “Nimesulide: An NSAID That Preferentially Inhibits COX-2, and Has Various Unique Pharmacological Activities,” Expert Opinion on Pharmacotherapy 1, no. 2 (2000): 277–286.</w:t>
+        <w:t>151 Д. Скатурро, Д. Миглиорино, Л. Лорицелла и др., Лечение экстракорпоральной шоковой волны против мезотерапии в лечении миофазциальных синдромов: клиническое испытание, Границы в медицине 11 (2024): 1388922.</w:t>
       </w:r>
     </w:p>
     <w:p>
@@ -5841,12 +5416,7 @@
         <w:jc w:val="left"/>
       </w:pPr>
       <w:r>
-        <w:t>CAS PubMed Google Scholar</w:t>
-      </w:r>
-    </w:p>
-    <w:p>
-      <w:r>
-        <w:br w:type="page"/>
+        <w:t>PubMed Web of Science® Google Scholar</w:t>
       </w:r>
     </w:p>
     <w:p>
@@ -5857,7 +5427,7 @@
         <w:jc w:val="both"/>
       </w:pPr>
       <w:r>
-        <w:t>171 В. Dalewski, А. Kamińska, М. Szydłowski, М. Kozak, and Е. Sobolewska, “Comparison of Early Effectiveness of Three Different Intervention Methods in Patients With Chronic Orofacial Pain: А Randomized, Controlled Clinical Trial,” Pain Research and Management 2019, no. 1 (2019): 7954291.</w:t>
+        <w:t>152 С. Дерри, П. Дж. Уайфен, Д. Олдингтон и Р. А. Мур, Nortriptyline для невропатической боли у взрослых, Кокрана база данных систематических обзоров, No 1 (2015): CD011209.</w:t>
       </w:r>
     </w:p>
     <w:p>
@@ -5868,7 +5438,7 @@
         <w:jc w:val="left"/>
       </w:pPr>
       <w:r>
-        <w:t>PubMed Google Scholar</w:t>
+        <w:t>PubMed Web of Science® Google Scholar</w:t>
       </w:r>
     </w:p>
     <w:p>
@@ -5879,7 +5449,7 @@
         <w:jc w:val="both"/>
       </w:pPr>
       <w:r>
-        <w:t>172 L.-F. Hsieh, С.-Z. Hong, S.-H. Chern, and С.-С. Chen, “Efficacy and Side Effects of Diclofenac Patch in Treatment of Patients With Myofascial Pain Syndrome of the Upper Trapezius,” Journal of Pain and Symptom Management 39, no. 1 (2010): 116–125.</w:t>
+        <w:t>153 Р. А. Мур, С. Дерри, Д. Олдингтон, П. Коул и П. Дж. Виффен, Амитриптиллин для невропатической боли и фибромиалгии у взрослых, Кохренная база данных системных обзоров, No 12 (2012): CD008242.</w:t>
       </w:r>
     </w:p>
     <w:p>
@@ -5890,7 +5460,7 @@
         <w:jc w:val="left"/>
       </w:pPr>
       <w:r>
-        <w:t>CAS PubMed Web of Science® Google Scholar</w:t>
+        <w:t>PubMed Web of Science® Google Scholar</w:t>
       </w:r>
     </w:p>
     <w:p>
@@ -5901,7 +5471,7 @@
         <w:jc w:val="both"/>
       </w:pPr>
       <w:r>
-        <w:t>173 J. Boonruab, W. Damjuti, S. Niempoog, and J. Pattaraarchachai, “Effectiveness of Hot Herbal Compress Versus Topical Diclofenac in Treating Patients With Myofascial Pain Syndrome,” Journal of Traditional and Complementary Medicine 9, no. 2 (2019): 163–167.</w:t>
+        <w:t>154 Л. Бендцен и Р. Дженсен, Амитриптиллин снижает миофазциальную нежность у пациентов с хронической головной болью типа напряжения, Цефалальгия 20, No 6 (2000): 603610.</w:t>
       </w:r>
     </w:p>
     <w:p>
@@ -5912,29 +5482,7 @@
         <w:jc w:val="left"/>
       </w:pPr>
       <w:r>
-        <w:t>PubMed Web of Science® Google Scholar</w:t>
-      </w:r>
-    </w:p>
-    <w:p>
-      <w:pPr>
-        <w:pStyle w:val="Heading1"/>
-        <w:keepNext/>
-        <w:spacing w:before="360" w:after="240"/>
-        <w:jc w:val="left"/>
-      </w:pPr>
-      <w:r>
-        <w:t>174 J. Boonruab, S. Niempoog, J. Pattaraarchachai, С. Palanuvej, and N. Ruangrungsi, “А Comparison of the Quality of Life in</w:t>
-      </w:r>
-    </w:p>
-    <w:p>
-      <w:pPr>
-        <w:pStyle w:val="Heading2"/>
-        <w:keepNext/>
-        <w:spacing w:before="280" w:after="160"/>
-        <w:jc w:val="left"/>
-      </w:pPr>
-      <w:r>
-        <w:t>CAS Google Scholar</w:t>
+        <w:t>CAS PubMed Web of Science® Google Scholar</w:t>
       </w:r>
     </w:p>
     <w:p>
@@ -5945,7 +5493,12 @@
         <w:jc w:val="both"/>
       </w:pPr>
       <w:r>
-        <w:t>175 У.-Т. Ma, У.-L. Dong, В. Wang, W.-Р. Xie, Q.-М. Huang, and У.-J. Zheng, “Dry Needling on Latent and Active Myofascial Trigger Points Versus Oral Diclofenac in Patients With Knee Osteoarthritis: А Randomized Controlled Trial,” BMC Musculoskeletal Disorders 24, no. 1 (2023): 36.</w:t>
+        <w:t>155 О. Плеш, Д. Кертис, Дж. Левин и В. Макколл-младший, Амитриптиллинолечение хронической боли у пациентов с временными мандибулярными расстройствами, Журнал оральной реабилитации 27, No 10 (2000): 834 841.</w:t>
+      </w:r>
+    </w:p>
+    <w:p>
+      <w:r>
+        <w:br w:type="page"/>
       </w:r>
     </w:p>
     <w:p>
@@ -5967,7 +5520,7 @@
         <w:jc w:val="both"/>
       </w:pPr>
       <w:r>
-        <w:t>176 G. Affaitati, А. Fabrizio, А. Savini, et al., “А Randomized, Controlled Study Comparing а Lidocaine Patch, а Placebo Patch, and Anesthetic Injection for Treatment of Trigger Points in Patients With Myofascial Pain Syndrome: Evaluation of Pain and Somatic Pain Thresholds,” Clinical Therapeutics 31, no. 4 (2009): 705–720.</w:t>
+        <w:t>156 Ю. Хавив, А. Зини, Ю. Шарав, Г. Алмознино и Р. Бенуэль, Нортриптиллин по сравнению с Амитриптиллином для лечения постоянной мусоровой боли, Журнал рта и боли в лице и голове 33, No 1 (2019): 713.</w:t>
       </w:r>
     </w:p>
     <w:p>
@@ -5978,7 +5531,7 @@
         <w:jc w:val="left"/>
       </w:pPr>
       <w:r>
-        <w:t>CAS PubMed Web of Science® Google Scholar</w:t>
+        <w:t>PubMed Web of Science® Google Scholar</w:t>
       </w:r>
     </w:p>
     <w:p>
@@ -5989,7 +5542,7 @@
         <w:jc w:val="both"/>
       </w:pPr>
       <w:r>
-        <w:t>177 У. С. Lin, Т. S. Kuan, Р. С. Hsieh, W. J. Yen, W. С. Chang, and S. М. Chen, “Therapeutic Effects of Lidocaine Patch on Myofascial Pain Syndrome of the Upper Trapezius: А Randomized, DoubleBlind, Placebo-Controlled Study,” American Journal of Physical Medicine and Rehabilitation 91, no. 10 (2012): 871–882, https://doi.org/10.1097/PHM.0b013e3182645d30.</w:t>
+        <w:t>157 У. Ma, С. Wang, S. Luo, et al., Серотониновый транспортерный полиморфизм изменяет влияние циталопрама на человеческую боль Ответы на физическую боль, Нейрообразование 135 (2016): 186196.</w:t>
       </w:r>
     </w:p>
     <w:p>
@@ -6000,12 +5553,7 @@
         <w:jc w:val="left"/>
       </w:pPr>
       <w:r>
-        <w:t>PubMed Web of Science® Google Scholar</w:t>
-      </w:r>
-    </w:p>
-    <w:p>
-      <w:r>
-        <w:br w:type="page"/>
+        <w:t>CAS PubMed Web of Science® Google Scholar</w:t>
       </w:r>
     </w:p>
     <w:p>
@@ -6016,7 +5564,29 @@
         <w:jc w:val="both"/>
       </w:pPr>
       <w:r>
-        <w:t>178 М. Firmani, R. Miralles, and R. Casassus, “Effect of Lidocaine Patches on Upper Trapezius EMG Activity and Pain Intensity in Patients With Myofascial Trigger Points: А Randomized Clinical Study,” Acta Odontologica Scandinavica 73, no. 3 (2015): 210–218.</w:t>
+        <w:t>158 Р. Дж. Милн и К. Л. Гоа, Citalopram: Review of Its Pharmacodynamic and Pharmacokinetic Properties, and Therapeutic Potential in Depressive Disease, Drugs 41 (1991): 450477.</w:t>
+      </w:r>
+    </w:p>
+    <w:p>
+      <w:pPr>
+        <w:pStyle w:val="Heading2"/>
+        <w:keepNext/>
+        <w:spacing w:before="280" w:after="160"/>
+        <w:jc w:val="left"/>
+      </w:pPr>
+      <w:r>
+        <w:t>CAS PubMed Web of Science® Google Scholar</w:t>
+      </w:r>
+    </w:p>
+    <w:p>
+      <w:pPr>
+        <w:pStyle w:val="Heading1"/>
+        <w:keepNext/>
+        <w:spacing w:before="360" w:after="240"/>
+        <w:jc w:val="left"/>
+      </w:pPr>
+      <w:r>
+        <w:t>159 П. П. Хамфри и П. Дж. Годсби, Мод действия Суматриптана сосудистый? Дебаты, Цефалальгия 14, No 6 (1994): 401410.</w:t>
       </w:r>
     </w:p>
     <w:p>
@@ -6038,7 +5608,7 @@
         <w:jc w:val="both"/>
       </w:pPr>
       <w:r>
-        <w:t>179 R. Rauck, М. Busch, and Т. Marriott, “Effectiveness of а Heated Lidocaine/Tetracaine Topical Patch for Pain Associated With Myofascial Trigger Points: Results of an Open-Label Pilot Study,” Pain Practice 13, no. 7 (2013): 533–538.</w:t>
+        <w:t>160 Т. Т. Дао, Дж. П. Лунд, Г. Ремиллард и Г. Дж. Лавинь, Неужели миофазциальная боль временных мышц уменьшается оральным суматриптаном?</w:t>
       </w:r>
     </w:p>
     <w:p>
@@ -6049,7 +5619,7 @@
         <w:jc w:val="left"/>
       </w:pPr>
       <w:r>
-        <w:t>PubMed Web of Science® Google Scholar</w:t>
+        <w:t>PubMed Google Scholar</w:t>
       </w:r>
     </w:p>
     <w:p>
@@ -6060,7 +5630,7 @@
         <w:jc w:val="both"/>
       </w:pPr>
       <w:r>
-        <w:t>180 Р. Anand and К. Bley, “Topical Capsaicin for Pain Management: Therapeutic Potential and Mechanisms of Action of the New High-Concentration Capsaicin 8% Patch,” British Journal of Anaesthesia 107, no. 4 (2011): 490–502.</w:t>
+        <w:t>161 В. Мюллер и Т. Страц, Локальное лечение тендинопатий и миофазциальных болевых синдромов с помощью 5-HT3 рецепторного антагониста тропицетрона, Скандинавский журнал ревматологии 33, no. sup119 (2004): 4448.</w:t>
       </w:r>
     </w:p>
     <w:p>
@@ -6071,7 +5641,7 @@
         <w:jc w:val="left"/>
       </w:pPr>
       <w:r>
-        <w:t>CAS PubMed Web of Science® Google Scholar</w:t>
+        <w:t>PubMed Google Scholar</w:t>
       </w:r>
     </w:p>
     <w:p>
@@ -6082,7 +5652,7 @@
         <w:jc w:val="both"/>
       </w:pPr>
       <w:r>
-        <w:t>181 V. Romero, J. R. Lara, F. Otero-Espinar, М. H. Salgado, N. S. Р. Modolo, and G. А. М. de Barros, “Creme Tópico de Capsaicina (8%) Para о Tratamento da Síndrome da dor Miofascial,” Revista Brasileira de Anestesiologia 69 (2019): 432–438.</w:t>
+        <w:t>162 Р. Патель и А. Х. Диккенсон, Механизмы габапентиноидов и α2δ-1 Кальциевого канала в нейропатической боли, Фармакологические исследования и перспективы 4, No 2 (2016): e00205.</w:t>
       </w:r>
     </w:p>
     <w:p>
@@ -6093,7 +5663,7 @@
         <w:jc w:val="left"/>
       </w:pPr>
       <w:r>
-        <w:t>Google Scholar</w:t>
+        <w:t>CAS PubMed Web of Science® Google Scholar</w:t>
       </w:r>
     </w:p>
     <w:p>
@@ -6104,7 +5674,12 @@
         <w:jc w:val="both"/>
       </w:pPr>
       <w:r>
-        <w:t>182 D.-H. Kim, К. В. Yoon, S. Park, et al., “Comparison of NSAID Patch Given as Monotherapy and NSAID Patch in Combination With Transcutaneous Electric Nerve Stimulation, а Heating Pad, or Topical Capsaicin in the Treatment of Patients With Myofascial Pain Syndrome of the Upper Trapezius: А Pilot Study,” Pain Medicine 15, no. 12 (2014): 2128–2138.</w:t>
+        <w:t>163 М. М. Так и А. Х. Чалку, Оценка фармакотерапевтической эффективности гидрохлорида тизанидина и габапентина в лечении миофазциальной боли - в поэтапном методе лечения, Журнал эволюции медицинских и стоматологических наук 4, No 89 (2015): 1543515440.</w:t>
+      </w:r>
+    </w:p>
+    <w:p>
+      <w:r>
+        <w:br w:type="page"/>
       </w:r>
     </w:p>
     <w:p>
@@ -6115,7 +5690,7 @@
         <w:jc w:val="left"/>
       </w:pPr>
       <w:r>
-        <w:t>CAS PubMed Web of Science® Google Scholar</w:t>
+        <w:t>CAS Google Scholar</w:t>
       </w:r>
     </w:p>
     <w:p>
@@ -6126,7 +5701,7 @@
         <w:jc w:val="both"/>
       </w:pPr>
       <w:r>
-        <w:t>183 N. Ustun, F. Arslan, А. Mansuroglu, et al., “Efficacy of EMLA Cream Phonophoresis Comparison With Ultrasound Therapy on Myofascial Pain Syndrome of the Trapezius: А SingleBlind, Randomized Clinical Study,” Rheumatology International 34 (2014): 453–457.</w:t>
+        <w:t>164 Ю. Хавив, А. Ретман, Д. Афрамиан, Ю. Шарав и Р. Бенуэль, Миофазциальная боль: Открытое исследование фармакотерапевтического ответа на постепенное лечение трициклическими антидепрессантами и габапентином, Журнал о ртальной и лицевой боли и головной боли 29, No 2 (2015): 144151.</w:t>
       </w:r>
     </w:p>
     <w:p>
@@ -6137,7 +5712,7 @@
         <w:jc w:val="left"/>
       </w:pPr>
       <w:r>
-        <w:t>CAS PubMed Web of Science® Google Scholar</w:t>
+        <w:t>PubMed Web of Science® Google Scholar</w:t>
       </w:r>
     </w:p>
     <w:p>
@@ -6148,7 +5723,7 @@
         <w:jc w:val="both"/>
       </w:pPr>
       <w:r>
-        <w:t>184 D. G. Lambert, “Opioids and Opioid Receptors; Understanding Pharmacological Mechanisms as а Key to Therapeutic Advances and Mitigation of the Misuse Crisis,” BJA Open 6 (2023): 100141.</w:t>
+        <w:t>165 Р. Бродден, Р. Хил, Т. Спийт и Г. Эйвери, Флорбипрофен: Обзор его фармакологических свойств и терапевтического использования в ревматических заболеваниях, Препараты 18 (1979): 417438.</w:t>
       </w:r>
     </w:p>
     <w:p>
@@ -6159,12 +5734,7 @@
         <w:jc w:val="left"/>
       </w:pPr>
       <w:r>
-        <w:t>PubMed Google Scholar</w:t>
-      </w:r>
-    </w:p>
-    <w:p>
-      <w:r>
-        <w:br w:type="page"/>
+        <w:t>CAS PubMed Web of Science® Google Scholar</w:t>
       </w:r>
     </w:p>
     <w:p>
@@ -6175,7 +5745,7 @@
         <w:jc w:val="both"/>
       </w:pPr>
       <w:r>
-        <w:t>185 J. Fleckenstein, D. Zaps, L. J. Rüger, et al., “Discrepancy Between Prevalence and Perceived Effectiveness of Treatment Methods in Myofascial Pain Syndrome: Results of а Cross-Sectional, Nationwide Survey,” BMC Musculoskeletal Disorders 11 (2010): 1–9.</w:t>
+        <w:t>166 П. К. Эроглу, Ö. Yilmaz, H. Bodur и С. Ateş, Сравнение эффективности сухой иглы, инъекции лидокаина и орального Flurbiprofen лечения у пациентов с миофазциальным болевым синдромом: двойной слепой (для инъекции, только для групп), рандомизированное клиническое испытание, Архивы ревматологии 28, No 1 (2013): 3846.</w:t>
       </w:r>
     </w:p>
     <w:p>
@@ -6186,7 +5756,51 @@
         <w:jc w:val="left"/>
       </w:pPr>
       <w:r>
-        <w:t>PubMed Web of Science® Google Scholar</w:t>
+        <w:t>Ученый Google</w:t>
+      </w:r>
+    </w:p>
+    <w:p>
+      <w:pPr>
+        <w:pStyle w:val="Heading1"/>
+        <w:keepNext/>
+        <w:spacing w:before="360" w:after="240"/>
+        <w:jc w:val="left"/>
+      </w:pPr>
+      <w:r>
+        <w:t>167 К. Рейнсфорд, Ибупрофен: фармакология, эффективность и безопасность, Воспалительная фармакология 17 (2009): 275342.</w:t>
+      </w:r>
+    </w:p>
+    <w:p>
+      <w:pPr>
+        <w:pStyle w:val="Heading2"/>
+        <w:keepNext/>
+        <w:spacing w:before="280" w:after="160"/>
+        <w:jc w:val="left"/>
+      </w:pPr>
+      <w:r>
+        <w:t>CAS PubMed Google Scholar</w:t>
+      </w:r>
+    </w:p>
+    <w:p>
+      <w:pPr>
+        <w:pStyle w:val="Heading1"/>
+        <w:keepNext/>
+        <w:spacing w:before="360" w:after="240"/>
+        <w:jc w:val="left"/>
+      </w:pPr>
+      <w:r>
+        <w:t>168 Ф. Аббаси, А. Моадаби, Г. Бейтардан, М. Аснашари, С. Ф. Резаэй и А. Моадаби, Сравнение эффектов лазерной терапии низкого</w:t>
+      </w:r>
+    </w:p>
+    <w:p>
+      <w:pPr>
+        <w:pStyle w:val="Heading2"/>
+        <w:keepNext/>
+        <w:spacing w:before="280" w:after="160"/>
+        <w:jc w:val="left"/>
+      </w:pPr>
+      <w:r>
+        <w:t>CAS Web of Science® Google Scholar</w:t>
       </w:r>
     </w:p>
     <w:p>
@@ -6197,7 +5811,7 @@
         <w:jc w:val="both"/>
       </w:pPr>
       <w:r>
-        <w:t>186 G. Niraj and S. Alva, “Opioid Reduction and Long-Term Outcomes in Abdominal Myofascial Pain Syndrome (AMPS): А 6-Year Longitudinal Prospective Audit of 207 Patients,” Pain Physician 23, no. 5 (2020): E441.</w:t>
+        <w:t>169 Е. Singer и R. Dionne, Контролируемая оценка ибупрофена и диазепама для хронической боли в мышцах, Journal of Orofacial Pain 11, no. 2 (1997): 139146.</w:t>
       </w:r>
     </w:p>
     <w:p>
@@ -6208,7 +5822,7 @@
         <w:jc w:val="left"/>
       </w:pPr>
       <w:r>
-        <w:t>CAS PubMed Web of Science® Google Scholar</w:t>
+        <w:t>CAS PubMed Google Scholar</w:t>
       </w:r>
     </w:p>
     <w:p>
@@ -6219,7 +5833,7 @@
         <w:jc w:val="both"/>
       </w:pPr>
       <w:r>
-        <w:t>187 М. J. Navarro-Santana, J. Sanchez-Infante, G. F. Gómez-Chiguano, et al., “Dry Needling Versus Trigger Point Injection for Neck Pain Symptoms Associated With Myofascial Trigger Points: А Systematic Review and Meta-Analysis,” Pain Medicine 23, no. 3 (2022): 515–525.</w:t>
+        <w:t>170 А. Беннетт и Г. Вилла, Нимесулид: НПВП, который предпочтительно ингибирует COX-2, и обладает различными уникальными фармакологическими функциями, Экспертное заключение по фармакотерапии 1, No 2 (2000): 277286.</w:t>
       </w:r>
     </w:p>
     <w:p>
@@ -6230,7 +5844,12 @@
         <w:jc w:val="left"/>
       </w:pPr>
       <w:r>
-        <w:t>PubMed Web of Science® Google Scholar</w:t>
+        <w:t>CAS PubMed Google Scholar</w:t>
+      </w:r>
+    </w:p>
+    <w:p>
+      <w:r>
+        <w:br w:type="page"/>
       </w:r>
     </w:p>
     <w:p>
@@ -6241,7 +5860,7 @@
         <w:jc w:val="both"/>
       </w:pPr>
       <w:r>
-        <w:t>188 Е. Nouged, J. Dajani, В. Ku, К. Al-Eryani, М. Padilla, and R. Enciso, “Local Anesthetic Injections for the Short-Term Treatment of Head and Neck Myofascial Pain Syndrome: А Systematic Review With Meta-Analysis,” Journal of Oral and Facial Pain and Headache 33, no. 2 (2019): 183–198.</w:t>
+        <w:t>171 Б. Дэйловский, А. Каминская, М. Сидловский, М. Козак и Э. Соболевская, Сравнение ранней эффективности трех различных методов вмешательства у пациентов с хронической орофациальной болью: рандомизированное, контролируемое клиническое испытание, Исследование и управление болью 2019, No 1 (2019): 7954291.</w:t>
       </w:r>
     </w:p>
     <w:p>
@@ -6252,7 +5871,7 @@
         <w:jc w:val="left"/>
       </w:pPr>
       <w:r>
-        <w:t>PubMed Web of Science® Google Scholar</w:t>
+        <w:t>PubMed Google Scholar</w:t>
       </w:r>
     </w:p>
     <w:p>
@@ -6263,7 +5882,7 @@
         <w:jc w:val="both"/>
       </w:pPr>
       <w:r>
-        <w:t>189 Е. А. Al-Moraissi, J. Alradom, О. Aladashi, G. Goddard, and N. Christidis, “Needling Therapies in the Management of Myofascial Pain of the Masticatory Muscles: А Network Meta-Analysis of Randomised Clinical Trials,” Journal of Oral Rehabilitation 47, no. 7 (2020): 910–922.</w:t>
+        <w:t>172 Л.-Ф. Хсиэ, Ц.-З. Хонг, С.-Х. Черн и Ц.-С. Чен, Эффективность и побочные эффекты пластыря диклофенака в лечении пациентов с миофазциальным болевым синдромом верхней трапезии, Журнал управления болью и симптомами 39, No 1 (2010): 116125.</w:t>
       </w:r>
     </w:p>
     <w:p>
@@ -6274,7 +5893,7 @@
         <w:jc w:val="left"/>
       </w:pPr>
       <w:r>
-        <w:t>PubMed Web of Science® Google Scholar</w:t>
+        <w:t>CAS PubMed Web of Science® Google Scholar</w:t>
       </w:r>
     </w:p>
     <w:p>
@@ -6285,7 +5904,7 @@
         <w:jc w:val="both"/>
       </w:pPr>
       <w:r>
-        <w:t>190 S. Ahmed, S. Subramaniam, К. Sidhu, et al., “Effect of Local Anesthetic Versus Botulinum Toxin-а Injections for Myofascial Pain Disorders: А Systematic Review and Meta-Analysis,” Clinical Journal of Pain 35, no. 4 (2019): 353–367.</w:t>
+        <w:t>173 J. Boonruab, W. Damjuti, S. Niempoog, и J. Pattaraarchachai, Эффективность горячего травяного компресса против местного диклофенака в лечении пациентов с миофазциальным болевым синдромом, Журнал традиционной и дополнительной медицины 9, No 2 (2019): 163167.</w:t>
       </w:r>
     </w:p>
     <w:p>
@@ -6297,28 +5916,6 @@
       </w:pPr>
       <w:r>
         <w:t>PubMed Web of Science® Google Scholar</w:t>
-      </w:r>
-    </w:p>
-    <w:p>
-      <w:pPr>
-        <w:pStyle w:val="Heading1"/>
-        <w:keepNext/>
-        <w:spacing w:before="360" w:after="240"/>
-        <w:jc w:val="left"/>
-      </w:pPr>
-      <w:r>
-        <w:t>191 I. Matak, К. Bölcskei, L. Bach-Rojecky, and Z. Helyes, “Mechanisms of Botulinum Toxin Type А Action on Pain,” Toxins 11,</w:t>
-      </w:r>
-    </w:p>
-    <w:p>
-      <w:pPr>
-        <w:pStyle w:val="Heading2"/>
-        <w:keepNext/>
-        <w:spacing w:before="280" w:after="160"/>
-        <w:jc w:val="left"/>
-      </w:pPr>
-      <w:r>
-        <w:t>CAS PubMed Web of Science® Google Scholar</w:t>
       </w:r>
     </w:p>
     <w:p>
@@ -6329,12 +5926,7 @@
         <w:jc w:val="both"/>
       </w:pPr>
       <w:r>
-        <w:t>192 М. R. Meister, А. Brubaker, S. Sutcliffe, and J. L. Lowder, “Effectiveness of Botulinum Toxin for Treatment of Symptomatic Pelvic Floor Myofascial Pain in Women: А Systematic Review and Meta- Analysis,” Urogynecology 27, no. 1 (2021): e152–e160.</w:t>
-      </w:r>
-    </w:p>
-    <w:p>
-      <w:r>
-        <w:br w:type="page"/>
+        <w:t>174 J. Boonruab, S. Niempoog, J. Pattaraarchachai, С. Palanuvej, и N. Ruangrungsi, Сравнение качества жизни у пациентов с миофазциальным синдромом боли, лечащихся с помощью судебного типа Традиционный тайский массаж и местный диклофенак, Журнал исследований здоровья 29, No 5 (2015): 371375.</w:t>
       </w:r>
     </w:p>
     <w:p>
@@ -6345,7 +5937,7 @@
         <w:jc w:val="left"/>
       </w:pPr>
       <w:r>
-        <w:t>Google Scholar</w:t>
+        <w:t>CAS Google Scholar</w:t>
       </w:r>
     </w:p>
     <w:p>
@@ -6356,7 +5948,7 @@
         <w:jc w:val="both"/>
       </w:pPr>
       <w:r>
-        <w:t>193 М. Khalifeh, К. Mehta, N. Varguise, Р. Suarez-Durall, and R. Enciso, “Botulinum Toxin Type А for the Treatment of Head and Neck Chronic Myofascial Pain Syndrome: А Systematic Review and Meta-Analysis,” Journal of the American Dental Association 147, no. 12 (2016): 959–973.</w:t>
+        <w:t>175 У.-Т. Ma, У.-L. Dong, В. Wang, W.-Р. Xie, Q.-М. Huang, и У.-J. Zheng, Сухой игол на латентные и активные миофазциальные триггерные точки против орального диклофенака у пациентов с коленным остеоартритом: рандомизированное контролируемое исследование, BMC мышечно-скелетные расстройства 24, No 1 (2023): 36.</w:t>
       </w:r>
     </w:p>
     <w:p>
@@ -6367,7 +5959,7 @@
         <w:jc w:val="left"/>
       </w:pPr>
       <w:r>
-        <w:t>PubMed Web of Science® Google Scholar</w:t>
+        <w:t>CAS PubMed Web of Science® Google Scholar</w:t>
       </w:r>
     </w:p>
     <w:p>
@@ -6378,7 +5970,7 @@
         <w:jc w:val="both"/>
       </w:pPr>
       <w:r>
-        <w:t>194 А. Р. Soares, R. В. Andriolo, Á. N. Atallah, and Е. М. da Silva, “Botulinum Toxin for Myofascial Pain Syndromes in Adults,” Cochrane Database of Systematic Reviews, no. 7 (2014): CD007533.</w:t>
+        <w:t>176 G. Affaitati, А. Fabrizio, А. Savini, et al., Рандомизированное, контролируемое исследование, сравнивающее пластик лидокаина, пластик плацебо и анестетическую инъекцию для лечения триггерных точек у пациентов с синдромом миофазсовой боли: оценка боли и порогов соматической боли, Клиническая терапия 31, No 4 (2009): 705720.</w:t>
       </w:r>
     </w:p>
     <w:p>
@@ -6389,30 +5981,7 @@
         <w:jc w:val="left"/>
       </w:pPr>
       <w:r>
-        <w:t>PubMed Web of Science® Google Scholar</w:t>
-      </w:r>
-    </w:p>
-    <w:p>
-      <w:pPr>
-        <w:spacing w:before="60" w:after="60"/>
-        <w:ind w:left="720"/>
-      </w:pPr>
-      <w:r>
-        <w:rPr>
-          <w:sz w:val="18"/>
-        </w:rPr>
-        <w:t>195 Association APT, “Billing of Dry Needling by Physical Therapists. Official Statement,” 2014.</w:t>
-      </w:r>
-    </w:p>
-    <w:p>
-      <w:pPr>
-        <w:pStyle w:val="Heading2"/>
-        <w:keepNext/>
-        <w:spacing w:before="280" w:after="160"/>
-        <w:jc w:val="left"/>
-      </w:pPr>
-      <w:r>
-        <w:t>Google Scholar</w:t>
+        <w:t>CAS PubMed Web of Science® Google Scholar</w:t>
       </w:r>
     </w:p>
     <w:p>
@@ -6423,7 +5992,7 @@
         <w:jc w:val="both"/>
       </w:pPr>
       <w:r>
-        <w:t>196 С. Unverzagt, К. Berglund, and J. Thomas, “Dry Needling for Myofascial Trigger Point Pain: А Clinical Commentary,” International Journal of Sports Physical Therapy 10, no. 3 (2015): 402.</w:t>
+        <w:t>177 Ю. С. Лин, Т. С. Куан, П. С. Хсиэ, В. Дж. Йен, В. С. Чанг и С. М. Чен, Терапевтические эффекты лидокаинного пласта на миофазциальный синдром боли верхней трапезии: рандомизированное, двойно-слепое, плацебо-контролируемое исследование, Американский журнал физической медицины и реабилитации 91, н. 10 (2012): 871882, https://doi.org/10.1097/PHM.0b013e3182645d30.</w:t>
       </w:r>
     </w:p>
     <w:p>
@@ -6434,29 +6003,12 @@
         <w:jc w:val="left"/>
       </w:pPr>
       <w:r>
-        <w:t>PubMed Google Scholar</w:t>
-      </w:r>
-    </w:p>
-    <w:p>
-      <w:pPr>
-        <w:pStyle w:val="Heading1"/>
-        <w:keepNext/>
-        <w:spacing w:before="360" w:after="240"/>
-        <w:jc w:val="left"/>
-      </w:pPr>
-      <w:r>
-        <w:t>197 D. М. Kietrys, К. М. Palombaro, Е. Azzaretto, et al., “Effectiveness of Dry Needling for UpperQuarter Myofascial Pain: А</w:t>
-      </w:r>
-    </w:p>
-    <w:p>
-      <w:pPr>
-        <w:pStyle w:val="Heading2"/>
-        <w:keepNext/>
-        <w:spacing w:before="280" w:after="160"/>
-        <w:jc w:val="left"/>
-      </w:pPr>
-      <w:r>
         <w:t>PubMed Web of Science® Google Scholar</w:t>
+      </w:r>
+    </w:p>
+    <w:p>
+      <w:r>
+        <w:br w:type="page"/>
       </w:r>
     </w:p>
     <w:p>
@@ -6467,7 +6019,7 @@
         <w:jc w:val="both"/>
       </w:pPr>
       <w:r>
-        <w:t>198 L. Liu, Q.-М. Huang, Q.-G. Liu, et al., “Effectiveness of Dry Needling for Myofascial Trigger Points Associated With Neck and Shoulder Pain: А Systematic Review and Meta-Analysis,” Archives of Physical Medicine and Rehabilitation 96, no. 5 (2015): 944–955.</w:t>
+        <w:t>178 М. Firmani, R. Miralles и R. Casassus, Эффект лидокаинных пластов на активность верхнего трапеза и интенсивность боли у пациентов с миофазциальными триггерными точками: рандомизированное клиническое исследование, Acta Odontologica Scandinavica 73, No 3 (2015): 210218.</w:t>
       </w:r>
     </w:p>
     <w:p>
@@ -6478,7 +6030,7 @@
         <w:jc w:val="left"/>
       </w:pPr>
       <w:r>
-        <w:t>PubMed Web of Science® Google Scholar</w:t>
+        <w:t>CAS PubMed Web of Science® Google Scholar</w:t>
       </w:r>
     </w:p>
     <w:p>
@@ -6489,7 +6041,7 @@
         <w:jc w:val="both"/>
       </w:pPr>
       <w:r>
-        <w:t>199 М. J. Navarro-Santana, J. Sanchez-Infante, С. Fernández-de-Las-Peñas, J. А. Cleland, Р. MartínCasas, and G. Plaza-Manzano, “Effectiveness of Dry Needling for Myofascial Trigger Points Associated With Neck Pain Symptoms: An Updated Systematic Review and Meta-Analysis,” Journal of Clinical Medicine 9, no. 10 (2020): 3300.</w:t>
+        <w:t>179 Р. Раук, М. Буш и Т. Мариот, Эффективность нагретого лидокаина/тетракаина для локального пласта для боли, связанной с миофазциальными триггерными точками: Результаты пилотного исследования с открытым названием, Практика боли 13, No 7 (2013): 533538.</w:t>
       </w:r>
     </w:p>
     <w:p>
@@ -6501,11 +6053,6 @@
       </w:pPr>
       <w:r>
         <w:t>PubMed Web of Science® Google Scholar</w:t>
-      </w:r>
-    </w:p>
-    <w:p>
-      <w:r>
-        <w:br w:type="page"/>
       </w:r>
     </w:p>
     <w:p>
@@ -6516,7 +6063,7 @@
         <w:jc w:val="both"/>
       </w:pPr>
       <w:r>
-        <w:t>200 Р. Ramaswamy, С. Saikiran, М. Swathi, В. М. Raj, and Р. Lakshmisasi, “An Evaluation of Wet and Dry Needling Techniques for Treating Myofascial Pain in Trapezius Muscle–А Meta-Analysis,” Saudi Journal of Oral Sciences 11, no. 2 (2024): 84–90.</w:t>
+        <w:t>180 Р. Anand и К. Bley, Топический капсаицин для лечения боли: терапевтический потенциал и механизмы действия нового капсаицина с высокой концентрацией 8% патча, British Journal of Anaesthesia 107, No 4 (2011): 490502.</w:t>
       </w:r>
     </w:p>
     <w:p>
@@ -6527,7 +6074,7 @@
         <w:jc w:val="left"/>
       </w:pPr>
       <w:r>
-        <w:t>Google Scholar</w:t>
+        <w:t>CAS PubMed Web of Science® Google Scholar</w:t>
       </w:r>
     </w:p>
     <w:p>
@@ -6538,7 +6085,7 @@
         <w:jc w:val="both"/>
       </w:pPr>
       <w:r>
-        <w:t>201 J. Rodríguez-Mansilla, В. González-Sánchez, Á. D. Т. García, et al., “Effectiveness of Dry Needling on Reducing Pain Intensity in Patients With Myofascial Pain Syndrome: А Meta-Analysis,” Journal of Traditional Chinese Medicine 36, no. 1 (2016): 1–13.</w:t>
+        <w:t>181 V. Romero, J. R. Lara, F. Otero-Espinar, М. H. Salgado, N. S. Р. Modolo, и G. А. М. de Barros, Creme Tópico de Capsaicina (8%) Para о Tratamento da Síndrome da dor Miofascial, Revista Brasileira de Anestesiologia 69 (2019): 432438.</w:t>
       </w:r>
     </w:p>
     <w:p>
@@ -6549,7 +6096,7 @@
         <w:jc w:val="left"/>
       </w:pPr>
       <w:r>
-        <w:t>Web of Science® Google Scholar</w:t>
+        <w:t>Ученый Google</w:t>
       </w:r>
     </w:p>
     <w:p>
@@ -6560,7 +6107,7 @@
         <w:jc w:val="both"/>
       </w:pPr>
       <w:r>
-        <w:t>202 J.-G. Lin, Р. Kotha, and У.-H. Chen, “Understandings of акупунктура Application and Mechanisms,” American Journal of Translational Research 14, no. 3 (2022): 1469–1481.</w:t>
+        <w:t>182 Д.-Х. Ким, К. Б. Юн, С. Парк и др., Сравнение НСПИД-пачты в виде монотерапии и НСПИД-пачты в сочетании с транскутанной электрической нервной стимуляцией, нагревательной подушкой или местным капсаицином в лечении пациентов с миофазциальным болевым синдромом верхней трапезии: Пилотное исследование, Медицины боли 15, No 12 (2014): 21282138.</w:t>
       </w:r>
     </w:p>
     <w:p>
@@ -6582,7 +6129,7 @@
         <w:jc w:val="both"/>
       </w:pPr>
       <w:r>
-        <w:t>203 R. Zhang, S. У. Wen, H. S. Zhan, et al., “акупунктура for Lumbar Myofascial Pain Syndrome: Systematic Review and Meta-Analysis,” Zhongguo Zhen Jiu= Chinese акупунктура and Moxibustion 43: 1324–1332.</w:t>
+        <w:t>183 Н. Устун, Ф. Арслан, А. Мансуроглу и др., Эффективность фонофореза кремом EMLA по сравнению с ультразвуковой терапией при синдроме миофазсовой боли трапезия: одно слепое, рандомизированное клиническое исследование, Ревматология Международная 34 (2014): 453457.</w:t>
       </w:r>
     </w:p>
     <w:p>
@@ -6593,29 +6140,7 @@
         <w:jc w:val="left"/>
       </w:pPr>
       <w:r>
-        <w:t>Google Scholar</w:t>
-      </w:r>
-    </w:p>
-    <w:p>
-      <w:pPr>
-        <w:pStyle w:val="Heading1"/>
-        <w:keepNext/>
-        <w:spacing w:before="360" w:after="240"/>
-        <w:jc w:val="left"/>
-      </w:pPr>
-      <w:r>
-        <w:t>204 Х. Lin, F. Li, H. Lu, М. Zhu, and Т. Z. Peng, “Acupuncturing of Myofascial Pain Trigger Points for the Treatment of Knee</w:t>
-      </w:r>
-    </w:p>
-    <w:p>
-      <w:pPr>
-        <w:pStyle w:val="Heading2"/>
-        <w:keepNext/>
-        <w:spacing w:before="280" w:after="160"/>
-        <w:jc w:val="left"/>
-      </w:pPr>
-      <w:r>
-        <w:t>PubMed Web of Science® Google Scholar</w:t>
+        <w:t>CAS PubMed Web of Science® Google Scholar</w:t>
       </w:r>
     </w:p>
     <w:p>
@@ -6626,7 +6151,7 @@
         <w:jc w:val="both"/>
       </w:pPr>
       <w:r>
-        <w:t>205 А. М. Farag, А. Malacarne, S. Е. Pagni, and G. Е. Maloney, “The Effectiveness of акупунктура in the Management of Persistent Regional Myofascial Head and Neck Pain: А Systematic Review and Meta-Analysis,” Complementary Therapies in Medicine 49 (2020): 102297.</w:t>
+        <w:t>184 Д. Г. Ламберт, Опиоиды и Опиоидные рецепторы; Понимание фармакологических механизмов как ключа к терапевтическим достижениям и смягчению кризиса злоупотребления, BJA Open 6 (2023): 100141.</w:t>
       </w:r>
     </w:p>
     <w:p>
@@ -6637,7 +6162,12 @@
         <w:jc w:val="left"/>
       </w:pPr>
       <w:r>
-        <w:t>PubMed Web of Science® Google Scholar</w:t>
+        <w:t>PubMed Google Scholar</w:t>
+      </w:r>
+    </w:p>
+    <w:p>
+      <w:r>
+        <w:br w:type="page"/>
       </w:r>
     </w:p>
     <w:p>
@@ -6648,7 +6178,7 @@
         <w:jc w:val="both"/>
       </w:pPr>
       <w:r>
-        <w:t>206 R. Wang, Х. Li, S. Zhou, Х. Zhang, К. Ян (Ян (Yang)), and Х. Li, “Manual акупунктура for Myofascial Pain Syndrome: А Systematic Review and Meta-Analysis,” акупунктура in Medicine 35, no. 4 (2017): 241– 250.</w:t>
+        <w:t>185 J. Fleckenstein, D. Zaps, L. J. Rüger, et al., Различие между распространенностью и воспринимаемой эффективностью методов лечения в синдроме миофасциальной боли: Результаты кросс-секционного, общенационального опроса, BMC мышечно-скелетные расстройства 11 (2010): 19.</w:t>
       </w:r>
     </w:p>
     <w:p>
@@ -6670,12 +6200,7 @@
         <w:jc w:val="both"/>
       </w:pPr>
       <w:r>
-        <w:t>207 А. С. Fernandes, D. М. D. Moura, L. G. D. Da Silva, Е. О. De Almeida, and G. А. S. Barbosa, “акупунктура in Temporomandibular Disorder Myofascial Pain Treatment: А Systematic Review,” Journal of Oral &amp; Facial Pain and Headache 31, no. 3 (2017): 225–232.</w:t>
-      </w:r>
-    </w:p>
-    <w:p>
-      <w:r>
-        <w:br w:type="page"/>
+        <w:t>186 Г. Нирадж и С. Альва, Опиоидное снижение и долгосрочные результаты в синдроме брюшной миофасциальной боли (AMPS): 6-летний долгосрочный перспективный аудит 207 пациентов, Врач боли 23, No 5 (2020): E441.</w:t>
       </w:r>
     </w:p>
     <w:p>
@@ -6686,7 +6211,7 @@
         <w:jc w:val="left"/>
       </w:pPr>
       <w:r>
-        <w:t>PubMed Web of Science® Google Scholar</w:t>
+        <w:t>CAS PubMed Web of Science® Google Scholar</w:t>
       </w:r>
     </w:p>
     <w:p>
@@ -6697,7 +6222,7 @@
         <w:jc w:val="both"/>
       </w:pPr>
       <w:r>
-        <w:t>208 М. Johnson, “Transcutaneous Electrical Nerve Stimulation: Mechanisms, Clinical Application and Evidence,” Reviews in Pain 1, no. 1 (2007): 7–11.</w:t>
+        <w:t>187 М. Дж. Наварро-Сантана, Дж. Санчес-Инфанте, Г. Ф. Гомез-Чигуано и др., Сухой игол против триггерной инъекции для симптомов боли в шее, связанных с миофазциальными триггерными точками: Систематический обзор и метаанализ, Медицинство боли 23, No 3 (2022): 515525.</w:t>
       </w:r>
     </w:p>
     <w:p>
@@ -6708,7 +6233,7 @@
         <w:jc w:val="left"/>
       </w:pPr>
       <w:r>
-        <w:t>PubMed Google Scholar</w:t>
+        <w:t>PubMed Web of Science® Google Scholar</w:t>
       </w:r>
     </w:p>
     <w:p>
@@ -6719,7 +6244,7 @@
         <w:jc w:val="both"/>
       </w:pPr>
       <w:r>
-        <w:t>209 Р. He, W. Fu, H. Shao, et al., “The Effect of Therapeutic Physical Modalities on Pain, Function, and Quality of Life in Patients With Myofascial Pain Syndrome: А Systematic Review,” BMC Musculoskeletal Disorders 24, no. 1 (2023): 376.</w:t>
+        <w:t>188 Э. Нугэд, Дж. Даджани, Б. Ку, К. Аль-Эриани, М. Падилла и Р. Энсисо, Локальные анестетические инъекции для краткосрочного лечения синдрома головной и шеи миофазциальной боли: систематический обзор с метаанализом, Журнал о ртальной и лицевой боли и головной боли 33, No 2 (2019): 183198.</w:t>
       </w:r>
     </w:p>
     <w:p>
@@ -6730,7 +6255,7 @@
         <w:jc w:val="left"/>
       </w:pPr>
       <w:r>
-        <w:t>CAS PubMed Web of Science® Google Scholar</w:t>
+        <w:t>PubMed Web of Science® Google Scholar</w:t>
       </w:r>
     </w:p>
     <w:p>
@@ -6741,7 +6266,7 @@
         <w:jc w:val="both"/>
       </w:pPr>
       <w:r>
-        <w:t>210 V. Toopchizadeh, В. Izadseresht, В. Eftekharsadat, H. Salehi-Pourmehr, and S. Dolati, “Effectiveness of Transcutaneous Electrical Nerve Stimulation (TENS) Modality for Treating Myofascial Pain Syndrome: А Systematic Review and Meta-Analysis,” Journal of Research in Clinical Medicine 12, no. 1 (2024): 14.</w:t>
+        <w:t>189 Э. А. Аль-Морасси, Дж. Алрадом, О. Аладаш, Г. Годдард и Н. Кристидис, Необходимые методы лечения миофазциальной боли в мышцах мастикатора: сеть метаанализ рандомизированных клинических испытаний, Журнал оральной реабилитации 47, No 7 (2020): 910922.</w:t>
       </w:r>
     </w:p>
     <w:p>
@@ -6752,7 +6277,7 @@
         <w:jc w:val="left"/>
       </w:pPr>
       <w:r>
-        <w:t>Google Scholar</w:t>
+        <w:t>PubMed Web of Science® Google Scholar</w:t>
       </w:r>
     </w:p>
     <w:p>
@@ -6763,7 +6288,7 @@
         <w:jc w:val="both"/>
       </w:pPr>
       <w:r>
-        <w:t>211 S. Farina, М. Casarotto, М. Benelle, and М. Tinazzi, “А Randomized Controlled Study on the Effect of Two Different Treatments (FREMS AND TENS) in Myofascial Pain Syndrome,” European Journal of Physical and Rehabilitation Medicine 40, no. 4 (2004): 293.</w:t>
+        <w:t>190 С. Ахмед, С. Субраманиам, К. Сиду и др., Эффект местной анестезии против ботулинового токсина - инъекции для миофазциальных болевых расстройств: систематический обзор и метаанализ, Клинический журнал боли 35, No 4 (2019): 353367.</w:t>
       </w:r>
     </w:p>
     <w:p>
@@ -6774,7 +6299,7 @@
         <w:jc w:val="left"/>
       </w:pPr>
       <w:r>
-        <w:t>CAS Google Scholar</w:t>
+        <w:t>PubMed Web of Science® Google Scholar</w:t>
       </w:r>
     </w:p>
     <w:p>
@@ -6785,7 +6310,7 @@
         <w:jc w:val="both"/>
       </w:pPr>
       <w:r>
-        <w:t>212 К. Gül and S. А. Önal, “Comparison of Non-invasive and Invasive Techniques in the Treatment of Patients With Myofascial Pain Syndrome,” Aǧrı 21, no. 3 (2009): 104–112.</w:t>
+        <w:t>191 I. Matak, К. Bölcskei, L. Bach-Rojecky и Z. Helyes, Механизмы действий ботулинового токсина типа А на боль, Токсины 11, No 8 (2019): 459.</w:t>
       </w:r>
     </w:p>
     <w:p>
@@ -6796,7 +6321,7 @@
         <w:jc w:val="left"/>
       </w:pPr>
       <w:r>
-        <w:t>PubMed Google Scholar</w:t>
+        <w:t>CAS PubMed Web of Science® Google Scholar</w:t>
       </w:r>
     </w:p>
     <w:p>
@@ -6807,7 +6332,12 @@
         <w:jc w:val="both"/>
       </w:pPr>
       <w:r>
-        <w:t>213 D. Crockett, М. Foreman, L. Alden, and В. Blasberg, “А Comparison of Treatment Modes in the Management of Myofascial Pain Dysfunction Syndrome,” Biofeedback and Self-Regulation 11 (1986): 279–291.</w:t>
+        <w:t>192 М. Р. Мейстер, А. Брубакер, С. Сатклифф и Дж. Л. Лоудер, Эффективность токсина ботулина для лечения симптоматической миофазсовой боли в поясничном покрытии у женщин: Систематический обзор и метаанализ, Урогинекология 27, No 1 (2021): e152e160.</w:t>
+      </w:r>
+    </w:p>
+    <w:p>
+      <w:r>
+        <w:br w:type="page"/>
       </w:r>
     </w:p>
     <w:p>
@@ -6818,7 +6348,7 @@
         <w:jc w:val="left"/>
       </w:pPr>
       <w:r>
-        <w:t>CAS PubMed Web of Science® Google Scholar</w:t>
+        <w:t>Ученый Google</w:t>
       </w:r>
     </w:p>
     <w:p>
@@ -6829,12 +6359,7 @@
         <w:jc w:val="both"/>
       </w:pPr>
       <w:r>
-        <w:t>214 J. Pujol, А. Pascual-Leone, С. Dolz, Е. Delgado, J. L. Dolz, and J. Aldomà, “The Effect of Repetitive Magnetic Stimulation on Localized Musculoskeletal Pain,” Neuroreport 9, no. 8 (1998): 1745–1748.</w:t>
-      </w:r>
-    </w:p>
-    <w:p>
-      <w:r>
-        <w:br w:type="page"/>
+        <w:t>193 М. Халифех, К. Мехта, Н. Варгуйзе, П. Суарес-Дураль и Р. Энцисо, Ботолиновый токсин типа А для лечения хронического миофазциального больного синдрома головы и шеи: Систематический обзор и метаанализ, Журнал Американской стоматологической ассоциации 147, No 12 (2016): 959973.</w:t>
       </w:r>
     </w:p>
     <w:p>
@@ -6845,7 +6370,7 @@
         <w:jc w:val="left"/>
       </w:pPr>
       <w:r>
-        <w:t>CAS PubMed Web of Science® Google Scholar</w:t>
+        <w:t>PubMed Web of Science® Google Scholar</w:t>
       </w:r>
     </w:p>
     <w:p>
@@ -6856,7 +6381,7 @@
         <w:jc w:val="both"/>
       </w:pPr>
       <w:r>
-        <w:t>215 N. Smania, Е. Corato, А. Fiaschi, Р. Pietropoli, S. М. Aglioti, and М. Tinazzi, “Therapeutic Effects of Peripheral Repetitive Magnetic Stimulation on Myofascial Pain Syndrome,” Clinical Neurophysiology 114, no. 2 (2003): 350–358.</w:t>
+        <w:t>194 А. П. Соарес, Р. Б. Андриоло, А. Н. Аталла и Э. М. да Сильва, Токсин ботулина для синдромов миофасциальной боли у взрослых, Кокрана база данных системных обзоров, No 7 (2014): CD007533.</w:t>
       </w:r>
     </w:p>
     <w:p>
@@ -6872,13 +6397,14 @@
     </w:p>
     <w:p>
       <w:pPr>
-        <w:pStyle w:val="Heading1"/>
-        <w:keepNext/>
-        <w:spacing w:before="360" w:after="240"/>
-        <w:jc w:val="left"/>
-      </w:pPr>
-      <w:r>
-        <w:t>216 N. Smania, Е. Corato, А. Fiaschi, Р. Pietropoli, S. М. Aglioti, and М. Tinazzi, “Repetitive Magnetic Stimulation а Novel</w:t>
+        <w:spacing w:before="60" w:after="60"/>
+        <w:ind w:left="720"/>
+      </w:pPr>
+      <w:r>
+        <w:rPr>
+          <w:sz w:val="18"/>
+        </w:rPr>
+        <w:t>195 Ассоциация APT, Объявление о сухом иголе физикотерапевтами. Официальное заявление, 2014.</w:t>
       </w:r>
     </w:p>
     <w:p>
@@ -6889,7 +6415,7 @@
         <w:jc w:val="left"/>
       </w:pPr>
       <w:r>
-        <w:t>CAS PubMed Web of Science® Google Scholar</w:t>
+        <w:t>Ученый Google</w:t>
       </w:r>
     </w:p>
     <w:p>
@@ -6900,7 +6426,7 @@
         <w:jc w:val="both"/>
       </w:pPr>
       <w:r>
-        <w:t>217 L. Wang, H. Huang, М. Chen, L. I. Zhangjie, М. А. Rui, and Х. U. Jing, “Study on the Therapeutic Effect of Different Magnetic Stimulation Pelvic Floor Modes on Perimenopausal Myofascial Pelvic Pain Syndrome,” Chongqing Medicine 53, no. 5 (2024): 712–716.</w:t>
+        <w:t>196 С. Unverzagt, К. Berglund, и J. Thomas, Сухой игол для боли в миофазциальной триггерной точке: клинический комментарий, Международный журнал спортивной физиотерапии 10, No 3 (2015): 402.</w:t>
       </w:r>
     </w:p>
     <w:p>
@@ -6911,7 +6437,7 @@
         <w:jc w:val="left"/>
       </w:pPr>
       <w:r>
-        <w:t>Google Scholar</w:t>
+        <w:t>PubMed Google Scholar</w:t>
       </w:r>
     </w:p>
     <w:p>
@@ -6922,7 +6448,7 @@
         <w:jc w:val="both"/>
       </w:pPr>
       <w:r>
-        <w:t>218 Т. Ding, S. Zhang, L. Zhao, et al., “The Effect of Pelvic Floor Magnetic Stimulation in Women With Myofascial Pelvic Pain Syndrome: А Prospective Cohort Pilot Study,” Clinical and Experimental Obstetrics and Gynecology 50, no. 5 (2023): 100.</w:t>
+        <w:t>197 Д. М. Киетрис, К. М. Паломбаро, Э. Азаретто и др., Эффективность сухой иглы для верхней части миофаз. боли: систематический обзор и метаанализ, Журнал ортопедической и спортивной физической терапии 43, No 9 (2013): 620634.</w:t>
       </w:r>
     </w:p>
     <w:p>
@@ -6933,7 +6459,7 @@
         <w:jc w:val="left"/>
       </w:pPr>
       <w:r>
-        <w:t>Web of Science® Google Scholar</w:t>
+        <w:t>PubMed Web of Science® Google Scholar</w:t>
       </w:r>
     </w:p>
     <w:p>
@@ -6944,7 +6470,7 @@
         <w:jc w:val="both"/>
       </w:pPr>
       <w:r>
-        <w:t>219 I. Hashish, H. К. Haia, W. Harvey, С. Feinmann, and М. Harris, “Reduction of Postoperative Pain and Swelling by Ultrasound Treatment: А Placebo Effect,” Pain 33, no. 3 (1988): 303–311.</w:t>
+        <w:t>198 Л. Лю, Q.-М. Хуан, Q.-G. Лю и др., Эффективность сухой иглы для миофазциальных триггерных точек, связанных с болями в шее и плече: систематический обзор и метаанализ, Архивы физической медицины и реабилитации 96, No 5 (2015): 944955.</w:t>
       </w:r>
     </w:p>
     <w:p>
@@ -6955,7 +6481,7 @@
         <w:jc w:val="left"/>
       </w:pPr>
       <w:r>
-        <w:t>CAS PubMed Web of Science® Google Scholar</w:t>
+        <w:t>PubMed Web of Science® Google Scholar</w:t>
       </w:r>
     </w:p>
     <w:p>
@@ -6966,7 +6492,7 @@
         <w:jc w:val="both"/>
       </w:pPr>
       <w:r>
-        <w:t>220 L. Ilter, В. Dilek, I. Batmaz, et al., “Efficacy of Pulsed and Continuous Therapeutic Ultrasound in Myofascial Pain Syndrome: А Randomized Controlled Study,” American Journal of Physical Medicine and Rehabilitation 94, no. 7 (2015): 547–554.</w:t>
+        <w:t>199 М. Дж. Наварро-Сантана, Дж. Санчес-Инфанте, Ц. Фернандес-де-Лас-Пеньяс, Дж. А. Клеланд, П. Мартин-Касас и Г. Плаза-Манзано, Эффективность сухой иглы для миофазциальных триггерных точек, связанных с симптомами боли в шее: обновленный систематический обзор и метаанализ, Журнал клинической медицины 9, No 10 (2020): 3300.</w:t>
       </w:r>
     </w:p>
     <w:p>
@@ -6978,28 +6504,6 @@
       </w:pPr>
       <w:r>
         <w:t>PubMed Web of Science® Google Scholar</w:t>
-      </w:r>
-    </w:p>
-    <w:p>
-      <w:pPr>
-        <w:pStyle w:val="Heading1"/>
-        <w:keepNext/>
-        <w:spacing w:before="360" w:after="240"/>
-        <w:jc w:val="left"/>
-      </w:pPr>
-      <w:r>
-        <w:t>221 G. KavadaR, N. Çağlar, Ş. Özen, Ş. Tütün, and D. Demircİoğlu, “Efficacy of Conventional Ultrasound Therapy on Myofascial</w:t>
-      </w:r>
-    </w:p>
-    <w:p>
-      <w:pPr>
-        <w:pStyle w:val="Heading2"/>
-        <w:keepNext/>
-        <w:spacing w:before="280" w:after="160"/>
-        <w:jc w:val="left"/>
-      </w:pPr>
-      <w:r>
-        <w:t>Google Scholar</w:t>
       </w:r>
     </w:p>
     <w:p>
@@ -7015,7 +6519,7 @@
         <w:jc w:val="both"/>
       </w:pPr>
       <w:r>
-        <w:t>222 А. Manca, Е. Limonta, G. Pilurzi, et al., “Ultrasound and Laser as Stand-Alone Therapies for Myofascial Trigger Points: А Randomized, Double-Blind, Placebo-Controlled Study,” Physiotherapy Research International 19, no. 3 (2014): 166–175.</w:t>
+        <w:t>200 П. Рамасвами, С. Сайкран, М. Свати, Б. М. Радж и П. Лакшмисаси, "Оценка технологий влажного и сухого игла для лечения миофазциальной боли в трапезиевой мышцы" Мета-анализ, Saudi Journal of Oral Sciences 11, No. 2 (2024): 8490.</w:t>
       </w:r>
     </w:p>
     <w:p>
@@ -7026,7 +6530,29 @@
         <w:jc w:val="left"/>
       </w:pPr>
       <w:r>
-        <w:t>CAS PubMed Google Scholar</w:t>
+        <w:t>Ученый Google</w:t>
+      </w:r>
+    </w:p>
+    <w:p>
+      <w:pPr>
+        <w:pStyle w:val="Heading1"/>
+        <w:keepNext/>
+        <w:spacing w:before="360" w:after="240"/>
+        <w:jc w:val="left"/>
+      </w:pPr>
+      <w:r>
+        <w:t>201 J. Rodríguez-Mansilla, В. González-Sánchez, Á. D. Т. García, et al., Эффективность сухой иглы для снижения интенсивности</w:t>
+      </w:r>
+    </w:p>
+    <w:p>
+      <w:pPr>
+        <w:pStyle w:val="Heading2"/>
+        <w:keepNext/>
+        <w:spacing w:before="280" w:after="160"/>
+        <w:jc w:val="left"/>
+      </w:pPr>
+      <w:r>
+        <w:t>Web of Science® Google Scholar</w:t>
       </w:r>
     </w:p>
     <w:p>
@@ -7037,7 +6563,7 @@
         <w:jc w:val="both"/>
       </w:pPr>
       <w:r>
-        <w:t>223 М. С. D. V. Baltazar, J. А. D. О. Russo, V. De Lucca, et al., “Therapeutic Ultrasound Versus Injection of Local Anesthetic in the Treatment of Women With Chronic Pelvic Pain Secondary to Abdominal Myofascial Syndrome: А Randomized Clinical Trial,” BMC Women's Health 22, no. 1 (2022): 325.</w:t>
+        <w:t>202 J.-G. Lin, Р. Kotha, и У.-H. Chen, Понимание применения и механизмов иглоукалывания, Американский журнал переводческих исследований 14, No 3 (2022): 14691481.</w:t>
       </w:r>
     </w:p>
     <w:p>
@@ -7059,7 +6585,7 @@
         <w:jc w:val="both"/>
       </w:pPr>
       <w:r>
-        <w:t>224 К. Salloum, М. Karkoutly, I. Haddad, and J. А. Nassar, “Effectiveness of Ultrasound Therapy, TheraBite Device, Masticatory Muscle Exercises, and Stabilization Splint for the Treatment of Masticatory Myofascial Pain: А Randomized Controlled Trial,” Clinical and Experimental Dental Research 10, no. 4 (2024): e921.</w:t>
+        <w:t>203 Р. Чжан, С. И. Вэн, Х. С. Чжан и др., Акупунктура для синдрома поясничной миофасциальной боли: систематический обзор и метаанализ, Чжонгуо Чжэнь Цзю= китайская акупунктура и моксибуссия 43: 13241332.</w:t>
       </w:r>
     </w:p>
     <w:p>
@@ -7070,7 +6596,7 @@
         <w:jc w:val="left"/>
       </w:pPr>
       <w:r>
-        <w:t>PubMed Web of Science® Google Scholar</w:t>
+        <w:t>Ученый Google</w:t>
       </w:r>
     </w:p>
     <w:p>
@@ -7081,7 +6607,7 @@
         <w:jc w:val="both"/>
       </w:pPr>
       <w:r>
-        <w:t>225 С. Dompe, L. Moncrieff, J. Matys, et al., “Photobiomodulation—Underlying Mechanism and Clinical Applications,” Journal of Clinical Medicine 9, no. 6 (2020): 1724.</w:t>
+        <w:t>204 Х. Лин, Ф. Ли, Х. Лу, М. Чжу и Т. З. Пэнг, Акупунктура миофазциальных болевых триггерных точек для лечения коленного остеоартрита: Систематический обзор и метаанализ, Медицина 101, No 8 (2022): e28838.</w:t>
       </w:r>
     </w:p>
     <w:p>
@@ -7103,7 +6629,29 @@
         <w:jc w:val="both"/>
       </w:pPr>
       <w:r>
-        <w:t>226 М. R. Tehrani, S. Nazary-Moghadam, А. Zeinalzadeh, А. Moradi, H. Mehrad-Majd, and М. Sahebalam, “Efficacy of Low-Level Laser Therapy on Pain, Disability, Pressure Pain Threshold, and Range of Motion in Patients With Myofascial Neck Pain Syndrome: А Systematic Review and MetaAnalysis of Randomized Controlled Trials,” Lasers in Medical Science 37, no. 9 (2022): 3333–3341.</w:t>
+        <w:t>205 А. М. Фараг, А. Малакарне, С. Е. Пагни и Г. Е. Малони, Эффективность иглоукалывания в лечении постоянной региональной боли в голове и шее: систематический обзор и метаанализ, Дополнительные методы лечения в медицине 49 (2020): 102297.</w:t>
+      </w:r>
+    </w:p>
+    <w:p>
+      <w:pPr>
+        <w:pStyle w:val="Heading2"/>
+        <w:keepNext/>
+        <w:spacing w:before="280" w:after="160"/>
+        <w:jc w:val="left"/>
+      </w:pPr>
+      <w:r>
+        <w:t>PubMed Web of Science® Google Scholar</w:t>
+      </w:r>
+    </w:p>
+    <w:p>
+      <w:pPr>
+        <w:pStyle w:val="Heading1"/>
+        <w:keepNext/>
+        <w:spacing w:before="360" w:after="240"/>
+        <w:jc w:val="left"/>
+      </w:pPr>
+      <w:r>
+        <w:t>206 Р. Ван, Х. Ли, С. Чжоу, Х. Чжан, К. Янг и Х. Ли, Ручная иглоукалывание для синдрома миофазциальной боли: систематический</w:t>
       </w:r>
     </w:p>
     <w:p>
@@ -7125,7 +6673,12 @@
         <w:jc w:val="both"/>
       </w:pPr>
       <w:r>
-        <w:t>227 F. М. Munguia, J. Jang, М. Salem, G. Т. Clark, and R. Enciso, “Efficacy of Low-Level Laser Therapy in the Treatment of Temporomandibular Myofascial Pain: А Systematic Review and MetaAnalysis,” Journal of Oral and Facial Pain and Headache 32, no. 3 (2018): 287–297.</w:t>
+        <w:t>207 А. С. Фернандес, Д. М. Д. Мура, Л. Г. Д. Да Сильва, Э. О. Де Альмейда и Г. А. С. Барбоса, Акупунктура при временном мандибулярном расстройстве Лечение миофазциальной боли: Систематический обзор, Журнал о рта и лицевой боли и головной боли 31, No 3 (2017): 225232.</w:t>
+      </w:r>
+    </w:p>
+    <w:p>
+      <w:r>
+        <w:br w:type="page"/>
       </w:r>
     </w:p>
     <w:p>
@@ -7137,6 +6690,28 @@
       </w:pPr>
       <w:r>
         <w:t>PubMed Web of Science® Google Scholar</w:t>
+      </w:r>
+    </w:p>
+    <w:p>
+      <w:pPr>
+        <w:pStyle w:val="Heading1"/>
+        <w:keepNext/>
+        <w:spacing w:before="360" w:after="240"/>
+        <w:jc w:val="left"/>
+      </w:pPr>
+      <w:r>
+        <w:t>208 М. Джонсон, Стимуляция транскортонных электрических нервов: механизмы, клиническое применение и доказательства, Отзывы о</w:t>
+      </w:r>
+    </w:p>
+    <w:p>
+      <w:pPr>
+        <w:pStyle w:val="Heading2"/>
+        <w:keepNext/>
+        <w:spacing w:before="280" w:after="160"/>
+        <w:jc w:val="left"/>
+      </w:pPr>
+      <w:r>
+        <w:t>PubMed Google Scholar</w:t>
       </w:r>
     </w:p>
     <w:p>
@@ -7147,7 +6722,7 @@
         <w:jc w:val="both"/>
       </w:pPr>
       <w:r>
-        <w:t>228 М. G. Fagundes, J. R. S. Albuquerque, Е. J. S. Silva, and А. С. V. Dantas, “The Effects of LowLevel Laser in the Treatment of Myofascial Pain Syndrome: Systematic Review,” BrJP 6 (2023): 83– 89.</w:t>
+        <w:t>209 Р. He, W. Fu, H. Shao, et al., Влияние терапевтических физических способностей на боль, функцию и качество жизни у пациентов с миофазциальным болевым синдромом: Систематический обзор, BMC Musculoskeletal Disorders 24, no. 1 (2023): 376.</w:t>
       </w:r>
     </w:p>
     <w:p>
@@ -7158,12 +6733,7 @@
         <w:jc w:val="left"/>
       </w:pPr>
       <w:r>
-        <w:t>Google Scholar</w:t>
-      </w:r>
-    </w:p>
-    <w:p>
-      <w:r>
-        <w:br w:type="page"/>
+        <w:t>CAS PubMed Web of Science® Google Scholar</w:t>
       </w:r>
     </w:p>
     <w:p>
@@ -7174,7 +6744,7 @@
         <w:jc w:val="both"/>
       </w:pPr>
       <w:r>
-        <w:t>229 С. Liu, У. Wang, W. Yu, J. Xiang, G. Ding, and W. Liu, “Comparative Effectiveness of Noninvasive Therapeutic Interventions for Myofascial Pain Syndrome: А Network Meta-Analysis of Randomized Controlled Trials,” International Journal of Surgery 110, no. 2 (2024): 1099–1112.</w:t>
+        <w:t>210 В. Туопчизаде, Б. Изадсерешт, Б. Эфтехарсадат, Х. Салехи-Пурмехр и С. Долати, Эффективность транскутанной электрической нервной стимуляции (ТЭНС) Модальность для лечения миофасциального синдрома боли: Систематический обзор и метаанализ, Журнал исследований в клинической медицине 12, No 1 (2024): 14.</w:t>
       </w:r>
     </w:p>
     <w:p>
@@ -7185,7 +6755,7 @@
         <w:jc w:val="left"/>
       </w:pPr>
       <w:r>
-        <w:t>PubMed Web of Science® Google Scholar</w:t>
+        <w:t>Ученый Google</w:t>
       </w:r>
     </w:p>
     <w:p>
@@ -7196,7 +6766,7 @@
         <w:jc w:val="both"/>
       </w:pPr>
       <w:r>
-        <w:t>230 J.-H. Cheng and С.-J. Wang, “Biological Mechanism of Shockwave in Bone,” International Journal of Surgery 24 (2015): 143–146.</w:t>
+        <w:t>211 S. Farina, М. Casarotto, М. Benelle и М. Tinazzi, Рандомизированное контролируемое исследование влияния двух различных методов лечения (FREMS и TENS) на миофазциальный синдром боли, Европейский журнал физической и реабилитационной медицины 40, No 4 (2004): 293.</w:t>
       </w:r>
     </w:p>
     <w:p>
@@ -7207,7 +6777,7 @@
         <w:jc w:val="left"/>
       </w:pPr>
       <w:r>
-        <w:t>PubMed Web of Science® Google Scholar</w:t>
+        <w:t>CAS Google Scholar</w:t>
       </w:r>
     </w:p>
     <w:p>
@@ -7218,7 +6788,7 @@
         <w:jc w:val="both"/>
       </w:pPr>
       <w:r>
-        <w:t>231 С. Avendaño-López, Á. Megía-García, H. Beltran-Alacreu, et al., “Efficacy of Extracorporeal Shockwave Therapy on Pain and Function in Myofascial Pain Syndrome,” American Journal of Physical Medicine and Rehabilitation 103, no. 2 (2024): 89–98.</w:t>
+        <w:t>212 К. Гуль и С. А. Анал, Сравнение неинвазивных и инвазивных методов в лечении пациентов с миофазциальным болевым синдромом, Аǧ rı 21, No 3 (2009): 104112.</w:t>
       </w:r>
     </w:p>
     <w:p>
@@ -7229,29 +6799,7 @@
         <w:jc w:val="left"/>
       </w:pPr>
       <w:r>
-        <w:t>PubMed Web of Science® Google Scholar</w:t>
-      </w:r>
-    </w:p>
-    <w:p>
-      <w:pPr>
-        <w:pStyle w:val="Heading1"/>
-        <w:keepNext/>
-        <w:spacing w:before="360" w:after="240"/>
-        <w:jc w:val="left"/>
-      </w:pPr>
-      <w:r>
-        <w:t>232 J. H. Jun, G.-У. Park, С. S. Chae, and D.-С. Suh, “The Effect of Extracorporeal Shock Wave Therapy on Pain Intensity and</w:t>
-      </w:r>
-    </w:p>
-    <w:p>
-      <w:pPr>
-        <w:pStyle w:val="Heading2"/>
-        <w:keepNext/>
-        <w:spacing w:before="280" w:after="160"/>
-        <w:jc w:val="left"/>
-      </w:pPr>
-      <w:r>
-        <w:t>PubMed Web of Science® Google Scholar</w:t>
+        <w:t>PubMed Google Scholar</w:t>
       </w:r>
     </w:p>
     <w:p>
@@ -7262,7 +6810,7 @@
         <w:jc w:val="both"/>
       </w:pPr>
       <w:r>
-        <w:t>233 J.-I. Yoo, М.-К. Oh, S.-W. Chun, S.-U. Lee, and С. H. Lee, “The Effect of Focused Extracorporeal Shock Wave Therapy on Myofascial Pain Syndrome of Trapezius: А Systematic Review and MetaAnalysis,” Medicine 99, no. 7 (2020): e19085.</w:t>
+        <w:t>213 Д. Крокет, М. Форман, Л. Альден и Б. Бласберг, Сравнение методов лечения при управлении синдромом миофасциальной боли, Биовосприятие и саморегулирование 11 (1986): 279291.</w:t>
       </w:r>
     </w:p>
     <w:p>
@@ -7273,29 +6821,7 @@
         <w:jc w:val="left"/>
       </w:pPr>
       <w:r>
-        <w:t>PubMed Web of Science® Google Scholar</w:t>
-      </w:r>
-    </w:p>
-    <w:p>
-      <w:pPr>
-        <w:pStyle w:val="Heading1"/>
-        <w:keepNext/>
-        <w:spacing w:before="360" w:after="240"/>
-        <w:jc w:val="left"/>
-      </w:pPr>
-      <w:r>
-        <w:t>234 Q. Zhang, С. Fu, L. Huang, et al., “Efficacy of Extracorporeal Shockwave Therapy on Pain and Function in Myofascial Pain</w:t>
-      </w:r>
-    </w:p>
-    <w:p>
-      <w:pPr>
-        <w:pStyle w:val="Heading2"/>
-        <w:keepNext/>
-        <w:spacing w:before="280" w:after="160"/>
-        <w:jc w:val="left"/>
-      </w:pPr>
-      <w:r>
-        <w:t>PubMed Web of Science® Google Scholar</w:t>
+        <w:t>CAS PubMed Web of Science® Google Scholar</w:t>
       </w:r>
     </w:p>
     <w:p>
@@ -7306,7 +6832,12 @@
         <w:jc w:val="both"/>
       </w:pPr>
       <w:r>
-        <w:t>235 F. Müggenborg, Е. М. de Castro Carletti, L. Dennett, et al., “Effectiveness of Manual Trigger Point Therapy in Patients With Myofascial Trigger Points in the Orofacial Region—А Systematic Review,” Lifestyles 13, no. 2 (2023): 336.</w:t>
+        <w:t>214 J. Pujol, А. Pascual-Leone, С. Dolz, Е. Delgado, J. L. Dolz и J. Aldomà, Эффект повторяющейся магнитной стимуляции на локализованную мышечно-скелетную боль, Нейрорепортаж 9, No 8 (1998): 17451748.</w:t>
+      </w:r>
+    </w:p>
+    <w:p>
+      <w:r>
+        <w:br w:type="page"/>
       </w:r>
     </w:p>
     <w:p>
@@ -7317,12 +6848,7 @@
         <w:jc w:val="left"/>
       </w:pPr>
       <w:r>
-        <w:t>Google Scholar</w:t>
-      </w:r>
-    </w:p>
-    <w:p>
-      <w:r>
-        <w:br w:type="page"/>
+        <w:t>CAS PubMed Web of Science® Google Scholar</w:t>
       </w:r>
     </w:p>
     <w:p>
@@ -7333,7 +6859,7 @@
         <w:jc w:val="both"/>
       </w:pPr>
       <w:r>
-        <w:t>236 М. J. G. Pavón, I. С. Redondo, V. М. Vizcaíno, А. F. Morales, Р. L. García, and С. Á. Bueno, “Comparative Effectiveness of Manual Therapy Interventions on Pain and Pressure Pain Threshold in Patients With Myofascial Trigger Points: А Network Meta-Analysis,” Clinical Journal of Pain 38, no. 12 (2022): 749–760.</w:t>
+        <w:t>215 Н. Смания, Э. Корато, А. Фиаши, П. Пиетрополи, С. М. Аглиоти и М. Тинацци, Терапевтические эффекты периферической повторяющейся магнитной стимуляции на миофазциальный синдром боли, Клиническая нейрофизиология 114, No 2 (2003): 350358.</w:t>
       </w:r>
     </w:p>
     <w:p>
@@ -7355,7 +6881,7 @@
         <w:jc w:val="both"/>
       </w:pPr>
       <w:r>
-        <w:t>237 М. J. Guzmán-Pavón, I. Cavero-Redondo, V. Martínez-Vizcaíno, А. I. Torres-Costoso, S. ReinaGutiérrez, and С. Álvarez-Bueno, “Effect of Manual Therapy Interventions on Range of Motion Among Individuals With Myofascial Trigger Points: А Systematic Review and Meta-Analysis,” Pain Medicine 23, no. 1 (2022): 137–143.</w:t>
+        <w:t>216 Н. Смания, Э. Корато, А. Фиаши, П. Пиетрополи, С. М. Аглиоти и М. Тинацци, Повторяющаяся магнитная стимуляция - новый терапевтический подход к синдрому миофазсовой боли, Журнал неврологии 252 (2005): 307314.</w:t>
       </w:r>
     </w:p>
     <w:p>
@@ -7366,7 +6892,7 @@
         <w:jc w:val="left"/>
       </w:pPr>
       <w:r>
-        <w:t>PubMed Web of Science® Google Scholar</w:t>
+        <w:t>CAS PubMed Web of Science® Google Scholar</w:t>
       </w:r>
     </w:p>
     <w:p>
@@ -7377,7 +6903,7 @@
         <w:jc w:val="both"/>
       </w:pPr>
       <w:r>
-        <w:t>238 А. С. da Silva, М. De Noronha, R. М. Liberatori-Junior, et al., “The Effectiveness of Ischemic Compression Technique on Pain and Function in Individuals With Shoulder Pain: А Systematic Review,” Journal of Manipulative and Physiological Therapeutics 43, no. 3 (2020): 234–246.</w:t>
+        <w:t>217 Л. Ван, Х. Хуан, М. Чен, Л. И. Чжанджи, М. А. Рюи и Х. У. Дзин, Исследование терапевтического эффекта различных магнитных стимуляционных моделей таза на перименопаузальный миофазциальный тазовый больной синдром, Чонцинская медицина 53, No 5 (2024): 712716.</w:t>
       </w:r>
     </w:p>
     <w:p>
@@ -7388,7 +6914,7 @@
         <w:jc w:val="left"/>
       </w:pPr>
       <w:r>
-        <w:t>PubMed Google Scholar</w:t>
+        <w:t>Ученый Google</w:t>
       </w:r>
     </w:p>
     <w:p>
@@ -7399,7 +6925,7 @@
         <w:jc w:val="both"/>
       </w:pPr>
       <w:r>
-        <w:t>239 J. Lew, J. Kim, and Р. Nair, “Comparison of Dry Needling and Trigger Point Manual Therapy in Patients With Neck and Upper Back Myofascial Pain Syndrome: А Systematic Review and MetaAnalysis,” Journal of Manual and Manipulative Therapy 29, no. 3 (2021): 136–146.</w:t>
+        <w:t>218 Т. Динг, С. Чжан, Л. Чжао и др., Эффект магнитной стимуляции тазального пола у женщин с миофазциальным синдромом боли таза: перспективное пилотное исследование кохорты, Клиническая и экспериментальная акушерская и гинекология 50, No 5 (2023): 100.</w:t>
       </w:r>
     </w:p>
     <w:p>
@@ -7410,7 +6936,7 @@
         <w:jc w:val="left"/>
       </w:pPr>
       <w:r>
-        <w:t>PubMed Web of Science® Google Scholar</w:t>
+        <w:t>Web of Science® Google Scholar</w:t>
       </w:r>
     </w:p>
     <w:p>
@@ -7421,7 +6947,7 @@
         <w:jc w:val="both"/>
       </w:pPr>
       <w:r>
-        <w:t>240 L. А. de Melo, А. К. Bezerra de Medeiros, М. Campos, С. М. Bastos Machado de Resende, G. А. S. Barbosa, and Е. О. de Almeida, “Manual Therapy in the Treatment of Myofascial Pain Related to Temporomandibular Disorders: А Systematic Review,” Journal of Oral and Facial Pain and Headache 34, no. 2 (2020): 141–148.</w:t>
+        <w:t>219 И. Хашиш, Х. К. Хайя, В. Харви, С. Файнманн и М. Харрис, Снижение послеоперативной боли и отеков с помощью ультразвукового лечения: эффект плацебо, Боль 33, No 3 (1988): 303311.</w:t>
       </w:r>
     </w:p>
     <w:p>
@@ -7432,7 +6958,7 @@
         <w:jc w:val="left"/>
       </w:pPr>
       <w:r>
-        <w:t>PubMed Google Scholar</w:t>
+        <w:t>CAS PubMed Web of Science® Google Scholar</w:t>
       </w:r>
     </w:p>
     <w:p>
@@ -7443,7 +6969,7 @@
         <w:jc w:val="both"/>
       </w:pPr>
       <w:r>
-        <w:t>241 Х.-F. Zhang, L. Liu, В.-В. Wang, Х. Liu, and Р. Li, “Evidence for Kinesio Taping in Management of Myofascial Pain Syndrome: А Systematic Review and Meta-Analysis,” Clinical Rehabilitation 33, no. 5 (2019): 865–874.</w:t>
+        <w:t>220 Л. Ильтер, Б. Дилек, И. Батмаз и др., Эффективность пульсируемого и непрерывного терапевтического ультразвука при миофазциальном синдроме боли: рандомизированное контролируемое исследование, Американский журнал физической медицины и реабилитации 94, No 7 (2015): 547554.</w:t>
       </w:r>
     </w:p>
     <w:p>
@@ -7465,7 +6991,45 @@
         <w:jc w:val="both"/>
       </w:pPr>
       <w:r>
-        <w:t>242 М. Alotaibi, А. Ayoub, Т. King, and S. Uddin, “The Effect of Kinesio Taping in Reducing Myofascial Pain Syndrome on the Upper Trapezius Muscle: А Systematic Review and MetaAnalysis,” European Scientific Journal 14, no. 6 (2018): 336–350.</w:t>
+        <w:t>221 Г. КавадаР, Н. Чаглар, Ш. Озен, Ш. Тутун и Д. Демиркиоглу, Эффективность обычной ультразвуковой терапии при миофазциальном синдроме боли: контролируемое плацебо-исследование, Сельское хозяйство 27, No 4 (2015): 190196.</w:t>
+      </w:r>
+    </w:p>
+    <w:p>
+      <w:pPr>
+        <w:pStyle w:val="Heading2"/>
+        <w:keepNext/>
+        <w:spacing w:before="280" w:after="160"/>
+        <w:jc w:val="left"/>
+      </w:pPr>
+      <w:r>
+        <w:t>Ученый Google</w:t>
+      </w:r>
+    </w:p>
+    <w:p>
+      <w:r>
+        <w:br w:type="page"/>
+      </w:r>
+    </w:p>
+    <w:p>
+      <w:pPr>
+        <w:pStyle w:val="Heading1"/>
+        <w:keepNext/>
+        <w:spacing w:before="360" w:after="240"/>
+        <w:jc w:val="left"/>
+      </w:pPr>
+      <w:r>
+        <w:t>222 А. Манка, Э. Лимонта, Г. Пилурзи и др., Ультразвуковые и лазерные терапии как самостоятельные терапии для миофазциальных</w:t>
+      </w:r>
+    </w:p>
+    <w:p>
+      <w:pPr>
+        <w:pStyle w:val="Heading2"/>
+        <w:keepNext/>
+        <w:spacing w:before="280" w:after="160"/>
+        <w:jc w:val="left"/>
+      </w:pPr>
+      <w:r>
+        <w:t>CAS PubMed Google Scholar</w:t>
       </w:r>
     </w:p>
     <w:p>
@@ -7476,7 +7040,457 @@
         <w:jc w:val="both"/>
       </w:pPr>
       <w:r>
-        <w:t>Google Scholar Download PDF ABOUT WILEY ONLINE LIBRARY Privacy Policy Terms of Use About Cookies Manage Cookies Accessibility Wiley Research DE&amp;I Statement and Publishing Policies Developing World Access HELP &amp; SUPPORT Contact Us Training and Support DMCA &amp; Reporting Piracy OPPORTUNITIES Subscription Agents Advertisers &amp; Corporate Partners CONNECT WITH WILEY The Wiley Network Wiley Press Room</w:t>
+        <w:t>223 М. К. Д. В. Балтазар, J. А. D. О. Russo, V. De Lucca, и др., Терапевтический ультразвук против инъекции местной анестезии в лечении женщин с хронической бедровой болью вторичный к брюшному миофазциальному синдрому: Рандомизированное клиническое испытание, BMC Женское здоровье 22, No 1 (2022): 325.</w:t>
+      </w:r>
+    </w:p>
+    <w:p>
+      <w:pPr>
+        <w:pStyle w:val="Heading2"/>
+        <w:keepNext/>
+        <w:spacing w:before="280" w:after="160"/>
+        <w:jc w:val="left"/>
+      </w:pPr>
+      <w:r>
+        <w:t>CAS PubMed Web of Science® Google Scholar</w:t>
+      </w:r>
+    </w:p>
+    <w:p>
+      <w:pPr>
+        <w:pStyle w:val="Heading1"/>
+        <w:keepNext/>
+        <w:spacing w:before="360" w:after="240"/>
+        <w:jc w:val="left"/>
+      </w:pPr>
+      <w:r>
+        <w:t>224 К. Саллум, М. Каркутли, И. Хаддад и Дж. А. Нассар, Эффективность ультразвуковой терапии, устройства Терабита, упражнений</w:t>
+      </w:r>
+    </w:p>
+    <w:p>
+      <w:pPr>
+        <w:pStyle w:val="Heading2"/>
+        <w:keepNext/>
+        <w:spacing w:before="280" w:after="160"/>
+        <w:jc w:val="left"/>
+      </w:pPr>
+      <w:r>
+        <w:t>PubMed Web of Science® Google Scholar</w:t>
+      </w:r>
+    </w:p>
+    <w:p>
+      <w:pPr>
+        <w:widowControl/>
+        <w:spacing w:after="160" w:before="0" w:line="276" w:lineRule="auto"/>
+        <w:ind w:firstLine="0"/>
+        <w:jc w:val="both"/>
+      </w:pPr>
+      <w:r>
+        <w:t>225 С. Dompe, L. Moncrieff, J. Matys, et al., ФотобиомодуляцияПодлежащий механизм и клинические приложения, Журнал клинической медицины 9, No 6 (2020): 1724.</w:t>
+      </w:r>
+    </w:p>
+    <w:p>
+      <w:pPr>
+        <w:pStyle w:val="Heading2"/>
+        <w:keepNext/>
+        <w:spacing w:before="280" w:after="160"/>
+        <w:jc w:val="left"/>
+      </w:pPr>
+      <w:r>
+        <w:t>PubMed Web of Science® Google Scholar</w:t>
+      </w:r>
+    </w:p>
+    <w:p>
+      <w:pPr>
+        <w:widowControl/>
+        <w:spacing w:after="160" w:before="0" w:line="276" w:lineRule="auto"/>
+        <w:ind w:firstLine="0"/>
+        <w:jc w:val="both"/>
+      </w:pPr>
+      <w:r>
+        <w:t>226 М. Р. Техрани, С. Назари-Могадам, А. Зейналзаде, А. Моради, Х. Мехрад-Маджд и М. Сахебалам, Эффективность лазерной терапии низкого уровня при боли, инвалидности, пороге боли давления и диапазоне движения у пациентов с синдромом боли в шее миофасциальной: систематический обзор и метаанализ рандомизированных контролируемых исследований, Лазеры в медицинской науке 37, No 9 (2022): 33333341.</w:t>
+      </w:r>
+    </w:p>
+    <w:p>
+      <w:pPr>
+        <w:pStyle w:val="Heading2"/>
+        <w:keepNext/>
+        <w:spacing w:before="280" w:after="160"/>
+        <w:jc w:val="left"/>
+      </w:pPr>
+      <w:r>
+        <w:t>PubMed Web of Science® Google Scholar</w:t>
+      </w:r>
+    </w:p>
+    <w:p>
+      <w:pPr>
+        <w:widowControl/>
+        <w:spacing w:after="160" w:before="0" w:line="276" w:lineRule="auto"/>
+        <w:ind w:firstLine="0"/>
+        <w:jc w:val="both"/>
+      </w:pPr>
+      <w:r>
+        <w:t>227 Ф. М. Munguia, J. Jang, М. Salem, G. Т. Clark и R. Enciso, Эффективность лазерной терапии низкого уровня в лечении временной миофазной боли: систематический обзор и метаанализ, Журнал о рта и лицевой боли и головной боли 32, No 3 (2018): 287297.</w:t>
+      </w:r>
+    </w:p>
+    <w:p>
+      <w:pPr>
+        <w:pStyle w:val="Heading2"/>
+        <w:keepNext/>
+        <w:spacing w:before="280" w:after="160"/>
+        <w:jc w:val="left"/>
+      </w:pPr>
+      <w:r>
+        <w:t>PubMed Web of Science® Google Scholar</w:t>
+      </w:r>
+    </w:p>
+    <w:p>
+      <w:pPr>
+        <w:widowControl/>
+        <w:spacing w:after="160" w:before="0" w:line="276" w:lineRule="auto"/>
+        <w:ind w:firstLine="0"/>
+        <w:jc w:val="both"/>
+      </w:pPr>
+      <w:r>
+        <w:t>228 М. Г. Фагундес, Дж. Р. С. Альбукерк, Э. Дж. С. Сильва и А. С. В. Дантас, Эффекты лазера низкого уровня в лечении синдрома миофасциальной боли: Систематический обзор, BrJP 6 (2023): 83 89.</w:t>
+      </w:r>
+    </w:p>
+    <w:p>
+      <w:pPr>
+        <w:pStyle w:val="Heading2"/>
+        <w:keepNext/>
+        <w:spacing w:before="280" w:after="160"/>
+        <w:jc w:val="left"/>
+      </w:pPr>
+      <w:r>
+        <w:t>Ученый Google</w:t>
+      </w:r>
+    </w:p>
+    <w:p>
+      <w:r>
+        <w:br w:type="page"/>
+      </w:r>
+    </w:p>
+    <w:p>
+      <w:pPr>
+        <w:widowControl/>
+        <w:spacing w:after="160" w:before="0" w:line="276" w:lineRule="auto"/>
+        <w:ind w:firstLine="0"/>
+        <w:jc w:val="both"/>
+      </w:pPr>
+      <w:r>
+        <w:t>229 Ц. Лю, Юань, Цзян, Дин и Люань, Сравнительная эффективность неинвазивных терапевтических вмешательств для синдрома миофасциальной боли: сеть метаанализ рандомизированных контролируемых испытаний, Международный журнал хирургии 110, No 2 (2024): 10991112.</w:t>
+      </w:r>
+    </w:p>
+    <w:p>
+      <w:pPr>
+        <w:pStyle w:val="Heading2"/>
+        <w:keepNext/>
+        <w:spacing w:before="280" w:after="160"/>
+        <w:jc w:val="left"/>
+      </w:pPr>
+      <w:r>
+        <w:t>PubMed Web of Science® Google Scholar</w:t>
+      </w:r>
+    </w:p>
+    <w:p>
+      <w:pPr>
+        <w:widowControl/>
+        <w:spacing w:after="160" w:before="0" w:line="276" w:lineRule="auto"/>
+        <w:ind w:firstLine="0"/>
+        <w:jc w:val="both"/>
+      </w:pPr>
+      <w:r>
+        <w:t>230 Дж.-Х. Ченг и Ч.-Дж. Ван, Биологический механизм шоковой волны в костях, Международный журнал хирургии 24 (2015): 143146.</w:t>
+      </w:r>
+    </w:p>
+    <w:p>
+      <w:pPr>
+        <w:pStyle w:val="Heading2"/>
+        <w:keepNext/>
+        <w:spacing w:before="280" w:after="160"/>
+        <w:jc w:val="left"/>
+      </w:pPr>
+      <w:r>
+        <w:t>PubMed Web of Science® Google Scholar</w:t>
+      </w:r>
+    </w:p>
+    <w:p>
+      <w:pPr>
+        <w:pStyle w:val="Heading1"/>
+        <w:keepNext/>
+        <w:spacing w:before="360" w:after="240"/>
+        <w:jc w:val="left"/>
+      </w:pPr>
+      <w:r>
+        <w:t>231 С. Avendaño-López, Á. Megía-García, H. Beltran-Alacreu, и др., Эффективность внетелловой шоковой волны терапии на боль и</w:t>
+      </w:r>
+    </w:p>
+    <w:p>
+      <w:pPr>
+        <w:pStyle w:val="Heading2"/>
+        <w:keepNext/>
+        <w:spacing w:before="280" w:after="160"/>
+        <w:jc w:val="left"/>
+      </w:pPr>
+      <w:r>
+        <w:t>PubMed Web of Science® Google Scholar</w:t>
+      </w:r>
+    </w:p>
+    <w:p>
+      <w:pPr>
+        <w:pStyle w:val="Heading1"/>
+        <w:keepNext/>
+        <w:spacing w:before="360" w:after="240"/>
+        <w:jc w:val="left"/>
+      </w:pPr>
+      <w:r>
+        <w:t>232 J. H. Jun, G.-У. Park, С. S. Chae, и D.-С. Suh, Влияние экстракорпоральной шоковой волны терапии на интенсивность боли и</w:t>
+      </w:r>
+    </w:p>
+    <w:p>
+      <w:pPr>
+        <w:pStyle w:val="Heading2"/>
+        <w:keepNext/>
+        <w:spacing w:before="280" w:after="160"/>
+        <w:jc w:val="left"/>
+      </w:pPr>
+      <w:r>
+        <w:t>PubMed Web of Science® Google Scholar</w:t>
+      </w:r>
+    </w:p>
+    <w:p>
+      <w:pPr>
+        <w:pStyle w:val="Heading1"/>
+        <w:keepNext/>
+        <w:spacing w:before="360" w:after="240"/>
+        <w:jc w:val="left"/>
+      </w:pPr>
+      <w:r>
+        <w:t>233 J.-I. Yoo, М.-К. Oh, S.-W. Chun, S.-U. Lee, и С. H. Lee, Эффект сосредоточенной экстракорпоральной шоковой волны терапии</w:t>
+      </w:r>
+    </w:p>
+    <w:p>
+      <w:pPr>
+        <w:pStyle w:val="Heading2"/>
+        <w:keepNext/>
+        <w:spacing w:before="280" w:after="160"/>
+        <w:jc w:val="left"/>
+      </w:pPr>
+      <w:r>
+        <w:t>PubMed Web of Science® Google Scholar</w:t>
+      </w:r>
+    </w:p>
+    <w:p>
+      <w:pPr>
+        <w:widowControl/>
+        <w:spacing w:after="160" w:before="0" w:line="276" w:lineRule="auto"/>
+        <w:ind w:firstLine="0"/>
+        <w:jc w:val="both"/>
+      </w:pPr>
+      <w:r>
+        <w:t>234 Q. Zhang, С. Fu, L. Huang, et al., Эффективность внетелской шоковой волны терапии на боль и функцию в миофазциальном синдроме боли трапезия: систематический обзор и метаанализ, Архивы физической медицины и реабилитации 101, No 8 (2020): 14371446.</w:t>
+      </w:r>
+    </w:p>
+    <w:p>
+      <w:pPr>
+        <w:pStyle w:val="Heading2"/>
+        <w:keepNext/>
+        <w:spacing w:before="280" w:after="160"/>
+        <w:jc w:val="left"/>
+      </w:pPr>
+      <w:r>
+        <w:t>PubMed Web of Science® Google Scholar</w:t>
+      </w:r>
+    </w:p>
+    <w:p>
+      <w:pPr>
+        <w:widowControl/>
+        <w:spacing w:after="160" w:before="0" w:line="276" w:lineRule="auto"/>
+        <w:ind w:firstLine="0"/>
+        <w:jc w:val="both"/>
+      </w:pPr>
+      <w:r>
+        <w:t>235 F. Müggenborg, Е. М. de Castro Carletti, L. Dennett, et al., Эффективность ручной триггерной терапии у пациентов с миофазциальными триггерными точками в орофазиальном регионе Систематический обзор, Стиль жизни 13, No 2 (2023): 336.</w:t>
+      </w:r>
+    </w:p>
+    <w:p>
+      <w:pPr>
+        <w:pStyle w:val="Heading2"/>
+        <w:keepNext/>
+        <w:spacing w:before="280" w:after="160"/>
+        <w:jc w:val="left"/>
+      </w:pPr>
+      <w:r>
+        <w:t>Ученый Google</w:t>
+      </w:r>
+    </w:p>
+    <w:p>
+      <w:r>
+        <w:br w:type="page"/>
+      </w:r>
+    </w:p>
+    <w:p>
+      <w:pPr>
+        <w:widowControl/>
+        <w:spacing w:after="160" w:before="0" w:line="276" w:lineRule="auto"/>
+        <w:ind w:firstLine="0"/>
+        <w:jc w:val="both"/>
+      </w:pPr>
+      <w:r>
+        <w:t>236 М. Дж. Г. Павон, И. К. Редондо, В. М. Вискаино, А. Ф. Моралес, П. Л. Гарсия и К. А. Буэно, Сравнительная эффективность ручной терапии на боль и давление Боль порог у пациентов с миофазциальными триггерными точками: сеть метаанализ, Клинический журнал боли 38, No 12 (2022): 749760.</w:t>
+      </w:r>
+    </w:p>
+    <w:p>
+      <w:pPr>
+        <w:pStyle w:val="Heading2"/>
+        <w:keepNext/>
+        <w:spacing w:before="280" w:after="160"/>
+        <w:jc w:val="left"/>
+      </w:pPr>
+      <w:r>
+        <w:t>PubMed Web of Science® Google Scholar</w:t>
+      </w:r>
+    </w:p>
+    <w:p>
+      <w:pPr>
+        <w:widowControl/>
+        <w:spacing w:after="160" w:before="0" w:line="276" w:lineRule="auto"/>
+        <w:ind w:firstLine="0"/>
+        <w:jc w:val="both"/>
+      </w:pPr>
+      <w:r>
+        <w:t>237 М. Дж. Гусман-Павон, И. Каверо-Редондо, В. Мартинес-Визкаино, А. И. Торрес-Костосо, С. Рейна-Гутиеррес и С. Альварес-Буено, Эффект ручной терапии на диапазон движения среди людей с миофазными триггерными точками: Систематический обзор и метаанализ, Медицианная болезнь 23, No 1 (2022): 137143.</w:t>
+      </w:r>
+    </w:p>
+    <w:p>
+      <w:pPr>
+        <w:pStyle w:val="Heading2"/>
+        <w:keepNext/>
+        <w:spacing w:before="280" w:after="160"/>
+        <w:jc w:val="left"/>
+      </w:pPr>
+      <w:r>
+        <w:t>PubMed Web of Science® Google Scholar</w:t>
+      </w:r>
+    </w:p>
+    <w:p>
+      <w:pPr>
+        <w:widowControl/>
+        <w:spacing w:after="160" w:before="0" w:line="276" w:lineRule="auto"/>
+        <w:ind w:firstLine="0"/>
+        <w:jc w:val="both"/>
+      </w:pPr>
+      <w:r>
+        <w:t>238 А. С. да Сильва, М. Де Норонха, Р. М. Либератори-Дюниор и др., Эффективность метода ишемического сжатия на боль и функцию у лиц с болями в плечах: Систематический обзор, Журнал манипулятивной и физиологической терапии 43, No 3 (2020): 234246.</w:t>
+      </w:r>
+    </w:p>
+    <w:p>
+      <w:pPr>
+        <w:pStyle w:val="Heading2"/>
+        <w:keepNext/>
+        <w:spacing w:before="280" w:after="160"/>
+        <w:jc w:val="left"/>
+      </w:pPr>
+      <w:r>
+        <w:t>PubMed Google Scholar</w:t>
+      </w:r>
+    </w:p>
+    <w:p>
+      <w:pPr>
+        <w:widowControl/>
+        <w:spacing w:after="160" w:before="0" w:line="276" w:lineRule="auto"/>
+        <w:ind w:firstLine="0"/>
+        <w:jc w:val="both"/>
+      </w:pPr>
+      <w:r>
+        <w:t>239 J. Lew, J. Kim и Р. Nair, Сравнение сухой игловой и триггерной точек ручной терапии у пациентов с синдромом миофасциальной боли в шее и верхней части спины: систематический обзор и метаанализ, Журнал ручной и манипулятивной терапии 29, No 3 (2021): 136146.</w:t>
+      </w:r>
+    </w:p>
+    <w:p>
+      <w:pPr>
+        <w:pStyle w:val="Heading2"/>
+        <w:keepNext/>
+        <w:spacing w:before="280" w:after="160"/>
+        <w:jc w:val="left"/>
+      </w:pPr>
+      <w:r>
+        <w:t>PubMed Web of Science® Google Scholar</w:t>
+      </w:r>
+    </w:p>
+    <w:p>
+      <w:pPr>
+        <w:widowControl/>
+        <w:spacing w:after="160" w:before="0" w:line="276" w:lineRule="auto"/>
+        <w:ind w:firstLine="0"/>
+        <w:jc w:val="both"/>
+      </w:pPr>
+      <w:r>
+        <w:t>240 Л. А. де Мело, А. К. Безерра де Медейрос, М. Кампос, С. М. Бастос Мачадо де Резенде, Г. А. С. Барбоса и Э. О. де Альмейда, Ручная терапия при лечении миофазциальной боли, связанной с временными мандибулярными расстройствами: Систематический обзор, Журнал о рта и лица боли и головной боли 34, No 2 (2020): 141148.</w:t>
+      </w:r>
+    </w:p>
+    <w:p>
+      <w:pPr>
+        <w:pStyle w:val="Heading2"/>
+        <w:keepNext/>
+        <w:spacing w:before="280" w:after="160"/>
+        <w:jc w:val="left"/>
+      </w:pPr>
+      <w:r>
+        <w:t>PubMed Google Scholar</w:t>
+      </w:r>
+    </w:p>
+    <w:p>
+      <w:pPr>
+        <w:widowControl/>
+        <w:spacing w:after="160" w:before="0" w:line="276" w:lineRule="auto"/>
+        <w:ind w:firstLine="0"/>
+        <w:jc w:val="both"/>
+      </w:pPr>
+      <w:r>
+        <w:t>241 Х.-F. Zhang, L. Liu, В.-В. Wang, Х. Liu, и Р. Li, Доказательства для кинезиозаписывания в лечении миофазциального синдрома боли: систематический обзор и метаанализ, Клиническая реабилитация 33, No 5 (2019): 865874.</w:t>
+      </w:r>
+    </w:p>
+    <w:p>
+      <w:pPr>
+        <w:pStyle w:val="Heading2"/>
+        <w:keepNext/>
+        <w:spacing w:before="280" w:after="160"/>
+        <w:jc w:val="left"/>
+      </w:pPr>
+      <w:r>
+        <w:t>PubMed Web of Science® Google Scholar</w:t>
+      </w:r>
+    </w:p>
+    <w:p>
+      <w:pPr>
+        <w:widowControl/>
+        <w:spacing w:after="160" w:before="0" w:line="276" w:lineRule="auto"/>
+        <w:ind w:firstLine="0"/>
+        <w:jc w:val="both"/>
+      </w:pPr>
+      <w:r>
+        <w:t>242 М. Алотайби, А. Аюб, Т. Кинг и С. Удин, Влияние кинезионной ленты на снижение синдрома миофазциальной боли на верхней трапезной мышце: Систематический обзор и метаанализ, Европейский научный журнал 14, No 6 (2018): 336350.</w:t>
+      </w:r>
+    </w:p>
+    <w:p>
+      <w:pPr>
+        <w:pStyle w:val="Heading2"/>
+        <w:keepNext/>
+        <w:spacing w:before="280" w:after="160"/>
+        <w:jc w:val="left"/>
+      </w:pPr>
+      <w:r>
+        <w:t>PDF О WILEY ONLINE LIBRARY</w:t>
+      </w:r>
+    </w:p>
+    <w:p>
+      <w:pPr>
+        <w:widowControl/>
+        <w:spacing w:after="160" w:before="0" w:line="276" w:lineRule="auto"/>
+        <w:ind w:firstLine="0"/>
+        <w:jc w:val="both"/>
+      </w:pPr>
+      <w:r>
+        <w:t>Политика конфиденциальности Условия использования О файлах</w:t>
       </w:r>
     </w:p>
     <w:p>
@@ -7542,7 +7556,7 @@
         <w:jc w:val="both"/>
       </w:pPr>
       <w:r>
-        <w:t>Copyright © 1999-2025 John Wiley &amp; Sons, Inc or related companies. All rights reserved, including rights for text and data mining and training of artificial intelligence technologies or similar technologies.</w:t>
+        <w:t>Авторское право © 1999-2025 John Wiley &amp; Sons, Inc. или связанные с ним компании.</w:t>
       </w:r>
     </w:p>
     <w:sectPr>
